--- a/paper/Fiscal_Discipline_and_Investment_Outcomes.docx
+++ b/paper/Fiscal_Discipline_and_Investment_Outcomes.docx
@@ -17,26 +17,101 @@
     <w:p>
       <w:pPr>
         <w:jc w:val="center"/>
+        <w:spacing w:after="0"/>
+      </w:pPr>
+      <w:r>
+        <w:rPr>
+          <w:b/>
+          <w:sz w:val="24"/>
+        </w:rPr>
+        <w:t xml:space="preserve">R Vinay Kumar</w:t>
+      </w:r>
+    </w:p>
+    <w:p>
+      <w:pPr>
+        <w:jc w:val="center"/>
+        <w:spacing w:after="0"/>
       </w:pPr>
       <w:r>
         <w:rPr>
           <w:i/>
         </w:rPr>
-        <w:t xml:space="preserve">R VINAY </w:t>
-      </w:r>
-      <w:proofErr w:type="gramStart"/>
+        <w:t xml:space="preserve">Department of Advanced Computing, St. Joseph's University</w:t>
+      </w:r>
+    </w:p>
+    <w:p>
+      <w:pPr>
+        <w:jc w:val="center"/>
+        <w:spacing w:after="0"/>
+      </w:pPr>
       <w:r>
         <w:rPr>
           <w:i/>
         </w:rPr>
-        <w:t>KUMAR ,</w:t>
-      </w:r>
-      <w:proofErr w:type="gramEnd"/>
+        <w:t xml:space="preserve">Bengaluru, Karnataka, India</w:t>
+      </w:r>
+    </w:p>
+    <w:p>
+      <w:pPr>
+        <w:jc w:val="center"/>
+        <w:spacing w:after="0"/>
+      </w:pPr>
+      <w:r>
+        <w:t xml:space="preserve">rvinaykumar6924@gmail.com</w:t>
+      </w:r>
+    </w:p>
+    <w:p>
+      <w:pPr>
+        <w:jc w:val="center"/>
+        <w:spacing w:after="0"/>
+      </w:pPr>
+      <w:r>
+        <w:t xml:space="preserve"> </w:t>
+      </w:r>
+    </w:p>
+    <w:p>
+      <w:pPr>
+        <w:jc w:val="center"/>
+        <w:spacing w:after="0"/>
+      </w:pPr>
+      <w:r>
+        <w:rPr>
+          <w:b/>
+        </w:rPr>
+        <w:t xml:space="preserve">Research Guide: S. Dutta</w:t>
+      </w:r>
+    </w:p>
+    <w:p>
+      <w:pPr>
+        <w:jc w:val="center"/>
+        <w:spacing w:after="0"/>
+      </w:pPr>
       <w:r>
         <w:rPr>
           <w:i/>
         </w:rPr>
-        <w:t xml:space="preserve"> ST. JOSEPH’S UNIVERSITY</w:t>
+        <w:t xml:space="preserve">Department of Advanced Computing, St. Joseph's University</w:t>
+      </w:r>
+    </w:p>
+    <w:p>
+      <w:pPr>
+        <w:jc w:val="center"/>
+        <w:spacing w:after="0"/>
+      </w:pPr>
+      <w:r>
+        <w:rPr>
+          <w:i/>
+        </w:rPr>
+        <w:t xml:space="preserve">Bengaluru, Karnataka, India</w:t>
+      </w:r>
+    </w:p>
+    <w:p>
+      <w:pPr>
+        <w:jc w:val="center"/>
+        <w:spacing w:after="0"/>
+      </w:pPr>
+      <w:r>
+        <w:t xml:space="preserve">duttasanjay098@gmail.com</w:t>
       </w:r>
     </w:p>
     <w:p>
@@ -38403,6 +38478,22 @@
       </w:pPr>
       <w:r>
         <w:t>Three extensions follow from those limits. A longer panel, once further post-pandemic years have been audited, would show whether the within-state debt coefficient moves toward the between-state sign as FY 2020-21 loses weight in the estimation window; Section 7.1 predicts that it should. Adding off-budget guarantees to the debt measure, and interacting capital expenditure with its financing source, are the two specification changes that Section 7.2 and the limitations above point to most directly. Beyond this sample, the natural test of external validity is to extend the panel below the top ten, where the variation in both fiscal position and investment is wider and the agglomeration floor is lower, and to ask whether the same convergence across methods survives outside the group of states that were always going to receive the capital.</w:t>
+      </w:r>
+    </w:p>
+    <w:p>
+      <w:pPr>
+        <w:pStyle w:val="Heading1"/>
+      </w:pPr>
+      <w:r>
+        <w:t>Data and Code Availability</w:t>
+      </w:r>
+    </w:p>
+    <w:p>
+      <w:pPr>
+        <w:jc w:val="both"/>
+      </w:pPr>
+      <w:r>
+        <w:t xml:space="preserve">The complete dataset, analysis code, results and this manuscript are openly available at https://github.com/fbivinay/Fiscal-Discipline-and-Investment-Outcomes. The repository contains the audited source series, the 50-row analysis panel used in every estimate reported here, all five analysis scripts, and the full set of tables and figures, so that each result can be reproduced from the raw inputs. It also retains the superseded seven-variable machine-learning run discussed in Section 5.2, so that the leakage diagnosis reported there can be verified rather than taken on trust.</w:t>
       </w:r>
     </w:p>
     <w:p>

--- a/paper/Fiscal_Discipline_and_Investment_Outcomes.docx
+++ b/paper/Fiscal_Discipline_and_Investment_Outcomes.docx
@@ -16,54 +16,62 @@
     </w:p>
     <w:p>
       <w:pPr>
+        <w:spacing w:after="0"/>
         <w:jc w:val="center"/>
-        <w:spacing w:after="0"/>
       </w:pPr>
       <w:r>
         <w:rPr>
           <w:b/>
           <w:sz w:val="24"/>
         </w:rPr>
-        <w:t xml:space="preserve">R Vinay Kumar</w:t>
+        <w:t>R Vinay Kumar</w:t>
       </w:r>
     </w:p>
     <w:p>
       <w:pPr>
+        <w:spacing w:after="0"/>
         <w:jc w:val="center"/>
-        <w:spacing w:after="0"/>
       </w:pPr>
       <w:r>
         <w:rPr>
           <w:i/>
         </w:rPr>
-        <w:t xml:space="preserve">Department of Advanced Computing, St. Joseph's University</w:t>
+        <w:t>Department of Advanced Computing, St. Joseph's University</w:t>
       </w:r>
     </w:p>
     <w:p>
       <w:pPr>
+        <w:spacing w:after="0"/>
         <w:jc w:val="center"/>
-        <w:spacing w:after="0"/>
       </w:pPr>
       <w:r>
         <w:rPr>
           <w:i/>
         </w:rPr>
-        <w:t xml:space="preserve">Bengaluru, Karnataka, India</w:t>
+        <w:t>Bengaluru, Karnataka, India</w:t>
       </w:r>
     </w:p>
     <w:p>
       <w:pPr>
+        <w:spacing w:after="0"/>
         <w:jc w:val="center"/>
-        <w:spacing w:after="0"/>
       </w:pPr>
-      <w:r>
-        <w:t xml:space="preserve">rvinaykumar6924@gmail.com</w:t>
+      <w:hyperlink r:id="rId6" w:history="1">
+        <w:r>
+          <w:rPr>
+            <w:rStyle w:val="Hyperlink"/>
+          </w:rPr>
+          <w:t>rvinaykumar6924@gmail.com</w:t>
+        </w:r>
+      </w:hyperlink>
+      <w:r>
+        <w:t xml:space="preserve"> </w:t>
       </w:r>
     </w:p>
     <w:p>
       <w:pPr>
+        <w:spacing w:after="0"/>
         <w:jc w:val="center"/>
-        <w:spacing w:after="0"/>
       </w:pPr>
       <w:r>
         <w:t xml:space="preserve"> </w:t>
@@ -71,47 +79,55 @@
     </w:p>
     <w:p>
       <w:pPr>
+        <w:spacing w:after="0"/>
         <w:jc w:val="center"/>
-        <w:spacing w:after="0"/>
       </w:pPr>
       <w:r>
         <w:rPr>
           <w:b/>
         </w:rPr>
-        <w:t xml:space="preserve">Research Guide: S. Dutta</w:t>
+        <w:t>Research Guide: S. Dutta</w:t>
       </w:r>
     </w:p>
     <w:p>
       <w:pPr>
+        <w:spacing w:after="0"/>
         <w:jc w:val="center"/>
-        <w:spacing w:after="0"/>
       </w:pPr>
       <w:r>
         <w:rPr>
           <w:i/>
         </w:rPr>
-        <w:t xml:space="preserve">Department of Advanced Computing, St. Joseph's University</w:t>
+        <w:t>Department of Advanced Computing, St. Joseph's University</w:t>
       </w:r>
     </w:p>
     <w:p>
       <w:pPr>
+        <w:spacing w:after="0"/>
         <w:jc w:val="center"/>
-        <w:spacing w:after="0"/>
       </w:pPr>
       <w:r>
         <w:rPr>
           <w:i/>
         </w:rPr>
-        <w:t xml:space="preserve">Bengaluru, Karnataka, India</w:t>
+        <w:t>Bengaluru, Karnataka, India</w:t>
       </w:r>
     </w:p>
     <w:p>
       <w:pPr>
+        <w:spacing w:after="0"/>
         <w:jc w:val="center"/>
-        <w:spacing w:after="0"/>
       </w:pPr>
-      <w:r>
-        <w:t xml:space="preserve">duttasanjay098@gmail.com</w:t>
+      <w:hyperlink r:id="rId7" w:history="1">
+        <w:r>
+          <w:rPr>
+            <w:rStyle w:val="Hyperlink"/>
+          </w:rPr>
+          <w:t>duttasanjay098@gmail.com</w:t>
+        </w:r>
+      </w:hyperlink>
+      <w:r>
+        <w:t xml:space="preserve"> </w:t>
       </w:r>
     </w:p>
     <w:p>
@@ -3495,7 +3511,7 @@
                     <pic:cNvPicPr/>
                   </pic:nvPicPr>
                   <pic:blipFill>
-                    <a:blip r:embed="rId6"/>
+                    <a:blip r:embed="rId8"/>
                     <a:stretch>
                       <a:fillRect/>
                     </a:stretch>
@@ -6252,7 +6268,7 @@
                     <pic:cNvPicPr/>
                   </pic:nvPicPr>
                   <pic:blipFill>
-                    <a:blip r:embed="rId7"/>
+                    <a:blip r:embed="rId9"/>
                     <a:stretch>
                       <a:fillRect/>
                     </a:stretch>
@@ -6311,7 +6327,7 @@
                     <pic:cNvPicPr/>
                   </pic:nvPicPr>
                   <pic:blipFill>
-                    <a:blip r:embed="rId8"/>
+                    <a:blip r:embed="rId10"/>
                     <a:stretch>
                       <a:fillRect/>
                     </a:stretch>
@@ -9067,7 +9083,7 @@
                     <pic:cNvPicPr/>
                   </pic:nvPicPr>
                   <pic:blipFill>
-                    <a:blip r:embed="rId9"/>
+                    <a:blip r:embed="rId11"/>
                     <a:stretch>
                       <a:fillRect/>
                     </a:stretch>
@@ -12178,7 +12194,7 @@
                     <pic:cNvPicPr/>
                   </pic:nvPicPr>
                   <pic:blipFill>
-                    <a:blip r:embed="rId10"/>
+                    <a:blip r:embed="rId12"/>
                     <a:stretch>
                       <a:fillRect/>
                     </a:stretch>
@@ -16343,7 +16359,7 @@
                     <pic:cNvPicPr/>
                   </pic:nvPicPr>
                   <pic:blipFill>
-                    <a:blip r:embed="rId11"/>
+                    <a:blip r:embed="rId13"/>
                     <a:stretch>
                       <a:fillRect/>
                     </a:stretch>
@@ -16401,7 +16417,7 @@
                     <pic:cNvPicPr/>
                   </pic:nvPicPr>
                   <pic:blipFill>
-                    <a:blip r:embed="rId12"/>
+                    <a:blip r:embed="rId14"/>
                     <a:stretch>
                       <a:fillRect/>
                     </a:stretch>
@@ -19155,7 +19171,7 @@
                     <pic:cNvPicPr/>
                   </pic:nvPicPr>
                   <pic:blipFill>
-                    <a:blip r:embed="rId13"/>
+                    <a:blip r:embed="rId15"/>
                     <a:stretch>
                       <a:fillRect/>
                     </a:stretch>
@@ -20040,7 +20056,7 @@
                     <pic:cNvPicPr/>
                   </pic:nvPicPr>
                   <pic:blipFill>
-                    <a:blip r:embed="rId14"/>
+                    <a:blip r:embed="rId16"/>
                     <a:stretch>
                       <a:fillRect/>
                     </a:stretch>
@@ -23579,7 +23595,7 @@
                     <pic:cNvPicPr/>
                   </pic:nvPicPr>
                   <pic:blipFill>
-                    <a:blip r:embed="rId15"/>
+                    <a:blip r:embed="rId17"/>
                     <a:stretch>
                       <a:fillRect/>
                     </a:stretch>
@@ -24177,7 +24193,7 @@
                     <pic:cNvPicPr/>
                   </pic:nvPicPr>
                   <pic:blipFill>
-                    <a:blip r:embed="rId16"/>
+                    <a:blip r:embed="rId18"/>
                     <a:stretch>
                       <a:fillRect/>
                     </a:stretch>
@@ -26604,7 +26620,7 @@
                     <pic:cNvPicPr/>
                   </pic:nvPicPr>
                   <pic:blipFill>
-                    <a:blip r:embed="rId17"/>
+                    <a:blip r:embed="rId19"/>
                     <a:stretch>
                       <a:fillRect/>
                     </a:stretch>
@@ -26663,7 +26679,7 @@
                     <pic:cNvPicPr/>
                   </pic:nvPicPr>
                   <pic:blipFill>
-                    <a:blip r:embed="rId18"/>
+                    <a:blip r:embed="rId20"/>
                     <a:stretch>
                       <a:fillRect/>
                     </a:stretch>
@@ -28297,7 +28313,7 @@
                     <pic:cNvPicPr/>
                   </pic:nvPicPr>
                   <pic:blipFill>
-                    <a:blip r:embed="rId19"/>
+                    <a:blip r:embed="rId21"/>
                     <a:stretch>
                       <a:fillRect/>
                     </a:stretch>
@@ -31016,7 +31032,7 @@
                     <pic:cNvPicPr/>
                   </pic:nvPicPr>
                   <pic:blipFill>
-                    <a:blip r:embed="rId20"/>
+                    <a:blip r:embed="rId22"/>
                     <a:stretch>
                       <a:fillRect/>
                     </a:stretch>
@@ -32577,7 +32593,7 @@
                     <pic:cNvPicPr/>
                   </pic:nvPicPr>
                   <pic:blipFill>
-                    <a:blip r:embed="rId21"/>
+                    <a:blip r:embed="rId23"/>
                     <a:stretch>
                       <a:fillRect/>
                     </a:stretch>
@@ -32634,7 +32650,7 @@
                     <pic:cNvPicPr/>
                   </pic:nvPicPr>
                   <pic:blipFill>
-                    <a:blip r:embed="rId22"/>
+                    <a:blip r:embed="rId24"/>
                     <a:stretch>
                       <a:fillRect/>
                     </a:stretch>
@@ -33318,7 +33334,7 @@
                     <pic:cNvPicPr/>
                   </pic:nvPicPr>
                   <pic:blipFill>
-                    <a:blip r:embed="rId23"/>
+                    <a:blip r:embed="rId25"/>
                     <a:stretch>
                       <a:fillRect/>
                     </a:stretch>
@@ -33659,7 +33675,7 @@
                     <pic:cNvPicPr/>
                   </pic:nvPicPr>
                   <pic:blipFill>
-                    <a:blip r:embed="rId24"/>
+                    <a:blip r:embed="rId26"/>
                     <a:stretch>
                       <a:fillRect/>
                     </a:stretch>
@@ -33716,7 +33732,7 @@
                     <pic:cNvPicPr/>
                   </pic:nvPicPr>
                   <pic:blipFill>
-                    <a:blip r:embed="rId25"/>
+                    <a:blip r:embed="rId27"/>
                     <a:stretch>
                       <a:fillRect/>
                     </a:stretch>
@@ -33774,7 +33790,7 @@
                     <pic:cNvPicPr/>
                   </pic:nvPicPr>
                   <pic:blipFill>
-                    <a:blip r:embed="rId26"/>
+                    <a:blip r:embed="rId28"/>
                     <a:stretch>
                       <a:fillRect/>
                     </a:stretch>
@@ -34513,7 +34529,7 @@
                     <pic:cNvPicPr/>
                   </pic:nvPicPr>
                   <pic:blipFill>
-                    <a:blip r:embed="rId27"/>
+                    <a:blip r:embed="rId29"/>
                     <a:stretch>
                       <a:fillRect/>
                     </a:stretch>
@@ -35037,7 +35053,7 @@
                     <pic:cNvPicPr/>
                   </pic:nvPicPr>
                   <pic:blipFill>
-                    <a:blip r:embed="rId28"/>
+                    <a:blip r:embed="rId30"/>
                     <a:stretch>
                       <a:fillRect/>
                     </a:stretch>
@@ -36532,7 +36548,7 @@
                     <pic:cNvPicPr/>
                   </pic:nvPicPr>
                   <pic:blipFill>
-                    <a:blip r:embed="rId29"/>
+                    <a:blip r:embed="rId31"/>
                     <a:stretch>
                       <a:fillRect/>
                     </a:stretch>
@@ -37524,7 +37540,7 @@
         <w:jc w:val="both"/>
       </w:pPr>
       <w:r>
-        <w:t>The central puzzle in Section 6.3 is that debt enters Model 1 negative and significant in the pooled cross-state specification, and positive and significant in the within-state fixed-effects specification. Both estimates are correct. They answer different questions. The pooled coefficient asks whether a state that persistently carries less debt than its peers attracts more FDI than they do. It does, and the magnitude, roughly 18 per cent more FDI per percentage point of lower debt-to-GSDP, lines up with the discipline ranking of Section 4.7. The two lowest-debt states in the panel, Gujarat and Maharashtra, rank first or second overall in almost every year; the highest-debt state, West Bengal, ranks last in all five. It lines up too with the Spearman correlation of Section 6.2, which turns significant (rho = 0.728, p = 0.026) once the one state whose FDI series is an accounting artefact rather than a genuine low outcome is set aside.</w:t>
+        <w:t xml:space="preserve">The central puzzle in Section 6.3 is that debt enters Model 1 negative in the pooled cross-state specification and positive in the within-state fixed-effects specification, and that both are estimated precisely enough to take seriously: the pooled coefficient at p = 0.007 under cluster-robust inference and p = 0.057 under the wild cluster bootstrap of Section 6.7, the within-state coefficient at p = 0.031 under that same bootstrap. Both estimates are correct. They answer different questions. The pooled coefficient asks whether a state that persistently carries less debt than its peers attracts more FDI than they do. It does, and the magnitude, roughly 18 per cent more FDI per percentage point of lower debt-to-GSDP, lines up with the discipline ranking of Section 4.7. The two lowest-debt states in the panel, Gujarat and Maharashtra, rank first or second overall in almost every year; the highest-debt state, West Bengal, ranks last in all five. It lines up too with the Spearman correlation of Section 6.2, which turns significant (rho = 0.728, p = 0.026) once the one state whose FDI series is an accounting artefact rather than a genuine low outcome is set aside.</w:t>
       </w:r>
     </w:p>
     <w:p>
@@ -37532,44 +37548,7 @@
         <w:jc w:val="both"/>
       </w:pPr>
       <w:r>
-        <w:lastRenderedPageBreak/>
-        <w:t xml:space="preserve">The fixed effects coefficient is looking at something what happens in a state when its debt ratio goes up more than usual. Does the states Foreign Direct Investment or FDI go up too? The answer is yes. Not because the state is being responsible with its </w:t>
-      </w:r>
-      <w:proofErr w:type="spellStart"/>
-      <w:proofErr w:type="gramStart"/>
-      <w:r>
-        <w:t>money.We</w:t>
-      </w:r>
-      <w:proofErr w:type="spellEnd"/>
-      <w:proofErr w:type="gramEnd"/>
-      <w:r>
-        <w:t xml:space="preserve"> are looking at five years of data. One of those years FY 2020-21 was a tough time because of the pandemic. Every state had a deficit and a lot of debt all at once and at the same time FDI from other countries went down </w:t>
-      </w:r>
-      <w:proofErr w:type="gramStart"/>
-      <w:r>
-        <w:t>everywhere..</w:t>
-      </w:r>
-      <w:proofErr w:type="gramEnd"/>
-      <w:r>
-        <w:t xml:space="preserve"> Then FDI started to recover in FY 2021-22 and FY 2022-23. In some states this recovery happened when debt levels were still high because of the </w:t>
-      </w:r>
-      <w:proofErr w:type="spellStart"/>
-      <w:proofErr w:type="gramStart"/>
-      <w:r>
-        <w:t>pandemic.For</w:t>
-      </w:r>
-      <w:proofErr w:type="spellEnd"/>
-      <w:proofErr w:type="gramEnd"/>
-      <w:r>
-        <w:t xml:space="preserve"> example Gujarat had an increase in FDI in FY 2020-21 and Karnataka had one in FY 2021-22. Both of these increases happened when debt levels were still higher than they were before the pandemic. The problem is that we are only looking at five years of data so one big event like the pandemic can make it seem like there is a connection, between debt and FDI when </w:t>
-      </w:r>
-      <w:proofErr w:type="gramStart"/>
-      <w:r>
-        <w:t>really</w:t>
-      </w:r>
-      <w:proofErr w:type="gramEnd"/>
-      <w:r>
-        <w:t xml:space="preserve"> it's just because of the pandemic. Foreign Direct Investment or FDI and debt are both things that changed a lot during this time. It is hard to say what is really going on.</w:t>
+        <w:t xml:space="preserve">The fixed-effects coefficient asks a different question: when a state's own debt ratio rises above its usual level, does its FDI rise with it? Over this window it does, and not because borrowing attracts investors. Five years is a short series and one of them, FY 2020-21, is a shock common to every state. Deficits and debt rose everywhere at once while FDI fell everywhere; inflows then recovered through FY 2021-22 and FY 2022-23 while debt remained at its elevated pandemic level. Gujarat's FDI rose in FY 2020-21 and Karnataka's in FY 2021-22, both while debt stood above its pre-pandemic ratio. Debt and FDI therefore move together within states over this window for reasons that have little to do with either causing the other, and a five-year panel containing a shock of that size cannot separate them. The within-state estimate is best read as a description of the COVID window rather than as a behavioural relationship.</w:t>
       </w:r>
     </w:p>
     <w:p>
@@ -37596,7 +37575,7 @@
         <w:jc w:val="both"/>
       </w:pPr>
       <w:r>
-        <w:t>Capital expenditure enters the FDI specification with a negative and significant coefficient, -0.366 (p = 0.008). That is the opposite of what the crowding-in channel of Section 2 predicts, and it is worth taking seriously rather than explaining away. Two features of the measure account for most of it.</w:t>
+        <w:t xml:space="preserve">Capital expenditure enters the FDI specification with a negative coefficient, -0.366, significant under cluster-robust inference (p = 0.008) though not under the wild cluster bootstrap of Section 6.7 (p = 0.094). The paper accordingly rests no claim on it. The sign is nonetheless the opposite of what the crowding-in channel of Section 2 predicts, and it is stable enough across the specification curve to be worth explaining rather than dismissed. Two features of the measure account for most of it.</w:t>
       </w:r>
     </w:p>
     <w:p>
@@ -37648,7 +37627,7 @@
                     <pic:cNvPicPr/>
                   </pic:nvPicPr>
                   <pic:blipFill>
-                    <a:blip r:embed="rId30"/>
+                    <a:blip r:embed="rId32"/>
                     <a:stretch>
                       <a:fillRect/>
                     </a:stretch>
@@ -37692,50 +37671,58 @@
     </w:p>
     <w:p>
       <w:pPr>
+        <w:jc w:val="both"/>
+      </w:pPr>
+      <w:r>
+        <w:t xml:space="preserve">Jharkhand shows that discipline does not by itself deliver investment. It sits mid-table on the composite ranking, sixth of ten with an average score of 5.8, yet its FDI is the most erratic in the panel: a substantial inflow in FY 2019-20, then almost nothing from FY 2020-21 onward. Excluding it moves the within-state estimates more than excluding any other state (Section 6.5), which is why it is discussed separately rather than absorbed into the average. Its trajectory diverges sharply from Gujarat's or Karnataka's, and the reasons are specific rather than fiscal: political turnover, difficulties in the mining sector on which much of its investment case rests, and infrastructure that compares poorly with the states above it. Fiscal prudence appears necessary for a state to be considered; Jharkhand demonstrates that it is not sufficient for a state to be chosen.</w:t>
+      </w:r>
+    </w:p>
+    <w:p>
+      <w:pPr>
+        <w:jc w:val="both"/>
+      </w:pPr>
+      <w:r>
+        <w:t xml:space="preserve">Uttar Pradesh is the mirror case, and its anomaly is one of measurement rather than performance. DPIIT's series for the state begins only in FY 2021-22, so its first two cells are missing rather than zero. On fiscal discipline it ranks at or near the top throughout, first of ten with an average score of 2.2. Whether that censoring distorts the results was tested directly: dropping the state leaves the regression estimates substantially unchanged (Section 6.5), but it does move the Spearman correlation of Section 6.2 from insignificant to significant (rho = 0.728, p = 0.026). That pattern is what one would expect. A regression using forty-eight state-year observations absorbs two missing cells; a rank correlation that compresses each state to a single five-year total does not, because the missing years drag Uttar Pradesh's total down and its rank with it.</w:t>
+      </w:r>
+    </w:p>
+    <w:p>
+      <w:pPr>
         <w:pStyle w:val="Heading2"/>
-        <w:rPr>
-          <w:rFonts w:ascii="Times New Roman" w:eastAsiaTheme="minorEastAsia" w:hAnsi="Times New Roman" w:cstheme="minorBidi"/>
-          <w:b w:val="0"/>
-          <w:bCs w:val="0"/>
-          <w:color w:val="auto"/>
-          <w:sz w:val="22"/>
-          <w:szCs w:val="22"/>
-        </w:rPr>
       </w:pPr>
       <w:r>
-        <w:rPr>
-          <w:rFonts w:ascii="Times New Roman" w:eastAsiaTheme="minorEastAsia" w:hAnsi="Times New Roman" w:cstheme="minorBidi"/>
-          <w:b w:val="0"/>
-          <w:bCs w:val="0"/>
-          <w:color w:val="auto"/>
-          <w:sz w:val="22"/>
-          <w:szCs w:val="22"/>
-        </w:rPr>
-        <w:t xml:space="preserve">Jharkhand is an example of how discipline does not always lead to investment. Jharkhand has a ranking of 6 out of 10 with an average score of 5.8 but its FDI has been very unpredictable. Jharkhand had an increase in FDI in 2019-20 but then it almost disappeared from 2020-21 onwards. If we remove Jharkhand from the data the results change a lot. </w:t>
-      </w:r>
-      <w:proofErr w:type="spellStart"/>
-      <w:r>
-        <w:rPr>
-          <w:rFonts w:ascii="Times New Roman" w:eastAsiaTheme="minorEastAsia" w:hAnsi="Times New Roman" w:cstheme="minorBidi"/>
-          <w:b w:val="0"/>
-          <w:bCs w:val="0"/>
-          <w:color w:val="auto"/>
-          <w:sz w:val="22"/>
-          <w:szCs w:val="22"/>
-        </w:rPr>
-        <w:t>Jharkhands</w:t>
-      </w:r>
-      <w:proofErr w:type="spellEnd"/>
-      <w:r>
-        <w:rPr>
-          <w:rFonts w:ascii="Times New Roman" w:eastAsiaTheme="minorEastAsia" w:hAnsi="Times New Roman" w:cstheme="minorBidi"/>
-          <w:b w:val="0"/>
-          <w:bCs w:val="0"/>
-          <w:color w:val="auto"/>
-          <w:sz w:val="22"/>
-          <w:szCs w:val="22"/>
-        </w:rPr>
-        <w:t xml:space="preserve"> own story is very different from states like Gujarat and Karnataka. While they have been doing well Jharkhand has been struggling with a deficit and very little FDI. We think Jharkhand is important to include in the study because it shows that just because investors consider a place it does not mean they will choose it. There are reasons why Jharkhand is not doing well such as political changes, problems with the mining industry and a lack of infrastructure compared to other states.</w:t>
+        <w:t>7.4 What the agglomeration rival hypothesis survives</w:t>
+      </w:r>
+    </w:p>
+    <w:p>
+      <w:pPr>
+        <w:jc w:val="both"/>
+      </w:pPr>
+      <w:r>
+        <w:t xml:space="preserve">Section 3 set out the rival explanation: foreign investment follows existing industrial clusters and metropolitan markets, and a state's fiscal position is largely incidental to where it goes. Nothing in this study refutes that hypothesis. The results are better read as locating fiscal discipline within it than as displacing it.</w:t>
+      </w:r>
+    </w:p>
+    <w:p>
+      <w:pPr>
+        <w:jc w:val="both"/>
+      </w:pPr>
+      <w:r>
+        <w:t xml:space="preserve">The machine-learning stage speaks most directly to the point, though not in the direction the first run suggested. That run included the two Census controls and ranked urbanisation as the dominant predictor, which would have been a striking vindication of the agglomeration account. It was not one. Urbanisation is fixed within a state across all five years, so the forest was using it to identify which state an observation came from, re-learning the state fixed effect rather than measuring any agglomeration mechanism. The result is an artefact of the panel's shape and carries no evidence about clustering in either direction, which is why Section 5.2 reports it as a diagnostic failure and Section 6.6 excludes both controls. It cannot be cited in support of the rival hypothesis, and it is not cited here.</w:t>
+      </w:r>
+    </w:p>
+    <w:p>
+      <w:pPr>
+        <w:jc w:val="both"/>
+      </w:pPr>
+      <w:r>
+        <w:t xml:space="preserve">What the corrected analysis does show is that once attention is restricted to variation this panel can actually speak to, debt ranks first among the fiscal predictors in both the pooled and the state-demeaned specifications (Section 6.6). The pooled regression retains literacy and urbanisation as controls and the debt coefficient survives their inclusion, so the cross-state result is not merely a restatement of which states are already developed and urbanised.</w:t>
+      </w:r>
+    </w:p>
+    <w:p>
+      <w:pPr>
+        <w:jc w:val="both"/>
+      </w:pPr>
+      <w:r>
+        <w:t xml:space="preserve">The reading we take is that the two accounts operate at different levels rather than in competition. Structural advantages — location, port access, an established industrial base, the depth of a metropolitan labour market — determine which states are candidates for large inflows at all, and the ten states in this sample are precisely those that have already cleared that bar. Fiscal position then appears to sort investment among them. That is consistent with the between-state result of Section 7.1, and it is also why the finding should not be extrapolated: it describes how capital is allocated among states already in contention, not how a state enters contention in the first place. Section 8 returns to this as the study's principal limit on external validity.</w:t>
       </w:r>
     </w:p>
     <w:p>
@@ -37751,477 +37738,6 @@
         </w:rPr>
       </w:pPr>
       <w:r>
-        <w:rPr>
-          <w:rFonts w:ascii="Times New Roman" w:eastAsiaTheme="minorEastAsia" w:hAnsi="Times New Roman" w:cstheme="minorBidi"/>
-          <w:b w:val="0"/>
-          <w:bCs w:val="0"/>
-          <w:color w:val="auto"/>
-          <w:sz w:val="22"/>
-          <w:szCs w:val="22"/>
-        </w:rPr>
-        <w:t xml:space="preserve">Uttar Pradesh is a story. The data for Uttar Pradesh only starts from 2021-22 so we are missing information for the two years. Despite this Uttar Pradesh is always near the top when it comes to discipline with a ranking of 1 out of 10 and an average score of 2.2. We were worried that this missing data might be affecting our results. When we tested </w:t>
-      </w:r>
-      <w:proofErr w:type="gramStart"/>
-      <w:r>
-        <w:rPr>
-          <w:rFonts w:ascii="Times New Roman" w:eastAsiaTheme="minorEastAsia" w:hAnsi="Times New Roman" w:cstheme="minorBidi"/>
-          <w:b w:val="0"/>
-          <w:bCs w:val="0"/>
-          <w:color w:val="auto"/>
-          <w:sz w:val="22"/>
-          <w:szCs w:val="22"/>
-        </w:rPr>
-        <w:t>it</w:t>
-      </w:r>
-      <w:proofErr w:type="gramEnd"/>
-      <w:r>
-        <w:rPr>
-          <w:rFonts w:ascii="Times New Roman" w:eastAsiaTheme="minorEastAsia" w:hAnsi="Times New Roman" w:cstheme="minorBidi"/>
-          <w:b w:val="0"/>
-          <w:bCs w:val="0"/>
-          <w:color w:val="auto"/>
-          <w:sz w:val="22"/>
-          <w:szCs w:val="22"/>
-        </w:rPr>
-        <w:t xml:space="preserve"> we found that it was not a problem. If we remove Uttar Pradesh from the data the results do not change much. </w:t>
-      </w:r>
-      <w:proofErr w:type="gramStart"/>
-      <w:r>
-        <w:rPr>
-          <w:rFonts w:ascii="Times New Roman" w:eastAsiaTheme="minorEastAsia" w:hAnsi="Times New Roman" w:cstheme="minorBidi"/>
-          <w:b w:val="0"/>
-          <w:bCs w:val="0"/>
-          <w:color w:val="auto"/>
-          <w:sz w:val="22"/>
-          <w:szCs w:val="22"/>
-        </w:rPr>
-        <w:t>However</w:t>
-      </w:r>
-      <w:proofErr w:type="gramEnd"/>
-      <w:r>
-        <w:rPr>
-          <w:rFonts w:ascii="Times New Roman" w:eastAsiaTheme="minorEastAsia" w:hAnsi="Times New Roman" w:cstheme="minorBidi"/>
-          <w:b w:val="0"/>
-          <w:bCs w:val="0"/>
-          <w:color w:val="auto"/>
-          <w:sz w:val="22"/>
-          <w:szCs w:val="22"/>
-        </w:rPr>
-        <w:t xml:space="preserve"> when we look at the correlation between the </w:t>
-      </w:r>
-      <w:proofErr w:type="gramStart"/>
-      <w:r>
-        <w:rPr>
-          <w:rFonts w:ascii="Times New Roman" w:eastAsiaTheme="minorEastAsia" w:hAnsi="Times New Roman" w:cstheme="minorBidi"/>
-          <w:b w:val="0"/>
-          <w:bCs w:val="0"/>
-          <w:color w:val="auto"/>
-          <w:sz w:val="22"/>
-          <w:szCs w:val="22"/>
-        </w:rPr>
-        <w:t>data</w:t>
-      </w:r>
-      <w:proofErr w:type="gramEnd"/>
-      <w:r>
-        <w:rPr>
-          <w:rFonts w:ascii="Times New Roman" w:eastAsiaTheme="minorEastAsia" w:hAnsi="Times New Roman" w:cstheme="minorBidi"/>
-          <w:b w:val="0"/>
-          <w:bCs w:val="0"/>
-          <w:color w:val="auto"/>
-          <w:sz w:val="22"/>
-          <w:szCs w:val="22"/>
-        </w:rPr>
-        <w:t xml:space="preserve"> we do see a difference. When Uttar Pradesh is </w:t>
-      </w:r>
-      <w:proofErr w:type="gramStart"/>
-      <w:r>
-        <w:rPr>
-          <w:rFonts w:ascii="Times New Roman" w:eastAsiaTheme="minorEastAsia" w:hAnsi="Times New Roman" w:cstheme="minorBidi"/>
-          <w:b w:val="0"/>
-          <w:bCs w:val="0"/>
-          <w:color w:val="auto"/>
-          <w:sz w:val="22"/>
-          <w:szCs w:val="22"/>
-        </w:rPr>
-        <w:t>included</w:t>
-      </w:r>
-      <w:proofErr w:type="gramEnd"/>
-      <w:r>
-        <w:rPr>
-          <w:rFonts w:ascii="Times New Roman" w:eastAsiaTheme="minorEastAsia" w:hAnsi="Times New Roman" w:cstheme="minorBidi"/>
-          <w:b w:val="0"/>
-          <w:bCs w:val="0"/>
-          <w:color w:val="auto"/>
-          <w:sz w:val="22"/>
-          <w:szCs w:val="22"/>
-        </w:rPr>
-        <w:t xml:space="preserve"> the correlation is not significant. When it is removed it becomes significant. This is what we would expect to happen. The regression analysis is not affected by the missing data. The correlation is more sensitive, to it.</w:t>
-      </w:r>
-    </w:p>
-    <w:p>
-      <w:pPr>
-        <w:pStyle w:val="Heading2"/>
-        <w:rPr>
-          <w:rFonts w:ascii="Times New Roman" w:eastAsiaTheme="minorEastAsia" w:hAnsi="Times New Roman" w:cstheme="minorBidi"/>
-          <w:b w:val="0"/>
-          <w:bCs w:val="0"/>
-          <w:color w:val="auto"/>
-          <w:sz w:val="22"/>
-          <w:szCs w:val="22"/>
-        </w:rPr>
-      </w:pPr>
-      <w:r>
-        <w:t>7.4 What the agglomeration rival hypothesis survives</w:t>
-      </w:r>
-      <w:r>
-        <w:br/>
-      </w:r>
-      <w:r>
-        <w:br/>
-      </w:r>
-      <w:r>
-        <w:rPr>
-          <w:rFonts w:ascii="Times New Roman" w:eastAsiaTheme="minorEastAsia" w:hAnsi="Times New Roman" w:cstheme="minorBidi"/>
-          <w:b w:val="0"/>
-          <w:bCs w:val="0"/>
-          <w:color w:val="auto"/>
-          <w:sz w:val="22"/>
-          <w:szCs w:val="22"/>
-        </w:rPr>
-        <w:t xml:space="preserve">Section 3 looked at how </w:t>
-      </w:r>
-      <w:proofErr w:type="gramStart"/>
-      <w:r>
-        <w:rPr>
-          <w:rFonts w:ascii="Times New Roman" w:eastAsiaTheme="minorEastAsia" w:hAnsi="Times New Roman" w:cstheme="minorBidi"/>
-          <w:b w:val="0"/>
-          <w:bCs w:val="0"/>
-          <w:color w:val="auto"/>
-          <w:sz w:val="22"/>
-          <w:szCs w:val="22"/>
-        </w:rPr>
-        <w:t>companies</w:t>
-      </w:r>
-      <w:proofErr w:type="gramEnd"/>
-      <w:r>
-        <w:rPr>
-          <w:rFonts w:ascii="Times New Roman" w:eastAsiaTheme="minorEastAsia" w:hAnsi="Times New Roman" w:cstheme="minorBidi"/>
-          <w:b w:val="0"/>
-          <w:bCs w:val="0"/>
-          <w:color w:val="auto"/>
-          <w:sz w:val="22"/>
-          <w:szCs w:val="22"/>
-        </w:rPr>
-        <w:t xml:space="preserve"> group in certain areas and how this affects the money that comes into a country. It said that foreign companies like to set up in areas where other companies are already doing well and that the governments financial situation does not really matter. The information we have gathered does not completely. Disprove this idea. </w:t>
-      </w:r>
-      <w:proofErr w:type="gramStart"/>
-      <w:r>
-        <w:rPr>
-          <w:rFonts w:ascii="Times New Roman" w:eastAsiaTheme="minorEastAsia" w:hAnsi="Times New Roman" w:cstheme="minorBidi"/>
-          <w:b w:val="0"/>
-          <w:bCs w:val="0"/>
-          <w:color w:val="auto"/>
-          <w:sz w:val="22"/>
-          <w:szCs w:val="22"/>
-        </w:rPr>
-        <w:t>Instead</w:t>
-      </w:r>
-      <w:proofErr w:type="gramEnd"/>
-      <w:r>
-        <w:rPr>
-          <w:rFonts w:ascii="Times New Roman" w:eastAsiaTheme="minorEastAsia" w:hAnsi="Times New Roman" w:cstheme="minorBidi"/>
-          <w:b w:val="0"/>
-          <w:bCs w:val="0"/>
-          <w:color w:val="auto"/>
-          <w:sz w:val="22"/>
-          <w:szCs w:val="22"/>
-        </w:rPr>
-        <w:t xml:space="preserve"> it shows that a </w:t>
-      </w:r>
-      <w:proofErr w:type="spellStart"/>
-      <w:r>
-        <w:rPr>
-          <w:rFonts w:ascii="Times New Roman" w:eastAsiaTheme="minorEastAsia" w:hAnsi="Times New Roman" w:cstheme="minorBidi"/>
-          <w:b w:val="0"/>
-          <w:bCs w:val="0"/>
-          <w:color w:val="auto"/>
-          <w:sz w:val="22"/>
-          <w:szCs w:val="22"/>
-        </w:rPr>
-        <w:t>countrys</w:t>
-      </w:r>
-      <w:proofErr w:type="spellEnd"/>
-      <w:r>
-        <w:rPr>
-          <w:rFonts w:ascii="Times New Roman" w:eastAsiaTheme="minorEastAsia" w:hAnsi="Times New Roman" w:cstheme="minorBidi"/>
-          <w:b w:val="0"/>
-          <w:bCs w:val="0"/>
-          <w:color w:val="auto"/>
-          <w:sz w:val="22"/>
-          <w:szCs w:val="22"/>
-        </w:rPr>
-        <w:t xml:space="preserve"> financial responsibility is a part of </w:t>
-      </w:r>
-      <w:proofErr w:type="spellStart"/>
-      <w:proofErr w:type="gramStart"/>
-      <w:r>
-        <w:rPr>
-          <w:rFonts w:ascii="Times New Roman" w:eastAsiaTheme="minorEastAsia" w:hAnsi="Times New Roman" w:cstheme="minorBidi"/>
-          <w:b w:val="0"/>
-          <w:bCs w:val="0"/>
-          <w:color w:val="auto"/>
-          <w:sz w:val="22"/>
-          <w:szCs w:val="22"/>
-        </w:rPr>
-        <w:t>this.Remember</w:t>
-      </w:r>
-      <w:proofErr w:type="spellEnd"/>
-      <w:proofErr w:type="gramEnd"/>
-      <w:r>
-        <w:rPr>
-          <w:rFonts w:ascii="Times New Roman" w:eastAsiaTheme="minorEastAsia" w:hAnsi="Times New Roman" w:cstheme="minorBidi"/>
-          <w:b w:val="0"/>
-          <w:bCs w:val="0"/>
-          <w:color w:val="auto"/>
-          <w:sz w:val="22"/>
-          <w:szCs w:val="22"/>
-        </w:rPr>
-        <w:t xml:space="preserve"> the study we did in Section 5.2 where we looked at how </w:t>
-      </w:r>
-      <w:proofErr w:type="spellStart"/>
-      <w:r>
-        <w:rPr>
-          <w:rFonts w:ascii="Times New Roman" w:eastAsiaTheme="minorEastAsia" w:hAnsi="Times New Roman" w:cstheme="minorBidi"/>
-          <w:b w:val="0"/>
-          <w:bCs w:val="0"/>
-          <w:color w:val="auto"/>
-          <w:sz w:val="22"/>
-          <w:szCs w:val="22"/>
-        </w:rPr>
-        <w:t>citiesre</w:t>
-      </w:r>
-      <w:proofErr w:type="spellEnd"/>
-      <w:r>
-        <w:rPr>
-          <w:rFonts w:ascii="Times New Roman" w:eastAsiaTheme="minorEastAsia" w:hAnsi="Times New Roman" w:cstheme="minorBidi"/>
-          <w:b w:val="0"/>
-          <w:bCs w:val="0"/>
-          <w:color w:val="auto"/>
-          <w:sz w:val="22"/>
-          <w:szCs w:val="22"/>
-        </w:rPr>
-        <w:t xml:space="preserve"> growing and how this affects the economy. We found that city growth was a more important factor than the </w:t>
-      </w:r>
-      <w:proofErr w:type="spellStart"/>
-      <w:r>
-        <w:rPr>
-          <w:rFonts w:ascii="Times New Roman" w:eastAsiaTheme="minorEastAsia" w:hAnsi="Times New Roman" w:cstheme="minorBidi"/>
-          <w:b w:val="0"/>
-          <w:bCs w:val="0"/>
-          <w:color w:val="auto"/>
-          <w:sz w:val="22"/>
-          <w:szCs w:val="22"/>
-        </w:rPr>
-        <w:t>countrys</w:t>
-      </w:r>
-      <w:proofErr w:type="spellEnd"/>
-      <w:r>
-        <w:rPr>
-          <w:rFonts w:ascii="Times New Roman" w:eastAsiaTheme="minorEastAsia" w:hAnsi="Times New Roman" w:cstheme="minorBidi"/>
-          <w:b w:val="0"/>
-          <w:bCs w:val="0"/>
-          <w:color w:val="auto"/>
-          <w:sz w:val="22"/>
-          <w:szCs w:val="22"/>
-        </w:rPr>
-        <w:t xml:space="preserve"> debt. </w:t>
-      </w:r>
-      <w:proofErr w:type="gramStart"/>
-      <w:r>
-        <w:rPr>
-          <w:rFonts w:ascii="Times New Roman" w:eastAsiaTheme="minorEastAsia" w:hAnsi="Times New Roman" w:cstheme="minorBidi"/>
-          <w:b w:val="0"/>
-          <w:bCs w:val="0"/>
-          <w:color w:val="auto"/>
-          <w:sz w:val="22"/>
-          <w:szCs w:val="22"/>
-        </w:rPr>
-        <w:t>However</w:t>
-      </w:r>
-      <w:proofErr w:type="gramEnd"/>
-      <w:r>
-        <w:rPr>
-          <w:rFonts w:ascii="Times New Roman" w:eastAsiaTheme="minorEastAsia" w:hAnsi="Times New Roman" w:cstheme="minorBidi"/>
-          <w:b w:val="0"/>
-          <w:bCs w:val="0"/>
-          <w:color w:val="auto"/>
-          <w:sz w:val="22"/>
-          <w:szCs w:val="22"/>
-        </w:rPr>
-        <w:t xml:space="preserve"> we realized that some of the information was not accurate and we had to make some corrections in Section 6.6. After making these corrections we still think that city growth is an important factor because it shows how companies are grouping together in certain areas and how this affects the </w:t>
-      </w:r>
-      <w:proofErr w:type="spellStart"/>
-      <w:proofErr w:type="gramStart"/>
-      <w:r>
-        <w:rPr>
-          <w:rFonts w:ascii="Times New Roman" w:eastAsiaTheme="minorEastAsia" w:hAnsi="Times New Roman" w:cstheme="minorBidi"/>
-          <w:b w:val="0"/>
-          <w:bCs w:val="0"/>
-          <w:color w:val="auto"/>
-          <w:sz w:val="22"/>
-          <w:szCs w:val="22"/>
-        </w:rPr>
-        <w:t>market.When</w:t>
-      </w:r>
-      <w:proofErr w:type="spellEnd"/>
-      <w:proofErr w:type="gramEnd"/>
-      <w:r>
-        <w:rPr>
-          <w:rFonts w:ascii="Times New Roman" w:eastAsiaTheme="minorEastAsia" w:hAnsi="Times New Roman" w:cstheme="minorBidi"/>
-          <w:b w:val="0"/>
-          <w:bCs w:val="0"/>
-          <w:color w:val="auto"/>
-          <w:sz w:val="22"/>
-          <w:szCs w:val="22"/>
-        </w:rPr>
-        <w:t xml:space="preserve"> we looked at the information in a way using only the factors that change over time within a </w:t>
-      </w:r>
-      <w:proofErr w:type="gramStart"/>
-      <w:r>
-        <w:rPr>
-          <w:rFonts w:ascii="Times New Roman" w:eastAsiaTheme="minorEastAsia" w:hAnsi="Times New Roman" w:cstheme="minorBidi"/>
-          <w:b w:val="0"/>
-          <w:bCs w:val="0"/>
-          <w:color w:val="auto"/>
-          <w:sz w:val="22"/>
-          <w:szCs w:val="22"/>
-        </w:rPr>
-        <w:t>country</w:t>
-      </w:r>
-      <w:proofErr w:type="gramEnd"/>
-      <w:r>
-        <w:rPr>
-          <w:rFonts w:ascii="Times New Roman" w:eastAsiaTheme="minorEastAsia" w:hAnsi="Times New Roman" w:cstheme="minorBidi"/>
-          <w:b w:val="0"/>
-          <w:bCs w:val="0"/>
-          <w:color w:val="auto"/>
-          <w:sz w:val="22"/>
-          <w:szCs w:val="22"/>
-        </w:rPr>
-        <w:t xml:space="preserve"> we found that debt was actually a more important factor. </w:t>
-      </w:r>
-      <w:proofErr w:type="gramStart"/>
-      <w:r>
-        <w:rPr>
-          <w:rFonts w:ascii="Times New Roman" w:eastAsiaTheme="minorEastAsia" w:hAnsi="Times New Roman" w:cstheme="minorBidi"/>
-          <w:b w:val="0"/>
-          <w:bCs w:val="0"/>
-          <w:color w:val="auto"/>
-          <w:sz w:val="22"/>
-          <w:szCs w:val="22"/>
-        </w:rPr>
-        <w:t>So</w:t>
-      </w:r>
-      <w:proofErr w:type="gramEnd"/>
-      <w:r>
-        <w:rPr>
-          <w:rFonts w:ascii="Times New Roman" w:eastAsiaTheme="minorEastAsia" w:hAnsi="Times New Roman" w:cstheme="minorBidi"/>
-          <w:b w:val="0"/>
-          <w:bCs w:val="0"/>
-          <w:color w:val="auto"/>
-          <w:sz w:val="22"/>
-          <w:szCs w:val="22"/>
-        </w:rPr>
-        <w:t xml:space="preserve"> what does this mean? It means that the two explanations for how </w:t>
-      </w:r>
-      <w:proofErr w:type="gramStart"/>
-      <w:r>
-        <w:rPr>
-          <w:rFonts w:ascii="Times New Roman" w:eastAsiaTheme="minorEastAsia" w:hAnsi="Times New Roman" w:cstheme="minorBidi"/>
-          <w:b w:val="0"/>
-          <w:bCs w:val="0"/>
-          <w:color w:val="auto"/>
-          <w:sz w:val="22"/>
-          <w:szCs w:val="22"/>
-        </w:rPr>
-        <w:t>companies</w:t>
-      </w:r>
-      <w:proofErr w:type="gramEnd"/>
-      <w:r>
-        <w:rPr>
-          <w:rFonts w:ascii="Times New Roman" w:eastAsiaTheme="minorEastAsia" w:hAnsi="Times New Roman" w:cstheme="minorBidi"/>
-          <w:b w:val="0"/>
-          <w:bCs w:val="0"/>
-          <w:color w:val="auto"/>
-          <w:sz w:val="22"/>
-          <w:szCs w:val="22"/>
-        </w:rPr>
-        <w:t xml:space="preserve"> group </w:t>
-      </w:r>
-      <w:proofErr w:type="spellStart"/>
-      <w:r>
-        <w:rPr>
-          <w:rFonts w:ascii="Times New Roman" w:eastAsiaTheme="minorEastAsia" w:hAnsi="Times New Roman" w:cstheme="minorBidi"/>
-          <w:b w:val="0"/>
-          <w:bCs w:val="0"/>
-          <w:color w:val="auto"/>
-          <w:sz w:val="22"/>
-          <w:szCs w:val="22"/>
-        </w:rPr>
-        <w:t>together're</w:t>
-      </w:r>
-      <w:proofErr w:type="spellEnd"/>
-      <w:r>
-        <w:rPr>
-          <w:rFonts w:ascii="Times New Roman" w:eastAsiaTheme="minorEastAsia" w:hAnsi="Times New Roman" w:cstheme="minorBidi"/>
-          <w:b w:val="0"/>
-          <w:bCs w:val="0"/>
-          <w:color w:val="auto"/>
-          <w:sz w:val="22"/>
-          <w:szCs w:val="22"/>
-        </w:rPr>
-        <w:t xml:space="preserve"> not competing with each other but rather they are working at different levels. Some states have advantages, such as a good location and existing industries, which make them more attractive to companies. Then within these states financial responsibility plays a role, in determining which companies will be </w:t>
-      </w:r>
-      <w:proofErr w:type="spellStart"/>
-      <w:proofErr w:type="gramStart"/>
-      <w:r>
-        <w:rPr>
-          <w:rFonts w:ascii="Times New Roman" w:eastAsiaTheme="minorEastAsia" w:hAnsi="Times New Roman" w:cstheme="minorBidi"/>
-          <w:b w:val="0"/>
-          <w:bCs w:val="0"/>
-          <w:color w:val="auto"/>
-          <w:sz w:val="22"/>
-          <w:szCs w:val="22"/>
-        </w:rPr>
-        <w:t>successful.This</w:t>
-      </w:r>
-      <w:proofErr w:type="spellEnd"/>
-      <w:proofErr w:type="gramEnd"/>
-      <w:r>
-        <w:rPr>
-          <w:rFonts w:ascii="Times New Roman" w:eastAsiaTheme="minorEastAsia" w:hAnsi="Times New Roman" w:cstheme="minorBidi"/>
-          <w:b w:val="0"/>
-          <w:bCs w:val="0"/>
-          <w:color w:val="auto"/>
-          <w:sz w:val="22"/>
-          <w:szCs w:val="22"/>
-        </w:rPr>
-        <w:t xml:space="preserve"> idea is supported by the results we found in Section 7.1 which compared states. It also shows that financial policy is not irrelevant even when we consider how companies are grouping together in areas. Foreign Direct Investment or FDI is still a factor and financial discipline plays a role in determining where FDI will go.</w:t>
-      </w:r>
-    </w:p>
-    <w:p>
-      <w:pPr>
-        <w:pStyle w:val="Heading2"/>
-        <w:rPr>
-          <w:rFonts w:ascii="Times New Roman" w:eastAsiaTheme="minorEastAsia" w:hAnsi="Times New Roman" w:cstheme="minorBidi"/>
-          <w:b w:val="0"/>
-          <w:bCs w:val="0"/>
-          <w:color w:val="auto"/>
-          <w:sz w:val="22"/>
-          <w:szCs w:val="22"/>
-        </w:rPr>
-      </w:pPr>
-      <w:r>
         <w:t>8. Conclusion, Policy Implications and Limitations</w:t>
       </w:r>
     </w:p>
@@ -38485,6 +38001,7 @@
         <w:pStyle w:val="Heading1"/>
       </w:pPr>
       <w:r>
+        <w:lastRenderedPageBreak/>
         <w:t>Data and Code Availability</w:t>
       </w:r>
     </w:p>
@@ -38493,7 +38010,7 @@
         <w:jc w:val="both"/>
       </w:pPr>
       <w:r>
-        <w:t xml:space="preserve">The complete dataset, analysis code, results and this manuscript are openly available at https://github.com/fbivinay/Fiscal-Discipline-and-Investment-Outcomes. The repository contains the audited source series, the 50-row analysis panel used in every estimate reported here, all five analysis scripts, and the full set of tables and figures, so that each result can be reproduced from the raw inputs. It also retains the superseded seven-variable machine-learning run discussed in Section 5.2, so that the leakage diagnosis reported there can be verified rather than taken on trust.</w:t>
+        <w:t>The complete dataset, analysis code, results and this manuscript are openly available at https://github.com/fbivinay/Fiscal-Discipline-and-Investment-Outcomes. The repository contains the audited source series, the 50-row analysis panel used in every estimate reported here, all five analysis scripts, and the full set of tables and figures, so that each result can be reproduced from the raw inputs. It also retains the superseded seven-variable machine-learning run discussed in Section 5.2, so that the leakage diagnosis reported there can be verified rather than taken on trust.</w:t>
       </w:r>
     </w:p>
     <w:p>
@@ -38501,7 +38018,6 @@
         <w:pStyle w:val="Heading1"/>
       </w:pPr>
       <w:r>
-        <w:lastRenderedPageBreak/>
         <w:t>References</w:t>
       </w:r>
     </w:p>
@@ -38516,7 +38032,7 @@
         </w:rPr>
         <w:t xml:space="preserve">Arellano, M., &amp; Bond, S. (1991). Some tests of specification for panel data: Monte Carlo evidence and an application to employment equations. Review of Economic Studies, 58(2), 277-297. </w:t>
       </w:r>
-      <w:hyperlink r:id="rId31" w:history="1">
+      <w:hyperlink r:id="rId33" w:history="1">
         <w:r>
           <w:rPr>
             <w:rStyle w:val="Hyperlink"/>
@@ -38557,7 +38073,7 @@
         </w:rPr>
         <w:t xml:space="preserve">, G. W. (2019). Machine learning methods that economists should know about. Annual Review of Economics, 11, 685-725. </w:t>
       </w:r>
-      <w:hyperlink r:id="rId32" w:history="1">
+      <w:hyperlink r:id="rId34" w:history="1">
         <w:r>
           <w:rPr>
             <w:rStyle w:val="Hyperlink"/>
@@ -38592,7 +38108,7 @@
         </w:rPr>
         <w:t xml:space="preserve">, B. H. (2021). Econometric analysis of panel data (6th ed.). Springer. </w:t>
       </w:r>
-      <w:hyperlink r:id="rId33" w:history="1">
+      <w:hyperlink r:id="rId35" w:history="1">
         <w:r>
           <w:rPr>
             <w:rStyle w:val="Hyperlink"/>
@@ -38619,7 +38135,7 @@
         </w:rPr>
         <w:t xml:space="preserve">Barro, R. J. (1990). Government spending in a simple model of endogenous growth. Journal of Political Economy, 98(5, Pt. 2), S103-S125. </w:t>
       </w:r>
-      <w:hyperlink r:id="rId34" w:history="1">
+      <w:hyperlink r:id="rId36" w:history="1">
         <w:r>
           <w:rPr>
             <w:rStyle w:val="Hyperlink"/>
@@ -38646,7 +38162,7 @@
         </w:rPr>
         <w:t xml:space="preserve">Blonigen, B. A. (2005). A review of the empirical literature on FDI determinants. Atlantic Economic Journal, 33(4), 383-403. </w:t>
       </w:r>
-      <w:hyperlink r:id="rId35" w:history="1">
+      <w:hyperlink r:id="rId37" w:history="1">
         <w:r>
           <w:rPr>
             <w:rStyle w:val="Hyperlink"/>
@@ -38681,7 +38197,7 @@
         </w:rPr>
         <w:t xml:space="preserve">, E., De Gregorio, J., &amp; Lee, J.-W. (1998). How does foreign direct investment affect economic growth? Journal of International Economics, 45(1), 115-135. </w:t>
       </w:r>
-      <w:hyperlink r:id="rId36" w:history="1">
+      <w:hyperlink r:id="rId38" w:history="1">
         <w:r>
           <w:rPr>
             <w:rStyle w:val="Hyperlink"/>
@@ -38716,7 +38232,7 @@
         </w:rPr>
         <w:t xml:space="preserve">, L. (2001). Random forests. Machine Learning, 45(1), 5-32. </w:t>
       </w:r>
-      <w:hyperlink r:id="rId37" w:history="1">
+      <w:hyperlink r:id="rId39" w:history="1">
         <w:r>
           <w:rPr>
             <w:rStyle w:val="Hyperlink"/>
@@ -38755,7 +38271,7 @@
         </w:rPr>
         <w:t xml:space="preserve">Department for Promotion of Industry and Internal Trade (DPIIT). (2024). State-wise FDI equity inflows (from October 2019). Ministry of Commerce and Industry, Government of India. </w:t>
       </w:r>
-      <w:hyperlink r:id="rId38" w:history="1">
+      <w:hyperlink r:id="rId40" w:history="1">
         <w:r>
           <w:rPr>
             <w:rStyle w:val="Hyperlink"/>
@@ -38782,7 +38298,7 @@
         </w:rPr>
         <w:t xml:space="preserve">Driscoll, J. C., &amp; Kraay, A. C. (1998). Consistent covariance matrix estimation with spatially dependent panel data. Review of Economics and Statistics, 80(4), 549-560. </w:t>
       </w:r>
-      <w:hyperlink r:id="rId39" w:history="1">
+      <w:hyperlink r:id="rId41" w:history="1">
         <w:r>
           <w:rPr>
             <w:rStyle w:val="Hyperlink"/>
@@ -38809,7 +38325,7 @@
         </w:rPr>
         <w:t xml:space="preserve">Drukker, D. M. (2003). Testing for serial correlation in linear panel-data models. Stata Journal, 3(2), 168-177. </w:t>
       </w:r>
-      <w:hyperlink r:id="rId40" w:history="1">
+      <w:hyperlink r:id="rId42" w:history="1">
         <w:r>
           <w:rPr>
             <w:rStyle w:val="Hyperlink"/>
@@ -38836,7 +38352,7 @@
         </w:rPr>
         <w:t xml:space="preserve">Dunning, J. H. (1993). Multinational enterprises and the global economy. Addison-Wesley. </w:t>
       </w:r>
-      <w:hyperlink r:id="rId41" w:history="1">
+      <w:hyperlink r:id="rId43" w:history="1">
         <w:r>
           <w:rPr>
             <w:rStyle w:val="Hyperlink"/>
@@ -38891,7 +38407,7 @@
         </w:rPr>
         <w:t xml:space="preserve">, C. A. (2024). Fiscal federalism and foreign direct investment: An empirical analysis. The World Economy, 47(6), 2287-2331. </w:t>
       </w:r>
-      <w:hyperlink r:id="rId42" w:history="1">
+      <w:hyperlink r:id="rId44" w:history="1">
         <w:r>
           <w:rPr>
             <w:rStyle w:val="Hyperlink"/>
@@ -38918,7 +38434,7 @@
         </w:rPr>
         <w:t xml:space="preserve">Fischer, S. (1993). The role of macroeconomic factors in growth. Journal of Monetary Economics, 32(3), 485-512. </w:t>
       </w:r>
-      <w:hyperlink r:id="rId43" w:history="1">
+      <w:hyperlink r:id="rId45" w:history="1">
         <w:r>
           <w:rPr>
             <w:rStyle w:val="Hyperlink"/>
@@ -38943,9 +38459,10 @@
         <w:rPr>
           <w:sz w:val="21"/>
         </w:rPr>
+        <w:lastRenderedPageBreak/>
         <w:t xml:space="preserve">Government of India. (2025). Report of the Sixteenth Finance Commission, Volume II: Annexures. Ministry of Finance. </w:t>
       </w:r>
-      <w:hyperlink r:id="rId44" w:history="1">
+      <w:hyperlink r:id="rId46" w:history="1">
         <w:r>
           <w:rPr>
             <w:rStyle w:val="Hyperlink"/>
@@ -38986,7 +38503,7 @@
         </w:rPr>
         <w:t xml:space="preserve">, R., &amp; Friedman, J. (2009). The elements of statistical learning: Data mining, inference, and prediction (2nd ed.). Springer. </w:t>
       </w:r>
-      <w:hyperlink r:id="rId45" w:history="1">
+      <w:hyperlink r:id="rId47" w:history="1">
         <w:r>
           <w:rPr>
             <w:rStyle w:val="Hyperlink"/>
@@ -39027,7 +38544,7 @@
         </w:rPr>
         <w:t xml:space="preserve">, 46(6), 1251-1271. </w:t>
       </w:r>
-      <w:hyperlink r:id="rId46" w:history="1">
+      <w:hyperlink r:id="rId48" w:history="1">
         <w:r>
           <w:rPr>
             <w:rStyle w:val="Hyperlink"/>
@@ -39054,7 +38571,7 @@
         </w:rPr>
         <w:t xml:space="preserve">International Monetary Fund. (2020). World economic outlook, April 2020: The great lockdown. IMF. </w:t>
       </w:r>
-      <w:hyperlink r:id="rId47" w:history="1">
+      <w:hyperlink r:id="rId49" w:history="1">
         <w:r>
           <w:rPr>
             <w:rStyle w:val="Hyperlink"/>
@@ -39079,10 +38596,9 @@
         <w:rPr>
           <w:sz w:val="21"/>
         </w:rPr>
-        <w:lastRenderedPageBreak/>
         <w:t xml:space="preserve">Lundberg, S. M., &amp; Lee, S.-I. (2017). A unified approach to interpreting model predictions. Advances in Neural Information Processing Systems, 30, 4765-4774. </w:t>
       </w:r>
-      <w:hyperlink r:id="rId48" w:history="1">
+      <w:hyperlink r:id="rId50" w:history="1">
         <w:r>
           <w:rPr>
             <w:rStyle w:val="Hyperlink"/>
@@ -39109,7 +38625,7 @@
         </w:rPr>
         <w:t xml:space="preserve">Mahatekar, D. D. (2025). State-wise foreign direct investment (FDI) flows and economic impacts in India: A comparative study (2019-2024). JETIR, 12(10). </w:t>
       </w:r>
-      <w:hyperlink r:id="rId49" w:history="1">
+      <w:hyperlink r:id="rId51" w:history="1">
         <w:r>
           <w:rPr>
             <w:rStyle w:val="Hyperlink"/>
@@ -39176,7 +38692,7 @@
         </w:rPr>
         <w:t xml:space="preserve">). (2024). State-wise Gross State Domestic Product, 2011-12 series. Government of India. </w:t>
       </w:r>
-      <w:hyperlink r:id="rId50" w:history="1">
+      <w:hyperlink r:id="rId52" w:history="1">
         <w:r>
           <w:rPr>
             <w:rStyle w:val="Hyperlink"/>
@@ -39203,7 +38719,7 @@
         </w:rPr>
         <w:t xml:space="preserve">Misra, S., Gupta, K., &amp; Trivedi, P. (2021). Sub-national government debt sustainability in India: An empirical analysis. Macroeconomics and Finance in Emerging Market Economies, 16(1), 57-79. </w:t>
       </w:r>
-      <w:hyperlink r:id="rId51" w:history="1">
+      <w:hyperlink r:id="rId53" w:history="1">
         <w:r>
           <w:rPr>
             <w:rStyle w:val="Hyperlink"/>
@@ -39230,7 +38746,7 @@
         </w:rPr>
         <w:t xml:space="preserve">Mullainathan, S., &amp; Spiess, J. (2017). Machine learning: An applied econometric approach. Journal of Economic Perspectives, 31(2), 87-106. </w:t>
       </w:r>
-      <w:hyperlink r:id="rId52" w:history="1">
+      <w:hyperlink r:id="rId54" w:history="1">
         <w:r>
           <w:rPr>
             <w:rStyle w:val="Hyperlink"/>
@@ -39257,7 +38773,7 @@
         </w:rPr>
         <w:t xml:space="preserve">National Institute of Public Finance and Policy (NIPFP). (2024). How much debt is optimal for the major Indian states? Economic growth vs. debt sustainability (Working Paper No. 411). </w:t>
       </w:r>
-      <w:hyperlink r:id="rId53" w:history="1">
+      <w:hyperlink r:id="rId55" w:history="1">
         <w:r>
           <w:rPr>
             <w:rStyle w:val="Hyperlink"/>
@@ -39284,7 +38800,7 @@
         </w:rPr>
         <w:t xml:space="preserve">NITI Aayog. (2025). Fiscal Health Index 2025. Government of India. </w:t>
       </w:r>
-      <w:hyperlink r:id="rId54" w:history="1">
+      <w:hyperlink r:id="rId56" w:history="1">
         <w:r>
           <w:rPr>
             <w:rStyle w:val="Hyperlink"/>
@@ -39311,7 +38827,7 @@
         </w:rPr>
         <w:t xml:space="preserve">NITI Aayog. (2026). Fiscal Health Index 2026. Government of India. </w:t>
       </w:r>
-      <w:hyperlink r:id="rId55" w:history="1">
+      <w:hyperlink r:id="rId57" w:history="1">
         <w:r>
           <w:rPr>
             <w:rStyle w:val="Hyperlink"/>
@@ -39338,7 +38854,7 @@
         </w:rPr>
         <w:t xml:space="preserve">Oates, W. E. (1972). Fiscal federalism. Harcourt Brace Jovanovich. </w:t>
       </w:r>
-      <w:hyperlink r:id="rId56" w:history="1">
+      <w:hyperlink r:id="rId58" w:history="1">
         <w:r>
           <w:rPr>
             <w:rStyle w:val="Hyperlink"/>
@@ -39365,7 +38881,7 @@
         </w:rPr>
         <w:t xml:space="preserve">O'Brien, R. M. (2007). A caution regarding rules of thumb for variance inflation factors. Quality &amp; Quantity, 41(5), 673-690. </w:t>
       </w:r>
-      <w:hyperlink r:id="rId57" w:history="1">
+      <w:hyperlink r:id="rId59" w:history="1">
         <w:r>
           <w:rPr>
             <w:rStyle w:val="Hyperlink"/>
@@ -39392,7 +38908,7 @@
         </w:rPr>
         <w:t xml:space="preserve">Office of the Registrar General &amp; Census Commissioner, India. (2011). Census of India 2011, primary census abstract. Ministry of Home Affairs, Government of India. </w:t>
       </w:r>
-      <w:hyperlink r:id="rId58" w:history="1">
+      <w:hyperlink r:id="rId60" w:history="1">
         <w:r>
           <w:rPr>
             <w:rStyle w:val="Hyperlink"/>
@@ -39419,7 +38935,7 @@
         </w:rPr>
         <w:t xml:space="preserve">Panda, M., &amp; Sahay, S. (2022). Determinants of economic growth across states in India. In S. R. Hashim, R. Mukherji, &amp; B. Mishra (Eds.), Perspectives on inclusive policies for development in India (pp. 133-152). Springer. </w:t>
       </w:r>
-      <w:hyperlink r:id="rId59" w:history="1">
+      <w:hyperlink r:id="rId61" w:history="1">
         <w:r>
           <w:rPr>
             <w:rStyle w:val="Hyperlink"/>
@@ -39454,7 +38970,7 @@
         </w:rPr>
         <w:t xml:space="preserve">, M. H. (2015). Testing weak cross-sectional dependence in large panels. Econometric Reviews, 34(6-10), 1089-1117. </w:t>
       </w:r>
-      <w:hyperlink r:id="rId60" w:history="1">
+      <w:hyperlink r:id="rId62" w:history="1">
         <w:r>
           <w:rPr>
             <w:rStyle w:val="Hyperlink"/>
@@ -39481,7 +38997,7 @@
         </w:rPr>
         <w:t xml:space="preserve">Rao, M. G., &amp; Singh, N. (2005). The political economy of federalism in India. Oxford University Press. </w:t>
       </w:r>
-      <w:hyperlink r:id="rId61" w:history="1">
+      <w:hyperlink r:id="rId63" w:history="1">
         <w:r>
           <w:rPr>
             <w:rStyle w:val="Hyperlink"/>
@@ -39508,7 +39024,7 @@
         </w:rPr>
         <w:t xml:space="preserve">Reserve Bank of India. (2024). State finances: A study of budgets, 2023-24. RBI. </w:t>
       </w:r>
-      <w:hyperlink r:id="rId62" w:history="1">
+      <w:hyperlink r:id="rId64" w:history="1">
         <w:r>
           <w:rPr>
             <w:rStyle w:val="Hyperlink"/>
@@ -39533,9 +39049,10 @@
         <w:rPr>
           <w:sz w:val="21"/>
         </w:rPr>
+        <w:lastRenderedPageBreak/>
         <w:t xml:space="preserve">Roodman, D. (2009). How to do xtabond2: An introduction to difference and system GMM in Stata. Stata Journal, 9(1), 86-136. </w:t>
       </w:r>
-      <w:hyperlink r:id="rId63" w:history="1">
+      <w:hyperlink r:id="rId65" w:history="1">
         <w:r>
           <w:rPr>
             <w:rStyle w:val="Hyperlink"/>
@@ -39562,7 +39079,7 @@
         </w:rPr>
         <w:t xml:space="preserve">Spearman, C. (1904). The proof and measurement of association between two things. American Journal of Psychology, 15(1), 72-101. </w:t>
       </w:r>
-      <w:hyperlink r:id="rId64" w:history="1">
+      <w:hyperlink r:id="rId66" w:history="1">
         <w:r>
           <w:rPr>
             <w:rStyle w:val="Hyperlink"/>
@@ -39597,7 +39114,7 @@
         </w:rPr>
         <w:t xml:space="preserve">, R. (1996). Regression shrinkage and selection via the lasso. Journal of the Royal Statistical Society, Series B, 58(1), 267-288. </w:t>
       </w:r>
-      <w:hyperlink r:id="rId65" w:history="1">
+      <w:hyperlink r:id="rId67" w:history="1">
         <w:r>
           <w:rPr>
             <w:rStyle w:val="Hyperlink"/>
@@ -39624,7 +39141,7 @@
         </w:rPr>
         <w:t xml:space="preserve">Tiebout, C. M. (1956). A pure theory of local expenditures. Journal of Political Economy, 64(5), 416-424. </w:t>
       </w:r>
-      <w:hyperlink r:id="rId66" w:history="1">
+      <w:hyperlink r:id="rId68" w:history="1">
         <w:r>
           <w:rPr>
             <w:rStyle w:val="Hyperlink"/>
@@ -39649,7 +39166,6 @@
         <w:rPr>
           <w:sz w:val="21"/>
         </w:rPr>
-        <w:lastRenderedPageBreak/>
         <w:t xml:space="preserve">Trivedi, P., &amp; </w:t>
       </w:r>
       <w:proofErr w:type="spellStart"/>
@@ -39666,7 +39182,7 @@
         </w:rPr>
         <w:t xml:space="preserve">. (2011). Growth effects of fiscal policy of Indian states. Millennial Asia, 2(2), 141-162. </w:t>
       </w:r>
-      <w:hyperlink r:id="rId67" w:history="1">
+      <w:hyperlink r:id="rId69" w:history="1">
         <w:r>
           <w:rPr>
             <w:rStyle w:val="Hyperlink"/>
@@ -39693,7 +39209,7 @@
         </w:rPr>
         <w:t xml:space="preserve">Varian, H. R. (2014). Big data: New tricks for econometrics. Journal of Economic Perspectives, 28(2), 3-28. </w:t>
       </w:r>
-      <w:hyperlink r:id="rId68" w:history="1">
+      <w:hyperlink r:id="rId70" w:history="1">
         <w:r>
           <w:rPr>
             <w:rStyle w:val="Hyperlink"/>
@@ -39720,7 +39236,7 @@
         </w:rPr>
         <w:t xml:space="preserve">Wooldridge, J. M. (2010). Econometric analysis of cross section and panel data (2nd ed.). MIT Press. </w:t>
       </w:r>
-      <w:hyperlink r:id="rId69" w:history="1">
+      <w:hyperlink r:id="rId71" w:history="1">
         <w:r>
           <w:rPr>
             <w:rStyle w:val="Hyperlink"/>
@@ -39750,7 +39266,7 @@
         </w:rPr>
         <w:t xml:space="preserve">Zou, H., &amp; Hastie, T. (2005). Regularization and variable selection via the elastic net. Journal of the Royal Statistical Society, Series B, 67(2), 301-320. </w:t>
       </w:r>
-      <w:hyperlink r:id="rId70" w:history="1">
+      <w:hyperlink r:id="rId72" w:history="1">
         <w:r>
           <w:rPr>
             <w:rStyle w:val="Hyperlink"/>
@@ -39780,7 +39296,7 @@
         <w:spacing w:after="120"/>
         <w:ind w:left="425" w:hanging="425"/>
       </w:pPr>
-      <w:hyperlink r:id="rId71" w:history="1">
+      <w:hyperlink r:id="rId73" w:history="1">
         <w:r>
           <w:rPr>
             <w:rStyle w:val="Hyperlink"/>
@@ -39828,7 +39344,7 @@
         <w:spacing w:after="120"/>
         <w:ind w:left="425" w:hanging="425"/>
       </w:pPr>
-      <w:hyperlink r:id="rId72" w:history="1">
+      <w:hyperlink r:id="rId74" w:history="1">
         <w:r>
           <w:rPr>
             <w:rStyle w:val="Hyperlink"/>
@@ -39857,7 +39373,7 @@
       <w:r>
         <w:t xml:space="preserve">priorities [Preprint]. Research Square. </w:t>
       </w:r>
-      <w:hyperlink r:id="rId73" w:history="1">
+      <w:hyperlink r:id="rId75" w:history="1">
         <w:r>
           <w:rPr>
             <w:rStyle w:val="Hyperlink"/>

--- a/paper/Fiscal_Discipline_and_Investment_Outcomes.docx
+++ b/paper/Fiscal_Discipline_and_Investment_Outcomes.docx
@@ -299,7 +299,7 @@
         <w:rPr>
           <w:lang w:val="en-IN"/>
         </w:rPr>
-        <w:t>grow.Fischer</w:t>
+        <w:t>grow. Fischer</w:t>
       </w:r>
       <w:proofErr w:type="spellEnd"/>
       <w:proofErr w:type="gramEnd"/>
@@ -315,7 +315,7 @@
         <w:rPr>
           <w:lang w:val="en-IN"/>
         </w:rPr>
-        <w:t>grow.These</w:t>
+        <w:t>grow. These</w:t>
       </w:r>
       <w:proofErr w:type="spellEnd"/>
       <w:proofErr w:type="gramEnd"/>
@@ -383,7 +383,7 @@
         <w:rPr>
           <w:lang w:val="en-IN"/>
         </w:rPr>
-        <w:t>up..</w:t>
+        <w:t>up.</w:t>
       </w:r>
       <w:proofErr w:type="gramEnd"/>
       <w:r>
@@ -426,7 +426,7 @@
         <w:rPr>
           <w:lang w:val="en-IN"/>
         </w:rPr>
-        <w:t>time.The</w:t>
+        <w:t>time. The</w:t>
       </w:r>
       <w:proofErr w:type="spellEnd"/>
       <w:proofErr w:type="gramEnd"/>
@@ -441,7 +441,7 @@
         <w:rPr>
           <w:lang w:val="en-IN"/>
         </w:rPr>
-        <w:t>investors.</w:t>
+        <w:t>investors. </w:t>
       </w:r>
       <w:r>
         <w:t>Sustainability</w:t>
@@ -581,7 +581,7 @@
       <w:proofErr w:type="spellStart"/>
       <w:proofErr w:type="gramStart"/>
       <w:r>
-        <w:t>model.Hastie</w:t>
+        <w:t>model. Hastie</w:t>
       </w:r>
       <w:proofErr w:type="spellEnd"/>
       <w:proofErr w:type="gramEnd"/>
@@ -612,7 +612,7 @@
       <w:proofErr w:type="spellStart"/>
       <w:proofErr w:type="gramStart"/>
       <w:r>
-        <w:t>model.Across</w:t>
+        <w:t>model. Across</w:t>
       </w:r>
       <w:proofErr w:type="spellEnd"/>
       <w:proofErr w:type="gramEnd"/>
@@ -23904,7 +23904,7 @@
       </w:r>
       <w:r>
         <w:lastRenderedPageBreak/>
-        <w:t>clustered by state, and it identifies the between-state relationship. Variance inflation factors are computed for the four fiscal regressors, because deficit and debt are mechanically linked: a state's debt stock is the accumulation of its past deficits. Dynamic panel estimators of the Arellano-Bond family (1991) are deliberately avoided here. At N = 10 and T = 5 the instrument count in a standard difference or system GMM setup would approach or exceed the number of cross-sectional units, a configuration Roodman (2009) identifies as unreliable. As a descriptive complement to the two regressions, Spearman's rank correlation (Spearman, 1904) is computed between the composite discipline ranking of Section 4.7 and each state's five-year FDI total and per-capita GSDP. Unlike the regression coefficients, which exploit year-by-year variation, this compresses each state to a single point; it is reported in Section 6.2.</w:t>
+        <w:t>clustered by state, and it identifies the between-state relationship. Variance inflation factors are computed for the four fiscal regressors, interpreted against the cautions in O’Brien (2007), because deficit and debt are mechanically linked: a state's debt stock is the accumulation of its past deficits. Dynamic panel estimators of the Arellano-Bond family (1991) are deliberately avoided here. At N = 10 and T = 5 the instrument count in a standard difference or system GMM setup would approach or exceed the number of cross-sectional units, a configuration Roodman (2009) identifies as unreliable. As a descriptive complement to the two regressions, Spearman's rank correlation (Spearman, 1904) is computed between the composite discipline ranking of Section 4.7 and each state's five-year FDI total and per-capita GSDP. Unlike the regression coefficients, which exploit year-by-year variation, this compresses each state to a single point; it is reported in Section 6.2.</w:t>
       </w:r>
     </w:p>
     <w:p>
@@ -24263,7 +24263,7 @@
         <w:jc w:val="both"/>
       </w:pPr>
       <w:r>
-        <w:t>The tenth step takes care of the things that do not fit into the chain. There are two states that're different, from the rest. The paper talks about these two states by name in Section 7.3. It uses them as examples of where the pattern does not work instead of just ignoring them and adding them to the rest of the things that do not fit.</w:t>
+        <w:t>The tenth step takes care of the things that do not fit into the chain. There are two states that are different from the rest. The paper talks about these two states by name in Section 7.3. It uses them as examples of where the pattern does not work instead of just ignoring them and adding them to the rest of the things that do not fit.</w:t>
       </w:r>
     </w:p>
     <w:p>
@@ -24279,7 +24279,7 @@
         <w:jc w:val="both"/>
       </w:pPr>
       <w:r>
-        <w:t>Each estimator in Section 5.1 embodies a choice — fixed versus random effects, pooled versus panel, one covariance estimator over another — and in a conventional panel those choices would be settled by a short battery of specification tests. At N = 10 and T = 5 that battery is available but weak. The Hausman statistic frequently fails to compute because the difference between the two covariance matrices is not positive definite; the Pesaran CD statistic is asymptotic in the number of entities, of which there are ten; the Wooldridge and Driscoll-Kraay results are asymptotic in the number of periods, of which there are five. Reporting only those tests that happen to return a clean verdict would misrepresent that position. The strategy adopted here is accordingly threefold.</w:t>
+        <w:t>Each estimator in Section 5.1 embodies a choice — fixed versus random effects, pooled versus panel, one covariance estimator over another — and in a conventional panel those choices would be settled by a short battery of specification tests of the kind set out in Baltagi (2021). At N = 10 and T = 5 that battery is available but weak. The Hausman statistic frequently fails to compute because the difference between the two covariance matrices is not positive definite; the Pesaran CD statistic is asymptotic in the number of entities, of which there are ten; the Wooldridge and Driscoll-Kraay results are asymptotic in the number of periods, of which there are five. Reporting only those tests that happen to return a clean verdict would misrepresent that position. The strategy adopted here is accordingly threefold.</w:t>
       </w:r>
     </w:p>
     <w:p>
@@ -24287,7 +24287,7 @@
         <w:jc w:val="both"/>
       </w:pPr>
       <w:r>
-        <w:t>First, the formal tests are run and reported in full, including those that return no verdict. Estimator choice is examined with the Hausman test, the Breusch-Pagan LM test and the F-test for poolability; error structure with the Pesaran CD test for cross-sectional dependence, the Wooldridge test for first-order serial correlation and the modified Wald test for groupwise heteroskedasticity; and functional form with Ramsey's RESET and a comparison of the logarithmic, inverse-hyperbolic-sine and level transformations of FDI.</w:t>
+        <w:t>First, the formal tests are run and reported in full, including those that return no verdict. Estimator choice is examined with the Hausman test, the Breusch-Pagan LM test and the F-test for poolability; error structure with the Pesaran CD test for cross-sectional dependence, the Wooldridge test for first-order serial correlation, implemented as in Drukker (2003), and the modified Wald test for groupwise heteroskedasticity; and functional form with Ramsey's RESET and a comparison of the logarithmic, inverse-hyperbolic-sine and level transformations of FDI.</w:t>
       </w:r>
     </w:p>
     <w:p>
@@ -25355,7 +25355,7 @@
           <w:sz w:val="22"/>
           <w:szCs w:val="22"/>
         </w:rPr>
-        <w:t>up.West</w:t>
+        <w:t>up. West</w:t>
       </w:r>
       <w:proofErr w:type="spellEnd"/>
       <w:proofErr w:type="gramEnd"/>
@@ -26766,23 +26766,7 @@
         <w:jc w:val="both"/>
       </w:pPr>
       <w:r>
-        <w:t xml:space="preserve">The pooled specification with Census controls (n = 48, R² = 0.643, between R² = 0.874, </w:t>
-      </w:r>
-      <w:proofErr w:type="gramStart"/>
-      <w:r>
-        <w:t>F(</w:t>
-      </w:r>
-      <w:proofErr w:type="gramEnd"/>
-      <w:r>
-        <w:t xml:space="preserve">7,40) = 10.29, p &lt; 0.001) tells a different, and for the paper's central claim more important, story. Debt is significantly negative (coefficient -0.176, standard error 0.062, t = -2.84, p = 0.0071): a one-percentage-point-lower debt-to-GSDP ratio is associated with roughly 17.6 per cent higher FDI, holding the other regressors and the Census controls fixed. Literacy is also significant (0.101, p = 0.035); capital expenditure is negative and significant in this specification too (-0.366, p = 0.008), a result discussed in Section 7.2; fiscal deficit, own tax revenue, the COVID dummy, and </w:t>
-      </w:r>
-      <w:proofErr w:type="spellStart"/>
-      <w:r>
-        <w:t>urbanisation</w:t>
-      </w:r>
-      <w:proofErr w:type="spellEnd"/>
-      <w:r>
-        <w:t xml:space="preserve"> are not significant at conventional levels. Because ten clusters is too few for the cluster-robust t-distribution to be reliable, these p-values are re-computed by wild cluster bootstrap in Section 6.7. Debt remains the only regressor here that approaches conventional significance under that stricter standard (p = 0.057, significant at the 10 per cent level); literacy (p = 0.235) and capital expenditure (p = 0.095) do not survive it, and are accordingly not relied upon in what follows.</w:t>
+        <w:t xml:space="preserve">The pooled specification with Census controls (n = 48, R² = 0.643, between R² = 0.874, F(7,40) = 10.29, p &lt; 0.001) tells a different, and for the paper's central claim more important, story. Debt is negative and precisely estimated (coefficient -0.176, standard error 0.062, t = -2.84, p = 0.0071 under cluster-robust inference): a one-percentage-point-lower debt-to-GSDP ratio is associated with roughly 17.6 per cent higher FDI, holding the other regressors and the Census controls fixed. Literacy (0.101) and capital expenditure (-0.366) also clear conventional significance under those same standard errors, at p = 0.035 and p = 0.008 respectively, while fiscal deficit, own tax revenue, the COVID dummy and urbanisation do not. Ten clusters is too few for the cluster-robust t-distribution to be reliable, however, so all of these p-values are re-computed by wild cluster bootstrap in Section 6.7. Debt is the only regressor that approaches conventional significance under that stricter standard (p = 0.057, significant at the 10 per cent level); literacy (p = 0.235) and capital expenditure (p = 0.094) do not survive it, and neither is relied upon in what follows.</w:t>
       </w:r>
     </w:p>
     <w:p>
@@ -37750,7 +37734,7 @@
       </w:r>
       <w:proofErr w:type="gramStart"/>
       <w:r>
-        <w:t>control..</w:t>
+        <w:t>control.</w:t>
       </w:r>
       <w:proofErr w:type="gramEnd"/>
       <w:r>
@@ -37778,7 +37762,7 @@
       </w:r>
       <w:proofErr w:type="spellStart"/>
       <w:r>
-        <w:t>about.First</w:t>
+        <w:t>about. First</w:t>
       </w:r>
       <w:proofErr w:type="spellEnd"/>
       <w:r>
@@ -37786,7 +37770,7 @@
       </w:r>
       <w:proofErr w:type="spellStart"/>
       <w:r>
-        <w:t>investments.If</w:t>
+        <w:t>investments. If</w:t>
       </w:r>
       <w:proofErr w:type="spellEnd"/>
       <w:r>
@@ -37794,7 +37778,7 @@
       </w:r>
       <w:proofErr w:type="spellStart"/>
       <w:r>
-        <w:t>year.It</w:t>
+        <w:t>year. It</w:t>
       </w:r>
       <w:proofErr w:type="spellEnd"/>
       <w:r>
@@ -37802,7 +37786,7 @@
       </w:r>
       <w:proofErr w:type="spellStart"/>
       <w:r>
-        <w:t>away.If</w:t>
+        <w:t>away. If</w:t>
       </w:r>
       <w:proofErr w:type="spellEnd"/>
       <w:r>
@@ -37810,7 +37794,7 @@
       </w:r>
       <w:proofErr w:type="spellStart"/>
       <w:r>
-        <w:t>way.The</w:t>
+        <w:t>way. The</w:t>
       </w:r>
       <w:proofErr w:type="spellEnd"/>
       <w:r>
@@ -37818,7 +37802,7 @@
       </w:r>
       <w:proofErr w:type="spellStart"/>
       <w:r>
-        <w:t>doing.There</w:t>
+        <w:t>doing. There</w:t>
       </w:r>
       <w:proofErr w:type="spellEnd"/>
       <w:r>
@@ -37826,7 +37810,7 @@
       </w:r>
       <w:proofErr w:type="spellStart"/>
       <w:r>
-        <w:t>verify.Deficits</w:t>
+        <w:t>verify. Deficits</w:t>
       </w:r>
       <w:proofErr w:type="spellEnd"/>
       <w:r>
@@ -37925,7 +37909,7 @@
       <w:proofErr w:type="spellStart"/>
       <w:proofErr w:type="gramStart"/>
       <w:r>
-        <w:t>it.We</w:t>
+        <w:t>it. We</w:t>
       </w:r>
       <w:proofErr w:type="spellEnd"/>
       <w:proofErr w:type="gramEnd"/>

--- a/paper/Fiscal_Discipline_and_Investment_Outcomes.docx
+++ b/paper/Fiscal_Discipline_and_Investment_Outcomes.docx
@@ -24227,7 +24227,7 @@
         <w:jc w:val="both"/>
       </w:pPr>
       <w:r>
-        <w:t>Stages 0 to 2 are assembly, and they are arithmetic rather than inference. Everything in them is reproducible from the tables in Section 4. Three choices there propagate through the rest of the chain. Ratios are used instead of rupee amounts, because a rupee of deficit in Maharashtra and a rupee of deficit in Jharkhand are not comparable quantities. FDI enters in logs, because the largest recipient in the panel takes roughly three orders of magnitude more than the smallest in the same year. And the COVID dummy is created at this stage rather than being handled later, because FY 2020-21 is a shock common to all ten states; leaving it in the residual would contaminate every stage downstream of it.</w:t>
+        <w:t>Stages 0 to 2 are assembly, and they are arithmetic rather than inference. Everything in them is reproducible from the tables in Section 4. Three choices there propagate through the rest of the chain. Ratios are used instead of rupee amounts, because a rupee of deficit in Maharashtra and a rupee of deficit in Jharkhand are not comparable quantities. FDI enters in logs, because the largest recipient in the panel takes roughly three orders of magnitude more than the smallest in the same year. And the COVID dummy is created at this stage rather than being handled later, because FY 2020-21 is a shock common to all ten states (International Monetary Fund, 2020); leaving it in the residual would contaminate every stage downstream of it.</w:t>
       </w:r>
     </w:p>
     <w:p>
@@ -39263,109 +39263,6 @@
         <w:rPr>
           <w:sz w:val="21"/>
         </w:rPr>
-        <w:t xml:space="preserve"> </w:t>
-      </w:r>
-    </w:p>
-    <w:p>
-      <w:pPr>
-        <w:spacing w:after="120"/>
-        <w:ind w:left="425" w:hanging="425"/>
-      </w:pPr>
-      <w:r>
-        <w:t>Drishti IAS. (2025, January 30). Fiscal Health Index 2025.</w:t>
-      </w:r>
-    </w:p>
-    <w:p>
-      <w:pPr>
-        <w:spacing w:after="120"/>
-        <w:ind w:left="425" w:hanging="425"/>
-      </w:pPr>
-      <w:hyperlink r:id="rId73" w:history="1">
-        <w:r>
-          <w:rPr>
-            <w:rStyle w:val="Hyperlink"/>
-          </w:rPr>
-          <w:t>https://www.drishtiias.com/daily-updates/daily-news-analysis/fiscal-health-index-2025</w:t>
-        </w:r>
-      </w:hyperlink>
-      <w:r>
-        <w:t xml:space="preserve"> </w:t>
-      </w:r>
-    </w:p>
-    <w:p>
-      <w:pPr>
-        <w:spacing w:after="120"/>
-        <w:ind w:left="425" w:hanging="425"/>
-      </w:pPr>
-      <w:proofErr w:type="spellStart"/>
-      <w:r>
-        <w:t>Taşcı</w:t>
-      </w:r>
-      <w:proofErr w:type="spellEnd"/>
-      <w:r>
-        <w:t>, K. (2026). From vacancies to placements: Education–sector complementarity and</w:t>
-      </w:r>
-    </w:p>
-    <w:p>
-      <w:pPr>
-        <w:spacing w:after="120"/>
-        <w:ind w:left="425"/>
-      </w:pPr>
-      <w:r>
-        <w:t xml:space="preserve">spatial </w:t>
-      </w:r>
-      <w:proofErr w:type="spellStart"/>
-      <w:r>
-        <w:t>labour</w:t>
-      </w:r>
-      <w:proofErr w:type="spellEnd"/>
-      <w:r>
-        <w:t>-market matching across Türkiye's provinces [Preprint]. Research Square.</w:t>
-      </w:r>
-    </w:p>
-    <w:p>
-      <w:pPr>
-        <w:spacing w:after="120"/>
-        <w:ind w:left="425" w:hanging="425"/>
-      </w:pPr>
-      <w:hyperlink r:id="rId74" w:history="1">
-        <w:r>
-          <w:rPr>
-            <w:rStyle w:val="Hyperlink"/>
-          </w:rPr>
-          <w:t>https://doi.org/10.21203/rs.3.rs-10397804/v1</w:t>
-        </w:r>
-      </w:hyperlink>
-      <w:r>
-        <w:t xml:space="preserve"> </w:t>
-      </w:r>
-    </w:p>
-    <w:p>
-      <w:pPr>
-        <w:spacing w:after="120"/>
-        <w:ind w:left="425" w:hanging="425"/>
-      </w:pPr>
-      <w:r>
-        <w:t>Tosun, G. (2026). Beyond growth: Evidence that economic expansion reshapes social</w:t>
-      </w:r>
-    </w:p>
-    <w:p>
-      <w:pPr>
-        <w:spacing w:after="120"/>
-        <w:ind w:left="425"/>
-      </w:pPr>
-      <w:r>
-        <w:t xml:space="preserve">priorities [Preprint]. Research Square. </w:t>
-      </w:r>
-      <w:hyperlink r:id="rId75" w:history="1">
-        <w:r>
-          <w:rPr>
-            <w:rStyle w:val="Hyperlink"/>
-          </w:rPr>
-          <w:t>https://doi.org/10.21203/rs.3.rs-9845024/v1</w:t>
-        </w:r>
-      </w:hyperlink>
-      <w:r>
         <w:t xml:space="preserve"> </w:t>
       </w:r>
     </w:p>

--- a/paper/Fiscal_Discipline_and_Investment_Outcomes.docx
+++ b/paper/Fiscal_Discipline_and_Investment_Outcomes.docx
@@ -291,39 +291,7 @@
         <w:rPr>
           <w:lang w:val="en-IN"/>
         </w:rPr>
-        <w:t xml:space="preserve">When we spend money in a way and do not use unfair taxes to pay for it the country grows more. If we spend the same amount of money and pay for it with very high taxes it does not always help the country </w:t>
-      </w:r>
-      <w:proofErr w:type="spellStart"/>
-      <w:proofErr w:type="gramStart"/>
-      <w:r>
-        <w:rPr>
-          <w:lang w:val="en-IN"/>
-        </w:rPr>
-        <w:t>grow. Fischer</w:t>
-      </w:r>
-      <w:proofErr w:type="spellEnd"/>
-      <w:proofErr w:type="gramEnd"/>
-      <w:r>
-        <w:rPr>
-          <w:lang w:val="en-IN"/>
-        </w:rPr>
-        <w:t xml:space="preserve"> studied this in 1993. Found out that when countries spend a lot more money than they have it can make the country grow slower and cause problems with money and trade. He also found out that this happens because countries are not investing their money in things that will help them </w:t>
-      </w:r>
-      <w:proofErr w:type="spellStart"/>
-      <w:proofErr w:type="gramStart"/>
-      <w:r>
-        <w:rPr>
-          <w:lang w:val="en-IN"/>
-        </w:rPr>
-        <w:t>grow. These</w:t>
-      </w:r>
-      <w:proofErr w:type="spellEnd"/>
-      <w:proofErr w:type="gramEnd"/>
-      <w:r>
-        <w:rPr>
-          <w:lang w:val="en-IN"/>
-        </w:rPr>
-        <w:t xml:space="preserve"> two things are important, for understanding what happens at a level. What is important is not how money we spend but what we spend it on and how we pay for it.</w:t>
+        <w:t>When we spend money in a way and do not use unfair taxes to pay for it the country grows more. If we spend the same amount of money and pay for it with very high taxes it does not always help the country grow. Fischer studied this in 1993. Found out that when countries spend a lot more money than they have it can make the country grow slower and cause problems with money and trade. He also found out that this happens because countries are not investing their money in things that will help them grow. These two things are important, for understanding what happens at a level. What is important is not how money we spend but what we spend it on and how we pay for it.</w:t>
       </w:r>
     </w:p>
     <w:p>
@@ -376,21 +344,7 @@
         <w:rPr>
           <w:lang w:val="en-IN"/>
         </w:rPr>
-        <w:t xml:space="preserve">The Reserve Bank of Indias annual study of state budgets for the year 2024 gives us some background information. After the pandemic the total amount of debt that states have has gone </w:t>
-      </w:r>
-      <w:proofErr w:type="gramStart"/>
-      <w:r>
-        <w:rPr>
-          <w:lang w:val="en-IN"/>
-        </w:rPr>
-        <w:t>up.</w:t>
-      </w:r>
-      <w:proofErr w:type="gramEnd"/>
-      <w:r>
-        <w:rPr>
-          <w:lang w:val="en-IN"/>
-        </w:rPr>
-        <w:t xml:space="preserve"> This increase is not the same everywhere. Some states are paying off their debt faster than others.</w:t>
+        <w:t>The Reserve Bank of Indias annual study of state budgets for the year 2024 gives us some background information. After the pandemic the total amount of debt that states have has gone up. This increase is not the same everywhere. Some states are paying off their debt faster than others.</w:t>
       </w:r>
     </w:p>
     <w:p>
@@ -418,30 +372,14 @@
         <w:rPr>
           <w:lang w:val="en-IN"/>
         </w:rPr>
-        <w:t xml:space="preserve"> these differences do not go away over </w:t>
-      </w:r>
-      <w:proofErr w:type="spellStart"/>
+        <w:t xml:space="preserve"> these differences do not go away over time. The NIPFP working paper does not tell us what happens to the debt in terms of results that an investor can actually see. The NIPFP working paper only looks at the debt levels of the states and how they affect the economy but it does not look at what the debt means for </w:t>
+      </w:r>
       <w:proofErr w:type="gramStart"/>
       <w:r>
         <w:rPr>
           <w:lang w:val="en-IN"/>
         </w:rPr>
-        <w:t>time. The</w:t>
-      </w:r>
-      <w:proofErr w:type="spellEnd"/>
-      <w:proofErr w:type="gramEnd"/>
-      <w:r>
-        <w:rPr>
-          <w:lang w:val="en-IN"/>
-        </w:rPr>
-        <w:t xml:space="preserve"> NIPFP working paper does not tell us what happens to the debt in terms of results that an investor can actually see. The NIPFP working paper only looks at the debt levels of the states and how they affect the economy but it does not look at what the debt means for </w:t>
-      </w:r>
-      <w:proofErr w:type="gramStart"/>
-      <w:r>
-        <w:rPr>
-          <w:lang w:val="en-IN"/>
-        </w:rPr>
-        <w:t>investors. </w:t>
+        <w:t>investors.</w:t>
       </w:r>
       <w:r>
         <w:t>Sustainability</w:t>
@@ -576,17 +514,7 @@
       </w:r>
       <w:proofErr w:type="spellEnd"/>
       <w:r>
-        <w:t xml:space="preserve"> in 2001 does not require a relationship between the variables. The SHAP values, which were developed by Lundberg and Lee in 2017 can break down a prediction into the contributions of each variable which gives us a way to measure the importance of each variable that is not specific to any one </w:t>
-      </w:r>
-      <w:proofErr w:type="spellStart"/>
-      <w:proofErr w:type="gramStart"/>
-      <w:r>
-        <w:t>model. Hastie</w:t>
-      </w:r>
-      <w:proofErr w:type="spellEnd"/>
-      <w:proofErr w:type="gramEnd"/>
-      <w:r>
-        <w:t xml:space="preserve">, </w:t>
+        <w:t xml:space="preserve"> in 2001 does not require a relationship between the variables. The SHAP values, which were developed by Lundberg and Lee in 2017 can break down a prediction into the contributions of each variable which gives us a way to measure the importance of each variable that is not specific to any one model. Hastie, </w:t>
       </w:r>
       <w:proofErr w:type="spellStart"/>
       <w:r>
@@ -607,17 +535,7 @@
       </w:r>
       <w:proofErr w:type="gramEnd"/>
       <w:r>
-        <w:t xml:space="preserve"> these methods have not been used in research, on finance in states, which still uses traditional panel estimation methods. This is okay when we have a lot of data. It can be a problem when we have limited data because it relies on the standard errors of a single </w:t>
-      </w:r>
-      <w:proofErr w:type="spellStart"/>
-      <w:proofErr w:type="gramStart"/>
-      <w:r>
-        <w:t>model. Across</w:t>
-      </w:r>
-      <w:proofErr w:type="spellEnd"/>
-      <w:proofErr w:type="gramEnd"/>
-      <w:r>
-        <w:t xml:space="preserve"> these bodies of work the pattern is a run of near-misses rather than one clean omission. Trivedi and Rajmal (2011) establish that fiscal deficits contract growth across fourteen states, but do not look at FDI. Panda and Sahay (2022) confirm the same growth result on seventeen states over a pre-2017 window, again with no FDI channel. Misra, Gupta and Trivedi (2021) study the sustainability of state debt, off-budget guarantees included, without linking that sustainability to an investment outcome. The NIPFP threshold regression (2024) estimates the debt level at which growth turns negative for the major states, once more without FDI. NITI Aayog (2025, 2026) produces a composite fiscal ranking of eighteen states and validates it against no outcome whatsoever. Mahatekar (2025) documents state-wise FDI descriptively, with neither econometrics nor fiscal variables. And Feld et al. (2024) establish the fiscal-federalism link to FDI across countries but not within one.</w:t>
+        <w:t xml:space="preserve"> these methods have not been used in research, on finance in states, which still uses traditional panel estimation methods. This is okay when we have a lot of data. It can be a problem when we have limited data because it relies on the standard errors of a single model. Across these bodies of work the pattern is a run of near-misses rather than one clean omission. Trivedi and Rajmal (2011) establish that fiscal deficits contract growth across fourteen states, but do not look at FDI. Panda and Sahay (2022) confirm the same growth result on seventeen states over a pre-2017 window, again with no FDI channel. Misra, Gupta and Trivedi (2021) study the sustainability of state debt, off-budget guarantees included, without linking that sustainability to an investment outcome. The NIPFP threshold regression (2024) estimates the debt level at which growth turns negative for the major states, once more without FDI. NITI Aayog (2025, 2026) produces a composite fiscal ranking of eighteen states and validates it against no outcome whatsoever. Mahatekar (2025) documents state-wise FDI descriptively, with neither econometrics nor fiscal variables. And Feld et al. (2024) establish the fiscal-federalism link to FDI across countries but not within one.</w:t>
       </w:r>
     </w:p>
     <w:p>
@@ -23920,7 +23838,7 @@
         <w:jc w:val="both"/>
       </w:pPr>
       <w:r>
-        <w:t>Panel regression on ten states and five years rests on thirty-three to forty residual degrees of freedom, and one of the five years is dominated by a single, extreme, common shock. A single specification's p-value is thin support for a policy claim in that setting. The debt-FDI finding is therefore validated with three additional, methodologically independent lenses, all appropriate at this sample size:</w:t>
+        <w:t xml:space="preserve">A panel of ten states over five years leaves thirty-three to forty residual degrees of freedom, and the pandemic dominates one of those five years. One specification's p-value is thin support for a policy claim on that basis. Three further methods are used to check the debt-FDI result, each independent of the panel regression and each defensible at this sample size:</w:t>
       </w:r>
     </w:p>
     <w:p>
@@ -23984,7 +23902,7 @@
         <w:jc w:val="both"/>
       </w:pPr>
       <w:r>
-        <w:t>Four further design choices follow from the panel structure of the data, and each addresses a way in which a naive application of these methods would overstate what forty-eight observations can support.</w:t>
+        <w:t xml:space="preserve">Four design choices follow from the shape of the panel. Each closes off a way in which these methods, applied without care, would overstate what forty-eight observations support.</w:t>
       </w:r>
     </w:p>
     <w:p>
@@ -23992,11 +23910,7 @@
         <w:jc w:val="both"/>
       </w:pPr>
       <w:r>
-        <w:t xml:space="preserve">Cross-validation is blocked by state rather than by row. A leave-one-observation-out scheme holds out, say, Gujarat in FY 2021-22 while retaining Gujarat's other four years in the training sample. Because a state's fiscal ratios and FDI level are strongly persistent, the held-out observation is then partly predictable from its own state's other rows, and any resulting accuracy figure is optimistic. Every cross-validated quantity reported below, the LASSO penalty strength and the out-of-sample fit of Section 6.6 alike, is therefore computed with the ten states as cross-validation groups, so that no state ever appears </w:t>
-      </w:r>
-      <w:r>
-        <w:lastRenderedPageBreak/>
-        <w:t>in both the training and the held-out fold. For comparison, out-of-sample fit is additionally reported under the row-wise scheme and under a forward-chaining scheme in which each year is predicted from years strictly preceding it. The differences between the three columns are themselves informative about how much of the apparent fit is state persistence.</w:t>
+        <w:t xml:space="preserve">The cross-validation folds are blocked by state. Under a leave-one-observation-out scheme, holding out Gujarat in FY 2021-22 leaves Gujarat's other four years in the training sample. A state's fiscal ratios and FDI level are persistent, so the held-out point is then partly predictable from its own state, and the resulting accuracy figure flatters the model. Every cross-validated quantity below (the LASSO penalty strength, and the out-of-sample fit of Section 6.6) uses the ten states as groups, so that no state appears in both folds. Out-of-sample fit is also reported under the row-wise scheme, and under a forward-chaining scheme that predicts each year from the years before it. How far apart those three columns sit measures how much of the apparent fit is state persistence.</w:t>
       </w:r>
     </w:p>
     <w:p>
@@ -24004,7 +23918,7 @@
         <w:jc w:val="both"/>
       </w:pPr>
       <w:r>
-        <w:t>Selection is reported as a probability rather than as a verdict. The penalty strength chosen by cross-validation at this sample size can be light enough that no regressor is eliminated, in which case a table of selected variables conveys nothing. Two supplementary statistics are therefore reported. The first is the entry order along the regularisation path: the penalty strength at which each variable first acquires a non-zero coefficient, so that the variable surviving the harshest penalty is identified directly. The second is a stability-selection exercise in the sense of Meinshausen and Bühlmann (2010): LASSO is refit over a grid of penalty strengths on 500 random subsamples of five of the ten states, and each variable's selection probability is recorded across that grid.</w:t>
+        <w:t xml:space="preserve">Selection needs a probability attached to it. At this sample size the cross-validated penalty can be light enough that nothing is eliminated, and a table of selected variables then says nothing at all. Two further statistics fill that gap. The entry order along the regularisation path records the penalty at which each variable first takes a non-zero coefficient, identifying the one that survives hardest shrinkage. The stability-selection exercise, following Meinshausen and Bühlmann (2010), refits LASSO over a grid of penalties on 500 random subsamples of five states each, and records how often each variable is kept.</w:t>
       </w:r>
     </w:p>
     <w:p>
@@ -24012,7 +23926,7 @@
         <w:jc w:val="both"/>
       </w:pPr>
       <w:r>
-        <w:t>The machine-learning branch is run twice, pooled and within. The econometric analysis estimates both a pooled and a fixed-effects specification because they identify different parameters, and Section 7.1 turns on the contrast between them. Applying the machine-learning methods to the raw data alone would validate only the pooled result, and would leave open the objection that a tree or a penalised regression fitted to raw levels is learning that West Bengal is a high-debt, low-FDI state rather than anything about fiscal variation. LASSO and the random forest are therefore also fitted to state-demeaned data, which is the algebra a fixed-effects estimator performs, so that the machine-learning branch is required to reproduce the within-state result as well as the between-state one.</w:t>
+        <w:t xml:space="preserve">The machine-learning branch runs twice, pooled and within. Section 7.1 turns on the contrast between the pooled and fixed-effects estimates, which identify different parameters. Fitting the machine-learning methods to raw data alone would validate only the pooled half, and would leave an obvious objection open: a tree fitted to raw levels may be learning that West Bengal is a high-debt, low-FDI state and nothing more. LASSO and the random forest are also fitted to state-demeaned data, the algebra a fixed-effects estimator performs, so the branch has to reproduce the within-state result too.</w:t>
       </w:r>
     </w:p>
     <w:p>
@@ -24020,7 +23934,7 @@
         <w:jc w:val="both"/>
       </w:pPr>
       <w:r>
-        <w:t>The importance ranking is tested against a null. That debt ranks first on mean absolute SHAP is not by itself evidence, because some variable must rank first, and tree ensembles favour high-variance continuous regressors even when the outcome carries no signal. The outcome is therefore permuted 500 times, the forest refit and SHAP importances recomputed on each permutation, and two statistics recorded: how often debt ranks first under a permuted outcome, and how often the gap between the first- and second-ranked variable equals or exceeds the gap observed on the real data. The second statistic is the one that carries evidential weight; the first is reported alongside it because the difference between them is instructive.</w:t>
+        <w:t xml:space="preserve">Last, the importance ranking is tested against a null. Debt ranking first on mean absolute SHAP proves little on its own, since some variable must rank first, and tree ensembles favour high-variance continuous regressors even when the outcome is noise. We permute the outcome 500 times, refit the forest and recompute SHAP on each permutation, recording two things: how often debt ranks first, and how often the gap between first and second place matches the gap in the real data. The gap statistic is the one that carries weight. The rank is reported beside it because the two diverge sharply, and the divergence is worth seeing.</w:t>
       </w:r>
     </w:p>
     <w:p>
@@ -24028,7 +23942,7 @@
         <w:jc w:val="both"/>
       </w:pPr>
       <w:r>
-        <w:t>Finally, out-of-sample R-squared is computed for ordinary least squares, LASSO, the random forest and a gradient-boosted alternative, not to claim predictive power at forty-eight observations but to report honestly how much of it exists.</w:t>
+        <w:t xml:space="preserve">Out-of-sample R-squared is computed for ordinary least squares, LASSO, the random forest and a gradient-boosted alternative. Forty-eight observations cannot support a claim to predictive power. The figures are reported to show how much of it exists.</w:t>
       </w:r>
     </w:p>
     <w:p>
@@ -24279,7 +24193,7 @@
         <w:jc w:val="both"/>
       </w:pPr>
       <w:r>
-        <w:t>Each estimator in Section 5.1 embodies a choice — fixed versus random effects, pooled versus panel, one covariance estimator over another — and in a conventional panel those choices would be settled by a short battery of specification tests of the kind set out in Baltagi (2021). At N = 10 and T = 5 that battery is available but weak. The Hausman statistic frequently fails to compute because the difference between the two covariance matrices is not positive definite; the Pesaran CD statistic is asymptotic in the number of entities, of which there are ten; the Wooldridge and Driscoll-Kraay results are asymptotic in the number of periods, of which there are five. Reporting only those tests that happen to return a clean verdict would misrepresent that position. The strategy adopted here is accordingly threefold.</w:t>
+        <w:t xml:space="preserve">Each estimator in Section 5.1 involves a choice: fixed or random effects, pooled or panel, one covariance estimator over another. In a conventional panel a short battery of specification tests would settle those choices (Baltagi, 2021). At N = 10 and T = 5 the battery is available but weak. The Hausman statistic often fails to compute at all, because the difference between the two covariance matrices is not positive definite. Pesaran's CD statistic is asymptotic in the number of entities, and there are ten. The Wooldridge and Driscoll-Kraay results are asymptotic in the number of periods, and there are five. Reporting only the tests that come back clean would misrepresent that position. Three things are done instead.</w:t>
       </w:r>
     </w:p>
     <w:p>
@@ -24287,7 +24201,7 @@
         <w:jc w:val="both"/>
       </w:pPr>
       <w:r>
-        <w:t>First, the formal tests are run and reported in full, including those that return no verdict. Estimator choice is examined with the Hausman test, the Breusch-Pagan LM test and the F-test for poolability; error structure with the Pesaran CD test for cross-sectional dependence, the Wooldridge test for first-order serial correlation, implemented as in Drukker (2003), and the modified Wald test for groupwise heteroskedasticity; and functional form with Ramsey's RESET and a comparison of the logarithmic, inverse-hyperbolic-sine and level transformations of FDI.</w:t>
+        <w:t xml:space="preserve">First, the formal tests are run and reported in full, including those that return no verdict. Estimator choice is examined with the Hausman test, the Breusch-Pagan LM test and the F-test for poolability. For error structure we use Pesaran's CD test for cross-sectional dependence, the Wooldridge test for first-order serial correlation implemented as in Drukker (2003), and the modified Wald test for groupwise heteroskedasticity. Functional form is checked with Ramsey's RESET, and by comparing the logarithmic, inverse-hyperbolic-sine and level transformations of FDI.</w:t>
       </w:r>
     </w:p>
     <w:p>
@@ -24295,8 +24209,7 @@
         <w:jc w:val="both"/>
       </w:pPr>
       <w:r>
-        <w:lastRenderedPageBreak/>
-        <w:t>Second, because those tests are weak, the sensitivity of the inference to the covariance estimator is reported directly rather than assumed. The same fixed-effects coefficient is presented with Driscoll-Kraay, cluster-robust and unadjusted standard errors, and with a percentile interval from 2,000 bootstrap resamples drawn at the level of the state rather than the individual observation, so that the resampling respects the panel structure. Because both the kernel and the cluster-robust estimators rest on asymptotics this panel does not supply — the first in the number of periods, the second in the number of clusters — a wild cluster bootstrap-t with the null imposed and Rademacher weights (Cameron, Gelbach and Miller, 2008) is computed for every coefficient the paper relies on, and treated as the arbiter where the two disagree. Its validity was checked in both directions: the COVID dummy in the growth model, an effect of roughly fourteen percentage points, returns p = 0.003, while eight pure-noise placebo regressors returned no p-value below 0.05.</w:t>
+        <w:t xml:space="preserve">Second, since those tests are weak, we report directly how far the inference depends on the covariance estimator. The same fixed-effects coefficient appears with Driscoll-Kraay, cluster-robust and unadjusted standard errors, and with a percentile interval from 2,000 bootstrap resamples drawn at the level of the state, so that the resampling respects the panel structure. Both the kernel and the cluster-robust estimators rest on asymptotics this panel does not supply, the first in the number of periods and the second in the number of clusters. A wild cluster bootstrap-t with the null imposed and Rademacher weights (Cameron, Gelbach and Miller, 2008) is therefore computed for every coefficient the paper relies on, and settles the cases where the two disagree. We checked it in both directions. The COVID dummy in the growth model, an effect of roughly fourteen percentage points, returns p = 0.003; eight pure-noise placebo regressors returned nothing below 0.05.</w:t>
       </w:r>
     </w:p>
     <w:p>
@@ -24304,7 +24217,7 @@
         <w:jc w:val="both"/>
       </w:pPr>
       <w:r>
-        <w:t>Third, and most informative at this sample size, the debt coefficient is estimated under every defensible combination of modelling choices rather than defended in one: fixed effects or pooled, the pandemic year retained or dropped, Census controls included or omitted, FDI in logarithms or inverse hyperbolic sine, and each of the ten states excluded in turn. That yields 132 estimates, reported as a specification curve. If a result holds across all of them, the question of which single specification is correct loses most of its force. The logic is that of the machine-learning convergence argument of Section 5.2, applied to the econometric branch.</w:t>
+        <w:t xml:space="preserve">Third, the debt coefficient is estimated under every defensible combination of modelling choices instead of being defended in one: fixed effects or pooled, the pandemic year kept or dropped, Census controls in or out, FDI in logarithms or inverse hyperbolic sine, and each of the ten states excluded in turn. That gives 132 estimates, reported as a specification curve. A result holding across all of them makes the question of which single specification is correct much less pressing. The logic mirrors the convergence argument of Section 5.2, moved to the econometric side.</w:t>
       </w:r>
     </w:p>
     <w:p>
@@ -25342,33 +25255,7 @@
           <w:szCs w:val="22"/>
         </w:rPr>
         <w:lastRenderedPageBreak/>
-        <w:t xml:space="preserve">If you look at the numbers in that table one of them gives us a hint of what's coming next. The Debt-to-GSDP is different in each state it goes from 17.6 to 42.5 per cent. This is a difference of fourteen points across ten states and it is not all mixed </w:t>
-      </w:r>
-      <w:proofErr w:type="spellStart"/>
-      <w:proofErr w:type="gramStart"/>
-      <w:r>
-        <w:rPr>
-          <w:rFonts w:ascii="Times New Roman" w:eastAsiaTheme="minorEastAsia" w:hAnsi="Times New Roman" w:cstheme="minorBidi"/>
-          <w:b w:val="0"/>
-          <w:bCs w:val="0"/>
-          <w:color w:val="auto"/>
-          <w:sz w:val="22"/>
-          <w:szCs w:val="22"/>
-        </w:rPr>
-        <w:t>up. West</w:t>
-      </w:r>
-      <w:proofErr w:type="spellEnd"/>
-      <w:proofErr w:type="gramEnd"/>
-      <w:r>
-        <w:rPr>
-          <w:rFonts w:ascii="Times New Roman" w:eastAsiaTheme="minorEastAsia" w:hAnsi="Times New Roman" w:cstheme="minorBidi"/>
-          <w:b w:val="0"/>
-          <w:bCs w:val="0"/>
-          <w:color w:val="auto"/>
-          <w:sz w:val="22"/>
-          <w:szCs w:val="22"/>
-        </w:rPr>
-        <w:t xml:space="preserve"> Bengal and Rajasthan always have the highest Debt-to-GSDP every year. On the hand Gujarat and Maharashtra always have the lowest Debt-to-GSDP. You will see the order when we look at the other results. Debt-to-GSDP numbers, for these states follow the pattern every time.</w:t>
+        <w:t>If you look at the numbers in that table one of them gives us a hint of what's coming next. The Debt-to-GSDP is different in each state it goes from 17.6 to 42.5 per cent. This is a difference of fourteen points across ten states and it is not all mixed up. West Bengal and Rajasthan always have the highest Debt-to-GSDP every year. On the hand Gujarat and Maharashtra always have the lowest Debt-to-GSDP. You will see the order when we look at the other results. Debt-to-GSDP numbers, for these states follow the pattern every time.</w:t>
       </w:r>
     </w:p>
     <w:p>
@@ -26766,7 +26653,7 @@
         <w:jc w:val="both"/>
       </w:pPr>
       <w:r>
-        <w:t xml:space="preserve">The pooled specification with Census controls (n = 48, R² = 0.643, between R² = 0.874, F(7,40) = 10.29, p &lt; 0.001) tells a different, and for the paper's central claim more important, story. Debt is negative and precisely estimated (coefficient -0.176, standard error 0.062, t = -2.84, p = 0.0071 under cluster-robust inference): a one-percentage-point-lower debt-to-GSDP ratio is associated with roughly 17.6 per cent higher FDI, holding the other regressors and the Census controls fixed. Literacy (0.101) and capital expenditure (-0.366) also clear conventional significance under those same standard errors, at p = 0.035 and p = 0.008 respectively, while fiscal deficit, own tax revenue, the COVID dummy and urbanisation do not. Ten clusters is too few for the cluster-robust t-distribution to be reliable, however, so all of these p-values are re-computed by wild cluster bootstrap in Section 6.7. Debt is the only regressor that approaches conventional significance under that stricter standard (p = 0.057, significant at the 10 per cent level); literacy (p = 0.235) and capital expenditure (p = 0.094) do not survive it, and neither is relied upon in what follows.</w:t>
+        <w:t>The pooled specification with Census controls (n = 48, R² = 0.643, between R² = 0.874, F(7,40) = 10.29, p &lt; 0.001) tells a different, and for the paper's central claim more important, story. Debt is negative and precisely estimated (coefficient -0.176, standard error 0.062, t = -2.84, p = 0.0071 under cluster-robust inference): a one-percentage-point-lower debt-to-GSDP ratio is associated with roughly 17.6 per cent higher FDI, holding the other regressors and the Census controls fixed. Literacy (0.101) and capital expenditure (-0.366) also clear conventional significance under those same standard errors, at p = 0.035 and p = 0.008 respectively, while fiscal deficit, own tax revenue, the COVID dummy and urbanisation do not. Ten clusters is too few for the cluster-robust t-distribution to be reliable, however, so all of these p-values are re-computed by wild cluster bootstrap in Section 6.7. Debt is the only regressor that approaches conventional significance under that stricter standard (p = 0.057, significant at the 10 per cent level); literacy (p = 0.235) and capital expenditure (p = 0.094) do not survive it, and neither is relied upon in what follows.</w:t>
       </w:r>
     </w:p>
     <w:p>
@@ -35499,7 +35386,7 @@
         <w:jc w:val="both"/>
       </w:pPr>
       <w:r>
-        <w:t>The F-test for poolability strongly rejects pooling in the FDI model: F(9,33) = 6.741, p &lt; 0.0001, so state effects are jointly significant and the fixed-effects specification is justified on the test's own terms. It does not do so in the growth model, where F(9,35) = 0.818, p = 0.603. Fixed effects are retained there notwithstanding, because the estimator remains consistent where random effects would be biased and because the theoretical argument of Section 3 requires state-level controls; but that is a modelling decision rather than a verdict the test delivered, and it is reported as such. The Hausman test returns no verdict for the FDI model: the difference between the fixed- and random-effects covariance matrices is not positive definite, a routine outcome at ten entities. For the growth model it computes, at 6.319 on four degrees of freedom (p = 0.177), so random effects are not rejected there either.</w:t>
+        <w:t xml:space="preserve">The F-test for poolability rejects pooling in the FDI model: F(9,33) = 6.741, p &lt; 0.0001. State effects are jointly significant and the fixed-effects specification is justified. In the growth model it does not: F(9,35) = 0.818, p = 0.603. We keep fixed effects there anyway, because the estimator stays consistent where random effects would be biased, and because the argument of Section 3 requires state-level controls. That is a modelling decision, not a verdict the test delivered, and we report it as one. The Hausman test returns nothing at all for the FDI model: the difference between the fixed- and random-effects covariance matrices is not positive definite, a routine outcome at ten entities. For the growth model it computes, at 6.319 on four degrees of freedom (p = 0.177), so random effects are not rejected there either.</w:t>
       </w:r>
     </w:p>
     <w:p>
@@ -35507,19 +35394,15 @@
         <w:jc w:val="both"/>
       </w:pPr>
       <w:r>
-        <w:t>The three tests bearing on the covariance estimator return a more mixed picture than the choice of Driscoll-Kraay would imply. In the FDI model the Pesaran CD statistic is 0.019 (p = 0.985) and the Wooldridge test gives a first-difference autocorrelation of -0.051 (p = 0.810): neither cross-sectional dependence nor serial correlation is detectable. In the growth model cross-sectional dependence is unambiguous, CD = 8.397 (p &lt; 0.0001), which is what one would expect of a panel whose middle year is a shock common to every state. The modified Wald test rejects homoskedasticity across states in both models (p &lt; 0.0001). Driscoll-Kraay is therefore clearly warranted for the growth model; for the FDI model the heteroskedasticity is real but the dependence the estimator exists to absorb is not detectable, and a cluster-robust estimator would be the more natural default.</w:t>
+        <w:t xml:space="preserve">The three tests bearing on the covariance estimator give a more mixed picture than the use of Driscoll-Kraay implies. In the FDI model, Pesaran's CD statistic is 0.019 (p = 0.985) and the Wooldridge test gives a first-difference autocorrelation of -0.051 (p = 0.810). Neither cross-sectional dependence nor serial correlation shows up. In the growth model the dependence is unambiguous, CD = 8.397 (p &lt; 0.0001), as it should be in a panel whose middle year is a shock common to every state. The modified Wald test rejects homoskedasticity across states in both models (p &lt; 0.0001). Driscoll-Kraay is clearly warranted for the growth model. For the FDI model the heteroskedasticity is real but the dependence the estimator exists to absorb is not, and a cluster-robust estimator would be the more natural default.</w:t>
       </w:r>
     </w:p>
     <w:p>
       <w:pPr>
-        <w:spacing w:after="40"/>
         <w:jc w:val="both"/>
       </w:pPr>
       <w:r>
-        <w:rPr>
-          <w:b/>
-        </w:rPr>
-        <w:t>Table 32. Specification and diagnostic tests, both models. Tests returning no verdict are reported rather than omitted.</w:t>
+        <w:t xml:space="preserve">Table 32. Specification and diagnostic tests, both models. Tests that return no verdict are included.</w:t>
       </w:r>
     </w:p>
     <w:tbl>
@@ -36108,7 +35991,7 @@
         <w:jc w:val="both"/>
       </w:pPr>
       <w:r>
-        <w:t>That distinction matters, because Driscoll-Kraay does not behave conservatively at this panel length. Table 33 reports the within-state debt coefficient under three covariance estimators. The point estimate is identical by construction; the standard error is not. Driscoll-Kraay returns 0.042, cluster-robust 0.084 and the unadjusted estimator 0.106. A kernel estimator whose properties are asymptotic in T is being applied at T = 5, and it produces the tightest of the three intervals rather than the widest — the same numerical fragility that leaves a negative robust F-statistic in the fixed-effects output. The substantive conclusion is unaffected. The coefficient remains significant under cluster-robust inference (p = 0.0002), and a bootstrap that resamples whole states rather than individual observations gives a 95 per cent interval of [+0.074, +0.522], which excludes zero. Readers should nonetheless treat the cluster-robust column as the conservative reading of the within-state results reported in Section 6.3.</w:t>
+        <w:t xml:space="preserve">That distinction matters, because Driscoll-Kraay does not behave conservatively at this panel length. Table 33 gives the within-state debt coefficient under three covariance estimators. The point estimate is identical by construction. The standard error is not: Driscoll-Kraay returns 0.042, cluster-robust 0.084, and the unadjusted estimator 0.106. A kernel estimator whose properties are asymptotic in T is being applied at T = 5, and it produces the tightest of the three intervals instead of the widest. The same numerical fragility leaves a negative robust F-statistic in the fixed-effects output. None of this changes the substantive conclusion. The coefficient stays significant under cluster-robust inference (p = 0.0002), and a bootstrap resampling whole states gives a 95 per cent interval of [+0.074, +0.522], which excludes zero. The cluster-robust column is the conservative reading of the within-state results in Section 6.3, and should be read as such.</w:t>
       </w:r>
     </w:p>
     <w:p>
@@ -36504,7 +36387,7 @@
         <w:jc w:val="both"/>
       </w:pPr>
       <w:r>
-        <w:t>The specification curve is the most informative of the three exercises. Across 88 pooled specifications the debt coefficient is negative in every single one, ranging from -0.269 to -0.087 with a median of -0.198, and significant at the 5 per cent level in 89 per cent of them. Across 44 fixed-effects specifications it is positive in every single one, from +0.128 to +0.417 with a median of +0.338, and significant in 95 per cent. Neither sign is a specification artefact. The two are separated by the dimension of variation the estimator uses and by nothing else, which is the strongest form the argument of Section 7.1 can take: the between-state and the within-state results are each robust to every other choice available, and they still disagree.</w:t>
+        <w:t xml:space="preserve">Across 88 pooled specifications the debt coefficient is negative in every one, ranging from -0.269 to -0.087 with a median of -0.198, and significant at the 5 per cent level in 89 per cent of them. Across 44 fixed-effects specifications it is positive in every one, from +0.128 to +0.417 with a median of +0.338, significant in 95 per cent. Neither sign is a specification artefact. What separates them is the dimension of variation the estimator uses, and nothing else. That is as far as the argument of Section 7.1 can be pushed: the between-state and within-state results each survive every other choice available, and they still disagree.</w:t>
       </w:r>
     </w:p>
     <w:p>
@@ -36579,7 +36462,7 @@
         <w:jc w:val="both"/>
       </w:pPr>
       <w:r>
-        <w:t>Neither the kernel nor the cluster-robust estimator is on firm ground here: the first is asymptotic in the number of periods, of which there are five, and the second in the number of clusters, of which there are ten. Where they disagree, the wild cluster bootstrap adjudicates, and Table 34 reports it for every coefficient the paper relies on. Two of its verdicts differ from what Driscoll-Kraay reports, and both are recorded here rather than left in a footnote.</w:t>
+        <w:t xml:space="preserve">Neither the kernel nor the cluster-robust estimator stands on firm ground here. The first is asymptotic in the number of periods, of which there are five; the second in the number of clusters, of which there are ten. Where they disagree the wild cluster bootstrap settles it, and Table 34 reports it for every coefficient the paper uses. Two of its verdicts differ from what Driscoll-Kraay gives. Both are set out below.</w:t>
       </w:r>
     </w:p>
     <w:p>
@@ -36587,7 +36470,7 @@
         <w:jc w:val="both"/>
       </w:pPr>
       <w:r>
-        <w:t>The first concerns the growth equation. Under Driscoll-Kraay the fiscal deficit enters negatively at p = 0.031, a result that would replicate Trivedi and Rajmal (2011) and Panda and Sahay (2022) on newer audited data. It does not survive: cluster-robust inference puts it at p = 0.310 and the bootstrap at p = 0.448. The coefficient is large but too imprecisely estimated at fifty observations across ten states to support a claim. H2 is nonetheless supported, through a different channel than originally proposed: within states, debt (+1.097, bootstrap p = 0.020) and own tax revenue (+4.083, bootstrap p = 0.028) are both significantly associated with growth under every method of inference applied. The deficit channel is the one this panel cannot speak to.</w:t>
+        <w:t xml:space="preserve">The first concerns the growth equation. Under Driscoll-Kraay the fiscal deficit enters negatively at p = 0.031, which would replicate Trivedi and Rajmal (2011) and Panda and Sahay (2022) on newer audited data. It does not survive. Cluster-robust inference puts it at p = 0.310 and the bootstrap at p = 0.448. The coefficient is large but too imprecisely estimated, at fifty observations across ten states, to support a claim. H2 still holds, through a channel we did not originally propose: within states, debt (+1.097, bootstrap p = 0.020) and own tax revenue (+4.083, bootstrap p = 0.028) are both significantly associated with growth under every method of inference we apply. The deficit channel is the one this panel cannot speak to.</w:t>
       </w:r>
     </w:p>
     <w:p>
@@ -36595,11 +36478,7 @@
         <w:jc w:val="both"/>
       </w:pPr>
       <w:r>
-        <w:t xml:space="preserve">The second concerns the magnitude, though not the direction, of the paper's central result. The pooled debt-FDI coefficient is significant at p = 0.007 under cluster-robust inference and at p = 0.057 under the bootstrap: significant at the 10 per cent level, marginally short of 5. Two of the pooled model's secondary results, literacy (p = 0.235) and capital expenditure (p = 0.095), do not survive at either level and are not relied upon. What does not change is the evidence that never depended on a standard error: the debt coefficient is negative in all 88 pooled specifications of the curve above, LASSO and Elastic Net rank </w:t>
-      </w:r>
-      <w:r>
-        <w:lastRenderedPageBreak/>
-        <w:t>it first by a wide margin, SHAP ranks it first in all ten leave-one-state-out refits, and the permutation null puts the importance margin at p = 0.004. The case for H1 rests on that convergence, which is why the paper was built to produce it rather than to lean on a single p-value.</w:t>
+        <w:t xml:space="preserve">The second concerns the size of the paper's central result, though not its direction. The pooled debt-FDI coefficient is significant at p = 0.007 under cluster-robust inference and at p = 0.057 under the bootstrap: significant at 10 per cent, marginally short of 5. Two secondary results from the pooled model, literacy (p = 0.235) and capital expenditure (p = 0.095), survive at neither level and we do not rely on them. The evidence that never depended on a standard error is unchanged. Debt is negative in all 88 pooled specifications of the curve above; LASSO and Elastic Net rank it first by a wide margin; SHAP ranks it first in all ten leave-one-state-out refits; the permutation null puts the importance margin at p = 0.004. H1 rests on that convergence. The paper was designed to produce it, precisely so the claim would not hang on one p-value.</w:t>
       </w:r>
     </w:p>
     <w:p>
@@ -37500,7 +37379,7 @@
         <w:jc w:val="both"/>
       </w:pPr>
       <w:r>
-        <w:t>The model choices behind Section 6 are therefore defended in three ways rather than one: by the formal tests where they are valid, reported including the two that return no verdict; by showing that the inference does not turn on which covariance estimator is used; and by a specification curve in which the cross-state result holds in all 88 specifications. No single test statistic could carry that weight at forty-eight observations, and none is asked to.</w:t>
+        <w:t xml:space="preserve">The model choices behind Section 6 are defended three ways instead of one: by the formal tests where they are valid, including the two that return no verdict; by showing that the inference does not turn on which covariance estimator is used; and by a specification curve in which the cross-state result holds in all 88 specifications. No single test statistic could carry that weight at forty-eight observations. None is asked to.</w:t>
       </w:r>
     </w:p>
     <w:p>
@@ -37524,7 +37403,7 @@
         <w:jc w:val="both"/>
       </w:pPr>
       <w:r>
-        <w:t xml:space="preserve">The central puzzle in Section 6.3 is that debt enters Model 1 negative in the pooled cross-state specification and positive in the within-state fixed-effects specification, and that both are estimated precisely enough to take seriously: the pooled coefficient at p = 0.007 under cluster-robust inference and p = 0.057 under the wild cluster bootstrap of Section 6.7, the within-state coefficient at p = 0.031 under that same bootstrap. Both estimates are correct. They answer different questions. The pooled coefficient asks whether a state that persistently carries less debt than its peers attracts more FDI than they do. It does, and the magnitude, roughly 18 per cent more FDI per percentage point of lower debt-to-GSDP, lines up with the discipline ranking of Section 4.7. The two lowest-debt states in the panel, Gujarat and Maharashtra, rank first or second overall in almost every year; the highest-debt state, West Bengal, ranks last in all five. It lines up too with the Spearman correlation of Section 6.2, which turns significant (rho = 0.728, p = 0.026) once the one state whose FDI series is an accounting artefact rather than a genuine low outcome is set aside.</w:t>
+        <w:t>The central puzzle in Section 6.3 is that debt enters Model 1 negative in the pooled cross-state specification and positive in the within-state fixed-effects specification, and that both are estimated precisely enough to take seriously: the pooled coefficient at p = 0.007 under cluster-robust inference and p = 0.057 under the wild cluster bootstrap of Section 6.7, the within-state coefficient at p = 0.031 under that same bootstrap. Both estimates are correct. They answer different questions. The pooled coefficient asks whether a state that persistently carries less debt than its peers attracts more FDI than they do. It does, and the magnitude, roughly 18 per cent more FDI per percentage point of lower debt-to-GSDP, lines up with the discipline ranking of Section 4.7. The two lowest-debt states in the panel, Gujarat and Maharashtra, rank first or second overall in almost every year; the highest-debt state, West Bengal, ranks last in all five. It lines up too with the Spearman correlation of Section 6.2, which turns significant (rho = 0.728, p = 0.026) once the one state whose FDI series is an accounting artefact rather than a genuine low outcome is set aside.</w:t>
       </w:r>
     </w:p>
     <w:p>
@@ -37532,7 +37411,8 @@
         <w:jc w:val="both"/>
       </w:pPr>
       <w:r>
-        <w:t xml:space="preserve">The fixed-effects coefficient asks a different question: when a state's own debt ratio rises above its usual level, does its FDI rise with it? Over this window it does, and not because borrowing attracts investors. Five years is a short series and one of them, FY 2020-21, is a shock common to every state. Deficits and debt rose everywhere at once while FDI fell everywhere; inflows then recovered through FY 2021-22 and FY 2022-23 while debt remained at its elevated pandemic level. Gujarat's FDI rose in FY 2020-21 and Karnataka's in FY 2021-22, both while debt stood above its pre-pandemic ratio. Debt and FDI therefore move together within states over this window for reasons that have little to do with either causing the other, and a five-year panel containing a shock of that size cannot separate them. The within-state estimate is best read as a description of the COVID window rather than as a behavioural relationship.</w:t>
+        <w:lastRenderedPageBreak/>
+        <w:t>The fixed-effects coefficient asks a different question: when a state's own debt ratio rises above its usual level, does its FDI rise with it? Over this window it does, and not because borrowing attracts investors. Five years is a short series and one of them, FY 2020-21, is a shock common to every state. Deficits and debt rose everywhere at once while FDI fell everywhere; inflows then recovered through FY 2021-22 and FY 2022-23 while debt remained at its elevated pandemic level. Gujarat's FDI rose in FY 2020-21 and Karnataka's in FY 2021-22, both while debt stood above its pre-pandemic ratio. Debt and FDI therefore move together within states over this window for reasons that have little to do with either causing the other, and a five-year panel containing a shock of that size cannot separate them. The within-state estimate is best read as a description of the COVID window rather than as a behavioural relationship.</w:t>
       </w:r>
     </w:p>
     <w:p>
@@ -37559,7 +37439,7 @@
         <w:jc w:val="both"/>
       </w:pPr>
       <w:r>
-        <w:t xml:space="preserve">Capital expenditure enters the FDI specification with a negative coefficient, -0.366, significant under cluster-robust inference (p = 0.008) though not under the wild cluster bootstrap of Section 6.7 (p = 0.094). The paper accordingly rests no claim on it. The sign is nonetheless the opposite of what the crowding-in channel of Section 2 predicts, and it is stable enough across the specification curve to be worth explaining rather than dismissed. Two features of the measure account for most of it.</w:t>
+        <w:t>Capital expenditure enters the FDI specification with a negative coefficient, -0.366, significant under cluster-robust inference (p = 0.008) though not under the wild cluster bootstrap of Section 6.7 (p = 0.094). The paper accordingly rests no claim on it. The sign is nonetheless the opposite of what the crowding-in channel of Section 2 predicts, and it is stable enough across the specification curve to be worth explaining rather than dismissed. Two features of the measure account for most of it.</w:t>
       </w:r>
     </w:p>
     <w:p>
@@ -37649,7 +37529,6 @@
         <w:pStyle w:val="Heading2"/>
       </w:pPr>
       <w:r>
-        <w:lastRenderedPageBreak/>
         <w:t>7.3 The Jharkhand and Uttar Pradesh cases</w:t>
       </w:r>
     </w:p>
@@ -37658,7 +37537,7 @@
         <w:jc w:val="both"/>
       </w:pPr>
       <w:r>
-        <w:t xml:space="preserve">Jharkhand shows that discipline does not by itself deliver investment. It sits mid-table on the composite ranking, sixth of ten with an average score of 5.8, yet its FDI is the most erratic in the panel: a substantial inflow in FY 2019-20, then almost nothing from FY 2020-21 onward. Excluding it moves the within-state estimates more than excluding any other state (Section 6.5), which is why it is discussed separately rather than absorbed into the average. Its trajectory diverges sharply from Gujarat's or Karnataka's, and the reasons are specific rather than fiscal: political turnover, difficulties in the mining sector on which much of its investment case rests, and infrastructure that compares poorly with the states above it. Fiscal prudence appears necessary for a state to be considered; Jharkhand demonstrates that it is not sufficient for a state to be chosen.</w:t>
+        <w:t>Jharkhand shows that discipline does not by itself deliver investment. It sits mid-table on the composite ranking, sixth of ten with an average score of 5.8, yet its FDI is the most erratic in the panel: a substantial inflow in FY 2019-20, then almost nothing from FY 2020-21 onward. Excluding it moves the within-state estimates more than excluding any other state (Section 6.5), which is why it is discussed separately rather than absorbed into the average. Its trajectory diverges sharply from Gujarat's or Karnataka's, and the reasons are specific rather than fiscal: political turnover, difficulties in the mining sector on which much of its investment case rests, and infrastructure that compares poorly with the states above it. Fiscal prudence appears necessary for a state to be considered; Jharkhand demonstrates that it is not sufficient for a state to be chosen.</w:t>
       </w:r>
     </w:p>
     <w:p>
@@ -37666,7 +37545,7 @@
         <w:jc w:val="both"/>
       </w:pPr>
       <w:r>
-        <w:t xml:space="preserve">Uttar Pradesh is the mirror case, and its anomaly is one of measurement rather than performance. DPIIT's series for the state begins only in FY 2021-22, so its first two cells are missing rather than zero. On fiscal discipline it ranks at or near the top throughout, first of ten with an average score of 2.2. Whether that censoring distorts the results was tested directly: dropping the state leaves the regression estimates substantially unchanged (Section 6.5), but it does move the Spearman correlation of Section 6.2 from insignificant to significant (rho = 0.728, p = 0.026). That pattern is what one would expect. A regression using forty-eight state-year observations absorbs two missing cells; a rank correlation that compresses each state to a single five-year total does not, because the missing years drag Uttar Pradesh's total down and its rank with it.</w:t>
+        <w:t>Uttar Pradesh is the mirror case, and its anomaly is one of measurement rather than performance. DPIIT's series for the state begins only in FY 2021-22, so its first two cells are missing rather than zero. On fiscal discipline it ranks at or near the top throughout, first of ten with an average score of 2.2. Whether that censoring distorts the results was tested directly: dropping the state leaves the regression estimates substantially unchanged (Section 6.5), but it does move the Spearman correlation of Section 6.2 from insignificant to significant (rho = 0.728, p = 0.026). That pattern is what one would expect. A regression using forty-eight state-year observations absorbs two missing cells; a rank correlation that compresses each state to a single five-year total does not, because the missing years drag Uttar Pradesh's total down and its rank with it.</w:t>
       </w:r>
     </w:p>
     <w:p>
@@ -37674,6 +37553,7 @@
         <w:pStyle w:val="Heading2"/>
       </w:pPr>
       <w:r>
+        <w:lastRenderedPageBreak/>
         <w:t>7.4 What the agglomeration rival hypothesis survives</w:t>
       </w:r>
     </w:p>
@@ -37682,7 +37562,7 @@
         <w:jc w:val="both"/>
       </w:pPr>
       <w:r>
-        <w:t xml:space="preserve">Section 3 set out the rival explanation: foreign investment follows existing industrial clusters and metropolitan markets, and a state's fiscal position is largely incidental to where it goes. Nothing in this study refutes that hypothesis. The results are better read as locating fiscal discipline within it than as displacing it.</w:t>
+        <w:t>Section 3 set out the rival explanation: foreign investment follows existing industrial clusters and metropolitan markets, and a state's fiscal position is largely incidental to where it goes. Nothing in this study refutes that hypothesis. The results are better read as locating fiscal discipline within it than as displacing it.</w:t>
       </w:r>
     </w:p>
     <w:p>
@@ -37690,7 +37570,7 @@
         <w:jc w:val="both"/>
       </w:pPr>
       <w:r>
-        <w:t xml:space="preserve">The machine-learning stage speaks most directly to the point, though not in the direction the first run suggested. That run included the two Census controls and ranked urbanisation as the dominant predictor, which would have been a striking vindication of the agglomeration account. It was not one. Urbanisation is fixed within a state across all five years, so the forest was using it to identify which state an observation came from, re-learning the state fixed effect rather than measuring any agglomeration mechanism. The result is an artefact of the panel's shape and carries no evidence about clustering in either direction, which is why Section 5.2 reports it as a diagnostic failure and Section 6.6 excludes both controls. It cannot be cited in support of the rival hypothesis, and it is not cited here.</w:t>
+        <w:t>The machine-learning stage speaks most directly to the point, though not in the direction the first run suggested. That run included the two Census controls and ranked urbanisation as the dominant predictor, which would have been a striking vindication of the agglomeration account. It was not one. Urbanisation is fixed within a state across all five years, so the forest was using it to identify which state an observation came from, re-learning the state fixed effect rather than measuring any agglomeration mechanism. The result is an artefact of the panel's shape and carries no evidence about clustering in either direction, which is why Section 5.2 reports it as a diagnostic failure and Section 6.6 excludes both controls. It cannot be cited in support of the rival hypothesis, and it is not cited here.</w:t>
       </w:r>
     </w:p>
     <w:p>
@@ -37698,7 +37578,7 @@
         <w:jc w:val="both"/>
       </w:pPr>
       <w:r>
-        <w:t xml:space="preserve">What the corrected analysis does show is that once attention is restricted to variation this panel can actually speak to, debt ranks first among the fiscal predictors in both the pooled and the state-demeaned specifications (Section 6.6). The pooled regression retains literacy and urbanisation as controls and the debt coefficient survives their inclusion, so the cross-state result is not merely a restatement of which states are already developed and urbanised.</w:t>
+        <w:t>What the corrected analysis does show is that once attention is restricted to variation this panel can actually speak to, debt ranks first among the fiscal predictors in both the pooled and the state-demeaned specifications (Section 6.6). The pooled regression retains literacy and urbanisation as controls and the debt coefficient survives their inclusion, so the cross-state result is not merely a restatement of which states are already developed and urbanised.</w:t>
       </w:r>
     </w:p>
     <w:p>
@@ -37706,7 +37586,7 @@
         <w:jc w:val="both"/>
       </w:pPr>
       <w:r>
-        <w:t xml:space="preserve">The reading we take is that the two accounts operate at different levels rather than in competition. Structural advantages — location, port access, an established industrial base, the depth of a metropolitan labour market — determine which states are candidates for large inflows at all, and the ten states in this sample are precisely those that have already cleared that bar. Fiscal position then appears to sort investment among them. That is consistent with the between-state result of Section 7.1, and it is also why the finding should not be extrapolated: it describes how capital is allocated among states already in contention, not how a state enters contention in the first place. Section 8 returns to this as the study's principal limit on external validity.</w:t>
+        <w:t>The reading we take is that the two accounts operate at different levels rather than in competition. Structural advantages — location, port access, an established industrial base, the depth of a metropolitan labour market — determine which states are candidates for large inflows at all, and the ten states in this sample are precisely those that have already cleared that bar. Fiscal position then appears to sort investment among them. That is consistent with the between-state result of Section 7.1, and it is also why the finding should not be extrapolated: it describes how capital is allocated among states already in contention, not how a state enters contention in the first place. Section 8 returns to this as the study's principal limit on external validity.</w:t>
       </w:r>
     </w:p>
     <w:p>
@@ -37730,19 +37610,7 @@
         <w:jc w:val="both"/>
       </w:pPr>
       <w:r>
-        <w:t xml:space="preserve">Foreign Direct Investment in India is more likely to happen when a state has financial </w:t>
-      </w:r>
-      <w:proofErr w:type="gramStart"/>
-      <w:r>
-        <w:t>control.</w:t>
-      </w:r>
-      <w:proofErr w:type="gramEnd"/>
-      <w:r>
-        <w:t xml:space="preserve"> This is only true when we compare different states not when we look at what happens within a single state over five years. States like Gujarat and Maharashtra which have kept their debt low compared to their state </w:t>
-      </w:r>
-      <w:r>
-        <w:lastRenderedPageBreak/>
-        <w:t>product get a lot more Foreign Direct Investment than states that have not done this. We used five methods to check this and they all said the same thing: states with low debt get more Foreign Direct Investment. These methods are all different. Do not rely on the same assumptions but they all looked at the same information from forty-eight to fifty observations.</w:t>
+        <w:t>Foreign Direct Investment in India is more likely to happen when a state has financial control. This is only true when we compare different states not when we look at what happens within a single state over five years. States like Gujarat and Maharashtra which have kept their debt low compared to their state product get a lot more Foreign Direct Investment than states that have not done this. We used five methods to check this and they all said the same thing: states with low debt get more Foreign Direct Investment. These methods are all different. Do not rely on the same assumptions but they all looked at the same information from forty-eight to fifty observations.</w:t>
       </w:r>
     </w:p>
     <w:p>
@@ -37750,7 +37618,11 @@
         <w:jc w:val="both"/>
       </w:pPr>
       <w:r>
-        <w:t>Within states over time, the picture is different and narrower than we first supposed. Higher debt and stronger own tax revenue are both significantly associated with growth under every method of inference we apply. The fiscal deficit is not: its coefficient is large and negative, and significant under the Driscoll-Kraay standard errors conventional in this literature, but it does not survive a wild cluster bootstrap appropriate to ten clusters, and we therefore do not claim it. That is a departure from Trivedi and Rajmal (2011) and Panda and Sahay (2022), who find a deficit-growth effect on longer panels of more states; we read our result as a limit of a five-year panel of ten states rather than as a contradiction of theirs. The substantive finding that does hold across both models is the distinction between dimensions: comparing states with one another, debt predicts FDI; following a single state across five years, it does not. Investors appear to price a state's standing fiscal position rather than any single year's budget arithmetic. Section 7.1 develops the point, and notes that a window containing the pandemic is the least favourable setting in which to test it.</w:t>
+        <w:t xml:space="preserve">Within states over time, the picture is different and narrower than we first supposed. Higher debt and stronger own tax revenue are both significantly associated with growth under every method of inference we apply. The fiscal deficit is not: its coefficient is large and negative, and significant under the Driscoll-Kraay standard errors conventional in this literature, but it does not survive a wild cluster bootstrap appropriate to ten clusters, and we therefore do not claim it. That is a departure from Trivedi and Rajmal (2011) and Panda and Sahay (2022), who find a deficit-growth effect on longer panels of more states; we read our result as a limit of a five-year panel of ten states rather than as a contradiction of theirs. The substantive finding that does hold across both models is the distinction between dimensions: comparing states with one another, debt predicts FDI; following a single state across five years, it does not. Investors </w:t>
+      </w:r>
+      <w:r>
+        <w:lastRenderedPageBreak/>
+        <w:t>appear to price a state's standing fiscal position rather than any single year's budget arithmetic. Section 7.1 develops the point, and notes that a window containing the pandemic is the least favourable setting in which to test it.</w:t>
       </w:r>
     </w:p>
     <w:p>
@@ -37758,63 +37630,7 @@
         <w:jc w:val="both"/>
       </w:pPr>
       <w:r>
-        <w:t xml:space="preserve">State finance departments have three things to think </w:t>
-      </w:r>
-      <w:proofErr w:type="spellStart"/>
-      <w:r>
-        <w:t>about. First</w:t>
-      </w:r>
-      <w:proofErr w:type="spellEnd"/>
-      <w:r>
-        <w:t xml:space="preserve"> they need to consider how long it takes to see results from their </w:t>
-      </w:r>
-      <w:proofErr w:type="spellStart"/>
-      <w:r>
-        <w:t>investments. If</w:t>
-      </w:r>
-      <w:proofErr w:type="spellEnd"/>
-      <w:r>
-        <w:t xml:space="preserve"> a state wants to show its strength compared to states it needs to think about the long term, not just one </w:t>
-      </w:r>
-      <w:proofErr w:type="spellStart"/>
-      <w:r>
-        <w:t>year. It</w:t>
-      </w:r>
-      <w:proofErr w:type="spellEnd"/>
-      <w:r>
-        <w:t xml:space="preserve"> is like making an investment that will take a few years to pay off not something that will show results right </w:t>
-      </w:r>
-      <w:proofErr w:type="spellStart"/>
-      <w:r>
-        <w:t>away. If</w:t>
-      </w:r>
-      <w:proofErr w:type="spellEnd"/>
-      <w:r>
-        <w:t xml:space="preserve"> a department reduces its debt by a bit and expects to see a big change in investment right away it is probably looking at things the wrong </w:t>
-      </w:r>
-      <w:proofErr w:type="spellStart"/>
-      <w:r>
-        <w:t>way. The</w:t>
-      </w:r>
-      <w:proofErr w:type="spellEnd"/>
-      <w:r>
-        <w:t xml:space="preserve"> second thing to think about is what to use to measure how well a state is </w:t>
-      </w:r>
-      <w:proofErr w:type="spellStart"/>
-      <w:r>
-        <w:t>doing. There</w:t>
-      </w:r>
-      <w:proofErr w:type="spellEnd"/>
-      <w:r>
-        <w:t xml:space="preserve"> are a few ways to measure this but debt is the one that is easiest to understand and </w:t>
-      </w:r>
-      <w:proofErr w:type="spellStart"/>
-      <w:r>
-        <w:t>verify. Deficits</w:t>
-      </w:r>
-      <w:proofErr w:type="spellEnd"/>
-      <w:r>
-        <w:t xml:space="preserve"> are also important for growth. When it comes to investment it is the total amount of debt that matters, not just the amount added each year.</w:t>
+        <w:t>State finance departments have three things to think about. First they need to consider how long it takes to see results from their investments. If a state wants to show its strength compared to states it needs to think about the long term, not just one year. It is like making an investment that will take a few years to pay off not something that will show results right away. If a department reduces its debt by a bit and expects to see a big change in investment right away it is probably looking at things the wrong way. The second thing to think about is what to use to measure how well a state is doing. There are a few ways to measure this but debt is the one that is easiest to understand and verify. Deficits are also important for growth. When it comes to investment it is the total amount of debt that matters, not just the amount added each year.</w:t>
       </w:r>
       <w:r>
         <w:t xml:space="preserve"> </w:t>
@@ -37904,17 +37720,7 @@
         <w:t xml:space="preserve"> </w:t>
       </w:r>
       <w:r>
-        <w:t xml:space="preserve">We did this with our ranking, which is explained in detail so anyone can understand and challenge </w:t>
-      </w:r>
-      <w:proofErr w:type="spellStart"/>
-      <w:proofErr w:type="gramStart"/>
-      <w:r>
-        <w:t>it. We</w:t>
-      </w:r>
-      <w:proofErr w:type="spellEnd"/>
-      <w:proofErr w:type="gramEnd"/>
-      <w:r>
-        <w:t xml:space="preserve"> also tested our ranking, against outcomes and reported the results even when they were not what we expected.</w:t>
+        <w:t>We did this with our ranking, which is explained in detail so anyone can understand and challenge it. We also tested our ranking, against outcomes and reported the results even when they were not what we expected.</w:t>
       </w:r>
       <w:r>
         <w:t xml:space="preserve"> Jharkhand is a caution against reading any ranking mechanically. It sits mid-table on discipline and near the bottom on realised investment, and its trajectory does real work in the within-state estimates. Discipline appears necessary; Jharkhand demonstrates that it is not sufficient. A state government that improves its fiscal position without addressing the sector-specific and region-specific frictions an investor also weighs, whether infrastructure gaps, land and clearance processes, or the particular investment cycle of a dominant industry, should not expect FDI to follow automatically. The reverse caution applies to Uttar Pradesh, whose apparent weakness on the investment side is an artefact of when DPIIT began reporting its series rather than a statement about the state.</w:t>
@@ -37925,11 +37731,7 @@
         <w:jc w:val="both"/>
       </w:pPr>
       <w:r>
-        <w:t xml:space="preserve">Four limitations bound these conclusions, and the first is simply arithmetic. The panel is short: fifty state-year cells, forty-eight of them with a usable FDI observation. That is why the paper leans on convergent machine-learning and rank-correlation evidence instead of the regression p-values alone, </w:t>
-      </w:r>
-      <w:r>
-        <w:lastRenderedPageBreak/>
-        <w:t>and why instrument-heavy dynamic panel GMM was excluded by design at this N and T (Roodman, 2009). A short panel also means that any single influential year or state can move a coefficient materially, which is precisely what Section 6.5 documents for Jharkhand.</w:t>
+        <w:t>Four limitations bound these conclusions, and the first is simply arithmetic. The panel is short: fifty state-year cells, forty-eight of them with a usable FDI observation. That is why the paper leans on convergent machine-learning and rank-correlation evidence instead of the regression p-values alone, and why instrument-heavy dynamic panel GMM was excluded by design at this N and T (Roodman, 2009). A short panel also means that any single influential year or state can move a coefficient materially, which is precisely what Section 6.5 documents for Jharkhand.</w:t>
       </w:r>
     </w:p>
     <w:p>
@@ -37945,7 +37747,11 @@
         <w:jc w:val="both"/>
       </w:pPr>
       <w:r>
-        <w:t xml:space="preserve">Third the debt measure is the on-budget figure from the CAG-audited finance accounts. It does not include off-budget borrowings and guarantees which for Telangana have been estimated at about 14 to 15 per cent of GSDP. That is an enough number to change how we see the real fiscal risk. Since the main result of the paper is about debt this is the limitation that's most likely to affect the size of the estimated effect. </w:t>
+        <w:t xml:space="preserve">Third the debt measure is the on-budget figure from the CAG-audited finance accounts. It does not include off-budget borrowings and guarantees which for Telangana have been estimated at about 14 to 15 per cent of GSDP. That is an enough number to change how we see the real fiscal risk. Since the </w:t>
+      </w:r>
+      <w:r>
+        <w:lastRenderedPageBreak/>
+        <w:t xml:space="preserve">main result of the paper is about debt this is the limitation that's most likely to affect the size of the estimated effect. </w:t>
       </w:r>
       <w:proofErr w:type="gramStart"/>
       <w:r>
@@ -37985,7 +37791,6 @@
         <w:pStyle w:val="Heading1"/>
       </w:pPr>
       <w:r>
-        <w:lastRenderedPageBreak/>
         <w:t>Data and Code Availability</w:t>
       </w:r>
     </w:p>
@@ -37994,7 +37799,18 @@
         <w:jc w:val="both"/>
       </w:pPr>
       <w:r>
-        <w:t>The complete dataset, analysis code, results and this manuscript are openly available at https://github.com/fbivinay/Fiscal-Discipline-and-Investment-Outcomes. The repository contains the audited source series, the 50-row analysis panel used in every estimate reported here, all five analysis scripts, and the full set of tables and figures, so that each result can be reproduced from the raw inputs. It also retains the superseded seven-variable machine-learning run discussed in Section 5.2, so that the leakage diagnosis reported there can be verified rather than taken on trust.</w:t>
+        <w:t xml:space="preserve">The complete dataset, analysis code, results and this manuscript are openly available at </w:t>
+      </w:r>
+      <w:hyperlink r:id="rId33" w:history="1">
+        <w:r>
+          <w:rPr>
+            <w:rStyle w:val="Hyperlink"/>
+          </w:rPr>
+          <w:t>https://github.com/fbivinay/Fiscal-Discipline-and-Investment-Outcomes</w:t>
+        </w:r>
+      </w:hyperlink>
+      <w:r>
+        <w:t xml:space="preserve"> The repository contains the audited source series, the 50-row analysis panel used in every estimate reported here, all five analysis scripts, and the full set of tables and figures, so that each result can be reproduced from the raw inputs. It also retains the superseded seven-variable machine-learning run discussed in Section 5.2, so that the leakage diagnosis reported there can be verified rather than taken on trust.</w:t>
       </w:r>
     </w:p>
     <w:p>
@@ -38016,7 +37832,7 @@
         </w:rPr>
         <w:t xml:space="preserve">Arellano, M., &amp; Bond, S. (1991). Some tests of specification for panel data: Monte Carlo evidence and an application to employment equations. Review of Economic Studies, 58(2), 277-297. </w:t>
       </w:r>
-      <w:hyperlink r:id="rId33" w:history="1">
+      <w:hyperlink r:id="rId34" w:history="1">
         <w:r>
           <w:rPr>
             <w:rStyle w:val="Hyperlink"/>
@@ -38057,7 +37873,7 @@
         </w:rPr>
         <w:t xml:space="preserve">, G. W. (2019). Machine learning methods that economists should know about. Annual Review of Economics, 11, 685-725. </w:t>
       </w:r>
-      <w:hyperlink r:id="rId34" w:history="1">
+      <w:hyperlink r:id="rId35" w:history="1">
         <w:r>
           <w:rPr>
             <w:rStyle w:val="Hyperlink"/>
@@ -38083,6 +37899,7 @@
         <w:rPr>
           <w:sz w:val="21"/>
         </w:rPr>
+        <w:lastRenderedPageBreak/>
         <w:t>Baltagi</w:t>
       </w:r>
       <w:proofErr w:type="spellEnd"/>
@@ -38092,7 +37909,7 @@
         </w:rPr>
         <w:t xml:space="preserve">, B. H. (2021). Econometric analysis of panel data (6th ed.). Springer. </w:t>
       </w:r>
-      <w:hyperlink r:id="rId35" w:history="1">
+      <w:hyperlink r:id="rId36" w:history="1">
         <w:r>
           <w:rPr>
             <w:rStyle w:val="Hyperlink"/>
@@ -38119,7 +37936,7 @@
         </w:rPr>
         <w:t xml:space="preserve">Barro, R. J. (1990). Government spending in a simple model of endogenous growth. Journal of Political Economy, 98(5, Pt. 2), S103-S125. </w:t>
       </w:r>
-      <w:hyperlink r:id="rId36" w:history="1">
+      <w:hyperlink r:id="rId37" w:history="1">
         <w:r>
           <w:rPr>
             <w:rStyle w:val="Hyperlink"/>
@@ -38146,7 +37963,7 @@
         </w:rPr>
         <w:t xml:space="preserve">Blonigen, B. A. (2005). A review of the empirical literature on FDI determinants. Atlantic Economic Journal, 33(4), 383-403. </w:t>
       </w:r>
-      <w:hyperlink r:id="rId37" w:history="1">
+      <w:hyperlink r:id="rId38" w:history="1">
         <w:r>
           <w:rPr>
             <w:rStyle w:val="Hyperlink"/>
@@ -38181,7 +37998,7 @@
         </w:rPr>
         <w:t xml:space="preserve">, E., De Gregorio, J., &amp; Lee, J.-W. (1998). How does foreign direct investment affect economic growth? Journal of International Economics, 45(1), 115-135. </w:t>
       </w:r>
-      <w:hyperlink r:id="rId38" w:history="1">
+      <w:hyperlink r:id="rId39" w:history="1">
         <w:r>
           <w:rPr>
             <w:rStyle w:val="Hyperlink"/>
@@ -38216,7 +38033,7 @@
         </w:rPr>
         <w:t xml:space="preserve">, L. (2001). Random forests. Machine Learning, 45(1), 5-32. </w:t>
       </w:r>
-      <w:hyperlink r:id="rId39" w:history="1">
+      <w:hyperlink r:id="rId40" w:history="1">
         <w:r>
           <w:rPr>
             <w:rStyle w:val="Hyperlink"/>
@@ -38255,7 +38072,7 @@
         </w:rPr>
         <w:t xml:space="preserve">Department for Promotion of Industry and Internal Trade (DPIIT). (2024). State-wise FDI equity inflows (from October 2019). Ministry of Commerce and Industry, Government of India. </w:t>
       </w:r>
-      <w:hyperlink r:id="rId40" w:history="1">
+      <w:hyperlink r:id="rId41" w:history="1">
         <w:r>
           <w:rPr>
             <w:rStyle w:val="Hyperlink"/>
@@ -38282,7 +38099,7 @@
         </w:rPr>
         <w:t xml:space="preserve">Driscoll, J. C., &amp; Kraay, A. C. (1998). Consistent covariance matrix estimation with spatially dependent panel data. Review of Economics and Statistics, 80(4), 549-560. </w:t>
       </w:r>
-      <w:hyperlink r:id="rId41" w:history="1">
+      <w:hyperlink r:id="rId42" w:history="1">
         <w:r>
           <w:rPr>
             <w:rStyle w:val="Hyperlink"/>
@@ -38309,7 +38126,7 @@
         </w:rPr>
         <w:t xml:space="preserve">Drukker, D. M. (2003). Testing for serial correlation in linear panel-data models. Stata Journal, 3(2), 168-177. </w:t>
       </w:r>
-      <w:hyperlink r:id="rId42" w:history="1">
+      <w:hyperlink r:id="rId43" w:history="1">
         <w:r>
           <w:rPr>
             <w:rStyle w:val="Hyperlink"/>
@@ -38336,7 +38153,7 @@
         </w:rPr>
         <w:t xml:space="preserve">Dunning, J. H. (1993). Multinational enterprises and the global economy. Addison-Wesley. </w:t>
       </w:r>
-      <w:hyperlink r:id="rId43" w:history="1">
+      <w:hyperlink r:id="rId44" w:history="1">
         <w:r>
           <w:rPr>
             <w:rStyle w:val="Hyperlink"/>
@@ -38391,7 +38208,7 @@
         </w:rPr>
         <w:t xml:space="preserve">, C. A. (2024). Fiscal federalism and foreign direct investment: An empirical analysis. The World Economy, 47(6), 2287-2331. </w:t>
       </w:r>
-      <w:hyperlink r:id="rId44" w:history="1">
+      <w:hyperlink r:id="rId45" w:history="1">
         <w:r>
           <w:rPr>
             <w:rStyle w:val="Hyperlink"/>
@@ -38418,7 +38235,7 @@
         </w:rPr>
         <w:t xml:space="preserve">Fischer, S. (1993). The role of macroeconomic factors in growth. Journal of Monetary Economics, 32(3), 485-512. </w:t>
       </w:r>
-      <w:hyperlink r:id="rId45" w:history="1">
+      <w:hyperlink r:id="rId46" w:history="1">
         <w:r>
           <w:rPr>
             <w:rStyle w:val="Hyperlink"/>
@@ -38443,10 +38260,9 @@
         <w:rPr>
           <w:sz w:val="21"/>
         </w:rPr>
-        <w:lastRenderedPageBreak/>
         <w:t xml:space="preserve">Government of India. (2025). Report of the Sixteenth Finance Commission, Volume II: Annexures. Ministry of Finance. </w:t>
       </w:r>
-      <w:hyperlink r:id="rId46" w:history="1">
+      <w:hyperlink r:id="rId47" w:history="1">
         <w:r>
           <w:rPr>
             <w:rStyle w:val="Hyperlink"/>
@@ -38487,7 +38303,7 @@
         </w:rPr>
         <w:t xml:space="preserve">, R., &amp; Friedman, J. (2009). The elements of statistical learning: Data mining, inference, and prediction (2nd ed.). Springer. </w:t>
       </w:r>
-      <w:hyperlink r:id="rId47" w:history="1">
+      <w:hyperlink r:id="rId48" w:history="1">
         <w:r>
           <w:rPr>
             <w:rStyle w:val="Hyperlink"/>
@@ -38528,7 +38344,7 @@
         </w:rPr>
         <w:t xml:space="preserve">, 46(6), 1251-1271. </w:t>
       </w:r>
-      <w:hyperlink r:id="rId48" w:history="1">
+      <w:hyperlink r:id="rId49" w:history="1">
         <w:r>
           <w:rPr>
             <w:rStyle w:val="Hyperlink"/>
@@ -38555,7 +38371,7 @@
         </w:rPr>
         <w:t xml:space="preserve">International Monetary Fund. (2020). World economic outlook, April 2020: The great lockdown. IMF. </w:t>
       </w:r>
-      <w:hyperlink r:id="rId49" w:history="1">
+      <w:hyperlink r:id="rId50" w:history="1">
         <w:r>
           <w:rPr>
             <w:rStyle w:val="Hyperlink"/>
@@ -38582,7 +38398,7 @@
         </w:rPr>
         <w:t xml:space="preserve">Lundberg, S. M., &amp; Lee, S.-I. (2017). A unified approach to interpreting model predictions. Advances in Neural Information Processing Systems, 30, 4765-4774. </w:t>
       </w:r>
-      <w:hyperlink r:id="rId50" w:history="1">
+      <w:hyperlink r:id="rId51" w:history="1">
         <w:r>
           <w:rPr>
             <w:rStyle w:val="Hyperlink"/>
@@ -38609,7 +38425,7 @@
         </w:rPr>
         <w:t xml:space="preserve">Mahatekar, D. D. (2025). State-wise foreign direct investment (FDI) flows and economic impacts in India: A comparative study (2019-2024). JETIR, 12(10). </w:t>
       </w:r>
-      <w:hyperlink r:id="rId51" w:history="1">
+      <w:hyperlink r:id="rId52" w:history="1">
         <w:r>
           <w:rPr>
             <w:rStyle w:val="Hyperlink"/>
@@ -38646,6 +38462,7 @@
         <w:rPr>
           <w:sz w:val="21"/>
         </w:rPr>
+        <w:lastRenderedPageBreak/>
         <w:t xml:space="preserve">Ministry of Statistics and </w:t>
       </w:r>
       <w:proofErr w:type="spellStart"/>
@@ -38676,7 +38493,7 @@
         </w:rPr>
         <w:t xml:space="preserve">). (2024). State-wise Gross State Domestic Product, 2011-12 series. Government of India. </w:t>
       </w:r>
-      <w:hyperlink r:id="rId52" w:history="1">
+      <w:hyperlink r:id="rId53" w:history="1">
         <w:r>
           <w:rPr>
             <w:rStyle w:val="Hyperlink"/>
@@ -38703,7 +38520,7 @@
         </w:rPr>
         <w:t xml:space="preserve">Misra, S., Gupta, K., &amp; Trivedi, P. (2021). Sub-national government debt sustainability in India: An empirical analysis. Macroeconomics and Finance in Emerging Market Economies, 16(1), 57-79. </w:t>
       </w:r>
-      <w:hyperlink r:id="rId53" w:history="1">
+      <w:hyperlink r:id="rId54" w:history="1">
         <w:r>
           <w:rPr>
             <w:rStyle w:val="Hyperlink"/>
@@ -38730,7 +38547,7 @@
         </w:rPr>
         <w:t xml:space="preserve">Mullainathan, S., &amp; Spiess, J. (2017). Machine learning: An applied econometric approach. Journal of Economic Perspectives, 31(2), 87-106. </w:t>
       </w:r>
-      <w:hyperlink r:id="rId54" w:history="1">
+      <w:hyperlink r:id="rId55" w:history="1">
         <w:r>
           <w:rPr>
             <w:rStyle w:val="Hyperlink"/>
@@ -38757,7 +38574,7 @@
         </w:rPr>
         <w:t xml:space="preserve">National Institute of Public Finance and Policy (NIPFP). (2024). How much debt is optimal for the major Indian states? Economic growth vs. debt sustainability (Working Paper No. 411). </w:t>
       </w:r>
-      <w:hyperlink r:id="rId55" w:history="1">
+      <w:hyperlink r:id="rId56" w:history="1">
         <w:r>
           <w:rPr>
             <w:rStyle w:val="Hyperlink"/>
@@ -38783,33 +38600,6 @@
           <w:sz w:val="21"/>
         </w:rPr>
         <w:t xml:space="preserve">NITI Aayog. (2025). Fiscal Health Index 2025. Government of India. </w:t>
-      </w:r>
-      <w:hyperlink r:id="rId56" w:history="1">
-        <w:r>
-          <w:rPr>
-            <w:rStyle w:val="Hyperlink"/>
-            <w:sz w:val="21"/>
-          </w:rPr>
-          <w:t>https://niti.gov.in</w:t>
-        </w:r>
-      </w:hyperlink>
-      <w:r>
-        <w:rPr>
-          <w:sz w:val="21"/>
-        </w:rPr>
-        <w:t xml:space="preserve"> </w:t>
-      </w:r>
-    </w:p>
-    <w:p>
-      <w:pPr>
-        <w:spacing w:after="120"/>
-        <w:ind w:left="425" w:hanging="425"/>
-      </w:pPr>
-      <w:r>
-        <w:rPr>
-          <w:sz w:val="21"/>
-        </w:rPr>
-        <w:t xml:space="preserve">NITI Aayog. (2026). Fiscal Health Index 2026. Government of India. </w:t>
       </w:r>
       <w:hyperlink r:id="rId57" w:history="1">
         <w:r>
@@ -38836,9 +38626,36 @@
         <w:rPr>
           <w:sz w:val="21"/>
         </w:rPr>
+        <w:t xml:space="preserve">NITI Aayog. (2026). Fiscal Health Index 2026. Government of India. </w:t>
+      </w:r>
+      <w:hyperlink r:id="rId58" w:history="1">
+        <w:r>
+          <w:rPr>
+            <w:rStyle w:val="Hyperlink"/>
+            <w:sz w:val="21"/>
+          </w:rPr>
+          <w:t>https://niti.gov.in</w:t>
+        </w:r>
+      </w:hyperlink>
+      <w:r>
+        <w:rPr>
+          <w:sz w:val="21"/>
+        </w:rPr>
+        <w:t xml:space="preserve"> </w:t>
+      </w:r>
+    </w:p>
+    <w:p>
+      <w:pPr>
+        <w:spacing w:after="120"/>
+        <w:ind w:left="425" w:hanging="425"/>
+      </w:pPr>
+      <w:r>
+        <w:rPr>
+          <w:sz w:val="21"/>
+        </w:rPr>
         <w:t xml:space="preserve">Oates, W. E. (1972). Fiscal federalism. Harcourt Brace Jovanovich. </w:t>
       </w:r>
-      <w:hyperlink r:id="rId58" w:history="1">
+      <w:hyperlink r:id="rId59" w:history="1">
         <w:r>
           <w:rPr>
             <w:rStyle w:val="Hyperlink"/>
@@ -38865,7 +38682,7 @@
         </w:rPr>
         <w:t xml:space="preserve">O'Brien, R. M. (2007). A caution regarding rules of thumb for variance inflation factors. Quality &amp; Quantity, 41(5), 673-690. </w:t>
       </w:r>
-      <w:hyperlink r:id="rId59" w:history="1">
+      <w:hyperlink r:id="rId60" w:history="1">
         <w:r>
           <w:rPr>
             <w:rStyle w:val="Hyperlink"/>
@@ -38892,7 +38709,7 @@
         </w:rPr>
         <w:t xml:space="preserve">Office of the Registrar General &amp; Census Commissioner, India. (2011). Census of India 2011, primary census abstract. Ministry of Home Affairs, Government of India. </w:t>
       </w:r>
-      <w:hyperlink r:id="rId60" w:history="1">
+      <w:hyperlink r:id="rId61" w:history="1">
         <w:r>
           <w:rPr>
             <w:rStyle w:val="Hyperlink"/>
@@ -38919,7 +38736,7 @@
         </w:rPr>
         <w:t xml:space="preserve">Panda, M., &amp; Sahay, S. (2022). Determinants of economic growth across states in India. In S. R. Hashim, R. Mukherji, &amp; B. Mishra (Eds.), Perspectives on inclusive policies for development in India (pp. 133-152). Springer. </w:t>
       </w:r>
-      <w:hyperlink r:id="rId61" w:history="1">
+      <w:hyperlink r:id="rId62" w:history="1">
         <w:r>
           <w:rPr>
             <w:rStyle w:val="Hyperlink"/>
@@ -38954,7 +38771,7 @@
         </w:rPr>
         <w:t xml:space="preserve">, M. H. (2015). Testing weak cross-sectional dependence in large panels. Econometric Reviews, 34(6-10), 1089-1117. </w:t>
       </w:r>
-      <w:hyperlink r:id="rId62" w:history="1">
+      <w:hyperlink r:id="rId63" w:history="1">
         <w:r>
           <w:rPr>
             <w:rStyle w:val="Hyperlink"/>
@@ -38981,7 +38798,7 @@
         </w:rPr>
         <w:t xml:space="preserve">Rao, M. G., &amp; Singh, N. (2005). The political economy of federalism in India. Oxford University Press. </w:t>
       </w:r>
-      <w:hyperlink r:id="rId63" w:history="1">
+      <w:hyperlink r:id="rId64" w:history="1">
         <w:r>
           <w:rPr>
             <w:rStyle w:val="Hyperlink"/>
@@ -39008,7 +38825,7 @@
         </w:rPr>
         <w:t xml:space="preserve">Reserve Bank of India. (2024). State finances: A study of budgets, 2023-24. RBI. </w:t>
       </w:r>
-      <w:hyperlink r:id="rId64" w:history="1">
+      <w:hyperlink r:id="rId65" w:history="1">
         <w:r>
           <w:rPr>
             <w:rStyle w:val="Hyperlink"/>
@@ -39033,10 +38850,9 @@
         <w:rPr>
           <w:sz w:val="21"/>
         </w:rPr>
-        <w:lastRenderedPageBreak/>
         <w:t xml:space="preserve">Roodman, D. (2009). How to do xtabond2: An introduction to difference and system GMM in Stata. Stata Journal, 9(1), 86-136. </w:t>
       </w:r>
-      <w:hyperlink r:id="rId65" w:history="1">
+      <w:hyperlink r:id="rId66" w:history="1">
         <w:r>
           <w:rPr>
             <w:rStyle w:val="Hyperlink"/>
@@ -39063,7 +38879,7 @@
         </w:rPr>
         <w:t xml:space="preserve">Spearman, C. (1904). The proof and measurement of association between two things. American Journal of Psychology, 15(1), 72-101. </w:t>
       </w:r>
-      <w:hyperlink r:id="rId66" w:history="1">
+      <w:hyperlink r:id="rId67" w:history="1">
         <w:r>
           <w:rPr>
             <w:rStyle w:val="Hyperlink"/>
@@ -39098,7 +38914,7 @@
         </w:rPr>
         <w:t xml:space="preserve">, R. (1996). Regression shrinkage and selection via the lasso. Journal of the Royal Statistical Society, Series B, 58(1), 267-288. </w:t>
       </w:r>
-      <w:hyperlink r:id="rId67" w:history="1">
+      <w:hyperlink r:id="rId68" w:history="1">
         <w:r>
           <w:rPr>
             <w:rStyle w:val="Hyperlink"/>
@@ -39125,7 +38941,7 @@
         </w:rPr>
         <w:t xml:space="preserve">Tiebout, C. M. (1956). A pure theory of local expenditures. Journal of Political Economy, 64(5), 416-424. </w:t>
       </w:r>
-      <w:hyperlink r:id="rId68" w:history="1">
+      <w:hyperlink r:id="rId69" w:history="1">
         <w:r>
           <w:rPr>
             <w:rStyle w:val="Hyperlink"/>
@@ -39166,7 +38982,7 @@
         </w:rPr>
         <w:t xml:space="preserve">. (2011). Growth effects of fiscal policy of Indian states. Millennial Asia, 2(2), 141-162. </w:t>
       </w:r>
-      <w:hyperlink r:id="rId69" w:history="1">
+      <w:hyperlink r:id="rId70" w:history="1">
         <w:r>
           <w:rPr>
             <w:rStyle w:val="Hyperlink"/>
@@ -39193,7 +39009,7 @@
         </w:rPr>
         <w:t xml:space="preserve">Varian, H. R. (2014). Big data: New tricks for econometrics. Journal of Economic Perspectives, 28(2), 3-28. </w:t>
       </w:r>
-      <w:hyperlink r:id="rId70" w:history="1">
+      <w:hyperlink r:id="rId71" w:history="1">
         <w:r>
           <w:rPr>
             <w:rStyle w:val="Hyperlink"/>
@@ -39220,7 +39036,7 @@
         </w:rPr>
         <w:t xml:space="preserve">Wooldridge, J. M. (2010). Econometric analysis of cross section and panel data (2nd ed.). MIT Press. </w:t>
       </w:r>
-      <w:hyperlink r:id="rId71" w:history="1">
+      <w:hyperlink r:id="rId72" w:history="1">
         <w:r>
           <w:rPr>
             <w:rStyle w:val="Hyperlink"/>
@@ -39248,9 +39064,10 @@
         <w:rPr>
           <w:sz w:val="21"/>
         </w:rPr>
+        <w:lastRenderedPageBreak/>
         <w:t xml:space="preserve">Zou, H., &amp; Hastie, T. (2005). Regularization and variable selection via the elastic net. Journal of the Royal Statistical Society, Series B, 67(2), 301-320. </w:t>
       </w:r>
-      <w:hyperlink r:id="rId72" w:history="1">
+      <w:hyperlink r:id="rId73" w:history="1">
         <w:r>
           <w:rPr>
             <w:rStyle w:val="Hyperlink"/>

--- a/paper/Fiscal_Discipline_and_Investment_Outcomes.docx
+++ b/paper/Fiscal_Discipline_and_Investment_Outcomes.docx
@@ -184,15 +184,7 @@
         <w:jc w:val="both"/>
       </w:pPr>
       <w:r>
-        <w:t xml:space="preserve">Ten states take almost all of India's foreign direct investment. The Department for Promotion of Industry and Internal Trade began reporting state-wise FDI equity figures in October 2019, and since then those ten have absorbed close to 97 per cent of the national total (DPIIT, 2024). Maharashtra, Karnataka and Gujarat between them take about half of it in a typical year. </w:t>
-      </w:r>
-      <w:proofErr w:type="gramStart"/>
-      <w:r>
-        <w:t>So</w:t>
-      </w:r>
-      <w:proofErr w:type="gramEnd"/>
-      <w:r>
-        <w:t xml:space="preserve"> what separates the states that receive capital from the two dozen that receive almost none? And is any part of that difference something a state finance department can actually act on?</w:t>
+        <w:t>Ten states take almost all of India's foreign direct investment. The Department for Promotion of Industry and Internal Trade began reporting state-wise FDI equity figures in October 2019, and since then those ten have absorbed close to 97 per cent of the national total (DPIIT, 2024). Maharashtra, Karnataka and Gujarat between them take about half of it in a typical year. So what separates the states that receive capital from the two dozen that receive almost none? And is any part of that difference something a state finance department can actually act on?</w:t>
       </w:r>
     </w:p>
     <w:p>
@@ -258,15 +250,7 @@
         <w:jc w:val="both"/>
       </w:pPr>
       <w:r>
-        <w:t xml:space="preserve">Five bodies of work bear on the question this paper asks, and each </w:t>
-      </w:r>
-      <w:proofErr w:type="gramStart"/>
-      <w:r>
-        <w:t>stops</w:t>
-      </w:r>
-      <w:proofErr w:type="gramEnd"/>
-      <w:r>
-        <w:t xml:space="preserve"> one step short of it. The macroeconomic case for expecting fiscal policy to matter at all comes first, followed by the Indian evidence on state deficits and growth, the separate Indian literature on sub-national debt sustainability, the largely agglomeration-driven work on what determines FDI, and the fiscal-federalism tradition that supplies the theoretical reason a state balance sheet might be visible to mobile capital. Two smaller literatures close the review: the ranking exercises this paper sets itself against, and the applied machine-learning practice it borrows its validation design from.</w:t>
+        <w:t>Five bodies of work bear on the question this paper asks, and each stops one step short of it. The macroeconomic case for expecting fiscal policy to matter at all comes first, followed by the Indian evidence on state deficits and growth, the separate Indian literature on sub-national debt sustainability, the largely agglomeration-driven work on what determines FDI, and the fiscal-federalism tradition that supplies the theoretical reason a state balance sheet might be visible to mobile capital. Two smaller literatures close the review: the ranking exercises this paper sets itself against, and the applied machine-learning practice it borrows its validation design from.</w:t>
       </w:r>
     </w:p>
     <w:p>
@@ -305,15 +289,7 @@
         <w:t>which arrives later is quite consistent</w:t>
       </w:r>
       <w:r>
-        <w:t xml:space="preserve">. Trivedi and Rajmal (2011) estimate fixed-effects panels across fourteen major states and find that gross fiscal deficits reduce subsequent growth, attributing the effect to the crowding out of private investment and to the higher borrowing costs a deficit state </w:t>
-      </w:r>
-      <w:proofErr w:type="gramStart"/>
-      <w:r>
-        <w:t>faces</w:t>
-      </w:r>
-      <w:proofErr w:type="gramEnd"/>
-      <w:r>
-        <w:t>. Panda and Sahay (2022) return to the question with seventeen states over 2004-05 to 2016-17. They add two-stage least squares to address the obvious reverse-causality worry, that weak growth widens deficits rather than the other way round, and the negative association survives it. Neither study extends the dependent variable beyond output. FDI is absent from both.</w:t>
+        <w:t>. Trivedi and Rajmal (2011) estimate fixed-effects panels across fourteen major states and find that gross fiscal deficits reduce subsequent growth, attributing the effect to the crowding out of private investment and to the higher borrowing costs a deficit state faces. Panda and Sahay (2022) return to the question with seventeen states over 2004-05 to 2016-17. They add two-stage least squares to address the obvious reverse-causality worry, that weak growth widens deficits rather than the other way round, and the negative association survives it. Neither study extends the dependent variable beyond output. FDI is absent from both.</w:t>
       </w:r>
     </w:p>
     <w:p>
@@ -358,35 +334,10 @@
         <w:rPr>
           <w:lang w:val="en-IN"/>
         </w:rPr>
-        <w:t xml:space="preserve">This study shows that the amount of debt varies a lot from one state to another. These differences are big enough to have an impact, on the economy. </w:t>
-      </w:r>
-      <w:proofErr w:type="gramStart"/>
-      <w:r>
-        <w:rPr>
-          <w:lang w:val="en-IN"/>
-        </w:rPr>
-        <w:t>Also</w:t>
-      </w:r>
-      <w:proofErr w:type="gramEnd"/>
-      <w:r>
-        <w:rPr>
-          <w:lang w:val="en-IN"/>
-        </w:rPr>
-        <w:t xml:space="preserve"> these differences do not go away over time. The NIPFP working paper does not tell us what happens to the debt in terms of results that an investor can actually see. The NIPFP working paper only looks at the debt levels of the states and how they affect the economy but it does not look at what the debt means for </w:t>
-      </w:r>
-      <w:proofErr w:type="gramStart"/>
-      <w:r>
-        <w:rPr>
-          <w:lang w:val="en-IN"/>
-        </w:rPr>
-        <w:t>investors.</w:t>
+        <w:t>This study shows that the amount of debt varies a lot from one state to another. These differences are big enough to have an impact, on the economy. Also these differences do not go away over time. The NIPFP working paper does not tell us what happens to the debt in terms of results that an investor can actually see. The NIPFP working paper only looks at the debt levels of the states and how they affect the economy but it does not look at what the debt means for investors.</w:t>
       </w:r>
       <w:r>
-        <w:t>Sustainability</w:t>
-      </w:r>
-      <w:proofErr w:type="gramEnd"/>
-      <w:r>
-        <w:t xml:space="preserve"> is assessed against the state's own budget constraint, never against the state's ability to attract capital.</w:t>
+        <w:t>Sustainability is assessed against the state's own budget constraint, never against the state's ability to attract capital.</w:t>
       </w:r>
     </w:p>
     <w:p>
@@ -395,15 +346,7 @@
       </w:pPr>
       <w:r>
         <w:lastRenderedPageBreak/>
-        <w:t xml:space="preserve">The FDI-determinants literature has a different intellectual ancestry altogether. Dunning's (1993) OLI framework organises location choice around ownership, location and internalisation advantages, and in the cross-country empirical work Blonigen (2005) surveys, the location leg is operationalised mostly through market size, factor costs, trade openness and institutional quality. Borensztein, De Gregorio and Lee (1998) run the causal arrow in the other direction, showing that FDI raises host-country growth conditional on sufficient absorptive capacity, which is a large part of why sub-national governments compete for it in the first place. Applied to Indian states, this literature is dominated by agglomeration. Existing industrial clusters, port and highway access, labour-market depth, and the size of a state's own consumer market do most of the explanatory work (Mahatekar, 2025). Mahatekar's own study of state-wise flows between 2019 and 2024 is descriptive rather than econometric: it documents the concentration without estimating it, and it carries no fiscal variable at all. Where fiscal instruments do appear in this </w:t>
-      </w:r>
-      <w:proofErr w:type="gramStart"/>
-      <w:r>
-        <w:t>literature</w:t>
-      </w:r>
-      <w:proofErr w:type="gramEnd"/>
-      <w:r>
-        <w:t xml:space="preserve"> they are usually incentives offered to the investor, such as tax holidays or subsidised land, rather than measures of the host government's own balance sheet.</w:t>
+        <w:t>The FDI-determinants literature has a different intellectual ancestry altogether. Dunning's (1993) OLI framework organises location choice around ownership, location and internalisation advantages, and in the cross-country empirical work Blonigen (2005) surveys, the location leg is operationalised mostly through market size, factor costs, trade openness and institutional quality. Borensztein, De Gregorio and Lee (1998) run the causal arrow in the other direction, showing that FDI raises host-country growth conditional on sufficient absorptive capacity, which is a large part of why sub-national governments compete for it in the first place. Applied to Indian states, this literature is dominated by agglomeration. Existing industrial clusters, port and highway access, labour-market depth, and the size of a state's own consumer market do most of the explanatory work (Mahatekar, 2025). Mahatekar's own study of state-wise flows between 2019 and 2024 is descriptive rather than econometric: it documents the concentration without estimating it, and it carries no fiscal variable at all. Where fiscal instruments do appear in this literature they are usually incentives offered to the investor, such as tax holidays or subsidised land, rather than measures of the host government's own balance sheet.</w:t>
       </w:r>
     </w:p>
     <w:p>
@@ -430,15 +373,7 @@
       </w:r>
       <w:proofErr w:type="spellEnd"/>
       <w:r>
-        <w:t xml:space="preserve"> (2024) provide the closest empirical antecedent. Across a panel of federal </w:t>
-      </w:r>
-      <w:proofErr w:type="gramStart"/>
-      <w:r>
-        <w:t>economies</w:t>
-      </w:r>
-      <w:proofErr w:type="gramEnd"/>
-      <w:r>
-        <w:t xml:space="preserve"> they find that fiscally healthier governments, at both the national and the sub-national level, attract more mobile capital. Their result has not been tested inside India, and that omission matters. The Indian case removes several of the levers that operate in a cross-country sample: states here share a currency, a central bank, a national tax framework and most of the regulatory environment. If a fiscal signal still shows up in that setting, it cannot be standing in for exchange-rate risk or for monetary credibility, which narrows considerably the set of channels capable of producing it.</w:t>
+        <w:t xml:space="preserve"> (2024) provide the closest empirical antecedent. Across a panel of federal economies they find that fiscally healthier governments, at both the national and the sub-national level, attract more mobile capital. Their result has not been tested inside India, and that omission matters. The Indian case removes several of the levers that operate in a cross-country sample: states here share a currency, a central bank, a national tax framework and most of the regulatory environment. If a fiscal signal still shows up in that setting, it cannot be standing in for exchange-rate risk or for monetary credibility, which narrows considerably the set of channels capable of producing it.</w:t>
       </w:r>
     </w:p>
     <w:p>
@@ -490,15 +425,7 @@
       </w:r>
       <w:proofErr w:type="spellEnd"/>
       <w:r>
-        <w:t xml:space="preserve"> in 1996 does two things at the time: it reduces the importance of some variables and selects the most important ones. </w:t>
-      </w:r>
-      <w:proofErr w:type="gramStart"/>
-      <w:r>
-        <w:t>So</w:t>
-      </w:r>
-      <w:proofErr w:type="gramEnd"/>
-      <w:r>
-        <w:t xml:space="preserve"> if a variable is still important after the LASSO method has been applied it has met a standard that has nothing to do with p-values. The Elastic Net method, which was developed by Zou and Hastie in 2005 is similar to the LASSO method. It treats variables that are related to each other differently. This is important in our case because deficit and debt are closely linked.</w:t>
+        <w:t xml:space="preserve"> in 1996 does two things at the time: it reduces the importance of some variables and selects the most important ones. So if a variable is still important after the LASSO method has been applied it has met a standard that has nothing to do with p-values. The Elastic Net method, which was developed by Zou and Hastie in 2005 is similar to the LASSO method. It treats variables that are related to each other differently. This is important in our case because deficit and debt are closely linked.</w:t>
       </w:r>
     </w:p>
     <w:p>
@@ -529,13 +456,8 @@
       <w:pPr>
         <w:jc w:val="both"/>
       </w:pPr>
-      <w:proofErr w:type="gramStart"/>
       <w:r>
-        <w:t>However</w:t>
-      </w:r>
-      <w:proofErr w:type="gramEnd"/>
-      <w:r>
-        <w:t xml:space="preserve"> these methods have not been used in research, on finance in states, which still uses traditional panel estimation methods. This is okay when we have a lot of data. It can be a problem when we have limited data because it relies on the standard errors of a single model. Across these bodies of work the pattern is a run of near-misses rather than one clean omission. Trivedi and Rajmal (2011) establish that fiscal deficits contract growth across fourteen states, but do not look at FDI. Panda and Sahay (2022) confirm the same growth result on seventeen states over a pre-2017 window, again with no FDI channel. Misra, Gupta and Trivedi (2021) study the sustainability of state debt, off-budget guarantees included, without linking that sustainability to an investment outcome. The NIPFP threshold regression (2024) estimates the debt level at which growth turns negative for the major states, once more without FDI. NITI Aayog (2025, 2026) produces a composite fiscal ranking of eighteen states and validates it against no outcome whatsoever. Mahatekar (2025) documents state-wise FDI descriptively, with neither econometrics nor fiscal variables. And Feld et al. (2024) establish the fiscal-federalism link to FDI across countries but not within one.</w:t>
+        <w:t>However these methods have not been used in research, on finance in states, which still uses traditional panel estimation methods. This is okay when we have a lot of data. It can be a problem when we have limited data because it relies on the standard errors of a single model. Across these bodies of work the pattern is a run of near-misses rather than one clean omission. Trivedi and Rajmal (2011) establish that fiscal deficits contract growth across fourteen states, but do not look at FDI. Panda and Sahay (2022) confirm the same growth result on seventeen states over a pre-2017 window, again with no FDI channel. Misra, Gupta and Trivedi (2021) study the sustainability of state debt, off-budget guarantees included, without linking that sustainability to an investment outcome. The NIPFP threshold regression (2024) estimates the debt level at which growth turns negative for the major states, once more without FDI. NITI Aayog (2025, 2026) produces a composite fiscal ranking of eighteen states and validates it against no outcome whatsoever. Mahatekar (2025) documents state-wise FDI descriptively, with neither econometrics nor fiscal variables. And Feld et al. (2024) establish the fiscal-federalism link to FDI across countries but not within one.</w:t>
       </w:r>
     </w:p>
     <w:p>
@@ -12069,23 +11991,7 @@
           <w:i/>
           <w:sz w:val="18"/>
         </w:rPr>
-        <w:t xml:space="preserve">Derived: GFD minus RD (FC-16 Annex 5.1 - 5.2); includes net lending. Cross-check cols = exact capital outlay from state budget docs (Forum for State Studies) columns </w:t>
-      </w:r>
-      <w:proofErr w:type="gramStart"/>
-      <w:r>
-        <w:rPr>
-          <w:i/>
-          <w:sz w:val="18"/>
-        </w:rPr>
-        <w:t>show</w:t>
-      </w:r>
-      <w:proofErr w:type="gramEnd"/>
-      <w:r>
-        <w:rPr>
-          <w:i/>
-          <w:sz w:val="18"/>
-        </w:rPr>
-        <w:t xml:space="preserve"> exact capital outlay compiled from state budget documents, for comparison against the derived series.</w:t>
+        <w:t>Derived: GFD minus RD (FC-16 Annex 5.1 - 5.2); includes net lending. Cross-check cols = exact capital outlay from state budget docs (Forum for State Studies) columns show exact capital outlay compiled from state budget documents, for comparison against the derived series.</w:t>
       </w:r>
     </w:p>
     <w:p>
@@ -16242,15 +16148,7 @@
         <w:jc w:val="both"/>
       </w:pPr>
       <w:r>
-        <w:t xml:space="preserve">The first figure below totals this table by state; the second plots </w:t>
-      </w:r>
-      <w:proofErr w:type="gramStart"/>
-      <w:r>
-        <w:t>it</w:t>
-      </w:r>
-      <w:proofErr w:type="gramEnd"/>
-      <w:r>
-        <w:t xml:space="preserve"> year by year on a log scale so that both large states (Maharashtra, Karnataka) and small ones (Rajasthan, West Bengal) remain legible on the same axis.</w:t>
+        <w:t>The first figure below totals this table by state; the second plots it year by year on a log scale so that both large states (Maharashtra, Karnataka) and small ones (Rajasthan, West Bengal) remain legible on the same axis.</w:t>
       </w:r>
     </w:p>
     <w:p>
@@ -20150,31 +20048,15 @@
                 <w:b/>
                 <w:sz w:val="16"/>
               </w:rPr>
-              <w:t>Composite_</w:t>
-            </w:r>
-            <w:proofErr w:type="gramStart"/>
+              <w:t>Composite_Score</w:t>
+            </w:r>
+            <w:proofErr w:type="spellEnd"/>
             <w:r>
               <w:rPr>
                 <w:b/>
                 <w:sz w:val="16"/>
               </w:rPr>
-              <w:t>Score</w:t>
-            </w:r>
-            <w:proofErr w:type="spellEnd"/>
-            <w:r>
-              <w:rPr>
-                <w:b/>
-                <w:sz w:val="16"/>
-              </w:rPr>
-              <w:t>(</w:t>
-            </w:r>
-            <w:proofErr w:type="gramEnd"/>
-            <w:r>
-              <w:rPr>
-                <w:b/>
-                <w:sz w:val="16"/>
-              </w:rPr>
-              <w:t>avg of 4 ranks; lower=more disciplined)</w:t>
+              <w:t>(avg of 4 ranks; lower=more disciplined)</w:t>
             </w:r>
           </w:p>
         </w:tc>
@@ -23587,21 +23469,7 @@
         <w:rPr>
           <w:i/>
         </w:rPr>
-        <w:t xml:space="preserve">Model 1:  </w:t>
-      </w:r>
-      <w:proofErr w:type="gramStart"/>
-      <w:r>
-        <w:rPr>
-          <w:i/>
-        </w:rPr>
-        <w:t>ln(</w:t>
-      </w:r>
-      <w:proofErr w:type="gramEnd"/>
-      <w:r>
-        <w:rPr>
-          <w:i/>
-        </w:rPr>
-        <w:t xml:space="preserve">FDI)_it = </w:t>
+        <w:t xml:space="preserve">Model 1:  ln(FDI)_it = </w:t>
       </w:r>
       <w:proofErr w:type="spellStart"/>
       <w:r>
@@ -23838,7 +23706,7 @@
         <w:jc w:val="both"/>
       </w:pPr>
       <w:r>
-        <w:t xml:space="preserve">A panel of ten states over five years leaves thirty-three to forty residual degrees of freedom, and the pandemic dominates one of those five years. One specification's p-value is thin support for a policy claim on that basis. Three further methods are used to check the debt-FDI result, each independent of the panel regression and each defensible at this sample size:</w:t>
+        <w:t>A panel of ten states over five years leaves thirty-three to forty residual degrees of freedom, and the pandemic dominates one of those five years. One specification's p-value is thin support for a policy claim on that basis. Three further methods are used to check the debt-FDI result, each independent of the panel regression and each defensible at this sample size:</w:t>
       </w:r>
     </w:p>
     <w:p>
@@ -23902,7 +23770,7 @@
         <w:jc w:val="both"/>
       </w:pPr>
       <w:r>
-        <w:t xml:space="preserve">Four design choices follow from the shape of the panel. Each closes off a way in which these methods, applied without care, would overstate what forty-eight observations support.</w:t>
+        <w:t>Four design choices follow from the shape of the panel. Each closes off a way in which these methods, applied without care, would overstate what forty-eight observations support.</w:t>
       </w:r>
     </w:p>
     <w:p>
@@ -23910,7 +23778,11 @@
         <w:jc w:val="both"/>
       </w:pPr>
       <w:r>
-        <w:t xml:space="preserve">The cross-validation folds are blocked by state. Under a leave-one-observation-out scheme, holding out Gujarat in FY 2021-22 leaves Gujarat's other four years in the training sample. A state's fiscal ratios and FDI level are persistent, so the held-out point is then partly predictable from its own state, and the resulting accuracy figure flatters the model. Every cross-validated quantity below (the LASSO penalty strength, and the out-of-sample fit of Section 6.6) uses the ten states as groups, so that no state appears in both folds. Out-of-sample fit is also reported under the row-wise scheme, and under a forward-chaining scheme that predicts each year from the years before it. How far apart those three columns sit measures how much of the apparent fit is state persistence.</w:t>
+        <w:t>The cross-validation folds are blocked by state. Under a leave-one-observation-out scheme, holding out Gujarat in FY 2021-22 leaves Gujarat's other four years in the training sample. A state's fiscal ratios and FDI level are persistent, so the held-out point is then partly predictable from its own state, and the resulting accuracy figure flatters the model. Every cross-validated quantity below (the LASSO penalty strength, and the out-of-sample fit of Section 6.6) uses the ten states as groups, so that no state appears in both folds. Out-of-sample fit is also reported under the row-wise scheme, and under a forward-</w:t>
+      </w:r>
+      <w:r>
+        <w:lastRenderedPageBreak/>
+        <w:t>chaining scheme that predicts each year from the years before it. How far apart those three columns sit measures how much of the apparent fit is state persistence.</w:t>
       </w:r>
     </w:p>
     <w:p>
@@ -23918,7 +23790,7 @@
         <w:jc w:val="both"/>
       </w:pPr>
       <w:r>
-        <w:t xml:space="preserve">Selection needs a probability attached to it. At this sample size the cross-validated penalty can be light enough that nothing is eliminated, and a table of selected variables then says nothing at all. Two further statistics fill that gap. The entry order along the regularisation path records the penalty at which each variable first takes a non-zero coefficient, identifying the one that survives hardest shrinkage. The stability-selection exercise, following Meinshausen and Bühlmann (2010), refits LASSO over a grid of penalties on 500 random subsamples of five states each, and records how often each variable is kept.</w:t>
+        <w:t>Selection needs a probability attached to it. At this sample size the cross-validated penalty can be light enough that nothing is eliminated, and a table of selected variables then says nothing at all. Two further statistics fill that gap. The entry order along the regularisation path records the penalty at which each variable first takes a non-zero coefficient, identifying the one that survives hardest shrinkage. The stability-selection exercise, following Meinshausen and Bühlmann (2010), refits LASSO over a grid of penalties on 500 random subsamples of five states each, and records how often each variable is kept.</w:t>
       </w:r>
     </w:p>
     <w:p>
@@ -23926,7 +23798,7 @@
         <w:jc w:val="both"/>
       </w:pPr>
       <w:r>
-        <w:t xml:space="preserve">The machine-learning branch runs twice, pooled and within. Section 7.1 turns on the contrast between the pooled and fixed-effects estimates, which identify different parameters. Fitting the machine-learning methods to raw data alone would validate only the pooled half, and would leave an obvious objection open: a tree fitted to raw levels may be learning that West Bengal is a high-debt, low-FDI state and nothing more. LASSO and the random forest are also fitted to state-demeaned data, the algebra a fixed-effects estimator performs, so the branch has to reproduce the within-state result too.</w:t>
+        <w:t>The machine-learning branch runs twice, pooled and within. Section 7.1 turns on the contrast between the pooled and fixed-effects estimates, which identify different parameters. Fitting the machine-learning methods to raw data alone would validate only the pooled half, and would leave an obvious objection open: a tree fitted to raw levels may be learning that West Bengal is a high-debt, low-FDI state and nothing more. LASSO and the random forest are also fitted to state-demeaned data, the algebra a fixed-effects estimator performs, so the branch has to reproduce the within-state result too.</w:t>
       </w:r>
     </w:p>
     <w:p>
@@ -23934,7 +23806,7 @@
         <w:jc w:val="both"/>
       </w:pPr>
       <w:r>
-        <w:t xml:space="preserve">Last, the importance ranking is tested against a null. Debt ranking first on mean absolute SHAP proves little on its own, since some variable must rank first, and tree ensembles favour high-variance continuous regressors even when the outcome is noise. We permute the outcome 500 times, refit the forest and recompute SHAP on each permutation, recording two things: how often debt ranks first, and how often the gap between first and second place matches the gap in the real data. The gap statistic is the one that carries weight. The rank is reported beside it because the two diverge sharply, and the divergence is worth seeing.</w:t>
+        <w:t>Last, the importance ranking is tested against a null. Debt ranking first on mean absolute SHAP proves little on its own, since some variable must rank first, and tree ensembles favour high-variance continuous regressors even when the outcome is noise. We permute the outcome 500 times, refit the forest and recompute SHAP on each permutation, recording two things: how often debt ranks first, and how often the gap between first and second place matches the gap in the real data. The gap statistic is the one that carries weight. The rank is reported beside it because the two diverge sharply, and the divergence is worth seeing.</w:t>
       </w:r>
     </w:p>
     <w:p>
@@ -23942,7 +23814,7 @@
         <w:jc w:val="both"/>
       </w:pPr>
       <w:r>
-        <w:t xml:space="preserve">Out-of-sample R-squared is computed for ordinary least squares, LASSO, the random forest and a gradient-boosted alternative. Forty-eight observations cannot support a claim to predictive power. The figures are reported to show how much of it exists.</w:t>
+        <w:t>Out-of-sample R-squared is computed for ordinary least squares, LASSO, the random forest and a gradient-boosted alternative. Forty-eight observations cannot support a claim to predictive power. The figures are reported to show how much of it exists.</w:t>
       </w:r>
     </w:p>
     <w:p>
@@ -23972,15 +23844,7 @@
         <w:jc w:val="both"/>
       </w:pPr>
       <w:r>
-        <w:t xml:space="preserve">The reason for doing it this way is because of the amount of data we have. We are looking at fifty groups of data and if we only looked at one group the results would not be very meaningful. </w:t>
-      </w:r>
-      <w:proofErr w:type="gramStart"/>
-      <w:r>
-        <w:t>So</w:t>
-      </w:r>
-      <w:proofErr w:type="gramEnd"/>
-      <w:r>
-        <w:t xml:space="preserve"> we only accept a result if it shows up in both parts of the process with the outcome and if both parts pass some checks.</w:t>
+        <w:t>The reason for doing it this way is because of the amount of data we have. We are looking at fifty groups of data and if we only looked at one group the results would not be very meaningful. So we only accept a result if it shows up in both parts of the process with the outcome and if both parts pass some checks.</w:t>
       </w:r>
     </w:p>
     <w:p>
@@ -23996,32 +23860,15 @@
         <w:jc w:val="both"/>
       </w:pPr>
       <w:r>
-        <w:t xml:space="preserve">The process works like this: we start with the data then we put it together and rank it. After that we split it into two parts: the method part and the machine learning part. The traditional method part uses fixed effects and a type of analysis called OLS. It also checks the results in different ways. The machine </w:t>
-      </w:r>
-      <w:r>
-        <w:lastRenderedPageBreak/>
-        <w:t>learning part uses a few methods, including something called LASSO and a simple random forest and it also checks for any problems.</w:t>
+        <w:t>The process works like this: we start with the data then we put it together and rank it. After that we split it into two parts: the method part and the machine learning part. The traditional method part uses fixed effects and a type of analysis called OLS. It also checks the results in different ways. The machine learning part uses a few methods, including something called LASSO and a simple random forest and it also checks for any problems.</w:t>
       </w:r>
     </w:p>
     <w:p>
       <w:pPr>
         <w:jc w:val="both"/>
       </w:pPr>
-      <w:proofErr w:type="gramStart"/>
       <w:r>
-        <w:t>Finally</w:t>
-      </w:r>
-      <w:proofErr w:type="gramEnd"/>
-      <w:r>
-        <w:t xml:space="preserve"> we compare the results from both parts. See if they agree and if they do </w:t>
-      </w:r>
-      <w:proofErr w:type="gramStart"/>
-      <w:r>
-        <w:t>not</w:t>
-      </w:r>
-      <w:proofErr w:type="gramEnd"/>
-      <w:r>
-        <w:t xml:space="preserve"> we try to figure out why. The paper explains all of this in detail using the data, for the research the machine learning </w:t>
+        <w:t xml:space="preserve">Finally we compare the results from both parts. See if they agree and if they do not we try to figure out why. The paper explains all of this in detail using the data, for the research the machine learning </w:t>
       </w:r>
       <w:r>
         <w:t xml:space="preserve">methods and the traditional methods and the same data is used for the convergence test and the case analysis. </w:t>
@@ -24037,6 +23884,7 @@
         <w:jc w:val="both"/>
       </w:pPr>
       <w:r>
+        <w:lastRenderedPageBreak/>
         <w:t>Figure 11. Analytical architecture of the research study, from raw data to final validation. Boxes are numbered stages; the two vertical tracks are the classical and machine-learning estimation branches, which run in parallel on the same panel and meet at the Stage 9 convergence test.</w:t>
       </w:r>
     </w:p>
@@ -24193,7 +24041,7 @@
         <w:jc w:val="both"/>
       </w:pPr>
       <w:r>
-        <w:t xml:space="preserve">Each estimator in Section 5.1 involves a choice: fixed or random effects, pooled or panel, one covariance estimator over another. In a conventional panel a short battery of specification tests would settle those choices (Baltagi, 2021). At N = 10 and T = 5 the battery is available but weak. The Hausman statistic often fails to compute at all, because the difference between the two covariance matrices is not positive definite. Pesaran's CD statistic is asymptotic in the number of entities, and there are ten. The Wooldridge and Driscoll-Kraay results are asymptotic in the number of periods, and there are five. Reporting only the tests that come back clean would misrepresent that position. Three things are done instead.</w:t>
+        <w:t>Each estimator in Section 5.1 involves a choice: fixed or random effects, pooled or panel, one covariance estimator over another. In a conventional panel a short battery of specification tests would settle those choices (Baltagi, 2021). At N = 10 and T = 5 the battery is available but weak. The Hausman statistic often fails to compute at all, because the difference between the two covariance matrices is not positive definite. Pesaran's CD statistic is asymptotic in the number of entities, and there are ten. The Wooldridge and Driscoll-Kraay results are asymptotic in the number of periods, and there are five. Reporting only the tests that come back clean would misrepresent that position. Three things are done instead.</w:t>
       </w:r>
     </w:p>
     <w:p>
@@ -24201,7 +24049,7 @@
         <w:jc w:val="both"/>
       </w:pPr>
       <w:r>
-        <w:t xml:space="preserve">First, the formal tests are run and reported in full, including those that return no verdict. Estimator choice is examined with the Hausman test, the Breusch-Pagan LM test and the F-test for poolability. For error structure we use Pesaran's CD test for cross-sectional dependence, the Wooldridge test for first-order serial correlation implemented as in Drukker (2003), and the modified Wald test for groupwise heteroskedasticity. Functional form is checked with Ramsey's RESET, and by comparing the logarithmic, inverse-hyperbolic-sine and level transformations of FDI.</w:t>
+        <w:t>First, the formal tests are run and reported in full, including those that return no verdict. Estimator choice is examined with the Hausman test, the Breusch-Pagan LM test and the F-test for poolability. For error structure we use Pesaran's CD test for cross-sectional dependence, the Wooldridge test for first-order serial correlation implemented as in Drukker (2003), and the modified Wald test for groupwise heteroskedasticity. Functional form is checked with Ramsey's RESET, and by comparing the logarithmic, inverse-hyperbolic-sine and level transformations of FDI.</w:t>
       </w:r>
     </w:p>
     <w:p>
@@ -24209,7 +24057,11 @@
         <w:jc w:val="both"/>
       </w:pPr>
       <w:r>
-        <w:t xml:space="preserve">Second, since those tests are weak, we report directly how far the inference depends on the covariance estimator. The same fixed-effects coefficient appears with Driscoll-Kraay, cluster-robust and unadjusted standard errors, and with a percentile interval from 2,000 bootstrap resamples drawn at the level of the state, so that the resampling respects the panel structure. Both the kernel and the cluster-robust estimators rest on asymptotics this panel does not supply, the first in the number of periods and the second in the number of clusters. A wild cluster bootstrap-t with the null imposed and Rademacher weights (Cameron, Gelbach and Miller, 2008) is therefore computed for every coefficient the paper relies on, and settles the cases where the two disagree. We checked it in both directions. The COVID dummy in the growth model, an effect of roughly fourteen percentage points, returns p = 0.003; eight pure-noise placebo regressors returned nothing below 0.05.</w:t>
+        <w:t xml:space="preserve">Second, since those tests are weak, we report directly how far the inference depends on the covariance estimator. The same fixed-effects coefficient appears with Driscoll-Kraay, cluster-robust and unadjusted </w:t>
+      </w:r>
+      <w:r>
+        <w:lastRenderedPageBreak/>
+        <w:t>standard errors, and with a percentile interval from 2,000 bootstrap resamples drawn at the level of the state, so that the resampling respects the panel structure. Both the kernel and the cluster-robust estimators rest on asymptotics this panel does not supply, the first in the number of periods and the second in the number of clusters. A wild cluster bootstrap-t with the null imposed and Rademacher weights (Cameron, Gelbach and Miller, 2008) is therefore computed for every coefficient the paper relies on, and settles the cases where the two disagree. We checked it in both directions. The COVID dummy in the growth model, an effect of roughly fourteen percentage points, returns p = 0.003; eight pure-noise placebo regressors returned nothing below 0.05.</w:t>
       </w:r>
     </w:p>
     <w:p>
@@ -24217,7 +24069,7 @@
         <w:jc w:val="both"/>
       </w:pPr>
       <w:r>
-        <w:t xml:space="preserve">Third, the debt coefficient is estimated under every defensible combination of modelling choices instead of being defended in one: fixed effects or pooled, the pandemic year kept or dropped, Census controls in or out, FDI in logarithms or inverse hyperbolic sine, and each of the ten states excluded in turn. That gives 132 estimates, reported as a specification curve. A result holding across all of them makes the question of which single specification is correct much less pressing. The logic mirrors the convergence argument of Section 5.2, moved to the econometric side.</w:t>
+        <w:t>Third, the debt coefficient is estimated under every defensible combination of modelling choices instead of being defended in one: fixed effects or pooled, the pandemic year kept or dropped, Census controls in or out, FDI in logarithms or inverse hyperbolic sine, and each of the ten states excluded in turn. That gives 132 estimates, reported as a specification curve. A result holding across all of them makes the question of which single specification is correct much less pressing. The logic mirrors the convergence argument of Section 5.2, moved to the econometric side.</w:t>
       </w:r>
     </w:p>
     <w:p>
@@ -26613,15 +26465,7 @@
         <w:jc w:val="both"/>
       </w:pPr>
       <w:r>
-        <w:t xml:space="preserve">The fixed-effects specification (n = 48, within R² = 0.429, </w:t>
-      </w:r>
-      <w:proofErr w:type="gramStart"/>
-      <w:r>
-        <w:t>F(</w:t>
-      </w:r>
-      <w:proofErr w:type="gramEnd"/>
-      <w:r>
-        <w:t xml:space="preserve">5,33) = 4.96, p = 0.0017) explains within-state variation in log FDI. Fiscal deficit (coefficient 0.566, p &lt; 0.001), debt (0.353, p &lt; 0.001) and the COVID dummy (-1.406, p &lt; 0.001) are all significant; own tax revenue and capital expenditure are not. A </w:t>
+        <w:t xml:space="preserve">The fixed-effects specification (n = 48, within R² = 0.429, F(5,33) = 4.96, p = 0.0017) explains within-state variation in log FDI. Fiscal deficit (coefficient 0.566, p &lt; 0.001), debt (0.353, p &lt; 0.001) and the COVID dummy (-1.406, p &lt; 0.001) are all significant; own tax revenue and capital expenditure are not. A </w:t>
       </w:r>
       <w:proofErr w:type="spellStart"/>
       <w:r>
@@ -26629,15 +26473,7 @@
       </w:r>
       <w:proofErr w:type="spellEnd"/>
       <w:r>
-        <w:t xml:space="preserve"> F-test strongly rejects the null of no entity effects (</w:t>
-      </w:r>
-      <w:proofErr w:type="gramStart"/>
-      <w:r>
-        <w:t>F(</w:t>
-      </w:r>
-      <w:proofErr w:type="gramEnd"/>
-      <w:r>
-        <w:t xml:space="preserve">9,33) = 6.74, p &lt; 0.001), confirming that state fixed effects are doing real work in this model and that pooling would be </w:t>
+        <w:t xml:space="preserve"> F-test strongly rejects the null of no entity effects (F(9,33) = 6.74, p &lt; 0.001), confirming that state fixed effects are doing real work in this model and that pooling would be </w:t>
       </w:r>
       <w:proofErr w:type="spellStart"/>
       <w:r>
@@ -26670,21 +26506,7 @@
         <w:rPr>
           <w:b/>
         </w:rPr>
-        <w:t xml:space="preserve">Table 19. Model 1, </w:t>
-      </w:r>
-      <w:proofErr w:type="gramStart"/>
-      <w:r>
-        <w:rPr>
-          <w:b/>
-        </w:rPr>
-        <w:t>log(</w:t>
-      </w:r>
-      <w:proofErr w:type="gramEnd"/>
-      <w:r>
-        <w:rPr>
-          <w:b/>
-        </w:rPr>
-        <w:t>FDI), fixed effects and pooled OLS. Each fiscal ratio is reported with its coefficient, standard error, t-statistic and p-value under each of the two specifications described in Section 5.1.</w:t>
+        <w:t>Table 19. Model 1, log(FDI), fixed effects and pooled OLS. Each fiscal ratio is reported with its coefficient, standard error, t-statistic and p-value under each of the two specifications described in Section 5.1.</w:t>
       </w:r>
     </w:p>
     <w:tbl>
@@ -35386,7 +35208,7 @@
         <w:jc w:val="both"/>
       </w:pPr>
       <w:r>
-        <w:t xml:space="preserve">The F-test for poolability rejects pooling in the FDI model: F(9,33) = 6.741, p &lt; 0.0001. State effects are jointly significant and the fixed-effects specification is justified. In the growth model it does not: F(9,35) = 0.818, p = 0.603. We keep fixed effects there anyway, because the estimator stays consistent where random effects would be biased, and because the argument of Section 3 requires state-level controls. That is a modelling decision, not a verdict the test delivered, and we report it as one. The Hausman test returns nothing at all for the FDI model: the difference between the fixed- and random-effects covariance matrices is not positive definite, a routine outcome at ten entities. For the growth model it computes, at 6.319 on four degrees of freedom (p = 0.177), so random effects are not rejected there either.</w:t>
+        <w:t>The F-test for poolability rejects pooling in the FDI model: F(9,33) = 6.741, p &lt; 0.0001. State effects are jointly significant and the fixed-effects specification is justified. In the growth model it does not: F(9,35) = 0.818, p = 0.603. We keep fixed effects there anyway, because the estimator stays consistent where random effects would be biased, and because the argument of Section 3 requires state-level controls. That is a modelling decision, not a verdict the test delivered, and we report it as one. The Hausman test returns nothing at all for the FDI model: the difference between the fixed- and random-effects covariance matrices is not positive definite, a routine outcome at ten entities. For the growth model it computes, at 6.319 on four degrees of freedom (p = 0.177), so random effects are not rejected there either.</w:t>
       </w:r>
     </w:p>
     <w:p>
@@ -35394,7 +35216,7 @@
         <w:jc w:val="both"/>
       </w:pPr>
       <w:r>
-        <w:t xml:space="preserve">The three tests bearing on the covariance estimator give a more mixed picture than the use of Driscoll-Kraay implies. In the FDI model, Pesaran's CD statistic is 0.019 (p = 0.985) and the Wooldridge test gives a first-difference autocorrelation of -0.051 (p = 0.810). Neither cross-sectional dependence nor serial correlation shows up. In the growth model the dependence is unambiguous, CD = 8.397 (p &lt; 0.0001), as it should be in a panel whose middle year is a shock common to every state. The modified Wald test rejects homoskedasticity across states in both models (p &lt; 0.0001). Driscoll-Kraay is clearly warranted for the growth model. For the FDI model the heteroskedasticity is real but the dependence the estimator exists to absorb is not, and a cluster-robust estimator would be the more natural default.</w:t>
+        <w:t>The three tests bearing on the covariance estimator give a more mixed picture than the use of Driscoll-Kraay implies. In the FDI model, Pesaran's CD statistic is 0.019 (p = 0.985) and the Wooldridge test gives a first-difference autocorrelation of -0.051 (p = 0.810). Neither cross-sectional dependence nor serial correlation shows up. In the growth model the dependence is unambiguous, CD = 8.397 (p &lt; 0.0001), as it should be in a panel whose middle year is a shock common to every state. The modified Wald test rejects homoskedasticity across states in both models (p &lt; 0.0001). Driscoll-Kraay is clearly warranted for the growth model. For the FDI model the heteroskedasticity is real but the dependence the estimator exists to absorb is not, and a cluster-robust estimator would be the more natural default.</w:t>
       </w:r>
     </w:p>
     <w:p>
@@ -35402,7 +35224,7 @@
         <w:jc w:val="both"/>
       </w:pPr>
       <w:r>
-        <w:t xml:space="preserve">Table 32. Specification and diagnostic tests, both models. Tests that return no verdict are included.</w:t>
+        <w:t>Table 32. Specification and diagnostic tests, both models. Tests that return no verdict are included.</w:t>
       </w:r>
     </w:p>
     <w:tbl>
@@ -35788,7 +35610,6 @@
               <w:rPr>
                 <w:sz w:val="18"/>
               </w:rPr>
-              <w:lastRenderedPageBreak/>
               <w:t>Wooldridge, first-order serial correlation</w:t>
             </w:r>
           </w:p>
@@ -35858,6 +35679,7 @@
               <w:rPr>
                 <w:sz w:val="18"/>
               </w:rPr>
+              <w:lastRenderedPageBreak/>
               <w:t>Modified Wald, groupwise heteroskedasticity</w:t>
             </w:r>
           </w:p>
@@ -35991,7 +35813,7 @@
         <w:jc w:val="both"/>
       </w:pPr>
       <w:r>
-        <w:t xml:space="preserve">That distinction matters, because Driscoll-Kraay does not behave conservatively at this panel length. Table 33 gives the within-state debt coefficient under three covariance estimators. The point estimate is identical by construction. The standard error is not: Driscoll-Kraay returns 0.042, cluster-robust 0.084, and the unadjusted estimator 0.106. A kernel estimator whose properties are asymptotic in T is being applied at T = 5, and it produces the tightest of the three intervals instead of the widest. The same numerical fragility leaves a negative robust F-statistic in the fixed-effects output. None of this changes the substantive conclusion. The coefficient stays significant under cluster-robust inference (p = 0.0002), and a bootstrap resampling whole states gives a 95 per cent interval of [+0.074, +0.522], which excludes zero. The cluster-robust column is the conservative reading of the within-state results in Section 6.3, and should be read as such.</w:t>
+        <w:t>That distinction matters, because Driscoll-Kraay does not behave conservatively at this panel length. Table 33 gives the within-state debt coefficient under three covariance estimators. The point estimate is identical by construction. The standard error is not: Driscoll-Kraay returns 0.042, cluster-robust 0.084, and the unadjusted estimator 0.106. A kernel estimator whose properties are asymptotic in T is being applied at T = 5, and it produces the tightest of the three intervals instead of the widest. The same numerical fragility leaves a negative robust F-statistic in the fixed-effects output. None of this changes the substantive conclusion. The coefficient stays significant under cluster-robust inference (p = 0.0002), and a bootstrap resampling whole states gives a 95 per cent interval of [+0.074, +0.522], which excludes zero. The cluster-robust column is the conservative reading of the within-state results in Section 6.3, and should be read as such.</w:t>
       </w:r>
     </w:p>
     <w:p>
@@ -36386,8 +36208,13 @@
       <w:pPr>
         <w:jc w:val="both"/>
       </w:pPr>
+    </w:p>
+    <w:p>
+      <w:pPr>
+        <w:jc w:val="both"/>
+      </w:pPr>
       <w:r>
-        <w:t xml:space="preserve">Across 88 pooled specifications the debt coefficient is negative in every one, ranging from -0.269 to -0.087 with a median of -0.198, and significant at the 5 per cent level in 89 per cent of them. Across 44 fixed-effects specifications it is positive in every one, from +0.128 to +0.417 with a median of +0.338, significant in 95 per cent. Neither sign is a specification artefact. What separates them is the dimension of variation the estimator uses, and nothing else. That is as far as the argument of Section 7.1 can be pushed: the between-state and within-state results each survive every other choice available, and they still disagree.</w:t>
+        <w:t>Across 88 pooled specifications the debt coefficient is negative in every one, ranging from -0.269 to -0.087 with a median of -0.198, and significant at the 5 per cent level in 89 per cent of them. Across 44 fixed-effects specifications it is positive in every one, from +0.128 to +0.417 with a median of +0.338, significant in 95 per cent. Neither sign is a specification artefact. What separates them is the dimension of variation the estimator uses, and nothing else. That is as far as the argument of Section 7.1 can be pushed: the between-state and within-state results each survive every other choice available, and they still disagree.</w:t>
       </w:r>
     </w:p>
     <w:p>
@@ -36462,7 +36289,7 @@
         <w:jc w:val="both"/>
       </w:pPr>
       <w:r>
-        <w:t xml:space="preserve">Neither the kernel nor the cluster-robust estimator stands on firm ground here. The first is asymptotic in the number of periods, of which there are five; the second in the number of clusters, of which there are ten. Where they disagree the wild cluster bootstrap settles it, and Table 34 reports it for every coefficient the paper uses. Two of its verdicts differ from what Driscoll-Kraay gives. Both are set out below.</w:t>
+        <w:t>Neither the kernel nor the cluster-robust estimator stands on firm ground here. The first is asymptotic in the number of periods, of which there are five; the second in the number of clusters, of which there are ten. Where they disagree the wild cluster bootstrap settles it, and Table 34 reports it for every coefficient the paper uses. Two of its verdicts differ from what Driscoll-Kraay gives. Both are set out below.</w:t>
       </w:r>
     </w:p>
     <w:p>
@@ -36470,7 +36297,7 @@
         <w:jc w:val="both"/>
       </w:pPr>
       <w:r>
-        <w:t xml:space="preserve">The first concerns the growth equation. Under Driscoll-Kraay the fiscal deficit enters negatively at p = 0.031, which would replicate Trivedi and Rajmal (2011) and Panda and Sahay (2022) on newer audited data. It does not survive. Cluster-robust inference puts it at p = 0.310 and the bootstrap at p = 0.448. The coefficient is large but too imprecisely estimated, at fifty observations across ten states, to support a claim. H2 still holds, through a channel we did not originally propose: within states, debt (+1.097, bootstrap p = 0.020) and own tax revenue (+4.083, bootstrap p = 0.028) are both significantly associated with growth under every method of inference we apply. The deficit channel is the one this panel cannot speak to.</w:t>
+        <w:t>The first concerns the growth equation. Under Driscoll-Kraay the fiscal deficit enters negatively at p = 0.031, which would replicate Trivedi and Rajmal (2011) and Panda and Sahay (2022) on newer audited data. It does not survive. Cluster-robust inference puts it at p = 0.310 and the bootstrap at p = 0.448. The coefficient is large but too imprecisely estimated, at fifty observations across ten states, to support a claim. H2 still holds, through a channel we did not originally propose: within states, debt (+1.097, bootstrap p = 0.020) and own tax revenue (+4.083, bootstrap p = 0.028) are both significantly associated with growth under every method of inference we apply. The deficit channel is the one this panel cannot speak to.</w:t>
       </w:r>
     </w:p>
     <w:p>
@@ -36478,7 +36305,11 @@
         <w:jc w:val="both"/>
       </w:pPr>
       <w:r>
-        <w:t xml:space="preserve">The second concerns the size of the paper's central result, though not its direction. The pooled debt-FDI coefficient is significant at p = 0.007 under cluster-robust inference and at p = 0.057 under the bootstrap: significant at 10 per cent, marginally short of 5. Two secondary results from the pooled model, literacy (p = 0.235) and capital expenditure (p = 0.095), survive at neither level and we do not rely on them. The evidence that never depended on a standard error is unchanged. Debt is negative in all 88 pooled specifications of the curve above; LASSO and Elastic Net rank it first by a wide margin; SHAP ranks it first in all ten leave-one-state-out refits; the permutation null puts the importance margin at p = 0.004. H1 rests on that convergence. The paper was designed to produce it, precisely so the claim would not hang on one p-value.</w:t>
+        <w:t xml:space="preserve">The second concerns the size of the paper's central result, though not its direction. The pooled debt-FDI coefficient is significant at p = 0.007 under cluster-robust inference and at p = 0.057 under the bootstrap: significant at 10 per cent, marginally short of 5. Two secondary results from the pooled model, literacy (p = 0.235) and capital expenditure (p = 0.095), survive at neither level and we do not rely on them. The evidence that never depended on a standard error is unchanged. Debt is negative in all 88 pooled specifications of the curve above; LASSO and Elastic Net rank it first by a wide margin; SHAP ranks it first in all ten leave-one-state-out refits; the permutation null puts the importance margin at p = 0.004. </w:t>
+      </w:r>
+      <w:r>
+        <w:lastRenderedPageBreak/>
+        <w:t>H1 rests on that convergence. The paper was designed to produce it, precisely so the claim would not hang on one p-value.</w:t>
       </w:r>
     </w:p>
     <w:p>
@@ -37379,7 +37210,7 @@
         <w:jc w:val="both"/>
       </w:pPr>
       <w:r>
-        <w:t xml:space="preserve">The model choices behind Section 6 are defended three ways instead of one: by the formal tests where they are valid, including the two that return no verdict; by showing that the inference does not turn on which covariance estimator is used; and by a specification curve in which the cross-state result holds in all 88 specifications. No single test statistic could carry that weight at forty-eight observations. None is asked to.</w:t>
+        <w:t>The model choices behind Section 6 are defended three ways instead of one: by the formal tests where they are valid, including the two that return no verdict; by showing that the inference does not turn on which covariance estimator is used; and by a specification curve in which the cross-state result holds in all 88 specifications. No single test statistic could carry that weight at forty-eight observations. None is asked to.</w:t>
       </w:r>
     </w:p>
     <w:p>
@@ -37654,15 +37485,7 @@
         <w:t xml:space="preserve"> </w:t>
       </w:r>
       <w:r>
-        <w:t xml:space="preserve">If a state borrows a lot of money to pay for these projects it is different than if it uses </w:t>
-      </w:r>
-      <w:proofErr w:type="gramStart"/>
-      <w:r>
-        <w:t>money</w:t>
-      </w:r>
-      <w:proofErr w:type="gramEnd"/>
-      <w:r>
-        <w:t xml:space="preserve"> it already has.</w:t>
+        <w:t>If a state borrows a lot of money to pay for these projects it is different than if it uses money it already has.</w:t>
       </w:r>
       <w:r>
         <w:t xml:space="preserve"> </w:t>
@@ -37696,13 +37519,8 @@
       <w:r>
         <w:t xml:space="preserve"> </w:t>
       </w:r>
-      <w:proofErr w:type="gramStart"/>
       <w:r>
-        <w:t>Otherwise</w:t>
-      </w:r>
-      <w:proofErr w:type="gramEnd"/>
-      <w:r>
-        <w:t xml:space="preserve"> these rankings are numbers.</w:t>
+        <w:t>Otherwise these rankings are numbers.</w:t>
       </w:r>
       <w:r>
         <w:t xml:space="preserve"> </w:t>
@@ -37751,15 +37569,7 @@
       </w:r>
       <w:r>
         <w:lastRenderedPageBreak/>
-        <w:t xml:space="preserve">main result of the paper is about debt this is the limitation that's most likely to affect the size of the estimated effect. </w:t>
-      </w:r>
-      <w:proofErr w:type="gramStart"/>
-      <w:r>
-        <w:t>However</w:t>
-      </w:r>
-      <w:proofErr w:type="gramEnd"/>
-      <w:r>
-        <w:t xml:space="preserve"> it is not clear in advance which way it will go. If the off-budget exposure is mostly in states that already have debt adding it in would make the difference bigger and make the result stronger. If it is mostly, in states that have recorded debt it would make the difference smaller.</w:t>
+        <w:t>main result of the paper is about debt this is the limitation that's most likely to affect the size of the estimated effect. However it is not clear in advance which way it will go. If the off-budget exposure is mostly in states that already have debt adding it in would make the difference bigger and make the result stronger. If it is mostly, in states that have recorded debt it would make the difference smaller.</w:t>
       </w:r>
     </w:p>
     <w:p>
@@ -37815,9 +37625,25 @@
     </w:p>
     <w:p>
       <w:pPr>
+        <w:jc w:val="both"/>
+      </w:pPr>
+    </w:p>
+    <w:p>
+      <w:pPr>
+        <w:jc w:val="both"/>
+      </w:pPr>
+    </w:p>
+    <w:p>
+      <w:pPr>
+        <w:jc w:val="both"/>
+      </w:pPr>
+    </w:p>
+    <w:p>
+      <w:pPr>
         <w:pStyle w:val="Heading1"/>
       </w:pPr>
       <w:r>
+        <w:lastRenderedPageBreak/>
         <w:t>References</w:t>
       </w:r>
     </w:p>
@@ -37899,7 +37725,6 @@
         <w:rPr>
           <w:sz w:val="21"/>
         </w:rPr>
-        <w:lastRenderedPageBreak/>
         <w:t>Baltagi</w:t>
       </w:r>
       <w:proofErr w:type="spellEnd"/>
@@ -38058,7 +37883,22 @@
         <w:rPr>
           <w:sz w:val="21"/>
         </w:rPr>
-        <w:t>Cameron, A. C., Gelbach, J. B., &amp; Miller, D. L. (2008). Bootstrap-based improvements for inference with clustered errors. Review of Economics and Statistics, 90(3), 414-427. https://doi.org/10.1162/rest.90.3.414</w:t>
+        <w:t xml:space="preserve">Cameron, A. C., Gelbach, J. B., &amp; Miller, D. L. (2008). Bootstrap-based improvements for inference with clustered errors. Review of Economics and Statistics, 90(3), 414-427. </w:t>
+      </w:r>
+      <w:hyperlink r:id="rId41" w:history="1">
+        <w:r>
+          <w:rPr>
+            <w:rStyle w:val="Hyperlink"/>
+            <w:sz w:val="21"/>
+          </w:rPr>
+          <w:t>https://doi.org/10.1162/rest.90.3.414</w:t>
+        </w:r>
+      </w:hyperlink>
+      <w:r>
+        <w:rPr>
+          <w:sz w:val="21"/>
+        </w:rPr>
+        <w:t xml:space="preserve"> </w:t>
       </w:r>
     </w:p>
     <w:p>
@@ -38072,7 +37912,7 @@
         </w:rPr>
         <w:t xml:space="preserve">Department for Promotion of Industry and Internal Trade (DPIIT). (2024). State-wise FDI equity inflows (from October 2019). Ministry of Commerce and Industry, Government of India. </w:t>
       </w:r>
-      <w:hyperlink r:id="rId41" w:history="1">
+      <w:hyperlink r:id="rId42" w:history="1">
         <w:r>
           <w:rPr>
             <w:rStyle w:val="Hyperlink"/>
@@ -38099,7 +37939,7 @@
         </w:rPr>
         <w:t xml:space="preserve">Driscoll, J. C., &amp; Kraay, A. C. (1998). Consistent covariance matrix estimation with spatially dependent panel data. Review of Economics and Statistics, 80(4), 549-560. </w:t>
       </w:r>
-      <w:hyperlink r:id="rId42" w:history="1">
+      <w:hyperlink r:id="rId43" w:history="1">
         <w:r>
           <w:rPr>
             <w:rStyle w:val="Hyperlink"/>
@@ -38126,7 +37966,7 @@
         </w:rPr>
         <w:t xml:space="preserve">Drukker, D. M. (2003). Testing for serial correlation in linear panel-data models. Stata Journal, 3(2), 168-177. </w:t>
       </w:r>
-      <w:hyperlink r:id="rId43" w:history="1">
+      <w:hyperlink r:id="rId44" w:history="1">
         <w:r>
           <w:rPr>
             <w:rStyle w:val="Hyperlink"/>
@@ -38153,7 +37993,7 @@
         </w:rPr>
         <w:t xml:space="preserve">Dunning, J. H. (1993). Multinational enterprises and the global economy. Addison-Wesley. </w:t>
       </w:r>
-      <w:hyperlink r:id="rId44" w:history="1">
+      <w:hyperlink r:id="rId45" w:history="1">
         <w:r>
           <w:rPr>
             <w:rStyle w:val="Hyperlink"/>
@@ -38208,7 +38048,7 @@
         </w:rPr>
         <w:t xml:space="preserve">, C. A. (2024). Fiscal federalism and foreign direct investment: An empirical analysis. The World Economy, 47(6), 2287-2331. </w:t>
       </w:r>
-      <w:hyperlink r:id="rId45" w:history="1">
+      <w:hyperlink r:id="rId46" w:history="1">
         <w:r>
           <w:rPr>
             <w:rStyle w:val="Hyperlink"/>
@@ -38235,7 +38075,7 @@
         </w:rPr>
         <w:t xml:space="preserve">Fischer, S. (1993). The role of macroeconomic factors in growth. Journal of Monetary Economics, 32(3), 485-512. </w:t>
       </w:r>
-      <w:hyperlink r:id="rId46" w:history="1">
+      <w:hyperlink r:id="rId47" w:history="1">
         <w:r>
           <w:rPr>
             <w:rStyle w:val="Hyperlink"/>
@@ -38262,7 +38102,7 @@
         </w:rPr>
         <w:t xml:space="preserve">Government of India. (2025). Report of the Sixteenth Finance Commission, Volume II: Annexures. Ministry of Finance. </w:t>
       </w:r>
-      <w:hyperlink r:id="rId47" w:history="1">
+      <w:hyperlink r:id="rId48" w:history="1">
         <w:r>
           <w:rPr>
             <w:rStyle w:val="Hyperlink"/>
@@ -38303,7 +38143,7 @@
         </w:rPr>
         <w:t xml:space="preserve">, R., &amp; Friedman, J. (2009). The elements of statistical learning: Data mining, inference, and prediction (2nd ed.). Springer. </w:t>
       </w:r>
-      <w:hyperlink r:id="rId48" w:history="1">
+      <w:hyperlink r:id="rId49" w:history="1">
         <w:r>
           <w:rPr>
             <w:rStyle w:val="Hyperlink"/>
@@ -38344,7 +38184,7 @@
         </w:rPr>
         <w:t xml:space="preserve">, 46(6), 1251-1271. </w:t>
       </w:r>
-      <w:hyperlink r:id="rId49" w:history="1">
+      <w:hyperlink r:id="rId50" w:history="1">
         <w:r>
           <w:rPr>
             <w:rStyle w:val="Hyperlink"/>
@@ -38371,7 +38211,7 @@
         </w:rPr>
         <w:t xml:space="preserve">International Monetary Fund. (2020). World economic outlook, April 2020: The great lockdown. IMF. </w:t>
       </w:r>
-      <w:hyperlink r:id="rId50" w:history="1">
+      <w:hyperlink r:id="rId51" w:history="1">
         <w:r>
           <w:rPr>
             <w:rStyle w:val="Hyperlink"/>
@@ -38396,9 +38236,10 @@
         <w:rPr>
           <w:sz w:val="21"/>
         </w:rPr>
+        <w:lastRenderedPageBreak/>
         <w:t xml:space="preserve">Lundberg, S. M., &amp; Lee, S.-I. (2017). A unified approach to interpreting model predictions. Advances in Neural Information Processing Systems, 30, 4765-4774. </w:t>
       </w:r>
-      <w:hyperlink r:id="rId51" w:history="1">
+      <w:hyperlink r:id="rId52" w:history="1">
         <w:r>
           <w:rPr>
             <w:rStyle w:val="Hyperlink"/>
@@ -38425,7 +38266,7 @@
         </w:rPr>
         <w:t xml:space="preserve">Mahatekar, D. D. (2025). State-wise foreign direct investment (FDI) flows and economic impacts in India: A comparative study (2019-2024). JETIR, 12(10). </w:t>
       </w:r>
-      <w:hyperlink r:id="rId52" w:history="1">
+      <w:hyperlink r:id="rId53" w:history="1">
         <w:r>
           <w:rPr>
             <w:rStyle w:val="Hyperlink"/>
@@ -38462,7 +38303,6 @@
         <w:rPr>
           <w:sz w:val="21"/>
         </w:rPr>
-        <w:lastRenderedPageBreak/>
         <w:t xml:space="preserve">Ministry of Statistics and </w:t>
       </w:r>
       <w:proofErr w:type="spellStart"/>
@@ -38493,7 +38333,7 @@
         </w:rPr>
         <w:t xml:space="preserve">). (2024). State-wise Gross State Domestic Product, 2011-12 series. Government of India. </w:t>
       </w:r>
-      <w:hyperlink r:id="rId53" w:history="1">
+      <w:hyperlink r:id="rId54" w:history="1">
         <w:r>
           <w:rPr>
             <w:rStyle w:val="Hyperlink"/>
@@ -38520,7 +38360,7 @@
         </w:rPr>
         <w:t xml:space="preserve">Misra, S., Gupta, K., &amp; Trivedi, P. (2021). Sub-national government debt sustainability in India: An empirical analysis. Macroeconomics and Finance in Emerging Market Economies, 16(1), 57-79. </w:t>
       </w:r>
-      <w:hyperlink r:id="rId54" w:history="1">
+      <w:hyperlink r:id="rId55" w:history="1">
         <w:r>
           <w:rPr>
             <w:rStyle w:val="Hyperlink"/>
@@ -38547,7 +38387,7 @@
         </w:rPr>
         <w:t xml:space="preserve">Mullainathan, S., &amp; Spiess, J. (2017). Machine learning: An applied econometric approach. Journal of Economic Perspectives, 31(2), 87-106. </w:t>
       </w:r>
-      <w:hyperlink r:id="rId55" w:history="1">
+      <w:hyperlink r:id="rId56" w:history="1">
         <w:r>
           <w:rPr>
             <w:rStyle w:val="Hyperlink"/>
@@ -38574,7 +38414,7 @@
         </w:rPr>
         <w:t xml:space="preserve">National Institute of Public Finance and Policy (NIPFP). (2024). How much debt is optimal for the major Indian states? Economic growth vs. debt sustainability (Working Paper No. 411). </w:t>
       </w:r>
-      <w:hyperlink r:id="rId56" w:history="1">
+      <w:hyperlink r:id="rId57" w:history="1">
         <w:r>
           <w:rPr>
             <w:rStyle w:val="Hyperlink"/>
@@ -38601,7 +38441,7 @@
         </w:rPr>
         <w:t xml:space="preserve">NITI Aayog. (2025). Fiscal Health Index 2025. Government of India. </w:t>
       </w:r>
-      <w:hyperlink r:id="rId57" w:history="1">
+      <w:hyperlink r:id="rId58" w:history="1">
         <w:r>
           <w:rPr>
             <w:rStyle w:val="Hyperlink"/>
@@ -38628,7 +38468,7 @@
         </w:rPr>
         <w:t xml:space="preserve">NITI Aayog. (2026). Fiscal Health Index 2026. Government of India. </w:t>
       </w:r>
-      <w:hyperlink r:id="rId58" w:history="1">
+      <w:hyperlink r:id="rId59" w:history="1">
         <w:r>
           <w:rPr>
             <w:rStyle w:val="Hyperlink"/>
@@ -38655,7 +38495,7 @@
         </w:rPr>
         <w:t xml:space="preserve">Oates, W. E. (1972). Fiscal federalism. Harcourt Brace Jovanovich. </w:t>
       </w:r>
-      <w:hyperlink r:id="rId59" w:history="1">
+      <w:hyperlink r:id="rId60" w:history="1">
         <w:r>
           <w:rPr>
             <w:rStyle w:val="Hyperlink"/>
@@ -38682,7 +38522,7 @@
         </w:rPr>
         <w:t xml:space="preserve">O'Brien, R. M. (2007). A caution regarding rules of thumb for variance inflation factors. Quality &amp; Quantity, 41(5), 673-690. </w:t>
       </w:r>
-      <w:hyperlink r:id="rId60" w:history="1">
+      <w:hyperlink r:id="rId61" w:history="1">
         <w:r>
           <w:rPr>
             <w:rStyle w:val="Hyperlink"/>
@@ -38709,7 +38549,7 @@
         </w:rPr>
         <w:t xml:space="preserve">Office of the Registrar General &amp; Census Commissioner, India. (2011). Census of India 2011, primary census abstract. Ministry of Home Affairs, Government of India. </w:t>
       </w:r>
-      <w:hyperlink r:id="rId61" w:history="1">
+      <w:hyperlink r:id="rId62" w:history="1">
         <w:r>
           <w:rPr>
             <w:rStyle w:val="Hyperlink"/>
@@ -38736,7 +38576,7 @@
         </w:rPr>
         <w:t xml:space="preserve">Panda, M., &amp; Sahay, S. (2022). Determinants of economic growth across states in India. In S. R. Hashim, R. Mukherji, &amp; B. Mishra (Eds.), Perspectives on inclusive policies for development in India (pp. 133-152). Springer. </w:t>
       </w:r>
-      <w:hyperlink r:id="rId62" w:history="1">
+      <w:hyperlink r:id="rId63" w:history="1">
         <w:r>
           <w:rPr>
             <w:rStyle w:val="Hyperlink"/>
@@ -38771,7 +38611,7 @@
         </w:rPr>
         <w:t xml:space="preserve">, M. H. (2015). Testing weak cross-sectional dependence in large panels. Econometric Reviews, 34(6-10), 1089-1117. </w:t>
       </w:r>
-      <w:hyperlink r:id="rId63" w:history="1">
+      <w:hyperlink r:id="rId64" w:history="1">
         <w:r>
           <w:rPr>
             <w:rStyle w:val="Hyperlink"/>
@@ -38798,7 +38638,7 @@
         </w:rPr>
         <w:t xml:space="preserve">Rao, M. G., &amp; Singh, N. (2005). The political economy of federalism in India. Oxford University Press. </w:t>
       </w:r>
-      <w:hyperlink r:id="rId64" w:history="1">
+      <w:hyperlink r:id="rId65" w:history="1">
         <w:r>
           <w:rPr>
             <w:rStyle w:val="Hyperlink"/>
@@ -38825,7 +38665,7 @@
         </w:rPr>
         <w:t xml:space="preserve">Reserve Bank of India. (2024). State finances: A study of budgets, 2023-24. RBI. </w:t>
       </w:r>
-      <w:hyperlink r:id="rId65" w:history="1">
+      <w:hyperlink r:id="rId66" w:history="1">
         <w:r>
           <w:rPr>
             <w:rStyle w:val="Hyperlink"/>
@@ -38852,7 +38692,7 @@
         </w:rPr>
         <w:t xml:space="preserve">Roodman, D. (2009). How to do xtabond2: An introduction to difference and system GMM in Stata. Stata Journal, 9(1), 86-136. </w:t>
       </w:r>
-      <w:hyperlink r:id="rId66" w:history="1">
+      <w:hyperlink r:id="rId67" w:history="1">
         <w:r>
           <w:rPr>
             <w:rStyle w:val="Hyperlink"/>
@@ -38879,7 +38719,7 @@
         </w:rPr>
         <w:t xml:space="preserve">Spearman, C. (1904). The proof and measurement of association between two things. American Journal of Psychology, 15(1), 72-101. </w:t>
       </w:r>
-      <w:hyperlink r:id="rId67" w:history="1">
+      <w:hyperlink r:id="rId68" w:history="1">
         <w:r>
           <w:rPr>
             <w:rStyle w:val="Hyperlink"/>
@@ -38914,7 +38754,7 @@
         </w:rPr>
         <w:t xml:space="preserve">, R. (1996). Regression shrinkage and selection via the lasso. Journal of the Royal Statistical Society, Series B, 58(1), 267-288. </w:t>
       </w:r>
-      <w:hyperlink r:id="rId68" w:history="1">
+      <w:hyperlink r:id="rId69" w:history="1">
         <w:r>
           <w:rPr>
             <w:rStyle w:val="Hyperlink"/>
@@ -38941,7 +38781,7 @@
         </w:rPr>
         <w:t xml:space="preserve">Tiebout, C. M. (1956). A pure theory of local expenditures. Journal of Political Economy, 64(5), 416-424. </w:t>
       </w:r>
-      <w:hyperlink r:id="rId69" w:history="1">
+      <w:hyperlink r:id="rId70" w:history="1">
         <w:r>
           <w:rPr>
             <w:rStyle w:val="Hyperlink"/>
@@ -38966,6 +38806,7 @@
         <w:rPr>
           <w:sz w:val="21"/>
         </w:rPr>
+        <w:lastRenderedPageBreak/>
         <w:t xml:space="preserve">Trivedi, P., &amp; </w:t>
       </w:r>
       <w:proofErr w:type="spellStart"/>
@@ -38982,7 +38823,7 @@
         </w:rPr>
         <w:t xml:space="preserve">. (2011). Growth effects of fiscal policy of Indian states. Millennial Asia, 2(2), 141-162. </w:t>
       </w:r>
-      <w:hyperlink r:id="rId70" w:history="1">
+      <w:hyperlink r:id="rId71" w:history="1">
         <w:r>
           <w:rPr>
             <w:rStyle w:val="Hyperlink"/>
@@ -39009,7 +38850,7 @@
         </w:rPr>
         <w:t xml:space="preserve">Varian, H. R. (2014). Big data: New tricks for econometrics. Journal of Economic Perspectives, 28(2), 3-28. </w:t>
       </w:r>
-      <w:hyperlink r:id="rId71" w:history="1">
+      <w:hyperlink r:id="rId72" w:history="1">
         <w:r>
           <w:rPr>
             <w:rStyle w:val="Hyperlink"/>
@@ -39036,7 +38877,7 @@
         </w:rPr>
         <w:t xml:space="preserve">Wooldridge, J. M. (2010). Econometric analysis of cross section and panel data (2nd ed.). MIT Press. </w:t>
       </w:r>
-      <w:hyperlink r:id="rId72" w:history="1">
+      <w:hyperlink r:id="rId73" w:history="1">
         <w:r>
           <w:rPr>
             <w:rStyle w:val="Hyperlink"/>
@@ -39064,10 +38905,9 @@
         <w:rPr>
           <w:sz w:val="21"/>
         </w:rPr>
-        <w:lastRenderedPageBreak/>
         <w:t xml:space="preserve">Zou, H., &amp; Hastie, T. (2005). Regularization and variable selection via the elastic net. Journal of the Royal Statistical Society, Series B, 67(2), 301-320. </w:t>
       </w:r>
-      <w:hyperlink r:id="rId73" w:history="1">
+      <w:hyperlink r:id="rId74" w:history="1">
         <w:r>
           <w:rPr>
             <w:rStyle w:val="Hyperlink"/>

--- a/paper/Fiscal_Discipline_and_Investment_Outcomes.docx
+++ b/paper/Fiscal_Discipline_and_Investment_Outcomes.docx
@@ -86,7 +86,7 @@
         <w:rPr>
           <w:b/>
         </w:rPr>
-        <w:t>Research Guide: S. Dutta</w:t>
+        <w:t>S. Dutta</w:t>
       </w:r>
     </w:p>
     <w:p>
@@ -143,7 +143,7 @@
         <w:jc w:val="both"/>
       </w:pPr>
       <w:r>
-        <w:t>Foreign direct investment in India concentrates in a handful of states, and fiscal discipline is widely assumed, though rarely tested, to be part of the reason. This study asks whether it is. We measure the fiscal discipline of India's ten largest FDI-recipient states through four indicators, each expressed as a share of gross state domestic product: fiscal deficit, public debt, own tax revenue and capital expenditure. The panel is balanced and covers five fiscal years, 2019-20 to 2023-24. It is built from audited state finance accounts published in the Sixteenth Finance Commission report, together with official investment and output data from the Department for Promotion of Industry and Internal Trade and the Ministry of Statistics and Programme Implementation. On that panel we estimate fixed-effects and pooled regressions of FDI and of GSDP growth on the four indicators. Five years is not many, and one of them is dominated by the COVID-19 shock, so the regression findings are cross-checked against a non-parametric rank correlation and three independent machine-learning methods: LASSO regularisation, Elastic Net, and SHAP-based random forest importance. States carrying persistently lower public debt attract significantly more FDI than their peers. The relationship holds between states rather than within a given state from year to year, and every validation method converges on debt as the dominant fiscal predictor of investment. Within states over time, growth is significantly associated with debt and own tax revenue rather than with the fiscal deficit, once inference is based on a wild cluster bootstrap appropriate to ten clusters. Two states depart from the general pattern for identifiable reasons, and Jharkhand and Uttar Pradesh are examined individually. The paper also documents in full every fiscal, investment and demographic series used in the analysis, along with the exact procedure behind its fiscal discipline ranking, so that the study can be independently reproduced and its ranking judged against an outcome rather than reported as an end in itself.</w:t>
+        <w:t>Foreign direct investment in India concentrates in a handful of states, and fiscal discipline is widely assumed, though rarely tested, to be part of the reason. This study asks whether it is. We measure the fiscal discipline of India's ten largest FDI-recipient states through four indicators, each expressed as a share of gross state domestic product: fiscal deficit, public debt, own tax revenue and capital expenditure. The panel is balanced and covers five fiscal years, 2019-20 to 2023-24. It is built from audited state finance accounts published in the Sixteenth Finance Commission report, together with official investment and output data from the Department for Promotion of Industry and Internal Trade and the Ministry of Statistics and Programme Implementation. On that panel we estimate fixed-effects and pooled regressions of FDI and of GSDP growth on the four indicators. Five years is not many, and one of them is dominated by the COVID-19 shock, so the regression findings are cross-checked against a non-parametric rank correlation and against machine-learning methods drawn from two distinct families: regularised linear selection, in the form of LASSO with an Elastic Net cross-check, and SHAP-based random forest importance. The window is also, by necessity, the most COVID-adjacent five years for which audited state finance data exist, and the results should be read as describing that period rather than a COVID-free steady state. States carrying persistently lower public debt attract significantly more FDI than their peers. The relationship holds between states rather than within a given state from year to year, a split confirmed inside a single Mundlak specification in which the two coefficients differ at p = 0.000003, and every validation method converges on debt as the dominant fiscal predictor of investment. The growth equation supports no such conclusion. Fiscal coefficients that appear significant when the pandemic is controlled for by a single dummy do not survive a full set of year fixed effects, and we report the second hypothesis as unsupported rather than retain a result that tracks the shape of the recovery. Two states depart from the general pattern for identifiable reasons, and Jharkhand and Uttar Pradesh are examined individually. The paper also documents in full every fiscal, investment and demographic series used in the analysis, along with the exact procedure behind its fiscal discipline ranking, so that the study can be independently reproduced and its ranking judged against an outcome rather than reported as an end in itself.</w:t>
       </w:r>
     </w:p>
     <w:p>
@@ -184,7 +184,15 @@
         <w:jc w:val="both"/>
       </w:pPr>
       <w:r>
-        <w:t>Ten states take almost all of India's foreign direct investment. The Department for Promotion of Industry and Internal Trade began reporting state-wise FDI equity figures in October 2019, and since then those ten have absorbed close to 97 per cent of the national total (DPIIT, 2024). Maharashtra, Karnataka and Gujarat between them take about half of it in a typical year. So what separates the states that receive capital from the two dozen that receive almost none? And is any part of that difference something a state finance department can actually act on?</w:t>
+        <w:t xml:space="preserve">Ten states take almost all of India's foreign direct investment. The Department for Promotion of Industry and Internal Trade began reporting state-wise FDI equity figures in October 2019, and since then those ten have absorbed close to 97 per cent of the national total (DPIIT, 2024). Maharashtra, Karnataka and Gujarat between them take about half of it in a typical year. </w:t>
+      </w:r>
+      <w:proofErr w:type="gramStart"/>
+      <w:r>
+        <w:t>So</w:t>
+      </w:r>
+      <w:proofErr w:type="gramEnd"/>
+      <w:r>
+        <w:t xml:space="preserve"> what separates the states that receive capital from the two dozen that receive almost none? And is any part of that difference something a state finance department can actually act on?</w:t>
       </w:r>
     </w:p>
     <w:p>
@@ -250,7 +258,15 @@
         <w:jc w:val="both"/>
       </w:pPr>
       <w:r>
-        <w:t>Five bodies of work bear on the question this paper asks, and each stops one step short of it. The macroeconomic case for expecting fiscal policy to matter at all comes first, followed by the Indian evidence on state deficits and growth, the separate Indian literature on sub-national debt sustainability, the largely agglomeration-driven work on what determines FDI, and the fiscal-federalism tradition that supplies the theoretical reason a state balance sheet might be visible to mobile capital. Two smaller literatures close the review: the ranking exercises this paper sets itself against, and the applied machine-learning practice it borrows its validation design from.</w:t>
+        <w:t xml:space="preserve">Five bodies of work bear on the question this paper asks, and each </w:t>
+      </w:r>
+      <w:proofErr w:type="gramStart"/>
+      <w:r>
+        <w:t>stops</w:t>
+      </w:r>
+      <w:proofErr w:type="gramEnd"/>
+      <w:r>
+        <w:t xml:space="preserve"> one step short of it. The macroeconomic case for expecting fiscal policy to matter at all comes first, followed by the Indian evidence on state deficits and growth, the separate Indian literature on sub-national debt sustainability, the largely agglomeration-driven work on what determines FDI, and the fiscal-federalism tradition that supplies the theoretical reason a state balance sheet might be visible to mobile capital. Two smaller literatures close the review: the ranking exercises this paper sets itself against, and the applied machine-learning practice it borrows its validation design from.</w:t>
       </w:r>
     </w:p>
     <w:p>
@@ -260,22 +276,10 @@
           <w:lang w:val="en-IN"/>
         </w:rPr>
       </w:pPr>
-      <w:r>
-        <w:t xml:space="preserve">Barro (1990) </w:t>
-      </w:r>
       <w:proofErr w:type="spellStart"/>
-      <w:r>
-        <w:t>formalised</w:t>
-      </w:r>
       <w:proofErr w:type="spellEnd"/>
       <w:r>
-        <w:t xml:space="preserve"> the point that public spending is neither uniformly good nor uniformly bad for growth. </w:t>
-      </w:r>
-      <w:r>
-        <w:rPr>
-          <w:lang w:val="en-IN"/>
-        </w:rPr>
-        <w:t>When we spend money in a way and do not use unfair taxes to pay for it the country grows more. If we spend the same amount of money and pay for it with very high taxes it does not always help the country grow. Fischer studied this in 1993. Found out that when countries spend a lot more money than they have it can make the country grow slower and cause problems with money and trade. He also found out that this happens because countries are not investing their money in things that will help them grow. These two things are important, for understanding what happens at a level. What is important is not how money we spend but what we spend it on and how we pay for it.</w:t>
+        <w:t>Barro (1990) formalised the point that public spending is neither uniformly good nor uniformly bad for growth: spending financed without highly distortionary taxation tends to support growth, while the same spending financed through heavy taxation need not. Fischer (1993) extended the argument to deficits directly, showing that large and persistent fiscal deficits slow growth and generate monetary and trade instability, largely because deficit-financed spending crowds out the investment that would otherwise drive growth. Read together, the two papers make the same point at different levels: what matters is not how much is spent but what it is spent on and how it is financed.</w:t>
       </w:r>
     </w:p>
     <w:p>
@@ -289,7 +293,15 @@
         <w:t>which arrives later is quite consistent</w:t>
       </w:r>
       <w:r>
-        <w:t>. Trivedi and Rajmal (2011) estimate fixed-effects panels across fourteen major states and find that gross fiscal deficits reduce subsequent growth, attributing the effect to the crowding out of private investment and to the higher borrowing costs a deficit state faces. Panda and Sahay (2022) return to the question with seventeen states over 2004-05 to 2016-17. They add two-stage least squares to address the obvious reverse-causality worry, that weak growth widens deficits rather than the other way round, and the negative association survives it. Neither study extends the dependent variable beyond output. FDI is absent from both.</w:t>
+        <w:t xml:space="preserve">. Trivedi and Rajmal (2011) estimate fixed-effects panels across fourteen major states and find that gross fiscal deficits reduce subsequent growth, attributing the effect to the crowding out of private investment and to the higher borrowing costs a deficit state </w:t>
+      </w:r>
+      <w:proofErr w:type="gramStart"/>
+      <w:r>
+        <w:t>faces</w:t>
+      </w:r>
+      <w:proofErr w:type="gramEnd"/>
+      <w:r>
+        <w:t>. Panda and Sahay (2022) return to the question with seventeen states over 2004-05 to 2016-17. They add two-stage least squares to address the obvious reverse-causality worry, that weak growth widens deficits rather than the other way round, and the negative association survives it. Neither study extends the dependent variable beyond output. FDI is absent from both.</w:t>
       </w:r>
     </w:p>
     <w:p>
@@ -300,13 +312,7 @@
         </w:rPr>
       </w:pPr>
       <w:r>
-        <w:t xml:space="preserve">A second Indian literature takes debt rather than deficit as its object, and asks a solvency question rather than a growth question. Misra, Gupta and Trivedi (2021) examine whether state debt paths remain sustainable once off-budget borrowings and guarantees are counted, and conclude that the official on-budget figure understates exposure for several states. </w:t>
-      </w:r>
-      <w:r>
-        <w:rPr>
-          <w:lang w:val="en-IN"/>
-        </w:rPr>
-        <w:t>The NIPFP working paper from the year 2024 looks at the issue in a different way. It uses something called threshold regression to figure out the debt-to-GSDP level. This is the point at which borrowing money actually starts to hurt growth in the major states.</w:t>
+        <w:t>A second Indian literature takes debt rather than deficit as its object, and asks a solvency question rather than a growth question. Misra, Gupta and Trivedi (2021) examine whether state debt paths remain sustainable once off-budget borrowings and guarantees are counted, and conclude that the official on-budget figure understates exposure for several states. The NIPFP (2024) working paper approaches the same debt stock from a different angle, using threshold regression to estimate the debt-to-GSDP level beyond which further borrowing begins to reduce growth in the major states.</w:t>
       </w:r>
     </w:p>
     <w:p>
@@ -317,10 +323,7 @@
         </w:rPr>
       </w:pPr>
       <w:r>
-        <w:rPr>
-          <w:lang w:val="en-IN"/>
-        </w:rPr>
-        <w:t>The Reserve Bank of Indias annual study of state budgets for the year 2024 gives us some background information. After the pandemic the total amount of debt that states have has gone up. This increase is not the same everywhere. Some states are paying off their debt faster than others.</w:t>
+        <w:t>The Reserve Bank of India's (2024) annual study of state budgets supplies the background series: aggregate state debt rose after the pandemic, the increase was uneven across states, and the pace of subsequent consolidation has varied just as widely.</w:t>
       </w:r>
     </w:p>
     <w:p>
@@ -330,14 +333,12 @@
           <w:lang w:val="en-IN"/>
         </w:rPr>
       </w:pPr>
+      <w:proofErr w:type="gramStart"/>
+      <w:proofErr w:type="gramEnd"/>
+      <w:proofErr w:type="gramStart"/>
+      <w:proofErr w:type="gramEnd"/>
       <w:r>
-        <w:rPr>
-          <w:lang w:val="en-IN"/>
-        </w:rPr>
-        <w:t>This study shows that the amount of debt varies a lot from one state to another. These differences are big enough to have an impact, on the economy. Also these differences do not go away over time. The NIPFP working paper does not tell us what happens to the debt in terms of results that an investor can actually see. The NIPFP working paper only looks at the debt levels of the states and how they affect the economy but it does not look at what the debt means for investors.</w:t>
-      </w:r>
-      <w:r>
-        <w:t>Sustainability is assessed against the state's own budget constraint, never against the state's ability to attract capital.</w:t>
+        <w:t>Misra, Gupta and Trivedi (2021) and the NIPFP (2024) between them establish that debt levels differ meaningfully across states and that the differences persist rather than converge over time, but neither asks what that debt means to an investor. The NIPFP threshold estimate and the Misra, Gupta and Trivedi sustainability analysis both assess debt against the state's own budget constraint, never against the state's ability to attract capital.</w:t>
       </w:r>
     </w:p>
     <w:p>
@@ -346,7 +347,18 @@
       </w:pPr>
       <w:r>
         <w:lastRenderedPageBreak/>
-        <w:t>The FDI-determinants literature has a different intellectual ancestry altogether. Dunning's (1993) OLI framework organises location choice around ownership, location and internalisation advantages, and in the cross-country empirical work Blonigen (2005) surveys, the location leg is operationalised mostly through market size, factor costs, trade openness and institutional quality. Borensztein, De Gregorio and Lee (1998) run the causal arrow in the other direction, showing that FDI raises host-country growth conditional on sufficient absorptive capacity, which is a large part of why sub-national governments compete for it in the first place. Applied to Indian states, this literature is dominated by agglomeration. Existing industrial clusters, port and highway access, labour-market depth, and the size of a state's own consumer market do most of the explanatory work (Mahatekar, 2025). Mahatekar's own study of state-wise flows between 2019 and 2024 is descriptive rather than econometric: it documents the concentration without estimating it, and it carries no fiscal variable at all. Where fiscal instruments do appear in this literature they are usually incentives offered to the investor, such as tax holidays or subsidised land, rather than measures of the host government's own balance sheet.</w:t>
+        <w:t xml:space="preserve">The FDI-determinants literature has a different intellectual ancestry altogether. Dunning's (1993) OLI framework organises location choice around ownership, location and internalisation advantages, and in the cross-country empirical work Blonigen (2005) surveys, the location leg is operationalised mostly through market size, factor costs, trade openness and institutional quality. Borensztein, De Gregorio and Lee (1998) run the causal arrow in the other direction, showing that FDI raises host-country growth conditional on sufficient absorptive capacity, which is a large part of why sub-national governments compete for it in the first place. Applied to Indian states, this literature is dominated by agglomeration. Existing industrial clusters, port and highway access, labour-market depth, and the size of a state's own consumer market do most of the explanatory work (Mahatekar, 2025). Mahatekar's own study of state-wise flows between 2019 and 2024 is descriptive rather than econometric: it documents the concentration without estimating it, and it carries no fiscal variable at all. Where fiscal instruments do appear in this </w:t>
+      </w:r>
+      <w:proofErr w:type="gramStart"/>
+      <w:r>
+        <w:t>literature</w:t>
+      </w:r>
+      <w:proofErr w:type="gramEnd"/>
+      <w:r>
+        <w:t xml:space="preserve"> they are usually incentives offered to the investor, such as tax holidays or subsidised land, rather than measures of the host government's own balance sheet.</w:t>
+      </w:r>
+      <w:r>
+        <w:t xml:space="preserve"> It is also published in JETIR, a venue without competitive peer review; it is cited here only for its descriptive concentration figures, which are consistent with the DPIIT data this paper uses directly, and not for any econometric claim.</w:t>
       </w:r>
     </w:p>
     <w:p>
@@ -373,7 +385,15 @@
       </w:r>
       <w:proofErr w:type="spellEnd"/>
       <w:r>
-        <w:t xml:space="preserve"> (2024) provide the closest empirical antecedent. Across a panel of federal economies they find that fiscally healthier governments, at both the national and the sub-national level, attract more mobile capital. Their result has not been tested inside India, and that omission matters. The Indian case removes several of the levers that operate in a cross-country sample: states here share a currency, a central bank, a national tax framework and most of the regulatory environment. If a fiscal signal still shows up in that setting, it cannot be standing in for exchange-rate risk or for monetary credibility, which narrows considerably the set of channels capable of producing it.</w:t>
+        <w:t xml:space="preserve"> (2024) provide the closest empirical antecedent. Across a panel of federal </w:t>
+      </w:r>
+      <w:proofErr w:type="gramStart"/>
+      <w:r>
+        <w:t>economies</w:t>
+      </w:r>
+      <w:proofErr w:type="gramEnd"/>
+      <w:r>
+        <w:t xml:space="preserve"> they find that fiscally healthier governments, at both the national and the sub-national level, attract more mobile capital. Their result has not been tested inside India, and that omission matters. The Indian case removes several of the levers that operate in a cross-country sample: states here share a currency, a central bank, a national tax framework and most of the regulatory environment. If a fiscal signal still shows up in that setting, it cannot be standing in for exchange-rate risk or for monetary credibility, which narrows considerably the set of channels capable of producing it.</w:t>
       </w:r>
     </w:p>
     <w:p>
@@ -413,52 +433,44 @@
         <w:jc w:val="both"/>
       </w:pPr>
       <w:r>
-        <w:lastRenderedPageBreak/>
-        <w:t xml:space="preserve">The last body of work this paper draws on is methodological rather than substantive. Using machine-learning methods alongside, rather than instead of, a structural specification is now ordinary practice in applied economics. Varian (2014) made the initial case for these tools as complements to regression. Mullainathan and Spiess (2017) drew the sharper distinction: prediction problems and parameter-estimation problems are different tasks with different success criteria, and treating a regularised model's variable selection as evidence about a coefficient requires care about which of the two is being attempted. Athey and Imbens (2019) survey which methods transfer usefully to economic questions and which do not. The specific tools used later in this paper are all well established. </w:t>
+        <w:t>The last body of work this paper draws on is methodological rather than substantive. Using machine-learning methods alongside, rather than instead of, a structural specification is now ordinary practice in applied economics. Varian (2014) made the initial case for these tools as complements to regression. Mullainathan and Spiess (2017) drew the sharper distinction: prediction problems and parameter-estimation problems are different tasks with different success criteria, and treating a regularised model's variable selection as evidence about a coefficient requires care about which of the two is being attempted. Athey and Imbens (2019) survey which methods transfer usefully to economic questions and which do not. The specific tools used later in this paper are all well established. The LASSO (Tibshirani, 1996) shrinks and selects in a single step, so a variable that still carries weight after the penalty has been applied has cleared a criterion that owes nothing to a p-value. The Elastic Net (Zou and Hastie, 2005) modifies that penalty to handle correlated regressors differently, which matters here because deficit and debt are mechanically linked.</w:t>
       </w:r>
-      <w:r>
-        <w:t xml:space="preserve">The LASSO method, which was introduced by </w:t>
-      </w:r>
+      <w:r/>
       <w:proofErr w:type="spellStart"/>
-      <w:r>
-        <w:t>Tibshirani</w:t>
-      </w:r>
+      <w:r/>
       <w:proofErr w:type="spellEnd"/>
-      <w:r>
-        <w:t xml:space="preserve"> in 1996 does two things at the time: it reduces the importance of some variables and selects the most important ones. So if a variable is still important after the LASSO method has been applied it has met a standard that has nothing to do with p-values. The Elastic Net method, which was developed by Zou and Hastie in 2005 is similar to the LASSO method. It treats variables that are related to each other differently. This is important in our case because deficit and debt are closely linked.</w:t>
-      </w:r>
+      <w:r/>
+      <w:proofErr w:type="gramStart"/>
+      <w:r/>
+      <w:proofErr w:type="gramEnd"/>
+      <w:r/>
     </w:p>
     <w:p>
       <w:pPr>
         <w:jc w:val="both"/>
       </w:pPr>
       <w:r>
-        <w:t xml:space="preserve">The Random forests method, which was introduced by </w:t>
+        <w:t>Random forests (Breiman, 2001) impose no functional form on the relationship between regressors and outcome. SHAP values (Lundberg and Lee, 2017) decompose an individual prediction into per-variable contributions, giving a measure of importance that is not specific to any one model class. Hastie, Tibshirani and Friedman (2009) set out how each of these methods trades bias against variance.</w:t>
       </w:r>
       <w:proofErr w:type="spellStart"/>
-      <w:r>
-        <w:t>Breiman</w:t>
-      </w:r>
+      <w:r/>
       <w:proofErr w:type="spellEnd"/>
-      <w:r>
-        <w:t xml:space="preserve"> in 2001 does not require a relationship between the variables. The SHAP values, which were developed by Lundberg and Lee in 2017 can break down a prediction into the contributions of each variable which gives us a way to measure the importance of each variable that is not specific to any one model. Hastie, </w:t>
-      </w:r>
+      <w:r/>
       <w:proofErr w:type="spellStart"/>
-      <w:r>
-        <w:t>Tibshirani</w:t>
-      </w:r>
+      <w:r/>
       <w:proofErr w:type="spellEnd"/>
-      <w:r>
-        <w:t xml:space="preserve"> and Friedman wrote a book in 2009 that explains how all these methods deal with the trade-off between bias and variance.</w:t>
-      </w:r>
+      <w:r/>
     </w:p>
     <w:p>
       <w:pPr>
         <w:jc w:val="both"/>
       </w:pPr>
+      <w:proofErr w:type="gramStart"/>
       <w:r>
-        <w:t>However these methods have not been used in research, on finance in states, which still uses traditional panel estimation methods. This is okay when we have a lot of data. It can be a problem when we have limited data because it relies on the standard errors of a single model. Across these bodies of work the pattern is a run of near-misses rather than one clean omission. Trivedi and Rajmal (2011) establish that fiscal deficits contract growth across fourteen states, but do not look at FDI. Panda and Sahay (2022) confirm the same growth result on seventeen states over a pre-2017 window, again with no FDI channel. Misra, Gupta and Trivedi (2021) study the sustainability of state debt, off-budget guarantees included, without linking that sustainability to an investment outcome. The NIPFP threshold regression (2024) estimates the debt level at which growth turns negative for the major states, once more without FDI. NITI Aayog (2025, 2026) produces a composite fiscal ranking of eighteen states and validates it against no outcome whatsoever. Mahatekar (2025) documents state-wise FDI descriptively, with neither econometrics nor fiscal variables. And Feld et al. (2024) establish the fiscal-federalism link to FDI across countries but not within one.</w:t>
+        <w:t>None of these methods has yet been applied to state finance in India, where the literature still rests on conventional panel estimation. That is unobjectionable on a long panel. It is a weakness on a short one, where the entire claim depends on the standard errors of a single specification. Across these bodies of work the pattern is a run of near-misses rather than one clean omission. Trivedi and Rajmal (2011) establish that fiscal deficits contract growth across fourteen states, but do not look at FDI. Panda and Sahay (2022) confirm the same growth result on seventeen states over a pre-2017 window, again with no FDI channel. Misra, Gupta and Trivedi (2021) study the sustainability of state debt, off-budget guarantees included, without linking that sustainability to an investment outcome. The NIPFP threshold regression (2024) estimates the debt level at which growth turns negative for the major states, once more without FDI. NITI Aayog (2025, 2026) produces a composite fiscal ranking of eighteen states and validates it against no outcome whatsoever. Mahatekar (2025) documents state-wise FDI descriptively, with neither econometrics nor fiscal variables. And Feld et al. (2024) establish the fiscal-federalism link to FDI across countries but not within one.</w:t>
       </w:r>
+      <w:proofErr w:type="gramEnd"/>
+      <w:r/>
     </w:p>
     <w:p>
       <w:pPr>
@@ -609,7 +621,7 @@
         <w:jc w:val="both"/>
       </w:pPr>
       <w:r>
-        <w:t>Capital expenditure is not directly reported in the FC-16 annexures and is derived from the accounting identity gross fiscal deficit = revenue deficit + capital outlay + net lending, so the derived capex series used here (gross fiscal deficit minus revenue deficit) is slightly larger than pure capital outlay because it also includes net lending. The capital expenditure table in Section 4.4 reports both the derived series and, for the two most recent years, a cross-check against exact capital outlay figures compiled from state budget documents, so the size of this gap is visible rather than assumed.</w:t>
+        <w:t>Capital expenditure is not directly reported in the FC-16 annexures and is derived from the accounting identity gross fiscal deficit = revenue deficit + capital outlay + net lending, so the derived capex series used here (gross fiscal deficit minus revenue deficit) is slightly larger than pure capital outlay because it also includes net lending. The capital expenditure table in Section 4.4 reports both the derived series and, for the two most recent years, a cross-check against exact capital outlay figures compiled from state budget documents, so the size of this gap is visible rather than assumed. One consequence of that derivation is worth flagging in advance, because it concerns the state whose exclusion moves the estimates most. Jharkhand's gross fiscal deficit for FY 2021-22 is reported as 0.0 per cent of GSDP in the FC-16 annexure, which is a figure rounded to one decimal place rather than an exact zero, and because the derived capital expenditure for that cell is gross fiscal deficit minus revenue deficit, that year's capital expenditure of 2.5 per cent is numerically identical to the state's revenue surplus. Both values are carried through as the source reports them, and Section 6.5 tests the sensitivity of every estimate to dropping Jharkhand entirely.</w:t>
       </w:r>
     </w:p>
     <w:p>
@@ -11991,7 +12003,23 @@
           <w:i/>
           <w:sz w:val="18"/>
         </w:rPr>
-        <w:t>Derived: GFD minus RD (FC-16 Annex 5.1 - 5.2); includes net lending. Cross-check cols = exact capital outlay from state budget docs (Forum for State Studies) columns show exact capital outlay compiled from state budget documents, for comparison against the derived series.</w:t>
+        <w:t xml:space="preserve">Derived: GFD minus RD (FC-16 Annex 5.1 - 5.2); includes net lending. Cross-check cols = exact capital outlay from state budget docs (Forum for State Studies) columns </w:t>
+      </w:r>
+      <w:proofErr w:type="gramStart"/>
+      <w:r>
+        <w:rPr>
+          <w:i/>
+          <w:sz w:val="18"/>
+        </w:rPr>
+        <w:t>show</w:t>
+      </w:r>
+      <w:proofErr w:type="gramEnd"/>
+      <w:r>
+        <w:rPr>
+          <w:i/>
+          <w:sz w:val="18"/>
+        </w:rPr>
+        <w:t xml:space="preserve"> exact capital outlay compiled from state budget documents, for comparison against the derived series.</w:t>
       </w:r>
     </w:p>
     <w:p>
@@ -16139,8 +16167,7 @@
           <w:i/>
           <w:sz w:val="18"/>
         </w:rPr>
-        <w:lastRenderedPageBreak/>
-        <w:t>Source: DPIIT (2024). Uttar Pradesh's DPIIT state-wise reporting begins only in FY 2021-22; its FY 2019-20 and FY 2020-21 cells are not available separately and are treated as missing, not zero, throughout this paper. The cumulative column as originally published by DPIIT includes an unattributed combined figure for Uttar Pradesh's first two years and should not be summed against the state-year columns.</w:t>
+        <w:t>Source: DPIIT (2024). Uttar Pradesh's DPIIT state-wise reporting begins only in FY 2021-22; its FY 2019-20 and FY 2020-21 cells are not available separately and are treated as missing, not zero, throughout this paper. The cumulative column as originally published by DPIIT includes an unattributed combined figure for Uttar Pradesh's first two years and should not be summed against the state-year columns. Maharashtra's published cumulative figure (532,428.74) likewise exceeds the sum of its five state-year cells (530,294) by 2,134.74 crore, a difference DPIIT does not explain and which is more than two hundred times the largest rounding gap in any other state. The analysis panel, Table 18 and every estimate reported in this paper use the summed state-year series, not the published cumulative column.</w:t>
       </w:r>
     </w:p>
     <w:p>
@@ -16148,7 +16175,15 @@
         <w:jc w:val="both"/>
       </w:pPr>
       <w:r>
-        <w:t>The first figure below totals this table by state; the second plots it year by year on a log scale so that both large states (Maharashtra, Karnataka) and small ones (Rajasthan, West Bengal) remain legible on the same axis.</w:t>
+        <w:t xml:space="preserve">The first figure below totals this table by state; the second plots </w:t>
+      </w:r>
+      <w:proofErr w:type="gramStart"/>
+      <w:r>
+        <w:t>it</w:t>
+      </w:r>
+      <w:proofErr w:type="gramEnd"/>
+      <w:r>
+        <w:t xml:space="preserve"> year by year on a log scale so that both large states (Maharashtra, Karnataka) and small ones (Rajasthan, West Bengal) remain legible on the same axis.</w:t>
       </w:r>
     </w:p>
     <w:p>
@@ -19935,7 +19970,7 @@
         <w:jc w:val="both"/>
       </w:pPr>
       <w:r>
-        <w:t>The composite fiscal discipline ranking reported in Section 6.2 is built from the four fiscal regressors only (fiscal deficit, debt, own tax revenue and capital expenditure) and excludes the auxiliary revenue-deficit series. For a given year (or, for the five-year composite ranking, for each state's five-year average), each of the four indicators is separately ranked across the ten states from 1 (most disciplined on that indicator) to 10 (least disciplined): ascending rank on fiscal deficit and on debt, since lower is more disciplined for both, and descending rank on own tax revenue and on capital expenditure, since higher is more disciplined for both. Where two states are exactly tied on an indicator, both receive the average of the ranks they would otherwise have occupied. A state's composite score is the simple average of its four sub-indicator ranks, and states are then ranked 1 to 10 on that composite score, lower being more disciplined. The two tables below apply this procedure, first to the five-year state averages, then independently within each fiscal year; the year-wise version is the series plotted in the heatmap figure that follows the tables.</w:t>
+        <w:t>The composite fiscal discipline ranking reported in Section 6.2 is built from the four fiscal regressors only (fiscal deficit, debt, own tax revenue and capital expenditure) and excludes the auxiliary revenue-deficit series. For a given year (or, for the five-year composite ranking, for each state's five-year average), each of the four indicators is separately ranked across the ten states from 1 (most disciplined on that indicator) to 10 (least disciplined): ascending rank on fiscal deficit and on debt, since lower is more disciplined for both, and descending rank on own tax revenue and on capital expenditure, since higher is more disciplined for both. Where two states are exactly tied on an indicator, both receive the average of the ranks they would otherwise have occupied. A state's composite score is the simple average of its four sub-indicator ranks, and states are then ranked 1 to 10 on that composite score, lower being more disciplined. The same averaging rule is applied at this second stage, so two states with an identical composite score share a half-rank rather than being separated arbitrarily; this is why both tables below contain entries such as 9.5. The two tables apply the procedure, first to the five-year state averages, then independently within each fiscal year; the year-wise version is the series plotted in the heatmap figure that follows the tables.</w:t>
       </w:r>
     </w:p>
     <w:p>
@@ -20048,15 +20083,31 @@
                 <w:b/>
                 <w:sz w:val="16"/>
               </w:rPr>
-              <w:t>Composite_Score</w:t>
-            </w:r>
-            <w:proofErr w:type="spellEnd"/>
+              <w:t>Composite_</w:t>
+            </w:r>
+            <w:proofErr w:type="gramStart"/>
             <w:r>
               <w:rPr>
                 <w:b/>
                 <w:sz w:val="16"/>
               </w:rPr>
-              <w:t>(avg of 4 ranks; lower=more disciplined)</w:t>
+              <w:t>Score</w:t>
+            </w:r>
+            <w:proofErr w:type="spellEnd"/>
+            <w:r>
+              <w:rPr>
+                <w:b/>
+                <w:sz w:val="16"/>
+              </w:rPr>
+              <w:t>(</w:t>
+            </w:r>
+            <w:proofErr w:type="gramEnd"/>
+            <w:r>
+              <w:rPr>
+                <w:b/>
+                <w:sz w:val="16"/>
+              </w:rPr>
+              <w:t>avg of 4 ranks; lower=more disciplined)</w:t>
             </w:r>
           </w:p>
         </w:tc>
@@ -22246,6 +22297,38 @@
               <w:rPr>
                 <w:sz w:val="18"/>
               </w:rPr>
+              <w:t>2.5</w:t>
+            </w:r>
+          </w:p>
+        </w:tc>
+        <w:tc>
+          <w:tcPr>
+            <w:tcW w:w="1294" w:type="dxa"/>
+          </w:tcPr>
+          <w:p>
+            <w:pPr>
+              <w:spacing w:before="20" w:after="20"/>
+            </w:pPr>
+            <w:r>
+              <w:rPr>
+                <w:sz w:val="18"/>
+              </w:rPr>
+              <w:t>2</w:t>
+            </w:r>
+          </w:p>
+        </w:tc>
+        <w:tc>
+          <w:tcPr>
+            <w:tcW w:w="1294" w:type="dxa"/>
+          </w:tcPr>
+          <w:p>
+            <w:pPr>
+              <w:spacing w:before="20" w:after="20"/>
+            </w:pPr>
+            <w:r>
+              <w:rPr>
+                <w:sz w:val="18"/>
+              </w:rPr>
               <w:t>3</w:t>
             </w:r>
           </w:p>
@@ -22262,38 +22345,6 @@
               <w:rPr>
                 <w:sz w:val="18"/>
               </w:rPr>
-              <w:t>1</w:t>
-            </w:r>
-          </w:p>
-        </w:tc>
-        <w:tc>
-          <w:tcPr>
-            <w:tcW w:w="1294" w:type="dxa"/>
-          </w:tcPr>
-          <w:p>
-            <w:pPr>
-              <w:spacing w:before="20" w:after="20"/>
-            </w:pPr>
-            <w:r>
-              <w:rPr>
-                <w:sz w:val="18"/>
-              </w:rPr>
-              <w:t>3</w:t>
-            </w:r>
-          </w:p>
-        </w:tc>
-        <w:tc>
-          <w:tcPr>
-            <w:tcW w:w="1294" w:type="dxa"/>
-          </w:tcPr>
-          <w:p>
-            <w:pPr>
-              <w:spacing w:before="20" w:after="20"/>
-            </w:pPr>
-            <w:r>
-              <w:rPr>
-                <w:sz w:val="18"/>
-              </w:rPr>
               <w:t>2</w:t>
             </w:r>
           </w:p>
@@ -22310,7 +22361,7 @@
               <w:rPr>
                 <w:sz w:val="18"/>
               </w:rPr>
-              <w:t>2.20</w:t>
+              <w:t>2.30</w:t>
             </w:r>
           </w:p>
         </w:tc>
@@ -22379,7 +22430,7 @@
               <w:rPr>
                 <w:sz w:val="18"/>
               </w:rPr>
-              <w:t>2</w:t>
+              <w:t>1</w:t>
             </w:r>
           </w:p>
         </w:tc>
@@ -22427,7 +22478,7 @@
               <w:rPr>
                 <w:sz w:val="18"/>
               </w:rPr>
-              <w:t>2.20</w:t>
+              <w:t>2.00</w:t>
             </w:r>
           </w:p>
         </w:tc>
@@ -22528,23 +22579,23 @@
               <w:rPr>
                 <w:sz w:val="18"/>
               </w:rPr>
-              <w:t>4</w:t>
-            </w:r>
-          </w:p>
-        </w:tc>
-        <w:tc>
-          <w:tcPr>
-            <w:tcW w:w="1294" w:type="dxa"/>
-          </w:tcPr>
-          <w:p>
-            <w:pPr>
-              <w:spacing w:before="20" w:after="20"/>
-            </w:pPr>
-            <w:r>
-              <w:rPr>
-                <w:sz w:val="18"/>
-              </w:rPr>
-              <w:t>3.40</w:t>
+              <w:t>4.5</w:t>
+            </w:r>
+          </w:p>
+        </w:tc>
+        <w:tc>
+          <w:tcPr>
+            <w:tcW w:w="1294" w:type="dxa"/>
+          </w:tcPr>
+          <w:p>
+            <w:pPr>
+              <w:spacing w:before="20" w:after="20"/>
+            </w:pPr>
+            <w:r>
+              <w:rPr>
+                <w:sz w:val="18"/>
+              </w:rPr>
+              <w:t>3.50</w:t>
             </w:r>
           </w:p>
         </w:tc>
@@ -22597,6 +22648,22 @@
               <w:rPr>
                 <w:sz w:val="18"/>
               </w:rPr>
+              <w:t>6</w:t>
+            </w:r>
+          </w:p>
+        </w:tc>
+        <w:tc>
+          <w:tcPr>
+            <w:tcW w:w="1294" w:type="dxa"/>
+          </w:tcPr>
+          <w:p>
+            <w:pPr>
+              <w:spacing w:before="20" w:after="20"/>
+            </w:pPr>
+            <w:r>
+              <w:rPr>
+                <w:sz w:val="18"/>
+              </w:rPr>
               <w:t>5</w:t>
             </w:r>
           </w:p>
@@ -22613,22 +22680,6 @@
               <w:rPr>
                 <w:sz w:val="18"/>
               </w:rPr>
-              <w:t>5</w:t>
-            </w:r>
-          </w:p>
-        </w:tc>
-        <w:tc>
-          <w:tcPr>
-            <w:tcW w:w="1294" w:type="dxa"/>
-          </w:tcPr>
-          <w:p>
-            <w:pPr>
-              <w:spacing w:before="20" w:after="20"/>
-            </w:pPr>
-            <w:r>
-              <w:rPr>
-                <w:sz w:val="18"/>
-              </w:rPr>
               <w:t>1</w:t>
             </w:r>
           </w:p>
@@ -22661,7 +22712,7 @@
               <w:rPr>
                 <w:sz w:val="18"/>
               </w:rPr>
-              <w:t>3.40</w:t>
+              <w:t>3.60</w:t>
             </w:r>
           </w:p>
         </w:tc>
@@ -22714,7 +22765,7 @@
               <w:rPr>
                 <w:sz w:val="18"/>
               </w:rPr>
-              <w:t>2</w:t>
+              <w:t>2.5</w:t>
             </w:r>
           </w:p>
         </w:tc>
@@ -22778,7 +22829,7 @@
               <w:rPr>
                 <w:sz w:val="18"/>
               </w:rPr>
-              <w:t>4.20</w:t>
+              <w:t>4.30</w:t>
             </w:r>
           </w:p>
         </w:tc>
@@ -22879,23 +22930,23 @@
               <w:rPr>
                 <w:sz w:val="18"/>
               </w:rPr>
-              <w:t>5</w:t>
-            </w:r>
-          </w:p>
-        </w:tc>
-        <w:tc>
-          <w:tcPr>
-            <w:tcW w:w="1294" w:type="dxa"/>
-          </w:tcPr>
-          <w:p>
-            <w:pPr>
-              <w:spacing w:before="20" w:after="20"/>
-            </w:pPr>
-            <w:r>
-              <w:rPr>
-                <w:sz w:val="18"/>
-              </w:rPr>
-              <w:t>5.80</w:t>
+              <w:t>4.5</w:t>
+            </w:r>
+          </w:p>
+        </w:tc>
+        <w:tc>
+          <w:tcPr>
+            <w:tcW w:w="1294" w:type="dxa"/>
+          </w:tcPr>
+          <w:p>
+            <w:pPr>
+              <w:spacing w:before="20" w:after="20"/>
+            </w:pPr>
+            <w:r>
+              <w:rPr>
+                <w:sz w:val="18"/>
+              </w:rPr>
+              <w:t>5.70</w:t>
             </w:r>
           </w:p>
         </w:tc>
@@ -22948,7 +22999,7 @@
               <w:rPr>
                 <w:sz w:val="18"/>
               </w:rPr>
-              <w:t>6</w:t>
+              <w:t>5</w:t>
             </w:r>
           </w:p>
         </w:tc>
@@ -23012,7 +23063,7 @@
               <w:rPr>
                 <w:sz w:val="18"/>
               </w:rPr>
-              <w:t>7.20</w:t>
+              <w:t>7.00</w:t>
             </w:r>
           </w:p>
         </w:tc>
@@ -23166,6 +23217,22 @@
               <w:rPr>
                 <w:sz w:val="18"/>
               </w:rPr>
+              <w:t>9.5</w:t>
+            </w:r>
+          </w:p>
+        </w:tc>
+        <w:tc>
+          <w:tcPr>
+            <w:tcW w:w="1294" w:type="dxa"/>
+          </w:tcPr>
+          <w:p>
+            <w:pPr>
+              <w:spacing w:before="20" w:after="20"/>
+            </w:pPr>
+            <w:r>
+              <w:rPr>
+                <w:sz w:val="18"/>
+              </w:rPr>
               <w:t>9</w:t>
             </w:r>
           </w:p>
@@ -23182,6 +23249,38 @@
               <w:rPr>
                 <w:sz w:val="18"/>
               </w:rPr>
+              <w:t>7</w:t>
+            </w:r>
+          </w:p>
+        </w:tc>
+        <w:tc>
+          <w:tcPr>
+            <w:tcW w:w="1294" w:type="dxa"/>
+          </w:tcPr>
+          <w:p>
+            <w:pPr>
+              <w:spacing w:before="20" w:after="20"/>
+            </w:pPr>
+            <w:r>
+              <w:rPr>
+                <w:sz w:val="18"/>
+              </w:rPr>
+              <w:t>9.5</w:t>
+            </w:r>
+          </w:p>
+        </w:tc>
+        <w:tc>
+          <w:tcPr>
+            <w:tcW w:w="1294" w:type="dxa"/>
+          </w:tcPr>
+          <w:p>
+            <w:pPr>
+              <w:spacing w:before="20" w:after="20"/>
+            </w:pPr>
+            <w:r>
+              <w:rPr>
+                <w:sz w:val="18"/>
+              </w:rPr>
               <w:t>9</w:t>
             </w:r>
           </w:p>
@@ -23198,55 +23297,7 @@
               <w:rPr>
                 <w:sz w:val="18"/>
               </w:rPr>
-              <w:t>7</w:t>
-            </w:r>
-          </w:p>
-        </w:tc>
-        <w:tc>
-          <w:tcPr>
-            <w:tcW w:w="1294" w:type="dxa"/>
-          </w:tcPr>
-          <w:p>
-            <w:pPr>
-              <w:spacing w:before="20" w:after="20"/>
-            </w:pPr>
-            <w:r>
-              <w:rPr>
-                <w:sz w:val="18"/>
-              </w:rPr>
-              <w:t>9</w:t>
-            </w:r>
-          </w:p>
-        </w:tc>
-        <w:tc>
-          <w:tcPr>
-            <w:tcW w:w="1294" w:type="dxa"/>
-          </w:tcPr>
-          <w:p>
-            <w:pPr>
-              <w:spacing w:before="20" w:after="20"/>
-            </w:pPr>
-            <w:r>
-              <w:rPr>
-                <w:sz w:val="18"/>
-              </w:rPr>
-              <w:t>9</w:t>
-            </w:r>
-          </w:p>
-        </w:tc>
-        <w:tc>
-          <w:tcPr>
-            <w:tcW w:w="1294" w:type="dxa"/>
-          </w:tcPr>
-          <w:p>
-            <w:pPr>
-              <w:spacing w:before="20" w:after="20"/>
-            </w:pPr>
-            <w:r>
-              <w:rPr>
-                <w:sz w:val="18"/>
-              </w:rPr>
-              <w:t>8.60</w:t>
+              <w:t>8.80</w:t>
             </w:r>
           </w:p>
         </w:tc>
@@ -23283,6 +23334,22 @@
               <w:rPr>
                 <w:sz w:val="18"/>
               </w:rPr>
+              <w:t>9.5</w:t>
+            </w:r>
+          </w:p>
+        </w:tc>
+        <w:tc>
+          <w:tcPr>
+            <w:tcW w:w="1294" w:type="dxa"/>
+          </w:tcPr>
+          <w:p>
+            <w:pPr>
+              <w:spacing w:before="20" w:after="20"/>
+            </w:pPr>
+            <w:r>
+              <w:rPr>
+                <w:sz w:val="18"/>
+              </w:rPr>
               <w:t>10</w:t>
             </w:r>
           </w:p>
@@ -23315,6 +23382,22 @@
               <w:rPr>
                 <w:sz w:val="18"/>
               </w:rPr>
+              <w:t>9.5</w:t>
+            </w:r>
+          </w:p>
+        </w:tc>
+        <w:tc>
+          <w:tcPr>
+            <w:tcW w:w="1294" w:type="dxa"/>
+          </w:tcPr>
+          <w:p>
+            <w:pPr>
+              <w:spacing w:before="20" w:after="20"/>
+            </w:pPr>
+            <w:r>
+              <w:rPr>
+                <w:sz w:val="18"/>
+              </w:rPr>
               <w:t>10</w:t>
             </w:r>
           </w:p>
@@ -23331,39 +23414,7 @@
               <w:rPr>
                 <w:sz w:val="18"/>
               </w:rPr>
-              <w:t>10</w:t>
-            </w:r>
-          </w:p>
-        </w:tc>
-        <w:tc>
-          <w:tcPr>
-            <w:tcW w:w="1294" w:type="dxa"/>
-          </w:tcPr>
-          <w:p>
-            <w:pPr>
-              <w:spacing w:before="20" w:after="20"/>
-            </w:pPr>
-            <w:r>
-              <w:rPr>
-                <w:sz w:val="18"/>
-              </w:rPr>
-              <w:t>10</w:t>
-            </w:r>
-          </w:p>
-        </w:tc>
-        <w:tc>
-          <w:tcPr>
-            <w:tcW w:w="1294" w:type="dxa"/>
-          </w:tcPr>
-          <w:p>
-            <w:pPr>
-              <w:spacing w:before="20" w:after="20"/>
-            </w:pPr>
-            <w:r>
-              <w:rPr>
-                <w:sz w:val="18"/>
-              </w:rPr>
-              <w:t>10.00</w:t>
+              <w:t>9.80</w:t>
             </w:r>
           </w:p>
         </w:tc>
@@ -23381,7 +23432,7 @@
         <w:lastRenderedPageBreak/>
         <w:drawing>
           <wp:inline distT="0" distB="0" distL="0" distR="0" wp14:anchorId="2405FC2A" wp14:editId="14A793BA">
-            <wp:extent cx="5759999" cy="4120070"/>
+            <wp:extent cx="5759999" cy="4120286"/>
             <wp:effectExtent l="0" t="0" r="0" b="0"/>
             <wp:docPr id="10" name="Picture 10"/>
             <wp:cNvGraphicFramePr>
@@ -23403,7 +23454,7 @@
                   <pic:spPr>
                     <a:xfrm>
                       <a:off x="0" y="0"/>
-                      <a:ext cx="5759999" cy="4120070"/>
+                      <a:ext cx="5759999" cy="4120286"/>
                     </a:xfrm>
                     <a:prstGeom prst="rect">
                       <a:avLst/>
@@ -23426,7 +23477,7 @@
           <w:i/>
           <w:sz w:val="20"/>
         </w:rPr>
-        <w:t>Figure 10. Fiscal discipline rank by state and year, 1 (green) = most disciplined, 10 (red) = least disciplined. Each cell is one state-year's rank from Table 16 above; reading along a row shows whether a state's discipline improved, worsened, or stayed stable over the five years.</w:t>
+        <w:t>Figure 10. Fiscal discipline rank by state and year, 1 (green) = most disciplined, 10 (red) = least disciplined. Each cell is one state-year's rank from Table 16 above, with a half-rank such as 2.5 or 9.5 marking two states tied on that year's composite score; reading along a row shows whether a state's discipline improved, worsened, or stayed stable over the five years.</w:t>
       </w:r>
     </w:p>
     <w:p>
@@ -23434,9 +23485,284 @@
         <w:jc w:val="both"/>
       </w:pPr>
       <w:r>
-        <w:t>Uttar Pradesh and Maharashtra share the best five-year average composite rank (2.2 in the year-wise average of Table 16; 3.375 and 3.625 respectively on the five-year-average composite score of Table 15, a slightly different number because Table 15 ranks the five-year mean of each indicator once, while Table 16 ranks each year separately and then averages the resulting yearly ranks). West Bengal is last on every single indicator combination in every single year of the panel, the only state with a perfect bottom-rank run.</w:t>
+        <w:t>Uttar Pradesh holds the best five-year average of the yearly ranks in Table 16, at 2.0 against 2.3 for Maharashtra, and the two also take the first two places on the five-year-average composite score of Table 15, at 3.375 and 3.625 respectively. The two tables give slightly different numbers because Table 15 ranks the five-year mean of each indicator once, while Table 16 ranks each year separately and then averages the resulting yearly ranks. West Bengal is bottom or joint-bottom in every year of the panel, the only state never to place above ninth; it shares the last two places with Rajasthan in FY 2019-20 and FY 2022-23, where the two are exactly tied on the composite score.</w:t>
       </w:r>
     </w:p>
+    <w:p>
+      <w:r>
+        <w:rPr>
+          <w:b w:val="0"/>
+          <w:i w:val="0"/>
+        </w:rPr>
+        <w:t>The composite ranking above weights the four indicators equally, and that choice is not otherwise justified in the text. The table below checks how much the ranking, and its correlation with realised FDI, would change under two alternative weightings: a rank based on debt alone, and a composite that weights debt twice as heavily as the other three indicators. Debt is singled out because Section 6.6 independently identifies it as the dominant fiscal predictor. Reweighting toward debt does not simply reproduce the equal-weight ranking (rho = 0.68 and 0.86 against it, not 1.0), so the choice of weights is not inert; but every weighting scheme tested, including the two that favour debt most heavily, correlates with realised FDI in the same direction and more strongly than the equal-weight ranking does. Equal weighting is therefore the conservative choice among those tested, not a choice that happens to favour the paper's own conclusion, and unlike the NITI Aayog index this paper criticises in Section 2, the ranking here is checked against an outcome rather than asserted on its own terms.</w:t>
+      </w:r>
+    </w:p>
+    <w:p>
+      <w:r>
+        <w:rPr>
+          <w:b/>
+          <w:i w:val="0"/>
+        </w:rPr>
+        <w:t>Table 16a. Sensitivity of the composite fiscal discipline ranking to alternative indicator weightings. The two FDI columns correlate each weighting's discipline rank against the five-year FDI total in levels, so a negative rho means that better-ranked (lower-numbered) states received more investment. That is the same relationship as the positive rho = 0.728 reported in Section 6.2, which correlates discipline rank against FDI rank; only the sign convention differs.</w:t>
+      </w:r>
+    </w:p>
+    <w:tbl>
+      <w:tblPr>
+        <w:tblStyle w:val="TableGrid"/>
+        <w:tblW w:type="auto" w:w="0"/>
+        <w:tblLook w:firstColumn="1" w:firstRow="1" w:lastColumn="0" w:lastRow="0" w:noHBand="0" w:noVBand="1" w:val="04A0"/>
+      </w:tblPr>
+      <w:tblGrid>
+        <w:gridCol w:w="1814"/>
+        <w:gridCol w:w="1814"/>
+        <w:gridCol w:w="1814"/>
+        <w:gridCol w:w="1814"/>
+        <w:gridCol w:w="1814"/>
+      </w:tblGrid>
+      <w:tr>
+        <w:tc>
+          <w:tcPr>
+            <w:tcW w:type="dxa" w:w="1814"/>
+          </w:tcPr>
+          <w:p>
+            <w:r/>
+            <w:r>
+              <w:rPr>
+                <w:b/>
+              </w:rPr>
+              <w:t>Weighting scheme</w:t>
+            </w:r>
+          </w:p>
+        </w:tc>
+        <w:tc>
+          <w:tcPr>
+            <w:tcW w:type="dxa" w:w="1814"/>
+          </w:tcPr>
+          <w:p>
+            <w:r/>
+            <w:r>
+              <w:rPr>
+                <w:b/>
+              </w:rPr>
+              <w:t>vs. equal-weight rank (rho)</w:t>
+            </w:r>
+          </w:p>
+        </w:tc>
+        <w:tc>
+          <w:tcPr>
+            <w:tcW w:type="dxa" w:w="1814"/>
+          </w:tcPr>
+          <w:p>
+            <w:r/>
+            <w:r>
+              <w:rPr>
+                <w:b/>
+              </w:rPr>
+              <w:t>vs. equal-weight rank (p)</w:t>
+            </w:r>
+          </w:p>
+        </w:tc>
+        <w:tc>
+          <w:tcPr>
+            <w:tcW w:type="dxa" w:w="1814"/>
+          </w:tcPr>
+          <w:p>
+            <w:r/>
+            <w:r>
+              <w:rPr>
+                <w:b/>
+              </w:rPr>
+              <w:t>vs. 5-yr FDI excl. UP (rho)</w:t>
+            </w:r>
+          </w:p>
+        </w:tc>
+        <w:tc>
+          <w:tcPr>
+            <w:tcW w:type="dxa" w:w="1814"/>
+          </w:tcPr>
+          <w:p>
+            <w:r/>
+            <w:r>
+              <w:rPr>
+                <w:b/>
+              </w:rPr>
+              <w:t>vs. 5-yr FDI excl. UP (p)</w:t>
+            </w:r>
+          </w:p>
+        </w:tc>
+      </w:tr>
+      <w:tr>
+        <w:tc>
+          <w:tcPr>
+            <w:tcW w:type="dxa" w:w="1814"/>
+          </w:tcPr>
+          <w:p>
+            <w:r/>
+            <w:r>
+              <w:t>Equal-weight (paper's ranking)</w:t>
+            </w:r>
+          </w:p>
+        </w:tc>
+        <w:tc>
+          <w:tcPr>
+            <w:tcW w:type="dxa" w:w="1814"/>
+          </w:tcPr>
+          <w:p>
+            <w:r/>
+            <w:r>
+              <w:t>1.000</w:t>
+            </w:r>
+          </w:p>
+        </w:tc>
+        <w:tc>
+          <w:tcPr>
+            <w:tcW w:type="dxa" w:w="1814"/>
+          </w:tcPr>
+          <w:p>
+            <w:r/>
+            <w:r>
+              <w:t>-</w:t>
+            </w:r>
+          </w:p>
+        </w:tc>
+        <w:tc>
+          <w:tcPr>
+            <w:tcW w:type="dxa" w:w="1814"/>
+          </w:tcPr>
+          <w:p>
+            <w:r/>
+            <w:r>
+              <w:t>-0.728</w:t>
+            </w:r>
+          </w:p>
+        </w:tc>
+        <w:tc>
+          <w:tcPr>
+            <w:tcW w:type="dxa" w:w="1814"/>
+          </w:tcPr>
+          <w:p>
+            <w:r/>
+            <w:r>
+              <w:t>0.026</w:t>
+            </w:r>
+          </w:p>
+        </w:tc>
+      </w:tr>
+      <w:tr>
+        <w:tc>
+          <w:tcPr>
+            <w:tcW w:type="dxa" w:w="1814"/>
+          </w:tcPr>
+          <w:p>
+            <w:r/>
+            <w:r>
+              <w:t>Debt-only rank</w:t>
+            </w:r>
+          </w:p>
+        </w:tc>
+        <w:tc>
+          <w:tcPr>
+            <w:tcW w:type="dxa" w:w="1814"/>
+          </w:tcPr>
+          <w:p>
+            <w:r/>
+            <w:r>
+              <w:t>0.681</w:t>
+            </w:r>
+          </w:p>
+        </w:tc>
+        <w:tc>
+          <w:tcPr>
+            <w:tcW w:type="dxa" w:w="1814"/>
+          </w:tcPr>
+          <w:p>
+            <w:r/>
+            <w:r>
+              <w:t>0.030</w:t>
+            </w:r>
+          </w:p>
+        </w:tc>
+        <w:tc>
+          <w:tcPr>
+            <w:tcW w:type="dxa" w:w="1814"/>
+          </w:tcPr>
+          <w:p>
+            <w:r/>
+            <w:r>
+              <w:t>-0.917</w:t>
+            </w:r>
+          </w:p>
+        </w:tc>
+        <w:tc>
+          <w:tcPr>
+            <w:tcW w:type="dxa" w:w="1814"/>
+          </w:tcPr>
+          <w:p>
+            <w:r/>
+            <w:r>
+              <w:t>0.0005</w:t>
+            </w:r>
+          </w:p>
+        </w:tc>
+      </w:tr>
+      <w:tr>
+        <w:tc>
+          <w:tcPr>
+            <w:tcW w:type="dxa" w:w="1814"/>
+          </w:tcPr>
+          <w:p>
+            <w:r/>
+            <w:r>
+              <w:t>Debt double-weighted composite</w:t>
+            </w:r>
+          </w:p>
+        </w:tc>
+        <w:tc>
+          <w:tcPr>
+            <w:tcW w:type="dxa" w:w="1814"/>
+          </w:tcPr>
+          <w:p>
+            <w:r/>
+            <w:r>
+              <w:t>0.862</w:t>
+            </w:r>
+          </w:p>
+        </w:tc>
+        <w:tc>
+          <w:tcPr>
+            <w:tcW w:type="dxa" w:w="1814"/>
+          </w:tcPr>
+          <w:p>
+            <w:r/>
+            <w:r>
+              <w:t>0.0014</w:t>
+            </w:r>
+          </w:p>
+        </w:tc>
+        <w:tc>
+          <w:tcPr>
+            <w:tcW w:type="dxa" w:w="1814"/>
+          </w:tcPr>
+          <w:p>
+            <w:r/>
+            <w:r>
+              <w:t>-0.814</w:t>
+            </w:r>
+          </w:p>
+        </w:tc>
+        <w:tc>
+          <w:tcPr>
+            <w:tcW w:type="dxa" w:w="1814"/>
+          </w:tcPr>
+          <w:p>
+            <w:r/>
+            <w:r>
+              <w:t>0.0076</w:t>
+            </w:r>
+          </w:p>
+        </w:tc>
+      </w:tr>
+    </w:tbl>
     <w:p>
       <w:pPr>
         <w:pStyle w:val="Heading1"/>
@@ -23469,7 +23795,21 @@
         <w:rPr>
           <w:i/>
         </w:rPr>
-        <w:t xml:space="preserve">Model 1:  ln(FDI)_it = </w:t>
+        <w:t xml:space="preserve">Model 1:  </w:t>
+      </w:r>
+      <w:proofErr w:type="gramStart"/>
+      <w:r>
+        <w:rPr>
+          <w:i/>
+        </w:rPr>
+        <w:t>ln(</w:t>
+      </w:r>
+      <w:proofErr w:type="gramEnd"/>
+      <w:r>
+        <w:rPr>
+          <w:i/>
+        </w:rPr>
+        <w:t xml:space="preserve">FDI)_it = </w:t>
       </w:r>
       <w:proofErr w:type="spellStart"/>
       <w:r>
@@ -23686,12 +24026,9 @@
         <w:jc w:val="both"/>
       </w:pPr>
       <w:r>
-        <w:t xml:space="preserve">with i denoting the state and t the fiscal year. Each model is estimated twice. The first fit is an entity fixed-effects panel with Driscoll-Kraay standard errors, which stay valid under cross-sectional dependence and serially correlated errors in a panel of this length (Driscoll and Kraay, 1998); it identifies the within-state relationship. The second is a pooled OLS with the two Census controls added and errors </w:t>
+        <w:t>with i denoting the state and t the fiscal year. Each model is estimated twice. The first fit is an entity fixed-effects panel with Driscoll-Kraay standard errors, which stay valid under cross-sectional dependence and serially correlated errors in a panel of this length (Driscoll and Kraay, 1998); it identifies the within-state relationship. The second is a pooled OLS with the two Census controls added and errors clustered by state. Strictly, a pooled coefficient is a variance-weighted mixture of within-state and between-state variation rather than a between estimator, and we describe it as identifying the between-state relationship only because, for the regressors that matter here, that mixture is overwhelmingly between: Section 6.1 shows that 99.7 per cent of the variance in debt is cross-sectional. Section 7.1 reports a true between estimator on the ten state means, and a Mundlak specification that separates the two dimensions inside a single equation, so that the claim does not rest on the pooled coefficient's interpretation. Standard errors from the panel routines used here carry that software's finite-sample cluster correction, which returns intervals roughly four per cent tighter than the correction applied by default in some other packages; the distinction changes no verdict in this paper but is noted so that a replication arriving at slightly different standard errors is not read as a discrepancy. Variance inflation factors are computed for the four fiscal regressors, interpreted against the cautions in O’Brien (2007), because deficit and debt are mechanically linked: a state's debt stock is the accumulation of its past deficits. Dynamic panel estimators of the Arellano-Bond family (1991) are deliberately avoided here. At N = 10 and T = 5 the instrument count in a standard difference or system GMM setup would approach or exceed the number of cross-sectional units, a configuration Roodman (2009) identifies as unreliable. As a descriptive complement to the two regressions, Spearman's rank correlation (Spearman, 1904) is computed between the composite discipline ranking of Section 4.7 and each state's five-year FDI total and per-capita GSDP. Unlike the regression coefficients, which exploit year-by-year variation, this compresses each state to a single point; it is reported in Section 6.2.</w:t>
       </w:r>
-      <w:r>
-        <w:lastRenderedPageBreak/>
-        <w:t>clustered by state, and it identifies the between-state relationship. Variance inflation factors are computed for the four fiscal regressors, interpreted against the cautions in O’Brien (2007), because deficit and debt are mechanically linked: a state's debt stock is the accumulation of its past deficits. Dynamic panel estimators of the Arellano-Bond family (1991) are deliberately avoided here. At N = 10 and T = 5 the instrument count in a standard difference or system GMM setup would approach or exceed the number of cross-sectional units, a configuration Roodman (2009) identifies as unreliable. As a descriptive complement to the two regressions, Spearman's rank correlation (Spearman, 1904) is computed between the composite discipline ranking of Section 4.7 and each state's five-year FDI total and per-capita GSDP. Unlike the regression coefficients, which exploit year-by-year variation, this compresses each state to a single point; it is reported in Section 6.2.</w:t>
-      </w:r>
+      <w:r/>
     </w:p>
     <w:p>
       <w:pPr>
@@ -23754,7 +24091,7 @@
         <w:jc w:val="both"/>
       </w:pPr>
       <w:r>
-        <w:t>(c) A shallow random forest (Breiman, 2001) (1,000 trees, maximum depth 3, minimum leaf size 4; depth and leaf constraints were chosen specifically to prevent a forest with 48 training rows from memorising individual states) with SHAP (SHapley Additive exPlanations; Lundberg and Lee, 2017) values, which ranks predictors by their average marginal contribution to each individual prediction and can, unlike a linear model, in principle detect a non-linear or threshold effect.</w:t>
+        <w:t>(c) A shallow random forest (Breiman, 2001) with SHAP (SHapley Additive exPlanations; Lundberg and Lee, 2017) values, which ranks predictors by their average marginal contribution to each individual prediction and can, unlike a linear model, in principle detect a non-linear or threshold effect. The forest is grown to maximum depth 3 with minimum leaf size 4 throughout; the depth and leaf constraints were chosen specifically to prevent a forest with 48 training rows from memorising individual states. The number of trees varies with the cost of the exercise and is stated here rather than left implicit: 1,000 for the main SHAP fit reported in Section 6.6, 500 for the ten leave-one-state-out refits and for the out-of-sample comparison of Table 31, and 300 for the 500-draw permutation null. Tree count affects the stability of a SHAP estimate, not its expectation, and the leave-one-state-out ranking is unanimous at 500. Depth and leaf size were selected rather than only asserted. A grid over both, scored by pooled leave-one-state-out R-squared and reported in the repository's diagnostic output, puts depth 3 first, so the depth used here is the grid's own choice. On leaf size the grid prefers 3 to the 4 used here, at 0.128 against 0.085, and the out-of-bag R-squared runs the same way, 0.507 against 0.402. We report the more heavily regularised setting deliberately, because at 48 rows the smaller leaf is the one more likely to be fitting individual state-years, and because the choice does not change what the forest says: refitting at leaf size 3 still ranks debt-to-GSDP first on mean absolute SHAP, at 1.017 against 0.327 for the next variable, a first-to-second gap of 0.690 against the 0.810 reported in Section 6.6. The tuning is disclosed here so that a reader can see the paper did not select the setting that flatters it.</w:t>
       </w:r>
     </w:p>
     <w:p>
@@ -23836,15 +24173,17 @@
         <w:jc w:val="both"/>
       </w:pPr>
       <w:r>
-        <w:t>The paper does not just use one model. Report the results. It uses a process that has eleven steps. The process has two parts, one that uses traditional methods and one that uses machine learning methods. Both parts use the information and the results are compared at the end.</w:t>
+        <w:t>The paper does not rely on a single model. The analysis runs in two parallel tracks, one econometric and one machine-learning, over eleven stages, and a result is accepted only once it appears in both tracks and each has passed its own diagnostic checks.</w:t>
       </w:r>
     </w:p>
     <w:p>
       <w:pPr>
         <w:jc w:val="both"/>
       </w:pPr>
+      <w:proofErr w:type="gramStart"/>
+      <w:proofErr w:type="gramEnd"/>
       <w:r>
-        <w:t>The reason for doing it this way is because of the amount of data we have. We are looking at fifty groups of data and if we only looked at one group the results would not be very meaningful. So we only accept a result if it shows up in both parts of the process with the outcome and if both parts pass some checks.</w:t>
+        <w:t>This design follows from the size of the panel. Fifty state-year observations are too few to rest a conclusion on any single specification's p-value, so agreement between two methodologically independent tracks is treated as the higher bar.</w:t>
       </w:r>
     </w:p>
     <w:p>
@@ -23860,18 +24199,19 @@
         <w:jc w:val="both"/>
       </w:pPr>
       <w:r>
-        <w:t>The process works like this: we start with the data then we put it together and rank it. After that we split it into two parts: the method part and the machine learning part. The traditional method part uses fixed effects and a type of analysis called OLS. It also checks the results in different ways. The machine learning part uses a few methods, including something called LASSO and a simple random forest and it also checks for any problems.</w:t>
+        <w:t>The process begins with data assembly and the fiscal discipline ranking, then splits into two branches. The classical branch estimates fixed-effects and pooled OLS specifications and subjects them to a battery of robustness checks. The machine-learning branch applies LASSO, Elastic Net and a shallow random forest with SHAP importance, together with its own diagnostic check for the leakage problem described in Section 5.2.</w:t>
       </w:r>
     </w:p>
     <w:p>
       <w:pPr>
         <w:jc w:val="both"/>
       </w:pPr>
+      <w:proofErr w:type="gramStart"/>
+      <w:proofErr w:type="gramEnd"/>
+      <w:proofErr w:type="gramStart"/>
+      <w:proofErr w:type="gramEnd"/>
       <w:r>
-        <w:t xml:space="preserve">Finally we compare the results from both parts. See if they agree and if they do not we try to figure out why. The paper explains all of this in detail using the data, for the research the machine learning </w:t>
-      </w:r>
-      <w:r>
-        <w:t xml:space="preserve">methods and the traditional methods and the same data is used for the convergence test and the case analysis. </w:t>
+        <w:t>The two branches are then compared directly: where they agree, that agreement is the paper's strongest evidence; where they do not, Section 7.2 sets out why. The same forty-eight to fifty observations underlie both branches throughout, including the convergence test and the state-level case discussion that follow.</w:t>
       </w:r>
     </w:p>
     <w:p>
@@ -24014,10 +24354,7 @@
         <w:jc w:val="both"/>
       </w:pPr>
       <w:r>
-        <w:t xml:space="preserve">Stage 9 is the only stage that produces a conclusion, and it is what the whole architecture is built to reach. Five methods arrive at it: the pooled panel regression, the Spearman rank correlation, LASSO, Elastic Net, and SHAP importance from the random forest. They share nothing beyond the same forty-eight observations. Their distributional assumptions differ, their loss functions differ, and two of them are not hypothesis tests at all. Agreement among them on the sign and the rank of debt is accordingly much harder to obtain by chance than a single p-value below 0.05 would be, and exploiting that is the point of the design given how short the panel is. </w:t>
-      </w:r>
-      <w:r>
-        <w:t>When the five people do not agree, like what happens with money that is spent on things the paper talks about what they do not agree on and explains why they do not agree. This is in Section 7.2. The paper does not just say what most people think.</w:t>
+        <w:t>Stage 9 is the only stage that produces a conclusion, and it is what the whole architecture is built to reach. Five methods arrive at it: the pooled panel regression, the Spearman rank correlation, LASSO, Elastic Net, and SHAP importance from the random forest. They are not five mutually independent draws and we do not treat them as such. LASSO and Elastic Net differ only in the shape of the penalty and should be read as one regularised-linear verdict with an internal cross-check; the pooled regression and the Spearman correlation both exploit cross-state variation, though one is parametric and the other is not. What the design buys is agreement across three genuinely different method families, a parametric panel estimator, a regularised linear selector and a non-parametric tree ensemble, whose distributional assumptions and loss functions differ and two of which are not hypothesis tests at all. Agreement of that kind on the sign and the rank of debt is harder to obtain by chance than a single p-value below 0.05 would be, which is the point of the design given how short the panel is. Where the methods disagree, Section 7.2 sets out what they disagree on and why, rather than reporting only the consensus.</w:t>
       </w:r>
     </w:p>
     <w:p>
@@ -24025,7 +24362,7 @@
         <w:jc w:val="both"/>
       </w:pPr>
       <w:r>
-        <w:t>The tenth step takes care of the things that do not fit into the chain. There are two states that are different from the rest. The paper talks about these two states by name in Section 7.3. It uses them as examples of where the pattern does not work instead of just ignoring them and adding them to the rest of the things that do not fit.</w:t>
+        <w:t>The tenth stage handles the two observations that do not fit the general pattern. Jharkhand and Uttar Pradesh are examined by name in Section 7.3 as cases where the pattern breaks down, rather than folded silently into the averages with everything else.</w:t>
       </w:r>
     </w:p>
     <w:p>
@@ -24049,7 +24386,7 @@
         <w:jc w:val="both"/>
       </w:pPr>
       <w:r>
-        <w:t>First, the formal tests are run and reported in full, including those that return no verdict. Estimator choice is examined with the Hausman test, the Breusch-Pagan LM test and the F-test for poolability. For error structure we use Pesaran's CD test for cross-sectional dependence, the Wooldridge test for first-order serial correlation implemented as in Drukker (2003), and the modified Wald test for groupwise heteroskedasticity. Functional form is checked with Ramsey's RESET, and by comparing the logarithmic, inverse-hyperbolic-sine and level transformations of FDI.</w:t>
+        <w:t>First, the formal tests are run and reported in full, including those that return no verdict. Estimator choice is examined with the Hausman test (Hausman, 1978), the Breusch-Pagan LM test and the F-test for poolability. For error structure we use Pesaran's CD test for cross-sectional dependence (Pesaran, 2015), the Wooldridge test for first-order serial correlation (Wooldridge, 2010), implemented as in Drukker (2003), and the modified Wald test for groupwise heteroskedasticity. Functional form is checked with Ramsey's RESET, and by comparing the logarithmic, inverse-hyperbolic-sine and level transformations of FDI.</w:t>
       </w:r>
     </w:p>
     <w:p>
@@ -24094,7 +24431,7 @@
         <w:jc w:val="both"/>
       </w:pPr>
       <w:r>
-        <w:t>Before the regressions a range check was done. The table shows the mean, the spread and the highest and lowest values for each ratio and outcome variable across the state-year observations. This way any value that did not make sense would be easy to spot before it went into a model. Nothing, in the table is a result. The number of observations is different. The four fiscal variables and GSDP growth have all fifty cells filled. FDI and log FDI have forty-eight. The two Uttar Pradesh gaps from Section 4.5 also have forty-eight.</w:t>
+        <w:t>A range check was run before any regression, shown in the table below: the mean, spread, and minimum and maximum of every ratio and outcome variable across the state-year observations, so that any value that did not make sense would be visible before it entered a model. The table is a check, not a result. Observation counts differ slightly: the four fiscal variables and GSDP growth have all fifty cells filled, while FDI and log FDI have forty-eight, reflecting the two Uttar Pradesh gaps discussed in Section 4.5.</w:t>
       </w:r>
     </w:p>
     <w:p>
@@ -25099,15 +25436,10 @@
       </w:pPr>
       <w:r>
         <w:rPr>
-          <w:rFonts w:ascii="Times New Roman" w:eastAsiaTheme="minorEastAsia" w:hAnsi="Times New Roman" w:cstheme="minorBidi"/>
-          <w:b w:val="0"/>
-          <w:bCs w:val="0"/>
-          <w:color w:val="auto"/>
+          <w:rFonts w:ascii="Times New Roman" w:hAnsi="Times New Roman"/>
           <w:sz w:val="22"/>
-          <w:szCs w:val="22"/>
         </w:rPr>
-        <w:lastRenderedPageBreak/>
-        <w:t>If you look at the numbers in that table one of them gives us a hint of what's coming next. The Debt-to-GSDP is different in each state it goes from 17.6 to 42.5 per cent. This is a difference of fourteen points across ten states and it is not all mixed up. West Bengal and Rajasthan always have the highest Debt-to-GSDP every year. On the hand Gujarat and Maharashtra always have the lowest Debt-to-GSDP. You will see the order when we look at the other results. Debt-to-GSDP numbers, for these states follow the pattern every time.</w:t>
+        <w:t>One feature of the table anticipates a result developed later. Debt-to-GSDP ranges from 17.6 to 42.5 per cent, a spread of almost twenty-five percentage points across ten states that is not randomly distributed: West Bengal and Rajasthan carry the highest debt ratio in every year of the panel, and Gujarat and Maharashtra the lowest. That ordering recurs through the results that follow. That persistence is worth quantifying, because it governs how the two specifications of Section 5.1 behave. Decomposing each regressor's variance into a between-state and a within-state component, debt is almost entirely a cross-sectional quantity: 99.7 per cent of its variance lies between states and only about 8 per cent within them, and the ranking of states by debt is close to fixed across the panel, with a mean pairwise rank correlation of 0.91 between any two years. Own tax revenue (89 per cent between) and capital expenditure (88 per cent) behave similarly; the fiscal deficit, at 60 per cent, is the most genuinely year-to-year of the four. GSDP growth runs the other way entirely, with 98 per cent of its variance within states and under 2 per cent between them. Two consequences follow and both recur below: the within-state debt coefficient of Model 1 is identified off very little variation and should be expected to be fragile, and the pooled specification of Model 2 has almost no cross-state variation in the dependent variable to explain, which is the reason no fiscal variable reaches significance there rather than anything substantive about growth.</w:t>
       </w:r>
     </w:p>
     <w:p>
@@ -25131,16 +25463,12 @@
         <w:jc w:val="both"/>
       </w:pPr>
       <w:r>
-        <w:t xml:space="preserve">Table 18 shows each states discipline rank from Section 4.7 next to its five-year total of foreign direct investment and its per-capita gross state domestic product for the fiscal year 2023-24. The ranks and the Spearman correlations are listed in Section 5.1. The question here is more specific than the one the regressions address. It is not about whether a </w:t>
+        <w:t>Table 18 shows each state's discipline rank, carried over from Section 4.7, next to its five-year total of foreign direct investment and its per-capita gross state domestic product for FY 2023-24. The Spearman procedure itself is described in Section 5.1; the correlations are reported in the note beneath the table. The question here is more specific than the one the regressions address. It is not whether a state's investment changes when its own financial position changes. It is whether the states that rank highest on discipline over the period are the same states that receive the most investment and record the highest incomes.</w:t>
       </w:r>
       <w:proofErr w:type="spellStart"/>
-      <w:r>
-        <w:t>states</w:t>
-      </w:r>
+      <w:r/>
       <w:proofErr w:type="spellEnd"/>
-      <w:r>
-        <w:t xml:space="preserve"> direct investment changes when its own financial position changes. It is about whether the states that have high discipline rankings, over the period are the same states that receive the most investment and have the highest incomes.</w:t>
-      </w:r>
+      <w:r/>
     </w:p>
     <w:p>
       <w:pPr>
@@ -26465,32 +26793,40 @@
         <w:jc w:val="both"/>
       </w:pPr>
       <w:r>
-        <w:t xml:space="preserve">The fixed-effects specification (n = 48, within R² = 0.429, F(5,33) = 4.96, p = 0.0017) explains within-state variation in log FDI. Fiscal deficit (coefficient 0.566, p &lt; 0.001), debt (0.353, p &lt; 0.001) and the COVID dummy (-1.406, p &lt; 0.001) are all significant; own tax revenue and capital expenditure are not. A </w:t>
+        <w:t>The fixed-effects specification (n = 48, within R² = 0.429, F(5,33) = 4.96, p = 0.0017) explains within-state variation in log FDI. Fiscal deficit (coefficient 0.566, p &lt; 0.001), debt (0.353, p &lt; 0.001) and the COVID dummy (-1.406, p &lt; 0.001) are all significant under Driscoll-Kraay; own tax revenue and capital expenditure are not. Two of those three survive stricter inference and one does not. Table 34 puts the within-state deficit coefficient at p = 0.264 under cluster-robust errors and p = 0.836 under the wild cluster bootstrap, so no deficit-FDI claim is made anywhere in this paper, and the Driscoll-Kraay p-value quoted here should be read against that. A poolability F-test strongly rejects the null of no entity effects (F(9,33) = 6.74, p &lt; 0.001), confirming that state fixed effects are doing real work in this model and that pooling would be misspecified here.</w:t>
       </w:r>
+      <w:proofErr w:type="gramStart"/>
+      <w:r/>
+      <w:proofErr w:type="gramEnd"/>
+      <w:r/>
       <w:proofErr w:type="spellStart"/>
-      <w:r>
-        <w:t>poolability</w:t>
-      </w:r>
+      <w:r/>
       <w:proofErr w:type="spellEnd"/>
-      <w:r>
-        <w:t xml:space="preserve"> F-test strongly rejects the null of no entity effects (F(9,33) = 6.74, p &lt; 0.001), confirming that state fixed effects are doing real work in this model and that pooling would be </w:t>
-      </w:r>
+      <w:r/>
+      <w:proofErr w:type="gramStart"/>
+      <w:r/>
+      <w:proofErr w:type="gramEnd"/>
+      <w:r/>
       <w:proofErr w:type="spellStart"/>
-      <w:r>
-        <w:t>misspecified</w:t>
-      </w:r>
+      <w:r/>
       <w:proofErr w:type="spellEnd"/>
-      <w:r>
-        <w:t xml:space="preserve"> here.</w:t>
-      </w:r>
+      <w:r/>
     </w:p>
     <w:p>
       <w:pPr>
         <w:jc w:val="both"/>
       </w:pPr>
       <w:r>
-        <w:t>The pooled specification with Census controls (n = 48, R² = 0.643, between R² = 0.874, F(7,40) = 10.29, p &lt; 0.001) tells a different, and for the paper's central claim more important, story. Debt is negative and precisely estimated (coefficient -0.176, standard error 0.062, t = -2.84, p = 0.0071 under cluster-robust inference): a one-percentage-point-lower debt-to-GSDP ratio is associated with roughly 17.6 per cent higher FDI, holding the other regressors and the Census controls fixed. Literacy (0.101) and capital expenditure (-0.366) also clear conventional significance under those same standard errors, at p = 0.035 and p = 0.008 respectively, while fiscal deficit, own tax revenue, the COVID dummy and urbanisation do not. Ten clusters is too few for the cluster-robust t-distribution to be reliable, however, so all of these p-values are re-computed by wild cluster bootstrap in Section 6.7. Debt is the only regressor that approaches conventional significance under that stricter standard (p = 0.057, significant at the 10 per cent level); literacy (p = 0.235) and capital expenditure (p = 0.094) do not survive it, and neither is relied upon in what follows.</w:t>
+        <w:t>The pooled specification with Census controls (n = 48, R² = 0.643, F(7,40) = 10.29, p &lt; 0.001) tells a different, and for the paper's central claim more important, story. Its between R² of 0.874, the fit the same coefficients deliver against the ten state means, is reported alongside because it is the dimension the specification is meant to speak to. Debt is negative and precisely estimated (coefficient -0.176, standard error 0.062, t = -2.84, p = 0.0071 under cluster-robust inference): a one-percentage-point-lower debt-to-GSDP ratio is associated with roughly 19 per cent higher FDI, since exp(0.176) - 1 = 0.192, holding the other regressors and the Census controls fixed. Literacy (0.101) and capital expenditure (-0.366) also clear conventional significance under those same standard errors, at p = 0.035 and p = 0.008 respectively, while fiscal deficit, own tax revenue, the COVID dummy and urbanisation do not. Ten clusters is too few for the cluster-robust t-distribution to be reliable, however, so all of these p-values are re-computed by wild cluster bootstrap in Section 6.7. Debt is the only regressor that approaches conventional significance under that stricter standard (p = 0.057, significant at the 10 per cent level); literacy (p = 0.235) and capital expenditure (p = 0.095) do not survive it, and neither is relied upon in what follows.</w:t>
       </w:r>
+      <w:proofErr w:type="gramStart"/>
+      <w:r/>
+      <w:proofErr w:type="gramEnd"/>
+      <w:r/>
+      <w:proofErr w:type="gramStart"/>
+      <w:r/>
+      <w:proofErr w:type="gramEnd"/>
+      <w:r/>
     </w:p>
     <w:p>
       <w:pPr>
@@ -26506,7 +26842,21 @@
         <w:rPr>
           <w:b/>
         </w:rPr>
-        <w:t>Table 19. Model 1, log(FDI), fixed effects and pooled OLS. Each fiscal ratio is reported with its coefficient, standard error, t-statistic and p-value under each of the two specifications described in Section 5.1.</w:t>
+        <w:t xml:space="preserve">Table 19. Model 1, </w:t>
+      </w:r>
+      <w:proofErr w:type="gramStart"/>
+      <w:r>
+        <w:rPr>
+          <w:b/>
+        </w:rPr>
+        <w:t>log(</w:t>
+      </w:r>
+      <w:proofErr w:type="gramEnd"/>
+      <w:r>
+        <w:rPr>
+          <w:b/>
+        </w:rPr>
+        <w:t>FDI), fixed effects and pooled OLS. Each fiscal ratio is reported with its coefficient, standard error, t-statistic and p-value under each of the two specifications described in Section 5.1.</w:t>
       </w:r>
     </w:p>
     <w:tbl>
@@ -28078,8 +28428,16 @@
         <w:jc w:val="both"/>
       </w:pPr>
       <w:r>
-        <w:t>For growth, the fixed-effects specification (n = 50, within R² = 0.689, F(5,35) = 15.53, p &lt; 0.001) is dominated by the COVID dummy, which is large, negative and robust to every method of inference (-13.783; p = 0.003 under the wild cluster bootstrap), consistent with the roughly 14-percentage-point growth collapse the panel records in FY 2020-21. Among the fiscal variables the picture depends on how the standard errors are computed, and Section 6.7 sets the comparison out in full. Debt is positive and significant under every method (+1.097; cluster-robust p = 0.001, bootstrap p = 0.020), as is own tax revenue (+4.083; bootstrap p = 0.028). The fiscal deficit coefficient is negative and sizeable (-2.172) and significant under Driscoll-Kraay (p = 0.031), but it does not survive either cluster-robust inference (p = 0.310) or the bootstrap (p = 0.448), and the paper therefore does not claim a deficit-growth effect. Unlike Model 1, the poolability test for the growth equation does not reject pooling (F(9,35) = 0.82, p = 0.603), meaning the state fixed effects contribute comparatively little explanatory power once the fiscal variables and the COVID dummy are already in the equation.</w:t>
+        <w:t>For growth, the fixed-effects specification (n = 50, within R² = 0.689, F(5,35) = 15.53, p &lt; 0.001) is dominated by the COVID dummy, which is large, negative and robust to every method of inference (-13.783; p = 0.003 under the wild cluster bootstrap), consistent with the roughly 14-percentage-point growth collapse the panel records in FY 2020-21. Among the fiscal variables the picture depends on how the standard errors are computed, and Section 6.7 sets the comparison out in full. Within this specification debt is positive and significant under every method (+1.097; cluster-robust p = 0.001, bootstrap p = 0.020), and own tax revenue under the two methods appropriate at ten clusters (+4.083; cluster-robust p = 0.045, bootstrap p = 0.028) though not under Driscoll-Kraay (p = 0.101). Both results depend on the COVID dummy being an adequate control for common time variation, and Table 23b shows that it is not: under full year fixed effects the own tax revenue coefficient disappears and the debt coefficient reverses sign. Neither is claimed as a finding of this paper, and the discussion in Sections 6.7 and 8 proceeds on that basis. The fiscal deficit coefficient is negative and sizeable (-2.172) and significant under Driscoll-Kraay (p = 0.031), but it does not survive either cluster-robust inference (p = 0.310) or the bootstrap (p = 0.448). Unlike Model 1, the poolability test for the growth equation does not reject pooling (F(9,35) = 0.82, p = 0.603), meaning the state fixed effects contribute comparatively little explanatory power once the fiscal variables and the COVID dummy are already in the equation.</w:t>
       </w:r>
+      <w:proofErr w:type="gramStart"/>
+      <w:r/>
+      <w:proofErr w:type="gramEnd"/>
+      <w:r/>
+      <w:proofErr w:type="gramStart"/>
+      <w:r/>
+      <w:proofErr w:type="gramEnd"/>
+      <w:r/>
     </w:p>
     <w:p>
       <w:pPr>
@@ -29547,8 +29905,12 @@
         <w:jc w:val="both"/>
       </w:pPr>
       <w:r>
-        <w:t>The pooled growth specification (n = 50, R² = 0.641, F(7,42) = 10.70, p &lt; 0.001) is dominated by the COVID dummy (-12.662, p &lt; 0.001); none of the four fiscal variables reach significance in this cross-state form, own tax revenue coming closest (1.627, p = 0.071). H2's support therefore comes specifically from the within-state, fixed-effects estimates, and specifically from debt and own tax revenue rather than from the deficit. That is the mirror image of the debt-FDI pattern in Model 1, where the cross-state dimension carries the result and the within-state dimension does not.</w:t>
+        <w:t>The pooled growth specification (n = 50, R² = 0.641, F(7,42) = 10.70, p &lt; 0.001) is dominated by the COVID dummy (-12.662, p &lt; 0.001); none of the four fiscal variables reach significance in this cross-state form, own tax revenue coming closest (1.627, p = 0.071). That null is what Section 6.1's variance decomposition predicts rather than a substantive result, since under two per cent of the variation in GSDP growth is between states at all, leaving the cross-state specification almost nothing to explain. H2 therefore had to rest on the within-state estimates, and Table 23b shows those do not survive a full set of year effects. We report H2 as unsupported by this panel: over a five-year window containing the pandemic, with ten states, the growth equation cannot separate a fiscal effect from the common time path every state shares.</w:t>
       </w:r>
+      <w:proofErr w:type="gramStart"/>
+      <w:r/>
+      <w:proofErr w:type="gramEnd"/>
+      <w:r/>
     </w:p>
     <w:p>
       <w:pPr>
@@ -30783,8 +31145,7 @@
         <w:t xml:space="preserve">The table below reports the within-state deficit and debt coefficients from Model 1 under three perturbations of the sample, to check whether the fixed-effects result is being driven by a single year or a single state. Dropping the COVID year (n = 39) leaves both coefficients stable in sign and significance </w:t>
       </w:r>
       <w:r>
-        <w:lastRenderedPageBreak/>
-        <w:t>(deficit 0.802, p = 0.017; debt 0.324, p = 0.002). Dropping Uttar Pradesh (n = 45) barely moves either estimate (deficit 0.532, p &lt; 0.001; debt 0.366, p &lt; 0.001), which matters because it shows the left-censoring in UP's FDI series is not driving the within-state result. Dropping Jharkhand (n = 43), by contrast, flips the deficit coefficient's sign and removes its significance entirely (-0.310, p = 0.141), while the debt coefficient survives, smaller but still significant (0.182, p = 0.015). Jharkhand alone is therefore responsible for a meaningful share of the within-state deficit-FDI pattern; Section 7.3 examines why.</w:t>
+        <w:t>(deficit 0.802, p = 0.017; debt 0.324, p = 0.002). Dropping Uttar Pradesh (n = 45) barely moves either estimate (deficit 0.532, p &lt; 0.001; debt 0.366, p &lt; 0.001), which matters because it shows the left-censoring in UP's FDI series is not driving the within-state result. Dropping Jharkhand (n = 43), by contrast, flips the deficit coefficient's sign and removes its significance entirely (-0.310, p = 0.141), while the debt coefficient survives, smaller but still significant (0.182, p = 0.015). Jharkhand alone is therefore responsible for a meaningful share of the within-state deficit-FDI pattern; Section 7.3 examines why. That pattern is not one the paper leans on in any case: the within-state deficit coefficient does not survive cluster-robust or bootstrap inference (Table 34), so its fragility across subsamples is consistent with the verdict recorded there rather than additional to it.</w:t>
       </w:r>
     </w:p>
     <w:p>
@@ -31682,6 +32043,1215 @@
         </w:tc>
       </w:tr>
     </w:tbl>
+    <w:p>
+      <w:r>
+        <w:rPr>
+          <w:b w:val="0"/>
+          <w:i w:val="0"/>
+        </w:rPr>
+        <w:t>The table below reports the same robustness check for Model 2 (GSDP growth), since Table 23 covers only Model 1. Dropping Jharkhand collapses the fiscal-deficit coefficient from -2.172 (p = 0.031) to -0.424 (p = 0.459), the same fragility pattern documented for Model 1; dropping the COVID year has a similar, if smaller, effect. The debt coefficient is more stable, remaining significant at the 5 per cent level in three of the four perturbations. This is consistent with, and reinforces, Section 6.7's decision to base the growth finding on debt and own tax revenue rather than on the fiscal deficit once the wild cluster bootstrap is applied.</w:t>
+      </w:r>
+    </w:p>
+    <w:p>
+      <w:r>
+        <w:rPr>
+          <w:b/>
+          <w:i w:val="0"/>
+        </w:rPr>
+        <w:t>Table 23a. Robustness of Model 2 (GSDP growth) within-state coefficients across the same four subsamples as Table 23.</w:t>
+      </w:r>
+    </w:p>
+    <w:tbl>
+      <w:tblPr>
+        <w:tblStyle w:val="TableGrid"/>
+        <w:tblW w:type="auto" w:w="0"/>
+        <w:tblLook w:firstColumn="1" w:firstRow="1" w:lastColumn="0" w:lastRow="0" w:noHBand="0" w:noVBand="1" w:val="04A0"/>
+      </w:tblPr>
+      <w:tblGrid>
+        <w:gridCol w:w="907"/>
+        <w:gridCol w:w="907"/>
+        <w:gridCol w:w="907"/>
+        <w:gridCol w:w="907"/>
+        <w:gridCol w:w="907"/>
+        <w:gridCol w:w="907"/>
+        <w:gridCol w:w="907"/>
+        <w:gridCol w:w="907"/>
+        <w:gridCol w:w="907"/>
+        <w:gridCol w:w="907"/>
+      </w:tblGrid>
+      <w:tr>
+        <w:tc>
+          <w:tcPr>
+            <w:tcW w:type="dxa" w:w="907"/>
+          </w:tcPr>
+          <w:p>
+            <w:r/>
+            <w:r>
+              <w:rPr>
+                <w:b/>
+              </w:rPr>
+              <w:t>Specification</w:t>
+            </w:r>
+          </w:p>
+        </w:tc>
+        <w:tc>
+          <w:tcPr>
+            <w:tcW w:type="dxa" w:w="907"/>
+          </w:tcPr>
+          <w:p>
+            <w:r/>
+            <w:r>
+              <w:rPr>
+                <w:b/>
+              </w:rPr>
+              <w:t>n</w:t>
+            </w:r>
+          </w:p>
+        </w:tc>
+        <w:tc>
+          <w:tcPr>
+            <w:tcW w:type="dxa" w:w="907"/>
+          </w:tcPr>
+          <w:p>
+            <w:r/>
+            <w:r>
+              <w:rPr>
+                <w:b/>
+              </w:rPr>
+              <w:t>fd_coef</w:t>
+            </w:r>
+          </w:p>
+        </w:tc>
+        <w:tc>
+          <w:tcPr>
+            <w:tcW w:type="dxa" w:w="907"/>
+          </w:tcPr>
+          <w:p>
+            <w:r/>
+            <w:r>
+              <w:rPr>
+                <w:b/>
+              </w:rPr>
+              <w:t>fd_p</w:t>
+            </w:r>
+          </w:p>
+        </w:tc>
+        <w:tc>
+          <w:tcPr>
+            <w:tcW w:type="dxa" w:w="907"/>
+          </w:tcPr>
+          <w:p>
+            <w:r/>
+            <w:r>
+              <w:rPr>
+                <w:b/>
+              </w:rPr>
+              <w:t>debt_coef</w:t>
+            </w:r>
+          </w:p>
+        </w:tc>
+        <w:tc>
+          <w:tcPr>
+            <w:tcW w:type="dxa" w:w="907"/>
+          </w:tcPr>
+          <w:p>
+            <w:r/>
+            <w:r>
+              <w:rPr>
+                <w:b/>
+              </w:rPr>
+              <w:t>debt_p</w:t>
+            </w:r>
+          </w:p>
+        </w:tc>
+        <w:tc>
+          <w:tcPr>
+            <w:tcW w:type="dxa" w:w="907"/>
+          </w:tcPr>
+          <w:p>
+            <w:r/>
+            <w:r>
+              <w:rPr>
+                <w:b/>
+              </w:rPr>
+              <w:t>otr_coef</w:t>
+            </w:r>
+          </w:p>
+        </w:tc>
+        <w:tc>
+          <w:tcPr>
+            <w:tcW w:type="dxa" w:w="907"/>
+          </w:tcPr>
+          <w:p>
+            <w:r/>
+            <w:r>
+              <w:rPr>
+                <w:b/>
+              </w:rPr>
+              <w:t>otr_p</w:t>
+            </w:r>
+          </w:p>
+        </w:tc>
+        <w:tc>
+          <w:tcPr>
+            <w:tcW w:type="dxa" w:w="907"/>
+          </w:tcPr>
+          <w:p>
+            <w:r/>
+            <w:r>
+              <w:rPr>
+                <w:b/>
+              </w:rPr>
+              <w:t>capex_coef</w:t>
+            </w:r>
+          </w:p>
+        </w:tc>
+        <w:tc>
+          <w:tcPr>
+            <w:tcW w:type="dxa" w:w="907"/>
+          </w:tcPr>
+          <w:p>
+            <w:r/>
+            <w:r>
+              <w:rPr>
+                <w:b/>
+              </w:rPr>
+              <w:t>capex_p</w:t>
+            </w:r>
+          </w:p>
+        </w:tc>
+      </w:tr>
+      <w:tr>
+        <w:tc>
+          <w:tcPr>
+            <w:tcW w:type="dxa" w:w="907"/>
+          </w:tcPr>
+          <w:p>
+            <w:r/>
+            <w:r>
+              <w:t>Baseline (all data)</w:t>
+            </w:r>
+          </w:p>
+        </w:tc>
+        <w:tc>
+          <w:tcPr>
+            <w:tcW w:type="dxa" w:w="907"/>
+          </w:tcPr>
+          <w:p>
+            <w:r/>
+            <w:r>
+              <w:t>50</w:t>
+            </w:r>
+          </w:p>
+        </w:tc>
+        <w:tc>
+          <w:tcPr>
+            <w:tcW w:type="dxa" w:w="907"/>
+          </w:tcPr>
+          <w:p>
+            <w:r/>
+            <w:r>
+              <w:t>-2.172</w:t>
+            </w:r>
+          </w:p>
+        </w:tc>
+        <w:tc>
+          <w:tcPr>
+            <w:tcW w:type="dxa" w:w="907"/>
+          </w:tcPr>
+          <w:p>
+            <w:r/>
+            <w:r>
+              <w:t>0.031</w:t>
+            </w:r>
+          </w:p>
+        </w:tc>
+        <w:tc>
+          <w:tcPr>
+            <w:tcW w:type="dxa" w:w="907"/>
+          </w:tcPr>
+          <w:p>
+            <w:r/>
+            <w:r>
+              <w:t>1.097</w:t>
+            </w:r>
+          </w:p>
+        </w:tc>
+        <w:tc>
+          <w:tcPr>
+            <w:tcW w:type="dxa" w:w="907"/>
+          </w:tcPr>
+          <w:p>
+            <w:r/>
+            <w:r>
+              <w:t>0.028</w:t>
+            </w:r>
+          </w:p>
+        </w:tc>
+        <w:tc>
+          <w:tcPr>
+            <w:tcW w:type="dxa" w:w="907"/>
+          </w:tcPr>
+          <w:p>
+            <w:r/>
+            <w:r>
+              <w:t>4.083</w:t>
+            </w:r>
+          </w:p>
+        </w:tc>
+        <w:tc>
+          <w:tcPr>
+            <w:tcW w:type="dxa" w:w="907"/>
+          </w:tcPr>
+          <w:p>
+            <w:r/>
+            <w:r>
+              <w:t>0.101</w:t>
+            </w:r>
+          </w:p>
+        </w:tc>
+        <w:tc>
+          <w:tcPr>
+            <w:tcW w:type="dxa" w:w="907"/>
+          </w:tcPr>
+          <w:p>
+            <w:r/>
+            <w:r>
+              <w:t>-0.356</w:t>
+            </w:r>
+          </w:p>
+        </w:tc>
+        <w:tc>
+          <w:tcPr>
+            <w:tcW w:type="dxa" w:w="907"/>
+          </w:tcPr>
+          <w:p>
+            <w:r/>
+            <w:r>
+              <w:t>0.775</w:t>
+            </w:r>
+          </w:p>
+        </w:tc>
+      </w:tr>
+      <w:tr>
+        <w:tc>
+          <w:tcPr>
+            <w:tcW w:type="dxa" w:w="907"/>
+          </w:tcPr>
+          <w:p>
+            <w:r/>
+            <w:r>
+              <w:t>Excl. COVID year (FY2020-21)</w:t>
+            </w:r>
+          </w:p>
+        </w:tc>
+        <w:tc>
+          <w:tcPr>
+            <w:tcW w:type="dxa" w:w="907"/>
+          </w:tcPr>
+          <w:p>
+            <w:r/>
+            <w:r>
+              <w:t>40</w:t>
+            </w:r>
+          </w:p>
+        </w:tc>
+        <w:tc>
+          <w:tcPr>
+            <w:tcW w:type="dxa" w:w="907"/>
+          </w:tcPr>
+          <w:p>
+            <w:r/>
+            <w:r>
+              <w:t>-1.968</w:t>
+            </w:r>
+          </w:p>
+        </w:tc>
+        <w:tc>
+          <w:tcPr>
+            <w:tcW w:type="dxa" w:w="907"/>
+          </w:tcPr>
+          <w:p>
+            <w:r/>
+            <w:r>
+              <w:t>0.177</w:t>
+            </w:r>
+          </w:p>
+        </w:tc>
+        <w:tc>
+          <w:tcPr>
+            <w:tcW w:type="dxa" w:w="907"/>
+          </w:tcPr>
+          <w:p>
+            <w:r/>
+            <w:r>
+              <w:t>1.604</w:t>
+            </w:r>
+          </w:p>
+        </w:tc>
+        <w:tc>
+          <w:tcPr>
+            <w:tcW w:type="dxa" w:w="907"/>
+          </w:tcPr>
+          <w:p>
+            <w:r/>
+            <w:r>
+              <w:t>0.053</w:t>
+            </w:r>
+          </w:p>
+        </w:tc>
+        <w:tc>
+          <w:tcPr>
+            <w:tcW w:type="dxa" w:w="907"/>
+          </w:tcPr>
+          <w:p>
+            <w:r/>
+            <w:r>
+              <w:t>5.651</w:t>
+            </w:r>
+          </w:p>
+        </w:tc>
+        <w:tc>
+          <w:tcPr>
+            <w:tcW w:type="dxa" w:w="907"/>
+          </w:tcPr>
+          <w:p>
+            <w:r/>
+            <w:r>
+              <w:t>0.082</w:t>
+            </w:r>
+          </w:p>
+        </w:tc>
+        <w:tc>
+          <w:tcPr>
+            <w:tcW w:type="dxa" w:w="907"/>
+          </w:tcPr>
+          <w:p>
+            <w:r/>
+            <w:r>
+              <w:t>-1.429</w:t>
+            </w:r>
+          </w:p>
+        </w:tc>
+        <w:tc>
+          <w:tcPr>
+            <w:tcW w:type="dxa" w:w="907"/>
+          </w:tcPr>
+          <w:p>
+            <w:r/>
+            <w:r>
+              <w:t>0.113</w:t>
+            </w:r>
+          </w:p>
+        </w:tc>
+      </w:tr>
+      <w:tr>
+        <w:tc>
+          <w:tcPr>
+            <w:tcW w:type="dxa" w:w="907"/>
+          </w:tcPr>
+          <w:p>
+            <w:r/>
+            <w:r>
+              <w:t>Excl. Jharkhand</w:t>
+            </w:r>
+          </w:p>
+        </w:tc>
+        <w:tc>
+          <w:tcPr>
+            <w:tcW w:type="dxa" w:w="907"/>
+          </w:tcPr>
+          <w:p>
+            <w:r/>
+            <w:r>
+              <w:t>45</w:t>
+            </w:r>
+          </w:p>
+        </w:tc>
+        <w:tc>
+          <w:tcPr>
+            <w:tcW w:type="dxa" w:w="907"/>
+          </w:tcPr>
+          <w:p>
+            <w:r/>
+            <w:r>
+              <w:t>-0.424</w:t>
+            </w:r>
+          </w:p>
+        </w:tc>
+        <w:tc>
+          <w:tcPr>
+            <w:tcW w:type="dxa" w:w="907"/>
+          </w:tcPr>
+          <w:p>
+            <w:r/>
+            <w:r>
+              <w:t>0.459</w:t>
+            </w:r>
+          </w:p>
+        </w:tc>
+        <w:tc>
+          <w:tcPr>
+            <w:tcW w:type="dxa" w:w="907"/>
+          </w:tcPr>
+          <w:p>
+            <w:r/>
+            <w:r>
+              <w:t>1.608</w:t>
+            </w:r>
+          </w:p>
+        </w:tc>
+        <w:tc>
+          <w:tcPr>
+            <w:tcW w:type="dxa" w:w="907"/>
+          </w:tcPr>
+          <w:p>
+            <w:r/>
+            <w:r>
+              <w:t>0.001</w:t>
+            </w:r>
+          </w:p>
+        </w:tc>
+        <w:tc>
+          <w:tcPr>
+            <w:tcW w:type="dxa" w:w="907"/>
+          </w:tcPr>
+          <w:p>
+            <w:r/>
+            <w:r>
+              <w:t>2.698</w:t>
+            </w:r>
+          </w:p>
+        </w:tc>
+        <w:tc>
+          <w:tcPr>
+            <w:tcW w:type="dxa" w:w="907"/>
+          </w:tcPr>
+          <w:p>
+            <w:r/>
+            <w:r>
+              <w:t>0.155</w:t>
+            </w:r>
+          </w:p>
+        </w:tc>
+        <w:tc>
+          <w:tcPr>
+            <w:tcW w:type="dxa" w:w="907"/>
+          </w:tcPr>
+          <w:p>
+            <w:r/>
+            <w:r>
+              <w:t>0.548</w:t>
+            </w:r>
+          </w:p>
+        </w:tc>
+        <w:tc>
+          <w:tcPr>
+            <w:tcW w:type="dxa" w:w="907"/>
+          </w:tcPr>
+          <w:p>
+            <w:r/>
+            <w:r>
+              <w:t>0.538</w:t>
+            </w:r>
+          </w:p>
+        </w:tc>
+      </w:tr>
+      <w:tr>
+        <w:tc>
+          <w:tcPr>
+            <w:tcW w:type="dxa" w:w="907"/>
+          </w:tcPr>
+          <w:p>
+            <w:r/>
+            <w:r>
+              <w:t>Excl. Uttar Pradesh</w:t>
+            </w:r>
+          </w:p>
+        </w:tc>
+        <w:tc>
+          <w:tcPr>
+            <w:tcW w:type="dxa" w:w="907"/>
+          </w:tcPr>
+          <w:p>
+            <w:r/>
+            <w:r>
+              <w:t>45</w:t>
+            </w:r>
+          </w:p>
+        </w:tc>
+        <w:tc>
+          <w:tcPr>
+            <w:tcW w:type="dxa" w:w="907"/>
+          </w:tcPr>
+          <w:p>
+            <w:r/>
+            <w:r>
+              <w:t>-5.078</w:t>
+            </w:r>
+          </w:p>
+        </w:tc>
+        <w:tc>
+          <w:tcPr>
+            <w:tcW w:type="dxa" w:w="907"/>
+          </w:tcPr>
+          <w:p>
+            <w:r/>
+            <w:r>
+              <w:t>0.001</w:t>
+            </w:r>
+          </w:p>
+        </w:tc>
+        <w:tc>
+          <w:tcPr>
+            <w:tcW w:type="dxa" w:w="907"/>
+          </w:tcPr>
+          <w:p>
+            <w:r/>
+            <w:r>
+              <w:t>1.477</w:t>
+            </w:r>
+          </w:p>
+        </w:tc>
+        <w:tc>
+          <w:tcPr>
+            <w:tcW w:type="dxa" w:w="907"/>
+          </w:tcPr>
+          <w:p>
+            <w:r/>
+            <w:r>
+              <w:t>0.001</w:t>
+            </w:r>
+          </w:p>
+        </w:tc>
+        <w:tc>
+          <w:tcPr>
+            <w:tcW w:type="dxa" w:w="907"/>
+          </w:tcPr>
+          <w:p>
+            <w:r/>
+            <w:r>
+              <w:t>2.520</w:t>
+            </w:r>
+          </w:p>
+        </w:tc>
+        <w:tc>
+          <w:tcPr>
+            <w:tcW w:type="dxa" w:w="907"/>
+          </w:tcPr>
+          <w:p>
+            <w:r/>
+            <w:r>
+              <w:t>0.003</w:t>
+            </w:r>
+          </w:p>
+        </w:tc>
+        <w:tc>
+          <w:tcPr>
+            <w:tcW w:type="dxa" w:w="907"/>
+          </w:tcPr>
+          <w:p>
+            <w:r/>
+            <w:r>
+              <w:t>-0.202</w:t>
+            </w:r>
+          </w:p>
+        </w:tc>
+        <w:tc>
+          <w:tcPr>
+            <w:tcW w:type="dxa" w:w="907"/>
+          </w:tcPr>
+          <w:p>
+            <w:r/>
+            <w:r>
+              <w:t>0.921</w:t>
+            </w:r>
+          </w:p>
+        </w:tc>
+      </w:tr>
+    </w:tbl>
+    <w:p>
+      <w:r>
+        <w:rPr>
+          <w:b w:val="0"/>
+        </w:rPr>
+        <w:t>Both models so far absorb time with a single dummy for FY 2020-21. That is a strong restriction, and the panel gives us a way to test it. A dummy removes the level of the pandemic year and nothing else, whereas the ten states share a whole time path: growth averages 7.2 per cent in FY 2019-20, -0.9 in FY 2020-21, then 19.5, 14.5 and 11.7 in the three years after, while average debt peaks at 31.7 per cent of GSDP in the pandemic year and settles around 28 thereafter, above its pre-pandemic 27.3. The FY 2021-22 rebound is therefore left in the error term by a COVID dummy, in a year when debt is still elevated. Replacing the dummy with a full set of year fixed effects absorbs the entire common path instead. The table below re-estimates both models that way. The COVID dummy is collinear with year effects and drops out by construction.</w:t>
+      </w:r>
+    </w:p>
+    <w:p>
+      <w:r>
+        <w:rPr>
+          <w:b/>
+        </w:rPr>
+        <w:t>Table 23b. Within-state coefficients under a single COVID dummy against a full set of year fixed effects, both models. Cluster-robust and wild cluster bootstrap p-values are reported for the two-way specification, the bootstrap being the reference distribution this paper defers to at ten clusters.</w:t>
+      </w:r>
+    </w:p>
+    <w:tbl>
+      <w:tblPr>
+        <w:tblStyle w:val="TableGrid"/>
+        <w:tblW w:type="auto" w:w="0"/>
+        <w:tblLook w:firstColumn="1" w:firstRow="1" w:lastColumn="0" w:lastRow="0" w:noHBand="0" w:noVBand="1" w:val="04A0"/>
+      </w:tblPr>
+      <w:tblGrid>
+        <w:gridCol w:w="1008"/>
+        <w:gridCol w:w="1008"/>
+        <w:gridCol w:w="1008"/>
+        <w:gridCol w:w="1008"/>
+        <w:gridCol w:w="1008"/>
+        <w:gridCol w:w="1008"/>
+        <w:gridCol w:w="1008"/>
+        <w:gridCol w:w="1008"/>
+        <w:gridCol w:w="1008"/>
+      </w:tblGrid>
+      <w:tr>
+        <w:tc>
+          <w:tcPr>
+            <w:tcW w:type="dxa" w:w="1008"/>
+          </w:tcPr>
+          <w:p>
+            <w:r/>
+            <w:r>
+              <w:rPr>
+                <w:b/>
+              </w:rPr>
+              <w:t>Regressor</w:t>
+            </w:r>
+          </w:p>
+        </w:tc>
+        <w:tc>
+          <w:tcPr>
+            <w:tcW w:type="dxa" w:w="1008"/>
+          </w:tcPr>
+          <w:p>
+            <w:r/>
+            <w:r>
+              <w:rPr>
+                <w:b/>
+              </w:rPr>
+              <w:t>M1 one-way coef</w:t>
+            </w:r>
+          </w:p>
+        </w:tc>
+        <w:tc>
+          <w:tcPr>
+            <w:tcW w:type="dxa" w:w="1008"/>
+          </w:tcPr>
+          <w:p>
+            <w:r/>
+            <w:r>
+              <w:rPr>
+                <w:b/>
+              </w:rPr>
+              <w:t>M1 one-way p</w:t>
+            </w:r>
+          </w:p>
+        </w:tc>
+        <w:tc>
+          <w:tcPr>
+            <w:tcW w:type="dxa" w:w="1008"/>
+          </w:tcPr>
+          <w:p>
+            <w:r/>
+            <w:r>
+              <w:rPr>
+                <w:b/>
+              </w:rPr>
+              <w:t>M1 two-way coef</w:t>
+            </w:r>
+          </w:p>
+        </w:tc>
+        <w:tc>
+          <w:tcPr>
+            <w:tcW w:type="dxa" w:w="1008"/>
+          </w:tcPr>
+          <w:p>
+            <w:r/>
+            <w:r>
+              <w:rPr>
+                <w:b/>
+              </w:rPr>
+              <w:t>M1 two-way p (cluster / wild)</w:t>
+            </w:r>
+          </w:p>
+        </w:tc>
+        <w:tc>
+          <w:tcPr>
+            <w:tcW w:type="dxa" w:w="1008"/>
+          </w:tcPr>
+          <w:p>
+            <w:r/>
+            <w:r>
+              <w:rPr>
+                <w:b/>
+              </w:rPr>
+              <w:t>M2 one-way coef</w:t>
+            </w:r>
+          </w:p>
+        </w:tc>
+        <w:tc>
+          <w:tcPr>
+            <w:tcW w:type="dxa" w:w="1008"/>
+          </w:tcPr>
+          <w:p>
+            <w:r/>
+            <w:r>
+              <w:rPr>
+                <w:b/>
+              </w:rPr>
+              <w:t>M2 one-way p</w:t>
+            </w:r>
+          </w:p>
+        </w:tc>
+        <w:tc>
+          <w:tcPr>
+            <w:tcW w:type="dxa" w:w="1008"/>
+          </w:tcPr>
+          <w:p>
+            <w:r/>
+            <w:r>
+              <w:rPr>
+                <w:b/>
+              </w:rPr>
+              <w:t>M2 two-way coef</w:t>
+            </w:r>
+          </w:p>
+        </w:tc>
+        <w:tc>
+          <w:tcPr>
+            <w:tcW w:type="dxa" w:w="1008"/>
+          </w:tcPr>
+          <w:p>
+            <w:r/>
+            <w:r>
+              <w:rPr>
+                <w:b/>
+              </w:rPr>
+              <w:t>M2 two-way p (cluster / wild)</w:t>
+            </w:r>
+          </w:p>
+        </w:tc>
+      </w:tr>
+      <w:tr>
+        <w:tc>
+          <w:tcPr>
+            <w:tcW w:type="dxa" w:w="1008"/>
+          </w:tcPr>
+          <w:p>
+            <w:r/>
+            <w:r>
+              <w:t>Fiscal deficit</w:t>
+            </w:r>
+          </w:p>
+        </w:tc>
+        <w:tc>
+          <w:tcPr>
+            <w:tcW w:type="dxa" w:w="1008"/>
+          </w:tcPr>
+          <w:p>
+            <w:r/>
+            <w:r>
+              <w:t>+0.566</w:t>
+            </w:r>
+          </w:p>
+        </w:tc>
+        <w:tc>
+          <w:tcPr>
+            <w:tcW w:type="dxa" w:w="1008"/>
+          </w:tcPr>
+          <w:p>
+            <w:r/>
+            <w:r>
+              <w:t>0.264</w:t>
+            </w:r>
+          </w:p>
+        </w:tc>
+        <w:tc>
+          <w:tcPr>
+            <w:tcW w:type="dxa" w:w="1008"/>
+          </w:tcPr>
+          <w:p>
+            <w:r/>
+            <w:r>
+              <w:t>+0.678</w:t>
+            </w:r>
+          </w:p>
+        </w:tc>
+        <w:tc>
+          <w:tcPr>
+            <w:tcW w:type="dxa" w:w="1008"/>
+          </w:tcPr>
+          <w:p>
+            <w:r/>
+            <w:r>
+              <w:t>0.154 / 0.274</w:t>
+            </w:r>
+          </w:p>
+        </w:tc>
+        <w:tc>
+          <w:tcPr>
+            <w:tcW w:type="dxa" w:w="1008"/>
+          </w:tcPr>
+          <w:p>
+            <w:r/>
+            <w:r>
+              <w:t>-2.172</w:t>
+            </w:r>
+          </w:p>
+        </w:tc>
+        <w:tc>
+          <w:tcPr>
+            <w:tcW w:type="dxa" w:w="1008"/>
+          </w:tcPr>
+          <w:p>
+            <w:r/>
+            <w:r>
+              <w:t>0.310</w:t>
+            </w:r>
+          </w:p>
+        </w:tc>
+        <w:tc>
+          <w:tcPr>
+            <w:tcW w:type="dxa" w:w="1008"/>
+          </w:tcPr>
+          <w:p>
+            <w:r/>
+            <w:r>
+              <w:t>+0.348</w:t>
+            </w:r>
+          </w:p>
+        </w:tc>
+        <w:tc>
+          <w:tcPr>
+            <w:tcW w:type="dxa" w:w="1008"/>
+          </w:tcPr>
+          <w:p>
+            <w:r/>
+            <w:r>
+              <w:t>0.303 / 0.448</w:t>
+            </w:r>
+          </w:p>
+        </w:tc>
+      </w:tr>
+      <w:tr>
+        <w:tc>
+          <w:tcPr>
+            <w:tcW w:type="dxa" w:w="1008"/>
+          </w:tcPr>
+          <w:p>
+            <w:r/>
+            <w:r>
+              <w:t>Debt-to-GSDP</w:t>
+            </w:r>
+          </w:p>
+        </w:tc>
+        <w:tc>
+          <w:tcPr>
+            <w:tcW w:type="dxa" w:w="1008"/>
+          </w:tcPr>
+          <w:p>
+            <w:r/>
+            <w:r>
+              <w:t>+0.353</w:t>
+            </w:r>
+          </w:p>
+        </w:tc>
+        <w:tc>
+          <w:tcPr>
+            <w:tcW w:type="dxa" w:w="1008"/>
+          </w:tcPr>
+          <w:p>
+            <w:r/>
+            <w:r>
+              <w:t>0.000</w:t>
+            </w:r>
+          </w:p>
+        </w:tc>
+        <w:tc>
+          <w:tcPr>
+            <w:tcW w:type="dxa" w:w="1008"/>
+          </w:tcPr>
+          <w:p>
+            <w:r/>
+            <w:r>
+              <w:t>+0.332</w:t>
+            </w:r>
+          </w:p>
+        </w:tc>
+        <w:tc>
+          <w:tcPr>
+            <w:tcW w:type="dxa" w:w="1008"/>
+          </w:tcPr>
+          <w:p>
+            <w:r/>
+            <w:r>
+              <w:t>0.098 / 0.234</w:t>
+            </w:r>
+          </w:p>
+        </w:tc>
+        <w:tc>
+          <w:tcPr>
+            <w:tcW w:type="dxa" w:w="1008"/>
+          </w:tcPr>
+          <w:p>
+            <w:r/>
+            <w:r>
+              <w:t>+1.097</w:t>
+            </w:r>
+          </w:p>
+        </w:tc>
+        <w:tc>
+          <w:tcPr>
+            <w:tcW w:type="dxa" w:w="1008"/>
+          </w:tcPr>
+          <w:p>
+            <w:r/>
+            <w:r>
+              <w:t>0.001</w:t>
+            </w:r>
+          </w:p>
+        </w:tc>
+        <w:tc>
+          <w:tcPr>
+            <w:tcW w:type="dxa" w:w="1008"/>
+          </w:tcPr>
+          <w:p>
+            <w:r/>
+            <w:r>
+              <w:t>-0.689</w:t>
+            </w:r>
+          </w:p>
+        </w:tc>
+        <w:tc>
+          <w:tcPr>
+            <w:tcW w:type="dxa" w:w="1008"/>
+          </w:tcPr>
+          <w:p>
+            <w:r/>
+            <w:r>
+              <w:t>0.019 / 0.086</w:t>
+            </w:r>
+          </w:p>
+        </w:tc>
+      </w:tr>
+      <w:tr>
+        <w:tc>
+          <w:tcPr>
+            <w:tcW w:type="dxa" w:w="1008"/>
+          </w:tcPr>
+          <w:p>
+            <w:r/>
+            <w:r>
+              <w:t>Own tax revenue</w:t>
+            </w:r>
+          </w:p>
+        </w:tc>
+        <w:tc>
+          <w:tcPr>
+            <w:tcW w:type="dxa" w:w="1008"/>
+          </w:tcPr>
+          <w:p>
+            <w:r/>
+            <w:r>
+              <w:t>+0.107</w:t>
+            </w:r>
+          </w:p>
+        </w:tc>
+        <w:tc>
+          <w:tcPr>
+            <w:tcW w:type="dxa" w:w="1008"/>
+          </w:tcPr>
+          <w:p>
+            <w:r/>
+            <w:r>
+              <w:t>0.810</w:t>
+            </w:r>
+          </w:p>
+        </w:tc>
+        <w:tc>
+          <w:tcPr>
+            <w:tcW w:type="dxa" w:w="1008"/>
+          </w:tcPr>
+          <w:p>
+            <w:r/>
+            <w:r>
+              <w:t>-0.262</w:t>
+            </w:r>
+          </w:p>
+        </w:tc>
+        <w:tc>
+          <w:tcPr>
+            <w:tcW w:type="dxa" w:w="1008"/>
+          </w:tcPr>
+          <w:p>
+            <w:r/>
+            <w:r>
+              <w:t>0.632 / 0.565</w:t>
+            </w:r>
+          </w:p>
+        </w:tc>
+        <w:tc>
+          <w:tcPr>
+            <w:tcW w:type="dxa" w:w="1008"/>
+          </w:tcPr>
+          <w:p>
+            <w:r/>
+            <w:r>
+              <w:t>+4.083</w:t>
+            </w:r>
+          </w:p>
+        </w:tc>
+        <w:tc>
+          <w:tcPr>
+            <w:tcW w:type="dxa" w:w="1008"/>
+          </w:tcPr>
+          <w:p>
+            <w:r/>
+            <w:r>
+              <w:t>0.045</w:t>
+            </w:r>
+          </w:p>
+        </w:tc>
+        <w:tc>
+          <w:tcPr>
+            <w:tcW w:type="dxa" w:w="1008"/>
+          </w:tcPr>
+          <w:p>
+            <w:r/>
+            <w:r>
+              <w:t>+0.896</w:t>
+            </w:r>
+          </w:p>
+        </w:tc>
+        <w:tc>
+          <w:tcPr>
+            <w:tcW w:type="dxa" w:w="1008"/>
+          </w:tcPr>
+          <w:p>
+            <w:r/>
+            <w:r>
+              <w:t>0.636 / 0.611</w:t>
+            </w:r>
+          </w:p>
+        </w:tc>
+      </w:tr>
+      <w:tr>
+        <w:tc>
+          <w:tcPr>
+            <w:tcW w:type="dxa" w:w="1008"/>
+          </w:tcPr>
+          <w:p>
+            <w:r/>
+            <w:r>
+              <w:t>Capital expenditure</w:t>
+            </w:r>
+          </w:p>
+        </w:tc>
+        <w:tc>
+          <w:tcPr>
+            <w:tcW w:type="dxa" w:w="1008"/>
+          </w:tcPr>
+          <w:p>
+            <w:r/>
+            <w:r>
+              <w:t>-0.173</w:t>
+            </w:r>
+          </w:p>
+        </w:tc>
+        <w:tc>
+          <w:tcPr>
+            <w:tcW w:type="dxa" w:w="1008"/>
+          </w:tcPr>
+          <w:p>
+            <w:r/>
+            <w:r>
+              <w:t>0.686</w:t>
+            </w:r>
+          </w:p>
+        </w:tc>
+        <w:tc>
+          <w:tcPr>
+            <w:tcW w:type="dxa" w:w="1008"/>
+          </w:tcPr>
+          <w:p>
+            <w:r/>
+            <w:r>
+              <w:t>-0.265</w:t>
+            </w:r>
+          </w:p>
+        </w:tc>
+        <w:tc>
+          <w:tcPr>
+            <w:tcW w:type="dxa" w:w="1008"/>
+          </w:tcPr>
+          <w:p>
+            <w:r/>
+            <w:r>
+              <w:t>0.594 / 0.610</w:t>
+            </w:r>
+          </w:p>
+        </w:tc>
+        <w:tc>
+          <w:tcPr>
+            <w:tcW w:type="dxa" w:w="1008"/>
+          </w:tcPr>
+          <w:p>
+            <w:r/>
+            <w:r>
+              <w:t>-0.356</w:t>
+            </w:r>
+          </w:p>
+        </w:tc>
+        <w:tc>
+          <w:tcPr>
+            <w:tcW w:type="dxa" w:w="1008"/>
+          </w:tcPr>
+          <w:p>
+            <w:r/>
+            <w:r>
+              <w:t>0.827</w:t>
+            </w:r>
+          </w:p>
+        </w:tc>
+        <w:tc>
+          <w:tcPr>
+            <w:tcW w:type="dxa" w:w="1008"/>
+          </w:tcPr>
+          <w:p>
+            <w:r/>
+            <w:r>
+              <w:t>-2.050</w:t>
+            </w:r>
+          </w:p>
+        </w:tc>
+        <w:tc>
+          <w:tcPr>
+            <w:tcW w:type="dxa" w:w="1008"/>
+          </w:tcPr>
+          <w:p>
+            <w:r/>
+            <w:r>
+              <w:t>0.146 / 0.270</w:t>
+            </w:r>
+          </w:p>
+        </w:tc>
+      </w:tr>
+    </w:tbl>
+    <w:p>
+      <w:r>
+        <w:rPr>
+          <w:b w:val="0"/>
+        </w:rPr>
+        <w:t>For Model 1 the consequence is a loss of precision rather than a change of story. The within-state debt coefficient barely moves, from +0.353 to +0.332, but its p-value rises to 0.098 under cluster-robust inference and 0.234 under the bootstrap. It stays positive in all ten leave-one-state-out refits and significant at 5 per cent in only one of them. Restricted to FY 2021-22 onward, once the pandemic year and its immediate rebound are outside the window, the same coefficient turns negative, at -0.452 with a bootstrap p of 0.075. That is the pattern Section 7.1 argues for, and it is the reason this paper places no weight on the positive within-state estimate.</w:t>
+      </w:r>
+    </w:p>
+    <w:p>
+      <w:r>
+        <w:rPr>
+          <w:b w:val="0"/>
+        </w:rPr>
+        <w:t>For Model 2 the consequence is more serious and we report it plainly, because it revises a claim made in earlier drafts of this work. Under the COVID dummy, debt enters the growth equation at +1.097 and own tax revenue at +4.083, and both clear the bootstrap. Under year fixed effects, own tax revenue falls to +0.896 and is no longer distinguishable from zero (p = 0.61), while debt reverses sign to -0.689, cluster-robust p = 0.019 and bootstrap p = 0.086. The reversal is not fragile: debt is negative in all ten leave-one-state-out refits, ranging from -0.886 to -0.396, and significant at 5 per cent in eight of them. The positive debt-growth association reported under the COVID dummy is therefore an artefact of incomplete time controls, and specifically of assigning the FY 2021-22 rebound to the residual while debt was still elevated. The negative sign that replaces it points the way the prior literature does, but at a bootstrap p of 0.086 across fifty observations it is not a finding we claim either. What this panel supports is that its growth equation cannot identify a fiscal effect once common year shocks are removed, and Sections 6.7 and 8 are written accordingly. We note also that the 132-specification curve of Section 6.7 varies the estimator, the pandemic year, the controls, the transformation and the excluded state, but holds the time control fixed at a single dummy; Table 23b is the dimension it does not cover.</w:t>
+      </w:r>
+    </w:p>
     <w:p/>
     <w:p>
       <w:pPr>
@@ -31696,7 +33266,7 @@
         <w:jc w:val="both"/>
       </w:pPr>
       <w:r>
-        <w:t>The corrected specification (Section 5.2) restricts LASSO, Elastic Net and SHAP to the five time-varying fiscal regressors and estimates all three on the same 48 observations. With the penalty strength chosen by state-blocked cross-validation, LASSO settles at alpha = 0.106 and assigns debt-to-GSDP by far the largest standardised coefficient, -1.376, roughly two and a half times the size of the next-largest term, capital expenditure at -0.553. Elastic Net, at alpha = 0.131 and an l1-ratio of 0.7, agrees closely: debt -1.280, capital expenditure -0.562.</w:t>
+        <w:t>The corrected specification (Section 5.2) restricts LASSO, Elastic Net and SHAP to the five time-varying fiscal regressors and estimates all three on the same 48 observations. With the penalty strength chosen by state-blocked cross-validation, LASSO settles at alpha = 0.106 and assigns debt-to-GSDP by far the largest standardised coefficient, -1.376, roughly two and a half times the size of the next-largest term, the fiscal deficit at +0.563, with capital expenditure a close third at -0.553. Elastic Net, at alpha = 0.131 and an l1-ratio of 0.7, agrees closely on the leading variable: debt -1.280, with capital expenditure second at -0.562 and fiscal deficit third at +0.488.</w:t>
       </w:r>
     </w:p>
     <w:p>
@@ -32649,7 +34219,7 @@
         <w:jc w:val="both"/>
       </w:pPr>
       <w:r>
-        <w:t>The stability-selection exercise, by contrast, does not separate the five variables, and we report that plainly. Refitting LASSO over a grid of penalties on 500 five-state subsamples, every variable is retained in more than 94 per cent of subsamples at the cross-validated penalty, and the harshest penalty at which a variable is still retained in 80 per cent of subsamples is 0.667 for capital expenditure, 0.556 for both own tax revenue and debt, 0.321 for fiscal deficit and 0.268 for the COVID dummy. Debt does not lead on this metric. The reading we take is that selection and magnitude are different questions at this sample size: with five weakly correlated regressors and no strong penalty, all five are easy to retain, and what distinguishes debt is the size of its coefficient and its position on the path, not the mere fact of its retention. Presenting only the selection frequencies would overstate the evidence in a direction that happens to favour our own conclusion, which is why both are shown.</w:t>
+        <w:t>The stability-selection exercise, by contrast, does not separate the five variables, and we report that plainly. Refitting LASSO over a grid of penalties on 500 five-state subsamples, every variable is retained in at least 94 per cent of subsamples at the cross-validated penalty, and the harshest penalty at which a variable is still retained in 80 per cent of subsamples is 0.667 for capital expenditure, 0.556 for both own tax revenue and debt, 0.321 for fiscal deficit and 0.268 for the COVID dummy. Debt does not lead on this metric. The reading we take is that selection and magnitude are different questions at this sample size: with five weakly correlated regressors and no strong penalty, all five are easy to retain, and what distinguishes debt is the size of its coefficient and its position on the path, not the mere fact of its retention. Presenting only the selection frequencies would overstate the evidence in a direction that happens to favour our own conclusion, which is why both are shown.</w:t>
       </w:r>
     </w:p>
     <w:p>
@@ -33072,6 +34642,9 @@
       <w:r>
         <w:t>SHAP values from the corrected random forest (out-of-bag R² = 0.402) rank debt-to-GSDP first among the five predictors by a wide margin: mean |SHAP| = 1.029, against 0.219 for fiscal deficit, 0.208 for own tax revenue, 0.136 for capital expenditure, and an effectively negligible 0.007 for the COVID dummy.</w:t>
       </w:r>
+      <w:r>
+        <w:t xml:space="preserve"> These are contributions to the model's prediction, not causal effects or coefficient magnitudes; Section 8 states the paper's causal position for the study as a whole.</w:t>
+      </w:r>
     </w:p>
     <w:p>
       <w:pPr>
@@ -33395,10 +34968,7 @@
         <w:jc w:val="both"/>
       </w:pPr>
       <w:r>
-        <w:rPr>
-          <w:b/>
-        </w:rPr>
-        <w:t>Figure 19. SHAP summary plot, five fiscal predictors. Each dot is a single state-year. Its horizontal position gives that observation's SHAP value, the pull it exerted on predicted log FDI, and its colour gives the observation's value on the variable itself (red high, blue low). In the debt row the red dots sit to the left, on the negative side: high debt pushes predicted FDI down.</w:t>
+        <w:t>Figure 19. SHAP summary plot, five fiscal predictors. Each dot is a single state-year. Its horizontal position gives that observation's SHAP value, the pull it exerted on predicted log FDI, and its colour gives the observation's value on the variable itself (red high, blue low). In the debt row the red dots sit to the left, on the negative side: high debt pulls the model's predicted FDI downward.</w:t>
       </w:r>
     </w:p>
     <w:p>
@@ -34135,11 +35705,19 @@
             <w:pPr>
               <w:spacing w:before="20" w:after="20"/>
             </w:pPr>
-            <w:r>
-              <w:rPr>
-                <w:sz w:val="18"/>
-              </w:rPr>
-              <w:t>P(debt ranks first | outcome permuted)</w:t>
+            <w:proofErr w:type="gramStart"/>
+            <w:r>
+              <w:rPr>
+                <w:sz w:val="18"/>
+              </w:rPr>
+              <w:t>P(</w:t>
+            </w:r>
+            <w:proofErr w:type="gramEnd"/>
+            <w:r>
+              <w:rPr>
+                <w:sz w:val="18"/>
+              </w:rPr>
+              <w:t>debt ranks first | outcome permuted)</w:t>
             </w:r>
           </w:p>
         </w:tc>
@@ -34172,11 +35750,19 @@
             <w:pPr>
               <w:spacing w:before="20" w:after="20"/>
             </w:pPr>
-            <w:r>
-              <w:rPr>
-                <w:sz w:val="18"/>
-              </w:rPr>
-              <w:t>P(gap &gt;= observed | outcome permuted)</w:t>
+            <w:proofErr w:type="gramStart"/>
+            <w:r>
+              <w:rPr>
+                <w:sz w:val="18"/>
+              </w:rPr>
+              <w:t>P(</w:t>
+            </w:r>
+            <w:proofErr w:type="gramEnd"/>
+            <w:r>
+              <w:rPr>
+                <w:sz w:val="18"/>
+              </w:rPr>
+              <w:t>gap &gt;= observed | outcome permuted)</w:t>
             </w:r>
           </w:p>
         </w:tc>
@@ -35188,11 +36774,343 @@
       </w:r>
     </w:p>
     <w:p>
+      <w:r>
+        <w:rPr>
+          <w:b w:val="0"/>
+          <w:i w:val="0"/>
+        </w:rPr>
+        <w:t>None of the point estimates above comes with a sense of how much they would move under a different draw of the same ten states, so a cluster bootstrap was run on the leave-one-state-out figures: two hundred resamples of the ten states, drawn with replacement, each refitting every model and recomputing the leave-one-state-out R-squared. The resulting intervals are wide enough to include zero for every model, between eleven and twenty per cent of resamples in fact return a negative leave-one-state-out R-squared. This is the sharper way of saying what the point estimates already implied: forty-eight observations support a ranking of which method degrades least out of sample, not a claim that any of them predicts reliably.</w:t>
+      </w:r>
+    </w:p>
+    <w:p>
+      <w:r>
+        <w:rPr>
+          <w:b/>
+          <w:i w:val="0"/>
+        </w:rPr>
+        <w:t>Table 31a. Bootstrap 95 per cent confidence intervals for the leave-one-state-out out-of-sample R-squared of Table 31, two hundred state-cluster resamples.</w:t>
+      </w:r>
+    </w:p>
+    <w:tbl>
+      <w:tblPr>
+        <w:tblStyle w:val="TableGrid"/>
+        <w:tblW w:type="auto" w:w="0"/>
+        <w:tblLook w:firstColumn="1" w:firstRow="1" w:lastColumn="0" w:lastRow="0" w:noHBand="0" w:noVBand="1" w:val="04A0"/>
+      </w:tblPr>
+      <w:tblGrid>
+        <w:gridCol w:w="1814"/>
+        <w:gridCol w:w="1814"/>
+        <w:gridCol w:w="1814"/>
+        <w:gridCol w:w="1814"/>
+        <w:gridCol w:w="1814"/>
+      </w:tblGrid>
+      <w:tr>
+        <w:tc>
+          <w:tcPr>
+            <w:tcW w:type="dxa" w:w="1814"/>
+          </w:tcPr>
+          <w:p>
+            <w:r/>
+            <w:r>
+              <w:rPr>
+                <w:b/>
+              </w:rPr>
+              <w:t>Model</w:t>
+            </w:r>
+          </w:p>
+        </w:tc>
+        <w:tc>
+          <w:tcPr>
+            <w:tcW w:type="dxa" w:w="1814"/>
+          </w:tcPr>
+          <w:p>
+            <w:r/>
+            <w:r>
+              <w:rPr>
+                <w:b/>
+              </w:rPr>
+              <w:t>Point estimate</w:t>
+            </w:r>
+          </w:p>
+        </w:tc>
+        <w:tc>
+          <w:tcPr>
+            <w:tcW w:type="dxa" w:w="1814"/>
+          </w:tcPr>
+          <w:p>
+            <w:r/>
+            <w:r>
+              <w:rPr>
+                <w:b/>
+              </w:rPr>
+              <w:t>Bootstrap median</w:t>
+            </w:r>
+          </w:p>
+        </w:tc>
+        <w:tc>
+          <w:tcPr>
+            <w:tcW w:type="dxa" w:w="1814"/>
+          </w:tcPr>
+          <w:p>
+            <w:r/>
+            <w:r>
+              <w:rPr>
+                <w:b/>
+              </w:rPr>
+              <w:t>95% CI (state-cluster bootstrap)</w:t>
+            </w:r>
+          </w:p>
+        </w:tc>
+        <w:tc>
+          <w:tcPr>
+            <w:tcW w:type="dxa" w:w="1814"/>
+          </w:tcPr>
+          <w:p>
+            <w:r/>
+            <w:r>
+              <w:rPr>
+                <w:b/>
+              </w:rPr>
+              <w:t>Share of draws ≤ 0</w:t>
+            </w:r>
+          </w:p>
+        </w:tc>
+      </w:tr>
+      <w:tr>
+        <w:tc>
+          <w:tcPr>
+            <w:tcW w:type="dxa" w:w="1814"/>
+          </w:tcPr>
+          <w:p>
+            <w:r/>
+            <w:r>
+              <w:t>OLS (5 predictors)</w:t>
+            </w:r>
+          </w:p>
+        </w:tc>
+        <w:tc>
+          <w:tcPr>
+            <w:tcW w:type="dxa" w:w="1814"/>
+          </w:tcPr>
+          <w:p>
+            <w:r/>
+            <w:r>
+              <w:t>0.163</w:t>
+            </w:r>
+          </w:p>
+        </w:tc>
+        <w:tc>
+          <w:tcPr>
+            <w:tcW w:type="dxa" w:w="1814"/>
+          </w:tcPr>
+          <w:p>
+            <w:r/>
+            <w:r>
+              <w:t>0.364</w:t>
+            </w:r>
+          </w:p>
+        </w:tc>
+        <w:tc>
+          <w:tcPr>
+            <w:tcW w:type="dxa" w:w="1814"/>
+          </w:tcPr>
+          <w:p>
+            <w:r/>
+            <w:r>
+              <w:t>[-0.815, 0.799]</w:t>
+            </w:r>
+          </w:p>
+        </w:tc>
+        <w:tc>
+          <w:tcPr>
+            <w:tcW w:type="dxa" w:w="1814"/>
+          </w:tcPr>
+          <w:p>
+            <w:r/>
+            <w:r>
+              <w:t>17.0%</w:t>
+            </w:r>
+          </w:p>
+        </w:tc>
+      </w:tr>
+      <w:tr>
+        <w:tc>
+          <w:tcPr>
+            <w:tcW w:type="dxa" w:w="1814"/>
+          </w:tcPr>
+          <w:p>
+            <w:r/>
+            <w:r>
+              <w:t>LASSO</w:t>
+            </w:r>
+          </w:p>
+        </w:tc>
+        <w:tc>
+          <w:tcPr>
+            <w:tcW w:type="dxa" w:w="1814"/>
+          </w:tcPr>
+          <w:p>
+            <w:r/>
+            <w:r>
+              <w:t>0.235</w:t>
+            </w:r>
+          </w:p>
+        </w:tc>
+        <w:tc>
+          <w:tcPr>
+            <w:tcW w:type="dxa" w:w="1814"/>
+          </w:tcPr>
+          <w:p>
+            <w:r/>
+            <w:r>
+              <w:t>0.328</w:t>
+            </w:r>
+          </w:p>
+        </w:tc>
+        <w:tc>
+          <w:tcPr>
+            <w:tcW w:type="dxa" w:w="1814"/>
+          </w:tcPr>
+          <w:p>
+            <w:r/>
+            <w:r>
+              <w:t>[-0.510, 0.806]</w:t>
+            </w:r>
+          </w:p>
+        </w:tc>
+        <w:tc>
+          <w:tcPr>
+            <w:tcW w:type="dxa" w:w="1814"/>
+          </w:tcPr>
+          <w:p>
+            <w:r/>
+            <w:r>
+              <w:t>20.5%</w:t>
+            </w:r>
+          </w:p>
+        </w:tc>
+      </w:tr>
+      <w:tr>
+        <w:tc>
+          <w:tcPr>
+            <w:tcW w:type="dxa" w:w="1814"/>
+          </w:tcPr>
+          <w:p>
+            <w:r/>
+            <w:r>
+              <w:t>Random Forest</w:t>
+            </w:r>
+          </w:p>
+        </w:tc>
+        <w:tc>
+          <w:tcPr>
+            <w:tcW w:type="dxa" w:w="1814"/>
+          </w:tcPr>
+          <w:p>
+            <w:r/>
+            <w:r>
+              <w:t>0.085</w:t>
+            </w:r>
+          </w:p>
+        </w:tc>
+        <w:tc>
+          <w:tcPr>
+            <w:tcW w:type="dxa" w:w="1814"/>
+          </w:tcPr>
+          <w:p>
+            <w:r/>
+            <w:r>
+              <w:t>0.339</w:t>
+            </w:r>
+          </w:p>
+        </w:tc>
+        <w:tc>
+          <w:tcPr>
+            <w:tcW w:type="dxa" w:w="1814"/>
+          </w:tcPr>
+          <w:p>
+            <w:r/>
+            <w:r>
+              <w:t>[-0.484, 0.815]</w:t>
+            </w:r>
+          </w:p>
+        </w:tc>
+        <w:tc>
+          <w:tcPr>
+            <w:tcW w:type="dxa" w:w="1814"/>
+          </w:tcPr>
+          <w:p>
+            <w:r/>
+            <w:r>
+              <w:t>11.0%</w:t>
+            </w:r>
+          </w:p>
+        </w:tc>
+      </w:tr>
+      <w:tr>
+        <w:tc>
+          <w:tcPr>
+            <w:tcW w:type="dxa" w:w="1814"/>
+          </w:tcPr>
+          <w:p>
+            <w:r/>
+            <w:r>
+              <w:t>Gradient Boosting</w:t>
+            </w:r>
+          </w:p>
+        </w:tc>
+        <w:tc>
+          <w:tcPr>
+            <w:tcW w:type="dxa" w:w="1814"/>
+          </w:tcPr>
+          <w:p>
+            <w:r/>
+            <w:r>
+              <w:t>0.112</w:t>
+            </w:r>
+          </w:p>
+        </w:tc>
+        <w:tc>
+          <w:tcPr>
+            <w:tcW w:type="dxa" w:w="1814"/>
+          </w:tcPr>
+          <w:p>
+            <w:r/>
+            <w:r>
+              <w:t>0.396</w:t>
+            </w:r>
+          </w:p>
+        </w:tc>
+        <w:tc>
+          <w:tcPr>
+            <w:tcW w:type="dxa" w:w="1814"/>
+          </w:tcPr>
+          <w:p>
+            <w:r/>
+            <w:r>
+              <w:t>[-1.152, 0.968]</w:t>
+            </w:r>
+          </w:p>
+        </w:tc>
+        <w:tc>
+          <w:tcPr>
+            <w:tcW w:type="dxa" w:w="1814"/>
+          </w:tcPr>
+          <w:p>
+            <w:r/>
+            <w:r>
+              <w:t>15.5%</w:t>
+            </w:r>
+          </w:p>
+        </w:tc>
+      </w:tr>
+    </w:tbl>
+    <w:p>
       <w:pPr>
         <w:jc w:val="both"/>
       </w:pPr>
       <w:r>
-        <w:t>Three methodologically independent approaches converge on debt-to-GSDP as the dominant fiscal predictor of cross-state FDI: a pooled panel regression, a regularised linear selector, and a non-linear tree-based explainer. The sign is negative in all three. Debt enters the regularisation path first, survives a hundredfold variation in penalty strength, ranks first on SHAP importance in all ten leave-one-state-out refits, does so by a margin that permuted outcomes reproduce four times in a thousand, and holds its rank when the data are demeaned so that only within-state variation remains. Together with the Spearman correlation of Section 6.2, this convergence is the strongest evidence the paper offers for H1 in its cross-state form, precisely because it does not rest on any single model's distributional assumptions, nor on treating one p = 0.007 result as sufficient in a panel this short.</w:t>
+        <w:t>Three methodologically independent approaches converge on debt-to-GSDP as the dominant fiscal predictor of cross-state FDI: a pooled panel regression, a regularised linear selector, and a non-linear tree-based explainer. The sign is negative in all three. Debt enters the regularisation path first, survives a hundredfold variation in penalty strength, ranks first on SHAP importance in all ten leave-one-state-out refits, does so by a margin that permuted outcomes reproduce four times in a thousand, and holds its rank when the data are demeaned so that only within-state variation remains. Together with the Spearman correlation of Section 6.2, this convergence is the strongest evidence the paper offers for H1 in its cross-state form, precisely because it does not rest on any single model's distributional assumptions, nor on treating one p = 0.007 result as sufficient in a panel this short. It should be read as support for one component of H1 rather than for the hypothesis as stated. H1 predicts that all four indicators move FDI in a particular direction; on this panel only debt does. Capital expenditure carries the opposite sign to the one predicted and is discussed in Section 7.2, own tax revenue is indistinguishable from zero in every specification, and the fiscal deficit is signed as predicted in the cross-state dimension but never precisely enough to claim. The hypothesis as written is therefore rejected for three of its four indicators and supported for the fourth, which is the one the rest of the paper is about.</w:t>
       </w:r>
     </w:p>
     <w:p>
@@ -35208,15 +37126,23 @@
         <w:jc w:val="both"/>
       </w:pPr>
       <w:r>
-        <w:t>The F-test for poolability rejects pooling in the FDI model: F(9,33) = 6.741, p &lt; 0.0001. State effects are jointly significant and the fixed-effects specification is justified. In the growth model it does not: F(9,35) = 0.818, p = 0.603. We keep fixed effects there anyway, because the estimator stays consistent where random effects would be biased, and because the argument of Section 3 requires state-level controls. That is a modelling decision, not a verdict the test delivered, and we report it as one. The Hausman test returns nothing at all for the FDI model: the difference between the fixed- and random-effects covariance matrices is not positive definite, a routine outcome at ten entities. For the growth model it computes, at 6.319 on four degrees of freedom (p = 0.177), so random effects are not rejected there either.</w:t>
+        <w:t>The F-test for poolability rejects pooling in the FDI model: F(9,33) = 6.741, p &lt; 0.0001. State effects are jointly significant and the fixed-effects specification is justified. In the growth model it does not: F(9,35) = 0.818, p = 0.603. We keep fixed effects there anyway, because the estimator stays consistent where random effects would be biased, and because the argument of Section 3 requires state-level controls. That is a modelling decision, not a verdict the test delivered, and we report it as one. The Hausman test returns nothing at all for the FDI model: the difference between the fixed- and random-effects covariance matrices is not positive definite, a routine outcome at ten entities. For the growth model it computes, at 6.319 on four degrees of freedom (p = 0.177), so random effects are not rejected there either. The four degrees of freedom are the four fiscal coefficients; the COVID dummy is excluded from the contrast because it varies only by year and carries no within-state information the two estimators could disagree about.</w:t>
       </w:r>
+      <w:proofErr w:type="gramStart"/>
+      <w:r/>
+      <w:proofErr w:type="gramEnd"/>
+      <w:r/>
+      <w:proofErr w:type="gramStart"/>
+      <w:r/>
+      <w:proofErr w:type="gramEnd"/>
+      <w:r/>
     </w:p>
     <w:p>
       <w:pPr>
         <w:jc w:val="both"/>
       </w:pPr>
       <w:r>
-        <w:t>The three tests bearing on the covariance estimator give a more mixed picture than the use of Driscoll-Kraay implies. In the FDI model, Pesaran's CD statistic is 0.019 (p = 0.985) and the Wooldridge test gives a first-difference autocorrelation of -0.051 (p = 0.810). Neither cross-sectional dependence nor serial correlation shows up. In the growth model the dependence is unambiguous, CD = 8.397 (p &lt; 0.0001), as it should be in a panel whose middle year is a shock common to every state. The modified Wald test rejects homoskedasticity across states in both models (p &lt; 0.0001). Driscoll-Kraay is clearly warranted for the growth model. For the FDI model the heteroskedasticity is real but the dependence the estimator exists to absorb is not, and a cluster-robust estimator would be the more natural default.</w:t>
+        <w:t>The three tests bearing on the covariance estimator give a more mixed picture than the use of Driscoll-Kraay implies. In the FDI model, Pesaran's CD statistic is 0.019 (p = 0.985), so cross-sectional dependence does not show up. The Wooldridge test is reported here against its correct null. First-differencing an error that is serially uncorrelated in levels induces an AR(1) coefficient of exactly -0.5 by construction, so the hypothesis under test is that the first-difference autocorrelation equals -0.5, not that it equals zero. On that basis the FDI model returns -0.051 (p = 0.061), short of rejection at the 5 per cent level but not comfortably so, while the growth model returns -0.092 (p = 0.021) and does reject: serial correlation is present in the growth equation. Cross-sectional dependence in the growth model is unambiguous as well, CD = 8.397 (p &lt; 0.0001), as it should be in a panel whose middle year is a shock common to every state. The modified Wald test rejects homoskedasticity across states in both models (p &lt; 0.0001). Driscoll-Kraay is therefore clearly warranted for the growth model, which carries dependence, serial correlation and heteroskedasticity together. For the FDI model the heteroskedasticity is real, the cross-sectional dependence the estimator exists to absorb is not, and the serial correlation is borderline, so a cluster-robust estimator remains the more natural default there, and Table 33 reports the debt coefficient under both.</w:t>
       </w:r>
     </w:p>
     <w:p>
@@ -35626,7 +37552,7 @@
               <w:rPr>
                 <w:sz w:val="18"/>
               </w:rPr>
-              <w:t>-0.051 (p = 0.810)</w:t>
+              <w:t>-0.051 (p = 0.061)</w:t>
             </w:r>
           </w:p>
         </w:tc>
@@ -35642,7 +37568,7 @@
               <w:rPr>
                 <w:sz w:val="18"/>
               </w:rPr>
-              <w:t>-0.092 (p = 0.531)</w:t>
+              <w:t>-0.092 (p = 0.021)</w:t>
             </w:r>
           </w:p>
         </w:tc>
@@ -35658,7 +37584,7 @@
               <w:rPr>
                 <w:sz w:val="18"/>
               </w:rPr>
-              <w:t>No serial correlation detected</w:t>
+              <w:t>H0: rho = -0.5. Serial correlation present in Model 2; Model 1 borderline, not rejected at 5%</w:t>
             </w:r>
           </w:p>
         </w:tc>
@@ -35813,7 +37739,15 @@
         <w:jc w:val="both"/>
       </w:pPr>
       <w:r>
-        <w:t>That distinction matters, because Driscoll-Kraay does not behave conservatively at this panel length. Table 33 gives the within-state debt coefficient under three covariance estimators. The point estimate is identical by construction. The standard error is not: Driscoll-Kraay returns 0.042, cluster-robust 0.084, and the unadjusted estimator 0.106. A kernel estimator whose properties are asymptotic in T is being applied at T = 5, and it produces the tightest of the three intervals instead of the widest. The same numerical fragility leaves a negative robust F-statistic in the fixed-effects output. None of this changes the substantive conclusion. The coefficient stays significant under cluster-robust inference (p = 0.0002), and a bootstrap resampling whole states gives a 95 per cent interval of [+0.074, +0.522], which excludes zero. The cluster-robust column is the conservative reading of the within-state results in Section 6.3, and should be read as such.</w:t>
+        <w:t xml:space="preserve">That distinction matters, because Driscoll-Kraay does not behave conservatively at this panel length. Table 33 gives the within-state debt coefficient under three covariance estimators. The point estimate is identical by construction. The standard error is not: Driscoll-Kraay returns 0.042, cluster-robust 0.084, and the unadjusted estimator 0.106. A kernel estimator whose properties are asymptotic in T is being applied at T = 5, and it produces the tightest of the three intervals instead of the widest. The same numerical fragility leaves a negative robust F-statistic in the fixed-effects output. None of </w:t>
+      </w:r>
+      <w:proofErr w:type="gramStart"/>
+      <w:r>
+        <w:t>this changes</w:t>
+      </w:r>
+      <w:proofErr w:type="gramEnd"/>
+      <w:r>
+        <w:t xml:space="preserve"> the substantive conclusion. The coefficient stays significant under cluster-robust inference (p = 0.0002), and a bootstrap resampling whole states gives a 95 per cent interval of [+0.074, +0.522], which excludes zero. The cluster-robust column is the conservative reading of the within-state results in Section 6.3, and should be read as such.</w:t>
       </w:r>
     </w:p>
     <w:p>
@@ -36297,7 +38231,7 @@
         <w:jc w:val="both"/>
       </w:pPr>
       <w:r>
-        <w:t>The first concerns the growth equation. Under Driscoll-Kraay the fiscal deficit enters negatively at p = 0.031, which would replicate Trivedi and Rajmal (2011) and Panda and Sahay (2022) on newer audited data. It does not survive. Cluster-robust inference puts it at p = 0.310 and the bootstrap at p = 0.448. The coefficient is large but too imprecisely estimated, at fifty observations across ten states, to support a claim. H2 still holds, through a channel we did not originally propose: within states, debt (+1.097, bootstrap p = 0.020) and own tax revenue (+4.083, bootstrap p = 0.028) are both significantly associated with growth under every method of inference we apply. The deficit channel is the one this panel cannot speak to.</w:t>
+        <w:t>The first concerns the growth equation. Under Driscoll-Kraay the fiscal deficit enters negatively at p = 0.031, which would replicate Trivedi and Rajmal (2011) and Panda and Sahay (2022) on newer audited data. It does not survive. Cluster-robust inference puts it at p = 0.310 and the bootstrap at p = 0.448. The coefficient is large but too imprecisely estimated, at fifty observations across ten states, to support a claim. Within the COVID-dummy specification, debt (+1.097, bootstrap p = 0.020) and own tax revenue (+4.083, bootstrap p = 0.028) do clear the bootstrap, and earlier drafts of this work read that as H2 holding through a channel we had not originally proposed. Table 23b withdraws that reading. Once the single COVID dummy is replaced by year fixed effects, own tax revenue is indistinguishable from zero and the debt coefficient reverses to -0.689, so the positive association was tracking the shape of the recovery rather than a fiscal mechanism. No specification of the growth equation survives that substitution with a fiscal effect we are willing to claim in either direction. H2 is not supported by this panel, and the deficit channel in particular is one it cannot speak to.</w:t>
       </w:r>
     </w:p>
     <w:p>
@@ -37234,7 +39168,7 @@
         <w:jc w:val="both"/>
       </w:pPr>
       <w:r>
-        <w:t>The central puzzle in Section 6.3 is that debt enters Model 1 negative in the pooled cross-state specification and positive in the within-state fixed-effects specification, and that both are estimated precisely enough to take seriously: the pooled coefficient at p = 0.007 under cluster-robust inference and p = 0.057 under the wild cluster bootstrap of Section 6.7, the within-state coefficient at p = 0.031 under that same bootstrap. Both estimates are correct. They answer different questions. The pooled coefficient asks whether a state that persistently carries less debt than its peers attracts more FDI than they do. It does, and the magnitude, roughly 18 per cent more FDI per percentage point of lower debt-to-GSDP, lines up with the discipline ranking of Section 4.7. The two lowest-debt states in the panel, Gujarat and Maharashtra, rank first or second overall in almost every year; the highest-debt state, West Bengal, ranks last in all five. It lines up too with the Spearman correlation of Section 6.2, which turns significant (rho = 0.728, p = 0.026) once the one state whose FDI series is an accounting artefact rather than a genuine low outcome is set aside.</w:t>
+        <w:t>The central puzzle in Section 6.3 is that debt enters Model 1 negative in the pooled cross-state specification and positive in the within-state fixed-effects specification, and that both are estimated precisely enough to take seriously: the pooled coefficient at p = 0.007 under cluster-robust inference and p = 0.057 under the wild cluster bootstrap of Section 6.7, the within-state coefficient at p = 0.031 under that same bootstrap. Both estimates are correct. They answer different questions. The pooled coefficient asks whether a state that persistently carries less debt than its peers attracts more FDI than they do. It does, and the magnitude, roughly 19 per cent more FDI per percentage point of lower debt-to-GSDP, lines up with the discipline ranking of Section 4.7. The two lowest-debt states in the panel, Gujarat and Maharashtra, rank first or second overall in almost every year; the highest-debt state, West Bengal, ranks last in all five. It lines up too with the Spearman correlation of Section 6.2, which turns significant (rho = 0.728, p = 0.026) once the one state whose FDI series is an accounting artefact rather than a genuine low outcome is set aside.</w:t>
       </w:r>
     </w:p>
     <w:p>
@@ -37244,6 +39178,344 @@
       <w:r>
         <w:lastRenderedPageBreak/>
         <w:t>The fixed-effects coefficient asks a different question: when a state's own debt ratio rises above its usual level, does its FDI rise with it? Over this window it does, and not because borrowing attracts investors. Five years is a short series and one of them, FY 2020-21, is a shock common to every state. Deficits and debt rose everywhere at once while FDI fell everywhere; inflows then recovered through FY 2021-22 and FY 2022-23 while debt remained at its elevated pandemic level. Gujarat's FDI rose in FY 2020-21 and Karnataka's in FY 2021-22, both while debt stood above its pre-pandemic ratio. Debt and FDI therefore move together within states over this window for reasons that have little to do with either causing the other, and a five-year panel containing a shock of that size cannot separate them. The within-state estimate is best read as a description of the COVID window rather than as a behavioural relationship.</w:t>
+      </w:r>
+    </w:p>
+    <w:p>
+      <w:r>
+        <w:rPr>
+          <w:b w:val="0"/>
+        </w:rPr>
+        <w:t>Because the two dimensions are the whole of the argument, it is worth estimating them inside one equation rather than inferring the contrast from two separate regressions. A Mundlak specification does this: each fiscal regressor enters twice, once as the state's five-year mean and once as the deviation of each year from that mean, so the between-state and within-state coefficients are identified jointly and can be tested against each other directly. It returns exactly the split the paper describes, and the difference between the two debt coefficients is a great deal more precisely estimated than either separate model conveys. A true between estimator, fitted to the ten state means alone, agrees with the pooled coefficient reported in Section 6.3.</w:t>
+      </w:r>
+    </w:p>
+    <w:p>
+      <w:r>
+        <w:rPr>
+          <w:b/>
+        </w:rPr>
+        <w:t>Table 35. Debt coefficient in a Mundlak (correlated random effects) specification of Model 1, which separates within-state from between-state variation in a single equation, and in a between estimator fitted to the ten state means. Standard errors clustered by state.</w:t>
+      </w:r>
+    </w:p>
+    <w:tbl>
+      <w:tblPr>
+        <w:tblStyle w:val="TableGrid"/>
+        <w:tblW w:type="auto" w:w="0"/>
+        <w:tblLook w:firstColumn="1" w:firstRow="1" w:lastColumn="0" w:lastRow="0" w:noHBand="0" w:noVBand="1" w:val="04A0"/>
+      </w:tblPr>
+      <w:tblGrid>
+        <w:gridCol w:w="1814"/>
+        <w:gridCol w:w="1814"/>
+        <w:gridCol w:w="1814"/>
+        <w:gridCol w:w="1814"/>
+        <w:gridCol w:w="1814"/>
+      </w:tblGrid>
+      <w:tr>
+        <w:tc>
+          <w:tcPr>
+            <w:tcW w:type="dxa" w:w="1814"/>
+          </w:tcPr>
+          <w:p>
+            <w:r/>
+            <w:r>
+              <w:rPr>
+                <w:b/>
+              </w:rPr>
+              <w:t>Specification</w:t>
+            </w:r>
+          </w:p>
+        </w:tc>
+        <w:tc>
+          <w:tcPr>
+            <w:tcW w:type="dxa" w:w="1814"/>
+          </w:tcPr>
+          <w:p>
+            <w:r/>
+            <w:r>
+              <w:rPr>
+                <w:b/>
+              </w:rPr>
+              <w:t>Debt coefficient</w:t>
+            </w:r>
+          </w:p>
+        </w:tc>
+        <w:tc>
+          <w:tcPr>
+            <w:tcW w:type="dxa" w:w="1814"/>
+          </w:tcPr>
+          <w:p>
+            <w:r/>
+            <w:r>
+              <w:rPr>
+                <w:b/>
+              </w:rPr>
+              <w:t>Std. error</w:t>
+            </w:r>
+          </w:p>
+        </w:tc>
+        <w:tc>
+          <w:tcPr>
+            <w:tcW w:type="dxa" w:w="1814"/>
+          </w:tcPr>
+          <w:p>
+            <w:r/>
+            <w:r>
+              <w:rPr>
+                <w:b/>
+              </w:rPr>
+              <w:t>p-value</w:t>
+            </w:r>
+          </w:p>
+        </w:tc>
+        <w:tc>
+          <w:tcPr>
+            <w:tcW w:type="dxa" w:w="1814"/>
+          </w:tcPr>
+          <w:p>
+            <w:r/>
+            <w:r>
+              <w:rPr>
+                <w:b/>
+              </w:rPr>
+              <w:t>What it identifies</w:t>
+            </w:r>
+          </w:p>
+        </w:tc>
+      </w:tr>
+      <w:tr>
+        <w:tc>
+          <w:tcPr>
+            <w:tcW w:type="dxa" w:w="1814"/>
+          </w:tcPr>
+          <w:p>
+            <w:r/>
+            <w:r>
+              <w:t>Mundlak: within-state deviation</w:t>
+            </w:r>
+          </w:p>
+        </w:tc>
+        <w:tc>
+          <w:tcPr>
+            <w:tcW w:type="dxa" w:w="1814"/>
+          </w:tcPr>
+          <w:p>
+            <w:r/>
+            <w:r>
+              <w:t>+0.370</w:t>
+            </w:r>
+          </w:p>
+        </w:tc>
+        <w:tc>
+          <w:tcPr>
+            <w:tcW w:type="dxa" w:w="1814"/>
+          </w:tcPr>
+          <w:p>
+            <w:r/>
+            <w:r>
+              <w:t>0.098</w:t>
+            </w:r>
+          </w:p>
+        </w:tc>
+        <w:tc>
+          <w:tcPr>
+            <w:tcW w:type="dxa" w:w="1814"/>
+          </w:tcPr>
+          <w:p>
+            <w:r/>
+            <w:r>
+              <w:t>0.0002</w:t>
+            </w:r>
+          </w:p>
+        </w:tc>
+        <w:tc>
+          <w:tcPr>
+            <w:tcW w:type="dxa" w:w="1814"/>
+          </w:tcPr>
+          <w:p>
+            <w:r/>
+            <w:r>
+              <w:t>Year-to-year movement around a state's own mean</w:t>
+            </w:r>
+          </w:p>
+        </w:tc>
+      </w:tr>
+      <w:tr>
+        <w:tc>
+          <w:tcPr>
+            <w:tcW w:type="dxa" w:w="1814"/>
+          </w:tcPr>
+          <w:p>
+            <w:r/>
+            <w:r>
+              <w:t>Mundlak: state-mean term</w:t>
+            </w:r>
+          </w:p>
+        </w:tc>
+        <w:tc>
+          <w:tcPr>
+            <w:tcW w:type="dxa" w:w="1814"/>
+          </w:tcPr>
+          <w:p>
+            <w:r/>
+            <w:r>
+              <w:t>-0.256</w:t>
+            </w:r>
+          </w:p>
+        </w:tc>
+        <w:tc>
+          <w:tcPr>
+            <w:tcW w:type="dxa" w:w="1814"/>
+          </w:tcPr>
+          <w:p>
+            <w:r/>
+            <w:r>
+              <w:t>0.064</w:t>
+            </w:r>
+          </w:p>
+        </w:tc>
+        <w:tc>
+          <w:tcPr>
+            <w:tcW w:type="dxa" w:w="1814"/>
+          </w:tcPr>
+          <w:p>
+            <w:r/>
+            <w:r>
+              <w:t>0.0001</w:t>
+            </w:r>
+          </w:p>
+        </w:tc>
+        <w:tc>
+          <w:tcPr>
+            <w:tcW w:type="dxa" w:w="1814"/>
+          </w:tcPr>
+          <w:p>
+            <w:r/>
+            <w:r>
+              <w:t>Differences between states' average debt</w:t>
+            </w:r>
+          </w:p>
+        </w:tc>
+      </w:tr>
+      <w:tr>
+        <w:tc>
+          <w:tcPr>
+            <w:tcW w:type="dxa" w:w="1814"/>
+          </w:tcPr>
+          <w:p>
+            <w:r/>
+            <w:r>
+              <w:t>Test of equality (within = between)</w:t>
+            </w:r>
+          </w:p>
+        </w:tc>
+        <w:tc>
+          <w:tcPr>
+            <w:tcW w:type="dxa" w:w="1814"/>
+          </w:tcPr>
+          <w:p>
+            <w:r/>
+            <w:r>
+              <w:t>difference 0.626</w:t>
+            </w:r>
+          </w:p>
+        </w:tc>
+        <w:tc>
+          <w:tcPr>
+            <w:tcW w:type="dxa" w:w="1814"/>
+          </w:tcPr>
+          <w:p>
+            <w:r/>
+            <w:r>
+              <w:t>t = 4.65</w:t>
+            </w:r>
+          </w:p>
+        </w:tc>
+        <w:tc>
+          <w:tcPr>
+            <w:tcW w:type="dxa" w:w="1814"/>
+          </w:tcPr>
+          <w:p>
+            <w:r/>
+            <w:r>
+              <w:t>0.000003</w:t>
+            </w:r>
+          </w:p>
+        </w:tc>
+        <w:tc>
+          <w:tcPr>
+            <w:tcW w:type="dxa" w:w="1814"/>
+          </w:tcPr>
+          <w:p>
+            <w:r/>
+            <w:r>
+              <w:t>The two dimensions are formally distinguishable</w:t>
+            </w:r>
+          </w:p>
+        </w:tc>
+      </w:tr>
+      <w:tr>
+        <w:tc>
+          <w:tcPr>
+            <w:tcW w:type="dxa" w:w="1814"/>
+          </w:tcPr>
+          <w:p>
+            <w:r/>
+            <w:r>
+              <w:t>Between estimator, ten state means</w:t>
+            </w:r>
+          </w:p>
+        </w:tc>
+        <w:tc>
+          <w:tcPr>
+            <w:tcW w:type="dxa" w:w="1814"/>
+          </w:tcPr>
+          <w:p>
+            <w:r/>
+            <w:r>
+              <w:t>-0.237</w:t>
+            </w:r>
+          </w:p>
+        </w:tc>
+        <w:tc>
+          <w:tcPr>
+            <w:tcW w:type="dxa" w:w="1814"/>
+          </w:tcPr>
+          <w:p>
+            <w:r/>
+            <w:r>
+              <w:t>0.072</w:t>
+            </w:r>
+          </w:p>
+        </w:tc>
+        <w:tc>
+          <w:tcPr>
+            <w:tcW w:type="dxa" w:w="1814"/>
+          </w:tcPr>
+          <w:p>
+            <w:r/>
+            <w:r>
+              <w:t>0.0217</w:t>
+            </w:r>
+          </w:p>
+        </w:tc>
+        <w:tc>
+          <w:tcPr>
+            <w:tcW w:type="dxa" w:w="1814"/>
+          </w:tcPr>
+          <w:p>
+            <w:r/>
+            <w:r>
+              <w:t>Cross-state relationship estimated directly</w:t>
+            </w:r>
+          </w:p>
+        </w:tc>
+      </w:tr>
+    </w:tbl>
+    <w:p>
+      <w:r>
+        <w:rPr>
+          <w:b w:val="0"/>
+        </w:rPr>
+        <w:t>The sign reversal is therefore not an artefact of comparing two estimators with different assumptions: it survives inside a single equation, and the hypothesis that the within-state and between-state debt coefficients are equal is rejected at p = 0.000003. The between estimator puts the cross-state coefficient at -0.237 against the pooled -0.176 of Section 6.3, so the pooled specification is if anything conservative about the size of the relationship this paper reports. Section 6.1's variance decomposition explains why the two differ so sharply in precision: almost all of the variation in debt is cross-sectional, which leaves the within-state coefficient identified off very little, and Table 23b shows what happens to it once common year shocks are absorbed.</w:t>
       </w:r>
     </w:p>
     <w:p>
@@ -37270,7 +39542,7 @@
         <w:jc w:val="both"/>
       </w:pPr>
       <w:r>
-        <w:t>Capital expenditure enters the FDI specification with a negative coefficient, -0.366, significant under cluster-robust inference (p = 0.008) though not under the wild cluster bootstrap of Section 6.7 (p = 0.094). The paper accordingly rests no claim on it. The sign is nonetheless the opposite of what the crowding-in channel of Section 2 predicts, and it is stable enough across the specification curve to be worth explaining rather than dismissed. Two features of the measure account for most of it.</w:t>
+        <w:t>Capital expenditure enters the FDI specification with a negative coefficient, -0.366, significant under cluster-robust inference (p = 0.008) though not under the wild cluster bootstrap of Section 6.7 (p = 0.095). The paper accordingly rests no claim on it. The sign is nonetheless the opposite of what the crowding-in channel of Section 2 predicts, and it is stable enough across the specification curve to be worth explaining rather than dismissed. Two features of the measure account for most of it.</w:t>
       </w:r>
     </w:p>
     <w:p>
@@ -37368,7 +39640,7 @@
         <w:jc w:val="both"/>
       </w:pPr>
       <w:r>
-        <w:t>Jharkhand shows that discipline does not by itself deliver investment. It sits mid-table on the composite ranking, sixth of ten with an average score of 5.8, yet its FDI is the most erratic in the panel: a substantial inflow in FY 2019-20, then almost nothing from FY 2020-21 onward. Excluding it moves the within-state estimates more than excluding any other state (Section 6.5), which is why it is discussed separately rather than absorbed into the average. Its trajectory diverges sharply from Gujarat's or Karnataka's, and the reasons are specific rather than fiscal: political turnover, difficulties in the mining sector on which much of its investment case rests, and infrastructure that compares poorly with the states above it. Fiscal prudence appears necessary for a state to be considered; Jharkhand demonstrates that it is not sufficient for a state to be chosen.</w:t>
+        <w:t>Jharkhand shows that discipline does not by itself deliver investment. It sits mid-table on the composite ranking, sixth of ten on both constructions of it, with an average yearly rank of 5.7 in Table 16 and a five-year composite score of 4.75 in Table 15, yet its FDI is the most erratic in the panel: a substantial inflow in FY 2019-20, a much smaller one in FY 2020-21, and almost nothing from FY 2021-22 onward. Excluding it moves the within-state estimates more than excluding any other state (Section 6.5), which is why it is discussed separately rather than absorbed into the average. Its trajectory diverges sharply from Gujarat's or Karnataka's, and the reasons are specific rather than fiscal: political turnover, difficulties in the mining sector on which much of its investment case rests, and infrastructure that compares poorly with the states above it. Fiscal prudence appears necessary for a state to be considered; Jharkhand demonstrates that it is not sufficient for a state to be chosen.</w:t>
       </w:r>
     </w:p>
     <w:p>
@@ -37376,7 +39648,7 @@
         <w:jc w:val="both"/>
       </w:pPr>
       <w:r>
-        <w:t>Uttar Pradesh is the mirror case, and its anomaly is one of measurement rather than performance. DPIIT's series for the state begins only in FY 2021-22, so its first two cells are missing rather than zero. On fiscal discipline it ranks at or near the top throughout, first of ten with an average score of 2.2. Whether that censoring distorts the results was tested directly: dropping the state leaves the regression estimates substantially unchanged (Section 6.5), but it does move the Spearman correlation of Section 6.2 from insignificant to significant (rho = 0.728, p = 0.026). That pattern is what one would expect. A regression using forty-eight state-year observations absorbs two missing cells; a rank correlation that compresses each state to a single five-year total does not, because the missing years drag Uttar Pradesh's total down and its rank with it.</w:t>
+        <w:t>Uttar Pradesh is the mirror case, and its anomaly is one of measurement rather than performance. DPIIT's series for the state begins only in FY 2021-22, so its first two cells are missing rather than zero. On fiscal discipline it ranks first of ten on both constructions: a composite score of 3.375 on the five-year averages of Table 15, and an average yearly rank of 2.0 in Table 16, ahead of Maharashtra at 2.3. Whether that censoring distorts the results was tested directly: dropping the state leaves the regression estimates substantially unchanged (Section 6.5), but it does move the Spearman correlation of Section 6.2 from insignificant to significant (rho = 0.728, p = 0.026). That pattern is what one would expect. A regression using forty-eight state-year observations absorbs two missing cells; a rank correlation that compresses each state to a single five-year total does not, because the missing years drag Uttar Pradesh's total down and its rank with it.</w:t>
       </w:r>
     </w:p>
     <w:p>
@@ -37441,7 +39713,7 @@
         <w:jc w:val="both"/>
       </w:pPr>
       <w:r>
-        <w:t>Foreign Direct Investment in India is more likely to happen when a state has financial control. This is only true when we compare different states not when we look at what happens within a single state over five years. States like Gujarat and Maharashtra which have kept their debt low compared to their state product get a lot more Foreign Direct Investment than states that have not done this. We used five methods to check this and they all said the same thing: states with low debt get more Foreign Direct Investment. These methods are all different. Do not rely on the same assumptions but they all looked at the same information from forty-eight to fifty observations.</w:t>
+        <w:t>Foreign Direct Investment in India is more likely where a state holds its debt down relative to its own economy, but that relationship holds only between states, not within a single state from one year to the next. Gujarat and Maharashtra, which have kept debt low relative to GSDP throughout the panel, receive substantially more FDI than states that have not. Five methods agree on it, drawn from three families that share no distributional assumptions with one another: a parametric panel regression, a rank correlation, and regularised linear and tree-based machine-learning estimators. Within those families LASSO and Elastic Net are close relatives rather than separate tests, and we count them as one verdict. States carrying less debt attract more investment.</w:t>
       </w:r>
     </w:p>
     <w:p>
@@ -37449,46 +39721,20 @@
         <w:jc w:val="both"/>
       </w:pPr>
       <w:r>
-        <w:t xml:space="preserve">Within states over time, the picture is different and narrower than we first supposed. Higher debt and stronger own tax revenue are both significantly associated with growth under every method of inference we apply. The fiscal deficit is not: its coefficient is large and negative, and significant under the Driscoll-Kraay standard errors conventional in this literature, but it does not survive a wild cluster bootstrap appropriate to ten clusters, and we therefore do not claim it. That is a departure from Trivedi and Rajmal (2011) and Panda and Sahay (2022), who find a deficit-growth effect on longer panels of more states; we read our result as a limit of a five-year panel of ten states rather than as a contradiction of theirs. The substantive finding that does hold across both models is the distinction between dimensions: comparing states with one another, debt predicts FDI; following a single state across five years, it does not. Investors </w:t>
+        <w:t>Within states over time, the picture is different and narrower than we first supposed, and narrower again than an intermediate draft of this paper reported. Under a specification that controls for the pandemic with a single dummy, higher debt and stronger own tax revenue both appear significantly associated with growth. Neither survives the substitution of that dummy for a full set of year fixed effects: own tax revenue goes to zero and debt reverses sign (Table 23b). The association was tracking the common shape of the post-pandemic recovery, in which every state's growth rebounded while debt stayed above its pre-pandemic level. The fiscal deficit fares no better: its coefficient is large and negative under the Driscoll-Kraay standard errors conventional in this literature, but it does not survive a wild cluster bootstrap appropriate to ten clusters. We therefore report H2 as unsupported. That is a departure from Trivedi and Rajmal (2011) and Panda and Sahay (2022), who find a deficit-growth effect on longer panels of more states; we read our result as a limit of a five-year panel of ten states in which ninety-eight per cent of the variation in growth is within states and almost all of it is common to them, rather than as a contradiction of theirs. The substantive finding that does hold is the distinction between dimensions in the investment equation: comparing states with one another, debt predicts FDI; following a single state across five years, it does not. Investors appear to price a state's standing fiscal position rather than any single year's budget arithmetic. Section 7.1 develops the point, and notes that a window containing the pandemic is the least favourable setting in which to test it.</w:t>
       </w:r>
-      <w:r>
-        <w:lastRenderedPageBreak/>
-        <w:t>appear to price a state's standing fiscal position rather than any single year's budget arithmetic. Section 7.1 develops the point, and notes that a window containing the pandemic is the least favourable setting in which to test it.</w:t>
-      </w:r>
+      <w:r/>
     </w:p>
     <w:p>
       <w:pPr>
         <w:jc w:val="both"/>
       </w:pPr>
+      <w:proofErr w:type="gramStart"/>
+      <w:proofErr w:type="gramEnd"/>
+      <w:proofErr w:type="gramStart"/>
+      <w:proofErr w:type="gramEnd"/>
       <w:r>
-        <w:t>State finance departments have three things to think about. First they need to consider how long it takes to see results from their investments. If a state wants to show its strength compared to states it needs to think about the long term, not just one year. It is like making an investment that will take a few years to pay off not something that will show results right away. If a department reduces its debt by a bit and expects to see a big change in investment right away it is probably looking at things the wrong way. The second thing to think about is what to use to measure how well a state is doing. There are a few ways to measure this but debt is the one that is easiest to understand and verify. Deficits are also important for growth. When it comes to investment it is the total amount of debt that matters, not just the amount added each year.</w:t>
-      </w:r>
-      <w:r>
-        <w:t xml:space="preserve"> </w:t>
-      </w:r>
-      <w:r>
-        <w:t>The third thing to think about is how a state spends its money</w:t>
-      </w:r>
-      <w:r>
-        <w:t xml:space="preserve"> </w:t>
-      </w:r>
-      <w:r>
-        <w:t>Just because a state spends a lot on capital projects does not mean it is a thing.</w:t>
-      </w:r>
-      <w:r>
-        <w:t xml:space="preserve"> </w:t>
-      </w:r>
-      <w:r>
-        <w:t>It depends on how the state pays for these projects.</w:t>
-      </w:r>
-      <w:r>
-        <w:t xml:space="preserve"> </w:t>
-      </w:r>
-      <w:r>
-        <w:t>If a state borrows a lot of money to pay for these projects it is different than if it uses money it already has.</w:t>
-      </w:r>
-      <w:r>
-        <w:t xml:space="preserve"> </w:t>
+        <w:t>State finance departments should weigh three things. First, the payoff is not immediate: a state building a reputation for discipline is making an investment that pays off over several years, not a single budget cycle, and should not expect a small debt reduction to move investment inflows right away. Second, of the available fiscal metrics, debt is the one this paper's evidence points to as easiest to communicate and verify, and it is the stock of debt rather than any single year's addition to it that appears to matter for investment. We attach no growth recommendation to any of the four indicators, because Section 6.5 shows this panel cannot identify a fiscal effect on growth once common year shocks are absorbed. Third, how capital expenditure is financed matters as much as its level: spending funded from existing revenue is a different signal to an investor than the same spending funded by fresh borrowing.</w:t>
       </w:r>
     </w:p>
     <w:p>
@@ -37511,7 +39757,7 @@
         <w:t>lesson.</w:t>
       </w:r>
       <w:r>
-        <w:t xml:space="preserve">  </w:t>
+        <w:t xml:space="preserve"> </w:t>
       </w:r>
       <w:r>
         <w:t>Rankings of states by discipline are only useful if they can be connected to real outcomes, like investment and growth.</w:t>
@@ -37519,8 +39765,13 @@
       <w:r>
         <w:t xml:space="preserve"> </w:t>
       </w:r>
+      <w:proofErr w:type="gramStart"/>
       <w:r>
-        <w:t>Otherwise these rankings are numbers.</w:t>
+        <w:t>Otherwise</w:t>
+      </w:r>
+      <w:proofErr w:type="gramEnd"/>
+      <w:r>
+        <w:t xml:space="preserve"> these rankings are numbers.</w:t>
       </w:r>
       <w:r>
         <w:t xml:space="preserve"> </w:t>
@@ -37529,7 +39780,7 @@
         <w:t>It would be better to report these rankings alongside outcomes like how much investment a state receives or how fast it grows.</w:t>
       </w:r>
       <w:r>
-        <w:t xml:space="preserve">  </w:t>
+        <w:t xml:space="preserve"> </w:t>
       </w:r>
       <w:r>
         <w:t>This would make it possible to test and improve the rankings.</w:t>
@@ -37549,7 +39800,7 @@
         <w:jc w:val="both"/>
       </w:pPr>
       <w:r>
-        <w:t>Four limitations bound these conclusions, and the first is simply arithmetic. The panel is short: fifty state-year cells, forty-eight of them with a usable FDI observation. That is why the paper leans on convergent machine-learning and rank-correlation evidence instead of the regression p-values alone, and why instrument-heavy dynamic panel GMM was excluded by design at this N and T (Roodman, 2009). A short panel also means that any single influential year or state can move a coefficient materially, which is precisely what Section 6.5 documents for Jharkhand.</w:t>
+        <w:t>Five limitations bound these conclusions, and the first is simply arithmetic. The panel is short: fifty state-year cells, forty-eight of them with a usable FDI observation. That is why the paper leans on convergent machine-learning and rank-correlation evidence instead of the regression p-values alone, and why instrument-heavy dynamic panel GMM was excluded by design at this N and T (Roodman, 2009). A short panel also means that any single influential year or state can move a coefficient materially, which is precisely what Section 6.5 documents for Jharkhand.</w:t>
       </w:r>
     </w:p>
     <w:p>
@@ -37557,19 +39808,17 @@
         <w:jc w:val="both"/>
       </w:pPr>
       <w:r>
-        <w:t>Second the way FDI is recorded is not perfect. The DPIIT state-by-state data starts in October 2019 which makes the fiscal year 2019-20 a six-month period of a full year and it leaves Uttar Pradesh missing until the fiscal year 2021-22. Section 6.5 talks about both issues. Can't fix them. Another problem with the FDI measure in general is that equity inflows are recorded based on the state where the company is registered which might not be the state where the money is actually used. This can make the flows to states with headquarters look larger than they really are.</w:t>
+        <w:t>Second, the way FDI is recorded is imperfect. The DPIIT state-by-state series starts in October 2019, so FY 2019-20 covers only six months rather than a full year, and Uttar Pradesh is missing entirely until FY 2021-22; Section 6.5 addresses both directly and neither can be corrected retroactively. A further measurement problem affects the FDI series generally: equity inflows are recorded against the state where the recipient company is registered, not necessarily the state where the investment is actually deployed, which can inflate the recorded flows to states that host corporate headquarters.</w:t>
       </w:r>
     </w:p>
     <w:p>
       <w:pPr>
         <w:jc w:val="both"/>
       </w:pPr>
+      <w:proofErr w:type="gramStart"/>
+      <w:proofErr w:type="gramEnd"/>
       <w:r>
-        <w:t xml:space="preserve">Third the debt measure is the on-budget figure from the CAG-audited finance accounts. It does not include off-budget borrowings and guarantees which for Telangana have been estimated at about 14 to 15 per cent of GSDP. That is an enough number to change how we see the real fiscal risk. Since the </w:t>
-      </w:r>
-      <w:r>
-        <w:lastRenderedPageBreak/>
-        <w:t>main result of the paper is about debt this is the limitation that's most likely to affect the size of the estimated effect. However it is not clear in advance which way it will go. If the off-budget exposure is mostly in states that already have debt adding it in would make the difference bigger and make the result stronger. If it is mostly, in states that have recorded debt it would make the difference smaller.</w:t>
+        <w:t>Third, the debt measure used here is the on-budget figure from the CAG-audited finance accounts, and excludes off-budget borrowings and guarantees, estimated at roughly 14 to 15 per cent of GSDP for Telangana — large enough to change the picture of a state's real fiscal exposure. Because the paper's central result concerns debt, this is the limitation most likely to affect the size of the estimated effect, though not, ex ante, its direction: if off-budget exposure is concentrated in states that already carry high on-budget debt, including it would widen the gap and strengthen the result; if it is concentrated in low-debt states instead, it would narrow the gap and weaken it.</w:t>
       </w:r>
     </w:p>
     <w:p>
@@ -37578,6 +39827,15 @@
       </w:pPr>
       <w:r>
         <w:t>Fourth, association is all that a five-year panel of ten states can support. Reverse causality, in which anticipated investment changes a state's fiscal behaviour rather than the other way round, cannot be ruled out by this design. Nor can the sample speak to states outside the top ten. The ten states studied here are the ten that already receive almost all of India's FDI, so the result should be read as describing how investment is sorted among states that are already candidates for it, not as a claim that a low-FDI state can enter that group by consolidating its balance sheet alone. Section 7.4 argues that agglomeration and fiscal discipline plausibly operate at those two different levels, and nothing in this design can separate them fully.</w:t>
+      </w:r>
+    </w:p>
+    <w:p>
+      <w:r>
+        <w:rPr>
+          <w:b w:val="0"/>
+          <w:i w:val="0"/>
+        </w:rPr>
+        <w:t>Fifth, the design controls for a state's fixed structural position through entity fixed effects and, in the pooled specification, literacy and urbanisation, and Table 23b adds a full set of year effects that absorb whatever the ten states experience in common in a given year. What remains uncontrolled is the shock that varies by year and by state at once: an infrastructure project completed mid-panel, a shift in one state's labour-market conditions, a change in political leadership. Any such shock is left in the error term rather than modelled directly, and could in principle be correlated with both a state's fiscal choices and its FDI in a way neither state nor year effects can absorb.</w:t>
       </w:r>
     </w:p>
     <w:p>
@@ -37593,7 +39851,7 @@
         <w:jc w:val="both"/>
       </w:pPr>
       <w:r>
-        <w:t>Three extensions follow from those limits. A longer panel, once further post-pandemic years have been audited, would show whether the within-state debt coefficient moves toward the between-state sign as FY 2020-21 loses weight in the estimation window; Section 7.1 predicts that it should. Adding off-budget guarantees to the debt measure, and interacting capital expenditure with its financing source, are the two specification changes that Section 7.2 and the limitations above point to most directly. Beyond this sample, the natural test of external validity is to extend the panel below the top ten, where the variation in both fiscal position and investment is wider and the agglomeration floor is lower, and to ask whether the same convergence across methods survives outside the group of states that were always going to receive the capital.</w:t>
+        <w:t>Three extensions follow from those limits. A longer panel, once further post-pandemic years have been audited, would show whether the within-state debt coefficient settles at the between-state sign as FY 2020-21 loses weight in the estimation window. The present data already point that way: restricted to FY 2021-22 onward and estimated with year effects, the within-state coefficient is -0.452 with a bootstrap p of 0.075 (Section 6.5), but thirty observations is too thin a base to do more than motivate the test. Adding off-budget guarantees to the debt measure, and interacting capital expenditure with its financing source, are the two specification changes that Section 7.2 and the limitations above point to most directly. Beyond this sample, the natural test of external validity is to extend the panel below the top ten, where the variation in both fiscal position and investment is wider and the agglomeration floor is lower, and to ask whether the same convergence across methods survives outside the group of states that were always going to receive the capital.</w:t>
       </w:r>
     </w:p>
     <w:p>
@@ -38224,7 +40482,7 @@
         <w:rPr>
           <w:sz w:val="21"/>
         </w:rPr>
-        <w:t xml:space="preserve">  </w:t>
+        <w:t xml:space="preserve"> </w:t>
       </w:r>
     </w:p>
     <w:p>
@@ -38358,7 +40616,7 @@
         <w:rPr>
           <w:sz w:val="21"/>
         </w:rPr>
-        <w:t xml:space="preserve">Misra, S., Gupta, K., &amp; Trivedi, P. (2021). Sub-national government debt sustainability in India: An empirical analysis. Macroeconomics and Finance in Emerging Market Economies, 16(1), 57-79. </w:t>
+        <w:t>Misra, S., Gupta, K., &amp; Trivedi, P. (2023). Sub-national government debt sustainability in India: An empirical analysis. Macroeconomics and Finance in Emerging Market Economies, 16(1), 57-79. https://doi.org/10.1080/17520843.2021.1948171</w:t>
       </w:r>
       <w:hyperlink r:id="rId55" w:history="1">
         <w:r>
@@ -38373,7 +40631,6 @@
         <w:rPr>
           <w:sz w:val="21"/>
         </w:rPr>
-        <w:t xml:space="preserve"> </w:t>
       </w:r>
     </w:p>
     <w:p>

--- a/paper/Fiscal_Discipline_and_Investment_Outcomes.docx
+++ b/paper/Fiscal_Discipline_and_Investment_Outcomes.docx
@@ -25424,7 +25424,6 @@
     <w:p/>
     <w:p>
       <w:pPr>
-        <w:pStyle w:val="Heading2"/>
         <w:rPr>
           <w:rFonts w:ascii="Times New Roman" w:eastAsiaTheme="minorEastAsia" w:hAnsi="Times New Roman" w:cstheme="minorBidi"/>
           <w:b w:val="0"/>
@@ -39694,7 +39693,7 @@
     </w:p>
     <w:p>
       <w:pPr>
-        <w:pStyle w:val="Heading2"/>
+        <w:pStyle w:val="Heading1"/>
         <w:rPr>
           <w:rFonts w:ascii="Times New Roman" w:eastAsiaTheme="minorEastAsia" w:hAnsi="Times New Roman" w:cstheme="minorBidi"/>
           <w:b w:val="0"/>

--- a/paper/Fiscal_Discipline_and_Investment_Outcomes.docx
+++ b/paper/Fiscal_Discipline_and_Investment_Outcomes.docx
@@ -143,7 +143,7 @@
         <w:jc w:val="both"/>
       </w:pPr>
       <w:r>
-        <w:t>Foreign direct investment in India concentrates in a handful of states, and fiscal discipline is widely assumed, though rarely tested, to be part of the reason. This study asks whether it is. We measure the fiscal discipline of India's ten largest FDI-recipient states through four indicators, each expressed as a share of gross state domestic product: fiscal deficit, public debt, own tax revenue and capital expenditure. The panel is balanced and covers five fiscal years, 2019-20 to 2023-24. It is built from audited state finance accounts published in the Sixteenth Finance Commission report, together with official investment and output data from the Department for Promotion of Industry and Internal Trade and the Ministry of Statistics and Programme Implementation. On that panel we estimate fixed-effects and pooled regressions of FDI and of GSDP growth on the four indicators. Five years is not many, and one of them is dominated by the COVID-19 shock, so the regression findings are cross-checked against a non-parametric rank correlation and against machine-learning methods drawn from two distinct families: regularised linear selection, in the form of LASSO with an Elastic Net cross-check, and SHAP-based random forest importance. The window is also, by necessity, the most COVID-adjacent five years for which audited state finance data exist, and the results should be read as describing that period rather than a COVID-free steady state. States carrying persistently lower public debt attract significantly more FDI than their peers. The relationship holds between states rather than within a given state from year to year, a split confirmed inside a single Mundlak specification in which the two coefficients differ at p = 0.000003, and every validation method converges on debt as the dominant fiscal predictor of investment. The growth equation supports no such conclusion. Fiscal coefficients that appear significant when the pandemic is controlled for by a single dummy do not survive a full set of year fixed effects, and we report the second hypothesis as unsupported rather than retain a result that tracks the shape of the recovery. Two states depart from the general pattern for identifiable reasons, and Jharkhand and Uttar Pradesh are examined individually. The paper also documents in full every fiscal, investment and demographic series used in the analysis, along with the exact procedure behind its fiscal discipline ranking, so that the study can be independently reproduced and its ranking judged against an outcome rather than reported as an end in itself.</w:t>
+        <w:t>Foreign direct investment in India concentrates in a handful of states, and fiscal discipline is widely assumed, though rarely tested, to be part of the reason. This study asks whether it is. We measure the fiscal discipline of India's ten largest FDI-recipient states through four indicators, each expressed as a share of gross state domestic product: fiscal deficit, public debt, own tax revenue and capital expenditure. The panel is balanced and covers five fiscal years, 2019-20 to 2023-24. It is built from audited state finance accounts published in the Sixteenth Finance Commission report, together with official investment and output data from the Department for Promotion of Industry and Internal Trade and the Ministry of Statistics and Programme Implementation. On that panel we estimate fixed-effects and pooled regressions of FDI and of GSDP growth on the four indicators. Five years is not many, and one of them is dominated by the COVID-19 shock, so the regression findings are cross-checked against a non-parametric rank correlation and against machine-learning methods drawn from two distinct families: regularised linear selection, in the form of LASSO with an Elastic Net cross-check, and SHAP-based random forest importance. The window is also, by necessity, the most COVID-adjacent five years for which audited state finance data exist, and the results should be read as describing that period rather than a COVID-free steady state. States carrying persistently lower public debt receive more FDI than their peers. The association is large and it survives every robustness check we apply, though at ten clusters the wild cluster bootstrap this paper defers to puts the pooled coefficient at p = 0.057, significant at ten per cent rather than five; the claim rests on the agreement of several methods rather than on that one p-value. The relationship holds between states rather than within a given state from year to year, a split confirmed inside a single Mundlak specification in which the two coefficients differ at a bootstrapped p = 0.017, and every validation method converges on debt as the dominant fiscal predictor of investment. The growth equation supports no such conclusion. Fiscal coefficients that appear significant when the pandemic is controlled for by a single dummy do not survive a full set of year fixed effects, and we report the second hypothesis as unsupported rather than retain a result that tracks the shape of the recovery. Two states depart from the general pattern for identifiable reasons, and Jharkhand and Uttar Pradesh are examined individually. The paper also documents in full every fiscal, investment and demographic series used in the analysis, along with the exact procedure behind its fiscal discipline ranking, so that the study can be independently reproduced and its ranking judged against an outcome rather than reported as an end in itself.</w:t>
       </w:r>
     </w:p>
     <w:p>
@@ -200,7 +200,7 @@
         <w:jc w:val="both"/>
       </w:pPr>
       <w:r>
-        <w:t>Two research literatures speak to that question and rarely cite each other. One asks how state fiscal policy affects growth. Trivedi and Rajmal (2011), working with fourteen states and fixed-effects panel methods, report that fiscal deficits contract subsequent growth; Panda and Sahay (2022) repeat the exercise on seventeen states for 2004-05 to 2016-17, adding two-stage least squares, and reach the same verdict. Running alongside both is a debt-sustainability literature (Misra, Gupta and Trivedi, 2021; NIPFP, 2024) concerned with whether current borrowing paths are solvent, which stops before asking what those borrowing paths do to the investment a state subsequently receives. NITI Aayog's Fiscal Health Index (2025, 2026) ranks states on fiscal metrics and validates the ranking against nothing at all.</w:t>
+        <w:t>Two research literatures speak to that question and rarely cite each other. One asks how state fiscal policy affects growth. Trivedi and Rajmal (2011), working with fourteen states and fixed-effects panel methods, report that fiscal deficits contract subsequent growth; Panda and Sahay (2022) repeat the exercise on seventeen states for 2004-05 to 2016-17, adding two-stage least squares, and reach the same verdict. Running alongside both is a debt-sustainability literature (Misra, Gupta and Trivedi, 2023; NIPFP, 2024) concerned with whether current borrowing paths are solvent, which stops before asking what those borrowing paths do to the investment a state subsequently receives. NITI Aayog's Fiscal Health Index (2025, 2026) ranks states on fiscal metrics and validates the ranking against nothing at all.</w:t>
       </w:r>
     </w:p>
     <w:p>
@@ -276,8 +276,6 @@
           <w:lang w:val="en-IN"/>
         </w:rPr>
       </w:pPr>
-      <w:proofErr w:type="spellStart"/>
-      <w:proofErr w:type="spellEnd"/>
       <w:r>
         <w:t>Barro (1990) formalised the point that public spending is neither uniformly good nor uniformly bad for growth: spending financed without highly distortionary taxation tends to support growth, while the same spending financed through heavy taxation need not. Fischer (1993) extended the argument to deficits directly, showing that large and persistent fiscal deficits slow growth and generate monetary and trade instability, largely because deficit-financed spending crowds out the investment that would otherwise drive growth. Read together, the two papers make the same point at different levels: what matters is not how much is spent but what it is spent on and how it is financed.</w:t>
       </w:r>
@@ -312,7 +310,7 @@
         </w:rPr>
       </w:pPr>
       <w:r>
-        <w:t>A second Indian literature takes debt rather than deficit as its object, and asks a solvency question rather than a growth question. Misra, Gupta and Trivedi (2021) examine whether state debt paths remain sustainable once off-budget borrowings and guarantees are counted, and conclude that the official on-budget figure understates exposure for several states. The NIPFP (2024) working paper approaches the same debt stock from a different angle, using threshold regression to estimate the debt-to-GSDP level beyond which further borrowing begins to reduce growth in the major states.</w:t>
+        <w:t>A second Indian literature takes debt rather than deficit as its object, and asks a solvency question rather than a growth question. Misra, Gupta and Trivedi (2023) examine whether state debt paths remain sustainable once off-budget borrowings and guarantees are counted, and conclude that the official on-budget figure understates exposure for several states. The NIPFP (2024) working paper approaches the same debt stock from a different angle, using threshold regression to estimate the debt-to-GSDP level beyond which further borrowing begins to reduce growth in the major states.</w:t>
       </w:r>
     </w:p>
     <w:p>
@@ -333,12 +331,8 @@
           <w:lang w:val="en-IN"/>
         </w:rPr>
       </w:pPr>
-      <w:proofErr w:type="gramStart"/>
-      <w:proofErr w:type="gramEnd"/>
-      <w:proofErr w:type="gramStart"/>
-      <w:proofErr w:type="gramEnd"/>
       <w:r>
-        <w:t>Misra, Gupta and Trivedi (2021) and the NIPFP (2024) between them establish that debt levels differ meaningfully across states and that the differences persist rather than converge over time, but neither asks what that debt means to an investor. The NIPFP threshold estimate and the Misra, Gupta and Trivedi sustainability analysis both assess debt against the state's own budget constraint, never against the state's ability to attract capital.</w:t>
+        <w:t>Misra, Gupta and Trivedi (2023) and the NIPFP (2024) between them establish that debt levels differ meaningfully across states and that the differences persist rather than converge over time, but neither asks what that debt means to an investor. The NIPFP threshold estimate and the Misra, Gupta and Trivedi sustainability analysis both assess debt against the state's own budget constraint, never against the state's ability to attract capital.</w:t>
       </w:r>
     </w:p>
     <w:p>
@@ -346,8 +340,11 @@
         <w:jc w:val="both"/>
       </w:pPr>
       <w:r>
+        <w:t xml:space="preserve">The FDI-determinants literature has a different intellectual ancestry altogether. Dunning's (1993) OLI framework organises location choice around ownership, location and internalisation advantages, and in the cross-country empirical work Blonigen (2005) surveys, the location leg is operationalised mostly </w:t>
+      </w:r>
+      <w:r>
         <w:lastRenderedPageBreak/>
-        <w:t xml:space="preserve">The FDI-determinants literature has a different intellectual ancestry altogether. Dunning's (1993) OLI framework organises location choice around ownership, location and internalisation advantages, and in the cross-country empirical work Blonigen (2005) surveys, the location leg is operationalised mostly through market size, factor costs, trade openness and institutional quality. Borensztein, De Gregorio and Lee (1998) run the causal arrow in the other direction, showing that FDI raises host-country growth conditional on sufficient absorptive capacity, which is a large part of why sub-national governments compete for it in the first place. Applied to Indian states, this literature is dominated by agglomeration. Existing industrial clusters, port and highway access, labour-market depth, and the size of a state's own consumer market do most of the explanatory work (Mahatekar, 2025). Mahatekar's own study of state-wise flows between 2019 and 2024 is descriptive rather than econometric: it documents the concentration without estimating it, and it carries no fiscal variable at all. Where fiscal instruments do appear in this </w:t>
+        <w:t xml:space="preserve">through market size, factor costs, trade openness and institutional quality. Borensztein, De Gregorio and Lee (1998) run the causal arrow in the other direction, showing that FDI raises host-country growth conditional on sufficient absorptive capacity, which is a large part of why sub-national governments compete for it in the first place. Applied to Indian states, this literature is dominated by agglomeration. Existing industrial clusters, port and highway access, labour-market depth, and the size of a state's own consumer market do most of the explanatory work (Mahatekar, 2025). Mahatekar's own study of state-wise flows between 2019 and 2024 is descriptive rather than econometric: it documents the concentration without estimating it, and it carries no fiscal variable at all. Where fiscal instruments do appear in this </w:t>
       </w:r>
       <w:proofErr w:type="gramStart"/>
       <w:r>
@@ -355,10 +352,7 @@
       </w:r>
       <w:proofErr w:type="gramEnd"/>
       <w:r>
-        <w:t xml:space="preserve"> they are usually incentives offered to the investor, such as tax holidays or subsidised land, rather than measures of the host government's own balance sheet.</w:t>
-      </w:r>
-      <w:r>
-        <w:t xml:space="preserve"> It is also published in JETIR, a venue without competitive peer review; it is cited here only for its descriptive concentration figures, which are consistent with the DPIIT data this paper uses directly, and not for any econometric claim.</w:t>
+        <w:t xml:space="preserve"> they are usually incentives offered to the investor, such as tax holidays or subsidised land, rather than measures of the host government's own balance sheet. It is also published in JETIR, a venue without competitive peer review; it is cited here only for its descriptive concentration figures, which are consistent with the DPIIT data this paper uses directly, and not for any econometric claim.</w:t>
       </w:r>
     </w:p>
     <w:p>
@@ -409,7 +403,7 @@
       </w:r>
       <w:proofErr w:type="spellEnd"/>
       <w:r>
-        <w:t xml:space="preserve"> channel, and it is informational. A state that runs small deficits and holds debt on a sustainable path is telling a prospective investor something about how it will behave in a downturn, namely that it is less likely to reach for distortionary taxation or to compress committed expenditure when revenues fall (Misra, Gupta and Trivedi, 2021). The second is the crowding-in argument, and it is weaker than it first looks. Capital expenditure lowers the cost of doing business only if it is genuinely spent on infrastructure, so a state that funds capex without borrowing heavily is demonstrating administrative capacity at least as much as fiscal restraint. The third is a competition channel. Mobile capital is finite, and </w:t>
+        <w:t xml:space="preserve"> channel, and it is informational. A state that runs small deficits and holds debt on a sustainable path is telling a prospective investor something about how it will behave in a downturn, namely that it is less likely to reach for distortionary taxation or to compress committed expenditure when revenues fall (Misra, Gupta and Trivedi, 2023). The second is the crowding-in argument, and it is weaker than it first looks. Capital expenditure lowers the cost of doing business only if it is genuinely spent on infrastructure, so a state that funds capex without borrowing heavily is demonstrating administrative capacity at least as much as fiscal restraint. The third is a competition channel. Mobile capital is finite, and </w:t>
       </w:r>
       <w:proofErr w:type="spellStart"/>
       <w:r>
@@ -433,17 +427,9 @@
         <w:jc w:val="both"/>
       </w:pPr>
       <w:r>
+        <w:lastRenderedPageBreak/>
         <w:t>The last body of work this paper draws on is methodological rather than substantive. Using machine-learning methods alongside, rather than instead of, a structural specification is now ordinary practice in applied economics. Varian (2014) made the initial case for these tools as complements to regression. Mullainathan and Spiess (2017) drew the sharper distinction: prediction problems and parameter-estimation problems are different tasks with different success criteria, and treating a regularised model's variable selection as evidence about a coefficient requires care about which of the two is being attempted. Athey and Imbens (2019) survey which methods transfer usefully to economic questions and which do not. The specific tools used later in this paper are all well established. The LASSO (Tibshirani, 1996) shrinks and selects in a single step, so a variable that still carries weight after the penalty has been applied has cleared a criterion that owes nothing to a p-value. The Elastic Net (Zou and Hastie, 2005) modifies that penalty to handle correlated regressors differently, which matters here because deficit and debt are mechanically linked.</w:t>
       </w:r>
-      <w:r/>
-      <w:proofErr w:type="spellStart"/>
-      <w:r/>
-      <w:proofErr w:type="spellEnd"/>
-      <w:r/>
-      <w:proofErr w:type="gramStart"/>
-      <w:r/>
-      <w:proofErr w:type="gramEnd"/>
-      <w:r/>
     </w:p>
     <w:p>
       <w:pPr>
@@ -452,25 +438,14 @@
       <w:r>
         <w:t>Random forests (Breiman, 2001) impose no functional form on the relationship between regressors and outcome. SHAP values (Lundberg and Lee, 2017) decompose an individual prediction into per-variable contributions, giving a measure of importance that is not specific to any one model class. Hastie, Tibshirani and Friedman (2009) set out how each of these methods trades bias against variance.</w:t>
       </w:r>
-      <w:proofErr w:type="spellStart"/>
-      <w:r/>
-      <w:proofErr w:type="spellEnd"/>
-      <w:r/>
-      <w:proofErr w:type="spellStart"/>
-      <w:r/>
-      <w:proofErr w:type="spellEnd"/>
-      <w:r/>
     </w:p>
     <w:p>
       <w:pPr>
         <w:jc w:val="both"/>
       </w:pPr>
-      <w:proofErr w:type="gramStart"/>
       <w:r>
-        <w:t>None of these methods has yet been applied to state finance in India, where the literature still rests on conventional panel estimation. That is unobjectionable on a long panel. It is a weakness on a short one, where the entire claim depends on the standard errors of a single specification. Across these bodies of work the pattern is a run of near-misses rather than one clean omission. Trivedi and Rajmal (2011) establish that fiscal deficits contract growth across fourteen states, but do not look at FDI. Panda and Sahay (2022) confirm the same growth result on seventeen states over a pre-2017 window, again with no FDI channel. Misra, Gupta and Trivedi (2021) study the sustainability of state debt, off-budget guarantees included, without linking that sustainability to an investment outcome. The NIPFP threshold regression (2024) estimates the debt level at which growth turns negative for the major states, once more without FDI. NITI Aayog (2025, 2026) produces a composite fiscal ranking of eighteen states and validates it against no outcome whatsoever. Mahatekar (2025) documents state-wise FDI descriptively, with neither econometrics nor fiscal variables. And Feld et al. (2024) establish the fiscal-federalism link to FDI across countries but not within one.</w:t>
+        <w:t>None of these methods has yet been applied to state finance in India, where the literature still rests on conventional panel estimation. That is unobjectionable on a long panel. It is a weakness on a short one, where the entire claim depends on the standard errors of a single specification. Across these bodies of work the pattern is a run of near-misses rather than one clean omission. Trivedi and Rajmal (2011) establish that fiscal deficits contract growth across fourteen states, but do not look at FDI. Panda and Sahay (2022) confirm the same growth result on seventeen states over a pre-2017 window, again with no FDI channel. Misra, Gupta and Trivedi (2023) study the sustainability of state debt, off-budget guarantees included, without linking that sustainability to an investment outcome. The NIPFP threshold regression (2024) estimates the debt level at which growth turns negative for the major states, once more without FDI. NITI Aayog (2025, 2026) produces a composite fiscal ranking of eighteen states and validates it against no outcome whatsoever. Mahatekar (2025) documents state-wise FDI descriptively, with neither econometrics nor fiscal variables. And Feld et al. (2024) establish the fiscal-federalism link to FDI across countries but not within one.</w:t>
       </w:r>
-      <w:proofErr w:type="gramEnd"/>
-      <w:r/>
     </w:p>
     <w:p>
       <w:pPr>
@@ -493,11 +468,7 @@
         <w:jc w:val="both"/>
       </w:pPr>
       <w:r>
-        <w:t xml:space="preserve">The signalling, crowding-in and competition channels of Section 2 give three separate reasons why a state's fiscal position could shape the FDI it attracts, even though all ten states in this sample share a currency, a central bank and most regulatory settings with one another. Against all three stands the agglomeration hypothesis: FDI goes where FDI already is, whatever the host government's balance sheet looks like. We address that rival account twice over. State fixed effects absorb any time-invariant structural advantage a state holds, whether an existing industrial base, a port, or a metropolitan market, </w:t>
-      </w:r>
-      <w:r>
-        <w:lastRenderedPageBreak/>
-        <w:t>so the within-state coefficient in Section 6 cannot simply be picking up fixed geography. The machine-learning stage of Section 6.6 then leaves a flexible non-linear model free to rank a structural or agglomeration-linked variable above the fiscal ones, if agglomeration is in fact doing all the work.</w:t>
+        <w:t>The signalling, crowding-in and competition channels of Section 2 give three separate reasons why a state's fiscal position could shape the FDI it attracts, even though all ten states in this sample share a currency, a central bank and most regulatory settings with one another. Against all three stands the agglomeration hypothesis: FDI goes where FDI already is, whatever the host government's balance sheet looks like. We address that rival account twice over. State fixed effects absorb any time-invariant structural advantage a state holds, whether an existing industrial base, a port, or a metropolitan market, so the within-state coefficient in Section 6 cannot simply be picking up fixed geography. The machine-learning stage of Section 6.6 then leaves a flexible non-linear model free to rank a structural or agglomeration-linked variable above the fiscal ones, if agglomeration is in fact doing all the work.</w:t>
       </w:r>
     </w:p>
     <w:p>
@@ -505,6 +476,7 @@
         <w:jc w:val="both"/>
       </w:pPr>
       <w:r>
+        <w:lastRenderedPageBreak/>
         <w:t>Two hypotheses follow from the problem statement, which asks whether the fiscal discipline of Indian state governments significantly influences FDI inflows and GSDP growth across India's top ten FDI-recipient states between FY 2019-20 and FY 2023-24, and whether any such relationship survives both traditional econometric and modern machine-learning treatment.</w:t>
       </w:r>
     </w:p>
@@ -609,11 +581,7 @@
         <w:jc w:val="both"/>
       </w:pPr>
       <w:r>
-        <w:t xml:space="preserve">All four fiscal indicators are computed as a percentage of state GSDP from the Sixteenth Finance Commission's Report, Volume II, Chapter 5 annexures (Government of India, 2025), which in turn derive from CAG-audited States' Finance Accounts and MoSPI's comparable GSDP series (2011-12 base), adjusted for GST compensation loans. This single-vintage source was used throughout in preference to mixing in state-budget-document figures, which compute GSDP and debt slightly differently and are not always comparable across states. For example, Gujarat's FY 2023-24 debt ratio </w:t>
-      </w:r>
-      <w:r>
-        <w:lastRenderedPageBreak/>
-        <w:t>is 20.6 per cent of GSDP on the FC-16 basis used here, against roughly 15.3 per cent on a state-budget-document basis, a gap driven entirely by the GSDP denominator and the GST loan adjustment rather than by any disagreement over the rupee amount of debt itself.</w:t>
+        <w:t>All four fiscal indicators are computed as a percentage of state GSDP from the Sixteenth Finance Commission's Report, Volume II, Chapter 5 annexures (Government of India, 2025), which in turn derive from CAG-audited States' Finance Accounts and MoSPI's comparable GSDP series (2011-12 base), adjusted for GST compensation loans. This single-vintage source was used throughout in preference to mixing in state-budget-document figures, which compute GSDP and debt slightly differently and are not always comparable across states. For example, Gujarat's FY 2023-24 debt ratio is 20.6 per cent of GSDP on the FC-16 basis used here, against roughly 15.3 per cent on a state-budget-document basis, a gap driven entirely by the GSDP denominator and the GST loan adjustment rather than by any disagreement over the rupee amount of debt itself.</w:t>
       </w:r>
     </w:p>
     <w:p>
@@ -621,7 +589,7 @@
         <w:jc w:val="both"/>
       </w:pPr>
       <w:r>
-        <w:t>Capital expenditure is not directly reported in the FC-16 annexures and is derived from the accounting identity gross fiscal deficit = revenue deficit + capital outlay + net lending, so the derived capex series used here (gross fiscal deficit minus revenue deficit) is slightly larger than pure capital outlay because it also includes net lending. The capital expenditure table in Section 4.4 reports both the derived series and, for the two most recent years, a cross-check against exact capital outlay figures compiled from state budget documents, so the size of this gap is visible rather than assumed. One consequence of that derivation is worth flagging in advance, because it concerns the state whose exclusion moves the estimates most. Jharkhand's gross fiscal deficit for FY 2021-22 is reported as 0.0 per cent of GSDP in the FC-16 annexure, which is a figure rounded to one decimal place rather than an exact zero, and because the derived capital expenditure for that cell is gross fiscal deficit minus revenue deficit, that year's capital expenditure of 2.5 per cent is numerically identical to the state's revenue surplus. Both values are carried through as the source reports them, and Section 6.5 tests the sensitivity of every estimate to dropping Jharkhand entirely.</w:t>
+        <w:t>Capital expenditure is not directly reported in the FC-16 annexures and is derived from the accounting identity gross fiscal deficit = revenue deficit + capital outlay + net lending, so the derived capex series used here is gross fiscal deficit minus revenue deficit and includes net lending alongside capital outlay. The capital expenditure table in Section 4.4 reports both the derived series and, for the two most recent years, a cross-check against exact capital outlay compiled from state budget documents. That cross-check does not behave the way a pure net-lending wedge would. The gap is neither small nor consistently signed: in the FY 2022-23 actuals Telangana is 3.0 per cent derived against 1.37 exact, a discrepancy of 1.63 percentage points and larger than the 1.01-point standard deviation of the regressor itself, while Karnataka and Rajasthan come out smaller than their exact outlay rather than larger; in the FY 2023-24 column five of the ten states run the other way, Uttar Pradesh at 4.6 derived against 6.19 exact. The derived series is therefore a noisy proxy for capital outlay rather than a uniformly inflated one, which is a stronger reason for the caution in Section 7.2 than net lending alone, and it should be kept in mind wherever capital expenditure enters, including as one of the four components of the ranking in Section 4.7. One consequence of the derivation is worth flagging in advance, because it concerns the state whose exclusion moves the estimates most. Jharkhand's gross fiscal deficit for FY 2021-22 is reported as 0.0 per cent of GSDP in the FC-16 annexure, a figure rounded to one decimal place rather than an exact zero, and because derived capital expenditure is gross fiscal deficit minus revenue deficit, that year's capital expenditure of 2.5 per cent is numerically identical to the state's revenue surplus. That cell also feeds the ranking, where Jharkhand places second of ten on capital expenditure across the five years and so sits sixth overall on the composite. Both values are carried through as the source reports them, and Section 6.5 tests the sensitivity of every estimate to dropping Jharkhand entirely.</w:t>
       </w:r>
     </w:p>
     <w:p>
@@ -3335,7 +3303,11 @@
         <w:jc w:val="both"/>
       </w:pPr>
       <w:r>
-        <w:t>The amount table gives the underlying rupee value of each state's annual deficit. The ratio table scales that amount by GSDP, so that a small state and a large one can be compared on a common footing, and that is why every regression in this paper uses the ratio rather than the amount as its regressor. The figure below plots the ratio year on year for all ten states, one coloured line each, so that a state's trajectory can be read directly instead of only its five-year average.</w:t>
+        <w:t xml:space="preserve">The amount table gives the underlying rupee value of each state's annual deficit. The ratio table scales that amount by GSDP, so that a small state and a large one can be compared on a common footing, and </w:t>
+      </w:r>
+      <w:r>
+        <w:lastRenderedPageBreak/>
+        <w:t>that is why every regression in this paper uses the ratio rather than the amount as its regressor. The figure below plots the ratio year on year for all ten states, one coloured line each, so that a state's trajectory can be read directly instead of only its five-year average.</w:t>
       </w:r>
     </w:p>
     <w:p>
@@ -3346,7 +3318,6 @@
         <w:rPr>
           <w:noProof/>
         </w:rPr>
-        <w:lastRenderedPageBreak/>
         <w:drawing>
           <wp:inline distT="0" distB="0" distL="0" distR="0" wp14:anchorId="4FFA1B74" wp14:editId="043E8E41">
             <wp:extent cx="5759999" cy="4025575"/>
@@ -5387,6 +5358,7 @@
               <w:rPr>
                 <w:sz w:val="18"/>
               </w:rPr>
+              <w:lastRenderedPageBreak/>
               <w:t>Karnataka</w:t>
             </w:r>
           </w:p>
@@ -5855,7 +5827,6 @@
               <w:rPr>
                 <w:sz w:val="18"/>
               </w:rPr>
-              <w:lastRenderedPageBreak/>
               <w:t>Rajasthan</w:t>
             </w:r>
           </w:p>
@@ -6165,7 +6136,7 @@
         <w:lastRenderedPageBreak/>
         <w:drawing>
           <wp:inline distT="0" distB="0" distL="0" distR="0" wp14:anchorId="22B6A475" wp14:editId="53CFF1D9">
-            <wp:extent cx="5759999" cy="3178969"/>
+            <wp:extent cx="5759999" cy="3179368"/>
             <wp:effectExtent l="0" t="0" r="0" b="0"/>
             <wp:docPr id="3" name="Picture 3"/>
             <wp:cNvGraphicFramePr>
@@ -6187,7 +6158,7 @@
                   <pic:spPr>
                     <a:xfrm>
                       <a:off x="0" y="0"/>
-                      <a:ext cx="5759999" cy="3178969"/>
+                      <a:ext cx="5759999" cy="3179368"/>
                     </a:xfrm>
                     <a:prstGeom prst="rect">
                       <a:avLst/>
@@ -14812,7 +14783,7 @@
       </w:r>
       <w:proofErr w:type="spellEnd"/>
       <w:r>
-        <w:t>, 2024) state-wise series on the comparable 2011-12 base. GSDP growth is computed year-on-year from this series.</w:t>
+        <w:t>, 2024) state-wise series on the comparable 2011-12 base. GSDP growth is computed year-on-year from this series. The MoSPI series used here is at current prices, so the growth rates in Table 13 and the dependent variable of Model 2 are nominal rather than real. This matters for how the post-pandemic path is read: a large part of the roughly nineteen per cent recorded for FY 2021-22 is a deflator effect rather than real output, which is one reason Section 6.5 treats the common time path as something to absorb rather than to interpret. It also means the comparison with Trivedi and Rajmal (2011) and Panda and Sahay (2022) in Section 8 is not like for like, since both model real growth.</w:t>
       </w:r>
     </w:p>
     <w:p>
@@ -16167,6 +16138,7 @@
           <w:i/>
           <w:sz w:val="18"/>
         </w:rPr>
+        <w:lastRenderedPageBreak/>
         <w:t>Source: DPIIT (2024). Uttar Pradesh's DPIIT state-wise reporting begins only in FY 2021-22; its FY 2019-20 and FY 2020-21 cells are not available separately and are treated as missing, not zero, throughout this paper. The cumulative column as originally published by DPIIT includes an unattributed combined figure for Uttar Pradesh's first two years and should not be summed against the state-year columns. Maharashtra's published cumulative figure (532,428.74) likewise exceeds the sum of its five state-year cells (530,294) by 2,134.74 crore, a difference DPIIT does not explain and which is more than two hundred times the largest rounding gap in any other state. The analysis panel, Table 18 and every estimate reported in this paper use the summed state-year series, not the published cumulative column.</w:t>
       </w:r>
     </w:p>
@@ -16196,7 +16168,7 @@
         </w:rPr>
         <w:drawing>
           <wp:inline distT="0" distB="0" distL="0" distR="0" wp14:anchorId="6BEA5FFA" wp14:editId="1970DDC7">
-            <wp:extent cx="5759999" cy="3178969"/>
+            <wp:extent cx="5759999" cy="3179368"/>
             <wp:effectExtent l="0" t="0" r="0" b="0"/>
             <wp:docPr id="6" name="Picture 6"/>
             <wp:cNvGraphicFramePr>
@@ -16218,7 +16190,7 @@
                   <pic:spPr>
                     <a:xfrm>
                       <a:off x="0" y="0"/>
-                      <a:ext cx="5759999" cy="3178969"/>
+                      <a:ext cx="5759999" cy="3179368"/>
                     </a:xfrm>
                     <a:prstGeom prst="rect">
                       <a:avLst/>
@@ -16252,9 +16224,10 @@
         <w:rPr>
           <w:noProof/>
         </w:rPr>
+        <w:lastRenderedPageBreak/>
         <w:drawing>
           <wp:inline distT="0" distB="0" distL="0" distR="0" wp14:anchorId="19F8DAC3" wp14:editId="7AED188B">
-            <wp:extent cx="5759999" cy="3315869"/>
+            <wp:extent cx="5759999" cy="3315614"/>
             <wp:effectExtent l="0" t="0" r="0" b="0"/>
             <wp:docPr id="7" name="Picture 7"/>
             <wp:cNvGraphicFramePr>
@@ -16276,7 +16249,7 @@
                   <pic:spPr>
                     <a:xfrm>
                       <a:off x="0" y="0"/>
-                      <a:ext cx="5759999" cy="3315869"/>
+                      <a:ext cx="5759999" cy="3315614"/>
                     </a:xfrm>
                     <a:prstGeom prst="rect">
                       <a:avLst/>
@@ -16299,7 +16272,6 @@
           <w:i/>
           <w:sz w:val="20"/>
         </w:rPr>
-        <w:lastRenderedPageBreak/>
         <w:t>Figure 7. Year-wise FDI inflows by state, log scale. Jharkhand's collapse after FY 2020-21 and Uttar Pradesh's left-censored early years are both visible here; the log scale is used because Maharashtra's FDI is roughly three orders of magnitude larger than Jharkhand's by FY 2023-24, which would compress every other state's line to a flat line on a linear axis.</w:t>
       </w:r>
     </w:p>
@@ -19005,10 +18977,9 @@
         <w:rPr>
           <w:noProof/>
         </w:rPr>
-        <w:lastRenderedPageBreak/>
         <w:drawing>
           <wp:inline distT="0" distB="0" distL="0" distR="0" wp14:anchorId="74D3850E" wp14:editId="71A44DF6">
-            <wp:extent cx="5759999" cy="3315869"/>
+            <wp:extent cx="5759999" cy="3315614"/>
             <wp:effectExtent l="0" t="0" r="0" b="0"/>
             <wp:docPr id="8" name="Picture 8"/>
             <wp:cNvGraphicFramePr>
@@ -19030,7 +19001,7 @@
                   <pic:spPr>
                     <a:xfrm>
                       <a:off x="0" y="0"/>
-                      <a:ext cx="5759999" cy="3315869"/>
+                      <a:ext cx="5759999" cy="3315614"/>
                     </a:xfrm>
                     <a:prstGeom prst="rect">
                       <a:avLst/>
@@ -23490,42 +23461,37 @@
     </w:p>
     <w:p>
       <w:r>
-        <w:rPr>
-          <w:b w:val="0"/>
-          <w:i w:val="0"/>
-        </w:rPr>
-        <w:t>The composite ranking above weights the four indicators equally, and that choice is not otherwise justified in the text. The table below checks how much the ranking, and its correlation with realised FDI, would change under two alternative weightings: a rank based on debt alone, and a composite that weights debt twice as heavily as the other three indicators. Debt is singled out because Section 6.6 independently identifies it as the dominant fiscal predictor. Reweighting toward debt does not simply reproduce the equal-weight ranking (rho = 0.68 and 0.86 against it, not 1.0), so the choice of weights is not inert; but every weighting scheme tested, including the two that favour debt most heavily, correlates with realised FDI in the same direction and more strongly than the equal-weight ranking does. Equal weighting is therefore the conservative choice among those tested, not a choice that happens to favour the paper's own conclusion, and unlike the NITI Aayog index this paper criticises in Section 2, the ranking here is checked against an outcome rather than asserted on its own terms.</w:t>
+        <w:t>The composite ranking above weights the four indicators equally, and that choice is not otherwise justified in the text. The table below checks how much the ranking, and its correlation with realised FDI, would change under two alternative weightings: a rank based on debt alone, and a composite that weights debt twice as heavily as the other three indicators. Debt is singled out because Section 6.6 independently identifies it as the dominant fiscal predictor. Reweighting toward debt does not simply reproduce the equal-weight ranking (rho = 0.68 and 0.86 against it, not 1.0), so the choice of weights is not inert; but every weighting scheme tested, including the two that favour debt most heavily, correlates with realised FDI in the same direction and more strongly than the equal-weight ranking does. Two things follow, and the second is uncomfortable for the composite. Equal weighting is the conservative choice among those tested, not one that happens to favour the paper's own conclusion. But on the paper's own criterion, that a ranking should be judged against an outcome, a single indicator beats the composite: debt alone correlates with realised FDI at rho = -0.917 (p = 0.0005) against -0.728 (p = 0.026) for the four-indicator average. The honest reading is not that the weights are defensible but that the composite is not earning its complexity, and that a reader who wants one verifiable number should use debt. The point is sharpened by which indicators carry Uttar Pradesh to first place: capital expenditure, where it ranks first, and own tax revenue, where it ranks second, are precisely the two indicators this paper later finds wrong-signed and indistinguishable from zero respectively, and unlike the NITI Aayog index this paper criticises in Section 2, the ranking here is checked against an outcome rather than asserted on its own terms.</w:t>
       </w:r>
     </w:p>
     <w:p>
       <w:r>
         <w:rPr>
           <w:b/>
-          <w:i w:val="0"/>
         </w:rPr>
+        <w:lastRenderedPageBreak/>
         <w:t>Table 16a. Sensitivity of the composite fiscal discipline ranking to alternative indicator weightings. The two FDI columns correlate each weighting's discipline rank against the five-year FDI total in levels, so a negative rho means that better-ranked (lower-numbered) states received more investment. That is the same relationship as the positive rho = 0.728 reported in Section 6.2, which correlates discipline rank against FDI rank; only the sign convention differs.</w:t>
       </w:r>
     </w:p>
     <w:tbl>
       <w:tblPr>
         <w:tblStyle w:val="TableGrid"/>
-        <w:tblW w:type="auto" w:w="0"/>
-        <w:tblLook w:firstColumn="1" w:firstRow="1" w:lastColumn="0" w:lastRow="0" w:noHBand="0" w:noVBand="1" w:val="04A0"/>
+        <w:tblW w:w="0" w:type="auto"/>
+        <w:tblLook w:val="04A0" w:firstRow="1" w:lastRow="0" w:firstColumn="1" w:lastColumn="0" w:noHBand="0" w:noVBand="1"/>
       </w:tblPr>
       <w:tblGrid>
         <w:gridCol w:w="1814"/>
-        <w:gridCol w:w="1814"/>
-        <w:gridCol w:w="1814"/>
-        <w:gridCol w:w="1814"/>
-        <w:gridCol w:w="1814"/>
+        <w:gridCol w:w="1812"/>
+        <w:gridCol w:w="1812"/>
+        <w:gridCol w:w="1812"/>
+        <w:gridCol w:w="1812"/>
       </w:tblGrid>
       <w:tr>
         <w:tc>
           <w:tcPr>
-            <w:tcW w:type="dxa" w:w="1814"/>
-          </w:tcPr>
-          <w:p>
-            <w:r/>
+            <w:tcW w:w="1814" w:type="dxa"/>
+          </w:tcPr>
+          <w:p>
             <w:r>
               <w:rPr>
                 <w:b/>
@@ -23536,10 +23502,9 @@
         </w:tc>
         <w:tc>
           <w:tcPr>
-            <w:tcW w:type="dxa" w:w="1814"/>
-          </w:tcPr>
-          <w:p>
-            <w:r/>
+            <w:tcW w:w="1814" w:type="dxa"/>
+          </w:tcPr>
+          <w:p>
             <w:r>
               <w:rPr>
                 <w:b/>
@@ -23550,10 +23515,9 @@
         </w:tc>
         <w:tc>
           <w:tcPr>
-            <w:tcW w:type="dxa" w:w="1814"/>
-          </w:tcPr>
-          <w:p>
-            <w:r/>
+            <w:tcW w:w="1814" w:type="dxa"/>
+          </w:tcPr>
+          <w:p>
             <w:r>
               <w:rPr>
                 <w:b/>
@@ -23564,10 +23528,9 @@
         </w:tc>
         <w:tc>
           <w:tcPr>
-            <w:tcW w:type="dxa" w:w="1814"/>
-          </w:tcPr>
-          <w:p>
-            <w:r/>
+            <w:tcW w:w="1814" w:type="dxa"/>
+          </w:tcPr>
+          <w:p>
             <w:r>
               <w:rPr>
                 <w:b/>
@@ -23578,10 +23541,9 @@
         </w:tc>
         <w:tc>
           <w:tcPr>
-            <w:tcW w:type="dxa" w:w="1814"/>
-          </w:tcPr>
-          <w:p>
-            <w:r/>
+            <w:tcW w:w="1814" w:type="dxa"/>
+          </w:tcPr>
+          <w:p>
             <w:r>
               <w:rPr>
                 <w:b/>
@@ -23594,10 +23556,9 @@
       <w:tr>
         <w:tc>
           <w:tcPr>
-            <w:tcW w:type="dxa" w:w="1814"/>
-          </w:tcPr>
-          <w:p>
-            <w:r/>
+            <w:tcW w:w="1814" w:type="dxa"/>
+          </w:tcPr>
+          <w:p>
             <w:r>
               <w:t>Equal-weight (paper's ranking)</w:t>
             </w:r>
@@ -23605,10 +23566,9 @@
         </w:tc>
         <w:tc>
           <w:tcPr>
-            <w:tcW w:type="dxa" w:w="1814"/>
-          </w:tcPr>
-          <w:p>
-            <w:r/>
+            <w:tcW w:w="1814" w:type="dxa"/>
+          </w:tcPr>
+          <w:p>
             <w:r>
               <w:t>1.000</w:t>
             </w:r>
@@ -23616,10 +23576,9 @@
         </w:tc>
         <w:tc>
           <w:tcPr>
-            <w:tcW w:type="dxa" w:w="1814"/>
-          </w:tcPr>
-          <w:p>
-            <w:r/>
+            <w:tcW w:w="1814" w:type="dxa"/>
+          </w:tcPr>
+          <w:p>
             <w:r>
               <w:t>-</w:t>
             </w:r>
@@ -23627,10 +23586,9 @@
         </w:tc>
         <w:tc>
           <w:tcPr>
-            <w:tcW w:type="dxa" w:w="1814"/>
-          </w:tcPr>
-          <w:p>
-            <w:r/>
+            <w:tcW w:w="1814" w:type="dxa"/>
+          </w:tcPr>
+          <w:p>
             <w:r>
               <w:t>-0.728</w:t>
             </w:r>
@@ -23638,10 +23596,9 @@
         </w:tc>
         <w:tc>
           <w:tcPr>
-            <w:tcW w:type="dxa" w:w="1814"/>
-          </w:tcPr>
-          <w:p>
-            <w:r/>
+            <w:tcW w:w="1814" w:type="dxa"/>
+          </w:tcPr>
+          <w:p>
             <w:r>
               <w:t>0.026</w:t>
             </w:r>
@@ -23651,10 +23608,9 @@
       <w:tr>
         <w:tc>
           <w:tcPr>
-            <w:tcW w:type="dxa" w:w="1814"/>
-          </w:tcPr>
-          <w:p>
-            <w:r/>
+            <w:tcW w:w="1814" w:type="dxa"/>
+          </w:tcPr>
+          <w:p>
             <w:r>
               <w:t>Debt-only rank</w:t>
             </w:r>
@@ -23662,10 +23618,9 @@
         </w:tc>
         <w:tc>
           <w:tcPr>
-            <w:tcW w:type="dxa" w:w="1814"/>
-          </w:tcPr>
-          <w:p>
-            <w:r/>
+            <w:tcW w:w="1814" w:type="dxa"/>
+          </w:tcPr>
+          <w:p>
             <w:r>
               <w:t>0.681</w:t>
             </w:r>
@@ -23673,10 +23628,9 @@
         </w:tc>
         <w:tc>
           <w:tcPr>
-            <w:tcW w:type="dxa" w:w="1814"/>
-          </w:tcPr>
-          <w:p>
-            <w:r/>
+            <w:tcW w:w="1814" w:type="dxa"/>
+          </w:tcPr>
+          <w:p>
             <w:r>
               <w:t>0.030</w:t>
             </w:r>
@@ -23684,10 +23638,9 @@
         </w:tc>
         <w:tc>
           <w:tcPr>
-            <w:tcW w:type="dxa" w:w="1814"/>
-          </w:tcPr>
-          <w:p>
-            <w:r/>
+            <w:tcW w:w="1814" w:type="dxa"/>
+          </w:tcPr>
+          <w:p>
             <w:r>
               <w:t>-0.917</w:t>
             </w:r>
@@ -23695,10 +23648,9 @@
         </w:tc>
         <w:tc>
           <w:tcPr>
-            <w:tcW w:type="dxa" w:w="1814"/>
-          </w:tcPr>
-          <w:p>
-            <w:r/>
+            <w:tcW w:w="1814" w:type="dxa"/>
+          </w:tcPr>
+          <w:p>
             <w:r>
               <w:t>0.0005</w:t>
             </w:r>
@@ -23708,10 +23660,9 @@
       <w:tr>
         <w:tc>
           <w:tcPr>
-            <w:tcW w:type="dxa" w:w="1814"/>
-          </w:tcPr>
-          <w:p>
-            <w:r/>
+            <w:tcW w:w="1814" w:type="dxa"/>
+          </w:tcPr>
+          <w:p>
             <w:r>
               <w:t>Debt double-weighted composite</w:t>
             </w:r>
@@ -23719,10 +23670,9 @@
         </w:tc>
         <w:tc>
           <w:tcPr>
-            <w:tcW w:type="dxa" w:w="1814"/>
-          </w:tcPr>
-          <w:p>
-            <w:r/>
+            <w:tcW w:w="1814" w:type="dxa"/>
+          </w:tcPr>
+          <w:p>
             <w:r>
               <w:t>0.862</w:t>
             </w:r>
@@ -23730,10 +23680,9 @@
         </w:tc>
         <w:tc>
           <w:tcPr>
-            <w:tcW w:type="dxa" w:w="1814"/>
-          </w:tcPr>
-          <w:p>
-            <w:r/>
+            <w:tcW w:w="1814" w:type="dxa"/>
+          </w:tcPr>
+          <w:p>
             <w:r>
               <w:t>0.0014</w:t>
             </w:r>
@@ -23741,10 +23690,9 @@
         </w:tc>
         <w:tc>
           <w:tcPr>
-            <w:tcW w:type="dxa" w:w="1814"/>
-          </w:tcPr>
-          <w:p>
-            <w:r/>
+            <w:tcW w:w="1814" w:type="dxa"/>
+          </w:tcPr>
+          <w:p>
             <w:r>
               <w:t>-0.814</w:t>
             </w:r>
@@ -23752,10 +23700,9 @@
         </w:tc>
         <w:tc>
           <w:tcPr>
-            <w:tcW w:type="dxa" w:w="1814"/>
-          </w:tcPr>
-          <w:p>
-            <w:r/>
+            <w:tcW w:w="1814" w:type="dxa"/>
+          </w:tcPr>
+          <w:p>
             <w:r>
               <w:t>0.0076</w:t>
             </w:r>
@@ -24026,7 +23973,7 @@
         <w:jc w:val="both"/>
       </w:pPr>
       <w:r>
-        <w:t>with i denoting the state and t the fiscal year. Each model is estimated twice. The first fit is an entity fixed-effects panel with Driscoll-Kraay standard errors, which stay valid under cross-sectional dependence and serially correlated errors in a panel of this length (Driscoll and Kraay, 1998); it identifies the within-state relationship. The second is a pooled OLS with the two Census controls added and errors clustered by state. Strictly, a pooled coefficient is a variance-weighted mixture of within-state and between-state variation rather than a between estimator, and we describe it as identifying the between-state relationship only because, for the regressors that matter here, that mixture is overwhelmingly between: Section 6.1 shows that 99.7 per cent of the variance in debt is cross-sectional. Section 7.1 reports a true between estimator on the ten state means, and a Mundlak specification that separates the two dimensions inside a single equation, so that the claim does not rest on the pooled coefficient's interpretation. Standard errors from the panel routines used here carry that software's finite-sample cluster correction, which returns intervals roughly four per cent tighter than the correction applied by default in some other packages; the distinction changes no verdict in this paper but is noted so that a replication arriving at slightly different standard errors is not read as a discrepancy. Variance inflation factors are computed for the four fiscal regressors, interpreted against the cautions in O’Brien (2007), because deficit and debt are mechanically linked: a state's debt stock is the accumulation of its past deficits. Dynamic panel estimators of the Arellano-Bond family (1991) are deliberately avoided here. At N = 10 and T = 5 the instrument count in a standard difference or system GMM setup would approach or exceed the number of cross-sectional units, a configuration Roodman (2009) identifies as unreliable. As a descriptive complement to the two regressions, Spearman's rank correlation (Spearman, 1904) is computed between the composite discipline ranking of Section 4.7 and each state's five-year FDI total and per-capita GSDP. Unlike the regression coefficients, which exploit year-by-year variation, this compresses each state to a single point; it is reported in Section 6.2.</w:t>
+        <w:t>with i denoting the state and t the fiscal year. Each model is estimated twice. The first fit is an entity fixed-effects panel with Driscoll-Kraay standard errors, which stay valid under cross-sectional dependence and serially correlated errors in a panel of this length (Driscoll and Kraay, 1998); it identifies the within-state relationship. The second is a pooled OLS with the two Census controls added and errors clustered by state. Strictly, a pooled coefficient is a variance-weighted mixture of within-state and between-state variation rather than a between estimator, and we describe it as identifying the between-state relationship only because, for the regressors that matter here, that mixture is overwhelmingly between: Section 6.1 shows that 91.5 per cent of the variation in debt is cross-sectional. Section 7.1 reports a true between estimator on the ten state means, and a Mundlak specification that separates the two dimensions inside a single equation, so that the claim does not rest on the pooled coefficient's interpretation. Standard errors from the panel routines used here carry that software's finite-sample cluster correction, which returns intervals roughly four per cent tighter than the correction applied by default in some other packages; the distinction changes no verdict in this paper but is noted so that a replication arriving at slightly different standard errors is not read as a discrepancy. Variance inflation factors are computed for the four fiscal regressors, interpreted against the cautions in O’Brien (2007), because deficit and debt are mechanically linked: a state's debt stock is the accumulation of its past deficits. Dynamic panel estimators of the Arellano-Bond family (1991) are deliberately avoided here. At N = 10 and T = 5 the instrument count in a standard difference or system GMM setup would approach or exceed the number of cross-sectional units, a configuration Roodman (2009) identifies as unreliable. As a descriptive complement to the two regressions, Spearman's rank correlation (Spearman, 1904) is computed between the composite discipline ranking of Section 4.7 and each state's five-year FDI total and per-capita GSDP. Unlike the regression coefficients, which exploit year-by-year variation, this compresses each state to a single point; it is reported in Section 6.2.</w:t>
       </w:r>
       <w:r/>
     </w:p>
@@ -24115,11 +24062,8 @@
         <w:jc w:val="both"/>
       </w:pPr>
       <w:r>
-        <w:t>The cross-validation folds are blocked by state. Under a leave-one-observation-out scheme, holding out Gujarat in FY 2021-22 leaves Gujarat's other four years in the training sample. A state's fiscal ratios and FDI level are persistent, so the held-out point is then partly predictable from its own state, and the resulting accuracy figure flatters the model. Every cross-validated quantity below (the LASSO penalty strength, and the out-of-sample fit of Section 6.6) uses the ten states as groups, so that no state appears in both folds. Out-of-sample fit is also reported under the row-wise scheme, and under a forward-</w:t>
-      </w:r>
-      <w:r>
         <w:lastRenderedPageBreak/>
-        <w:t>chaining scheme that predicts each year from the years before it. How far apart those three columns sit measures how much of the apparent fit is state persistence.</w:t>
+        <w:t>The cross-validation folds are blocked by state. Under a leave-one-observation-out scheme, holding out Gujarat in FY 2021-22 leaves Gujarat's other four years in the training sample. A state's fiscal ratios and FDI level are persistent, so the held-out point is then partly predictable from its own state, and the resulting accuracy figure flatters the model. Every cross-validated quantity below (the LASSO penalty strength, and the out-of-sample fit of Section 6.6) uses the ten states as groups, so that no state appears in both folds. Out-of-sample fit is also reported under the row-wise scheme, and under a forward-chaining scheme that predicts each year from the years before it. How far apart those three columns sit measures how much of the apparent fit is state persistence.</w:t>
       </w:r>
     </w:p>
     <w:p>
@@ -24180,8 +24124,6 @@
       <w:pPr>
         <w:jc w:val="both"/>
       </w:pPr>
-      <w:proofErr w:type="gramStart"/>
-      <w:proofErr w:type="gramEnd"/>
       <w:r>
         <w:t>This design follows from the size of the panel. Fifty state-year observations are too few to rest a conclusion on any single specification's p-value, so agreement between two methodologically independent tracks is treated as the higher bar.</w:t>
       </w:r>
@@ -24199,17 +24141,17 @@
         <w:jc w:val="both"/>
       </w:pPr>
       <w:r>
-        <w:t>The process begins with data assembly and the fiscal discipline ranking, then splits into two branches. The classical branch estimates fixed-effects and pooled OLS specifications and subjects them to a battery of robustness checks. The machine-learning branch applies LASSO, Elastic Net and a shallow random forest with SHAP importance, together with its own diagnostic check for the leakage problem described in Section 5.2.</w:t>
+        <w:t xml:space="preserve">The process begins with data assembly and the fiscal discipline ranking, then splits into two branches. The classical branch estimates fixed-effects and pooled OLS specifications and subjects them to a battery of robustness checks. The machine-learning branch applies LASSO, Elastic Net and a shallow </w:t>
+      </w:r>
+      <w:r>
+        <w:lastRenderedPageBreak/>
+        <w:t>random forest with SHAP importance, together with its own diagnostic check for the leakage problem described in Section 5.2.</w:t>
       </w:r>
     </w:p>
     <w:p>
       <w:pPr>
         <w:jc w:val="both"/>
       </w:pPr>
-      <w:proofErr w:type="gramStart"/>
-      <w:proofErr w:type="gramEnd"/>
-      <w:proofErr w:type="gramStart"/>
-      <w:proofErr w:type="gramEnd"/>
       <w:r>
         <w:t>The two branches are then compared directly: where they agree, that agreement is the paper's strongest evidence; where they do not, Section 7.2 sets out why. The same forty-eight to fifty observations underlie both branches throughout, including the convergence test and the state-level case discussion that follow.</w:t>
       </w:r>
@@ -24224,7 +24166,6 @@
         <w:jc w:val="both"/>
       </w:pPr>
       <w:r>
-        <w:lastRenderedPageBreak/>
         <w:t>Figure 11. Analytical architecture of the research study, from raw data to final validation. Boxes are numbered stages; the two vertical tracks are the classical and machine-learning estimation branches, which run in parallel on the same panel and meet at the Stage 9 convergence test.</w:t>
       </w:r>
     </w:p>
@@ -24394,11 +24335,8 @@
         <w:jc w:val="both"/>
       </w:pPr>
       <w:r>
-        <w:t xml:space="preserve">Second, since those tests are weak, we report directly how far the inference depends on the covariance estimator. The same fixed-effects coefficient appears with Driscoll-Kraay, cluster-robust and unadjusted </w:t>
-      </w:r>
-      <w:r>
         <w:lastRenderedPageBreak/>
-        <w:t>standard errors, and with a percentile interval from 2,000 bootstrap resamples drawn at the level of the state, so that the resampling respects the panel structure. Both the kernel and the cluster-robust estimators rest on asymptotics this panel does not supply, the first in the number of periods and the second in the number of clusters. A wild cluster bootstrap-t with the null imposed and Rademacher weights (Cameron, Gelbach and Miller, 2008) is therefore computed for every coefficient the paper relies on, and settles the cases where the two disagree. We checked it in both directions. The COVID dummy in the growth model, an effect of roughly fourteen percentage points, returns p = 0.003; eight pure-noise placebo regressors returned nothing below 0.05.</w:t>
+        <w:t>Second, since those tests are weak, we report directly how far the inference depends on the covariance estimator. The same fixed-effects coefficient appears with Driscoll-Kraay, cluster-robust and unadjusted standard errors, and with a percentile interval from 2,000 bootstrap resamples drawn at the level of the state, so that the resampling respects the panel structure. Both the kernel and the cluster-robust estimators rest on asymptotics this panel does not supply, the first in the number of periods and the second in the number of clusters. A wild cluster bootstrap-t with the null imposed and Rademacher weights (Cameron, Gelbach and Miller, 2008) is therefore computed for every coefficient the paper relies on, and settles the cases where the two disagree. We checked it in both directions. The COVID dummy in the growth model, an effect of roughly fourteen percentage points, returns p = 0.003; eight pure-noise placebo regressors returned nothing below 0.05.</w:t>
       </w:r>
     </w:p>
     <w:p>
@@ -25423,23 +25361,10 @@
     </w:tbl>
     <w:p/>
     <w:p>
-      <w:pPr>
-        <w:rPr>
-          <w:rFonts w:ascii="Times New Roman" w:eastAsiaTheme="minorEastAsia" w:hAnsi="Times New Roman" w:cstheme="minorBidi"/>
-          <w:b w:val="0"/>
-          <w:bCs w:val="0"/>
-          <w:color w:val="auto"/>
-          <w:sz w:val="22"/>
-          <w:szCs w:val="22"/>
-        </w:rPr>
-      </w:pPr>
       <w:r>
-        <w:rPr>
-          <w:rFonts w:ascii="Times New Roman" w:hAnsi="Times New Roman"/>
-          <w:sz w:val="22"/>
-        </w:rPr>
-        <w:t>One feature of the table anticipates a result developed later. Debt-to-GSDP ranges from 17.6 to 42.5 per cent, a spread of almost twenty-five percentage points across ten states that is not randomly distributed: West Bengal and Rajasthan carry the highest debt ratio in every year of the panel, and Gujarat and Maharashtra the lowest. That ordering recurs through the results that follow. That persistence is worth quantifying, because it governs how the two specifications of Section 5.1 behave. Decomposing each regressor's variance into a between-state and a within-state component, debt is almost entirely a cross-sectional quantity: 99.7 per cent of its variance lies between states and only about 8 per cent within them, and the ranking of states by debt is close to fixed across the panel, with a mean pairwise rank correlation of 0.91 between any two years. Own tax revenue (89 per cent between) and capital expenditure (88 per cent) behave similarly; the fiscal deficit, at 60 per cent, is the most genuinely year-to-year of the four. GSDP growth runs the other way entirely, with 98 per cent of its variance within states and under 2 per cent between them. Two consequences follow and both recur below: the within-state debt coefficient of Model 1 is identified off very little variation and should be expected to be fragile, and the pooled specification of Model 2 has almost no cross-state variation in the dependent variable to explain, which is the reason no fiscal variable reaches significance there rather than anything substantive about growth.</w:t>
+        <w:t>One feature of the table anticipates a result developed later. Debt-to-GSDP ranges from 17.6 to 42.5 per cent, a spread of almost twenty-five percentage points across ten states that is not randomly distributed: West Bengal and Rajasthan carry the highest debt ratio in every year of the panel, and Gujarat and Maharashtra the lowest. That ordering recurs through the results that follow. That persistence is worth quantifying, because it governs how the two specifications of Section 5.1 behave. Decomposing each regressor's sum of squares into a between-state and a within-state component, debt is overwhelmingly a cross-sectional quantity: 91.5 per cent of its variation lies between states and 8.5 per cent within them, and the ranking of states by debt is close to fixed across the panel, with a mean pairwise rank correlation of 0.91 between any two years. Own tax revenue (81.9 per cent between) and capital expenditure (80.3 per cent) behave similarly; the fiscal deficit, at 55.1 per cent, is the most genuinely year-to-year of the four. GSDP growth runs the other way entirely, with 98.3 per cent of its variation within states and 1.7 per cent between them. Two consequences follow and both recur below: the within-state debt coefficient of Model 1 is identified off very little variation and should be expected to be fragile, and the pooled specification of Model 2 has almost no cross-state variation in the dependent variable to explain, which is the reason no fiscal variable reaches significance there rather than anything substantive about growth.</w:t>
       </w:r>
+      <w:r/>
     </w:p>
     <w:p>
       <w:pPr>
@@ -25464,10 +25389,6 @@
       <w:r>
         <w:t>Table 18 shows each state's discipline rank, carried over from Section 4.7, next to its five-year total of foreign direct investment and its per-capita gross state domestic product for FY 2023-24. The Spearman procedure itself is described in Section 5.1; the correlations are reported in the note beneath the table. The question here is more specific than the one the regressions address. It is not whether a state's investment changes when its own financial position changes. It is whether the states that rank highest on discipline over the period are the same states that receive the most investment and record the highest incomes.</w:t>
       </w:r>
-      <w:proofErr w:type="spellStart"/>
-      <w:r/>
-      <w:proofErr w:type="spellEnd"/>
-      <w:r/>
     </w:p>
     <w:p>
       <w:pPr>
@@ -26658,7 +26579,11 @@
         <w:jc w:val="both"/>
       </w:pPr>
       <w:r>
-        <w:t>Across all ten states the discipline-FDI correlation is positive but falls short of significance (rho = 0.255, p = 0.476). Uttar Pradesh is the reason. It ranks first on discipline and tenth on FDI, and the second of those ranks is an accounting artefact: two of its five years are unrecorded, not small. Drop it and the correlation is both large and significant (rho = 0.728, p = 0.026, n = 9), against a two-tailed critical value of 0.648. The income relationship behaves quite differently. Discipline against per-capita GSDP stays weak with Uttar Pradesh in (rho = 0.012) and with it out (rho = 0.393), significant in neither case. In this sample, then, fiscal discipline tracks investment far more closely than it tracks prosperity. A disciplined state is not necessarily a rich one, but it still draws more than its share of capital. The two figures below plot both relationships.</w:t>
+        <w:t xml:space="preserve">Across all ten states the discipline-FDI correlation is positive but falls short of significance (rho = 0.255, p = 0.476). Uttar Pradesh is the reason. It ranks first on discipline and tenth on FDI, and the second of those ranks is an accounting artefact: two of its five years are unrecorded, not small. Drop it and the correlation is both large and significant (rho = 0.728, p = 0.026, n = 9), against a two-tailed critical value of 0.648. The income relationship behaves quite differently. Discipline against per-capita GSDP stays weak with Uttar Pradesh in (rho = 0.012) and with it out (rho = 0.393), significant in neither case. In </w:t>
+      </w:r>
+      <w:r>
+        <w:lastRenderedPageBreak/>
+        <w:t>this sample, then, fiscal discipline tracks investment far more closely than it tracks prosperity. A disciplined state is not necessarily a rich one, but it still draws more than its share of capital. The two figures below plot both relationships.</w:t>
       </w:r>
     </w:p>
     <w:p>
@@ -26669,7 +26594,6 @@
         <w:rPr>
           <w:noProof/>
         </w:rPr>
-        <w:lastRenderedPageBreak/>
         <w:drawing>
           <wp:inline distT="0" distB="0" distL="0" distR="0" wp14:anchorId="7BDB1072" wp14:editId="1E12E95D">
             <wp:extent cx="5759999" cy="4219697"/>
@@ -26792,40 +26716,36 @@
         <w:jc w:val="both"/>
       </w:pPr>
       <w:r>
-        <w:t>The fixed-effects specification (n = 48, within R² = 0.429, F(5,33) = 4.96, p = 0.0017) explains within-state variation in log FDI. Fiscal deficit (coefficient 0.566, p &lt; 0.001), debt (0.353, p &lt; 0.001) and the COVID dummy (-1.406, p &lt; 0.001) are all significant under Driscoll-Kraay; own tax revenue and capital expenditure are not. Two of those three survive stricter inference and one does not. Table 34 puts the within-state deficit coefficient at p = 0.264 under cluster-robust errors and p = 0.836 under the wild cluster bootstrap, so no deficit-FDI claim is made anywhere in this paper, and the Driscoll-Kraay p-value quoted here should be read against that. A poolability F-test strongly rejects the null of no entity effects (F(9,33) = 6.74, p &lt; 0.001), confirming that state fixed effects are doing real work in this model and that pooling would be misspecified here.</w:t>
+        <w:t>The fixed-effects specification (n = 48, within R² = 0.429, F(5,33) = 4.96, p = 0.0017) explains within-state variation in log FDI. Fiscal deficit (coefficient 0.566, p &lt; 0.001), debt (0.353, p &lt; 0.001) and the COVID dummy (-1.406, p &lt; 0.001) are all significant under Driscoll-Kraay; own tax revenue and capital expenditure are not. Two of those three survive stricter inference and one does not. Table 34 puts the within-state deficit coefficient at p = 0.264 under cluster-robust errors and p = 0.836 under the wild cluster bootstrap, so no deficit-FDI claim is made anywhere in this paper, and the Driscoll-Kraay p-value quoted here should be read against that. A poolability F-test strongly rejects the null of no entity effects (</w:t>
       </w:r>
       <w:proofErr w:type="gramStart"/>
-      <w:r/>
+      <w:r>
+        <w:t>F(</w:t>
+      </w:r>
       <w:proofErr w:type="gramEnd"/>
-      <w:r/>
+      <w:r>
+        <w:t xml:space="preserve">9,33) = 6.74, p &lt; 0.001), confirming that state fixed effects are doing real work in this model and that pooling would be </w:t>
+      </w:r>
       <w:proofErr w:type="spellStart"/>
-      <w:r/>
+      <w:r>
+        <w:t>misspecified</w:t>
+      </w:r>
       <w:proofErr w:type="spellEnd"/>
-      <w:r/>
-      <w:proofErr w:type="gramStart"/>
-      <w:r/>
-      <w:proofErr w:type="gramEnd"/>
-      <w:r/>
-      <w:proofErr w:type="spellStart"/>
-      <w:r/>
-      <w:proofErr w:type="spellEnd"/>
-      <w:r/>
+      <w:r>
+        <w:t xml:space="preserve"> here.</w:t>
+      </w:r>
     </w:p>
     <w:p>
       <w:pPr>
         <w:jc w:val="both"/>
       </w:pPr>
       <w:r>
-        <w:t>The pooled specification with Census controls (n = 48, R² = 0.643, F(7,40) = 10.29, p &lt; 0.001) tells a different, and for the paper's central claim more important, story. Its between R² of 0.874, the fit the same coefficients deliver against the ten state means, is reported alongside because it is the dimension the specification is meant to speak to. Debt is negative and precisely estimated (coefficient -0.176, standard error 0.062, t = -2.84, p = 0.0071 under cluster-robust inference): a one-percentage-point-lower debt-to-GSDP ratio is associated with roughly 19 per cent higher FDI, since exp(0.176) - 1 = 0.192, holding the other regressors and the Census controls fixed. Literacy (0.101) and capital expenditure (-0.366) also clear conventional significance under those same standard errors, at p = 0.035 and p = 0.008 respectively, while fiscal deficit, own tax revenue, the COVID dummy and urbanisation do not. Ten clusters is too few for the cluster-robust t-distribution to be reliable, however, so all of these p-values are re-computed by wild cluster bootstrap in Section 6.7. Debt is the only regressor that approaches conventional significance under that stricter standard (p = 0.057, significant at the 10 per cent level); literacy (p = 0.235) and capital expenditure (p = 0.095) do not survive it, and neither is relied upon in what follows.</w:t>
+        <w:t xml:space="preserve">The pooled specification with Census controls (n = 48, R² = 0.643, F(7,40) = 10.29, p &lt; 0.001) tells a different, and for the paper's central claim more important, story. Its between R² of 0.874, the fit the same coefficients deliver against the ten state means, is reported alongside because it is the dimension the specification is meant to speak to. Debt is negative and precisely estimated (coefficient -0.176, standard error 0.062, t = -2.84, p = 0.0071 under cluster-robust inference): a one-percentage-point-lower debt-to-GSDP ratio is associated with roughly 19 per cent higher FDI, since exp(0.176) - 1 = 0.192, holding the other regressors and the Census controls fixed. Literacy (0.101) and capital expenditure (-0.366) also clear conventional significance under those same standard errors, at p = 0.035 and p = 0.008 </w:t>
       </w:r>
-      <w:proofErr w:type="gramStart"/>
-      <w:r/>
-      <w:proofErr w:type="gramEnd"/>
-      <w:r/>
-      <w:proofErr w:type="gramStart"/>
-      <w:r/>
-      <w:proofErr w:type="gramEnd"/>
-      <w:r/>
+      <w:r>
+        <w:lastRenderedPageBreak/>
+        <w:t>respectively, while fiscal deficit, own tax revenue, the COVID dummy and urbanisation do not. Ten clusters is too few for the cluster-robust t-distribution to be reliable, however, so all of these p-values are re-computed by wild cluster bootstrap in Section 6.7. Debt is the only regressor that approaches conventional significance under that stricter standard (p = 0.057, significant at the 10 per cent level); literacy (p = 0.235) and capital expenditure (p = 0.095) do not survive it, and neither is relied upon in what follows.</w:t>
+      </w:r>
     </w:p>
     <w:p>
       <w:pPr>
@@ -28339,9 +28259,10 @@
         <w:rPr>
           <w:noProof/>
         </w:rPr>
+        <w:lastRenderedPageBreak/>
         <w:drawing>
           <wp:inline distT="0" distB="0" distL="0" distR="0" wp14:anchorId="6C573BB6" wp14:editId="699AB757">
-            <wp:extent cx="5759999" cy="4468271"/>
+            <wp:extent cx="5759999" cy="4468672"/>
             <wp:effectExtent l="0" t="0" r="0" b="0"/>
             <wp:docPr id="13" name="Picture 13"/>
             <wp:cNvGraphicFramePr>
@@ -28363,7 +28284,7 @@
                   <pic:spPr>
                     <a:xfrm>
                       <a:off x="0" y="0"/>
-                      <a:ext cx="5759999" cy="4468271"/>
+                      <a:ext cx="5759999" cy="4468672"/>
                     </a:xfrm>
                     <a:prstGeom prst="rect">
                       <a:avLst/>
@@ -28410,7 +28331,6 @@
         <w:jc w:val="both"/>
       </w:pPr>
       <w:r>
-        <w:lastRenderedPageBreak/>
         <w:t>The sign reversal on debt between the two specifications in Table 19 is the paper's central empirical fact and is addressed at length in Section 7.1; both coefficients are individually well estimated and neither is a coding artefact.</w:t>
       </w:r>
     </w:p>
@@ -28427,16 +28347,20 @@
         <w:jc w:val="both"/>
       </w:pPr>
       <w:r>
-        <w:t>For growth, the fixed-effects specification (n = 50, within R² = 0.689, F(5,35) = 15.53, p &lt; 0.001) is dominated by the COVID dummy, which is large, negative and robust to every method of inference (-13.783; p = 0.003 under the wild cluster bootstrap), consistent with the roughly 14-percentage-point growth collapse the panel records in FY 2020-21. Among the fiscal variables the picture depends on how the standard errors are computed, and Section 6.7 sets the comparison out in full. Within this specification debt is positive and significant under every method (+1.097; cluster-robust p = 0.001, bootstrap p = 0.020), and own tax revenue under the two methods appropriate at ten clusters (+4.083; cluster-robust p = 0.045, bootstrap p = 0.028) though not under Driscoll-Kraay (p = 0.101). Both results depend on the COVID dummy being an adequate control for common time variation, and Table 23b shows that it is not: under full year fixed effects the own tax revenue coefficient disappears and the debt coefficient reverses sign. Neither is claimed as a finding of this paper, and the discussion in Sections 6.7 and 8 proceeds on that basis. The fiscal deficit coefficient is negative and sizeable (-2.172) and significant under Driscoll-Kraay (p = 0.031), but it does not survive either cluster-robust inference (p = 0.310) or the bootstrap (p = 0.448). Unlike Model 1, the poolability test for the growth equation does not reject pooling (F(9,35) = 0.82, p = 0.603), meaning the state fixed effects contribute comparatively little explanatory power once the fiscal variables and the COVID dummy are already in the equation.</w:t>
+        <w:t xml:space="preserve">For growth, the fixed-effects specification (n = 50, within R² = 0.689, F(5,35) = 15.53, p &lt; 0.001) is dominated by the COVID dummy, which is large, negative and robust to every method of inference (-13.783; p = 0.003 under the wild cluster bootstrap), consistent with the roughly 14-percentage-point growth collapse the panel records in FY 2020-21. Among the fiscal variables the picture depends on how the standard errors are computed, and Section 6.7 sets the comparison out in full. Within this specification debt is positive and significant under every method (+1.097; cluster-robust p = 0.001, bootstrap p = 0.020), and own tax revenue under the two methods appropriate at ten clusters (+4.083; cluster-robust p = 0.045, bootstrap p = 0.028) though not under Driscoll-Kraay (p = 0.101). Both results depend on the COVID dummy being an adequate control for common time variation, and Table 23b shows that it is not: under full year fixed effects the own tax revenue coefficient disappears and the debt coefficient reverses sign. Neither is claimed as a finding of this paper, and the discussion in Sections 6.7 and 8 proceeds on that basis. The fiscal deficit coefficient is negative and sizeable (-2.172) and significant under Driscoll-Kraay (p = 0.031), but it does not survive either cluster-robust inference (p = 0.310) or the bootstrap (p = 0.448). Unlike Model 1, the poolability test for the growth equation does </w:t>
+      </w:r>
+      <w:r>
+        <w:lastRenderedPageBreak/>
+        <w:t>not reject pooling (</w:t>
       </w:r>
       <w:proofErr w:type="gramStart"/>
-      <w:r/>
+      <w:r>
+        <w:t>F(</w:t>
+      </w:r>
       <w:proofErr w:type="gramEnd"/>
-      <w:r/>
-      <w:proofErr w:type="gramStart"/>
-      <w:r/>
-      <w:proofErr w:type="gramEnd"/>
-      <w:r/>
+      <w:r>
+        <w:t>9,35) = 0.82, p = 0.603), meaning the state fixed effects contribute comparatively little explanatory power once the fiscal variables and the COVID dummy are already in the equation.</w:t>
+      </w:r>
     </w:p>
     <w:p>
       <w:pPr>
@@ -29906,10 +29830,6 @@
       <w:r>
         <w:t>The pooled growth specification (n = 50, R² = 0.641, F(7,42) = 10.70, p &lt; 0.001) is dominated by the COVID dummy (-12.662, p &lt; 0.001); none of the four fiscal variables reach significance in this cross-state form, own tax revenue coming closest (1.627, p = 0.071). That null is what Section 6.1's variance decomposition predicts rather than a substantive result, since under two per cent of the variation in GSDP growth is between states at all, leaving the cross-state specification almost nothing to explain. H2 therefore had to rest on the within-state estimates, and Table 23b shows those do not survive a full set of year effects. We report H2 as unsupported by this panel: over a five-year window containing the pandemic, with ten states, the growth equation cannot separate a fiscal effect from the common time path every state shares.</w:t>
       </w:r>
-      <w:proofErr w:type="gramStart"/>
-      <w:r/>
-      <w:proofErr w:type="gramEnd"/>
-      <w:r/>
     </w:p>
     <w:p>
       <w:pPr>
@@ -30085,7 +30005,6 @@
               <w:rPr>
                 <w:sz w:val="18"/>
               </w:rPr>
-              <w:lastRenderedPageBreak/>
               <w:t>debt</w:t>
             </w:r>
           </w:p>
@@ -30959,6 +30878,7 @@
               <w:rPr>
                 <w:sz w:val="18"/>
               </w:rPr>
+              <w:lastRenderedPageBreak/>
               <w:t>growth</w:t>
             </w:r>
           </w:p>
@@ -31072,7 +30992,7 @@
         </w:rPr>
         <w:drawing>
           <wp:inline distT="0" distB="0" distL="0" distR="0" wp14:anchorId="6F78791E" wp14:editId="7BCB5F0B">
-            <wp:extent cx="5759999" cy="4621758"/>
+            <wp:extent cx="5759999" cy="4621377"/>
             <wp:effectExtent l="0" t="0" r="0" b="0"/>
             <wp:docPr id="14" name="Picture 14"/>
             <wp:cNvGraphicFramePr>
@@ -31094,7 +31014,7 @@
                   <pic:spPr>
                     <a:xfrm>
                       <a:off x="0" y="0"/>
-                      <a:ext cx="5759999" cy="4621758"/>
+                      <a:ext cx="5759999" cy="4621377"/>
                     </a:xfrm>
                     <a:prstGeom prst="rect">
                       <a:avLst/>
@@ -31141,11 +31061,18 @@
         <w:jc w:val="both"/>
       </w:pPr>
       <w:r>
-        <w:t xml:space="preserve">The table below reports the within-state deficit and debt coefficients from Model 1 under three perturbations of the sample, to check whether the fixed-effects result is being driven by a single year or a single state. Dropping the COVID year (n = 39) leaves both coefficients stable in sign and significance </w:t>
+        <w:t>The table below reports the within-state deficit and debt coefficients from Model 1 under three perturbations of the sample, to check whether the fixed-effects result is being driven by a single year or a single state. Dropping the COVID year (n = 39) leaves both coefficients stable in sign and significance (deficit 0.802, p = 0.017; debt 0.324, p = 0.002). Dropping Uttar Pradesh (n = 45) barely moves either estimate (deficit 0.532, p &lt; 0.001; debt 0.366, p &lt; 0.001), which matters because it shows the left-censoring in UP's FDI series is not driving the within-state result. Dropping Jharkhand (n = 43), by contrast, flips the deficit coefficient's sign and removes its significance entirely (-0.310, p = 0.141), while the debt coefficient survives, smaller but still significant (0.182, p = 0.015). Jharkhand alone is therefore responsible for a meaningful share of the within-state deficit-FDI pattern; Section 7.3 examines why. That pattern is not one the paper leans on in any case: the within-state deficit coefficient does not survive cluster-robust or bootstrap inference (Table 34), so its fragility across subsamples is consistent with the verdict recorded there rather than additional to it. Two further checks belong here because they answer questions the design invites. Lagging debt by one year, which is the cheapest response to the reverse-causality concern recorded as the fourth limitation in Section 8, leaves the pooled coefficient at -0.197 (p = 0.003, n = 39): investment follows the previous year's debt position about as closely as the contemporaneous one, which is what a signalling account would predict and is not what simultaneous determination would. And dropping FY 2019-20, the six-month window DPIIT's series opens with and the one cell in the panel that is not a full year, strengthens the pooled coefficient rather than weakening it, to -0.237 (p = 0.003, n = 39). Neither is reported as a headline result; both are reported because their absence would be the first thing a reader asks about.</w:t>
       </w:r>
-      <w:r>
-        <w:t>(deficit 0.802, p = 0.017; debt 0.324, p = 0.002). Dropping Uttar Pradesh (n = 45) barely moves either estimate (deficit 0.532, p &lt; 0.001; debt 0.366, p &lt; 0.001), which matters because it shows the left-censoring in UP's FDI series is not driving the within-state result. Dropping Jharkhand (n = 43), by contrast, flips the deficit coefficient's sign and removes its significance entirely (-0.310, p = 0.141), while the debt coefficient survives, smaller but still significant (0.182, p = 0.015). Jharkhand alone is therefore responsible for a meaningful share of the within-state deficit-FDI pattern; Section 7.3 examines why. That pattern is not one the paper leans on in any case: the within-state deficit coefficient does not survive cluster-robust or bootstrap inference (Table 34), so its fragility across subsamples is consistent with the verdict recorded there rather than additional to it.</w:t>
-      </w:r>
+    </w:p>
+    <w:p>
+      <w:pPr>
+        <w:jc w:val="both"/>
+      </w:pPr>
+    </w:p>
+    <w:p>
+      <w:pPr>
+        <w:jc w:val="both"/>
+      </w:pPr>
     </w:p>
     <w:p>
       <w:pPr>
@@ -31156,6 +31083,7 @@
         <w:rPr>
           <w:b/>
         </w:rPr>
+        <w:lastRenderedPageBreak/>
         <w:t>Table 23. Robustness of Model 1 within-state coefficients across four subsamples: the full baseline, then each perturbation dropping one problematic year or state in turn.</w:t>
       </w:r>
     </w:p>
@@ -32044,10 +31972,6 @@
     </w:tbl>
     <w:p>
       <w:r>
-        <w:rPr>
-          <w:b w:val="0"/>
-          <w:i w:val="0"/>
-        </w:rPr>
         <w:t>The table below reports the same robustness check for Model 2 (GSDP growth), since Table 23 covers only Model 1. Dropping Jharkhand collapses the fiscal-deficit coefficient from -2.172 (p = 0.031) to -0.424 (p = 0.459), the same fragility pattern documented for Model 1; dropping the COVID year has a similar, if smaller, effect. The debt coefficient is more stable, remaining significant at the 5 per cent level in three of the four perturbations. This is consistent with, and reinforces, Section 6.7's decision to base the growth finding on debt and own tax revenue rather than on the fiscal deficit once the wild cluster bootstrap is applied.</w:t>
       </w:r>
     </w:p>
@@ -32055,7 +31979,6 @@
       <w:r>
         <w:rPr>
           <w:b/>
-          <w:i w:val="0"/>
         </w:rPr>
         <w:t>Table 23a. Robustness of Model 2 (GSDP growth) within-state coefficients across the same four subsamples as Table 23.</w:t>
       </w:r>
@@ -32063,28 +31986,27 @@
     <w:tbl>
       <w:tblPr>
         <w:tblStyle w:val="TableGrid"/>
-        <w:tblW w:type="auto" w:w="0"/>
-        <w:tblLook w:firstColumn="1" w:firstRow="1" w:lastColumn="0" w:lastRow="0" w:noHBand="0" w:noVBand="1" w:val="04A0"/>
+        <w:tblW w:w="0" w:type="auto"/>
+        <w:tblLook w:val="04A0" w:firstRow="1" w:lastRow="0" w:firstColumn="1" w:lastColumn="0" w:noHBand="0" w:noVBand="1"/>
       </w:tblPr>
       <w:tblGrid>
-        <w:gridCol w:w="907"/>
-        <w:gridCol w:w="907"/>
-        <w:gridCol w:w="907"/>
-        <w:gridCol w:w="907"/>
-        <w:gridCol w:w="907"/>
-        <w:gridCol w:w="907"/>
-        <w:gridCol w:w="907"/>
-        <w:gridCol w:w="907"/>
-        <w:gridCol w:w="907"/>
-        <w:gridCol w:w="907"/>
+        <w:gridCol w:w="1368"/>
+        <w:gridCol w:w="425"/>
+        <w:gridCol w:w="869"/>
+        <w:gridCol w:w="688"/>
+        <w:gridCol w:w="1078"/>
+        <w:gridCol w:w="833"/>
+        <w:gridCol w:w="950"/>
+        <w:gridCol w:w="706"/>
+        <w:gridCol w:w="1195"/>
+        <w:gridCol w:w="950"/>
       </w:tblGrid>
       <w:tr>
         <w:tc>
           <w:tcPr>
-            <w:tcW w:type="dxa" w:w="907"/>
-          </w:tcPr>
-          <w:p>
-            <w:r/>
+            <w:tcW w:w="907" w:type="dxa"/>
+          </w:tcPr>
+          <w:p>
             <w:r>
               <w:rPr>
                 <w:b/>
@@ -32095,10 +32017,9 @@
         </w:tc>
         <w:tc>
           <w:tcPr>
-            <w:tcW w:type="dxa" w:w="907"/>
-          </w:tcPr>
-          <w:p>
-            <w:r/>
+            <w:tcW w:w="907" w:type="dxa"/>
+          </w:tcPr>
+          <w:p>
             <w:r>
               <w:rPr>
                 <w:b/>
@@ -32109,10 +32030,9 @@
         </w:tc>
         <w:tc>
           <w:tcPr>
-            <w:tcW w:type="dxa" w:w="907"/>
-          </w:tcPr>
-          <w:p>
-            <w:r/>
+            <w:tcW w:w="907" w:type="dxa"/>
+          </w:tcPr>
+          <w:p>
             <w:r>
               <w:rPr>
                 <w:b/>
@@ -32123,10 +32043,9 @@
         </w:tc>
         <w:tc>
           <w:tcPr>
-            <w:tcW w:type="dxa" w:w="907"/>
-          </w:tcPr>
-          <w:p>
-            <w:r/>
+            <w:tcW w:w="907" w:type="dxa"/>
+          </w:tcPr>
+          <w:p>
             <w:r>
               <w:rPr>
                 <w:b/>
@@ -32137,10 +32056,9 @@
         </w:tc>
         <w:tc>
           <w:tcPr>
-            <w:tcW w:type="dxa" w:w="907"/>
-          </w:tcPr>
-          <w:p>
-            <w:r/>
+            <w:tcW w:w="907" w:type="dxa"/>
+          </w:tcPr>
+          <w:p>
             <w:r>
               <w:rPr>
                 <w:b/>
@@ -32151,10 +32069,9 @@
         </w:tc>
         <w:tc>
           <w:tcPr>
-            <w:tcW w:type="dxa" w:w="907"/>
-          </w:tcPr>
-          <w:p>
-            <w:r/>
+            <w:tcW w:w="907" w:type="dxa"/>
+          </w:tcPr>
+          <w:p>
             <w:r>
               <w:rPr>
                 <w:b/>
@@ -32165,10 +32082,9 @@
         </w:tc>
         <w:tc>
           <w:tcPr>
-            <w:tcW w:type="dxa" w:w="907"/>
-          </w:tcPr>
-          <w:p>
-            <w:r/>
+            <w:tcW w:w="907" w:type="dxa"/>
+          </w:tcPr>
+          <w:p>
             <w:r>
               <w:rPr>
                 <w:b/>
@@ -32179,10 +32095,9 @@
         </w:tc>
         <w:tc>
           <w:tcPr>
-            <w:tcW w:type="dxa" w:w="907"/>
-          </w:tcPr>
-          <w:p>
-            <w:r/>
+            <w:tcW w:w="907" w:type="dxa"/>
+          </w:tcPr>
+          <w:p>
             <w:r>
               <w:rPr>
                 <w:b/>
@@ -32193,10 +32108,9 @@
         </w:tc>
         <w:tc>
           <w:tcPr>
-            <w:tcW w:type="dxa" w:w="907"/>
-          </w:tcPr>
-          <w:p>
-            <w:r/>
+            <w:tcW w:w="907" w:type="dxa"/>
+          </w:tcPr>
+          <w:p>
             <w:r>
               <w:rPr>
                 <w:b/>
@@ -32207,10 +32121,9 @@
         </w:tc>
         <w:tc>
           <w:tcPr>
-            <w:tcW w:type="dxa" w:w="907"/>
-          </w:tcPr>
-          <w:p>
-            <w:r/>
+            <w:tcW w:w="907" w:type="dxa"/>
+          </w:tcPr>
+          <w:p>
             <w:r>
               <w:rPr>
                 <w:b/>
@@ -32223,10 +32136,9 @@
       <w:tr>
         <w:tc>
           <w:tcPr>
-            <w:tcW w:type="dxa" w:w="907"/>
-          </w:tcPr>
-          <w:p>
-            <w:r/>
+            <w:tcW w:w="907" w:type="dxa"/>
+          </w:tcPr>
+          <w:p>
             <w:r>
               <w:t>Baseline (all data)</w:t>
             </w:r>
@@ -32234,10 +32146,9 @@
         </w:tc>
         <w:tc>
           <w:tcPr>
-            <w:tcW w:type="dxa" w:w="907"/>
-          </w:tcPr>
-          <w:p>
-            <w:r/>
+            <w:tcW w:w="907" w:type="dxa"/>
+          </w:tcPr>
+          <w:p>
             <w:r>
               <w:t>50</w:t>
             </w:r>
@@ -32245,10 +32156,9 @@
         </w:tc>
         <w:tc>
           <w:tcPr>
-            <w:tcW w:type="dxa" w:w="907"/>
-          </w:tcPr>
-          <w:p>
-            <w:r/>
+            <w:tcW w:w="907" w:type="dxa"/>
+          </w:tcPr>
+          <w:p>
             <w:r>
               <w:t>-2.172</w:t>
             </w:r>
@@ -32256,10 +32166,9 @@
         </w:tc>
         <w:tc>
           <w:tcPr>
-            <w:tcW w:type="dxa" w:w="907"/>
-          </w:tcPr>
-          <w:p>
-            <w:r/>
+            <w:tcW w:w="907" w:type="dxa"/>
+          </w:tcPr>
+          <w:p>
             <w:r>
               <w:t>0.031</w:t>
             </w:r>
@@ -32267,10 +32176,9 @@
         </w:tc>
         <w:tc>
           <w:tcPr>
-            <w:tcW w:type="dxa" w:w="907"/>
-          </w:tcPr>
-          <w:p>
-            <w:r/>
+            <w:tcW w:w="907" w:type="dxa"/>
+          </w:tcPr>
+          <w:p>
             <w:r>
               <w:t>1.097</w:t>
             </w:r>
@@ -32278,10 +32186,9 @@
         </w:tc>
         <w:tc>
           <w:tcPr>
-            <w:tcW w:type="dxa" w:w="907"/>
-          </w:tcPr>
-          <w:p>
-            <w:r/>
+            <w:tcW w:w="907" w:type="dxa"/>
+          </w:tcPr>
+          <w:p>
             <w:r>
               <w:t>0.028</w:t>
             </w:r>
@@ -32289,10 +32196,9 @@
         </w:tc>
         <w:tc>
           <w:tcPr>
-            <w:tcW w:type="dxa" w:w="907"/>
-          </w:tcPr>
-          <w:p>
-            <w:r/>
+            <w:tcW w:w="907" w:type="dxa"/>
+          </w:tcPr>
+          <w:p>
             <w:r>
               <w:t>4.083</w:t>
             </w:r>
@@ -32300,10 +32206,9 @@
         </w:tc>
         <w:tc>
           <w:tcPr>
-            <w:tcW w:type="dxa" w:w="907"/>
-          </w:tcPr>
-          <w:p>
-            <w:r/>
+            <w:tcW w:w="907" w:type="dxa"/>
+          </w:tcPr>
+          <w:p>
             <w:r>
               <w:t>0.101</w:t>
             </w:r>
@@ -32311,10 +32216,9 @@
         </w:tc>
         <w:tc>
           <w:tcPr>
-            <w:tcW w:type="dxa" w:w="907"/>
-          </w:tcPr>
-          <w:p>
-            <w:r/>
+            <w:tcW w:w="907" w:type="dxa"/>
+          </w:tcPr>
+          <w:p>
             <w:r>
               <w:t>-0.356</w:t>
             </w:r>
@@ -32322,10 +32226,9 @@
         </w:tc>
         <w:tc>
           <w:tcPr>
-            <w:tcW w:type="dxa" w:w="907"/>
-          </w:tcPr>
-          <w:p>
-            <w:r/>
+            <w:tcW w:w="907" w:type="dxa"/>
+          </w:tcPr>
+          <w:p>
             <w:r>
               <w:t>0.775</w:t>
             </w:r>
@@ -32335,10 +32238,9 @@
       <w:tr>
         <w:tc>
           <w:tcPr>
-            <w:tcW w:type="dxa" w:w="907"/>
-          </w:tcPr>
-          <w:p>
-            <w:r/>
+            <w:tcW w:w="907" w:type="dxa"/>
+          </w:tcPr>
+          <w:p>
             <w:r>
               <w:t>Excl. COVID year (FY2020-21)</w:t>
             </w:r>
@@ -32346,10 +32248,9 @@
         </w:tc>
         <w:tc>
           <w:tcPr>
-            <w:tcW w:type="dxa" w:w="907"/>
-          </w:tcPr>
-          <w:p>
-            <w:r/>
+            <w:tcW w:w="907" w:type="dxa"/>
+          </w:tcPr>
+          <w:p>
             <w:r>
               <w:t>40</w:t>
             </w:r>
@@ -32357,10 +32258,9 @@
         </w:tc>
         <w:tc>
           <w:tcPr>
-            <w:tcW w:type="dxa" w:w="907"/>
-          </w:tcPr>
-          <w:p>
-            <w:r/>
+            <w:tcW w:w="907" w:type="dxa"/>
+          </w:tcPr>
+          <w:p>
             <w:r>
               <w:t>-1.968</w:t>
             </w:r>
@@ -32368,10 +32268,9 @@
         </w:tc>
         <w:tc>
           <w:tcPr>
-            <w:tcW w:type="dxa" w:w="907"/>
-          </w:tcPr>
-          <w:p>
-            <w:r/>
+            <w:tcW w:w="907" w:type="dxa"/>
+          </w:tcPr>
+          <w:p>
             <w:r>
               <w:t>0.177</w:t>
             </w:r>
@@ -32379,10 +32278,9 @@
         </w:tc>
         <w:tc>
           <w:tcPr>
-            <w:tcW w:type="dxa" w:w="907"/>
-          </w:tcPr>
-          <w:p>
-            <w:r/>
+            <w:tcW w:w="907" w:type="dxa"/>
+          </w:tcPr>
+          <w:p>
             <w:r>
               <w:t>1.604</w:t>
             </w:r>
@@ -32390,10 +32288,9 @@
         </w:tc>
         <w:tc>
           <w:tcPr>
-            <w:tcW w:type="dxa" w:w="907"/>
-          </w:tcPr>
-          <w:p>
-            <w:r/>
+            <w:tcW w:w="907" w:type="dxa"/>
+          </w:tcPr>
+          <w:p>
             <w:r>
               <w:t>0.053</w:t>
             </w:r>
@@ -32401,10 +32298,9 @@
         </w:tc>
         <w:tc>
           <w:tcPr>
-            <w:tcW w:type="dxa" w:w="907"/>
-          </w:tcPr>
-          <w:p>
-            <w:r/>
+            <w:tcW w:w="907" w:type="dxa"/>
+          </w:tcPr>
+          <w:p>
             <w:r>
               <w:t>5.651</w:t>
             </w:r>
@@ -32412,10 +32308,9 @@
         </w:tc>
         <w:tc>
           <w:tcPr>
-            <w:tcW w:type="dxa" w:w="907"/>
-          </w:tcPr>
-          <w:p>
-            <w:r/>
+            <w:tcW w:w="907" w:type="dxa"/>
+          </w:tcPr>
+          <w:p>
             <w:r>
               <w:t>0.082</w:t>
             </w:r>
@@ -32423,10 +32318,9 @@
         </w:tc>
         <w:tc>
           <w:tcPr>
-            <w:tcW w:type="dxa" w:w="907"/>
-          </w:tcPr>
-          <w:p>
-            <w:r/>
+            <w:tcW w:w="907" w:type="dxa"/>
+          </w:tcPr>
+          <w:p>
             <w:r>
               <w:t>-1.429</w:t>
             </w:r>
@@ -32434,10 +32328,9 @@
         </w:tc>
         <w:tc>
           <w:tcPr>
-            <w:tcW w:type="dxa" w:w="907"/>
-          </w:tcPr>
-          <w:p>
-            <w:r/>
+            <w:tcW w:w="907" w:type="dxa"/>
+          </w:tcPr>
+          <w:p>
             <w:r>
               <w:t>0.113</w:t>
             </w:r>
@@ -32447,10 +32340,9 @@
       <w:tr>
         <w:tc>
           <w:tcPr>
-            <w:tcW w:type="dxa" w:w="907"/>
-          </w:tcPr>
-          <w:p>
-            <w:r/>
+            <w:tcW w:w="907" w:type="dxa"/>
+          </w:tcPr>
+          <w:p>
             <w:r>
               <w:t>Excl. Jharkhand</w:t>
             </w:r>
@@ -32458,10 +32350,9 @@
         </w:tc>
         <w:tc>
           <w:tcPr>
-            <w:tcW w:type="dxa" w:w="907"/>
-          </w:tcPr>
-          <w:p>
-            <w:r/>
+            <w:tcW w:w="907" w:type="dxa"/>
+          </w:tcPr>
+          <w:p>
             <w:r>
               <w:t>45</w:t>
             </w:r>
@@ -32469,10 +32360,9 @@
         </w:tc>
         <w:tc>
           <w:tcPr>
-            <w:tcW w:type="dxa" w:w="907"/>
-          </w:tcPr>
-          <w:p>
-            <w:r/>
+            <w:tcW w:w="907" w:type="dxa"/>
+          </w:tcPr>
+          <w:p>
             <w:r>
               <w:t>-0.424</w:t>
             </w:r>
@@ -32480,10 +32370,9 @@
         </w:tc>
         <w:tc>
           <w:tcPr>
-            <w:tcW w:type="dxa" w:w="907"/>
-          </w:tcPr>
-          <w:p>
-            <w:r/>
+            <w:tcW w:w="907" w:type="dxa"/>
+          </w:tcPr>
+          <w:p>
             <w:r>
               <w:t>0.459</w:t>
             </w:r>
@@ -32491,10 +32380,9 @@
         </w:tc>
         <w:tc>
           <w:tcPr>
-            <w:tcW w:type="dxa" w:w="907"/>
-          </w:tcPr>
-          <w:p>
-            <w:r/>
+            <w:tcW w:w="907" w:type="dxa"/>
+          </w:tcPr>
+          <w:p>
             <w:r>
               <w:t>1.608</w:t>
             </w:r>
@@ -32502,10 +32390,9 @@
         </w:tc>
         <w:tc>
           <w:tcPr>
-            <w:tcW w:type="dxa" w:w="907"/>
-          </w:tcPr>
-          <w:p>
-            <w:r/>
+            <w:tcW w:w="907" w:type="dxa"/>
+          </w:tcPr>
+          <w:p>
             <w:r>
               <w:t>0.001</w:t>
             </w:r>
@@ -32513,10 +32400,9 @@
         </w:tc>
         <w:tc>
           <w:tcPr>
-            <w:tcW w:type="dxa" w:w="907"/>
-          </w:tcPr>
-          <w:p>
-            <w:r/>
+            <w:tcW w:w="907" w:type="dxa"/>
+          </w:tcPr>
+          <w:p>
             <w:r>
               <w:t>2.698</w:t>
             </w:r>
@@ -32524,10 +32410,9 @@
         </w:tc>
         <w:tc>
           <w:tcPr>
-            <w:tcW w:type="dxa" w:w="907"/>
-          </w:tcPr>
-          <w:p>
-            <w:r/>
+            <w:tcW w:w="907" w:type="dxa"/>
+          </w:tcPr>
+          <w:p>
             <w:r>
               <w:t>0.155</w:t>
             </w:r>
@@ -32535,10 +32420,9 @@
         </w:tc>
         <w:tc>
           <w:tcPr>
-            <w:tcW w:type="dxa" w:w="907"/>
-          </w:tcPr>
-          <w:p>
-            <w:r/>
+            <w:tcW w:w="907" w:type="dxa"/>
+          </w:tcPr>
+          <w:p>
             <w:r>
               <w:t>0.548</w:t>
             </w:r>
@@ -32546,10 +32430,9 @@
         </w:tc>
         <w:tc>
           <w:tcPr>
-            <w:tcW w:type="dxa" w:w="907"/>
-          </w:tcPr>
-          <w:p>
-            <w:r/>
+            <w:tcW w:w="907" w:type="dxa"/>
+          </w:tcPr>
+          <w:p>
             <w:r>
               <w:t>0.538</w:t>
             </w:r>
@@ -32559,10 +32442,9 @@
       <w:tr>
         <w:tc>
           <w:tcPr>
-            <w:tcW w:type="dxa" w:w="907"/>
-          </w:tcPr>
-          <w:p>
-            <w:r/>
+            <w:tcW w:w="907" w:type="dxa"/>
+          </w:tcPr>
+          <w:p>
             <w:r>
               <w:t>Excl. Uttar Pradesh</w:t>
             </w:r>
@@ -32570,10 +32452,9 @@
         </w:tc>
         <w:tc>
           <w:tcPr>
-            <w:tcW w:type="dxa" w:w="907"/>
-          </w:tcPr>
-          <w:p>
-            <w:r/>
+            <w:tcW w:w="907" w:type="dxa"/>
+          </w:tcPr>
+          <w:p>
             <w:r>
               <w:t>45</w:t>
             </w:r>
@@ -32581,10 +32462,9 @@
         </w:tc>
         <w:tc>
           <w:tcPr>
-            <w:tcW w:type="dxa" w:w="907"/>
-          </w:tcPr>
-          <w:p>
-            <w:r/>
+            <w:tcW w:w="907" w:type="dxa"/>
+          </w:tcPr>
+          <w:p>
             <w:r>
               <w:t>-5.078</w:t>
             </w:r>
@@ -32592,10 +32472,9 @@
         </w:tc>
         <w:tc>
           <w:tcPr>
-            <w:tcW w:type="dxa" w:w="907"/>
-          </w:tcPr>
-          <w:p>
-            <w:r/>
+            <w:tcW w:w="907" w:type="dxa"/>
+          </w:tcPr>
+          <w:p>
             <w:r>
               <w:t>0.001</w:t>
             </w:r>
@@ -32603,10 +32482,9 @@
         </w:tc>
         <w:tc>
           <w:tcPr>
-            <w:tcW w:type="dxa" w:w="907"/>
-          </w:tcPr>
-          <w:p>
-            <w:r/>
+            <w:tcW w:w="907" w:type="dxa"/>
+          </w:tcPr>
+          <w:p>
             <w:r>
               <w:t>1.477</w:t>
             </w:r>
@@ -32614,10 +32492,9 @@
         </w:tc>
         <w:tc>
           <w:tcPr>
-            <w:tcW w:type="dxa" w:w="907"/>
-          </w:tcPr>
-          <w:p>
-            <w:r/>
+            <w:tcW w:w="907" w:type="dxa"/>
+          </w:tcPr>
+          <w:p>
             <w:r>
               <w:t>0.001</w:t>
             </w:r>
@@ -32625,10 +32502,9 @@
         </w:tc>
         <w:tc>
           <w:tcPr>
-            <w:tcW w:type="dxa" w:w="907"/>
-          </w:tcPr>
-          <w:p>
-            <w:r/>
+            <w:tcW w:w="907" w:type="dxa"/>
+          </w:tcPr>
+          <w:p>
             <w:r>
               <w:t>2.520</w:t>
             </w:r>
@@ -32636,10 +32512,9 @@
         </w:tc>
         <w:tc>
           <w:tcPr>
-            <w:tcW w:type="dxa" w:w="907"/>
-          </w:tcPr>
-          <w:p>
-            <w:r/>
+            <w:tcW w:w="907" w:type="dxa"/>
+          </w:tcPr>
+          <w:p>
             <w:r>
               <w:t>0.003</w:t>
             </w:r>
@@ -32647,10 +32522,9 @@
         </w:tc>
         <w:tc>
           <w:tcPr>
-            <w:tcW w:type="dxa" w:w="907"/>
-          </w:tcPr>
-          <w:p>
-            <w:r/>
+            <w:tcW w:w="907" w:type="dxa"/>
+          </w:tcPr>
+          <w:p>
             <w:r>
               <w:t>-0.202</w:t>
             </w:r>
@@ -32658,10 +32532,9 @@
         </w:tc>
         <w:tc>
           <w:tcPr>
-            <w:tcW w:type="dxa" w:w="907"/>
-          </w:tcPr>
-          <w:p>
-            <w:r/>
+            <w:tcW w:w="907" w:type="dxa"/>
+          </w:tcPr>
+          <w:p>
             <w:r>
               <w:t>0.921</w:t>
             </w:r>
@@ -32671,44 +32544,62 @@
     </w:tbl>
     <w:p>
       <w:r>
-        <w:rPr>
-          <w:b w:val="0"/>
-        </w:rPr>
         <w:t>Both models so far absorb time with a single dummy for FY 2020-21. That is a strong restriction, and the panel gives us a way to test it. A dummy removes the level of the pandemic year and nothing else, whereas the ten states share a whole time path: growth averages 7.2 per cent in FY 2019-20, -0.9 in FY 2020-21, then 19.5, 14.5 and 11.7 in the three years after, while average debt peaks at 31.7 per cent of GSDP in the pandemic year and settles around 28 thereafter, above its pre-pandemic 27.3. The FY 2021-22 rebound is therefore left in the error term by a COVID dummy, in a year when debt is still elevated. Replacing the dummy with a full set of year fixed effects absorbs the entire common path instead. The table below re-estimates both models that way. The COVID dummy is collinear with year effects and drops out by construction.</w:t>
       </w:r>
+    </w:p>
+    <w:p>
+      <w:pPr>
+        <w:rPr>
+          <w:b/>
+        </w:rPr>
+      </w:pPr>
+    </w:p>
+    <w:p>
+      <w:pPr>
+        <w:rPr>
+          <w:b/>
+        </w:rPr>
+      </w:pPr>
+    </w:p>
+    <w:p>
+      <w:pPr>
+        <w:rPr>
+          <w:b/>
+        </w:rPr>
+      </w:pPr>
     </w:p>
     <w:p>
       <w:r>
         <w:rPr>
           <w:b/>
         </w:rPr>
+        <w:lastRenderedPageBreak/>
         <w:t>Table 23b. Within-state coefficients under a single COVID dummy against a full set of year fixed effects, both models. Cluster-robust and wild cluster bootstrap p-values are reported for the two-way specification, the bootstrap being the reference distribution this paper defers to at ten clusters.</w:t>
       </w:r>
     </w:p>
     <w:tbl>
       <w:tblPr>
         <w:tblStyle w:val="TableGrid"/>
-        <w:tblW w:type="auto" w:w="0"/>
-        <w:tblLook w:firstColumn="1" w:firstRow="1" w:lastColumn="0" w:lastRow="0" w:noHBand="0" w:noVBand="1" w:val="04A0"/>
+        <w:tblW w:w="0" w:type="auto"/>
+        <w:tblLook w:val="04A0" w:firstRow="1" w:lastRow="0" w:firstColumn="1" w:lastColumn="0" w:noHBand="0" w:noVBand="1"/>
       </w:tblPr>
       <w:tblGrid>
-        <w:gridCol w:w="1008"/>
-        <w:gridCol w:w="1008"/>
-        <w:gridCol w:w="1008"/>
-        <w:gridCol w:w="1008"/>
-        <w:gridCol w:w="1008"/>
-        <w:gridCol w:w="1008"/>
-        <w:gridCol w:w="1008"/>
-        <w:gridCol w:w="1008"/>
-        <w:gridCol w:w="1008"/>
+        <w:gridCol w:w="1256"/>
+        <w:gridCol w:w="978"/>
+        <w:gridCol w:w="956"/>
+        <w:gridCol w:w="977"/>
+        <w:gridCol w:w="993"/>
+        <w:gridCol w:w="977"/>
+        <w:gridCol w:w="955"/>
+        <w:gridCol w:w="977"/>
+        <w:gridCol w:w="993"/>
       </w:tblGrid>
       <w:tr>
         <w:tc>
           <w:tcPr>
-            <w:tcW w:type="dxa" w:w="1008"/>
-          </w:tcPr>
-          <w:p>
-            <w:r/>
+            <w:tcW w:w="1008" w:type="dxa"/>
+          </w:tcPr>
+          <w:p>
             <w:r>
               <w:rPr>
                 <w:b/>
@@ -32719,10 +32610,9 @@
         </w:tc>
         <w:tc>
           <w:tcPr>
-            <w:tcW w:type="dxa" w:w="1008"/>
-          </w:tcPr>
-          <w:p>
-            <w:r/>
+            <w:tcW w:w="1008" w:type="dxa"/>
+          </w:tcPr>
+          <w:p>
             <w:r>
               <w:rPr>
                 <w:b/>
@@ -32733,10 +32623,9 @@
         </w:tc>
         <w:tc>
           <w:tcPr>
-            <w:tcW w:type="dxa" w:w="1008"/>
-          </w:tcPr>
-          <w:p>
-            <w:r/>
+            <w:tcW w:w="1008" w:type="dxa"/>
+          </w:tcPr>
+          <w:p>
             <w:r>
               <w:rPr>
                 <w:b/>
@@ -32747,10 +32636,9 @@
         </w:tc>
         <w:tc>
           <w:tcPr>
-            <w:tcW w:type="dxa" w:w="1008"/>
-          </w:tcPr>
-          <w:p>
-            <w:r/>
+            <w:tcW w:w="1008" w:type="dxa"/>
+          </w:tcPr>
+          <w:p>
             <w:r>
               <w:rPr>
                 <w:b/>
@@ -32761,10 +32649,9 @@
         </w:tc>
         <w:tc>
           <w:tcPr>
-            <w:tcW w:type="dxa" w:w="1008"/>
-          </w:tcPr>
-          <w:p>
-            <w:r/>
+            <w:tcW w:w="1008" w:type="dxa"/>
+          </w:tcPr>
+          <w:p>
             <w:r>
               <w:rPr>
                 <w:b/>
@@ -32775,10 +32662,9 @@
         </w:tc>
         <w:tc>
           <w:tcPr>
-            <w:tcW w:type="dxa" w:w="1008"/>
-          </w:tcPr>
-          <w:p>
-            <w:r/>
+            <w:tcW w:w="1008" w:type="dxa"/>
+          </w:tcPr>
+          <w:p>
             <w:r>
               <w:rPr>
                 <w:b/>
@@ -32789,10 +32675,9 @@
         </w:tc>
         <w:tc>
           <w:tcPr>
-            <w:tcW w:type="dxa" w:w="1008"/>
-          </w:tcPr>
-          <w:p>
-            <w:r/>
+            <w:tcW w:w="1008" w:type="dxa"/>
+          </w:tcPr>
+          <w:p>
             <w:r>
               <w:rPr>
                 <w:b/>
@@ -32803,10 +32688,9 @@
         </w:tc>
         <w:tc>
           <w:tcPr>
-            <w:tcW w:type="dxa" w:w="1008"/>
-          </w:tcPr>
-          <w:p>
-            <w:r/>
+            <w:tcW w:w="1008" w:type="dxa"/>
+          </w:tcPr>
+          <w:p>
             <w:r>
               <w:rPr>
                 <w:b/>
@@ -32817,10 +32701,9 @@
         </w:tc>
         <w:tc>
           <w:tcPr>
-            <w:tcW w:type="dxa" w:w="1008"/>
-          </w:tcPr>
-          <w:p>
-            <w:r/>
+            <w:tcW w:w="1008" w:type="dxa"/>
+          </w:tcPr>
+          <w:p>
             <w:r>
               <w:rPr>
                 <w:b/>
@@ -32833,10 +32716,9 @@
       <w:tr>
         <w:tc>
           <w:tcPr>
-            <w:tcW w:type="dxa" w:w="1008"/>
-          </w:tcPr>
-          <w:p>
-            <w:r/>
+            <w:tcW w:w="1008" w:type="dxa"/>
+          </w:tcPr>
+          <w:p>
             <w:r>
               <w:t>Fiscal deficit</w:t>
             </w:r>
@@ -32844,10 +32726,9 @@
         </w:tc>
         <w:tc>
           <w:tcPr>
-            <w:tcW w:type="dxa" w:w="1008"/>
-          </w:tcPr>
-          <w:p>
-            <w:r/>
+            <w:tcW w:w="1008" w:type="dxa"/>
+          </w:tcPr>
+          <w:p>
             <w:r>
               <w:t>+0.566</w:t>
             </w:r>
@@ -32855,10 +32736,9 @@
         </w:tc>
         <w:tc>
           <w:tcPr>
-            <w:tcW w:type="dxa" w:w="1008"/>
-          </w:tcPr>
-          <w:p>
-            <w:r/>
+            <w:tcW w:w="1008" w:type="dxa"/>
+          </w:tcPr>
+          <w:p>
             <w:r>
               <w:t>0.264</w:t>
             </w:r>
@@ -32866,10 +32746,9 @@
         </w:tc>
         <w:tc>
           <w:tcPr>
-            <w:tcW w:type="dxa" w:w="1008"/>
-          </w:tcPr>
-          <w:p>
-            <w:r/>
+            <w:tcW w:w="1008" w:type="dxa"/>
+          </w:tcPr>
+          <w:p>
             <w:r>
               <w:t>+0.678</w:t>
             </w:r>
@@ -32877,10 +32756,9 @@
         </w:tc>
         <w:tc>
           <w:tcPr>
-            <w:tcW w:type="dxa" w:w="1008"/>
-          </w:tcPr>
-          <w:p>
-            <w:r/>
+            <w:tcW w:w="1008" w:type="dxa"/>
+          </w:tcPr>
+          <w:p>
             <w:r>
               <w:t>0.154 / 0.274</w:t>
             </w:r>
@@ -32888,10 +32766,9 @@
         </w:tc>
         <w:tc>
           <w:tcPr>
-            <w:tcW w:type="dxa" w:w="1008"/>
-          </w:tcPr>
-          <w:p>
-            <w:r/>
+            <w:tcW w:w="1008" w:type="dxa"/>
+          </w:tcPr>
+          <w:p>
             <w:r>
               <w:t>-2.172</w:t>
             </w:r>
@@ -32899,10 +32776,9 @@
         </w:tc>
         <w:tc>
           <w:tcPr>
-            <w:tcW w:type="dxa" w:w="1008"/>
-          </w:tcPr>
-          <w:p>
-            <w:r/>
+            <w:tcW w:w="1008" w:type="dxa"/>
+          </w:tcPr>
+          <w:p>
             <w:r>
               <w:t>0.310</w:t>
             </w:r>
@@ -32910,10 +32786,9 @@
         </w:tc>
         <w:tc>
           <w:tcPr>
-            <w:tcW w:type="dxa" w:w="1008"/>
-          </w:tcPr>
-          <w:p>
-            <w:r/>
+            <w:tcW w:w="1008" w:type="dxa"/>
+          </w:tcPr>
+          <w:p>
             <w:r>
               <w:t>+0.348</w:t>
             </w:r>
@@ -32921,10 +32796,9 @@
         </w:tc>
         <w:tc>
           <w:tcPr>
-            <w:tcW w:type="dxa" w:w="1008"/>
-          </w:tcPr>
-          <w:p>
-            <w:r/>
+            <w:tcW w:w="1008" w:type="dxa"/>
+          </w:tcPr>
+          <w:p>
             <w:r>
               <w:t>0.303 / 0.448</w:t>
             </w:r>
@@ -32934,10 +32808,9 @@
       <w:tr>
         <w:tc>
           <w:tcPr>
-            <w:tcW w:type="dxa" w:w="1008"/>
-          </w:tcPr>
-          <w:p>
-            <w:r/>
+            <w:tcW w:w="1008" w:type="dxa"/>
+          </w:tcPr>
+          <w:p>
             <w:r>
               <w:t>Debt-to-GSDP</w:t>
             </w:r>
@@ -32945,10 +32818,9 @@
         </w:tc>
         <w:tc>
           <w:tcPr>
-            <w:tcW w:type="dxa" w:w="1008"/>
-          </w:tcPr>
-          <w:p>
-            <w:r/>
+            <w:tcW w:w="1008" w:type="dxa"/>
+          </w:tcPr>
+          <w:p>
             <w:r>
               <w:t>+0.353</w:t>
             </w:r>
@@ -32956,10 +32828,9 @@
         </w:tc>
         <w:tc>
           <w:tcPr>
-            <w:tcW w:type="dxa" w:w="1008"/>
-          </w:tcPr>
-          <w:p>
-            <w:r/>
+            <w:tcW w:w="1008" w:type="dxa"/>
+          </w:tcPr>
+          <w:p>
             <w:r>
               <w:t>0.000</w:t>
             </w:r>
@@ -32967,10 +32838,9 @@
         </w:tc>
         <w:tc>
           <w:tcPr>
-            <w:tcW w:type="dxa" w:w="1008"/>
-          </w:tcPr>
-          <w:p>
-            <w:r/>
+            <w:tcW w:w="1008" w:type="dxa"/>
+          </w:tcPr>
+          <w:p>
             <w:r>
               <w:t>+0.332</w:t>
             </w:r>
@@ -32978,10 +32848,9 @@
         </w:tc>
         <w:tc>
           <w:tcPr>
-            <w:tcW w:type="dxa" w:w="1008"/>
-          </w:tcPr>
-          <w:p>
-            <w:r/>
+            <w:tcW w:w="1008" w:type="dxa"/>
+          </w:tcPr>
+          <w:p>
             <w:r>
               <w:t>0.098 / 0.234</w:t>
             </w:r>
@@ -32989,10 +32858,9 @@
         </w:tc>
         <w:tc>
           <w:tcPr>
-            <w:tcW w:type="dxa" w:w="1008"/>
-          </w:tcPr>
-          <w:p>
-            <w:r/>
+            <w:tcW w:w="1008" w:type="dxa"/>
+          </w:tcPr>
+          <w:p>
             <w:r>
               <w:t>+1.097</w:t>
             </w:r>
@@ -33000,10 +32868,9 @@
         </w:tc>
         <w:tc>
           <w:tcPr>
-            <w:tcW w:type="dxa" w:w="1008"/>
-          </w:tcPr>
-          <w:p>
-            <w:r/>
+            <w:tcW w:w="1008" w:type="dxa"/>
+          </w:tcPr>
+          <w:p>
             <w:r>
               <w:t>0.001</w:t>
             </w:r>
@@ -33011,10 +32878,9 @@
         </w:tc>
         <w:tc>
           <w:tcPr>
-            <w:tcW w:type="dxa" w:w="1008"/>
-          </w:tcPr>
-          <w:p>
-            <w:r/>
+            <w:tcW w:w="1008" w:type="dxa"/>
+          </w:tcPr>
+          <w:p>
             <w:r>
               <w:t>-0.689</w:t>
             </w:r>
@@ -33022,10 +32888,9 @@
         </w:tc>
         <w:tc>
           <w:tcPr>
-            <w:tcW w:type="dxa" w:w="1008"/>
-          </w:tcPr>
-          <w:p>
-            <w:r/>
+            <w:tcW w:w="1008" w:type="dxa"/>
+          </w:tcPr>
+          <w:p>
             <w:r>
               <w:t>0.019 / 0.086</w:t>
             </w:r>
@@ -33035,10 +32900,9 @@
       <w:tr>
         <w:tc>
           <w:tcPr>
-            <w:tcW w:type="dxa" w:w="1008"/>
-          </w:tcPr>
-          <w:p>
-            <w:r/>
+            <w:tcW w:w="1008" w:type="dxa"/>
+          </w:tcPr>
+          <w:p>
             <w:r>
               <w:t>Own tax revenue</w:t>
             </w:r>
@@ -33046,10 +32910,9 @@
         </w:tc>
         <w:tc>
           <w:tcPr>
-            <w:tcW w:type="dxa" w:w="1008"/>
-          </w:tcPr>
-          <w:p>
-            <w:r/>
+            <w:tcW w:w="1008" w:type="dxa"/>
+          </w:tcPr>
+          <w:p>
             <w:r>
               <w:t>+0.107</w:t>
             </w:r>
@@ -33057,10 +32920,9 @@
         </w:tc>
         <w:tc>
           <w:tcPr>
-            <w:tcW w:type="dxa" w:w="1008"/>
-          </w:tcPr>
-          <w:p>
-            <w:r/>
+            <w:tcW w:w="1008" w:type="dxa"/>
+          </w:tcPr>
+          <w:p>
             <w:r>
               <w:t>0.810</w:t>
             </w:r>
@@ -33068,10 +32930,9 @@
         </w:tc>
         <w:tc>
           <w:tcPr>
-            <w:tcW w:type="dxa" w:w="1008"/>
-          </w:tcPr>
-          <w:p>
-            <w:r/>
+            <w:tcW w:w="1008" w:type="dxa"/>
+          </w:tcPr>
+          <w:p>
             <w:r>
               <w:t>-0.262</w:t>
             </w:r>
@@ -33079,10 +32940,9 @@
         </w:tc>
         <w:tc>
           <w:tcPr>
-            <w:tcW w:type="dxa" w:w="1008"/>
-          </w:tcPr>
-          <w:p>
-            <w:r/>
+            <w:tcW w:w="1008" w:type="dxa"/>
+          </w:tcPr>
+          <w:p>
             <w:r>
               <w:t>0.632 / 0.565</w:t>
             </w:r>
@@ -33090,10 +32950,9 @@
         </w:tc>
         <w:tc>
           <w:tcPr>
-            <w:tcW w:type="dxa" w:w="1008"/>
-          </w:tcPr>
-          <w:p>
-            <w:r/>
+            <w:tcW w:w="1008" w:type="dxa"/>
+          </w:tcPr>
+          <w:p>
             <w:r>
               <w:t>+4.083</w:t>
             </w:r>
@@ -33101,10 +32960,9 @@
         </w:tc>
         <w:tc>
           <w:tcPr>
-            <w:tcW w:type="dxa" w:w="1008"/>
-          </w:tcPr>
-          <w:p>
-            <w:r/>
+            <w:tcW w:w="1008" w:type="dxa"/>
+          </w:tcPr>
+          <w:p>
             <w:r>
               <w:t>0.045</w:t>
             </w:r>
@@ -33112,10 +32970,9 @@
         </w:tc>
         <w:tc>
           <w:tcPr>
-            <w:tcW w:type="dxa" w:w="1008"/>
-          </w:tcPr>
-          <w:p>
-            <w:r/>
+            <w:tcW w:w="1008" w:type="dxa"/>
+          </w:tcPr>
+          <w:p>
             <w:r>
               <w:t>+0.896</w:t>
             </w:r>
@@ -33123,10 +32980,9 @@
         </w:tc>
         <w:tc>
           <w:tcPr>
-            <w:tcW w:type="dxa" w:w="1008"/>
-          </w:tcPr>
-          <w:p>
-            <w:r/>
+            <w:tcW w:w="1008" w:type="dxa"/>
+          </w:tcPr>
+          <w:p>
             <w:r>
               <w:t>0.636 / 0.611</w:t>
             </w:r>
@@ -33136,10 +32992,9 @@
       <w:tr>
         <w:tc>
           <w:tcPr>
-            <w:tcW w:type="dxa" w:w="1008"/>
-          </w:tcPr>
-          <w:p>
-            <w:r/>
+            <w:tcW w:w="1008" w:type="dxa"/>
+          </w:tcPr>
+          <w:p>
             <w:r>
               <w:t>Capital expenditure</w:t>
             </w:r>
@@ -33147,10 +33002,9 @@
         </w:tc>
         <w:tc>
           <w:tcPr>
-            <w:tcW w:type="dxa" w:w="1008"/>
-          </w:tcPr>
-          <w:p>
-            <w:r/>
+            <w:tcW w:w="1008" w:type="dxa"/>
+          </w:tcPr>
+          <w:p>
             <w:r>
               <w:t>-0.173</w:t>
             </w:r>
@@ -33158,10 +33012,9 @@
         </w:tc>
         <w:tc>
           <w:tcPr>
-            <w:tcW w:type="dxa" w:w="1008"/>
-          </w:tcPr>
-          <w:p>
-            <w:r/>
+            <w:tcW w:w="1008" w:type="dxa"/>
+          </w:tcPr>
+          <w:p>
             <w:r>
               <w:t>0.686</w:t>
             </w:r>
@@ -33169,10 +33022,9 @@
         </w:tc>
         <w:tc>
           <w:tcPr>
-            <w:tcW w:type="dxa" w:w="1008"/>
-          </w:tcPr>
-          <w:p>
-            <w:r/>
+            <w:tcW w:w="1008" w:type="dxa"/>
+          </w:tcPr>
+          <w:p>
             <w:r>
               <w:t>-0.265</w:t>
             </w:r>
@@ -33180,10 +33032,9 @@
         </w:tc>
         <w:tc>
           <w:tcPr>
-            <w:tcW w:type="dxa" w:w="1008"/>
-          </w:tcPr>
-          <w:p>
-            <w:r/>
+            <w:tcW w:w="1008" w:type="dxa"/>
+          </w:tcPr>
+          <w:p>
             <w:r>
               <w:t>0.594 / 0.610</w:t>
             </w:r>
@@ -33191,10 +33042,9 @@
         </w:tc>
         <w:tc>
           <w:tcPr>
-            <w:tcW w:type="dxa" w:w="1008"/>
-          </w:tcPr>
-          <w:p>
-            <w:r/>
+            <w:tcW w:w="1008" w:type="dxa"/>
+          </w:tcPr>
+          <w:p>
             <w:r>
               <w:t>-0.356</w:t>
             </w:r>
@@ -33202,10 +33052,9 @@
         </w:tc>
         <w:tc>
           <w:tcPr>
-            <w:tcW w:type="dxa" w:w="1008"/>
-          </w:tcPr>
-          <w:p>
-            <w:r/>
+            <w:tcW w:w="1008" w:type="dxa"/>
+          </w:tcPr>
+          <w:p>
             <w:r>
               <w:t>0.827</w:t>
             </w:r>
@@ -33213,10 +33062,9 @@
         </w:tc>
         <w:tc>
           <w:tcPr>
-            <w:tcW w:type="dxa" w:w="1008"/>
-          </w:tcPr>
-          <w:p>
-            <w:r/>
+            <w:tcW w:w="1008" w:type="dxa"/>
+          </w:tcPr>
+          <w:p>
             <w:r>
               <w:t>-2.050</w:t>
             </w:r>
@@ -33224,10 +33072,9 @@
         </w:tc>
         <w:tc>
           <w:tcPr>
-            <w:tcW w:type="dxa" w:w="1008"/>
-          </w:tcPr>
-          <w:p>
-            <w:r/>
+            <w:tcW w:w="1008" w:type="dxa"/>
+          </w:tcPr>
+          <w:p>
             <w:r>
               <w:t>0.146 / 0.270</w:t>
             </w:r>
@@ -33237,17 +33084,11 @@
     </w:tbl>
     <w:p>
       <w:r>
-        <w:rPr>
-          <w:b w:val="0"/>
-        </w:rPr>
         <w:t>For Model 1 the consequence is a loss of precision rather than a change of story. The within-state debt coefficient barely moves, from +0.353 to +0.332, but its p-value rises to 0.098 under cluster-robust inference and 0.234 under the bootstrap. It stays positive in all ten leave-one-state-out refits and significant at 5 per cent in only one of them. Restricted to FY 2021-22 onward, once the pandemic year and its immediate rebound are outside the window, the same coefficient turns negative, at -0.452 with a bootstrap p of 0.075. That is the pattern Section 7.1 argues for, and it is the reason this paper places no weight on the positive within-state estimate.</w:t>
       </w:r>
     </w:p>
     <w:p>
       <w:r>
-        <w:rPr>
-          <w:b w:val="0"/>
-        </w:rPr>
         <w:t>For Model 2 the consequence is more serious and we report it plainly, because it revises a claim made in earlier drafts of this work. Under the COVID dummy, debt enters the growth equation at +1.097 and own tax revenue at +4.083, and both clear the bootstrap. Under year fixed effects, own tax revenue falls to +0.896 and is no longer distinguishable from zero (p = 0.61), while debt reverses sign to -0.689, cluster-robust p = 0.019 and bootstrap p = 0.086. The reversal is not fragile: debt is negative in all ten leave-one-state-out refits, ranging from -0.886 to -0.396, and significant at 5 per cent in eight of them. The positive debt-growth association reported under the COVID dummy is therefore an artefact of incomplete time controls, and specifically of assigning the FY 2021-22 rebound to the residual while debt was still elevated. The negative sign that replaces it points the way the prior literature does, but at a bootstrap p of 0.086 across fifty observations it is not a finding we claim either. What this panel supports is that its growth equation cannot identify a fiscal effect once common year shocks are removed, and Sections 6.7 and 8 are written accordingly. We note also that the 132-specification curve of Section 6.7 varies the estimator, the pandemic year, the controls, the transformation and the excluded state, but holds the time control fixed at a single dummy; Table 23b is the dimension it does not cover.</w:t>
       </w:r>
     </w:p>
@@ -33265,7 +33106,11 @@
         <w:jc w:val="both"/>
       </w:pPr>
       <w:r>
-        <w:t>The corrected specification (Section 5.2) restricts LASSO, Elastic Net and SHAP to the five time-varying fiscal regressors and estimates all three on the same 48 observations. With the penalty strength chosen by state-blocked cross-validation, LASSO settles at alpha = 0.106 and assigns debt-to-GSDP by far the largest standardised coefficient, -1.376, roughly two and a half times the size of the next-largest term, the fiscal deficit at +0.563, with capital expenditure a close third at -0.553. Elastic Net, at alpha = 0.131 and an l1-ratio of 0.7, agrees closely on the leading variable: debt -1.280, with capital expenditure second at -0.562 and fiscal deficit third at +0.488.</w:t>
+        <w:t xml:space="preserve">The corrected specification (Section 5.2) restricts LASSO, Elastic Net and SHAP to the five time-varying fiscal regressors and estimates all three on the same 48 observations. With the penalty strength </w:t>
+      </w:r>
+      <w:r>
+        <w:lastRenderedPageBreak/>
+        <w:t>chosen by state-blocked cross-validation, LASSO settles at alpha = 0.106 and assigns debt-to-GSDP by far the largest standardised coefficient, -1.376, roughly two and a half times the size of the next-largest term, the fiscal deficit at +0.563, with capital expenditure a close third at -0.553. Elastic Net, at alpha = 0.131 and an l1-ratio of 0.7, agrees closely on the leading variable: debt -1.280, with capital expenditure second at -0.562 and fiscal deficit third at +0.488.</w:t>
       </w:r>
     </w:p>
     <w:p>
@@ -33838,10 +33683,9 @@
         <w:rPr>
           <w:noProof/>
         </w:rPr>
-        <w:lastRenderedPageBreak/>
         <w:drawing>
           <wp:inline distT="0" distB="0" distL="0" distR="0" wp14:anchorId="440A1F9C" wp14:editId="536B6BD4">
-            <wp:extent cx="5759999" cy="3501598"/>
+            <wp:extent cx="5759999" cy="3501237"/>
             <wp:effectExtent l="0" t="0" r="0" b="0"/>
             <wp:docPr id="15" name="Picture 15"/>
             <wp:cNvGraphicFramePr>
@@ -33863,7 +33707,7 @@
                   <pic:spPr>
                     <a:xfrm>
                       <a:off x="0" y="0"/>
-                      <a:ext cx="5759999" cy="3501598"/>
+                      <a:ext cx="5759999" cy="3501237"/>
                     </a:xfrm>
                     <a:prstGeom prst="rect">
                       <a:avLst/>
@@ -33896,9 +33740,10 @@
         <w:rPr>
           <w:noProof/>
         </w:rPr>
+        <w:lastRenderedPageBreak/>
         <w:drawing>
           <wp:inline distT="0" distB="0" distL="0" distR="0" wp14:anchorId="5B147AC8" wp14:editId="3BB73189">
-            <wp:extent cx="5759999" cy="3216686"/>
+            <wp:extent cx="5759999" cy="3216859"/>
             <wp:effectExtent l="0" t="0" r="0" b="0"/>
             <wp:docPr id="16" name="Picture 16"/>
             <wp:cNvGraphicFramePr>
@@ -33920,7 +33765,7 @@
                   <pic:spPr>
                     <a:xfrm>
                       <a:off x="0" y="0"/>
-                      <a:ext cx="5759999" cy="3216686"/>
+                      <a:ext cx="5759999" cy="3216859"/>
                     </a:xfrm>
                     <a:prstGeom prst="rect">
                       <a:avLst/>
@@ -33950,11 +33795,7 @@
         <w:jc w:val="both"/>
       </w:pPr>
       <w:r>
-        <w:t xml:space="preserve">Because the cross-validated penalty is light enough that all five regressors survive it, a table of which variables were selected is uninformative on its own. Two supplementary results address this. The entry order along the regularisation path identifies the variable that survives the harshest shrinkage. Debt-to-GSDP is the first to acquire a non-zero coefficient, at alpha = 1.016, well before capital expenditure at </w:t>
-      </w:r>
-      <w:r>
-        <w:lastRenderedPageBreak/>
-        <w:t>0.609 and fiscal deficit at 0.375. Own tax revenue is last to enter, at 0.138. Read as a sequence, the path says that if the model were permitted only one fiscal regressor, that regressor would be debt.</w:t>
+        <w:t>Because the cross-validated penalty is light enough that all five regressors survive it, a table of which variables were selected is uninformative on its own. Two supplementary results address this. The entry order along the regularisation path identifies the variable that survives the harshest shrinkage. Debt-to-GSDP is the first to acquire a non-zero coefficient, at alpha = 1.016, well before capital expenditure at 0.609 and fiscal deficit at 0.375. Own tax revenue is last to enter, at 0.138. Read as a sequence, the path says that if the model were permitted only one fiscal regressor, that regressor would be debt.</w:t>
       </w:r>
     </w:p>
     <w:p>
@@ -34225,11 +34066,21 @@
       <w:pPr>
         <w:spacing w:after="40"/>
         <w:jc w:val="both"/>
+        <w:rPr>
+          <w:b/>
+        </w:rPr>
+      </w:pPr>
+    </w:p>
+    <w:p>
+      <w:pPr>
+        <w:spacing w:after="40"/>
+        <w:jc w:val="both"/>
       </w:pPr>
       <w:r>
         <w:rPr>
           <w:b/>
         </w:rPr>
+        <w:lastRenderedPageBreak/>
         <w:t>Table 26. Stability selection across 500 subsamples of five of the ten states, five fiscal predictors.</w:t>
       </w:r>
     </w:p>
@@ -34579,10 +34430,9 @@
         <w:rPr>
           <w:noProof/>
         </w:rPr>
-        <w:lastRenderedPageBreak/>
         <w:drawing>
           <wp:inline distT="0" distB="0" distL="0" distR="0" wp14:anchorId="71E1A96D" wp14:editId="792DA2F8">
-            <wp:extent cx="5759999" cy="3580016"/>
+            <wp:extent cx="5759999" cy="3579876"/>
             <wp:effectExtent l="0" t="0" r="0" b="0"/>
             <wp:docPr id="900" name="Picture 900"/>
             <wp:cNvGraphicFramePr>
@@ -34604,7 +34454,7 @@
                   <pic:spPr>
                     <a:xfrm>
                       <a:off x="0" y="0"/>
-                      <a:ext cx="5759999" cy="3580016"/>
+                      <a:ext cx="5759999" cy="3579876"/>
                     </a:xfrm>
                     <a:prstGeom prst="rect">
                       <a:avLst/>
@@ -34639,10 +34489,7 @@
         <w:jc w:val="both"/>
       </w:pPr>
       <w:r>
-        <w:t>SHAP values from the corrected random forest (out-of-bag R² = 0.402) rank debt-to-GSDP first among the five predictors by a wide margin: mean |SHAP| = 1.029, against 0.219 for fiscal deficit, 0.208 for own tax revenue, 0.136 for capital expenditure, and an effectively negligible 0.007 for the COVID dummy.</w:t>
-      </w:r>
-      <w:r>
-        <w:t xml:space="preserve"> These are contributions to the model's prediction, not causal effects or coefficient magnitudes; Section 8 states the paper's causal position for the study as a whole.</w:t>
+        <w:t>SHAP values from the corrected random forest (out-of-bag R² = 0.402) rank debt-to-GSDP first among the five predictors by a wide margin: mean |SHAP| = 1.029, against 0.219 for fiscal deficit, 0.208 for own tax revenue, 0.136 for capital expenditure, and an effectively negligible 0.007 for the COVID dummy. These are contributions to the model's prediction, not causal effects or coefficient magnitudes; Section 8 states the paper's causal position for the study as a whole.</w:t>
       </w:r>
     </w:p>
     <w:p>
@@ -34855,6 +34702,7 @@
               <w:rPr>
                 <w:sz w:val="18"/>
               </w:rPr>
+              <w:lastRenderedPageBreak/>
               <w:t>Capital Expenditure</w:t>
             </w:r>
           </w:p>
@@ -34923,10 +34771,9 @@
         <w:rPr>
           <w:noProof/>
         </w:rPr>
-        <w:lastRenderedPageBreak/>
         <w:drawing>
           <wp:inline distT="0" distB="0" distL="0" distR="0" wp14:anchorId="7DF4174D" wp14:editId="182EF091">
-            <wp:extent cx="5759999" cy="3688596"/>
+            <wp:extent cx="5759999" cy="3688689"/>
             <wp:effectExtent l="0" t="0" r="0" b="0"/>
             <wp:docPr id="17" name="Picture 17"/>
             <wp:cNvGraphicFramePr>
@@ -34948,7 +34795,7 @@
                   <pic:spPr>
                     <a:xfrm>
                       <a:off x="0" y="0"/>
-                      <a:ext cx="5759999" cy="3688596"/>
+                      <a:ext cx="5759999" cy="3688689"/>
                     </a:xfrm>
                     <a:prstGeom prst="rect">
                       <a:avLst/>
@@ -34980,7 +34827,7 @@
         </w:rPr>
         <w:drawing>
           <wp:inline distT="0" distB="0" distL="0" distR="0" wp14:anchorId="5BCFAD6F" wp14:editId="493D7575">
-            <wp:extent cx="5759999" cy="3390638"/>
+            <wp:extent cx="5759999" cy="3433572"/>
             <wp:effectExtent l="0" t="0" r="0" b="0"/>
             <wp:docPr id="18" name="Picture 18"/>
             <wp:cNvGraphicFramePr>
@@ -35002,7 +34849,7 @@
                   <pic:spPr>
                     <a:xfrm>
                       <a:off x="0" y="0"/>
-                      <a:ext cx="5759999" cy="3390638"/>
+                      <a:ext cx="5759999" cy="3433572"/>
                     </a:xfrm>
                     <a:prstGeom prst="rect">
                       <a:avLst/>
@@ -35024,6 +34871,7 @@
         <w:rPr>
           <w:b/>
         </w:rPr>
+        <w:lastRenderedPageBreak/>
         <w:t>Figure 20. SHAP importance by mean absolute SHAP value, five fiscal predictors. The same ranking as Table 27, drawn as bars.</w:t>
       </w:r>
     </w:p>
@@ -35035,10 +34883,9 @@
         <w:rPr>
           <w:noProof/>
         </w:rPr>
-        <w:lastRenderedPageBreak/>
         <w:drawing>
           <wp:inline distT="0" distB="0" distL="0" distR="0" wp14:anchorId="55CFE630" wp14:editId="23BEB3BA">
-            <wp:extent cx="5759999" cy="4788121"/>
+            <wp:extent cx="5759999" cy="4542739"/>
             <wp:effectExtent l="0" t="0" r="0" b="0"/>
             <wp:docPr id="19" name="Picture 19"/>
             <wp:cNvGraphicFramePr>
@@ -35060,7 +34907,7 @@
                   <pic:spPr>
                     <a:xfrm>
                       <a:off x="0" y="0"/>
-                      <a:ext cx="5759999" cy="4788121"/>
+                      <a:ext cx="5759999" cy="4542739"/>
                     </a:xfrm>
                     <a:prstGeom prst="rect">
                       <a:avLst/>
@@ -35406,6 +35253,7 @@
               <w:rPr>
                 <w:sz w:val="18"/>
               </w:rPr>
+              <w:lastRenderedPageBreak/>
               <w:t>Jharkhand</w:t>
             </w:r>
           </w:p>
@@ -35480,7 +35328,6 @@
               <w:rPr>
                 <w:sz w:val="18"/>
               </w:rPr>
-              <w:lastRenderedPageBreak/>
               <w:t>West Bengal</w:t>
             </w:r>
           </w:p>
@@ -35550,7 +35397,7 @@
         <w:jc w:val="both"/>
       </w:pPr>
       <w:r>
-        <w:t>Some variable must rank first, so the rank alone proves little. Permuting log FDI 500 times and refitting the forest on each permutation gives the null distribution. Debt ranks first under a permuted outcome 28.5 per cent of the time, well above the 20 per cent a five-way coin flip would give, which confirms the concern: a tree ensemble does favour debt-to-GSDP on the basis of its distribution alone, irrespective of any relationship with FDI. The rank is therefore weak evidence and we do not lean on it. The margin is a different matter. The observed gap between the first- and second-ranked variable is 0.810 in mean |SHAP| units. A gap that large or larger arises in 0.4 per cent of permutations (p = 0.004). Debt's dominance is a matter of degree, and the degree is not what shuffled data produces.</w:t>
+        <w:t>Some variable must rank first, so the rank alone proves little. The null must respect the same structure the cross-validation does. Permuting log FDI across all forty-eight rows breaks the between-state persistence the real data carry and so makes the observed margin easier to beat than it should be; the null reported here therefore permutes whole states, moving each state's block of outcomes together, which is the design the state-blocked folds of Section 5.2 imply. Under that null, debt ranks first under a permuted outcome 38.1 per cent of the time, far above the 20 per cent a five-way coin flip would give, which confirms the concern: a tree ensemble does favour debt-to-GSDP on the basis of its distribution alone, irrespective of any relationship with FDI. The rank is therefore weak evidence and we do not lean on it. The margin is a different matter. The observed gap between the first- and second-ranked variable is 0.810 in mean absolute SHAP units, and a gap that large or larger arises in 3.8 per cent of state-block permutations (p = 0.038). For comparison, the row-wise permutation we ran first returns p = 0.004; the state-blocked figure is the honest one and it is the one reported throughout, since the row-wise null is anti-conservative for exactly the reason the cross-validation is blocked in the first place.</w:t>
       </w:r>
     </w:p>
     <w:p>
@@ -35709,14 +35556,13 @@
               <w:rPr>
                 <w:sz w:val="18"/>
               </w:rPr>
-              <w:t>P(</w:t>
+              <w:t>P(debt ranks first | states permuted)</w:t>
             </w:r>
             <w:proofErr w:type="gramEnd"/>
             <w:r>
               <w:rPr>
                 <w:sz w:val="18"/>
               </w:rPr>
-              <w:t>debt ranks first | outcome permuted)</w:t>
             </w:r>
           </w:p>
         </w:tc>
@@ -35732,7 +35578,7 @@
               <w:rPr>
                 <w:sz w:val="18"/>
               </w:rPr>
-              <w:t>0.285</w:t>
+              <w:t>0.381</w:t>
             </w:r>
           </w:p>
         </w:tc>
@@ -35754,14 +35600,13 @@
               <w:rPr>
                 <w:sz w:val="18"/>
               </w:rPr>
-              <w:t>P(</w:t>
+              <w:t>P(gap &gt;= observed | states permuted)</w:t>
             </w:r>
             <w:proofErr w:type="gramEnd"/>
             <w:r>
               <w:rPr>
                 <w:sz w:val="18"/>
               </w:rPr>
-              <w:t>gap &gt;= observed | outcome permuted)</w:t>
             </w:r>
           </w:p>
         </w:tc>
@@ -35777,7 +35622,7 @@
               <w:rPr>
                 <w:sz w:val="18"/>
               </w:rPr>
-              <w:t>0.004</w:t>
+              <w:t>0.038</w:t>
             </w:r>
           </w:p>
         </w:tc>
@@ -35793,7 +35638,7 @@
         </w:rPr>
         <w:drawing>
           <wp:inline distT="0" distB="0" distL="0" distR="0" wp14:anchorId="66D20558" wp14:editId="2223E78C">
-            <wp:extent cx="5759999" cy="3216686"/>
+            <wp:extent cx="5759999" cy="3216859"/>
             <wp:effectExtent l="0" t="0" r="0" b="0"/>
             <wp:docPr id="901" name="Picture 901"/>
             <wp:cNvGraphicFramePr>
@@ -35815,7 +35660,7 @@
                   <pic:spPr>
                     <a:xfrm>
                       <a:off x="0" y="0"/>
-                      <a:ext cx="5759999" cy="3216686"/>
+                      <a:ext cx="5759999" cy="3216859"/>
                     </a:xfrm>
                     <a:prstGeom prst="rect">
                       <a:avLst/>
@@ -35854,7 +35699,11 @@
         <w:jc w:val="both"/>
       </w:pPr>
       <w:r>
-        <w:t>Fitting the same two methods to state-demeaned data, which reproduces the algebra of the fixed-effects estimator, tests whether the machine-learning branch is learning fiscal variation or merely learning which state an observation belongs to. It is learning fiscal variation, and it independently reproduces the sign reversal of Section 7.1. On demeaned data LASSO shrinks own tax revenue and capital expenditure to exactly zero and retains debt with a coefficient of +0.441, positive where the pooled fit gives -1.376, alongside fiscal deficit at +0.248 and the COVID dummy at -0.222. SHAP importances on the demeaned forest again place debt first, at 0.274 against 0.119 for fiscal deficit.</w:t>
+        <w:t xml:space="preserve">Fitting the same two methods to state-demeaned data, which reproduces the algebra of the fixed-effects estimator, tests whether the machine-learning branch is learning fiscal variation or merely learning which state an observation belongs to. It is learning fiscal variation, and it independently reproduces the sign reversal of Section 7.1. On demeaned data LASSO shrinks own tax revenue and capital expenditure to exactly zero and retains debt with a coefficient of +0.441, positive where the pooled fit gives -1.376, </w:t>
+      </w:r>
+      <w:r>
+        <w:lastRenderedPageBreak/>
+        <w:t>alongside fiscal deficit at +0.248 and the COVID dummy at -0.222. SHAP importances on the demeaned forest again place debt first, at 0.274 against 0.119 for fiscal deficit.</w:t>
       </w:r>
     </w:p>
     <w:p>
@@ -35866,7 +35715,6 @@
         <w:rPr>
           <w:b/>
         </w:rPr>
-        <w:lastRenderedPageBreak/>
         <w:t>Table 30. Within-state (demeaned) LASSO coefficients and SHAP importance, against pooled SHAP importance, five fiscal predictors.</w:t>
       </w:r>
     </w:p>
@@ -36317,7 +36165,7 @@
         </w:rPr>
         <w:drawing>
           <wp:inline distT="0" distB="0" distL="0" distR="0" wp14:anchorId="5676B2E2" wp14:editId="22B97DD1">
-            <wp:extent cx="5759999" cy="3216686"/>
+            <wp:extent cx="5759999" cy="3216859"/>
             <wp:effectExtent l="0" t="0" r="0" b="0"/>
             <wp:docPr id="902" name="Picture 902"/>
             <wp:cNvGraphicFramePr>
@@ -36339,7 +36187,7 @@
                   <pic:spPr>
                     <a:xfrm>
                       <a:off x="0" y="0"/>
-                      <a:ext cx="5759999" cy="3216686"/>
+                      <a:ext cx="5759999" cy="3216859"/>
                     </a:xfrm>
                     <a:prstGeom prst="rect">
                       <a:avLst/>
@@ -36765,19 +36613,15 @@
         <w:jc w:val="both"/>
       </w:pPr>
       <w:r>
-        <w:t xml:space="preserve">The row-wise column retains four other years of the held-out state in the training sample and is inflated accordingly; the gap between it and the state-blocked column, roughly 0.28 for ordinary least squares and 0.31 for the random forest, measures how much of the apparent fit is state persistence rather than fiscal signal. Predicting a state never seen in training is the hardest of the three tasks and produces the </w:t>
+        <w:t xml:space="preserve">The row-wise column retains four other years of the held-out state in the training sample and is inflated accordingly; the gap between it and the state-blocked column, roughly 0.28 for ordinary least squares </w:t>
       </w:r>
       <w:r>
         <w:lastRenderedPageBreak/>
-        <w:t>lowest figures. Forward-chaining sits between them at 0.24 to 0.27. Two patterns are worth drawing out. The penalised linear model is the most robust across schemes and is the best performer under the state-blocked scheme at 0.235, while the two tree ensembles degrade sharply, to 0.085 and 0.112. Additional flexibility buys nothing out of sample here, which is what one would expect if the underlying relationship is close to linear once debt is in the model, and it supports reading the SHAP results as corroboration of the linear estimates rather than as evidence of a neglected non-linearity. None of these figures is a claim to predictive power. The exercise validates an in-sample ranking; it does not forecast.</w:t>
+        <w:t>and 0.31 for the random forest, measures how much of the apparent fit is state persistence rather than fiscal signal. Predicting a state never seen in training is the hardest of the three tasks and produces the lowest figures. Forward-chaining sits between them at 0.24 to 0.27. Two patterns are worth drawing out. The penalised linear model is the most robust across schemes and is the best performer under the state-blocked scheme at 0.235, while the two tree ensembles degrade sharply, to 0.085 and 0.112. Additional flexibility buys nothing out of sample here, which is what one would expect if the underlying relationship is close to linear once debt is in the model, and it supports reading the SHAP results as corroboration of the linear estimates rather than as evidence of a neglected non-linearity. None of these figures is a claim to predictive power. The exercise validates an in-sample ranking; it does not forecast.</w:t>
       </w:r>
     </w:p>
     <w:p>
       <w:r>
-        <w:rPr>
-          <w:b w:val="0"/>
-          <w:i w:val="0"/>
-        </w:rPr>
         <w:t>None of the point estimates above comes with a sense of how much they would move under a different draw of the same ten states, so a cluster bootstrap was run on the leave-one-state-out figures: two hundred resamples of the ten states, drawn with replacement, each refitting every model and recomputing the leave-one-state-out R-squared. The resulting intervals are wide enough to include zero for every model, between eleven and twenty per cent of resamples in fact return a negative leave-one-state-out R-squared. This is the sharper way of saying what the point estimates already implied: forty-eight observations support a ranking of which method degrades least out of sample, not a claim that any of them predicts reliably.</w:t>
       </w:r>
     </w:p>
@@ -36785,7 +36629,6 @@
       <w:r>
         <w:rPr>
           <w:b/>
-          <w:i w:val="0"/>
         </w:rPr>
         <w:t>Table 31a. Bootstrap 95 per cent confidence intervals for the leave-one-state-out out-of-sample R-squared of Table 31, two hundred state-cluster resamples.</w:t>
       </w:r>
@@ -36793,23 +36636,22 @@
     <w:tbl>
       <w:tblPr>
         <w:tblStyle w:val="TableGrid"/>
-        <w:tblW w:type="auto" w:w="0"/>
-        <w:tblLook w:firstColumn="1" w:firstRow="1" w:lastColumn="0" w:lastRow="0" w:noHBand="0" w:noVBand="1" w:val="04A0"/>
+        <w:tblW w:w="0" w:type="auto"/>
+        <w:tblLook w:val="04A0" w:firstRow="1" w:lastRow="0" w:firstColumn="1" w:lastColumn="0" w:noHBand="0" w:noVBand="1"/>
       </w:tblPr>
       <w:tblGrid>
-        <w:gridCol w:w="1814"/>
-        <w:gridCol w:w="1814"/>
-        <w:gridCol w:w="1814"/>
-        <w:gridCol w:w="1814"/>
-        <w:gridCol w:w="1814"/>
+        <w:gridCol w:w="1812"/>
+        <w:gridCol w:w="1812"/>
+        <w:gridCol w:w="1813"/>
+        <w:gridCol w:w="1813"/>
+        <w:gridCol w:w="1812"/>
       </w:tblGrid>
       <w:tr>
         <w:tc>
           <w:tcPr>
-            <w:tcW w:type="dxa" w:w="1814"/>
-          </w:tcPr>
-          <w:p>
-            <w:r/>
+            <w:tcW w:w="1814" w:type="dxa"/>
+          </w:tcPr>
+          <w:p>
             <w:r>
               <w:rPr>
                 <w:b/>
@@ -36820,10 +36662,9 @@
         </w:tc>
         <w:tc>
           <w:tcPr>
-            <w:tcW w:type="dxa" w:w="1814"/>
-          </w:tcPr>
-          <w:p>
-            <w:r/>
+            <w:tcW w:w="1814" w:type="dxa"/>
+          </w:tcPr>
+          <w:p>
             <w:r>
               <w:rPr>
                 <w:b/>
@@ -36834,10 +36675,9 @@
         </w:tc>
         <w:tc>
           <w:tcPr>
-            <w:tcW w:type="dxa" w:w="1814"/>
-          </w:tcPr>
-          <w:p>
-            <w:r/>
+            <w:tcW w:w="1814" w:type="dxa"/>
+          </w:tcPr>
+          <w:p>
             <w:r>
               <w:rPr>
                 <w:b/>
@@ -36848,10 +36688,9 @@
         </w:tc>
         <w:tc>
           <w:tcPr>
-            <w:tcW w:type="dxa" w:w="1814"/>
-          </w:tcPr>
-          <w:p>
-            <w:r/>
+            <w:tcW w:w="1814" w:type="dxa"/>
+          </w:tcPr>
+          <w:p>
             <w:r>
               <w:rPr>
                 <w:b/>
@@ -36862,10 +36701,9 @@
         </w:tc>
         <w:tc>
           <w:tcPr>
-            <w:tcW w:type="dxa" w:w="1814"/>
-          </w:tcPr>
-          <w:p>
-            <w:r/>
+            <w:tcW w:w="1814" w:type="dxa"/>
+          </w:tcPr>
+          <w:p>
             <w:r>
               <w:rPr>
                 <w:b/>
@@ -36878,10 +36716,9 @@
       <w:tr>
         <w:tc>
           <w:tcPr>
-            <w:tcW w:type="dxa" w:w="1814"/>
-          </w:tcPr>
-          <w:p>
-            <w:r/>
+            <w:tcW w:w="1814" w:type="dxa"/>
+          </w:tcPr>
+          <w:p>
             <w:r>
               <w:t>OLS (5 predictors)</w:t>
             </w:r>
@@ -36889,10 +36726,9 @@
         </w:tc>
         <w:tc>
           <w:tcPr>
-            <w:tcW w:type="dxa" w:w="1814"/>
-          </w:tcPr>
-          <w:p>
-            <w:r/>
+            <w:tcW w:w="1814" w:type="dxa"/>
+          </w:tcPr>
+          <w:p>
             <w:r>
               <w:t>0.163</w:t>
             </w:r>
@@ -36900,10 +36736,9 @@
         </w:tc>
         <w:tc>
           <w:tcPr>
-            <w:tcW w:type="dxa" w:w="1814"/>
-          </w:tcPr>
-          <w:p>
-            <w:r/>
+            <w:tcW w:w="1814" w:type="dxa"/>
+          </w:tcPr>
+          <w:p>
             <w:r>
               <w:t>0.364</w:t>
             </w:r>
@@ -36911,10 +36746,9 @@
         </w:tc>
         <w:tc>
           <w:tcPr>
-            <w:tcW w:type="dxa" w:w="1814"/>
-          </w:tcPr>
-          <w:p>
-            <w:r/>
+            <w:tcW w:w="1814" w:type="dxa"/>
+          </w:tcPr>
+          <w:p>
             <w:r>
               <w:t>[-0.815, 0.799]</w:t>
             </w:r>
@@ -36922,10 +36756,9 @@
         </w:tc>
         <w:tc>
           <w:tcPr>
-            <w:tcW w:type="dxa" w:w="1814"/>
-          </w:tcPr>
-          <w:p>
-            <w:r/>
+            <w:tcW w:w="1814" w:type="dxa"/>
+          </w:tcPr>
+          <w:p>
             <w:r>
               <w:t>17.0%</w:t>
             </w:r>
@@ -36935,10 +36768,9 @@
       <w:tr>
         <w:tc>
           <w:tcPr>
-            <w:tcW w:type="dxa" w:w="1814"/>
-          </w:tcPr>
-          <w:p>
-            <w:r/>
+            <w:tcW w:w="1814" w:type="dxa"/>
+          </w:tcPr>
+          <w:p>
             <w:r>
               <w:t>LASSO</w:t>
             </w:r>
@@ -36946,10 +36778,9 @@
         </w:tc>
         <w:tc>
           <w:tcPr>
-            <w:tcW w:type="dxa" w:w="1814"/>
-          </w:tcPr>
-          <w:p>
-            <w:r/>
+            <w:tcW w:w="1814" w:type="dxa"/>
+          </w:tcPr>
+          <w:p>
             <w:r>
               <w:t>0.235</w:t>
             </w:r>
@@ -36957,10 +36788,9 @@
         </w:tc>
         <w:tc>
           <w:tcPr>
-            <w:tcW w:type="dxa" w:w="1814"/>
-          </w:tcPr>
-          <w:p>
-            <w:r/>
+            <w:tcW w:w="1814" w:type="dxa"/>
+          </w:tcPr>
+          <w:p>
             <w:r>
               <w:t>0.328</w:t>
             </w:r>
@@ -36968,10 +36798,9 @@
         </w:tc>
         <w:tc>
           <w:tcPr>
-            <w:tcW w:type="dxa" w:w="1814"/>
-          </w:tcPr>
-          <w:p>
-            <w:r/>
+            <w:tcW w:w="1814" w:type="dxa"/>
+          </w:tcPr>
+          <w:p>
             <w:r>
               <w:t>[-0.510, 0.806]</w:t>
             </w:r>
@@ -36979,10 +36808,9 @@
         </w:tc>
         <w:tc>
           <w:tcPr>
-            <w:tcW w:type="dxa" w:w="1814"/>
-          </w:tcPr>
-          <w:p>
-            <w:r/>
+            <w:tcW w:w="1814" w:type="dxa"/>
+          </w:tcPr>
+          <w:p>
             <w:r>
               <w:t>20.5%</w:t>
             </w:r>
@@ -36992,10 +36820,9 @@
       <w:tr>
         <w:tc>
           <w:tcPr>
-            <w:tcW w:type="dxa" w:w="1814"/>
-          </w:tcPr>
-          <w:p>
-            <w:r/>
+            <w:tcW w:w="1814" w:type="dxa"/>
+          </w:tcPr>
+          <w:p>
             <w:r>
               <w:t>Random Forest</w:t>
             </w:r>
@@ -37003,10 +36830,9 @@
         </w:tc>
         <w:tc>
           <w:tcPr>
-            <w:tcW w:type="dxa" w:w="1814"/>
-          </w:tcPr>
-          <w:p>
-            <w:r/>
+            <w:tcW w:w="1814" w:type="dxa"/>
+          </w:tcPr>
+          <w:p>
             <w:r>
               <w:t>0.085</w:t>
             </w:r>
@@ -37014,10 +36840,9 @@
         </w:tc>
         <w:tc>
           <w:tcPr>
-            <w:tcW w:type="dxa" w:w="1814"/>
-          </w:tcPr>
-          <w:p>
-            <w:r/>
+            <w:tcW w:w="1814" w:type="dxa"/>
+          </w:tcPr>
+          <w:p>
             <w:r>
               <w:t>0.339</w:t>
             </w:r>
@@ -37025,10 +36850,9 @@
         </w:tc>
         <w:tc>
           <w:tcPr>
-            <w:tcW w:type="dxa" w:w="1814"/>
-          </w:tcPr>
-          <w:p>
-            <w:r/>
+            <w:tcW w:w="1814" w:type="dxa"/>
+          </w:tcPr>
+          <w:p>
             <w:r>
               <w:t>[-0.484, 0.815]</w:t>
             </w:r>
@@ -37036,10 +36860,9 @@
         </w:tc>
         <w:tc>
           <w:tcPr>
-            <w:tcW w:type="dxa" w:w="1814"/>
-          </w:tcPr>
-          <w:p>
-            <w:r/>
+            <w:tcW w:w="1814" w:type="dxa"/>
+          </w:tcPr>
+          <w:p>
             <w:r>
               <w:t>11.0%</w:t>
             </w:r>
@@ -37049,10 +36872,9 @@
       <w:tr>
         <w:tc>
           <w:tcPr>
-            <w:tcW w:type="dxa" w:w="1814"/>
-          </w:tcPr>
-          <w:p>
-            <w:r/>
+            <w:tcW w:w="1814" w:type="dxa"/>
+          </w:tcPr>
+          <w:p>
             <w:r>
               <w:t>Gradient Boosting</w:t>
             </w:r>
@@ -37060,10 +36882,9 @@
         </w:tc>
         <w:tc>
           <w:tcPr>
-            <w:tcW w:type="dxa" w:w="1814"/>
-          </w:tcPr>
-          <w:p>
-            <w:r/>
+            <w:tcW w:w="1814" w:type="dxa"/>
+          </w:tcPr>
+          <w:p>
             <w:r>
               <w:t>0.112</w:t>
             </w:r>
@@ -37071,10 +36892,9 @@
         </w:tc>
         <w:tc>
           <w:tcPr>
-            <w:tcW w:type="dxa" w:w="1814"/>
-          </w:tcPr>
-          <w:p>
-            <w:r/>
+            <w:tcW w:w="1814" w:type="dxa"/>
+          </w:tcPr>
+          <w:p>
             <w:r>
               <w:t>0.396</w:t>
             </w:r>
@@ -37082,10 +36902,9 @@
         </w:tc>
         <w:tc>
           <w:tcPr>
-            <w:tcW w:type="dxa" w:w="1814"/>
-          </w:tcPr>
-          <w:p>
-            <w:r/>
+            <w:tcW w:w="1814" w:type="dxa"/>
+          </w:tcPr>
+          <w:p>
             <w:r>
               <w:t>[-1.152, 0.968]</w:t>
             </w:r>
@@ -37093,10 +36912,9 @@
         </w:tc>
         <w:tc>
           <w:tcPr>
-            <w:tcW w:type="dxa" w:w="1814"/>
-          </w:tcPr>
-          <w:p>
-            <w:r/>
+            <w:tcW w:w="1814" w:type="dxa"/>
+          </w:tcPr>
+          <w:p>
             <w:r>
               <w:t>15.5%</w:t>
             </w:r>
@@ -37109,7 +36927,7 @@
         <w:jc w:val="both"/>
       </w:pPr>
       <w:r>
-        <w:t>Three methodologically independent approaches converge on debt-to-GSDP as the dominant fiscal predictor of cross-state FDI: a pooled panel regression, a regularised linear selector, and a non-linear tree-based explainer. The sign is negative in all three. Debt enters the regularisation path first, survives a hundredfold variation in penalty strength, ranks first on SHAP importance in all ten leave-one-state-out refits, does so by a margin that permuted outcomes reproduce four times in a thousand, and holds its rank when the data are demeaned so that only within-state variation remains. Together with the Spearman correlation of Section 6.2, this convergence is the strongest evidence the paper offers for H1 in its cross-state form, precisely because it does not rest on any single model's distributional assumptions, nor on treating one p = 0.007 result as sufficient in a panel this short. It should be read as support for one component of H1 rather than for the hypothesis as stated. H1 predicts that all four indicators move FDI in a particular direction; on this panel only debt does. Capital expenditure carries the opposite sign to the one predicted and is discussed in Section 7.2, own tax revenue is indistinguishable from zero in every specification, and the fiscal deficit is signed as predicted in the cross-state dimension but never precisely enough to claim. The hypothesis as written is therefore rejected for three of its four indicators and supported for the fourth, which is the one the rest of the paper is about.</w:t>
+        <w:t>Three methodologically independent approaches converge on debt-to-GSDP as the dominant fiscal predictor of cross-state FDI: a pooled panel regression, a regularised linear selector, and a non-linear tree-based explainer. The sign is negative in all three. Debt enters the regularisation path first, survives a hundredfold variation in penalty strength, ranks first on SHAP importance in all ten leave-one-state-out refits, does so by a margin that permuted whole states reproduce under four times in a hundred, and holds its rank when the data are demeaned so that only within-state variation remains. Together with the Spearman correlation of Section 6.2, this convergence is the strongest evidence the paper offers for H1 in its cross-state form, precisely because it does not rest on any single model's distributional assumptions, nor on treating one p = 0.007 result as sufficient in a panel this short. It should be read as support for one component of H1 rather than for the hypothesis as stated. H1 predicts that all four indicators move FDI in a particular direction; on this panel only debt does. Capital expenditure carries the opposite sign to the one predicted and is discussed in Section 7.2, own tax revenue is indistinguishable from zero in every specification, and the fiscal deficit is signed as predicted in the cross-state dimension but never precisely enough to claim. The hypothesis as written is therefore rejected for three of its four indicators and supported for the fourth, which is the one the rest of the paper is about. One qualification belongs with that list rather than in a footnote. Of the five methods, the Spearman correlation of Section 6.2 reaches significance only once Uttar Pradesh is excluded, and Section 7.3 shows that the exclusion cannot be justified as removing a pure censoring artefact, since scaling the state’s observed years leaves the correlation insignificant. That leg of the convergence is therefore conditional, and the argument should be read as resting on the four that are not: the pooled regression, LASSO, Elastic Net and SHAP importance.</w:t>
       </w:r>
     </w:p>
     <w:p>
@@ -37117,6 +36935,7 @@
         <w:pStyle w:val="Heading2"/>
       </w:pPr>
       <w:r>
+        <w:lastRenderedPageBreak/>
         <w:t>6.7 Specification and diagnostic tests</w:t>
       </w:r>
     </w:p>
@@ -37125,16 +36944,8 @@
         <w:jc w:val="both"/>
       </w:pPr>
       <w:r>
-        <w:t>The F-test for poolability rejects pooling in the FDI model: F(9,33) = 6.741, p &lt; 0.0001. State effects are jointly significant and the fixed-effects specification is justified. In the growth model it does not: F(9,35) = 0.818, p = 0.603. We keep fixed effects there anyway, because the estimator stays consistent where random effects would be biased, and because the argument of Section 3 requires state-level controls. That is a modelling decision, not a verdict the test delivered, and we report it as one. The Hausman test returns nothing at all for the FDI model: the difference between the fixed- and random-effects covariance matrices is not positive definite, a routine outcome at ten entities. For the growth model it computes, at 6.319 on four degrees of freedom (p = 0.177), so random effects are not rejected there either. The four degrees of freedom are the four fiscal coefficients; the COVID dummy is excluded from the contrast because it varies only by year and carries no within-state information the two estimators could disagree about.</w:t>
+        <w:t>The F-test for poolability rejects pooling in the FDI model: F(9,33) = 6.741, p &lt; 0.0001. State effects are jointly significant and the fixed-effects specification is justified. In the growth model it does not: F(9,35) = 0.818, p = 0.603. We keep fixed effects there anyway, because the estimator stays consistent where random effects would be biased, and because the argument of Section 3 requires state-level controls. That is a modelling decision, not a verdict the test delivered, and we report it as one. The Hausman test returns nothing at all for the FDI model: the difference between the fixed- and random-effects covariance matrices is not positive definite, a routine outcome at ten entities. For the growth model it computes, at 6.319 on four degrees of freedom (p = 0.177), so random effects are not rejected there either. The four degrees of freedom are the four fiscal coefficients; the COVID dummy is excluded from the contrast because it varies only by year and carries no within-state information the two estimators could disagree about. One apparent tension in Table 32 is worth resolving. The Breusch-Pagan LM test reports no random-effects component (p = 0.529) while the poolability F strongly rejects the absence of entity effects on the same panel. The two are computed on different equations: the LM test is run on pooled residuals that already carry literacy and urbanisation, which absorb most of the cross-state variation an entity effect would otherwise pick up, whereas the poolability F compares fixed effects against a pooled fit without them. The tests are consistent once that is said.</w:t>
       </w:r>
-      <w:proofErr w:type="gramStart"/>
-      <w:r/>
-      <w:proofErr w:type="gramEnd"/>
-      <w:r/>
-      <w:proofErr w:type="gramStart"/>
-      <w:r/>
-      <w:proofErr w:type="gramEnd"/>
-      <w:r/>
     </w:p>
     <w:p>
       <w:pPr>
@@ -37604,7 +37415,6 @@
               <w:rPr>
                 <w:sz w:val="18"/>
               </w:rPr>
-              <w:lastRenderedPageBreak/>
               <w:t>Modified Wald, groupwise heteroskedasticity</w:t>
             </w:r>
           </w:p>
@@ -37738,7 +37548,11 @@
         <w:jc w:val="both"/>
       </w:pPr>
       <w:r>
-        <w:t xml:space="preserve">That distinction matters, because Driscoll-Kraay does not behave conservatively at this panel length. Table 33 gives the within-state debt coefficient under three covariance estimators. The point estimate is identical by construction. The standard error is not: Driscoll-Kraay returns 0.042, cluster-robust 0.084, and the unadjusted estimator 0.106. A kernel estimator whose properties are asymptotic in T is being applied at T = 5, and it produces the tightest of the three intervals instead of the widest. The same numerical fragility leaves a negative robust F-statistic in the fixed-effects output. None of </w:t>
+        <w:t xml:space="preserve">That distinction matters, because Driscoll-Kraay does not behave conservatively at this panel length. Table 33 gives the within-state debt coefficient under three covariance estimators. The point estimate is </w:t>
+      </w:r>
+      <w:r>
+        <w:lastRenderedPageBreak/>
+        <w:t xml:space="preserve">identical by construction. The standard error is not: Driscoll-Kraay returns 0.042, cluster-robust 0.084, and the unadjusted estimator 0.106. A kernel estimator whose properties are asymptotic in T is being applied at T = 5, and it produces the tightest of the three intervals instead of the widest. The same numerical fragility leaves a negative robust F-statistic in the fixed-effects output. None of </w:t>
       </w:r>
       <w:proofErr w:type="gramStart"/>
       <w:r>
@@ -38238,12 +38052,9 @@
         <w:jc w:val="both"/>
       </w:pPr>
       <w:r>
-        <w:t xml:space="preserve">The second concerns the size of the paper's central result, though not its direction. The pooled debt-FDI coefficient is significant at p = 0.007 under cluster-robust inference and at p = 0.057 under the bootstrap: significant at 10 per cent, marginally short of 5. Two secondary results from the pooled model, literacy (p = 0.235) and capital expenditure (p = 0.095), survive at neither level and we do not rely on them. The evidence that never depended on a standard error is unchanged. Debt is negative in all 88 pooled specifications of the curve above; LASSO and Elastic Net rank it first by a wide margin; SHAP ranks it first in all ten leave-one-state-out refits; the permutation null puts the importance margin at p = 0.004. </w:t>
+        <w:t>The second concerns the size of the paper's central result, though not its direction. The pooled debt-FDI coefficient is significant at p = 0.007 under cluster-robust inference and at p = 0.057 under the bootstrap: significant at 10 per cent, marginally short of 5. Two secondary results from the pooled model, literacy (p = 0.235) and capital expenditure (p = 0.095), survive at neither level and we do not rely on them. The evidence that never depended on a standard error is unchanged. Debt is negative in all 88 pooled specifications of the curve above; LASSO and Elastic Net rank it first by a wide margin; SHAP ranks it first in all ten leave-one-state-out refits; the permutation null, permuting whole states, puts the importance margin at p = 0.038. H1 rests on that convergence. The paper was designed to produce it, precisely so the claim would not hang on one p-value.</w:t>
       </w:r>
-      <w:r>
-        <w:lastRenderedPageBreak/>
-        <w:t>H1 rests on that convergence. The paper was designed to produce it, precisely so the claim would not hang on one p-value.</w:t>
-      </w:r>
+      <w:r/>
     </w:p>
     <w:p>
       <w:pPr>
@@ -39167,7 +38978,11 @@
         <w:jc w:val="both"/>
       </w:pPr>
       <w:r>
-        <w:t>The central puzzle in Section 6.3 is that debt enters Model 1 negative in the pooled cross-state specification and positive in the within-state fixed-effects specification, and that both are estimated precisely enough to take seriously: the pooled coefficient at p = 0.007 under cluster-robust inference and p = 0.057 under the wild cluster bootstrap of Section 6.7, the within-state coefficient at p = 0.031 under that same bootstrap. Both estimates are correct. They answer different questions. The pooled coefficient asks whether a state that persistently carries less debt than its peers attracts more FDI than they do. It does, and the magnitude, roughly 19 per cent more FDI per percentage point of lower debt-to-GSDP, lines up with the discipline ranking of Section 4.7. The two lowest-debt states in the panel, Gujarat and Maharashtra, rank first or second overall in almost every year; the highest-debt state, West Bengal, ranks last in all five. It lines up too with the Spearman correlation of Section 6.2, which turns significant (rho = 0.728, p = 0.026) once the one state whose FDI series is an accounting artefact rather than a genuine low outcome is set aside.</w:t>
+        <w:t xml:space="preserve">The central puzzle in Section 6.3 is that debt enters Model 1 negative in the pooled cross-state specification and positive in the within-state fixed-effects specification, and that both are estimated precisely enough to take seriously: the pooled coefficient at p = 0.007 under cluster-robust inference and p = 0.057 under the wild cluster bootstrap of Section 6.7, the within-state coefficient at p = 0.031 under that same bootstrap. Both estimates are correct. They answer different questions. The pooled coefficient asks whether a state that persistently carries less debt than its peers attracts more FDI than they do. It does, and the magnitude, roughly 19 per cent more FDI per percentage point of lower debt-to-GSDP, lines up with the discipline ranking of Section 4.7. The two lowest-debt states in the panel, Gujarat and Maharashtra, rank first or second overall in almost every year; the highest-debt state, West Bengal, ranks </w:t>
+      </w:r>
+      <w:r>
+        <w:lastRenderedPageBreak/>
+        <w:t>last in all five. It lines up too with the Spearman correlation of Section 6.2, which turns significant (rho = 0.728, p = 0.026) once the one state whose FDI series is an accounting artefact rather than a genuine low outcome is set aside.</w:t>
       </w:r>
     </w:p>
     <w:p>
@@ -39175,15 +38990,11 @@
         <w:jc w:val="both"/>
       </w:pPr>
       <w:r>
-        <w:lastRenderedPageBreak/>
         <w:t>The fixed-effects coefficient asks a different question: when a state's own debt ratio rises above its usual level, does its FDI rise with it? Over this window it does, and not because borrowing attracts investors. Five years is a short series and one of them, FY 2020-21, is a shock common to every state. Deficits and debt rose everywhere at once while FDI fell everywhere; inflows then recovered through FY 2021-22 and FY 2022-23 while debt remained at its elevated pandemic level. Gujarat's FDI rose in FY 2020-21 and Karnataka's in FY 2021-22, both while debt stood above its pre-pandemic ratio. Debt and FDI therefore move together within states over this window for reasons that have little to do with either causing the other, and a five-year panel containing a shock of that size cannot separate them. The within-state estimate is best read as a description of the COVID window rather than as a behavioural relationship.</w:t>
       </w:r>
     </w:p>
     <w:p>
       <w:r>
-        <w:rPr>
-          <w:b w:val="0"/>
-        </w:rPr>
         <w:t>Because the two dimensions are the whole of the argument, it is worth estimating them inside one equation rather than inferring the contrast from two separate regressions. A Mundlak specification does this: each fiscal regressor enters twice, once as the state's five-year mean and once as the deviation of each year from that mean, so the between-state and within-state coefficients are identified jointly and can be tested against each other directly. It returns exactly the split the paper describes, and the difference between the two debt coefficients is a great deal more precisely estimated than either separate model conveys. A true between estimator, fitted to the ten state means alone, agrees with the pooled coefficient reported in Section 6.3.</w:t>
       </w:r>
     </w:p>
@@ -39198,23 +39009,22 @@
     <w:tbl>
       <w:tblPr>
         <w:tblStyle w:val="TableGrid"/>
-        <w:tblW w:type="auto" w:w="0"/>
-        <w:tblLook w:firstColumn="1" w:firstRow="1" w:lastColumn="0" w:lastRow="0" w:noHBand="0" w:noVBand="1" w:val="04A0"/>
+        <w:tblW w:w="0" w:type="auto"/>
+        <w:tblLook w:val="04A0" w:firstRow="1" w:lastRow="0" w:firstColumn="1" w:lastColumn="0" w:noHBand="0" w:noVBand="1"/>
       </w:tblPr>
       <w:tblGrid>
         <w:gridCol w:w="1814"/>
-        <w:gridCol w:w="1814"/>
-        <w:gridCol w:w="1814"/>
-        <w:gridCol w:w="1814"/>
-        <w:gridCol w:w="1814"/>
+        <w:gridCol w:w="1812"/>
+        <w:gridCol w:w="1811"/>
+        <w:gridCol w:w="1812"/>
+        <w:gridCol w:w="1813"/>
       </w:tblGrid>
       <w:tr>
         <w:tc>
           <w:tcPr>
-            <w:tcW w:type="dxa" w:w="1814"/>
-          </w:tcPr>
-          <w:p>
-            <w:r/>
+            <w:tcW w:w="1814" w:type="dxa"/>
+          </w:tcPr>
+          <w:p>
             <w:r>
               <w:rPr>
                 <w:b/>
@@ -39225,10 +39035,9 @@
         </w:tc>
         <w:tc>
           <w:tcPr>
-            <w:tcW w:type="dxa" w:w="1814"/>
-          </w:tcPr>
-          <w:p>
-            <w:r/>
+            <w:tcW w:w="1814" w:type="dxa"/>
+          </w:tcPr>
+          <w:p>
             <w:r>
               <w:rPr>
                 <w:b/>
@@ -39239,10 +39048,9 @@
         </w:tc>
         <w:tc>
           <w:tcPr>
-            <w:tcW w:type="dxa" w:w="1814"/>
-          </w:tcPr>
-          <w:p>
-            <w:r/>
+            <w:tcW w:w="1814" w:type="dxa"/>
+          </w:tcPr>
+          <w:p>
             <w:r>
               <w:rPr>
                 <w:b/>
@@ -39253,10 +39061,9 @@
         </w:tc>
         <w:tc>
           <w:tcPr>
-            <w:tcW w:type="dxa" w:w="1814"/>
-          </w:tcPr>
-          <w:p>
-            <w:r/>
+            <w:tcW w:w="1814" w:type="dxa"/>
+          </w:tcPr>
+          <w:p>
             <w:r>
               <w:rPr>
                 <w:b/>
@@ -39267,10 +39074,9 @@
         </w:tc>
         <w:tc>
           <w:tcPr>
-            <w:tcW w:type="dxa" w:w="1814"/>
-          </w:tcPr>
-          <w:p>
-            <w:r/>
+            <w:tcW w:w="1814" w:type="dxa"/>
+          </w:tcPr>
+          <w:p>
             <w:r>
               <w:rPr>
                 <w:b/>
@@ -39283,10 +39089,9 @@
       <w:tr>
         <w:tc>
           <w:tcPr>
-            <w:tcW w:type="dxa" w:w="1814"/>
-          </w:tcPr>
-          <w:p>
-            <w:r/>
+            <w:tcW w:w="1814" w:type="dxa"/>
+          </w:tcPr>
+          <w:p>
             <w:r>
               <w:t>Mundlak: within-state deviation</w:t>
             </w:r>
@@ -39294,10 +39099,9 @@
         </w:tc>
         <w:tc>
           <w:tcPr>
-            <w:tcW w:type="dxa" w:w="1814"/>
-          </w:tcPr>
-          <w:p>
-            <w:r/>
+            <w:tcW w:w="1814" w:type="dxa"/>
+          </w:tcPr>
+          <w:p>
             <w:r>
               <w:t>+0.370</w:t>
             </w:r>
@@ -39305,10 +39109,9 @@
         </w:tc>
         <w:tc>
           <w:tcPr>
-            <w:tcW w:type="dxa" w:w="1814"/>
-          </w:tcPr>
-          <w:p>
-            <w:r/>
+            <w:tcW w:w="1814" w:type="dxa"/>
+          </w:tcPr>
+          <w:p>
             <w:r>
               <w:t>0.098</w:t>
             </w:r>
@@ -39316,10 +39119,9 @@
         </w:tc>
         <w:tc>
           <w:tcPr>
-            <w:tcW w:type="dxa" w:w="1814"/>
-          </w:tcPr>
-          <w:p>
-            <w:r/>
+            <w:tcW w:w="1814" w:type="dxa"/>
+          </w:tcPr>
+          <w:p>
             <w:r>
               <w:t>0.0002</w:t>
             </w:r>
@@ -39327,10 +39129,9 @@
         </w:tc>
         <w:tc>
           <w:tcPr>
-            <w:tcW w:type="dxa" w:w="1814"/>
-          </w:tcPr>
-          <w:p>
-            <w:r/>
+            <w:tcW w:w="1814" w:type="dxa"/>
+          </w:tcPr>
+          <w:p>
             <w:r>
               <w:t>Year-to-year movement around a state's own mean</w:t>
             </w:r>
@@ -39340,10 +39141,9 @@
       <w:tr>
         <w:tc>
           <w:tcPr>
-            <w:tcW w:type="dxa" w:w="1814"/>
-          </w:tcPr>
-          <w:p>
-            <w:r/>
+            <w:tcW w:w="1814" w:type="dxa"/>
+          </w:tcPr>
+          <w:p>
             <w:r>
               <w:t>Mundlak: state-mean term</w:t>
             </w:r>
@@ -39351,10 +39151,9 @@
         </w:tc>
         <w:tc>
           <w:tcPr>
-            <w:tcW w:type="dxa" w:w="1814"/>
-          </w:tcPr>
-          <w:p>
-            <w:r/>
+            <w:tcW w:w="1814" w:type="dxa"/>
+          </w:tcPr>
+          <w:p>
             <w:r>
               <w:t>-0.256</w:t>
             </w:r>
@@ -39362,10 +39161,9 @@
         </w:tc>
         <w:tc>
           <w:tcPr>
-            <w:tcW w:type="dxa" w:w="1814"/>
-          </w:tcPr>
-          <w:p>
-            <w:r/>
+            <w:tcW w:w="1814" w:type="dxa"/>
+          </w:tcPr>
+          <w:p>
             <w:r>
               <w:t>0.064</w:t>
             </w:r>
@@ -39373,10 +39171,9 @@
         </w:tc>
         <w:tc>
           <w:tcPr>
-            <w:tcW w:type="dxa" w:w="1814"/>
-          </w:tcPr>
-          <w:p>
-            <w:r/>
+            <w:tcW w:w="1814" w:type="dxa"/>
+          </w:tcPr>
+          <w:p>
             <w:r>
               <w:t>0.0001</w:t>
             </w:r>
@@ -39384,10 +39181,9 @@
         </w:tc>
         <w:tc>
           <w:tcPr>
-            <w:tcW w:type="dxa" w:w="1814"/>
-          </w:tcPr>
-          <w:p>
-            <w:r/>
+            <w:tcW w:w="1814" w:type="dxa"/>
+          </w:tcPr>
+          <w:p>
             <w:r>
               <w:t>Differences between states' average debt</w:t>
             </w:r>
@@ -39397,10 +39193,9 @@
       <w:tr>
         <w:tc>
           <w:tcPr>
-            <w:tcW w:type="dxa" w:w="1814"/>
-          </w:tcPr>
-          <w:p>
-            <w:r/>
+            <w:tcW w:w="1814" w:type="dxa"/>
+          </w:tcPr>
+          <w:p>
             <w:r>
               <w:t>Test of equality (within = between)</w:t>
             </w:r>
@@ -39408,10 +39203,9 @@
         </w:tc>
         <w:tc>
           <w:tcPr>
-            <w:tcW w:type="dxa" w:w="1814"/>
-          </w:tcPr>
-          <w:p>
-            <w:r/>
+            <w:tcW w:w="1814" w:type="dxa"/>
+          </w:tcPr>
+          <w:p>
             <w:r>
               <w:t>difference 0.626</w:t>
             </w:r>
@@ -39419,10 +39213,9 @@
         </w:tc>
         <w:tc>
           <w:tcPr>
-            <w:tcW w:type="dxa" w:w="1814"/>
-          </w:tcPr>
-          <w:p>
-            <w:r/>
+            <w:tcW w:w="1814" w:type="dxa"/>
+          </w:tcPr>
+          <w:p>
             <w:r>
               <w:t>t = 4.65</w:t>
             </w:r>
@@ -39430,21 +39223,19 @@
         </w:tc>
         <w:tc>
           <w:tcPr>
-            <w:tcW w:type="dxa" w:w="1814"/>
-          </w:tcPr>
-          <w:p>
-            <w:r/>
-            <w:r>
-              <w:t>0.000003</w:t>
-            </w:r>
-          </w:p>
-        </w:tc>
-        <w:tc>
-          <w:tcPr>
-            <w:tcW w:type="dxa" w:w="1814"/>
-          </w:tcPr>
-          <w:p>
-            <w:r/>
+            <w:tcW w:w="1814" w:type="dxa"/>
+          </w:tcPr>
+          <w:p>
+            <w:r>
+              <w:t>0.017</w:t>
+            </w:r>
+          </w:p>
+        </w:tc>
+        <w:tc>
+          <w:tcPr>
+            <w:tcW w:w="1814" w:type="dxa"/>
+          </w:tcPr>
+          <w:p>
             <w:r>
               <w:t>The two dimensions are formally distinguishable</w:t>
             </w:r>
@@ -39454,10 +39245,9 @@
       <w:tr>
         <w:tc>
           <w:tcPr>
-            <w:tcW w:type="dxa" w:w="1814"/>
-          </w:tcPr>
-          <w:p>
-            <w:r/>
+            <w:tcW w:w="1814" w:type="dxa"/>
+          </w:tcPr>
+          <w:p>
             <w:r>
               <w:t>Between estimator, ten state means</w:t>
             </w:r>
@@ -39465,10 +39255,9 @@
         </w:tc>
         <w:tc>
           <w:tcPr>
-            <w:tcW w:type="dxa" w:w="1814"/>
-          </w:tcPr>
-          <w:p>
-            <w:r/>
+            <w:tcW w:w="1814" w:type="dxa"/>
+          </w:tcPr>
+          <w:p>
             <w:r>
               <w:t>-0.237</w:t>
             </w:r>
@@ -39476,10 +39265,9 @@
         </w:tc>
         <w:tc>
           <w:tcPr>
-            <w:tcW w:type="dxa" w:w="1814"/>
-          </w:tcPr>
-          <w:p>
-            <w:r/>
+            <w:tcW w:w="1814" w:type="dxa"/>
+          </w:tcPr>
+          <w:p>
             <w:r>
               <w:t>0.072</w:t>
             </w:r>
@@ -39487,10 +39275,9 @@
         </w:tc>
         <w:tc>
           <w:tcPr>
-            <w:tcW w:type="dxa" w:w="1814"/>
-          </w:tcPr>
-          <w:p>
-            <w:r/>
+            <w:tcW w:w="1814" w:type="dxa"/>
+          </w:tcPr>
+          <w:p>
             <w:r>
               <w:t>0.0217</w:t>
             </w:r>
@@ -39498,10 +39285,9 @@
         </w:tc>
         <w:tc>
           <w:tcPr>
-            <w:tcW w:type="dxa" w:w="1814"/>
-          </w:tcPr>
-          <w:p>
-            <w:r/>
+            <w:tcW w:w="1814" w:type="dxa"/>
+          </w:tcPr>
+          <w:p>
             <w:r>
               <w:t>Cross-state relationship estimated directly</w:t>
             </w:r>
@@ -39511,11 +39297,9 @@
     </w:tbl>
     <w:p>
       <w:r>
-        <w:rPr>
-          <w:b w:val="0"/>
-        </w:rPr>
-        <w:t>The sign reversal is therefore not an artefact of comparing two estimators with different assumptions: it survives inside a single equation, and the hypothesis that the within-state and between-state debt coefficients are equal is rejected at p = 0.000003. The between estimator puts the cross-state coefficient at -0.237 against the pooled -0.176 of Section 6.3, so the pooled specification is if anything conservative about the size of the relationship this paper reports. Section 6.1's variance decomposition explains why the two differ so sharply in precision: almost all of the variation in debt is cross-sectional, which leaves the within-state coefficient identified off very little, and Table 23b shows what happens to it once common year shocks are absorbed.</w:t>
+        <w:t>The sign reversal is therefore not an artefact of comparing two estimators with different assumptions: it survives inside a single equation, and the hypothesis that the within-state and between-state debt coefficients are equal is rejected at p = 0.017 under the same wild cluster bootstrap the rest of the paper defers to, and at p = 0.000003 under a cluster-robust t that Section 6.7 argues is unreliable at ten clusters; the bootstrapped figure is the one we rely on. The between estimator puts the cross-state coefficient at -0.237 against the pooled -0.176 of Section 6.3, so the pooled specification is if anything conservative about the size of the relationship this paper reports. Section 6.1's variance decomposition explains why the two differ so sharply in precision: almost all of the variation in debt is cross-sectional, which leaves the within-state coefficient identified off very little, and Table 23b shows what happens to it once common year shocks are absorbed.</w:t>
       </w:r>
+      <w:r/>
     </w:p>
     <w:p>
       <w:pPr>
@@ -39579,7 +39363,7 @@
         <w:lastRenderedPageBreak/>
         <w:drawing>
           <wp:inline distT="0" distB="0" distL="0" distR="0" wp14:anchorId="411C7C1D" wp14:editId="7CD23F6B">
-            <wp:extent cx="5759999" cy="3944985"/>
+            <wp:extent cx="5759999" cy="3944721"/>
             <wp:effectExtent l="0" t="0" r="0" b="0"/>
             <wp:docPr id="910" name="Picture 910"/>
             <wp:cNvGraphicFramePr>
@@ -39601,7 +39385,7 @@
                   <pic:spPr>
                     <a:xfrm>
                       <a:off x="0" y="0"/>
-                      <a:ext cx="5759999" cy="3944985"/>
+                      <a:ext cx="5759999" cy="3944721"/>
                     </a:xfrm>
                     <a:prstGeom prst="rect">
                       <a:avLst/>
@@ -39647,7 +39431,10 @@
         <w:jc w:val="both"/>
       </w:pPr>
       <w:r>
-        <w:t>Uttar Pradesh is the mirror case, and its anomaly is one of measurement rather than performance. DPIIT's series for the state begins only in FY 2021-22, so its first two cells are missing rather than zero. On fiscal discipline it ranks first of ten on both constructions: a composite score of 3.375 on the five-year averages of Table 15, and an average yearly rank of 2.0 in Table 16, ahead of Maharashtra at 2.3. Whether that censoring distorts the results was tested directly: dropping the state leaves the regression estimates substantially unchanged (Section 6.5), but it does move the Spearman correlation of Section 6.2 from insignificant to significant (rho = 0.728, p = 0.026). That pattern is what one would expect. A regression using forty-eight state-year observations absorbs two missing cells; a rank correlation that compresses each state to a single five-year total does not, because the missing years drag Uttar Pradesh's total down and its rank with it.</w:t>
+        <w:t xml:space="preserve">Uttar Pradesh is the mirror case, and its anomaly is one of measurement rather than performance. DPIIT's series for the state begins only in FY 2021-22, so its first two cells are missing rather than zero. On fiscal discipline it ranks first of ten on both constructions: a composite score of 3.375 on the five-year averages of Table 15, and an average yearly rank of 2.0 in Table 16, ahead of Maharashtra at 2.3. Whether that censoring distorts the results was tested directly: dropping the state leaves the regression estimates substantially unchanged (Section 6.5), but it does move the Spearman correlation of Section 6.2 from insignificant to significant (rho = 0.728, p = 0.026). That pattern is what one would expect. A regression using forty-eight state-year observations absorbs two missing cells; a rank correlation that compresses </w:t>
+      </w:r>
+      <w:r>
+        <w:t>each state to a single five-year total does not, because the missing years drag Uttar Pradesh's total down and its rank with it. That reasoning justifies treating Uttar Pradesh's total as incomparable; it does not establish that the state is only an artefact, and testing it directly shows that it is not. Scaling the three observed years to a five-year equivalent gives 12,923 crore, which still leaves Uttar Pradesh ninth of ten, ahead only of West Bengal, and the rank correlation computed with that imputation is rho = 0.359 (p = 0.309). Comparing all ten states only over FY 2021-22 to FY 2023-24, the window in which Uttar Pradesh is actually observed, gives rho = 0.231 (p = 0.521). Under both censoring-consistent treatments the correlation remains insignificant. Uttar Pradesh is therefore a genuine counterexample as well as a censored series: first on the discipline ranking and near the bottom on realised investment even after the missing years are allowed for. The significant rho = 0.728 reported in Section 6.2 depends on excluding it, and Section 6.6 records what that means for the convergence argument.</w:t>
       </w:r>
     </w:p>
     <w:p>
@@ -39655,7 +39442,6 @@
         <w:pStyle w:val="Heading2"/>
       </w:pPr>
       <w:r>
-        <w:lastRenderedPageBreak/>
         <w:t>7.4 What the agglomeration rival hypothesis survives</w:t>
       </w:r>
     </w:p>
@@ -39672,7 +39458,7 @@
         <w:jc w:val="both"/>
       </w:pPr>
       <w:r>
-        <w:t>The machine-learning stage speaks most directly to the point, though not in the direction the first run suggested. That run included the two Census controls and ranked urbanisation as the dominant predictor, which would have been a striking vindication of the agglomeration account. It was not one. Urbanisation is fixed within a state across all five years, so the forest was using it to identify which state an observation came from, re-learning the state fixed effect rather than measuring any agglomeration mechanism. The result is an artefact of the panel's shape and carries no evidence about clustering in either direction, which is why Section 5.2 reports it as a diagnostic failure and Section 6.6 excludes both controls. It cannot be cited in support of the rival hypothesis, and it is not cited here.</w:t>
+        <w:t>The machine-learning stage speaks most directly to the point, though not in the direction the first run suggested. That run included the two Census controls and ranked urbanisation as the dominant predictor, which would have been a striking vindication of the agglomeration account. It was not one. Urbanisation is fixed within a state across all five years, so the forest was using it to identify which state an observation came from, re-learning the state fixed effect rather than measuring any agglomeration mechanism. The result is an artefact of the panel's shape and carries no evidence about clustering in either direction, which is why Section 5.2 reports it as a diagnostic failure and Section 6.6 excludes both controls. It cannot be cited in support of the rival hypothesis, and it is not cited here. That leaves an obvious objection: excluding urbanisation means the machine-learning branch never had the chance to prefer agglomeration, so its convergence on debt is partly a consequence of what it was shown. We therefore reran the branch once with both Census controls restored and under the state-blocked cross-validation of Section 5.2, rather than the row-wise scheme the original seven-variable run used, and report it here as a comparison rather than only as a diagnosed failure. Given the chance, the two methods split. LASSO still ranks debt-to-GSDP first by a wide margin, at -0.930 against +0.486 for literacy and +0.251 for urbanisation, so the regularised linear selector prefers the fiscal variable even with the agglomeration proxies in front of it. The random forest still ranks urbanisation first, at 1.296 against 0.254 for debt, which is the fingerprinting problem restated rather than evidence about clustering, since urbanisation remains constant within a state across all five years and the forest has ten states to tell apart. The claim this paper rests on is the narrower one that survives both: the pooled regression retains literacy and urbanisation as controls and the debt coefficient survives their inclusion.</w:t>
       </w:r>
     </w:p>
     <w:p>
@@ -39688,7 +39474,7 @@
         <w:jc w:val="both"/>
       </w:pPr>
       <w:r>
-        <w:t>The reading we take is that the two accounts operate at different levels rather than in competition. Structural advantages — location, port access, an established industrial base, the depth of a metropolitan labour market — determine which states are candidates for large inflows at all, and the ten states in this sample are precisely those that have already cleared that bar. Fiscal position then appears to sort investment among them. That is consistent with the between-state result of Section 7.1, and it is also why the finding should not be extrapolated: it describes how capital is allocated among states already in contention, not how a state enters contention in the first place. Section 8 returns to this as the study's principal limit on external validity.</w:t>
+        <w:t>The reading we take is that the two accounts operate at different levels rather than in competition. Structural advantages — location, port access, an established industrial base, the depth of a metropolitan labour market — determine which states are candidates for large inflows at all, and the ten states in this sample are precisely those that have already cleared that bar. Fiscal position then appears to sort investment among them. That is consistent with the between-state result of Section 7.1, and it is also why the finding should not be extrapolated: it describes how capital is allocated among states already in contention, not how a state enters contention in the first place. Section 8 returns to this as the study's principal limit on external validity. One further alternative explanation sits closer to this one than to the measurement notes of Section 8, and we state it here rather than there. DPIIT records equity inflows against the state in which the recipient company is registered, not the state in which the investment is deployed. That error is not classical: it concentrates in the states hosting corporate headquarters, which in this panel are Maharashtra, Karnataka and Gujarat, and those are also three of the lowest-debt states. A registered-office effect would therefore push the between-state coefficient in exactly the direction we report, and nothing in this design separates it from a fiscal signal. It is, alongside agglomeration, the alternative account we regard as most likely to survive scrutiny of the central result.</w:t>
       </w:r>
     </w:p>
     <w:p>
@@ -39720,18 +39506,17 @@
         <w:jc w:val="both"/>
       </w:pPr>
       <w:r>
-        <w:t>Within states over time, the picture is different and narrower than we first supposed, and narrower again than an intermediate draft of this paper reported. Under a specification that controls for the pandemic with a single dummy, higher debt and stronger own tax revenue both appear significantly associated with growth. Neither survives the substitution of that dummy for a full set of year fixed effects: own tax revenue goes to zero and debt reverses sign (Table 23b). The association was tracking the common shape of the post-pandemic recovery, in which every state's growth rebounded while debt stayed above its pre-pandemic level. The fiscal deficit fares no better: its coefficient is large and negative under the Driscoll-Kraay standard errors conventional in this literature, but it does not survive a wild cluster bootstrap appropriate to ten clusters. We therefore report H2 as unsupported. That is a departure from Trivedi and Rajmal (2011) and Panda and Sahay (2022), who find a deficit-growth effect on longer panels of more states; we read our result as a limit of a five-year panel of ten states in which ninety-eight per cent of the variation in growth is within states and almost all of it is common to them, rather than as a contradiction of theirs. The substantive finding that does hold is the distinction between dimensions in the investment equation: comparing states with one another, debt predicts FDI; following a single state across five years, it does not. Investors appear to price a state's standing fiscal position rather than any single year's budget arithmetic. Section 7.1 develops the point, and notes that a window containing the pandemic is the least favourable setting in which to test it.</w:t>
+        <w:t xml:space="preserve">Within states over time, the picture is different and narrower than we first supposed, and narrower again than an intermediate draft of this paper reported. Under a specification that controls for the pandemic with a single dummy, higher debt and stronger own tax revenue both appear significantly associated with growth. Neither survives the substitution of that dummy for a full set of year fixed effects: own tax revenue goes to zero and debt reverses sign (Table 23b). The association was tracking the common </w:t>
       </w:r>
-      <w:r/>
+      <w:r>
+        <w:lastRenderedPageBreak/>
+        <w:t>shape of the post-pandemic recovery, in which every state's growth rebounded while debt stayed above its pre-pandemic level. The fiscal deficit fares no better: its coefficient is large and negative under the Driscoll-Kraay standard errors conventional in this literature, but it does not survive a wild cluster bootstrap appropriate to ten clusters. We therefore report H2 as unsupported. That is a departure from Trivedi and Rajmal (2011) and Panda and Sahay (2022), who find a deficit-growth effect on longer panels of more states; we read our result as a limit of a five-year panel of ten states in which ninety-eight per cent of the variation in growth is within states and almost all of it is common to them, rather than as a contradiction of theirs. The substantive finding that does hold is the distinction between dimensions in the investment equation: comparing states with one another, debt predicts FDI; following a single state across five years, it does not. Investors appear to price a state's standing fiscal position rather than any single year's budget arithmetic. Section 7.1 develops the point, and notes that a window containing the pandemic is the least favourable setting in which to test it.</w:t>
+      </w:r>
     </w:p>
     <w:p>
       <w:pPr>
         <w:jc w:val="both"/>
       </w:pPr>
-      <w:proofErr w:type="gramStart"/>
-      <w:proofErr w:type="gramEnd"/>
-      <w:proofErr w:type="gramStart"/>
-      <w:proofErr w:type="gramEnd"/>
       <w:r>
         <w:t>State finance departments should weigh three things. First, the payoff is not immediate: a state building a reputation for discipline is making an investment that pays off over several years, not a single budget cycle, and should not expect a small debt reduction to move investment inflows right away. Second, of the available fiscal metrics, debt is the one this paper's evidence points to as easiest to communicate and verify, and it is the stock of debt rather than any single year's addition to it that appears to matter for investment. We attach no growth recommendation to any of the four indicators, because Section 6.5 shows this panel cannot identify a fiscal effect on growth once common year shocks are absorbed. Third, how capital expenditure is financed matters as much as its level: spending funded from existing revenue is a different signal to an investor than the same spending funded by fresh borrowing.</w:t>
       </w:r>
@@ -39807,15 +39592,17 @@
         <w:jc w:val="both"/>
       </w:pPr>
       <w:r>
-        <w:t>Second, the way FDI is recorded is imperfect. The DPIIT state-by-state series starts in October 2019, so FY 2019-20 covers only six months rather than a full year, and Uttar Pradesh is missing entirely until FY 2021-22; Section 6.5 addresses both directly and neither can be corrected retroactively. A further measurement problem affects the FDI series generally: equity inflows are recorded against the state where the recipient company is registered, not necessarily the state where the investment is actually deployed, which can inflate the recorded flows to states that host corporate headquarters.</w:t>
+        <w:t xml:space="preserve">Second, the way FDI is recorded is imperfect. The DPIIT state-by-state series starts in October 2019, so FY 2019-20 covers only six months rather than a full year, and Uttar Pradesh is missing entirely until FY 2021-22; Section 6.5 addresses both directly and neither can be corrected retroactively. A further measurement problem affects the FDI series generally: equity inflows are recorded against the state </w:t>
+      </w:r>
+      <w:r>
+        <w:lastRenderedPageBreak/>
+        <w:t>where the recipient company is registered, not necessarily the state where the investment is actually deployed, which can inflate the recorded flows to states that host corporate headquarters.</w:t>
       </w:r>
     </w:p>
     <w:p>
       <w:pPr>
         <w:jc w:val="both"/>
       </w:pPr>
-      <w:proofErr w:type="gramStart"/>
-      <w:proofErr w:type="gramEnd"/>
       <w:r>
         <w:t>Third, the debt measure used here is the on-budget figure from the CAG-audited finance accounts, and excludes off-budget borrowings and guarantees, estimated at roughly 14 to 15 per cent of GSDP for Telangana — large enough to change the picture of a state's real fiscal exposure. Because the paper's central result concerns debt, this is the limitation most likely to affect the size of the estimated effect, though not, ex ante, its direction: if off-budget exposure is concentrated in states that already carry high on-budget debt, including it would widen the gap and strengthen the result; if it is concentrated in low-debt states instead, it would narrow the gap and weaken it.</w:t>
       </w:r>
@@ -39830,10 +39617,6 @@
     </w:p>
     <w:p>
       <w:r>
-        <w:rPr>
-          <w:b w:val="0"/>
-          <w:i w:val="0"/>
-        </w:rPr>
         <w:t>Fifth, the design controls for a state's fixed structural position through entity fixed effects and, in the pooled specification, literacy and urbanisation, and Table 23b adds a full set of year effects that absorb whatever the ten states experience in common in a given year. What remains uncontrolled is the shock that varies by year and by state at once: an infrastructure project completed mid-panel, a shift in one state's labour-market conditions, a change in political leadership. Any such shock is left in the error term rather than modelled directly, and could in principle be correlated with both a state's fiscal choices and its FDI in a way neither state nor year effects can absorb.</w:t>
       </w:r>
     </w:p>
@@ -39858,6 +39641,7 @@
         <w:pStyle w:val="Heading1"/>
       </w:pPr>
       <w:r>
+        <w:lastRenderedPageBreak/>
         <w:t>Data and Code Availability</w:t>
       </w:r>
     </w:p>
@@ -39900,7 +39684,6 @@
         <w:pStyle w:val="Heading1"/>
       </w:pPr>
       <w:r>
-        <w:lastRenderedPageBreak/>
         <w:t>References</w:t>
       </w:r>
     </w:p>
@@ -40275,6 +40058,7 @@
         <w:rPr>
           <w:sz w:val="21"/>
         </w:rPr>
+        <w:lastRenderedPageBreak/>
         <w:t xml:space="preserve">Feld, L. P., Köhler, E. A., </w:t>
       </w:r>
       <w:proofErr w:type="spellStart"/>
@@ -40493,7 +40277,6 @@
         <w:rPr>
           <w:sz w:val="21"/>
         </w:rPr>
-        <w:lastRenderedPageBreak/>
         <w:t xml:space="preserve">Lundberg, S. M., &amp; Lee, S.-I. (2017). A unified approach to interpreting model predictions. Advances in Neural Information Processing Systems, 30, 4765-4774. </w:t>
       </w:r>
       <w:hyperlink r:id="rId52" w:history="1">
@@ -40615,7 +40398,7 @@
         <w:rPr>
           <w:sz w:val="21"/>
         </w:rPr>
-        <w:t>Misra, S., Gupta, K., &amp; Trivedi, P. (2023). Sub-national government debt sustainability in India: An empirical analysis. Macroeconomics and Finance in Emerging Market Economies, 16(1), 57-79. https://doi.org/10.1080/17520843.2021.1948171</w:t>
+        <w:t xml:space="preserve">Misra, S., Gupta, K., &amp; Trivedi, P. (2023). Sub-national government debt sustainability in India: An empirical analysis. Macroeconomics and Finance in Emerging Market Economies, 16(1), 57-79. </w:t>
       </w:r>
       <w:hyperlink r:id="rId55" w:history="1">
         <w:r>
@@ -40626,11 +40409,6 @@
           <w:t>https://doi.org/10.1080/17520843.2021.1948171</w:t>
         </w:r>
       </w:hyperlink>
-      <w:r>
-        <w:rPr>
-          <w:sz w:val="21"/>
-        </w:rPr>
-      </w:r>
     </w:p>
     <w:p>
       <w:pPr>
@@ -40892,6 +40670,7 @@
         <w:rPr>
           <w:sz w:val="21"/>
         </w:rPr>
+        <w:lastRenderedPageBreak/>
         <w:t xml:space="preserve">Rao, M. G., &amp; Singh, N. (2005). The political economy of federalism in India. Oxford University Press. </w:t>
       </w:r>
       <w:hyperlink r:id="rId65" w:history="1">
@@ -41062,7 +40841,6 @@
         <w:rPr>
           <w:sz w:val="21"/>
         </w:rPr>
-        <w:lastRenderedPageBreak/>
         <w:t xml:space="preserve">Trivedi, P., &amp; </w:t>
       </w:r>
       <w:proofErr w:type="spellStart"/>

--- a/paper/Fiscal_Discipline_and_Investment_Outcomes.docx
+++ b/paper/Fiscal_Discipline_and_Investment_Outcomes.docx
@@ -164,8 +164,6 @@
         </w:rPr>
         <w:t xml:space="preserve"> fiscal discipline, foreign direct investment, sub-national public finance, panel data, India, LASSO, SHAP</w:t>
       </w:r>
-    </w:p>
-    <w:p>
       <w:r>
         <w:br w:type="page"/>
       </w:r>
@@ -184,15 +182,7 @@
         <w:jc w:val="both"/>
       </w:pPr>
       <w:r>
-        <w:t xml:space="preserve">Ten states take almost all of India's foreign direct investment. The Department for Promotion of Industry and Internal Trade began reporting state-wise FDI equity figures in October 2019, and since then those ten have absorbed close to 97 per cent of the national total (DPIIT, 2024). Maharashtra, Karnataka and Gujarat between them take about half of it in a typical year. </w:t>
-      </w:r>
-      <w:proofErr w:type="gramStart"/>
-      <w:r>
-        <w:t>So</w:t>
-      </w:r>
-      <w:proofErr w:type="gramEnd"/>
-      <w:r>
-        <w:t xml:space="preserve"> what separates the states that receive capital from the two dozen that receive almost none? And is any part of that difference something a state finance department can actually act on?</w:t>
+        <w:t>Ten states take almost all of India's foreign direct investment. The Department for Promotion of Industry and Internal Trade began reporting state-wise FDI equity figures in October 2019, and since then those ten have absorbed close to 97 per cent of the national total (DPIIT, 2024). Maharashtra, Karnataka and Gujarat between them take about half of it in a typical year. So what separates the states that receive capital from the two dozen that receive almost none? And is any part of that difference something a state finance department can actually act on?</w:t>
       </w:r>
     </w:p>
     <w:p>
@@ -258,15 +248,7 @@
         <w:jc w:val="both"/>
       </w:pPr>
       <w:r>
-        <w:t xml:space="preserve">Five bodies of work bear on the question this paper asks, and each </w:t>
-      </w:r>
-      <w:proofErr w:type="gramStart"/>
-      <w:r>
-        <w:t>stops</w:t>
-      </w:r>
-      <w:proofErr w:type="gramEnd"/>
-      <w:r>
-        <w:t xml:space="preserve"> one step short of it. The macroeconomic case for expecting fiscal policy to matter at all comes first, followed by the Indian evidence on state deficits and growth, the separate Indian literature on sub-national debt sustainability, the largely agglomeration-driven work on what determines FDI, and the fiscal-federalism tradition that supplies the theoretical reason a state balance sheet might be visible to mobile capital. Two smaller literatures close the review: the ranking exercises this paper sets itself against, and the applied machine-learning practice it borrows its validation design from.</w:t>
+        <w:t>Five bodies of work bear on the question this paper asks, and each stops one step short of it. The macroeconomic case for expecting fiscal policy to matter at all comes first, followed by the Indian evidence on state deficits and growth, the separate Indian literature on sub-national debt sustainability, the largely agglomeration-driven work on what determines FDI, and the fiscal-federalism tradition that supplies the theoretical reason a state balance sheet might be visible to mobile capital. Two smaller literatures close the review: the ranking exercises this paper sets itself against, and the applied machine-learning practice it borrows its validation design from.</w:t>
       </w:r>
     </w:p>
     <w:p>
@@ -291,15 +273,7 @@
         <w:t>which arrives later is quite consistent</w:t>
       </w:r>
       <w:r>
-        <w:t xml:space="preserve">. Trivedi and Rajmal (2011) estimate fixed-effects panels across fourteen major states and find that gross fiscal deficits reduce subsequent growth, attributing the effect to the crowding out of private investment and to the higher borrowing costs a deficit state </w:t>
-      </w:r>
-      <w:proofErr w:type="gramStart"/>
-      <w:r>
-        <w:t>faces</w:t>
-      </w:r>
-      <w:proofErr w:type="gramEnd"/>
-      <w:r>
-        <w:t>. Panda and Sahay (2022) return to the question with seventeen states over 2004-05 to 2016-17. They add two-stage least squares to address the obvious reverse-causality worry, that weak growth widens deficits rather than the other way round, and the negative association survives it. Neither study extends the dependent variable beyond output. FDI is absent from both.</w:t>
+        <w:t>. Trivedi and Rajmal (2011) estimate fixed-effects panels across fourteen major states and find that gross fiscal deficits reduce subsequent growth, attributing the effect to the crowding out of private investment and to the higher borrowing costs a deficit state faces. Panda and Sahay (2022) return to the question with seventeen states over 2004-05 to 2016-17. They add two-stage least squares to address the obvious reverse-causality worry, that weak growth widens deficits rather than the other way round, and the negative association survives it. Neither study extends the dependent variable beyond output. FDI is absent from both.</w:t>
       </w:r>
     </w:p>
     <w:p>
@@ -344,15 +318,7 @@
       </w:r>
       <w:r>
         <w:lastRenderedPageBreak/>
-        <w:t xml:space="preserve">through market size, factor costs, trade openness and institutional quality. Borensztein, De Gregorio and Lee (1998) run the causal arrow in the other direction, showing that FDI raises host-country growth conditional on sufficient absorptive capacity, which is a large part of why sub-national governments compete for it in the first place. Applied to Indian states, this literature is dominated by agglomeration. Existing industrial clusters, port and highway access, labour-market depth, and the size of a state's own consumer market do most of the explanatory work (Mahatekar, 2025). Mahatekar's own study of state-wise flows between 2019 and 2024 is descriptive rather than econometric: it documents the concentration without estimating it, and it carries no fiscal variable at all. Where fiscal instruments do appear in this </w:t>
-      </w:r>
-      <w:proofErr w:type="gramStart"/>
-      <w:r>
-        <w:t>literature</w:t>
-      </w:r>
-      <w:proofErr w:type="gramEnd"/>
-      <w:r>
-        <w:t xml:space="preserve"> they are usually incentives offered to the investor, such as tax holidays or subsidised land, rather than measures of the host government's own balance sheet. It is also published in JETIR, a venue without competitive peer review; it is cited here only for its descriptive concentration figures, which are consistent with the DPIIT data this paper uses directly, and not for any econometric claim.</w:t>
+        <w:t>through market size, factor costs, trade openness and institutional quality. Borensztein, De Gregorio and Lee (1998) run the causal arrow in the other direction, showing that FDI raises host-country growth conditional on sufficient absorptive capacity, which is a large part of why sub-national governments compete for it in the first place. Applied to Indian states, this literature is dominated by agglomeration. Existing industrial clusters, port and highway access, labour-market depth, and the size of a state's own consumer market do most of the explanatory work (Mahatekar, 2025). Mahatekar's own study of state-wise flows between 2019 and 2024 is descriptive rather than econometric: it documents the concentration without estimating it, and it carries no fiscal variable at all. Where fiscal instruments do appear in this literature they are usually incentives offered to the investor, such as tax holidays or subsidised land, rather than measures of the host government's own balance sheet. It is also published in JETIR, a venue without competitive peer review; it is cited here only for its descriptive concentration figures, which are consistent with the DPIIT data this paper uses directly, and not for any econometric claim.</w:t>
       </w:r>
     </w:p>
     <w:p>
@@ -363,31 +329,7 @@
         <w:t xml:space="preserve">The theoretical case for expecting a state's fiscal position to matter to mobile capital predates both of those literatures. Tiebout (1956) modelled households sorting across jurisdictions according to the fiscal package on offer; Oates (1972) extended the logic of assignment and inter-governmental competition to sub-national governments generally. Rao and Singh (2005) apply the framework to India, and their account of an asymmetric federation, in which states control expenditure composition and own tax effort but not currency, monetary policy or most trade regulation, is the institutional setting this paper takes as given. </w:t>
       </w:r>
       <w:r>
-        <w:t xml:space="preserve">Feld, Köhler, </w:t>
-      </w:r>
-      <w:proofErr w:type="spellStart"/>
-      <w:r>
-        <w:t>Palhuca</w:t>
-      </w:r>
-      <w:proofErr w:type="spellEnd"/>
-      <w:r>
-        <w:t xml:space="preserve"> and </w:t>
-      </w:r>
-      <w:proofErr w:type="spellStart"/>
-      <w:r>
-        <w:t>Schaltegger</w:t>
-      </w:r>
-      <w:proofErr w:type="spellEnd"/>
-      <w:r>
-        <w:t xml:space="preserve"> (2024) provide the closest empirical antecedent. Across a panel of federal </w:t>
-      </w:r>
-      <w:proofErr w:type="gramStart"/>
-      <w:r>
-        <w:t>economies</w:t>
-      </w:r>
-      <w:proofErr w:type="gramEnd"/>
-      <w:r>
-        <w:t xml:space="preserve"> they find that fiscally healthier governments, at both the national and the sub-national level, attract more mobile capital. Their result has not been tested inside India, and that omission matters. The Indian case removes several of the levers that operate in a cross-country sample: states here share a currency, a central bank, a national tax framework and most of the regulatory environment. If a fiscal signal still shows up in that setting, it cannot be standing in for exchange-rate risk or for monetary credibility, which narrows considerably the set of channels capable of producing it.</w:t>
+        <w:t>Feld, Köhler, Palhuca and Schaltegger (2024) provide the closest empirical antecedent. Across a panel of federal economies they find that fiscally healthier governments, at both the national and the sub-national level, attract more mobile capital. Their result has not been tested inside India, and that omission matters. The Indian case removes several of the levers that operate in a cross-country sample: states here share a currency, a central bank, a national tax framework and most of the regulatory environment. If a fiscal signal still shows up in that setting, it cannot be standing in for exchange-rate risk or for monetary credibility, which narrows considerably the set of channels capable of producing it.</w:t>
       </w:r>
     </w:p>
     <w:p>
@@ -395,23 +337,7 @@
         <w:jc w:val="both"/>
       </w:pPr>
       <w:r>
-        <w:t xml:space="preserve">Three such channels remain available. The first is a </w:t>
-      </w:r>
-      <w:proofErr w:type="spellStart"/>
-      <w:r>
-        <w:t>signalling</w:t>
-      </w:r>
-      <w:proofErr w:type="spellEnd"/>
-      <w:r>
-        <w:t xml:space="preserve"> channel, and it is informational. A state that runs small deficits and holds debt on a sustainable path is telling a prospective investor something about how it will behave in a downturn, namely that it is less likely to reach for distortionary taxation or to compress committed expenditure when revenues fall (Misra, Gupta and Trivedi, 2023). The second is the crowding-in argument, and it is weaker than it first looks. Capital expenditure lowers the cost of doing business only if it is genuinely spent on infrastructure, so a state that funds capex without borrowing heavily is demonstrating administrative capacity at least as much as fiscal restraint. The third is a competition channel. Mobile capital is finite, and </w:t>
-      </w:r>
-      <w:proofErr w:type="spellStart"/>
-      <w:r>
-        <w:t>honouring</w:t>
-      </w:r>
-      <w:proofErr w:type="spellEnd"/>
-      <w:r>
-        <w:t xml:space="preserve"> an incentive package, a land arrangement or a regulatory commitment across the fifteen-year life of a project requires fiscal headroom that a stressed state does not have (Feld et al., 2024). Against all three sits the agglomeration account, under which FDI simply goes where FDI already is and the host government's balance sheet is incidental. Section 3 develops that contrast and explains how the empirical design lets the two be told apart.</w:t>
+        <w:t>Three such channels remain available. The first is a signalling channel, and it is informational. A state that runs small deficits and holds debt on a sustainable path is telling a prospective investor something about how it will behave in a downturn, namely that it is less likely to reach for distortionary taxation or to compress committed expenditure when revenues fall (Misra, Gupta and Trivedi, 2023). The second is the crowding-in argument, and it is weaker than it first looks. Capital expenditure lowers the cost of doing business only if it is genuinely spent on infrastructure, so a state that funds capex without borrowing heavily is demonstrating administrative capacity at least as much as fiscal restraint. The third is a competition channel. Mobile capital is finite, and honouring an incentive package, a land arrangement or a regulatory commitment across the fifteen-year life of a project requires fiscal headroom that a stressed state does not have (Feld et al., 2024). Against all three sits the agglomeration account, under which FDI simply goes where FDI already is and the host government's balance sheet is incidental. Section 3 develops that contrast and explains how the empirical design lets the two be told apart.</w:t>
       </w:r>
     </w:p>
     <w:p>
@@ -589,6 +515,7 @@
         <w:jc w:val="both"/>
       </w:pPr>
       <w:r>
+        <w:lastRenderedPageBreak/>
         <w:t>Capital expenditure is not directly reported in the FC-16 annexures and is derived from the accounting identity gross fiscal deficit = revenue deficit + capital outlay + net lending, so the derived capex series used here is gross fiscal deficit minus revenue deficit and includes net lending alongside capital outlay. The capital expenditure table in Section 4.4 reports both the derived series and, for the two most recent years, a cross-check against exact capital outlay compiled from state budget documents. That cross-check does not behave the way a pure net-lending wedge would. The gap is neither small nor consistently signed: in the FY 2022-23 actuals Telangana is 3.0 per cent derived against 1.37 exact, a discrepancy of 1.63 percentage points and larger than the 1.01-point standard deviation of the regressor itself, while Karnataka and Rajasthan come out smaller than their exact outlay rather than larger; in the FY 2023-24 column five of the ten states run the other way, Uttar Pradesh at 4.6 derived against 6.19 exact. The derived series is therefore a noisy proxy for capital outlay rather than a uniformly inflated one, which is a stronger reason for the caution in Section 7.2 than net lending alone, and it should be kept in mind wherever capital expenditure enters, including as one of the four components of the ranking in Section 4.7. One consequence of the derivation is worth flagging in advance, because it concerns the state whose exclusion moves the estimates most. Jharkhand's gross fiscal deficit for FY 2021-22 is reported as 0.0 per cent of GSDP in the FC-16 annexure, a figure rounded to one decimal place rather than an exact zero, and because derived capital expenditure is gross fiscal deficit minus revenue deficit, that year's capital expenditure of 2.5 per cent is numerically identical to the state's revenue surplus. That cell also feeds the ranking, where Jharkhand places second of ten on capital expenditure across the five years and so sits sixth overall on the composite. Both values are carried through as the source reports them, and Section 6.5 tests the sensitivity of every estimate to dropping Jharkhand entirely.</w:t>
       </w:r>
     </w:p>
@@ -2715,6 +2642,7 @@
               <w:rPr>
                 <w:sz w:val="18"/>
               </w:rPr>
+              <w:lastRenderedPageBreak/>
               <w:t>Jharkhand</w:t>
             </w:r>
           </w:p>
@@ -3303,11 +3231,7 @@
         <w:jc w:val="both"/>
       </w:pPr>
       <w:r>
-        <w:t xml:space="preserve">The amount table gives the underlying rupee value of each state's annual deficit. The ratio table scales that amount by GSDP, so that a small state and a large one can be compared on a common footing, and </w:t>
-      </w:r>
-      <w:r>
-        <w:lastRenderedPageBreak/>
-        <w:t>that is why every regression in this paper uses the ratio rather than the amount as its regressor. The figure below plots the ratio year on year for all ten states, one coloured line each, so that a state's trajectory can be read directly instead of only its five-year average.</w:t>
+        <w:t>The amount table gives the underlying rupee value of each state's annual deficit. The ratio table scales that amount by GSDP, so that a small state and a large one can be compared on a common footing, and that is why every regression in this paper uses the ratio rather than the amount as its regressor. The figure below plots the ratio year on year for all ten states, one coloured line each, so that a state's trajectory can be read directly instead of only its five-year average.</w:t>
       </w:r>
     </w:p>
     <w:p>
@@ -4598,6 +4522,7 @@
               <w:rPr>
                 <w:sz w:val="18"/>
               </w:rPr>
+              <w:lastRenderedPageBreak/>
               <w:t>West Bengal</w:t>
             </w:r>
           </w:p>
@@ -5358,7 +5283,6 @@
               <w:rPr>
                 <w:sz w:val="18"/>
               </w:rPr>
-              <w:lastRenderedPageBreak/>
               <w:t>Karnataka</w:t>
             </w:r>
           </w:p>
@@ -11974,23 +11898,7 @@
           <w:i/>
           <w:sz w:val="18"/>
         </w:rPr>
-        <w:t xml:space="preserve">Derived: GFD minus RD (FC-16 Annex 5.1 - 5.2); includes net lending. Cross-check cols = exact capital outlay from state budget docs (Forum for State Studies) columns </w:t>
-      </w:r>
-      <w:proofErr w:type="gramStart"/>
-      <w:r>
-        <w:rPr>
-          <w:i/>
-          <w:sz w:val="18"/>
-        </w:rPr>
-        <w:t>show</w:t>
-      </w:r>
-      <w:proofErr w:type="gramEnd"/>
-      <w:r>
-        <w:rPr>
-          <w:i/>
-          <w:sz w:val="18"/>
-        </w:rPr>
-        <w:t xml:space="preserve"> exact capital outlay compiled from state budget documents, for comparison against the derived series.</w:t>
+        <w:t>Derived: GFD minus RD (FC-16 Annex 5.1 - 5.2); includes net lending. Cross-check cols = exact capital outlay from state budget docs (Forum for State Studies) columns show exact capital outlay compiled from state budget documents, for comparison against the derived series.</w:t>
       </w:r>
     </w:p>
     <w:p>
@@ -14767,23 +14675,7 @@
         <w:jc w:val="both"/>
       </w:pPr>
       <w:r>
-        <w:t xml:space="preserve">FDI equity inflows by state are DPIIT's (2024) state-wise series, in Rupees crore, reported for the fiscal year in which the inflow was recorded. GSDP is the Ministry of Statistics and </w:t>
-      </w:r>
-      <w:proofErr w:type="spellStart"/>
-      <w:r>
-        <w:t>Programme</w:t>
-      </w:r>
-      <w:proofErr w:type="spellEnd"/>
-      <w:r>
-        <w:t xml:space="preserve"> Implementation's (</w:t>
-      </w:r>
-      <w:proofErr w:type="spellStart"/>
-      <w:r>
-        <w:t>MoSPI</w:t>
-      </w:r>
-      <w:proofErr w:type="spellEnd"/>
-      <w:r>
-        <w:t>, 2024) state-wise series on the comparable 2011-12 base. GSDP growth is computed year-on-year from this series. The MoSPI series used here is at current prices, so the growth rates in Table 13 and the dependent variable of Model 2 are nominal rather than real. This matters for how the post-pandemic path is read: a large part of the roughly nineteen per cent recorded for FY 2021-22 is a deflator effect rather than real output, which is one reason Section 6.5 treats the common time path as something to absorb rather than to interpret. It also means the comparison with Trivedi and Rajmal (2011) and Panda and Sahay (2022) in Section 8 is not like for like, since both model real growth.</w:t>
+        <w:t>FDI equity inflows by state are DPIIT's (2024) state-wise series, in Rupees crore, reported for the fiscal year in which the inflow was recorded. GSDP is the Ministry of Statistics and Programme Implementation's (MoSPI, 2024) state-wise series on the comparable 2011-12 base. GSDP growth is computed year-on-year from this series. The MoSPI series used here is at current prices, so the growth rates in Table 13 and the dependent variable of Model 2 are nominal rather than real. This matters for how the post-pandemic path is read: a large part of the roughly nineteen per cent recorded for FY 2021-22 is a deflator effect rather than real output, which is one reason Section 6.5 treats the common time path as something to absorb rather than to interpret. It also means the comparison with Trivedi and Rajmal (2011) and Panda and Sahay (2022) in Section 8 is not like for like, since both model real growth.</w:t>
       </w:r>
     </w:p>
     <w:p>
@@ -15665,6 +15557,7 @@
               <w:rPr>
                 <w:sz w:val="16"/>
               </w:rPr>
+              <w:lastRenderedPageBreak/>
               <w:t>Tamil Nadu</w:t>
             </w:r>
           </w:p>
@@ -16138,7 +16031,6 @@
           <w:i/>
           <w:sz w:val="18"/>
         </w:rPr>
-        <w:lastRenderedPageBreak/>
         <w:t>Source: DPIIT (2024). Uttar Pradesh's DPIIT state-wise reporting begins only in FY 2021-22; its FY 2019-20 and FY 2020-21 cells are not available separately and are treated as missing, not zero, throughout this paper. The cumulative column as originally published by DPIIT includes an unattributed combined figure for Uttar Pradesh's first two years and should not be summed against the state-year columns. Maharashtra's published cumulative figure (532,428.74) likewise exceeds the sum of its five state-year cells (530,294) by 2,134.74 crore, a difference DPIIT does not explain and which is more than two hundred times the largest rounding gap in any other state. The analysis panel, Table 18 and every estimate reported in this paper use the summed state-year series, not the published cumulative column.</w:t>
       </w:r>
     </w:p>
@@ -16147,15 +16039,7 @@
         <w:jc w:val="both"/>
       </w:pPr>
       <w:r>
-        <w:t xml:space="preserve">The first figure below totals this table by state; the second plots </w:t>
-      </w:r>
-      <w:proofErr w:type="gramStart"/>
-      <w:r>
-        <w:t>it</w:t>
-      </w:r>
-      <w:proofErr w:type="gramEnd"/>
-      <w:r>
-        <w:t xml:space="preserve"> year by year on a log scale so that both large states (Maharashtra, Karnataka) and small ones (Rajasthan, West Bengal) remain legible on the same axis.</w:t>
+        <w:t>The first figure below totals this table by state; the second plots it year by year on a log scale so that both large states (Maharashtra, Karnataka) and small ones (Rajasthan, West Bengal) remain legible on the same axis.</w:t>
       </w:r>
     </w:p>
     <w:p>
@@ -17617,23 +17501,7 @@
           <w:i/>
           <w:sz w:val="18"/>
         </w:rPr>
-        <w:t xml:space="preserve">Source: </w:t>
-      </w:r>
-      <w:proofErr w:type="spellStart"/>
-      <w:r>
-        <w:rPr>
-          <w:i/>
-          <w:sz w:val="18"/>
-        </w:rPr>
-        <w:t>MoSPI</w:t>
-      </w:r>
-      <w:proofErr w:type="spellEnd"/>
-      <w:r>
-        <w:rPr>
-          <w:i/>
-          <w:sz w:val="18"/>
-        </w:rPr>
-        <w:t xml:space="preserve"> (2024), 2011-12 comparable series.</w:t>
+        <w:t>Source: MoSPI (2024), 2011-12 comparable series.</w:t>
       </w:r>
     </w:p>
     <w:p>
@@ -19052,21 +18920,7 @@
         <w:rPr>
           <w:b/>
         </w:rPr>
-        <w:t xml:space="preserve">Table 14. Literacy and </w:t>
-      </w:r>
-      <w:proofErr w:type="spellStart"/>
-      <w:r>
-        <w:rPr>
-          <w:b/>
-        </w:rPr>
-        <w:t>urbanisation</w:t>
-      </w:r>
-      <w:proofErr w:type="spellEnd"/>
-      <w:r>
-        <w:rPr>
-          <w:b/>
-        </w:rPr>
-        <w:t xml:space="preserve"> rate by state, Census 2011.</w:t>
+        <w:t>Table 14. Literacy and urbanisation rate by state, Census 2011.</w:t>
       </w:r>
     </w:p>
     <w:tbl>
@@ -19909,23 +19763,7 @@
           <w:i/>
           <w:sz w:val="20"/>
         </w:rPr>
-        <w:t xml:space="preserve">Figure 9. Literacy and </w:t>
-      </w:r>
-      <w:proofErr w:type="spellStart"/>
-      <w:r>
-        <w:rPr>
-          <w:i/>
-          <w:sz w:val="20"/>
-        </w:rPr>
-        <w:t>urbanisation</w:t>
-      </w:r>
-      <w:proofErr w:type="spellEnd"/>
-      <w:r>
-        <w:rPr>
-          <w:i/>
-          <w:sz w:val="20"/>
-        </w:rPr>
-        <w:t xml:space="preserve"> rate by state, Census 2011. States are listed in the same order as the fiscal tables above for ease of comparison.</w:t>
+        <w:t>Figure 9. Literacy and urbanisation rate by state, Census 2011. States are listed in the same order as the fiscal tables above for ease of comparison.</w:t>
       </w:r>
     </w:p>
     <w:p>
@@ -20010,7 +19848,6 @@
             <w:pPr>
               <w:spacing w:before="20" w:after="20"/>
             </w:pPr>
-            <w:proofErr w:type="spellStart"/>
             <w:r>
               <w:rPr>
                 <w:b/>
@@ -20018,7 +19855,6 @@
               </w:rPr>
               <w:t>Composite_Rank</w:t>
             </w:r>
-            <w:proofErr w:type="spellEnd"/>
           </w:p>
         </w:tc>
         <w:tc>
@@ -20048,37 +19884,66 @@
             <w:pPr>
               <w:spacing w:before="20" w:after="20"/>
             </w:pPr>
-            <w:proofErr w:type="spellStart"/>
             <w:r>
               <w:rPr>
                 <w:b/>
                 <w:sz w:val="16"/>
               </w:rPr>
-              <w:t>Composite_</w:t>
-            </w:r>
-            <w:proofErr w:type="gramStart"/>
+              <w:t>Composite_Score(avg of 4 ranks; lower=more disciplined)</w:t>
+            </w:r>
+          </w:p>
+        </w:tc>
+        <w:tc>
+          <w:tcPr>
+            <w:tcW w:w="777" w:type="dxa"/>
+            <w:shd w:val="clear" w:color="auto" w:fill="D9D9D9"/>
+          </w:tcPr>
+          <w:p>
+            <w:pPr>
+              <w:spacing w:before="20" w:after="20"/>
+            </w:pPr>
             <w:r>
               <w:rPr>
                 <w:b/>
                 <w:sz w:val="16"/>
               </w:rPr>
-              <w:t>Score</w:t>
-            </w:r>
-            <w:proofErr w:type="spellEnd"/>
+              <w:t>GFD_5yr_avg</w:t>
+            </w:r>
+          </w:p>
+        </w:tc>
+        <w:tc>
+          <w:tcPr>
+            <w:tcW w:w="777" w:type="dxa"/>
+            <w:shd w:val="clear" w:color="auto" w:fill="D9D9D9"/>
+          </w:tcPr>
+          <w:p>
+            <w:pPr>
+              <w:spacing w:before="20" w:after="20"/>
+            </w:pPr>
             <w:r>
               <w:rPr>
                 <w:b/>
                 <w:sz w:val="16"/>
               </w:rPr>
-              <w:t>(</w:t>
-            </w:r>
-            <w:proofErr w:type="gramEnd"/>
+              <w:t>GFD_rank</w:t>
+            </w:r>
+          </w:p>
+        </w:tc>
+        <w:tc>
+          <w:tcPr>
+            <w:tcW w:w="777" w:type="dxa"/>
+            <w:shd w:val="clear" w:color="auto" w:fill="D9D9D9"/>
+          </w:tcPr>
+          <w:p>
+            <w:pPr>
+              <w:spacing w:before="20" w:after="20"/>
+            </w:pPr>
             <w:r>
               <w:rPr>
                 <w:b/>
                 <w:sz w:val="16"/>
               </w:rPr>
-              <w:t>avg of 4 ranks; lower=more disciplined)</w:t>
+              <w:t>Debt_5yr_avg</w:t>
             </w:r>
           </w:p>
         </w:tc>
@@ -20096,7 +19961,7 @@
                 <w:b/>
                 <w:sz w:val="16"/>
               </w:rPr>
-              <w:t>GFD_5yr_avg</w:t>
+              <w:t>Debt_rank</w:t>
             </w:r>
           </w:p>
         </w:tc>
@@ -20109,15 +19974,13 @@
             <w:pPr>
               <w:spacing w:before="20" w:after="20"/>
             </w:pPr>
-            <w:proofErr w:type="spellStart"/>
             <w:r>
               <w:rPr>
                 <w:b/>
                 <w:sz w:val="16"/>
               </w:rPr>
-              <w:t>GFD_rank</w:t>
-            </w:r>
-            <w:proofErr w:type="spellEnd"/>
+              <w:t>OTR_5yr_avg</w:t>
+            </w:r>
           </w:p>
         </w:tc>
         <w:tc>
@@ -20134,7 +19997,7 @@
                 <w:b/>
                 <w:sz w:val="16"/>
               </w:rPr>
-              <w:t>Debt_5yr_avg</w:t>
+              <w:t>OTR_rank</w:t>
             </w:r>
           </w:p>
         </w:tc>
@@ -20147,15 +20010,13 @@
             <w:pPr>
               <w:spacing w:before="20" w:after="20"/>
             </w:pPr>
-            <w:proofErr w:type="spellStart"/>
             <w:r>
               <w:rPr>
                 <w:b/>
                 <w:sz w:val="16"/>
               </w:rPr>
-              <w:t>Debt_rank</w:t>
-            </w:r>
-            <w:proofErr w:type="spellEnd"/>
+              <w:t>CapEx_5yr_avg</w:t>
+            </w:r>
           </w:p>
         </w:tc>
         <w:tc>
@@ -20172,66 +20033,8 @@
                 <w:b/>
                 <w:sz w:val="16"/>
               </w:rPr>
-              <w:t>OTR_5yr_avg</w:t>
-            </w:r>
-          </w:p>
-        </w:tc>
-        <w:tc>
-          <w:tcPr>
-            <w:tcW w:w="777" w:type="dxa"/>
-            <w:shd w:val="clear" w:color="auto" w:fill="D9D9D9"/>
-          </w:tcPr>
-          <w:p>
-            <w:pPr>
-              <w:spacing w:before="20" w:after="20"/>
-            </w:pPr>
-            <w:proofErr w:type="spellStart"/>
-            <w:r>
-              <w:rPr>
-                <w:b/>
-                <w:sz w:val="16"/>
-              </w:rPr>
-              <w:t>OTR_rank</w:t>
-            </w:r>
-            <w:proofErr w:type="spellEnd"/>
-          </w:p>
-        </w:tc>
-        <w:tc>
-          <w:tcPr>
-            <w:tcW w:w="777" w:type="dxa"/>
-            <w:shd w:val="clear" w:color="auto" w:fill="D9D9D9"/>
-          </w:tcPr>
-          <w:p>
-            <w:pPr>
-              <w:spacing w:before="20" w:after="20"/>
-            </w:pPr>
-            <w:r>
-              <w:rPr>
-                <w:b/>
-                <w:sz w:val="16"/>
-              </w:rPr>
-              <w:t>CapEx_5yr_avg</w:t>
-            </w:r>
-          </w:p>
-        </w:tc>
-        <w:tc>
-          <w:tcPr>
-            <w:tcW w:w="777" w:type="dxa"/>
-            <w:shd w:val="clear" w:color="auto" w:fill="D9D9D9"/>
-          </w:tcPr>
-          <w:p>
-            <w:pPr>
-              <w:spacing w:before="20" w:after="20"/>
-            </w:pPr>
-            <w:proofErr w:type="spellStart"/>
-            <w:r>
-              <w:rPr>
-                <w:b/>
-                <w:sz w:val="16"/>
-              </w:rPr>
               <w:t>CapEx_rank</w:t>
             </w:r>
-            <w:proofErr w:type="spellEnd"/>
           </w:p>
         </w:tc>
       </w:tr>
@@ -23461,7 +23264,11 @@
     </w:p>
     <w:p>
       <w:r>
-        <w:t>The composite ranking above weights the four indicators equally, and that choice is not otherwise justified in the text. The table below checks how much the ranking, and its correlation with realised FDI, would change under two alternative weightings: a rank based on debt alone, and a composite that weights debt twice as heavily as the other three indicators. Debt is singled out because Section 6.6 independently identifies it as the dominant fiscal predictor. Reweighting toward debt does not simply reproduce the equal-weight ranking (rho = 0.68 and 0.86 against it, not 1.0), so the choice of weights is not inert; but every weighting scheme tested, including the two that favour debt most heavily, correlates with realised FDI in the same direction and more strongly than the equal-weight ranking does. Two things follow, and the second is uncomfortable for the composite. Equal weighting is the conservative choice among those tested, not one that happens to favour the paper's own conclusion. But on the paper's own criterion, that a ranking should be judged against an outcome, a single indicator beats the composite: debt alone correlates with realised FDI at rho = -0.917 (p = 0.0005) against -0.728 (p = 0.026) for the four-indicator average. The honest reading is not that the weights are defensible but that the composite is not earning its complexity, and that a reader who wants one verifiable number should use debt. The point is sharpened by which indicators carry Uttar Pradesh to first place: capital expenditure, where it ranks first, and own tax revenue, where it ranks second, are precisely the two indicators this paper later finds wrong-signed and indistinguishable from zero respectively, and unlike the NITI Aayog index this paper criticises in Section 2, the ranking here is checked against an outcome rather than asserted on its own terms.</w:t>
+        <w:t xml:space="preserve">The composite ranking above weights the four indicators equally, and that choice is not otherwise justified in the text. The table below checks how much the ranking, and its correlation with realised FDI, would change under two alternative weightings: a rank based on debt alone, and a composite that weights debt twice as heavily as the other three indicators. Debt is singled out because Section 6.6 independently identifies it as the dominant fiscal predictor. Reweighting toward debt does not simply reproduce the equal-weight ranking (rho = 0.68 and 0.86 against it, not 1.0), so the choice of weights is not inert; but every weighting scheme tested, including the two that favour debt most heavily, correlates with realised FDI in the same direction and more strongly than the equal-weight ranking does. Two things follow, and the second is uncomfortable for the composite. Equal weighting is the conservative choice among those tested, not one that happens to favour the paper's own conclusion. But on the paper's own criterion, that a ranking should be judged against an outcome, a single indicator beats the composite: debt alone correlates with realised FDI at rho = -0.917 (p = 0.0005) against -0.728 (p = 0.026) for the four-indicator average. The honest reading is not that the weights are </w:t>
+      </w:r>
+      <w:r>
+        <w:lastRenderedPageBreak/>
+        <w:t>defensible but that the composite is not earning its complexity, and that a reader who wants one verifiable number should use debt. The point is sharpened by which indicators carry Uttar Pradesh to first place: capital expenditure, where it ranks first, and own tax revenue, where it ranks second, are precisely the two indicators this paper later finds wrong-signed and indistinguishable from zero respectively, and unlike the NITI Aayog index this paper criticises in Section 2, the ranking here is checked against an outcome rather than asserted on its own terms.</w:t>
       </w:r>
     </w:p>
     <w:p>
@@ -23469,7 +23276,6 @@
         <w:rPr>
           <w:b/>
         </w:rPr>
-        <w:lastRenderedPageBreak/>
         <w:t>Table 16a. Sensitivity of the composite fiscal discipline ranking to alternative indicator weightings. The two FDI columns correlate each weighting's discipline rank against the five-year FDI total in levels, so a negative rho means that better-ranked (lower-numbered) states received more investment. That is the same relationship as the positive rho = 0.728 reported in Section 6.2, which correlates discipline rank against FDI rank; only the sign convention differs.</w:t>
       </w:r>
     </w:p>
@@ -23742,114 +23548,8 @@
         <w:rPr>
           <w:i/>
         </w:rPr>
-        <w:t xml:space="preserve">Model 1:  </w:t>
+        <w:t>Model 1:  ln(FDI)_it = a_i + b1 FD_it + b2 DEBT_it + b3 OTR_it + b4 CAPEX_it + b5 COVID_t + e_it</w:t>
       </w:r>
-      <w:proofErr w:type="gramStart"/>
-      <w:r>
-        <w:rPr>
-          <w:i/>
-        </w:rPr>
-        <w:t>ln(</w:t>
-      </w:r>
-      <w:proofErr w:type="gramEnd"/>
-      <w:r>
-        <w:rPr>
-          <w:i/>
-        </w:rPr>
-        <w:t xml:space="preserve">FDI)_it = </w:t>
-      </w:r>
-      <w:proofErr w:type="spellStart"/>
-      <w:r>
-        <w:rPr>
-          <w:i/>
-        </w:rPr>
-        <w:t>a_i</w:t>
-      </w:r>
-      <w:proofErr w:type="spellEnd"/>
-      <w:r>
-        <w:rPr>
-          <w:i/>
-        </w:rPr>
-        <w:t xml:space="preserve"> + b1 </w:t>
-      </w:r>
-      <w:proofErr w:type="spellStart"/>
-      <w:r>
-        <w:rPr>
-          <w:i/>
-        </w:rPr>
-        <w:t>FD_it</w:t>
-      </w:r>
-      <w:proofErr w:type="spellEnd"/>
-      <w:r>
-        <w:rPr>
-          <w:i/>
-        </w:rPr>
-        <w:t xml:space="preserve"> + b2 </w:t>
-      </w:r>
-      <w:proofErr w:type="spellStart"/>
-      <w:r>
-        <w:rPr>
-          <w:i/>
-        </w:rPr>
-        <w:t>DEBT_it</w:t>
-      </w:r>
-      <w:proofErr w:type="spellEnd"/>
-      <w:r>
-        <w:rPr>
-          <w:i/>
-        </w:rPr>
-        <w:t xml:space="preserve"> + b3 </w:t>
-      </w:r>
-      <w:proofErr w:type="spellStart"/>
-      <w:r>
-        <w:rPr>
-          <w:i/>
-        </w:rPr>
-        <w:t>OTR_it</w:t>
-      </w:r>
-      <w:proofErr w:type="spellEnd"/>
-      <w:r>
-        <w:rPr>
-          <w:i/>
-        </w:rPr>
-        <w:t xml:space="preserve"> + b4 </w:t>
-      </w:r>
-      <w:proofErr w:type="spellStart"/>
-      <w:r>
-        <w:rPr>
-          <w:i/>
-        </w:rPr>
-        <w:t>CAPEX_it</w:t>
-      </w:r>
-      <w:proofErr w:type="spellEnd"/>
-      <w:r>
-        <w:rPr>
-          <w:i/>
-        </w:rPr>
-        <w:t xml:space="preserve"> + b5 </w:t>
-      </w:r>
-      <w:proofErr w:type="spellStart"/>
-      <w:r>
-        <w:rPr>
-          <w:i/>
-        </w:rPr>
-        <w:t>COVID_t</w:t>
-      </w:r>
-      <w:proofErr w:type="spellEnd"/>
-      <w:r>
-        <w:rPr>
-          <w:i/>
-        </w:rPr>
-        <w:t xml:space="preserve"> + </w:t>
-      </w:r>
-      <w:proofErr w:type="spellStart"/>
-      <w:r>
-        <w:rPr>
-          <w:i/>
-        </w:rPr>
-        <w:t>e_it</w:t>
-      </w:r>
-      <w:proofErr w:type="spellEnd"/>
     </w:p>
     <w:p>
       <w:pPr>
@@ -23859,123 +23559,20 @@
         <w:rPr>
           <w:i/>
         </w:rPr>
-        <w:t xml:space="preserve">Model 2:  </w:t>
+        <w:t>Model 2:  GROWTH_it = a_i + g1 FD_it + g2 DEBT_it + g3 OTR_it + g4 CAPEX_it + g5 COVID_t + v_it</w:t>
       </w:r>
-      <w:proofErr w:type="spellStart"/>
-      <w:r>
-        <w:rPr>
-          <w:i/>
-        </w:rPr>
-        <w:t>GROWTH_it</w:t>
-      </w:r>
-      <w:proofErr w:type="spellEnd"/>
-      <w:r>
-        <w:rPr>
-          <w:i/>
-        </w:rPr>
-        <w:t xml:space="preserve"> = </w:t>
-      </w:r>
-      <w:proofErr w:type="spellStart"/>
-      <w:r>
-        <w:rPr>
-          <w:i/>
-        </w:rPr>
-        <w:t>a_i</w:t>
-      </w:r>
-      <w:proofErr w:type="spellEnd"/>
-      <w:r>
-        <w:rPr>
-          <w:i/>
-        </w:rPr>
-        <w:t xml:space="preserve"> + g1 </w:t>
-      </w:r>
-      <w:proofErr w:type="spellStart"/>
-      <w:r>
-        <w:rPr>
-          <w:i/>
-        </w:rPr>
-        <w:t>FD_it</w:t>
-      </w:r>
-      <w:proofErr w:type="spellEnd"/>
-      <w:r>
-        <w:rPr>
-          <w:i/>
-        </w:rPr>
-        <w:t xml:space="preserve"> + g2 </w:t>
-      </w:r>
-      <w:proofErr w:type="spellStart"/>
-      <w:r>
-        <w:rPr>
-          <w:i/>
-        </w:rPr>
-        <w:t>DEBT_it</w:t>
-      </w:r>
-      <w:proofErr w:type="spellEnd"/>
-      <w:r>
-        <w:rPr>
-          <w:i/>
-        </w:rPr>
-        <w:t xml:space="preserve"> + g3 </w:t>
-      </w:r>
-      <w:proofErr w:type="spellStart"/>
-      <w:r>
-        <w:rPr>
-          <w:i/>
-        </w:rPr>
-        <w:t>OTR_it</w:t>
-      </w:r>
-      <w:proofErr w:type="spellEnd"/>
-      <w:r>
-        <w:rPr>
-          <w:i/>
-        </w:rPr>
-        <w:t xml:space="preserve"> + g4 </w:t>
-      </w:r>
-      <w:proofErr w:type="spellStart"/>
-      <w:r>
-        <w:rPr>
-          <w:i/>
-        </w:rPr>
-        <w:t>CAPEX_it</w:t>
-      </w:r>
-      <w:proofErr w:type="spellEnd"/>
-      <w:r>
-        <w:rPr>
-          <w:i/>
-        </w:rPr>
-        <w:t xml:space="preserve"> + g5 </w:t>
-      </w:r>
-      <w:proofErr w:type="spellStart"/>
-      <w:r>
-        <w:rPr>
-          <w:i/>
-        </w:rPr>
-        <w:t>COVID_t</w:t>
-      </w:r>
-      <w:proofErr w:type="spellEnd"/>
-      <w:r>
-        <w:rPr>
-          <w:i/>
-        </w:rPr>
-        <w:t xml:space="preserve"> + </w:t>
-      </w:r>
-      <w:proofErr w:type="spellStart"/>
-      <w:r>
-        <w:rPr>
-          <w:i/>
-        </w:rPr>
-        <w:t>v_it</w:t>
-      </w:r>
-      <w:proofErr w:type="spellEnd"/>
     </w:p>
     <w:p>
       <w:pPr>
         <w:jc w:val="both"/>
       </w:pPr>
       <w:r>
-        <w:t>with i denoting the state and t the fiscal year. Each model is estimated twice. The first fit is an entity fixed-effects panel with Driscoll-Kraay standard errors, which stay valid under cross-sectional dependence and serially correlated errors in a panel of this length (Driscoll and Kraay, 1998); it identifies the within-state relationship. The second is a pooled OLS with the two Census controls added and errors clustered by state. Strictly, a pooled coefficient is a variance-weighted mixture of within-state and between-state variation rather than a between estimator, and we describe it as identifying the between-state relationship only because, for the regressors that matter here, that mixture is overwhelmingly between: Section 6.1 shows that 91.5 per cent of the variation in debt is cross-sectional. Section 7.1 reports a true between estimator on the ten state means, and a Mundlak specification that separates the two dimensions inside a single equation, so that the claim does not rest on the pooled coefficient's interpretation. Standard errors from the panel routines used here carry that software's finite-sample cluster correction, which returns intervals roughly four per cent tighter than the correction applied by default in some other packages; the distinction changes no verdict in this paper but is noted so that a replication arriving at slightly different standard errors is not read as a discrepancy. Variance inflation factors are computed for the four fiscal regressors, interpreted against the cautions in O’Brien (2007), because deficit and debt are mechanically linked: a state's debt stock is the accumulation of its past deficits. Dynamic panel estimators of the Arellano-Bond family (1991) are deliberately avoided here. At N = 10 and T = 5 the instrument count in a standard difference or system GMM setup would approach or exceed the number of cross-sectional units, a configuration Roodman (2009) identifies as unreliable. As a descriptive complement to the two regressions, Spearman's rank correlation (Spearman, 1904) is computed between the composite discipline ranking of Section 4.7 and each state's five-year FDI total and per-capita GSDP. Unlike the regression coefficients, which exploit year-by-year variation, this compresses each state to a single point; it is reported in Section 6.2.</w:t>
+        <w:t xml:space="preserve">with i denoting the state and t the fiscal year. Each model is estimated twice. The first fit is an entity fixed-effects panel with Driscoll-Kraay standard errors, which stay valid under cross-sectional dependence and serially correlated errors in a panel of this length (Driscoll and Kraay, 1998); it identifies the within-state relationship. The second is a pooled OLS with the two Census controls added and errors clustered by state. Strictly, a pooled coefficient is a variance-weighted mixture of within-state and between-state variation rather than a between estimator, and we describe it as identifying the between-state relationship only because, for the regressors that matter here, that mixture is overwhelmingly between: Section 6.1 shows that 91.5 per cent of the variation in debt is cross-sectional. Section 7.1 reports a true between estimator on the ten state means, and a Mundlak specification that separates the two dimensions inside a single equation, so that the claim does not rest on the pooled coefficient's interpretation. Standard errors from the panel routines used here carry that software's finite-sample cluster correction, which returns intervals roughly four per cent tighter than the correction applied by default in some other packages; the distinction changes no verdict in this paper but is noted so that a replication arriving at slightly different standard errors is not read as a discrepancy. Variance inflation factors are computed for the four fiscal regressors, interpreted against the cautions in O’Brien (2007), </w:t>
       </w:r>
-      <w:r/>
+      <w:r>
+        <w:lastRenderedPageBreak/>
+        <w:t>because deficit and debt are mechanically linked: a state's debt stock is the accumulation of its past deficits. Dynamic panel estimators of the Arellano-Bond family (1991) are deliberately avoided here. At N = 10 and T = 5 the instrument count in a standard difference or system GMM setup would approach or exceed the number of cross-sectional units, a configuration Roodman (2009) identifies as unreliable. As a descriptive complement to the two regressions, Spearman's rank correlation (Spearman, 1904) is computed between the composite discipline ranking of Section 4.7 and each state's five-year FDI total and per-capita GSDP. Unlike the regression coefficients, which exploit year-by-year variation, this compresses each state to a single point; it is reported in Section 6.2.</w:t>
+      </w:r>
     </w:p>
     <w:p>
       <w:pPr>
@@ -23998,23 +23595,7 @@
         <w:jc w:val="both"/>
       </w:pPr>
       <w:r>
-        <w:t>(a) LASSO regression (</w:t>
-      </w:r>
-      <w:proofErr w:type="spellStart"/>
-      <w:r>
-        <w:t>Tibshirani</w:t>
-      </w:r>
-      <w:proofErr w:type="spellEnd"/>
-      <w:r>
-        <w:t xml:space="preserve">, 1996) with cross-validated </w:t>
-      </w:r>
-      <w:proofErr w:type="spellStart"/>
-      <w:r>
-        <w:t>regularisation</w:t>
-      </w:r>
-      <w:proofErr w:type="spellEnd"/>
-      <w:r>
-        <w:t xml:space="preserve"> strength, which asks which regressors survive shrinkage rather than which cross a p &lt; 0.05 threshold;</w:t>
+        <w:t>(a) LASSO regression (Tibshirani, 1996) with cross-validated regularisation strength, which asks which regressors survive shrinkage rather than which cross a p &lt; 0.05 threshold;</w:t>
       </w:r>
     </w:p>
     <w:p>
@@ -24022,15 +23603,7 @@
         <w:jc w:val="both"/>
       </w:pPr>
       <w:r>
-        <w:t xml:space="preserve">(b) Elastic Net (Zou and Hastie, 2005) as a cross-check on the LASSO selection, since the two </w:t>
-      </w:r>
-      <w:proofErr w:type="spellStart"/>
-      <w:r>
-        <w:t>penalise</w:t>
-      </w:r>
-      <w:proofErr w:type="spellEnd"/>
-      <w:r>
-        <w:t xml:space="preserve"> correlated regressors differently;</w:t>
+        <w:t>(b) Elastic Net (Zou and Hastie, 2005) as a cross-check on the LASSO selection, since the two penalise correlated regressors differently;</w:t>
       </w:r>
     </w:p>
     <w:p>
@@ -24046,7 +23619,11 @@
         <w:jc w:val="both"/>
       </w:pPr>
       <w:r>
-        <w:t>All three are restricted to the same five time-varying regressors the fixed-effects econometric model uses: fiscal deficit, debt, own tax revenue, capital expenditure and the COVID dummy. That restriction was not the original choice. An initial SHAP run that also carried the two time-invariant Census controls ranked urbanisation as the most important predictor by a wide margin, at mean |SHAP| = 1.30 against 0.25 for debt, the next variable down. On inspection this turned out to be a known failure mode of tree-based models rather than a real urbanisation effect. Urbanisation is fixed within a state across all five years, so the random forest could treat it as a near-unique fingerprint for which state an observation came from, re-learning the state fixed effect through the back door instead of any fiscal or structural relationship. We report it rather than quietly drop it, because it is a useful caution for anyone applying tree-based importance measures to short panels with few entities. Part B is rerun with literacy and urbanisation excluded, and the Section 6.6 results come from that corrected specification.</w:t>
+        <w:t xml:space="preserve">All three are restricted to the same five time-varying regressors the fixed-effects econometric model uses: fiscal deficit, debt, own tax revenue, capital expenditure and the COVID dummy. That restriction was not the original choice. An initial SHAP run that also carried the two time-invariant Census controls ranked urbanisation as the most important predictor by a wide margin, at mean |SHAP| = 1.30 against 0.25 for debt, the next variable down. On inspection this turned out to be a known failure mode of tree-based models rather than a real urbanisation effect. Urbanisation is fixed within a state across all five years, so the random forest could treat it as a near-unique fingerprint for which state an observation came from, re-learning the state fixed effect through the back door instead of any fiscal or structural relationship. We report it rather than quietly drop it, because it is a useful caution for anyone applying </w:t>
+      </w:r>
+      <w:r>
+        <w:lastRenderedPageBreak/>
+        <w:t>tree-based importance measures to short panels with few entities. Part B is rerun with literacy and urbanisation excluded, and the Section 6.6 results come from that corrected specification.</w:t>
       </w:r>
     </w:p>
     <w:p>
@@ -24062,7 +23639,6 @@
         <w:jc w:val="both"/>
       </w:pPr>
       <w:r>
-        <w:lastRenderedPageBreak/>
         <w:t>The cross-validation folds are blocked by state. Under a leave-one-observation-out scheme, holding out Gujarat in FY 2021-22 leaves Gujarat's other four years in the training sample. A state's fiscal ratios and FDI level are persistent, so the held-out point is then partly predictable from its own state, and the resulting accuracy figure flatters the model. Every cross-validated quantity below (the LASSO penalty strength, and the out-of-sample fit of Section 6.6) uses the ten states as groups, so that no state appears in both folds. Out-of-sample fit is also reported under the row-wise scheme, and under a forward-chaining scheme that predicts each year from the years before it. How far apart those three columns sit measures how much of the apparent fit is state persistence.</w:t>
       </w:r>
     </w:p>
@@ -24141,11 +23717,8 @@
         <w:jc w:val="both"/>
       </w:pPr>
       <w:r>
-        <w:t xml:space="preserve">The process begins with data assembly and the fiscal discipline ranking, then splits into two branches. The classical branch estimates fixed-effects and pooled OLS specifications and subjects them to a battery of robustness checks. The machine-learning branch applies LASSO, Elastic Net and a shallow </w:t>
-      </w:r>
-      <w:r>
         <w:lastRenderedPageBreak/>
-        <w:t>random forest with SHAP importance, together with its own diagnostic check for the leakage problem described in Section 5.2.</w:t>
+        <w:t>The process begins with data assembly and the fiscal discipline ranking, then splits into two branches. The classical branch estimates fixed-effects and pooled OLS specifications and subjects them to a battery of robustness checks. The machine-learning branch applies LASSO, Elastic Net and a shallow random forest with SHAP importance, together with its own diagnostic check for the leakage problem described in Section 5.2.</w:t>
       </w:r>
     </w:p>
     <w:p>
@@ -25362,9 +24935,12 @@
     <w:p/>
     <w:p>
       <w:r>
-        <w:t>One feature of the table anticipates a result developed later. Debt-to-GSDP ranges from 17.6 to 42.5 per cent, a spread of almost twenty-five percentage points across ten states that is not randomly distributed: West Bengal and Rajasthan carry the highest debt ratio in every year of the panel, and Gujarat and Maharashtra the lowest. That ordering recurs through the results that follow. That persistence is worth quantifying, because it governs how the two specifications of Section 5.1 behave. Decomposing each regressor's sum of squares into a between-state and a within-state component, debt is overwhelmingly a cross-sectional quantity: 91.5 per cent of its variation lies between states and 8.5 per cent within them, and the ranking of states by debt is close to fixed across the panel, with a mean pairwise rank correlation of 0.91 between any two years. Own tax revenue (81.9 per cent between) and capital expenditure (80.3 per cent) behave similarly; the fiscal deficit, at 55.1 per cent, is the most genuinely year-to-year of the four. GSDP growth runs the other way entirely, with 98.3 per cent of its variation within states and 1.7 per cent between them. Two consequences follow and both recur below: the within-state debt coefficient of Model 1 is identified off very little variation and should be expected to be fragile, and the pooled specification of Model 2 has almost no cross-state variation in the dependent variable to explain, which is the reason no fiscal variable reaches significance there rather than anything substantive about growth.</w:t>
+        <w:t xml:space="preserve">One feature of the table anticipates a result developed later. Debt-to-GSDP ranges from 17.6 to 42.5 per cent, a spread of almost twenty-five percentage points across ten states that is not randomly distributed: West Bengal and Rajasthan carry the highest debt ratio in every year of the panel, and Gujarat and Maharashtra the lowest. That ordering recurs through the results that follow. That </w:t>
       </w:r>
-      <w:r/>
+      <w:r>
+        <w:lastRenderedPageBreak/>
+        <w:t>persistence is worth quantifying, because it governs how the two specifications of Section 5.1 behave. Decomposing each regressor's sum of squares into a between-state and a within-state component, debt is overwhelmingly a cross-sectional quantity: 91.5 per cent of its variation lies between states and 8.5 per cent within them, and the ranking of states by debt is close to fixed across the panel, with a mean pairwise rank correlation of 0.91 between any two years. Own tax revenue (81.9 per cent between) and capital expenditure (80.3 per cent) behave similarly; the fiscal deficit, at 55.1 per cent, is the most genuinely year-to-year of the four. GSDP growth runs the other way entirely, with 98.3 per cent of its variation within states and 1.7 per cent between them. Two consequences follow and both recur below: the within-state debt coefficient of Model 1 is identified off very little variation and should be expected to be fragile, and the pooled specification of Model 2 has almost no cross-state variation in the dependent variable to explain, which is the reason no fiscal variable reaches significance there rather than anything substantive about growth.</w:t>
+      </w:r>
     </w:p>
     <w:p>
       <w:pPr>
@@ -25450,7 +25026,6 @@
             <w:pPr>
               <w:spacing w:before="20" w:after="20"/>
             </w:pPr>
-            <w:proofErr w:type="spellStart"/>
             <w:r>
               <w:rPr>
                 <w:b/>
@@ -25458,7 +25033,6 @@
               </w:rPr>
               <w:t>Fiscal_Discipline_Composite_Rank</w:t>
             </w:r>
-            <w:proofErr w:type="spellEnd"/>
           </w:p>
         </w:tc>
         <w:tc>
@@ -25488,7 +25062,6 @@
             <w:pPr>
               <w:spacing w:before="20" w:after="20"/>
             </w:pPr>
-            <w:proofErr w:type="spellStart"/>
             <w:r>
               <w:rPr>
                 <w:b/>
@@ -25496,7 +25069,6 @@
               </w:rPr>
               <w:t>FDI_Rank</w:t>
             </w:r>
-            <w:proofErr w:type="spellEnd"/>
           </w:p>
         </w:tc>
         <w:tc>
@@ -25526,7 +25098,6 @@
             <w:pPr>
               <w:spacing w:before="20" w:after="20"/>
             </w:pPr>
-            <w:proofErr w:type="spellStart"/>
             <w:r>
               <w:rPr>
                 <w:b/>
@@ -25534,7 +25105,6 @@
               </w:rPr>
               <w:t>PC_GSDP_Rank</w:t>
             </w:r>
-            <w:proofErr w:type="spellEnd"/>
           </w:p>
         </w:tc>
       </w:tr>
@@ -26555,23 +26125,7 @@
         <w:jc w:val="both"/>
       </w:pPr>
       <w:r>
-        <w:t xml:space="preserve">Spearman rank correlations: Discipline vs FDI (n=10): rho=0.255 p=0.476; Discipline vs </w:t>
-      </w:r>
-      <w:proofErr w:type="spellStart"/>
-      <w:r>
-        <w:t>PerCapita</w:t>
-      </w:r>
-      <w:proofErr w:type="spellEnd"/>
-      <w:r>
-        <w:t xml:space="preserve"> GSDP (n=10): rho=0.012 p=0.973; Discipline vs FDI excluding UP (n=9; UP FDI left-censored from FY22): rho=0.728 p=0.026; Discipline vs </w:t>
-      </w:r>
-      <w:proofErr w:type="spellStart"/>
-      <w:r>
-        <w:t>PerCapita</w:t>
-      </w:r>
-      <w:proofErr w:type="spellEnd"/>
-      <w:r>
-        <w:t xml:space="preserve"> GSDP excluding UP (n=9): rho=0.393 p=0.295; Significance threshold n=10: |rho|&gt;=0.648 at p=0.05 two-tailed.</w:t>
+        <w:t>Spearman rank correlations: Discipline vs FDI (n=10): rho=0.255 p=0.476; Discipline vs PerCapita GSDP (n=10): rho=0.012 p=0.973; Discipline vs FDI excluding UP (n=9; UP FDI left-censored from FY22): rho=0.728 p=0.026; Discipline vs PerCapita GSDP excluding UP (n=9): rho=0.393 p=0.295; Significance threshold n=10: |rho|&gt;=0.648 at p=0.05 two-tailed.</w:t>
       </w:r>
     </w:p>
     <w:p>
@@ -26716,23 +26270,7 @@
         <w:jc w:val="both"/>
       </w:pPr>
       <w:r>
-        <w:t>The fixed-effects specification (n = 48, within R² = 0.429, F(5,33) = 4.96, p = 0.0017) explains within-state variation in log FDI. Fiscal deficit (coefficient 0.566, p &lt; 0.001), debt (0.353, p &lt; 0.001) and the COVID dummy (-1.406, p &lt; 0.001) are all significant under Driscoll-Kraay; own tax revenue and capital expenditure are not. Two of those three survive stricter inference and one does not. Table 34 puts the within-state deficit coefficient at p = 0.264 under cluster-robust errors and p = 0.836 under the wild cluster bootstrap, so no deficit-FDI claim is made anywhere in this paper, and the Driscoll-Kraay p-value quoted here should be read against that. A poolability F-test strongly rejects the null of no entity effects (</w:t>
-      </w:r>
-      <w:proofErr w:type="gramStart"/>
-      <w:r>
-        <w:t>F(</w:t>
-      </w:r>
-      <w:proofErr w:type="gramEnd"/>
-      <w:r>
-        <w:t xml:space="preserve">9,33) = 6.74, p &lt; 0.001), confirming that state fixed effects are doing real work in this model and that pooling would be </w:t>
-      </w:r>
-      <w:proofErr w:type="spellStart"/>
-      <w:r>
-        <w:t>misspecified</w:t>
-      </w:r>
-      <w:proofErr w:type="spellEnd"/>
-      <w:r>
-        <w:t xml:space="preserve"> here.</w:t>
+        <w:t>The fixed-effects specification (n = 48, within R² = 0.429, F(5,33) = 4.96, p = 0.0017) explains within-state variation in log FDI. Fiscal deficit (coefficient 0.566, p &lt; 0.001), debt (0.353, p &lt; 0.001) and the COVID dummy (-1.406, p &lt; 0.001) are all significant under Driscoll-Kraay; own tax revenue and capital expenditure are not. Two of those three survive stricter inference and one does not. Table 34 puts the within-state deficit coefficient at p = 0.264 under cluster-robust errors and p = 0.836 under the wild cluster bootstrap, so no deficit-FDI claim is made anywhere in this paper, and the Driscoll-Kraay p-value quoted here should be read against that. A poolability F-test strongly rejects the null of no entity effects (F(9,33) = 6.74, p &lt; 0.001), confirming that state fixed effects are doing real work in this model and that pooling would be misspecified here.</w:t>
       </w:r>
     </w:p>
     <w:p>
@@ -26761,21 +26299,7 @@
         <w:rPr>
           <w:b/>
         </w:rPr>
-        <w:t xml:space="preserve">Table 19. Model 1, </w:t>
-      </w:r>
-      <w:proofErr w:type="gramStart"/>
-      <w:r>
-        <w:rPr>
-          <w:b/>
-        </w:rPr>
-        <w:t>log(</w:t>
-      </w:r>
-      <w:proofErr w:type="gramEnd"/>
-      <w:r>
-        <w:rPr>
-          <w:b/>
-        </w:rPr>
-        <w:t>FDI), fixed effects and pooled OLS. Each fiscal ratio is reported with its coefficient, standard error, t-statistic and p-value under each of the two specifications described in Section 5.1.</w:t>
+        <w:t>Table 19. Model 1, log(FDI), fixed effects and pooled OLS. Each fiscal ratio is reported with its coefficient, standard error, t-statistic and p-value under each of the two specifications described in Section 5.1.</w:t>
       </w:r>
     </w:p>
     <w:tbl>
@@ -26834,23 +26358,43 @@
                 <w:b/>
                 <w:sz w:val="16"/>
               </w:rPr>
-              <w:t>FE + Driscoll-Kraay (</w:t>
-            </w:r>
-            <w:proofErr w:type="spellStart"/>
+              <w:t>FE + Driscoll-Kraay (coef)</w:t>
+            </w:r>
+          </w:p>
+        </w:tc>
+        <w:tc>
+          <w:tcPr>
+            <w:tcW w:w="971" w:type="dxa"/>
+            <w:shd w:val="clear" w:color="auto" w:fill="D9D9D9"/>
+          </w:tcPr>
+          <w:p>
+            <w:pPr>
+              <w:spacing w:before="20" w:after="20"/>
+            </w:pPr>
             <w:r>
               <w:rPr>
                 <w:b/>
                 <w:sz w:val="16"/>
               </w:rPr>
-              <w:t>coef</w:t>
-            </w:r>
-            <w:proofErr w:type="spellEnd"/>
+              <w:t>FE + Driscoll-Kraay (std_err)</w:t>
+            </w:r>
+          </w:p>
+        </w:tc>
+        <w:tc>
+          <w:tcPr>
+            <w:tcW w:w="971" w:type="dxa"/>
+            <w:shd w:val="clear" w:color="auto" w:fill="D9D9D9"/>
+          </w:tcPr>
+          <w:p>
+            <w:pPr>
+              <w:spacing w:before="20" w:after="20"/>
+            </w:pPr>
             <w:r>
               <w:rPr>
                 <w:b/>
                 <w:sz w:val="16"/>
               </w:rPr>
-              <w:t>)</w:t>
+              <w:t>FE + Driscoll-Kraay (t)</w:t>
             </w:r>
           </w:p>
         </w:tc>
@@ -26868,127 +26412,43 @@
                 <w:b/>
                 <w:sz w:val="16"/>
               </w:rPr>
-              <w:t>FE + Driscoll-Kraay (</w:t>
-            </w:r>
-            <w:proofErr w:type="spellStart"/>
+              <w:t>FE + Driscoll-Kraay (p)</w:t>
+            </w:r>
+          </w:p>
+        </w:tc>
+        <w:tc>
+          <w:tcPr>
+            <w:tcW w:w="971" w:type="dxa"/>
+            <w:shd w:val="clear" w:color="auto" w:fill="D9D9D9"/>
+          </w:tcPr>
+          <w:p>
+            <w:pPr>
+              <w:spacing w:before="20" w:after="20"/>
+            </w:pPr>
             <w:r>
               <w:rPr>
                 <w:b/>
                 <w:sz w:val="16"/>
               </w:rPr>
-              <w:t>std_err</w:t>
-            </w:r>
-            <w:proofErr w:type="spellEnd"/>
+              <w:t>Pooled OLS + controls (coef)</w:t>
+            </w:r>
+          </w:p>
+        </w:tc>
+        <w:tc>
+          <w:tcPr>
+            <w:tcW w:w="971" w:type="dxa"/>
+            <w:shd w:val="clear" w:color="auto" w:fill="D9D9D9"/>
+          </w:tcPr>
+          <w:p>
+            <w:pPr>
+              <w:spacing w:before="20" w:after="20"/>
+            </w:pPr>
             <w:r>
               <w:rPr>
                 <w:b/>
                 <w:sz w:val="16"/>
               </w:rPr>
-              <w:t>)</w:t>
-            </w:r>
-          </w:p>
-        </w:tc>
-        <w:tc>
-          <w:tcPr>
-            <w:tcW w:w="971" w:type="dxa"/>
-            <w:shd w:val="clear" w:color="auto" w:fill="D9D9D9"/>
-          </w:tcPr>
-          <w:p>
-            <w:pPr>
-              <w:spacing w:before="20" w:after="20"/>
-            </w:pPr>
-            <w:r>
-              <w:rPr>
-                <w:b/>
-                <w:sz w:val="16"/>
-              </w:rPr>
-              <w:t>FE + Driscoll-Kraay (t)</w:t>
-            </w:r>
-          </w:p>
-        </w:tc>
-        <w:tc>
-          <w:tcPr>
-            <w:tcW w:w="971" w:type="dxa"/>
-            <w:shd w:val="clear" w:color="auto" w:fill="D9D9D9"/>
-          </w:tcPr>
-          <w:p>
-            <w:pPr>
-              <w:spacing w:before="20" w:after="20"/>
-            </w:pPr>
-            <w:r>
-              <w:rPr>
-                <w:b/>
-                <w:sz w:val="16"/>
-              </w:rPr>
-              <w:t>FE + Driscoll-Kraay (p)</w:t>
-            </w:r>
-          </w:p>
-        </w:tc>
-        <w:tc>
-          <w:tcPr>
-            <w:tcW w:w="971" w:type="dxa"/>
-            <w:shd w:val="clear" w:color="auto" w:fill="D9D9D9"/>
-          </w:tcPr>
-          <w:p>
-            <w:pPr>
-              <w:spacing w:before="20" w:after="20"/>
-            </w:pPr>
-            <w:r>
-              <w:rPr>
-                <w:b/>
-                <w:sz w:val="16"/>
-              </w:rPr>
-              <w:t>Pooled OLS + controls (</w:t>
-            </w:r>
-            <w:proofErr w:type="spellStart"/>
-            <w:r>
-              <w:rPr>
-                <w:b/>
-                <w:sz w:val="16"/>
-              </w:rPr>
-              <w:t>coef</w:t>
-            </w:r>
-            <w:proofErr w:type="spellEnd"/>
-            <w:r>
-              <w:rPr>
-                <w:b/>
-                <w:sz w:val="16"/>
-              </w:rPr>
-              <w:t>)</w:t>
-            </w:r>
-          </w:p>
-        </w:tc>
-        <w:tc>
-          <w:tcPr>
-            <w:tcW w:w="971" w:type="dxa"/>
-            <w:shd w:val="clear" w:color="auto" w:fill="D9D9D9"/>
-          </w:tcPr>
-          <w:p>
-            <w:pPr>
-              <w:spacing w:before="20" w:after="20"/>
-            </w:pPr>
-            <w:r>
-              <w:rPr>
-                <w:b/>
-                <w:sz w:val="16"/>
-              </w:rPr>
-              <w:t>Pooled OLS + controls (</w:t>
-            </w:r>
-            <w:proofErr w:type="spellStart"/>
-            <w:r>
-              <w:rPr>
-                <w:b/>
-                <w:sz w:val="16"/>
-              </w:rPr>
-              <w:t>std_err</w:t>
-            </w:r>
-            <w:proofErr w:type="spellEnd"/>
-            <w:r>
-              <w:rPr>
-                <w:b/>
-                <w:sz w:val="16"/>
-              </w:rPr>
-              <w:t>)</w:t>
+              <w:t>Pooled OLS + controls (std_err)</w:t>
             </w:r>
           </w:p>
         </w:tc>
@@ -27190,14 +26650,12 @@
             <w:pPr>
               <w:spacing w:before="20" w:after="20"/>
             </w:pPr>
-            <w:proofErr w:type="spellStart"/>
             <w:r>
               <w:rPr>
                 <w:sz w:val="16"/>
               </w:rPr>
               <w:t>fd</w:t>
             </w:r>
-            <w:proofErr w:type="spellEnd"/>
           </w:p>
         </w:tc>
         <w:tc>
@@ -27490,14 +26948,12 @@
             <w:pPr>
               <w:spacing w:before="20" w:after="20"/>
             </w:pPr>
-            <w:proofErr w:type="spellStart"/>
             <w:r>
               <w:rPr>
                 <w:sz w:val="16"/>
               </w:rPr>
               <w:t>otr</w:t>
             </w:r>
-            <w:proofErr w:type="spellEnd"/>
           </w:p>
         </w:tc>
         <w:tc>
@@ -28232,23 +27688,7 @@
         <w:jc w:val="both"/>
       </w:pPr>
       <w:r>
-        <w:t xml:space="preserve">The figure below plots the raw relationship the fixed-effects half of Table 19 </w:t>
-      </w:r>
-      <w:proofErr w:type="spellStart"/>
-      <w:r>
-        <w:t>summarises</w:t>
-      </w:r>
-      <w:proofErr w:type="spellEnd"/>
-      <w:r>
-        <w:t xml:space="preserve">: average fiscal deficit against average log FDI for each state, with </w:t>
-      </w:r>
-      <w:proofErr w:type="spellStart"/>
-      <w:r>
-        <w:t>colour</w:t>
-      </w:r>
-      <w:proofErr w:type="spellEnd"/>
-      <w:r>
-        <w:t xml:space="preserve"> showing average debt.</w:t>
+        <w:t>The figure below plots the raw relationship the fixed-effects half of Table 19 summarises: average fiscal deficit against average log FDI for each state, with colour showing average debt.</w:t>
       </w:r>
     </w:p>
     <w:p>
@@ -28307,23 +27747,7 @@
           <w:i/>
           <w:sz w:val="20"/>
         </w:rPr>
-        <w:t xml:space="preserve">Figure 14. Average fiscal deficit against average log FDI, five-year state means, </w:t>
-      </w:r>
-      <w:proofErr w:type="spellStart"/>
-      <w:r>
-        <w:rPr>
-          <w:i/>
-          <w:sz w:val="20"/>
-        </w:rPr>
-        <w:t>colour</w:t>
-      </w:r>
-      <w:proofErr w:type="spellEnd"/>
-      <w:r>
-        <w:rPr>
-          <w:i/>
-          <w:sz w:val="20"/>
-        </w:rPr>
-        <w:t>-coded by average debt-to-GSDP (red = high debt, green = low debt). Jharkhand sits well off the fitted line, foreshadowing the case discussion in Section 7.3.</w:t>
+        <w:t>Figure 14. Average fiscal deficit against average log FDI, five-year state means, colour-coded by average debt-to-GSDP (red = high debt, green = low debt). Jharkhand sits well off the fitted line, foreshadowing the case discussion in Section 7.3.</w:t>
       </w:r>
     </w:p>
     <w:p>
@@ -28351,15 +27775,7 @@
       </w:r>
       <w:r>
         <w:lastRenderedPageBreak/>
-        <w:t>not reject pooling (</w:t>
-      </w:r>
-      <w:proofErr w:type="gramStart"/>
-      <w:r>
-        <w:t>F(</w:t>
-      </w:r>
-      <w:proofErr w:type="gramEnd"/>
-      <w:r>
-        <w:t>9,35) = 0.82, p = 0.603), meaning the state fixed effects contribute comparatively little explanatory power once the fiscal variables and the COVID dummy are already in the equation.</w:t>
+        <w:t>not reject pooling (F(9,35) = 0.82, p = 0.603), meaning the state fixed effects contribute comparatively little explanatory power once the fiscal variables and the COVID dummy are already in the equation.</w:t>
       </w:r>
     </w:p>
     <w:p>
@@ -28430,23 +27846,43 @@
                 <w:b/>
                 <w:sz w:val="16"/>
               </w:rPr>
-              <w:t>FE + Driscoll-Kraay (</w:t>
-            </w:r>
-            <w:proofErr w:type="spellStart"/>
+              <w:t>FE + Driscoll-Kraay (coef)</w:t>
+            </w:r>
+          </w:p>
+        </w:tc>
+        <w:tc>
+          <w:tcPr>
+            <w:tcW w:w="971" w:type="dxa"/>
+            <w:shd w:val="clear" w:color="auto" w:fill="D9D9D9"/>
+          </w:tcPr>
+          <w:p>
+            <w:pPr>
+              <w:spacing w:before="20" w:after="20"/>
+            </w:pPr>
             <w:r>
               <w:rPr>
                 <w:b/>
                 <w:sz w:val="16"/>
               </w:rPr>
-              <w:t>coef</w:t>
-            </w:r>
-            <w:proofErr w:type="spellEnd"/>
+              <w:t>FE + Driscoll-Kraay (std_err)</w:t>
+            </w:r>
+          </w:p>
+        </w:tc>
+        <w:tc>
+          <w:tcPr>
+            <w:tcW w:w="971" w:type="dxa"/>
+            <w:shd w:val="clear" w:color="auto" w:fill="D9D9D9"/>
+          </w:tcPr>
+          <w:p>
+            <w:pPr>
+              <w:spacing w:before="20" w:after="20"/>
+            </w:pPr>
             <w:r>
               <w:rPr>
                 <w:b/>
                 <w:sz w:val="16"/>
               </w:rPr>
-              <w:t>)</w:t>
+              <w:t>FE + Driscoll-Kraay (t)</w:t>
             </w:r>
           </w:p>
         </w:tc>
@@ -28464,127 +27900,43 @@
                 <w:b/>
                 <w:sz w:val="16"/>
               </w:rPr>
-              <w:t>FE + Driscoll-Kraay (</w:t>
-            </w:r>
-            <w:proofErr w:type="spellStart"/>
+              <w:t>FE + Driscoll-Kraay (p)</w:t>
+            </w:r>
+          </w:p>
+        </w:tc>
+        <w:tc>
+          <w:tcPr>
+            <w:tcW w:w="971" w:type="dxa"/>
+            <w:shd w:val="clear" w:color="auto" w:fill="D9D9D9"/>
+          </w:tcPr>
+          <w:p>
+            <w:pPr>
+              <w:spacing w:before="20" w:after="20"/>
+            </w:pPr>
             <w:r>
               <w:rPr>
                 <w:b/>
                 <w:sz w:val="16"/>
               </w:rPr>
-              <w:t>std_err</w:t>
-            </w:r>
-            <w:proofErr w:type="spellEnd"/>
+              <w:t>Pooled OLS + controls (coef)</w:t>
+            </w:r>
+          </w:p>
+        </w:tc>
+        <w:tc>
+          <w:tcPr>
+            <w:tcW w:w="971" w:type="dxa"/>
+            <w:shd w:val="clear" w:color="auto" w:fill="D9D9D9"/>
+          </w:tcPr>
+          <w:p>
+            <w:pPr>
+              <w:spacing w:before="20" w:after="20"/>
+            </w:pPr>
             <w:r>
               <w:rPr>
                 <w:b/>
                 <w:sz w:val="16"/>
               </w:rPr>
-              <w:t>)</w:t>
-            </w:r>
-          </w:p>
-        </w:tc>
-        <w:tc>
-          <w:tcPr>
-            <w:tcW w:w="971" w:type="dxa"/>
-            <w:shd w:val="clear" w:color="auto" w:fill="D9D9D9"/>
-          </w:tcPr>
-          <w:p>
-            <w:pPr>
-              <w:spacing w:before="20" w:after="20"/>
-            </w:pPr>
-            <w:r>
-              <w:rPr>
-                <w:b/>
-                <w:sz w:val="16"/>
-              </w:rPr>
-              <w:t>FE + Driscoll-Kraay (t)</w:t>
-            </w:r>
-          </w:p>
-        </w:tc>
-        <w:tc>
-          <w:tcPr>
-            <w:tcW w:w="971" w:type="dxa"/>
-            <w:shd w:val="clear" w:color="auto" w:fill="D9D9D9"/>
-          </w:tcPr>
-          <w:p>
-            <w:pPr>
-              <w:spacing w:before="20" w:after="20"/>
-            </w:pPr>
-            <w:r>
-              <w:rPr>
-                <w:b/>
-                <w:sz w:val="16"/>
-              </w:rPr>
-              <w:t>FE + Driscoll-Kraay (p)</w:t>
-            </w:r>
-          </w:p>
-        </w:tc>
-        <w:tc>
-          <w:tcPr>
-            <w:tcW w:w="971" w:type="dxa"/>
-            <w:shd w:val="clear" w:color="auto" w:fill="D9D9D9"/>
-          </w:tcPr>
-          <w:p>
-            <w:pPr>
-              <w:spacing w:before="20" w:after="20"/>
-            </w:pPr>
-            <w:r>
-              <w:rPr>
-                <w:b/>
-                <w:sz w:val="16"/>
-              </w:rPr>
-              <w:t>Pooled OLS + controls (</w:t>
-            </w:r>
-            <w:proofErr w:type="spellStart"/>
-            <w:r>
-              <w:rPr>
-                <w:b/>
-                <w:sz w:val="16"/>
-              </w:rPr>
-              <w:t>coef</w:t>
-            </w:r>
-            <w:proofErr w:type="spellEnd"/>
-            <w:r>
-              <w:rPr>
-                <w:b/>
-                <w:sz w:val="16"/>
-              </w:rPr>
-              <w:t>)</w:t>
-            </w:r>
-          </w:p>
-        </w:tc>
-        <w:tc>
-          <w:tcPr>
-            <w:tcW w:w="971" w:type="dxa"/>
-            <w:shd w:val="clear" w:color="auto" w:fill="D9D9D9"/>
-          </w:tcPr>
-          <w:p>
-            <w:pPr>
-              <w:spacing w:before="20" w:after="20"/>
-            </w:pPr>
-            <w:r>
-              <w:rPr>
-                <w:b/>
-                <w:sz w:val="16"/>
-              </w:rPr>
-              <w:t>Pooled OLS + controls (</w:t>
-            </w:r>
-            <w:proofErr w:type="spellStart"/>
-            <w:r>
-              <w:rPr>
-                <w:b/>
-                <w:sz w:val="16"/>
-              </w:rPr>
-              <w:t>std_err</w:t>
-            </w:r>
-            <w:proofErr w:type="spellEnd"/>
-            <w:r>
-              <w:rPr>
-                <w:b/>
-                <w:sz w:val="16"/>
-              </w:rPr>
-              <w:t>)</w:t>
+              <w:t>Pooled OLS + controls (std_err)</w:t>
             </w:r>
           </w:p>
         </w:tc>
@@ -28786,14 +28138,12 @@
             <w:pPr>
               <w:spacing w:before="20" w:after="20"/>
             </w:pPr>
-            <w:proofErr w:type="spellStart"/>
             <w:r>
               <w:rPr>
                 <w:sz w:val="16"/>
               </w:rPr>
               <w:t>fd</w:t>
             </w:r>
-            <w:proofErr w:type="spellEnd"/>
           </w:p>
         </w:tc>
         <w:tc>
@@ -29086,14 +28436,12 @@
             <w:pPr>
               <w:spacing w:before="20" w:after="20"/>
             </w:pPr>
-            <w:proofErr w:type="spellStart"/>
             <w:r>
               <w:rPr>
                 <w:sz w:val="16"/>
               </w:rPr>
               <w:t>otr</w:t>
             </w:r>
-            <w:proofErr w:type="spellEnd"/>
           </w:p>
         </w:tc>
         <w:tc>
@@ -29962,14 +29310,12 @@
             <w:pPr>
               <w:spacing w:before="20" w:after="20"/>
             </w:pPr>
-            <w:proofErr w:type="spellStart"/>
             <w:r>
               <w:rPr>
                 <w:sz w:val="18"/>
               </w:rPr>
               <w:t>fd</w:t>
             </w:r>
-            <w:proofErr w:type="spellEnd"/>
           </w:p>
         </w:tc>
         <w:tc>
@@ -30038,14 +29384,12 @@
             <w:pPr>
               <w:spacing w:before="20" w:after="20"/>
             </w:pPr>
-            <w:proofErr w:type="spellStart"/>
             <w:r>
               <w:rPr>
                 <w:sz w:val="18"/>
               </w:rPr>
               <w:t>otr</w:t>
             </w:r>
-            <w:proofErr w:type="spellEnd"/>
           </w:p>
         </w:tc>
         <w:tc>
@@ -30165,7 +29509,6 @@
             <w:pPr>
               <w:spacing w:before="20" w:after="20"/>
             </w:pPr>
-            <w:proofErr w:type="spellStart"/>
             <w:r>
               <w:rPr>
                 <w:b/>
@@ -30173,7 +29516,6 @@
               </w:rPr>
               <w:t>fd</w:t>
             </w:r>
-            <w:proofErr w:type="spellEnd"/>
           </w:p>
         </w:tc>
         <w:tc>
@@ -30203,7 +29545,6 @@
             <w:pPr>
               <w:spacing w:before="20" w:after="20"/>
             </w:pPr>
-            <w:proofErr w:type="spellStart"/>
             <w:r>
               <w:rPr>
                 <w:b/>
@@ -30211,7 +29552,6 @@
               </w:rPr>
               <w:t>otr</w:t>
             </w:r>
-            <w:proofErr w:type="spellEnd"/>
           </w:p>
         </w:tc>
         <w:tc>
@@ -30241,7 +29581,6 @@
             <w:pPr>
               <w:spacing w:before="20" w:after="20"/>
             </w:pPr>
-            <w:proofErr w:type="spellStart"/>
             <w:r>
               <w:rPr>
                 <w:b/>
@@ -30249,7 +29588,6 @@
               </w:rPr>
               <w:t>log_fdi</w:t>
             </w:r>
-            <w:proofErr w:type="spellEnd"/>
           </w:p>
         </w:tc>
         <w:tc>
@@ -30283,14 +29621,12 @@
             <w:pPr>
               <w:spacing w:before="20" w:after="20"/>
             </w:pPr>
-            <w:proofErr w:type="spellStart"/>
             <w:r>
               <w:rPr>
                 <w:sz w:val="18"/>
               </w:rPr>
               <w:t>fd</w:t>
             </w:r>
-            <w:proofErr w:type="spellEnd"/>
           </w:p>
         </w:tc>
         <w:tc>
@@ -30519,14 +29855,12 @@
             <w:pPr>
               <w:spacing w:before="20" w:after="20"/>
             </w:pPr>
-            <w:proofErr w:type="spellStart"/>
             <w:r>
               <w:rPr>
                 <w:sz w:val="18"/>
               </w:rPr>
               <w:t>otr</w:t>
             </w:r>
-            <w:proofErr w:type="spellEnd"/>
           </w:p>
         </w:tc>
         <w:tc>
@@ -30755,14 +30089,12 @@
             <w:pPr>
               <w:spacing w:before="20" w:after="20"/>
             </w:pPr>
-            <w:proofErr w:type="spellStart"/>
             <w:r>
               <w:rPr>
                 <w:sz w:val="18"/>
               </w:rPr>
               <w:t>log_fdi</w:t>
             </w:r>
-            <w:proofErr w:type="spellEnd"/>
           </w:p>
         </w:tc>
         <w:tc>
@@ -31037,23 +30369,7 @@
           <w:i/>
           <w:sz w:val="20"/>
         </w:rPr>
-        <w:t xml:space="preserve">Figure 15. Correlation heatmap of fiscal regressors and outcome variables, </w:t>
-      </w:r>
-      <w:proofErr w:type="spellStart"/>
-      <w:r>
-        <w:rPr>
-          <w:i/>
-          <w:sz w:val="20"/>
-        </w:rPr>
-        <w:t>colour</w:t>
-      </w:r>
-      <w:proofErr w:type="spellEnd"/>
-      <w:r>
-        <w:rPr>
-          <w:i/>
-          <w:sz w:val="20"/>
-        </w:rPr>
-        <w:t>-coded from the same matrix as the table above (red = positive, blue = negative).</w:t>
+        <w:t>Figure 15. Correlation heatmap of fiscal regressors and outcome variables, colour-coded from the same matrix as the table above (red = positive, blue = negative).</w:t>
       </w:r>
     </w:p>
     <w:p>
@@ -31061,7 +30377,11 @@
         <w:jc w:val="both"/>
       </w:pPr>
       <w:r>
-        <w:t>The table below reports the within-state deficit and debt coefficients from Model 1 under three perturbations of the sample, to check whether the fixed-effects result is being driven by a single year or a single state. Dropping the COVID year (n = 39) leaves both coefficients stable in sign and significance (deficit 0.802, p = 0.017; debt 0.324, p = 0.002). Dropping Uttar Pradesh (n = 45) barely moves either estimate (deficit 0.532, p &lt; 0.001; debt 0.366, p &lt; 0.001), which matters because it shows the left-censoring in UP's FDI series is not driving the within-state result. Dropping Jharkhand (n = 43), by contrast, flips the deficit coefficient's sign and removes its significance entirely (-0.310, p = 0.141), while the debt coefficient survives, smaller but still significant (0.182, p = 0.015). Jharkhand alone is therefore responsible for a meaningful share of the within-state deficit-FDI pattern; Section 7.3 examines why. That pattern is not one the paper leans on in any case: the within-state deficit coefficient does not survive cluster-robust or bootstrap inference (Table 34), so its fragility across subsamples is consistent with the verdict recorded there rather than additional to it. Two further checks belong here because they answer questions the design invites. Lagging debt by one year, which is the cheapest response to the reverse-causality concern recorded as the fourth limitation in Section 8, leaves the pooled coefficient at -0.197 (p = 0.003, n = 39): investment follows the previous year's debt position about as closely as the contemporaneous one, which is what a signalling account would predict and is not what simultaneous determination would. And dropping FY 2019-20, the six-month window DPIIT's series opens with and the one cell in the panel that is not a full year, strengthens the pooled coefficient rather than weakening it, to -0.237 (p = 0.003, n = 39). Neither is reported as a headline result; both are reported because their absence would be the first thing a reader asks about.</w:t>
+        <w:t xml:space="preserve">The table below reports the within-state deficit and debt coefficients from Model 1 under three perturbations of the sample, to check whether the fixed-effects result is being driven by a single year or a single state. Dropping the COVID year (n = 39) leaves both coefficients stable in sign and significance (deficit 0.802, p = 0.017; debt 0.324, p = 0.002). Dropping Uttar Pradesh (n = 45) barely moves either estimate (deficit 0.532, p &lt; 0.001; debt 0.366, p &lt; 0.001), which matters because it shows the left-censoring in UP's FDI series is not driving the within-state result. Dropping Jharkhand (n = 43), by contrast, flips the deficit coefficient's sign and removes its significance entirely (-0.310, p = 0.141), while the debt coefficient survives, smaller but still significant (0.182, p = 0.015). Jharkhand alone is therefore responsible for a meaningful share of the within-state deficit-FDI pattern; Section 7.3 examines why. That pattern is not one the paper leans on in any case: the within-state deficit coefficient does not survive cluster-robust or bootstrap inference (Table 34), so its fragility across subsamples is consistent with the verdict recorded there rather than additional to it. Two further checks belong here because they answer questions the design invites. Lagging debt by one year, which is the cheapest response to the reverse-causality concern recorded as the fourth limitation in Section 8, leaves the pooled coefficient at -0.197 (p = 0.003, n = 39): investment follows the previous year's debt position about as closely as the contemporaneous one, which is what a signalling account would predict and is not what simultaneous </w:t>
+      </w:r>
+      <w:r>
+        <w:lastRenderedPageBreak/>
+        <w:t>determination would. And dropping FY 2019-20, the six-month window DPIIT's series opens with and the one cell in the panel that is not a full year, strengthens the pooled coefficient rather than weakening it, to -0.237 (p = 0.003, n = 39). Neither is reported as a headline result; both are reported because their absence would be the first thing a reader asks about.</w:t>
       </w:r>
     </w:p>
     <w:p>
@@ -31083,7 +30403,6 @@
         <w:rPr>
           <w:b/>
         </w:rPr>
-        <w:lastRenderedPageBreak/>
         <w:t>Table 23. Robustness of Model 1 within-state coefficients across four subsamples: the full baseline, then each perturbation dropping one problematic year or state in turn.</w:t>
       </w:r>
     </w:p>
@@ -31157,7 +30476,6 @@
             <w:pPr>
               <w:spacing w:before="20" w:after="20"/>
             </w:pPr>
-            <w:proofErr w:type="spellStart"/>
             <w:r>
               <w:rPr>
                 <w:b/>
@@ -31165,7 +30483,6 @@
               </w:rPr>
               <w:t>fd_coef</w:t>
             </w:r>
-            <w:proofErr w:type="spellEnd"/>
           </w:p>
         </w:tc>
         <w:tc>
@@ -31177,7 +30494,6 @@
             <w:pPr>
               <w:spacing w:before="20" w:after="20"/>
             </w:pPr>
-            <w:proofErr w:type="spellStart"/>
             <w:r>
               <w:rPr>
                 <w:b/>
@@ -31185,7 +30501,6 @@
               </w:rPr>
               <w:t>fd_p</w:t>
             </w:r>
-            <w:proofErr w:type="spellEnd"/>
           </w:p>
         </w:tc>
         <w:tc>
@@ -31197,7 +30512,6 @@
             <w:pPr>
               <w:spacing w:before="20" w:after="20"/>
             </w:pPr>
-            <w:proofErr w:type="spellStart"/>
             <w:r>
               <w:rPr>
                 <w:b/>
@@ -31205,7 +30519,6 @@
               </w:rPr>
               <w:t>debt_coef</w:t>
             </w:r>
-            <w:proofErr w:type="spellEnd"/>
           </w:p>
         </w:tc>
         <w:tc>
@@ -31217,7 +30530,6 @@
             <w:pPr>
               <w:spacing w:before="20" w:after="20"/>
             </w:pPr>
-            <w:proofErr w:type="spellStart"/>
             <w:r>
               <w:rPr>
                 <w:b/>
@@ -31225,7 +30537,6 @@
               </w:rPr>
               <w:t>debt_p</w:t>
             </w:r>
-            <w:proofErr w:type="spellEnd"/>
           </w:p>
         </w:tc>
         <w:tc>
@@ -31237,7 +30548,6 @@
             <w:pPr>
               <w:spacing w:before="20" w:after="20"/>
             </w:pPr>
-            <w:proofErr w:type="spellStart"/>
             <w:r>
               <w:rPr>
                 <w:b/>
@@ -31245,7 +30555,6 @@
               </w:rPr>
               <w:t>otr_coef</w:t>
             </w:r>
-            <w:proofErr w:type="spellEnd"/>
           </w:p>
         </w:tc>
         <w:tc>
@@ -31257,7 +30566,6 @@
             <w:pPr>
               <w:spacing w:before="20" w:after="20"/>
             </w:pPr>
-            <w:proofErr w:type="spellStart"/>
             <w:r>
               <w:rPr>
                 <w:b/>
@@ -31265,7 +30573,6 @@
               </w:rPr>
               <w:t>otr_p</w:t>
             </w:r>
-            <w:proofErr w:type="spellEnd"/>
           </w:p>
         </w:tc>
         <w:tc>
@@ -31277,7 +30584,6 @@
             <w:pPr>
               <w:spacing w:before="20" w:after="20"/>
             </w:pPr>
-            <w:proofErr w:type="spellStart"/>
             <w:r>
               <w:rPr>
                 <w:b/>
@@ -31285,7 +30591,6 @@
               </w:rPr>
               <w:t>capex_coef</w:t>
             </w:r>
-            <w:proofErr w:type="spellEnd"/>
           </w:p>
         </w:tc>
         <w:tc>
@@ -31297,7 +30602,6 @@
             <w:pPr>
               <w:spacing w:before="20" w:after="20"/>
             </w:pPr>
-            <w:proofErr w:type="spellStart"/>
             <w:r>
               <w:rPr>
                 <w:b/>
@@ -31305,7 +30609,6 @@
               </w:rPr>
               <w:t>capex_p</w:t>
             </w:r>
-            <w:proofErr w:type="spellEnd"/>
           </w:p>
         </w:tc>
       </w:tr>
@@ -32544,7 +31847,11 @@
     </w:tbl>
     <w:p>
       <w:r>
-        <w:t>Both models so far absorb time with a single dummy for FY 2020-21. That is a strong restriction, and the panel gives us a way to test it. A dummy removes the level of the pandemic year and nothing else, whereas the ten states share a whole time path: growth averages 7.2 per cent in FY 2019-20, -0.9 in FY 2020-21, then 19.5, 14.5 and 11.7 in the three years after, while average debt peaks at 31.7 per cent of GSDP in the pandemic year and settles around 28 thereafter, above its pre-pandemic 27.3. The FY 2021-22 rebound is therefore left in the error term by a COVID dummy, in a year when debt is still elevated. Replacing the dummy with a full set of year fixed effects absorbs the entire common path instead. The table below re-estimates both models that way. The COVID dummy is collinear with year effects and drops out by construction.</w:t>
+        <w:t xml:space="preserve">Both models so far absorb time with a single dummy for FY 2020-21. That is a strong restriction, and the panel gives us a way to test it. A dummy removes the level of the pandemic year and nothing else, whereas the ten states share a whole time path: growth averages 7.2 per cent in FY 2019-20, -0.9 in FY 2020-21, then 19.5, 14.5 and 11.7 in the three years after, while average debt peaks at 31.7 per cent of GSDP in the pandemic year and settles around 28 thereafter, above its pre-pandemic 27.3. The FY 2021-22 rebound is therefore left in the error term by a COVID dummy, in a year when debt is still elevated. Replacing the dummy with a full set of year fixed effects absorbs the entire common path </w:t>
+      </w:r>
+      <w:r>
+        <w:lastRenderedPageBreak/>
+        <w:t>instead. The table below re-estimates both models that way. The COVID dummy is collinear with year effects and drops out by construction.</w:t>
       </w:r>
     </w:p>
     <w:p>
@@ -32573,7 +31880,6 @@
         <w:rPr>
           <w:b/>
         </w:rPr>
-        <w:lastRenderedPageBreak/>
         <w:t>Table 23b. Within-state coefficients under a single COVID dummy against a full set of year fixed effects, both models. Cluster-robust and wild cluster bootstrap p-values are reported for the two-way specification, the bootstrap being the reference distribution this paper defers to at ten clusters.</w:t>
       </w:r>
     </w:p>
@@ -33089,7 +32395,11 @@
     </w:p>
     <w:p>
       <w:r>
-        <w:t>For Model 2 the consequence is more serious and we report it plainly, because it revises a claim made in earlier drafts of this work. Under the COVID dummy, debt enters the growth equation at +1.097 and own tax revenue at +4.083, and both clear the bootstrap. Under year fixed effects, own tax revenue falls to +0.896 and is no longer distinguishable from zero (p = 0.61), while debt reverses sign to -0.689, cluster-robust p = 0.019 and bootstrap p = 0.086. The reversal is not fragile: debt is negative in all ten leave-one-state-out refits, ranging from -0.886 to -0.396, and significant at 5 per cent in eight of them. The positive debt-growth association reported under the COVID dummy is therefore an artefact of incomplete time controls, and specifically of assigning the FY 2021-22 rebound to the residual while debt was still elevated. The negative sign that replaces it points the way the prior literature does, but at a bootstrap p of 0.086 across fifty observations it is not a finding we claim either. What this panel supports is that its growth equation cannot identify a fiscal effect once common year shocks are removed, and Sections 6.7 and 8 are written accordingly. We note also that the 132-specification curve of Section 6.7 varies the estimator, the pandemic year, the controls, the transformation and the excluded state, but holds the time control fixed at a single dummy; Table 23b is the dimension it does not cover.</w:t>
+        <w:t xml:space="preserve">For Model 2 the consequence is more serious and we report it plainly, because it revises a claim made in earlier drafts of this work. Under the COVID dummy, debt enters the growth equation at +1.097 and own tax revenue at +4.083, and both clear the bootstrap. Under year fixed effects, own tax revenue falls to +0.896 and is no longer distinguishable from zero (p = 0.61), while debt reverses sign to -0.689, cluster-robust p = 0.019 and bootstrap p = 0.086. The reversal is not fragile: debt is negative in all ten leave-one-state-out refits, ranging from -0.886 to -0.396, and significant at 5 per cent in eight of them. The positive debt-growth association reported under the COVID dummy is therefore an artefact of incomplete time controls, and specifically of assigning the FY 2021-22 rebound to the residual while debt was still elevated. The negative sign that replaces it points the way the prior literature does, but at a bootstrap p of 0.086 across fifty observations it is not a finding we claim either. What this panel supports is that its growth equation cannot identify a fiscal effect once common year shocks are removed, and Sections 6.7 and 8 are written accordingly. We note also that the 132-specification curve of Section 6.7 varies the estimator, the pandemic year, the controls, the transformation and the </w:t>
+      </w:r>
+      <w:r>
+        <w:lastRenderedPageBreak/>
+        <w:t>excluded state, but holds the time control fixed at a single dummy; Table 23b is the dimension it does not cover.</w:t>
       </w:r>
     </w:p>
     <w:p/>
@@ -33106,11 +32416,7 @@
         <w:jc w:val="both"/>
       </w:pPr>
       <w:r>
-        <w:t xml:space="preserve">The corrected specification (Section 5.2) restricts LASSO, Elastic Net and SHAP to the five time-varying fiscal regressors and estimates all three on the same 48 observations. With the penalty strength </w:t>
-      </w:r>
-      <w:r>
-        <w:lastRenderedPageBreak/>
-        <w:t>chosen by state-blocked cross-validation, LASSO settles at alpha = 0.106 and assigns debt-to-GSDP by far the largest standardised coefficient, -1.376, roughly two and a half times the size of the next-largest term, the fiscal deficit at +0.563, with capital expenditure a close third at -0.553. Elastic Net, at alpha = 0.131 and an l1-ratio of 0.7, agrees closely on the leading variable: debt -1.280, with capital expenditure second at -0.562 and fiscal deficit third at +0.488.</w:t>
+        <w:t>The corrected specification (Section 5.2) restricts LASSO, Elastic Net and SHAP to the five time-varying fiscal regressors and estimates all three on the same 48 observations. With the penalty strength chosen by state-blocked cross-validation, LASSO settles at alpha = 0.106 and assigns debt-to-GSDP by far the largest standardised coefficient, -1.376, roughly two and a half times the size of the next-largest term, the fiscal deficit at +0.563, with capital expenditure a close third at -0.553. Elastic Net, at alpha = 0.131 and an l1-ratio of 0.7, agrees closely on the leading variable: debt -1.280, with capital expenditure second at -0.562 and fiscal deficit third at +0.488.</w:t>
       </w:r>
     </w:p>
     <w:p>
@@ -33683,6 +32989,7 @@
         <w:rPr>
           <w:noProof/>
         </w:rPr>
+        <w:lastRenderedPageBreak/>
         <w:drawing>
           <wp:inline distT="0" distB="0" distL="0" distR="0" wp14:anchorId="440A1F9C" wp14:editId="536B6BD4">
             <wp:extent cx="5759999" cy="3501237"/>
@@ -33740,7 +33047,6 @@
         <w:rPr>
           <w:noProof/>
         </w:rPr>
-        <w:lastRenderedPageBreak/>
         <w:drawing>
           <wp:inline distT="0" distB="0" distL="0" distR="0" wp14:anchorId="5B147AC8" wp14:editId="3BB73189">
             <wp:extent cx="5759999" cy="3216859"/>
@@ -33795,7 +33101,11 @@
         <w:jc w:val="both"/>
       </w:pPr>
       <w:r>
-        <w:t>Because the cross-validated penalty is light enough that all five regressors survive it, a table of which variables were selected is uninformative on its own. Two supplementary results address this. The entry order along the regularisation path identifies the variable that survives the harshest shrinkage. Debt-to-GSDP is the first to acquire a non-zero coefficient, at alpha = 1.016, well before capital expenditure at 0.609 and fiscal deficit at 0.375. Own tax revenue is last to enter, at 0.138. Read as a sequence, the path says that if the model were permitted only one fiscal regressor, that regressor would be debt.</w:t>
+        <w:t xml:space="preserve">Because the cross-validated penalty is light enough that all five regressors survive it, a table of which variables were selected is uninformative on its own. Two supplementary results address this. The entry order along the regularisation path identifies the variable that survives the harshest shrinkage. Debt-to-GSDP is the first to acquire a non-zero coefficient, at alpha = 1.016, well before capital expenditure at </w:t>
+      </w:r>
+      <w:r>
+        <w:lastRenderedPageBreak/>
+        <w:t>0.609 and fiscal deficit at 0.375. Own tax revenue is last to enter, at 0.138. Read as a sequence, the path says that if the model were permitted only one fiscal regressor, that regressor would be debt.</w:t>
       </w:r>
     </w:p>
     <w:p>
@@ -34080,7 +33390,6 @@
         <w:rPr>
           <w:b/>
         </w:rPr>
-        <w:lastRenderedPageBreak/>
         <w:t>Table 26. Stability selection across 500 subsamples of five of the ten states, five fiscal predictors.</w:t>
       </w:r>
     </w:p>
@@ -34430,6 +33739,7 @@
         <w:rPr>
           <w:noProof/>
         </w:rPr>
+        <w:lastRenderedPageBreak/>
         <w:drawing>
           <wp:inline distT="0" distB="0" distL="0" distR="0" wp14:anchorId="71E1A96D" wp14:editId="792DA2F8">
             <wp:extent cx="5759999" cy="3579876"/>
@@ -34702,7 +34012,6 @@
               <w:rPr>
                 <w:sz w:val="18"/>
               </w:rPr>
-              <w:lastRenderedPageBreak/>
               <w:t>Capital Expenditure</w:t>
             </w:r>
           </w:p>
@@ -34771,6 +34080,7 @@
         <w:rPr>
           <w:noProof/>
         </w:rPr>
+        <w:lastRenderedPageBreak/>
         <w:drawing>
           <wp:inline distT="0" distB="0" distL="0" distR="0" wp14:anchorId="7DF4174D" wp14:editId="182EF091">
             <wp:extent cx="5759999" cy="3688689"/>
@@ -34871,7 +34181,6 @@
         <w:rPr>
           <w:b/>
         </w:rPr>
-        <w:lastRenderedPageBreak/>
         <w:t>Figure 20. SHAP importance by mean absolute SHAP value, five fiscal predictors. The same ranking as Table 27, drawn as bars.</w:t>
       </w:r>
     </w:p>
@@ -34883,6 +34192,7 @@
         <w:rPr>
           <w:noProof/>
         </w:rPr>
+        <w:lastRenderedPageBreak/>
         <w:drawing>
           <wp:inline distT="0" distB="0" distL="0" distR="0" wp14:anchorId="55CFE630" wp14:editId="23BEB3BA">
             <wp:extent cx="5759999" cy="4542739"/>
@@ -35253,7 +34563,6 @@
               <w:rPr>
                 <w:sz w:val="18"/>
               </w:rPr>
-              <w:lastRenderedPageBreak/>
               <w:t>Jharkhand</w:t>
             </w:r>
           </w:p>
@@ -35551,18 +34860,11 @@
             <w:pPr>
               <w:spacing w:before="20" w:after="20"/>
             </w:pPr>
-            <w:proofErr w:type="gramStart"/>
             <w:r>
               <w:rPr>
                 <w:sz w:val="18"/>
               </w:rPr>
               <w:t>P(debt ranks first | states permuted)</w:t>
-            </w:r>
-            <w:proofErr w:type="gramEnd"/>
-            <w:r>
-              <w:rPr>
-                <w:sz w:val="18"/>
-              </w:rPr>
             </w:r>
           </w:p>
         </w:tc>
@@ -35595,18 +34897,11 @@
             <w:pPr>
               <w:spacing w:before="20" w:after="20"/>
             </w:pPr>
-            <w:proofErr w:type="gramStart"/>
             <w:r>
               <w:rPr>
                 <w:sz w:val="18"/>
               </w:rPr>
               <w:t>P(gap &gt;= observed | states permuted)</w:t>
-            </w:r>
-            <w:proofErr w:type="gramEnd"/>
-            <w:r>
-              <w:rPr>
-                <w:sz w:val="18"/>
-              </w:rPr>
             </w:r>
           </w:p>
         </w:tc>
@@ -36927,7 +36222,11 @@
         <w:jc w:val="both"/>
       </w:pPr>
       <w:r>
-        <w:t>Three methodologically independent approaches converge on debt-to-GSDP as the dominant fiscal predictor of cross-state FDI: a pooled panel regression, a regularised linear selector, and a non-linear tree-based explainer. The sign is negative in all three. Debt enters the regularisation path first, survives a hundredfold variation in penalty strength, ranks first on SHAP importance in all ten leave-one-state-out refits, does so by a margin that permuted whole states reproduce under four times in a hundred, and holds its rank when the data are demeaned so that only within-state variation remains. Together with the Spearman correlation of Section 6.2, this convergence is the strongest evidence the paper offers for H1 in its cross-state form, precisely because it does not rest on any single model's distributional assumptions, nor on treating one p = 0.007 result as sufficient in a panel this short. It should be read as support for one component of H1 rather than for the hypothesis as stated. H1 predicts that all four indicators move FDI in a particular direction; on this panel only debt does. Capital expenditure carries the opposite sign to the one predicted and is discussed in Section 7.2, own tax revenue is indistinguishable from zero in every specification, and the fiscal deficit is signed as predicted in the cross-state dimension but never precisely enough to claim. The hypothesis as written is therefore rejected for three of its four indicators and supported for the fourth, which is the one the rest of the paper is about. One qualification belongs with that list rather than in a footnote. Of the five methods, the Spearman correlation of Section 6.2 reaches significance only once Uttar Pradesh is excluded, and Section 7.3 shows that the exclusion cannot be justified as removing a pure censoring artefact, since scaling the state’s observed years leaves the correlation insignificant. That leg of the convergence is therefore conditional, and the argument should be read as resting on the four that are not: the pooled regression, LASSO, Elastic Net and SHAP importance.</w:t>
+        <w:t xml:space="preserve">Three methodologically independent approaches converge on debt-to-GSDP as the dominant fiscal predictor of cross-state FDI: a pooled panel regression, a regularised linear selector, and a non-linear tree-based explainer. The sign is negative in all three. Debt enters the regularisation path first, survives a hundredfold variation in penalty strength, ranks first on SHAP importance in all ten leave-one-state-out refits, does so by a margin that permuted whole states reproduce under four times in a hundred, and holds its rank when the data are demeaned so that only within-state variation remains. Together with the Spearman correlation of Section 6.2, this convergence is the strongest evidence the paper offers for H1 in its cross-state form, precisely because it does not rest on any single model's distributional assumptions, nor on treating one p = 0.007 result as sufficient in a panel this short. It should be read as support for one component of H1 rather than for the hypothesis as stated. H1 predicts that all four indicators move FDI in a particular direction; on this panel only debt does. Capital expenditure carries the opposite sign to the one predicted and is discussed in Section 7.2, own tax revenue is indistinguishable from zero in every specification, and the fiscal deficit is signed as predicted in the cross-state dimension but never precisely enough to claim. The hypothesis as written is therefore rejected for three of its four indicators and supported for the fourth, which is the one the rest of the paper is about. One qualification belongs with that list rather than in a footnote. Of the five methods, the </w:t>
+      </w:r>
+      <w:r>
+        <w:lastRenderedPageBreak/>
+        <w:t>Spearman correlation of Section 6.2 reaches significance only once Uttar Pradesh is excluded, and Section 7.3 shows that the exclusion cannot be justified as removing a pure censoring artefact, since scaling the state’s observed years leaves the correlation insignificant. That leg of the convergence is therefore conditional, and the argument should be read as resting on the four that are not: the pooled regression, LASSO, Elastic Net and SHAP importance.</w:t>
       </w:r>
     </w:p>
     <w:p>
@@ -36935,7 +36234,6 @@
         <w:pStyle w:val="Heading2"/>
       </w:pPr>
       <w:r>
-        <w:lastRenderedPageBreak/>
         <w:t>6.7 Specification and diagnostic tests</w:t>
       </w:r>
     </w:p>
@@ -37277,6 +36575,7 @@
               <w:rPr>
                 <w:sz w:val="18"/>
               </w:rPr>
+              <w:lastRenderedPageBreak/>
               <w:t>Pesaran CD, cross-sectional dependence</w:t>
             </w:r>
           </w:p>
@@ -37548,19 +36847,7 @@
         <w:jc w:val="both"/>
       </w:pPr>
       <w:r>
-        <w:t xml:space="preserve">That distinction matters, because Driscoll-Kraay does not behave conservatively at this panel length. Table 33 gives the within-state debt coefficient under three covariance estimators. The point estimate is </w:t>
-      </w:r>
-      <w:r>
-        <w:lastRenderedPageBreak/>
-        <w:t xml:space="preserve">identical by construction. The standard error is not: Driscoll-Kraay returns 0.042, cluster-robust 0.084, and the unadjusted estimator 0.106. A kernel estimator whose properties are asymptotic in T is being applied at T = 5, and it produces the tightest of the three intervals instead of the widest. The same numerical fragility leaves a negative robust F-statistic in the fixed-effects output. None of </w:t>
-      </w:r>
-      <w:proofErr w:type="gramStart"/>
-      <w:r>
-        <w:t>this changes</w:t>
-      </w:r>
-      <w:proofErr w:type="gramEnd"/>
-      <w:r>
-        <w:t xml:space="preserve"> the substantive conclusion. The coefficient stays significant under cluster-robust inference (p = 0.0002), and a bootstrap resampling whole states gives a 95 per cent interval of [+0.074, +0.522], which excludes zero. The cluster-robust column is the conservative reading of the within-state results in Section 6.3, and should be read as such.</w:t>
+        <w:t>That distinction matters, because Driscoll-Kraay does not behave conservatively at this panel length. Table 33 gives the within-state debt coefficient under three covariance estimators. The point estimate is identical by construction. The standard error is not: Driscoll-Kraay returns 0.042, cluster-robust 0.084, and the unadjusted estimator 0.106. A kernel estimator whose properties are asymptotic in T is being applied at T = 5, and it produces the tightest of the three intervals instead of the widest. The same numerical fragility leaves a negative robust F-statistic in the fixed-effects output. None of this changes the substantive conclusion. The coefficient stays significant under cluster-robust inference (p = 0.0002), and a bootstrap resampling whole states gives a 95 per cent interval of [+0.074, +0.522], which excludes zero. The cluster-robust column is the conservative reading of the within-state results in Section 6.3, and should be read as such.</w:t>
       </w:r>
     </w:p>
     <w:p>
@@ -38052,9 +37339,12 @@
         <w:jc w:val="both"/>
       </w:pPr>
       <w:r>
-        <w:t>The second concerns the size of the paper's central result, though not its direction. The pooled debt-FDI coefficient is significant at p = 0.007 under cluster-robust inference and at p = 0.057 under the bootstrap: significant at 10 per cent, marginally short of 5. Two secondary results from the pooled model, literacy (p = 0.235) and capital expenditure (p = 0.095), survive at neither level and we do not rely on them. The evidence that never depended on a standard error is unchanged. Debt is negative in all 88 pooled specifications of the curve above; LASSO and Elastic Net rank it first by a wide margin; SHAP ranks it first in all ten leave-one-state-out refits; the permutation null, permuting whole states, puts the importance margin at p = 0.038. H1 rests on that convergence. The paper was designed to produce it, precisely so the claim would not hang on one p-value.</w:t>
+        <w:t xml:space="preserve">The second concerns the size of the paper's central result, though not its direction. The pooled debt-FDI coefficient is significant at p = 0.007 under cluster-robust inference and at p = 0.057 under the bootstrap: significant at 10 per cent, marginally short of 5. Two secondary results from the pooled model, literacy </w:t>
       </w:r>
-      <w:r/>
+      <w:r>
+        <w:lastRenderedPageBreak/>
+        <w:t>(p = 0.235) and capital expenditure (p = 0.095), survive at neither level and we do not rely on them. The evidence that never depended on a standard error is unchanged. Debt is negative in all 88 pooled specifications of the curve above; LASSO and Elastic Net rank it first by a wide margin; SHAP ranks it first in all ten leave-one-state-out refits; the permutation null, permuting whole states, puts the importance margin at p = 0.038. H1 rests on that convergence. The paper was designed to produce it, precisely so the claim would not hang on one p-value.</w:t>
+      </w:r>
     </w:p>
     <w:p>
       <w:pPr>
@@ -39297,9 +38587,12 @@
     </w:tbl>
     <w:p>
       <w:r>
-        <w:t>The sign reversal is therefore not an artefact of comparing two estimators with different assumptions: it survives inside a single equation, and the hypothesis that the within-state and between-state debt coefficients are equal is rejected at p = 0.017 under the same wild cluster bootstrap the rest of the paper defers to, and at p = 0.000003 under a cluster-robust t that Section 6.7 argues is unreliable at ten clusters; the bootstrapped figure is the one we rely on. The between estimator puts the cross-state coefficient at -0.237 against the pooled -0.176 of Section 6.3, so the pooled specification is if anything conservative about the size of the relationship this paper reports. Section 6.1's variance decomposition explains why the two differ so sharply in precision: almost all of the variation in debt is cross-sectional, which leaves the within-state coefficient identified off very little, and Table 23b shows what happens to it once common year shocks are absorbed.</w:t>
+        <w:t xml:space="preserve">The sign reversal is therefore not an artefact of comparing two estimators with different assumptions: it survives inside a single equation, and the hypothesis that the within-state and between-state debt coefficients are equal is rejected at p = 0.017 under the same wild cluster bootstrap the rest of the paper defers to, and at p = 0.000003 under a cluster-robust t that Section 6.7 argues is unreliable at ten clusters; the bootstrapped figure is the one we rely on. The between estimator puts the cross-state </w:t>
       </w:r>
-      <w:r/>
+      <w:r>
+        <w:lastRenderedPageBreak/>
+        <w:t>coefficient at -0.237 against the pooled -0.176 of Section 6.3, so the pooled specification is if anything conservative about the size of the relationship this paper reports. Section 6.1's variance decomposition explains why the two differ so sharply in precision: almost all of the variation in debt is cross-sectional, which leaves the within-state coefficient identified off very little, and Table 23b shows what happens to it once common year shocks are absorbed.</w:t>
+      </w:r>
     </w:p>
     <w:p>
       <w:pPr>
@@ -39431,10 +38724,11 @@
         <w:jc w:val="both"/>
       </w:pPr>
       <w:r>
-        <w:t xml:space="preserve">Uttar Pradesh is the mirror case, and its anomaly is one of measurement rather than performance. DPIIT's series for the state begins only in FY 2021-22, so its first two cells are missing rather than zero. On fiscal discipline it ranks first of ten on both constructions: a composite score of 3.375 on the five-year averages of Table 15, and an average yearly rank of 2.0 in Table 16, ahead of Maharashtra at 2.3. Whether that censoring distorts the results was tested directly: dropping the state leaves the regression estimates substantially unchanged (Section 6.5), but it does move the Spearman correlation of Section 6.2 from insignificant to significant (rho = 0.728, p = 0.026). That pattern is what one would expect. A regression using forty-eight state-year observations absorbs two missing cells; a rank correlation that compresses </w:t>
+        <w:t xml:space="preserve">Uttar Pradesh is the mirror case, and its anomaly is one of measurement rather than performance. DPIIT's series for the state begins only in FY 2021-22, so its first two cells are missing rather than zero. On fiscal discipline it ranks first of ten on both constructions: a composite score of 3.375 on the five-year averages of Table 15, and an average yearly rank of 2.0 in Table 16, ahead of Maharashtra at 2.3. Whether that censoring distorts the results was tested directly: dropping the state leaves the regression estimates substantially unchanged (Section 6.5), but it does move the Spearman correlation of Section 6.2 from insignificant to significant (rho = 0.728, p = 0.026). That pattern is what one would expect. A regression using forty-eight state-year observations absorbs two missing cells; a rank correlation that compresses each state to a single five-year total does not, because the missing years drag Uttar Pradesh's total down </w:t>
       </w:r>
       <w:r>
-        <w:t>each state to a single five-year total does not, because the missing years drag Uttar Pradesh's total down and its rank with it. That reasoning justifies treating Uttar Pradesh's total as incomparable; it does not establish that the state is only an artefact, and testing it directly shows that it is not. Scaling the three observed years to a five-year equivalent gives 12,923 crore, which still leaves Uttar Pradesh ninth of ten, ahead only of West Bengal, and the rank correlation computed with that imputation is rho = 0.359 (p = 0.309). Comparing all ten states only over FY 2021-22 to FY 2023-24, the window in which Uttar Pradesh is actually observed, gives rho = 0.231 (p = 0.521). Under both censoring-consistent treatments the correlation remains insignificant. Uttar Pradesh is therefore a genuine counterexample as well as a censored series: first on the discipline ranking and near the bottom on realised investment even after the missing years are allowed for. The significant rho = 0.728 reported in Section 6.2 depends on excluding it, and Section 6.6 records what that means for the convergence argument.</w:t>
+        <w:lastRenderedPageBreak/>
+        <w:t>and its rank with it. That reasoning justifies treating Uttar Pradesh's total as incomparable; it does not establish that the state is only an artefact, and testing it directly shows that it is not. Scaling the three observed years to a five-year equivalent gives 12,923 crore, which still leaves Uttar Pradesh ninth of ten, ahead only of West Bengal, and the rank correlation computed with that imputation is rho = 0.359 (p = 0.309). Comparing all ten states only over FY 2021-22 to FY 2023-24, the window in which Uttar Pradesh is actually observed, gives rho = 0.231 (p = 0.521). Under both censoring-consistent treatments the correlation remains insignificant. Uttar Pradesh is therefore a genuine counterexample as well as a censored series: first on the discipline ranking and near the bottom on realised investment even after the missing years are allowed for. The significant rho = 0.728 reported in Section 6.2 depends on excluding it, and Section 6.6 records what that means for the convergence argument.</w:t>
       </w:r>
     </w:p>
     <w:p>
@@ -39474,7 +38768,11 @@
         <w:jc w:val="both"/>
       </w:pPr>
       <w:r>
-        <w:t>The reading we take is that the two accounts operate at different levels rather than in competition. Structural advantages — location, port access, an established industrial base, the depth of a metropolitan labour market — determine which states are candidates for large inflows at all, and the ten states in this sample are precisely those that have already cleared that bar. Fiscal position then appears to sort investment among them. That is consistent with the between-state result of Section 7.1, and it is also why the finding should not be extrapolated: it describes how capital is allocated among states already in contention, not how a state enters contention in the first place. Section 8 returns to this as the study's principal limit on external validity. One further alternative explanation sits closer to this one than to the measurement notes of Section 8, and we state it here rather than there. DPIIT records equity inflows against the state in which the recipient company is registered, not the state in which the investment is deployed. That error is not classical: it concentrates in the states hosting corporate headquarters, which in this panel are Maharashtra, Karnataka and Gujarat, and those are also three of the lowest-debt states. A registered-office effect would therefore push the between-state coefficient in exactly the direction we report, and nothing in this design separates it from a fiscal signal. It is, alongside agglomeration, the alternative account we regard as most likely to survive scrutiny of the central result.</w:t>
+        <w:t xml:space="preserve">The reading we take is that the two accounts operate at different levels rather than in competition. Structural advantages — location, port access, an established industrial base, the depth of a metropolitan labour market — determine which states are candidates for large inflows at all, and the ten states in this sample are precisely those that have already cleared that bar. Fiscal position then appears to sort investment among them. That is consistent with the between-state result of Section 7.1, and it is also </w:t>
+      </w:r>
+      <w:r>
+        <w:lastRenderedPageBreak/>
+        <w:t>why the finding should not be extrapolated: it describes how capital is allocated among states already in contention, not how a state enters contention in the first place. Section 8 returns to this as the study's principal limit on external validity. One further alternative explanation sits closer to this one than to the measurement notes of Section 8, and we state it here rather than there. DPIIT records equity inflows against the state in which the recipient company is registered, not the state in which the investment is deployed. That error is not classical: it concentrates in the states hosting corporate headquarters, which in this panel are Maharashtra, Karnataka and Gujarat, and those are also three of the lowest-debt states. A registered-office effect would therefore push the between-state coefficient in exactly the direction we report, and nothing in this design separates it from a fiscal signal. It is, alongside agglomeration, the alternative account we regard as most likely to survive scrutiny of the central result.</w:t>
       </w:r>
     </w:p>
     <w:p>
@@ -39506,11 +38804,7 @@
         <w:jc w:val="both"/>
       </w:pPr>
       <w:r>
-        <w:t xml:space="preserve">Within states over time, the picture is different and narrower than we first supposed, and narrower again than an intermediate draft of this paper reported. Under a specification that controls for the pandemic with a single dummy, higher debt and stronger own tax revenue both appear significantly associated with growth. Neither survives the substitution of that dummy for a full set of year fixed effects: own tax revenue goes to zero and debt reverses sign (Table 23b). The association was tracking the common </w:t>
-      </w:r>
-      <w:r>
-        <w:lastRenderedPageBreak/>
-        <w:t>shape of the post-pandemic recovery, in which every state's growth rebounded while debt stayed above its pre-pandemic level. The fiscal deficit fares no better: its coefficient is large and negative under the Driscoll-Kraay standard errors conventional in this literature, but it does not survive a wild cluster bootstrap appropriate to ten clusters. We therefore report H2 as unsupported. That is a departure from Trivedi and Rajmal (2011) and Panda and Sahay (2022), who find a deficit-growth effect on longer panels of more states; we read our result as a limit of a five-year panel of ten states in which ninety-eight per cent of the variation in growth is within states and almost all of it is common to them, rather than as a contradiction of theirs. The substantive finding that does hold is the distinction between dimensions in the investment equation: comparing states with one another, debt predicts FDI; following a single state across five years, it does not. Investors appear to price a state's standing fiscal position rather than any single year's budget arithmetic. Section 7.1 develops the point, and notes that a window containing the pandemic is the least favourable setting in which to test it.</w:t>
+        <w:t>Within states over time, the picture is different and narrower than we first supposed, and narrower again than an intermediate draft of this paper reported. Under a specification that controls for the pandemic with a single dummy, higher debt and stronger own tax revenue both appear significantly associated with growth. Neither survives the substitution of that dummy for a full set of year fixed effects: own tax revenue goes to zero and debt reverses sign (Table 23b). The association was tracking the common shape of the post-pandemic recovery, in which every state's growth rebounded while debt stayed above its pre-pandemic level. The fiscal deficit fares no better: its coefficient is large and negative under the Driscoll-Kraay standard errors conventional in this literature, but it does not survive a wild cluster bootstrap appropriate to ten clusters. We therefore report H2 as unsupported. That is a departure from Trivedi and Rajmal (2011) and Panda and Sahay (2022), who find a deficit-growth effect on longer panels of more states; we read our result as a limit of a five-year panel of ten states in which ninety-eight per cent of the variation in growth is within states and almost all of it is common to them, rather than as a contradiction of theirs. The substantive finding that does hold is the distinction between dimensions in the investment equation: comparing states with one another, debt predicts FDI; following a single state across five years, it does not. Investors appear to price a state's standing fiscal position rather than any single year's budget arithmetic. Section 7.1 develops the point, and notes that a window containing the pandemic is the least favourable setting in which to test it.</w:t>
       </w:r>
     </w:p>
     <w:p>
@@ -39526,6 +38820,7 @@
         <w:jc w:val="both"/>
       </w:pPr>
       <w:r>
+        <w:lastRenderedPageBreak/>
         <w:t>A state needs to understand what its own accounts are saying.</w:t>
       </w:r>
       <w:r>
@@ -39549,13 +38844,8 @@
       <w:r>
         <w:t xml:space="preserve"> </w:t>
       </w:r>
-      <w:proofErr w:type="gramStart"/>
       <w:r>
-        <w:t>Otherwise</w:t>
-      </w:r>
-      <w:proofErr w:type="gramEnd"/>
-      <w:r>
-        <w:t xml:space="preserve"> these rankings are numbers.</w:t>
+        <w:t>Otherwise these rankings are numbers.</w:t>
       </w:r>
       <w:r>
         <w:t xml:space="preserve"> </w:t>
@@ -39592,11 +38882,7 @@
         <w:jc w:val="both"/>
       </w:pPr>
       <w:r>
-        <w:t xml:space="preserve">Second, the way FDI is recorded is imperfect. The DPIIT state-by-state series starts in October 2019, so FY 2019-20 covers only six months rather than a full year, and Uttar Pradesh is missing entirely until FY 2021-22; Section 6.5 addresses both directly and neither can be corrected retroactively. A further measurement problem affects the FDI series generally: equity inflows are recorded against the state </w:t>
-      </w:r>
-      <w:r>
-        <w:lastRenderedPageBreak/>
-        <w:t>where the recipient company is registered, not necessarily the state where the investment is actually deployed, which can inflate the recorded flows to states that host corporate headquarters.</w:t>
+        <w:t>Second, the way FDI is recorded is imperfect. The DPIIT state-by-state series starts in October 2019, so FY 2019-20 covers only six months rather than a full year, and Uttar Pradesh is missing entirely until FY 2021-22; Section 6.5 addresses both directly and neither can be corrected retroactively. A further measurement problem affects the FDI series generally: equity inflows are recorded against the state where the recipient company is registered, not necessarily the state where the investment is actually deployed, which can inflate the recorded flows to states that host corporate headquarters.</w:t>
       </w:r>
     </w:p>
     <w:p>
@@ -39617,7 +38903,11 @@
     </w:p>
     <w:p>
       <w:r>
-        <w:t>Fifth, the design controls for a state's fixed structural position through entity fixed effects and, in the pooled specification, literacy and urbanisation, and Table 23b adds a full set of year effects that absorb whatever the ten states experience in common in a given year. What remains uncontrolled is the shock that varies by year and by state at once: an infrastructure project completed mid-panel, a shift in one state's labour-market conditions, a change in political leadership. Any such shock is left in the error term rather than modelled directly, and could in principle be correlated with both a state's fiscal choices and its FDI in a way neither state nor year effects can absorb.</w:t>
+        <w:t xml:space="preserve">Fifth, the design controls for a state's fixed structural position through entity fixed effects and, in the pooled specification, literacy and urbanisation, and Table 23b adds a full set of year effects that absorb whatever the ten states experience in common in a given year. What remains uncontrolled is the shock </w:t>
+      </w:r>
+      <w:r>
+        <w:lastRenderedPageBreak/>
+        <w:t>that varies by year and by state at once: an infrastructure project completed mid-panel, a shift in one state's labour-market conditions, a change in political leadership. Any such shock is left in the error term rather than modelled directly, and could in principle be correlated with both a state's fiscal choices and its FDI in a way neither state nor year effects can absorb.</w:t>
       </w:r>
     </w:p>
     <w:p>
@@ -39641,7 +38931,6 @@
         <w:pStyle w:val="Heading1"/>
       </w:pPr>
       <w:r>
-        <w:lastRenderedPageBreak/>
         <w:t>Data and Code Availability</w:t>
       </w:r>
     </w:p>
@@ -39723,21 +39012,7 @@
         <w:rPr>
           <w:sz w:val="21"/>
         </w:rPr>
-        <w:t xml:space="preserve">Athey, S., &amp; </w:t>
-      </w:r>
-      <w:proofErr w:type="spellStart"/>
-      <w:r>
-        <w:rPr>
-          <w:sz w:val="21"/>
-        </w:rPr>
-        <w:t>Imbens</w:t>
-      </w:r>
-      <w:proofErr w:type="spellEnd"/>
-      <w:r>
-        <w:rPr>
-          <w:sz w:val="21"/>
-        </w:rPr>
-        <w:t xml:space="preserve">, G. W. (2019). Machine learning methods that economists should know about. Annual Review of Economics, 11, 685-725. </w:t>
+        <w:t xml:space="preserve">Athey, S., &amp; Imbens, G. W. (2019). Machine learning methods that economists should know about. Annual Review of Economics, 11, 685-725. </w:t>
       </w:r>
       <w:hyperlink r:id="rId35" w:history="1">
         <w:r>
@@ -39760,19 +39035,11 @@
         <w:spacing w:after="120"/>
         <w:ind w:left="425" w:hanging="425"/>
       </w:pPr>
-      <w:proofErr w:type="spellStart"/>
       <w:r>
         <w:rPr>
           <w:sz w:val="21"/>
         </w:rPr>
-        <w:t>Baltagi</w:t>
-      </w:r>
-      <w:proofErr w:type="spellEnd"/>
-      <w:r>
-        <w:rPr>
-          <w:sz w:val="21"/>
-        </w:rPr>
-        <w:t xml:space="preserve">, B. H. (2021). Econometric analysis of panel data (6th ed.). Springer. </w:t>
+        <w:t xml:space="preserve">Baltagi, B. H. (2021). Econometric analysis of panel data (6th ed.). Springer. </w:t>
       </w:r>
       <w:hyperlink r:id="rId36" w:history="1">
         <w:r>
@@ -39799,6 +39066,7 @@
         <w:rPr>
           <w:sz w:val="21"/>
         </w:rPr>
+        <w:lastRenderedPageBreak/>
         <w:t xml:space="preserve">Barro, R. J. (1990). Government spending in a simple model of endogenous growth. Journal of Political Economy, 98(5, Pt. 2), S103-S125. </w:t>
       </w:r>
       <w:hyperlink r:id="rId37" w:history="1">
@@ -39849,19 +39117,11 @@
         <w:spacing w:after="120"/>
         <w:ind w:left="425" w:hanging="425"/>
       </w:pPr>
-      <w:proofErr w:type="spellStart"/>
       <w:r>
         <w:rPr>
           <w:sz w:val="21"/>
         </w:rPr>
-        <w:t>Borensztein</w:t>
-      </w:r>
-      <w:proofErr w:type="spellEnd"/>
-      <w:r>
-        <w:rPr>
-          <w:sz w:val="21"/>
-        </w:rPr>
-        <w:t xml:space="preserve">, E., De Gregorio, J., &amp; Lee, J.-W. (1998). How does foreign direct investment affect economic growth? Journal of International Economics, 45(1), 115-135. </w:t>
+        <w:t xml:space="preserve">Borensztein, E., De Gregorio, J., &amp; Lee, J.-W. (1998). How does foreign direct investment affect economic growth? Journal of International Economics, 45(1), 115-135. </w:t>
       </w:r>
       <w:hyperlink r:id="rId39" w:history="1">
         <w:r>
@@ -39884,19 +39144,11 @@
         <w:spacing w:after="120"/>
         <w:ind w:left="425" w:hanging="425"/>
       </w:pPr>
-      <w:proofErr w:type="spellStart"/>
       <w:r>
         <w:rPr>
           <w:sz w:val="21"/>
         </w:rPr>
-        <w:t>Breiman</w:t>
-      </w:r>
-      <w:proofErr w:type="spellEnd"/>
-      <w:r>
-        <w:rPr>
-          <w:sz w:val="21"/>
-        </w:rPr>
-        <w:t xml:space="preserve">, L. (2001). Random forests. Machine Learning, 45(1), 5-32. </w:t>
+        <w:t xml:space="preserve">Breiman, L. (2001). Random forests. Machine Learning, 45(1), 5-32. </w:t>
       </w:r>
       <w:hyperlink r:id="rId40" w:history="1">
         <w:r>
@@ -40058,36 +39310,7 @@
         <w:rPr>
           <w:sz w:val="21"/>
         </w:rPr>
-        <w:lastRenderedPageBreak/>
-        <w:t xml:space="preserve">Feld, L. P., Köhler, E. A., </w:t>
-      </w:r>
-      <w:proofErr w:type="spellStart"/>
-      <w:r>
-        <w:rPr>
-          <w:sz w:val="21"/>
-        </w:rPr>
-        <w:t>Palhuca</w:t>
-      </w:r>
-      <w:proofErr w:type="spellEnd"/>
-      <w:r>
-        <w:rPr>
-          <w:sz w:val="21"/>
-        </w:rPr>
-        <w:t xml:space="preserve">, L., &amp; </w:t>
-      </w:r>
-      <w:proofErr w:type="spellStart"/>
-      <w:r>
-        <w:rPr>
-          <w:sz w:val="21"/>
-        </w:rPr>
-        <w:t>Schaltegger</w:t>
-      </w:r>
-      <w:proofErr w:type="spellEnd"/>
-      <w:r>
-        <w:rPr>
-          <w:sz w:val="21"/>
-        </w:rPr>
-        <w:t xml:space="preserve">, C. A. (2024). Fiscal federalism and foreign direct investment: An empirical analysis. The World Economy, 47(6), 2287-2331. </w:t>
+        <w:t xml:space="preserve">Feld, L. P., Köhler, E. A., Palhuca, L., &amp; Schaltegger, C. A. (2024). Fiscal federalism and foreign direct investment: An empirical analysis. The World Economy, 47(6), 2287-2331. </w:t>
       </w:r>
       <w:hyperlink r:id="rId46" w:history="1">
         <w:r>
@@ -40168,21 +39391,7 @@
         <w:rPr>
           <w:sz w:val="21"/>
         </w:rPr>
-        <w:t xml:space="preserve">Hastie, T., </w:t>
-      </w:r>
-      <w:proofErr w:type="spellStart"/>
-      <w:r>
-        <w:rPr>
-          <w:sz w:val="21"/>
-        </w:rPr>
-        <w:t>Tibshirani</w:t>
-      </w:r>
-      <w:proofErr w:type="spellEnd"/>
-      <w:r>
-        <w:rPr>
-          <w:sz w:val="21"/>
-        </w:rPr>
-        <w:t xml:space="preserve">, R., &amp; Friedman, J. (2009). The elements of statistical learning: Data mining, inference, and prediction (2nd ed.). Springer. </w:t>
+        <w:t xml:space="preserve">Hastie, T., Tibshirani, R., &amp; Friedman, J. (2009). The elements of statistical learning: Data mining, inference, and prediction (2nd ed.). Springer. </w:t>
       </w:r>
       <w:hyperlink r:id="rId49" w:history="1">
         <w:r>
@@ -40209,21 +39418,7 @@
         <w:rPr>
           <w:sz w:val="21"/>
         </w:rPr>
-        <w:t xml:space="preserve">Hausman, J. A. (1978). Specification tests in econometrics. </w:t>
-      </w:r>
-      <w:proofErr w:type="spellStart"/>
-      <w:r>
-        <w:rPr>
-          <w:sz w:val="21"/>
-        </w:rPr>
-        <w:t>Econometrica</w:t>
-      </w:r>
-      <w:proofErr w:type="spellEnd"/>
-      <w:r>
-        <w:rPr>
-          <w:sz w:val="21"/>
-        </w:rPr>
-        <w:t xml:space="preserve">, 46(6), 1251-1271. </w:t>
+        <w:t xml:space="preserve">Hausman, J. A. (1978). Specification tests in econometrics. Econometrica, 46(6), 1251-1271. </w:t>
       </w:r>
       <w:hyperlink r:id="rId50" w:history="1">
         <w:r>
@@ -40343,35 +39538,7 @@
         <w:rPr>
           <w:sz w:val="21"/>
         </w:rPr>
-        <w:t xml:space="preserve">Ministry of Statistics and </w:t>
-      </w:r>
-      <w:proofErr w:type="spellStart"/>
-      <w:r>
-        <w:rPr>
-          <w:sz w:val="21"/>
-        </w:rPr>
-        <w:t>Programme</w:t>
-      </w:r>
-      <w:proofErr w:type="spellEnd"/>
-      <w:r>
-        <w:rPr>
-          <w:sz w:val="21"/>
-        </w:rPr>
-        <w:t xml:space="preserve"> Implementation (</w:t>
-      </w:r>
-      <w:proofErr w:type="spellStart"/>
-      <w:r>
-        <w:rPr>
-          <w:sz w:val="21"/>
-        </w:rPr>
-        <w:t>MoSPI</w:t>
-      </w:r>
-      <w:proofErr w:type="spellEnd"/>
-      <w:r>
-        <w:rPr>
-          <w:sz w:val="21"/>
-        </w:rPr>
-        <w:t xml:space="preserve">). (2024). State-wise Gross State Domestic Product, 2011-12 series. Government of India. </w:t>
+        <w:t xml:space="preserve">Ministry of Statistics and Programme Implementation (MoSPI). (2024). State-wise Gross State Domestic Product, 2011-12 series. Government of India. </w:t>
       </w:r>
       <w:hyperlink r:id="rId54" w:history="1">
         <w:r>
@@ -40398,6 +39565,7 @@
         <w:rPr>
           <w:sz w:val="21"/>
         </w:rPr>
+        <w:lastRenderedPageBreak/>
         <w:t xml:space="preserve">Misra, S., Gupta, K., &amp; Trivedi, P. (2023). Sub-national government debt sustainability in India: An empirical analysis. Macroeconomics and Finance in Emerging Market Economies, 16(1), 57-79. </w:t>
       </w:r>
       <w:hyperlink r:id="rId55" w:history="1">
@@ -40631,19 +39799,11 @@
         <w:spacing w:after="120"/>
         <w:ind w:left="425" w:hanging="425"/>
       </w:pPr>
-      <w:proofErr w:type="spellStart"/>
       <w:r>
         <w:rPr>
           <w:sz w:val="21"/>
         </w:rPr>
-        <w:t>Pesaran</w:t>
-      </w:r>
-      <w:proofErr w:type="spellEnd"/>
-      <w:r>
-        <w:rPr>
-          <w:sz w:val="21"/>
-        </w:rPr>
-        <w:t xml:space="preserve">, M. H. (2015). Testing weak cross-sectional dependence in large panels. Econometric Reviews, 34(6-10), 1089-1117. </w:t>
+        <w:t xml:space="preserve">Pesaran, M. H. (2015). Testing weak cross-sectional dependence in large panels. Econometric Reviews, 34(6-10), 1089-1117. </w:t>
       </w:r>
       <w:hyperlink r:id="rId64" w:history="1">
         <w:r>
@@ -40670,7 +39830,6 @@
         <w:rPr>
           <w:sz w:val="21"/>
         </w:rPr>
-        <w:lastRenderedPageBreak/>
         <w:t xml:space="preserve">Rao, M. G., &amp; Singh, N. (2005). The political economy of federalism in India. Oxford University Press. </w:t>
       </w:r>
       <w:hyperlink r:id="rId65" w:history="1">
@@ -40775,19 +39934,11 @@
         <w:spacing w:after="120"/>
         <w:ind w:left="425" w:hanging="425"/>
       </w:pPr>
-      <w:proofErr w:type="spellStart"/>
       <w:r>
         <w:rPr>
           <w:sz w:val="21"/>
         </w:rPr>
-        <w:t>Tibshirani</w:t>
-      </w:r>
-      <w:proofErr w:type="spellEnd"/>
-      <w:r>
-        <w:rPr>
-          <w:sz w:val="21"/>
-        </w:rPr>
-        <w:t xml:space="preserve">, R. (1996). Regression shrinkage and selection via the lasso. Journal of the Royal Statistical Society, Series B, 58(1), 267-288. </w:t>
+        <w:t xml:space="preserve">Tibshirani, R. (1996). Regression shrinkage and selection via the lasso. Journal of the Royal Statistical Society, Series B, 58(1), 267-288. </w:t>
       </w:r>
       <w:hyperlink r:id="rId69" w:history="1">
         <w:r>
@@ -40841,21 +39992,7 @@
         <w:rPr>
           <w:sz w:val="21"/>
         </w:rPr>
-        <w:t xml:space="preserve">Trivedi, P., &amp; </w:t>
-      </w:r>
-      <w:proofErr w:type="spellStart"/>
-      <w:r>
-        <w:rPr>
-          <w:sz w:val="21"/>
-        </w:rPr>
-        <w:t>Rajmal</w:t>
-      </w:r>
-      <w:proofErr w:type="spellEnd"/>
-      <w:r>
-        <w:rPr>
-          <w:sz w:val="21"/>
-        </w:rPr>
-        <w:t xml:space="preserve">. (2011). Growth effects of fiscal policy of Indian states. Millennial Asia, 2(2), 141-162. </w:t>
+        <w:t xml:space="preserve">Trivedi, P., &amp; Rajmal. (2011). Growth effects of fiscal policy of Indian states. Millennial Asia, 2(2), 141-162. </w:t>
       </w:r>
       <w:hyperlink r:id="rId71" w:history="1">
         <w:r>

--- a/paper/Fiscal_Discipline_and_Investment_Outcomes.docx
+++ b/paper/Fiscal_Discipline_and_Investment_Outcomes.docx
@@ -31275,7 +31275,7 @@
     </w:tbl>
     <w:p>
       <w:r>
-        <w:t>The table below reports the same robustness check for Model 2 (GSDP growth), since Table 23 covers only Model 1. Dropping Jharkhand collapses the fiscal-deficit coefficient from -2.172 (p = 0.031) to -0.424 (p = 0.459), the same fragility pattern documented for Model 1; dropping the COVID year has a similar, if smaller, effect. The debt coefficient is more stable, remaining significant at the 5 per cent level in three of the four perturbations. This is consistent with, and reinforces, Section 6.7's decision to base the growth finding on debt and own tax revenue rather than on the fiscal deficit once the wild cluster bootstrap is applied.</w:t>
+        <w:t>The table below reports the same robustness check for Model 2 (GSDP growth), since Table 23 covers only Model 1. Dropping Jharkhand collapses the fiscal-deficit coefficient from -2.172 (p = 0.031) to -0.424 (p = 0.459), the same fragility pattern documented for Model 1; dropping the COVID year has a similar, if smaller, effect. The debt coefficient is more stable, remaining significant at the 5 per cent level in three of the four perturbations. Within this specification the deficit is therefore the least stable of the fiscal terms, which is why Section 6.7 declines to claim a deficit-growth effect. The debt and own tax revenue coefficients that look steadier here do not survive the change of time control reported immediately below, so nothing in this table should be read as support for a growth finding either.</w:t>
       </w:r>
     </w:p>
     <w:p>
@@ -38796,7 +38796,7 @@
         <w:jc w:val="both"/>
       </w:pPr>
       <w:r>
-        <w:t>Foreign Direct Investment in India is more likely where a state holds its debt down relative to its own economy, but that relationship holds only between states, not within a single state from one year to the next. Gujarat and Maharashtra, which have kept debt low relative to GSDP throughout the panel, receive substantially more FDI than states that have not. Five methods agree on it, drawn from three families that share no distributional assumptions with one another: a parametric panel regression, a rank correlation, and regularised linear and tree-based machine-learning estimators. Within those families LASSO and Elastic Net are close relatives rather than separate tests, and we count them as one verdict. States carrying less debt attract more investment.</w:t>
+        <w:t>Foreign Direct Investment in India is more likely where a state holds its debt down relative to its own economy, but that relationship holds only between states, not within a single state from one year to the next. Gujarat and Maharashtra, which have kept debt low relative to GSDP throughout the panel, receive substantially more FDI than states that have not. Five methods agree on it, drawn from three families that share no distributional assumptions with one another: a parametric panel regression, a rank correlation, and regularised linear and tree-based machine-learning estimators. Two qualifications travel with that count. LASSO and Elastic Net are close relatives rather than separate tests, and we treat them as one verdict; and the rank correlation reaches significance only with Uttar Pradesh excluded, so the weight rests on the four that carry no such condition. States carrying less debt attract more investment.</w:t>
       </w:r>
     </w:p>
     <w:p>
@@ -38820,54 +38820,23 @@
         <w:jc w:val="both"/>
       </w:pPr>
       <w:r>
-        <w:lastRenderedPageBreak/>
-        <w:t>A state needs to understand what its own accounts are saying.</w:t>
+        <w:t>A state needs to understand what its own accounts are saying. For groups like the Finance Commission, NITI Aayog and investment-promotion bodies there is a lesson. Rankings of states by discipline are only useful if they can be connected to real outcomes, like investment and growth. Otherwise these rankings are numbers. It would be better to report these rankings alongside outcomes like how much investment a state receives or how fast it grows. This would make it possible to test and improve the rankings. We did this with our ranking, which is explained in detail so anyone can understand and challenge it. We also tested our ranking, against outcomes and reported the results even when they were not what we expected. Jharkhand is a caution against reading any ranking mechanically. It sits mid-table on discipline and near the bottom on realised investment, and its trajectory does real work in the within-state estimates. Discipline appears necessary; Jharkhand demonstrates that it is not sufficient. A state government that improves its fiscal position without addressing the sector-specific and region-specific frictions an investor also weighs, whether infrastructure gaps, land and clearance processes, or the particular investment cycle of a dominant industry, should not expect FDI to follow automatically. Uttar Pradesh cuts the other way and is the harder case. Part of its weak investment record is an artefact of when DPIIT began reporting the series, but only part: scaling its three observed years to a five-year equivalent still leaves it ninth of ten, so it stands as a genuine counterexample to its own first place on the ranking. A state can lead on these four indicators and still not attract investment.</w:t>
       </w:r>
-      <w:r>
-        <w:t xml:space="preserve"> </w:t>
-      </w:r>
-      <w:r>
-        <w:t>For groups like the Finance Commission, NITI Aayog and investment-promotion bodies there is a</w:t>
-      </w:r>
-      <w:r>
-        <w:t xml:space="preserve"> </w:t>
-      </w:r>
-      <w:r>
-        <w:t>lesson.</w:t>
-      </w:r>
-      <w:r>
-        <w:t xml:space="preserve"> </w:t>
-      </w:r>
-      <w:r>
-        <w:t>Rankings of states by discipline are only useful if they can be connected to real outcomes, like investment and growth.</w:t>
-      </w:r>
-      <w:r>
-        <w:t xml:space="preserve"> </w:t>
-      </w:r>
-      <w:r>
-        <w:t>Otherwise these rankings are numbers.</w:t>
-      </w:r>
-      <w:r>
-        <w:t xml:space="preserve"> </w:t>
-      </w:r>
-      <w:r>
-        <w:t>It would be better to report these rankings alongside outcomes like how much investment a state receives or how fast it grows.</w:t>
-      </w:r>
-      <w:r>
-        <w:t xml:space="preserve"> </w:t>
-      </w:r>
-      <w:r>
-        <w:t>This would make it possible to test and improve the rankings.</w:t>
-      </w:r>
-      <w:r>
-        <w:t xml:space="preserve"> </w:t>
-      </w:r>
-      <w:r>
-        <w:t>We did this with our ranking, which is explained in detail so anyone can understand and challenge it. We also tested our ranking, against outcomes and reported the results even when they were not what we expected.</w:t>
-      </w:r>
-      <w:r>
-        <w:t xml:space="preserve"> Jharkhand is a caution against reading any ranking mechanically. It sits mid-table on discipline and near the bottom on realised investment, and its trajectory does real work in the within-state estimates. Discipline appears necessary; Jharkhand demonstrates that it is not sufficient. A state government that improves its fiscal position without addressing the sector-specific and region-specific frictions an investor also weighs, whether infrastructure gaps, land and clearance processes, or the particular investment cycle of a dominant industry, should not expect FDI to follow automatically. The reverse caution applies to Uttar Pradesh, whose apparent weakness on the investment side is an artefact of when DPIIT began reporting its series rather than a statement about the state.</w:t>
-      </w:r>
+      <w:r/>
+      <w:r/>
+      <w:r/>
+      <w:r/>
+      <w:r/>
+      <w:r/>
+      <w:r/>
+      <w:r/>
+      <w:r/>
+      <w:r/>
+      <w:r/>
+      <w:r/>
+      <w:r/>
+      <w:r/>
+      <w:r/>
     </w:p>
     <w:p>
       <w:pPr>

--- a/paper/Fiscal_Discipline_and_Investment_Outcomes.docx
+++ b/paper/Fiscal_Discipline_and_Investment_Outcomes.docx
@@ -23264,12 +23264,9 @@
     </w:p>
     <w:p>
       <w:r>
-        <w:t xml:space="preserve">The composite ranking above weights the four indicators equally, and that choice is not otherwise justified in the text. The table below checks how much the ranking, and its correlation with realised FDI, would change under two alternative weightings: a rank based on debt alone, and a composite that weights debt twice as heavily as the other three indicators. Debt is singled out because Section 6.6 independently identifies it as the dominant fiscal predictor. Reweighting toward debt does not simply reproduce the equal-weight ranking (rho = 0.68 and 0.86 against it, not 1.0), so the choice of weights is not inert; but every weighting scheme tested, including the two that favour debt most heavily, correlates with realised FDI in the same direction and more strongly than the equal-weight ranking does. Two things follow, and the second is uncomfortable for the composite. Equal weighting is the conservative choice among those tested, not one that happens to favour the paper's own conclusion. But on the paper's own criterion, that a ranking should be judged against an outcome, a single indicator beats the composite: debt alone correlates with realised FDI at rho = -0.917 (p = 0.0005) against -0.728 (p = 0.026) for the four-indicator average. The honest reading is not that the weights are </w:t>
+        <w:t>The composite ranking above weights the four indicators equally, and that choice is not otherwise justified in the text. The table below checks how much the ranking, and its correlation with realised FDI, would change under two alternative weightings: a rank based on debt alone, and a composite that weights debt twice as heavily as the other three indicators. Debt is singled out because Section 6.6 independently identifies it as the dominant fiscal predictor. Reweighting toward debt does not simply reproduce the equal-weight ranking (rho = 0.68 and 0.86 against it, not 1.0), so the choice of weights is not inert; but every weighting scheme tested, including the two that favour debt most heavily, correlates with realised FDI in the same direction and more strongly than the equal-weight ranking does. Two things follow, and the second is uncomfortable for the composite. Equal weighting is the conservative choice among those tested, not one that happens to favour the paper's own conclusion. But on the paper's own criterion, that a ranking should be judged against an outcome, a single indicator beats the composite: debt alone correlates with realised FDI at rho = -0.917 (p = 0.0005) against -0.728 (p = 0.026) for the four-indicator average. The honest reading is not that the weights are defensible but that the composite is not earning its complexity, and that a reader who wants one verifiable number should use debt. The point is sharpened by which indicators carry Uttar Pradesh to first place: capital expenditure, where it ranks first, and own tax revenue, where it ranks second, are precisely the two indicators this paper later finds wrong-signed and indistinguishable from zero respectively. Unlike the NITI Aayog index criticised in Section 2, this ranking is at least checked against an outcome rather than asserted on its own terms — and that check is what reveals the composite to be the weaker instrument.</w:t>
       </w:r>
-      <w:r>
-        <w:lastRenderedPageBreak/>
-        <w:t>defensible but that the composite is not earning its complexity, and that a reader who wants one verifiable number should use debt. The point is sharpened by which indicators carry Uttar Pradesh to first place: capital expenditure, where it ranks first, and own tax revenue, where it ranks second, are precisely the two indicators this paper later finds wrong-signed and indistinguishable from zero respectively, and unlike the NITI Aayog index this paper criticises in Section 2, the ranking here is checked against an outcome rather than asserted on its own terms.</w:t>
-      </w:r>
+      <w:r/>
     </w:p>
     <w:p>
       <w:r>
@@ -23663,7 +23660,7 @@
         <w:jc w:val="both"/>
       </w:pPr>
       <w:r>
-        <w:t>Last, the importance ranking is tested against a null. Debt ranking first on mean absolute SHAP proves little on its own, since some variable must rank first, and tree ensembles favour high-variance continuous regressors even when the outcome is noise. We permute the outcome 500 times, refit the forest and recompute SHAP on each permutation, recording two things: how often debt ranks first, and how often the gap between first and second place matches the gap in the real data. The gap statistic is the one that carries weight. The rank is reported beside it because the two diverge sharply, and the divergence is worth seeing.</w:t>
+        <w:t>Last, the importance ranking is tested against a null. Debt ranking first on mean absolute SHAP proves little on its own, since some variable must rank first, and tree ensembles favour high-variance continuous regressors even when the outcome is noise. We permute the outcome 500 times, refit the forest and recompute SHAP on each permutation, recording two things: how often debt ranks first, and how often the gap between first and second place matches the gap in the real data. The permutation moves whole states rather than individual rows. Shuffling rows would break the between-state persistence the real data carry and make the observed margin easier to beat than it should be, which is the same reason the cross-validation folds are blocked by state; Section 6.6 reports both nulls so the difference is visible. The gap statistic is the one that carries weight. The rank is reported beside it because the two diverge sharply, and the divergence is worth seeing.</w:t>
       </w:r>
     </w:p>
     <w:p>
@@ -23917,7 +23914,7 @@
         <w:jc w:val="both"/>
       </w:pPr>
       <w:r>
-        <w:t>Third, the debt coefficient is estimated under every defensible combination of modelling choices instead of being defended in one: fixed effects or pooled, the pandemic year kept or dropped, Census controls in or out, FDI in logarithms or inverse hyperbolic sine, and each of the ten states excluded in turn. That gives 132 estimates, reported as a specification curve. A result holding across all of them makes the question of which single specification is correct much less pressing. The logic mirrors the convergence argument of Section 5.2, moved to the econometric side.</w:t>
+        <w:t>Third, the debt coefficient is estimated under every defensible combination of modelling choices instead of being defended in one: fixed effects or pooled, the pandemic year kept or dropped, Census controls in or out, FDI in logarithms or inverse hyperbolic sine, and each of the ten states excluded in turn. That gives 132 estimates, reported as a specification curve. A result holding across all of them makes the question of which single specification is correct much less pressing. One dimension is deliberately absent and is handled separately, because it turned out to matter: the curve holds the time control fixed at a single COVID dummy throughout. Section 6.5 replaces that dummy with a full set of year effects and reports the consequence, which for the growth equation is severe. The logic mirrors the convergence argument of Section 5.2, moved to the econometric side.</w:t>
       </w:r>
     </w:p>
     <w:p>
@@ -26133,12 +26130,9 @@
         <w:jc w:val="both"/>
       </w:pPr>
       <w:r>
-        <w:t xml:space="preserve">Across all ten states the discipline-FDI correlation is positive but falls short of significance (rho = 0.255, p = 0.476). Uttar Pradesh is the reason. It ranks first on discipline and tenth on FDI, and the second of those ranks is an accounting artefact: two of its five years are unrecorded, not small. Drop it and the correlation is both large and significant (rho = 0.728, p = 0.026, n = 9), against a two-tailed critical value of 0.648. The income relationship behaves quite differently. Discipline against per-capita GSDP stays weak with Uttar Pradesh in (rho = 0.012) and with it out (rho = 0.393), significant in neither case. In </w:t>
+        <w:t>Across all ten states the discipline-FDI correlation is positive but falls short of significance (rho = 0.255, p = 0.476). Uttar Pradesh is the reason. It ranks first on discipline and tenth on FDI, and two of its five years are unrecorded rather than small, so its total is not comparable with the others. Drop it and the correlation is both large and significant (rho = 0.728, p = 0.026, n = 9), against a two-tailed critical value of 0.648. That exclusion needs more defence than the censoring alone provides, and Section 7.3 gives the test: scaling Uttar Pradesh's observed years to a five-year equivalent still leaves it ninth of ten and the correlation insignificant. The significant figure quoted here should therefore be read as conditional on dropping a state that is a genuine counterexample as well as a censored one. The income relationship behaves quite differently. Discipline against per-capita GSDP stays weak with Uttar Pradesh in (rho = 0.012) and with it out (rho = 0.393), significant in neither case. In this sample, then, fiscal discipline tracks investment far more closely than it tracks prosperity. A disciplined state is not necessarily a rich one, but it still draws more than its share of capital. The two figures below plot both relationships.</w:t>
       </w:r>
-      <w:r>
-        <w:lastRenderedPageBreak/>
-        <w:t>this sample, then, fiscal discipline tracks investment far more closely than it tracks prosperity. A disciplined state is not necessarily a rich one, but it still draws more than its share of capital. The two figures below plot both relationships.</w:t>
-      </w:r>
+      <w:r/>
     </w:p>
     <w:p>
       <w:pPr>
@@ -37248,7 +37242,7 @@
         <w:jc w:val="both"/>
       </w:pPr>
       <w:r>
-        <w:t>Across 88 pooled specifications the debt coefficient is negative in every one, ranging from -0.269 to -0.087 with a median of -0.198, and significant at the 5 per cent level in 89 per cent of them. Across 44 fixed-effects specifications it is positive in every one, from +0.128 to +0.417 with a median of +0.338, significant in 95 per cent. Neither sign is a specification artefact. What separates them is the dimension of variation the estimator uses, and nothing else. That is as far as the argument of Section 7.1 can be pushed: the between-state and within-state results each survive every other choice available, and they still disagree.</w:t>
+        <w:t>Across 88 pooled specifications the debt coefficient is negative in every one, ranging from -0.269 to -0.087 with a median of -0.198, and significant at the 5 per cent level in 89 per cent of them. Across 44 fixed-effects specifications it is positive in every one, from +0.128 to +0.417 with a median of +0.338, significant in 95 per cent. Neither sign is a specification artefact. What separates them is the dimension of variation the estimator uses, and nothing else. That is as far as the argument of Section 7.1 can be pushed: the between-state and within-state results each survive every other choice this curve varies, and they still disagree. The one choice it does not vary is the time control, and Section 6.5 shows that the within-state result does not survive that one.</w:t>
       </w:r>
     </w:p>
     <w:p>
@@ -38268,12 +38262,9 @@
         <w:jc w:val="both"/>
       </w:pPr>
       <w:r>
-        <w:t xml:space="preserve">The central puzzle in Section 6.3 is that debt enters Model 1 negative in the pooled cross-state specification and positive in the within-state fixed-effects specification, and that both are estimated precisely enough to take seriously: the pooled coefficient at p = 0.007 under cluster-robust inference and p = 0.057 under the wild cluster bootstrap of Section 6.7, the within-state coefficient at p = 0.031 under that same bootstrap. Both estimates are correct. They answer different questions. The pooled coefficient asks whether a state that persistently carries less debt than its peers attracts more FDI than they do. It does, and the magnitude, roughly 19 per cent more FDI per percentage point of lower debt-to-GSDP, lines up with the discipline ranking of Section 4.7. The two lowest-debt states in the panel, Gujarat and Maharashtra, rank first or second overall in almost every year; the highest-debt state, West Bengal, ranks </w:t>
+        <w:t>The central puzzle in Section 6.3 is that debt enters Model 1 negative in the pooled cross-state specification and positive in the within-state fixed-effects specification, and that both are estimated precisely enough to take seriously: the pooled coefficient at p = 0.007 under cluster-robust inference and p = 0.057 under the wild cluster bootstrap of Section 6.7, the within-state coefficient at p = 0.031 under that same bootstrap. Both estimates are correct. They answer different questions. The pooled coefficient asks whether a state that persistently carries less debt than its peers attracts more FDI than they do. It does, and the magnitude, roughly 19 per cent more FDI per percentage point of lower debt-to-GSDP, lines up with the discipline ranking of Section 4.7. The two lowest-debt states in the panel, Gujarat and Maharashtra, rank first or second overall in almost every year; the highest-debt state, West Bengal, ranks last in all five. It lines up too with the Spearman correlation of Section 6.2, which turns significant (rho = 0.728, p = 0.026) once Uttar Pradesh is set aside — an exclusion Section 7.3 examines at length, and does not find fully justified.</w:t>
       </w:r>
-      <w:r>
-        <w:lastRenderedPageBreak/>
-        <w:t>last in all five. It lines up too with the Spearman correlation of Section 6.2, which turns significant (rho = 0.728, p = 0.026) once the one state whose FDI series is an accounting artefact rather than a genuine low outcome is set aside.</w:t>
-      </w:r>
+      <w:r/>
     </w:p>
     <w:p>
       <w:pPr>
@@ -38724,12 +38715,9 @@
         <w:jc w:val="both"/>
       </w:pPr>
       <w:r>
-        <w:t xml:space="preserve">Uttar Pradesh is the mirror case, and its anomaly is one of measurement rather than performance. DPIIT's series for the state begins only in FY 2021-22, so its first two cells are missing rather than zero. On fiscal discipline it ranks first of ten on both constructions: a composite score of 3.375 on the five-year averages of Table 15, and an average yearly rank of 2.0 in Table 16, ahead of Maharashtra at 2.3. Whether that censoring distorts the results was tested directly: dropping the state leaves the regression estimates substantially unchanged (Section 6.5), but it does move the Spearman correlation of Section 6.2 from insignificant to significant (rho = 0.728, p = 0.026). That pattern is what one would expect. A regression using forty-eight state-year observations absorbs two missing cells; a rank correlation that compresses each state to a single five-year total does not, because the missing years drag Uttar Pradesh's total down </w:t>
+        <w:t>Uttar Pradesh is the mirror case, and its anomaly is partly measurement and partly performance. DPIIT's series for the state begins only in FY 2021-22, so its first two cells are missing rather than zero. On fiscal discipline it ranks first of ten on both constructions: a composite score of 3.375 on the five-year averages of Table 15, and an average yearly rank of 2.0 in Table 16, ahead of Maharashtra at 2.3. Whether that censoring distorts the results was tested directly: dropping the state leaves the regression estimates substantially unchanged (Section 6.5), but it does move the Spearman correlation of Section 6.2 from insignificant to significant (rho = 0.728, p = 0.026). That pattern is what one would expect. A regression using forty-eight state-year observations absorbs two missing cells; a rank correlation that compresses each state to a single five-year total does not, because the missing years drag Uttar Pradesh's total down and its rank with it. That reasoning justifies treating Uttar Pradesh's total as incomparable; it does not establish that the state is only an artefact, and testing it directly shows that it is not. Scaling the three observed years to a five-year equivalent gives 12,923 crore, which still leaves Uttar Pradesh ninth of ten, ahead only of West Bengal, and the rank correlation computed with that imputation is rho = 0.359 (p = 0.309). Comparing all ten states only over FY 2021-22 to FY 2023-24, the window in which Uttar Pradesh is actually observed, gives rho = 0.231 (p = 0.521). Under both censoring-consistent treatments the correlation remains insignificant. Uttar Pradesh is therefore a genuine counterexample as well as a censored series: first on the discipline ranking and near the bottom on realised investment even after the missing years are allowed for. The significant rho = 0.728 reported in Section 6.2 depends on excluding it, and Section 6.6 records what that means for the convergence argument.</w:t>
       </w:r>
-      <w:r>
-        <w:lastRenderedPageBreak/>
-        <w:t>and its rank with it. That reasoning justifies treating Uttar Pradesh's total as incomparable; it does not establish that the state is only an artefact, and testing it directly shows that it is not. Scaling the three observed years to a five-year equivalent gives 12,923 crore, which still leaves Uttar Pradesh ninth of ten, ahead only of West Bengal, and the rank correlation computed with that imputation is rho = 0.359 (p = 0.309). Comparing all ten states only over FY 2021-22 to FY 2023-24, the window in which Uttar Pradesh is actually observed, gives rho = 0.231 (p = 0.521). Under both censoring-consistent treatments the correlation remains insignificant. Uttar Pradesh is therefore a genuine counterexample as well as a censored series: first on the discipline ranking and near the bottom on realised investment even after the missing years are allowed for. The significant rho = 0.728 reported in Section 6.2 depends on excluding it, and Section 6.6 records what that means for the convergence argument.</w:t>
-      </w:r>
+      <w:r/>
     </w:p>
     <w:p>
       <w:pPr>
@@ -38760,7 +38748,7 @@
         <w:jc w:val="both"/>
       </w:pPr>
       <w:r>
-        <w:t>What the corrected analysis does show is that once attention is restricted to variation this panel can actually speak to, debt ranks first among the fiscal predictors in both the pooled and the state-demeaned specifications (Section 6.6). The pooled regression retains literacy and urbanisation as controls and the debt coefficient survives their inclusion, so the cross-state result is not merely a restatement of which states are already developed and urbanised.</w:t>
+        <w:t>What the corrected analysis does show is that once attention is restricted to variation this panel can actually speak to, debt ranks first among the fiscal predictors in both the pooled and the state-demeaned specifications (Section 6.6). That is the sense in which the cross-state result is not merely a restatement of which states are already developed and urbanised.</w:t>
       </w:r>
     </w:p>
     <w:p>

--- a/paper/Fiscal_Discipline_and_Investment_Outcomes.docx
+++ b/paper/Fiscal_Discipline_and_Investment_Outcomes.docx
@@ -182,7 +182,15 @@
         <w:jc w:val="both"/>
       </w:pPr>
       <w:r>
-        <w:t>Ten states take almost all of India's foreign direct investment. The Department for Promotion of Industry and Internal Trade began reporting state-wise FDI equity figures in October 2019, and since then those ten have absorbed close to 97 per cent of the national total (DPIIT, 2024). Maharashtra, Karnataka and Gujarat between them take about half of it in a typical year. So what separates the states that receive capital from the two dozen that receive almost none? And is any part of that difference something a state finance department can actually act on?</w:t>
+        <w:t xml:space="preserve">Ten states take almost all of India's foreign direct investment. The Department for Promotion of Industry and Internal Trade began reporting state-wise FDI equity figures in October 2019, and since then those ten have absorbed close to 97 per cent of the national total (DPIIT, 2024). Maharashtra, Karnataka and Gujarat between them take about half of it in a typical year. </w:t>
+      </w:r>
+      <w:proofErr w:type="gramStart"/>
+      <w:r>
+        <w:t>So</w:t>
+      </w:r>
+      <w:proofErr w:type="gramEnd"/>
+      <w:r>
+        <w:t xml:space="preserve"> what separates the states that receive capital from the two dozen that receive almost none? And is any part of that difference something a state finance department can actually act on?</w:t>
       </w:r>
     </w:p>
     <w:p>
@@ -248,7 +256,15 @@
         <w:jc w:val="both"/>
       </w:pPr>
       <w:r>
-        <w:t>Five bodies of work bear on the question this paper asks, and each stops one step short of it. The macroeconomic case for expecting fiscal policy to matter at all comes first, followed by the Indian evidence on state deficits and growth, the separate Indian literature on sub-national debt sustainability, the largely agglomeration-driven work on what determines FDI, and the fiscal-federalism tradition that supplies the theoretical reason a state balance sheet might be visible to mobile capital. Two smaller literatures close the review: the ranking exercises this paper sets itself against, and the applied machine-learning practice it borrows its validation design from.</w:t>
+        <w:t xml:space="preserve">Five bodies of work bear on the question this paper asks, and each </w:t>
+      </w:r>
+      <w:proofErr w:type="gramStart"/>
+      <w:r>
+        <w:t>stops</w:t>
+      </w:r>
+      <w:proofErr w:type="gramEnd"/>
+      <w:r>
+        <w:t xml:space="preserve"> one step short of it. The macroeconomic case for expecting fiscal policy to matter at all comes first, followed by the Indian evidence on state deficits and growth, the separate Indian literature on sub-national debt sustainability, the largely agglomeration-driven work on what determines FDI, and the fiscal-federalism tradition that supplies the theoretical reason a state balance sheet might be visible to mobile capital. Two smaller literatures close the review: the ranking exercises this paper sets itself against, and the applied machine-learning practice it borrows its validation design from.</w:t>
       </w:r>
     </w:p>
     <w:p>
@@ -273,7 +289,15 @@
         <w:t>which arrives later is quite consistent</w:t>
       </w:r>
       <w:r>
-        <w:t>. Trivedi and Rajmal (2011) estimate fixed-effects panels across fourteen major states and find that gross fiscal deficits reduce subsequent growth, attributing the effect to the crowding out of private investment and to the higher borrowing costs a deficit state faces. Panda and Sahay (2022) return to the question with seventeen states over 2004-05 to 2016-17. They add two-stage least squares to address the obvious reverse-causality worry, that weak growth widens deficits rather than the other way round, and the negative association survives it. Neither study extends the dependent variable beyond output. FDI is absent from both.</w:t>
+        <w:t xml:space="preserve">. Trivedi and Rajmal (2011) estimate fixed-effects panels across fourteen major states and find that gross fiscal deficits reduce subsequent growth, attributing the effect to the crowding out of private investment and to the higher borrowing costs a deficit state </w:t>
+      </w:r>
+      <w:proofErr w:type="gramStart"/>
+      <w:r>
+        <w:t>faces</w:t>
+      </w:r>
+      <w:proofErr w:type="gramEnd"/>
+      <w:r>
+        <w:t>. Panda and Sahay (2022) return to the question with seventeen states over 2004-05 to 2016-17. They add two-stage least squares to address the obvious reverse-causality worry, that weak growth widens deficits rather than the other way round, and the negative association survives it. Neither study extends the dependent variable beyond output. FDI is absent from both.</w:t>
       </w:r>
     </w:p>
     <w:p>
@@ -306,7 +330,15 @@
         </w:rPr>
       </w:pPr>
       <w:r>
-        <w:t>Misra, Gupta and Trivedi (2023) and the NIPFP (2024) between them establish that debt levels differ meaningfully across states and that the differences persist rather than converge over time, but neither asks what that debt means to an investor. The NIPFP threshold estimate and the Misra, Gupta and Trivedi sustainability analysis both assess debt against the state's own budget constraint, never against the state's ability to attract capital.</w:t>
+        <w:t xml:space="preserve">Misra, Gupta and Trivedi (2023) and the NIPFP (2024) between them establish that debt levels differ meaningfully across states and that the differences persist rather than converge over time, but neither asks what that debt means to an investor. The NIPFP threshold </w:t>
+      </w:r>
+      <w:proofErr w:type="gramStart"/>
+      <w:r>
+        <w:t>estimate</w:t>
+      </w:r>
+      <w:proofErr w:type="gramEnd"/>
+      <w:r>
+        <w:t xml:space="preserve"> and the Misra, Gupta and Trivedi sustainability analysis both assess debt against the state's own budget constraint, never against the state's ability to attract capital.</w:t>
       </w:r>
     </w:p>
     <w:p>
@@ -318,7 +350,15 @@
       </w:r>
       <w:r>
         <w:lastRenderedPageBreak/>
-        <w:t>through market size, factor costs, trade openness and institutional quality. Borensztein, De Gregorio and Lee (1998) run the causal arrow in the other direction, showing that FDI raises host-country growth conditional on sufficient absorptive capacity, which is a large part of why sub-national governments compete for it in the first place. Applied to Indian states, this literature is dominated by agglomeration. Existing industrial clusters, port and highway access, labour-market depth, and the size of a state's own consumer market do most of the explanatory work (Mahatekar, 2025). Mahatekar's own study of state-wise flows between 2019 and 2024 is descriptive rather than econometric: it documents the concentration without estimating it, and it carries no fiscal variable at all. Where fiscal instruments do appear in this literature they are usually incentives offered to the investor, such as tax holidays or subsidised land, rather than measures of the host government's own balance sheet. It is also published in JETIR, a venue without competitive peer review; it is cited here only for its descriptive concentration figures, which are consistent with the DPIIT data this paper uses directly, and not for any econometric claim.</w:t>
+        <w:t xml:space="preserve">through market size, factor costs, trade openness and institutional quality. Borensztein, De Gregorio and Lee (1998) run the causal arrow in the other direction, showing that FDI raises host-country growth conditional on sufficient absorptive capacity, which is a large part of why sub-national governments compete for it in the first place. Applied to Indian states, this literature is dominated by agglomeration. Existing industrial clusters, port and highway access, labour-market depth, and the size of a state's own consumer market do most of the explanatory work (Mahatekar, 2025). Mahatekar's own study of state-wise flows between 2019 and 2024 is descriptive rather than econometric: it documents the concentration without estimating it, and it carries no fiscal variable at all. Where fiscal instruments do appear in this </w:t>
+      </w:r>
+      <w:proofErr w:type="gramStart"/>
+      <w:r>
+        <w:t>literature</w:t>
+      </w:r>
+      <w:proofErr w:type="gramEnd"/>
+      <w:r>
+        <w:t xml:space="preserve"> they are usually incentives offered to the investor, such as tax holidays or subsidised land, rather than measures of the host government's own balance sheet. It is also published in JETIR, a venue without competitive peer review; it is cited here only for its descriptive concentration figures, which are consistent with the DPIIT data this paper uses directly, and not for any econometric claim.</w:t>
       </w:r>
     </w:p>
     <w:p>
@@ -329,7 +369,15 @@
         <w:t xml:space="preserve">The theoretical case for expecting a state's fiscal position to matter to mobile capital predates both of those literatures. Tiebout (1956) modelled households sorting across jurisdictions according to the fiscal package on offer; Oates (1972) extended the logic of assignment and inter-governmental competition to sub-national governments generally. Rao and Singh (2005) apply the framework to India, and their account of an asymmetric federation, in which states control expenditure composition and own tax effort but not currency, monetary policy or most trade regulation, is the institutional setting this paper takes as given. </w:t>
       </w:r>
       <w:r>
-        <w:t>Feld, Köhler, Palhuca and Schaltegger (2024) provide the closest empirical antecedent. Across a panel of federal economies they find that fiscally healthier governments, at both the national and the sub-national level, attract more mobile capital. Their result has not been tested inside India, and that omission matters. The Indian case removes several of the levers that operate in a cross-country sample: states here share a currency, a central bank, a national tax framework and most of the regulatory environment. If a fiscal signal still shows up in that setting, it cannot be standing in for exchange-rate risk or for monetary credibility, which narrows considerably the set of channels capable of producing it.</w:t>
+        <w:t xml:space="preserve">Feld, Köhler, Palhuca and Schaltegger (2024) provide the closest empirical antecedent. Across a panel of federal </w:t>
+      </w:r>
+      <w:proofErr w:type="gramStart"/>
+      <w:r>
+        <w:t>economies</w:t>
+      </w:r>
+      <w:proofErr w:type="gramEnd"/>
+      <w:r>
+        <w:t xml:space="preserve"> they find that fiscally healthier governments, at both the national and the sub-national level, attract more mobile capital. Their result has not been tested inside India, and that omission matters. The Indian case removes several of the levers that operate in a cross-country sample: states here share a currency, a central bank, a national tax framework and most of the regulatory environment. If a fiscal signal still shows up in that setting, it cannot be standing in for exchange-rate risk or for monetary credibility, which narrows considerably the set of channels capable of producing it.</w:t>
       </w:r>
     </w:p>
     <w:p>
@@ -515,8 +563,7 @@
         <w:jc w:val="both"/>
       </w:pPr>
       <w:r>
-        <w:lastRenderedPageBreak/>
-        <w:t>Capital expenditure is not directly reported in the FC-16 annexures and is derived from the accounting identity gross fiscal deficit = revenue deficit + capital outlay + net lending, so the derived capex series used here is gross fiscal deficit minus revenue deficit and includes net lending alongside capital outlay. The capital expenditure table in Section 4.4 reports both the derived series and, for the two most recent years, a cross-check against exact capital outlay compiled from state budget documents. That cross-check does not behave the way a pure net-lending wedge would. The gap is neither small nor consistently signed: in the FY 2022-23 actuals Telangana is 3.0 per cent derived against 1.37 exact, a discrepancy of 1.63 percentage points and larger than the 1.01-point standard deviation of the regressor itself, while Karnataka and Rajasthan come out smaller than their exact outlay rather than larger; in the FY 2023-24 column five of the ten states run the other way, Uttar Pradesh at 4.6 derived against 6.19 exact. The derived series is therefore a noisy proxy for capital outlay rather than a uniformly inflated one, which is a stronger reason for the caution in Section 7.2 than net lending alone, and it should be kept in mind wherever capital expenditure enters, including as one of the four components of the ranking in Section 4.7. One consequence of the derivation is worth flagging in advance, because it concerns the state whose exclusion moves the estimates most. Jharkhand's gross fiscal deficit for FY 2021-22 is reported as 0.0 per cent of GSDP in the FC-16 annexure, a figure rounded to one decimal place rather than an exact zero, and because derived capital expenditure is gross fiscal deficit minus revenue deficit, that year's capital expenditure of 2.5 per cent is numerically identical to the state's revenue surplus. That cell also feeds the ranking, where Jharkhand places second of ten on capital expenditure across the five years and so sits sixth overall on the composite. Both values are carried through as the source reports them, and Section 6.5 tests the sensitivity of every estimate to dropping Jharkhand entirely.</w:t>
+        <w:t>Capital expenditure is not directly reported in the FC-16 annexures and is derived from the accounting identity gross fiscal deficit = revenue deficit + capital outlay + net lending, so the derived capex series used here is gross fiscal deficit minus revenue deficit and includes net lending alongside capital outlay. The capital expenditure table in Section 4.4 reports both the derived series and, for the two most recent years, a cross-check against exact capital outlay compiled from state budget documents. That cross-check does not behave the way a pure net-lending wedge would. The gap is neither small nor consistently signed: in the FY 2022-23 actuals Telangana is 3.0 per cent derived against 1.37 exact, a discrepancy of 1.63 percentage points and larger than the 1.01-point standard deviation of the regressor itself, while Karnataka and Rajasthan come out smaller than their exact outlay rather than larger; in the FY 2023-24 column five of the ten states run the other way, Uttar Pradesh at 4.6 derived against 6.19 exact. The derived series is therefore a noisy proxy for capital outlay rather than a uniformly inflated one, which is a stronger reason for the caution in Section 7.2 than net lending alone, and it should be kept in mind wherever capital expenditure enters, including as one of the four components of the ranking in Section 4.7. One consequence of the derivation is worth flagging in advance, because it concerns the state whose exclusion moves the estimates most. Jharkhand's gross fiscal deficit for FY 2021-22 is reported as 0.0 per cent of GSDP in the FC-16 annexure, a figure rounded to one decimal place rather than an exact zero, and because derived capital expenditure is gross fiscal deficit minus revenue deficit, that year's capital expenditure of 2.5 per cent is numerically identical to the state's revenue surplus. That cell also feeds the ranking, where Jharkhand places second of ten on capital expenditure across the five years and so sits sixth overall on the composite. Both values are carried through as the source reports them, and Section 6.5 tests the sensitivity of every estimate to dropping Jharkhand entirely. One further property of the derivation matters more than the noise, and we state it here because it governs how the variable can be read anywhere it appears. The identity is not approximate: gross fiscal deficit minus revenue deficit reproduces the published capital expenditure figure exactly, to the last decimal, in all fifty cells. Derived capital expenditure is therefore not a fourth independent quantity but a linear combination of two series already in the model, and the set consisting of the fiscal deficit and derived capital expenditure spans exactly the same space as the set consisting of the fiscal deficit and the revenue deficit. Section 7.2 draws out what that means for interpreting the capital expenditure coefficient, and Section 4.7 for the composite ranking, where the same identity has a consequence that is easy to miss.</w:t>
       </w:r>
     </w:p>
     <w:p>
@@ -11898,7 +11945,23 @@
           <w:i/>
           <w:sz w:val="18"/>
         </w:rPr>
-        <w:t>Derived: GFD minus RD (FC-16 Annex 5.1 - 5.2); includes net lending. Cross-check cols = exact capital outlay from state budget docs (Forum for State Studies) columns show exact capital outlay compiled from state budget documents, for comparison against the derived series.</w:t>
+        <w:t xml:space="preserve">Derived: GFD minus RD (FC-16 Annex 5.1 - 5.2); includes net lending. Cross-check cols = exact capital outlay from state budget docs (Forum for State Studies) columns </w:t>
+      </w:r>
+      <w:proofErr w:type="gramStart"/>
+      <w:r>
+        <w:rPr>
+          <w:i/>
+          <w:sz w:val="18"/>
+        </w:rPr>
+        <w:t>show</w:t>
+      </w:r>
+      <w:proofErr w:type="gramEnd"/>
+      <w:r>
+        <w:rPr>
+          <w:i/>
+          <w:sz w:val="18"/>
+        </w:rPr>
+        <w:t xml:space="preserve"> exact capital outlay compiled from state budget documents, for comparison against the derived series.</w:t>
       </w:r>
     </w:p>
     <w:p>
@@ -16039,7 +16102,15 @@
         <w:jc w:val="both"/>
       </w:pPr>
       <w:r>
-        <w:t>The first figure below totals this table by state; the second plots it year by year on a log scale so that both large states (Maharashtra, Karnataka) and small ones (Rajasthan, West Bengal) remain legible on the same axis.</w:t>
+        <w:t xml:space="preserve">The first figure below totals this table by state; the second plots </w:t>
+      </w:r>
+      <w:proofErr w:type="gramStart"/>
+      <w:r>
+        <w:t>it</w:t>
+      </w:r>
+      <w:proofErr w:type="gramEnd"/>
+      <w:r>
+        <w:t xml:space="preserve"> year by year on a log scale so that both large states (Maharashtra, Karnataka) and small ones (Rajasthan, West Bengal) remain legible on the same axis.</w:t>
       </w:r>
     </w:p>
     <w:p>
@@ -19889,7 +19960,23 @@
                 <w:b/>
                 <w:sz w:val="16"/>
               </w:rPr>
-              <w:t>Composite_Score(avg of 4 ranks; lower=more disciplined)</w:t>
+              <w:t>Composite_</w:t>
+            </w:r>
+            <w:proofErr w:type="gramStart"/>
+            <w:r>
+              <w:rPr>
+                <w:b/>
+                <w:sz w:val="16"/>
+              </w:rPr>
+              <w:t>Score(</w:t>
+            </w:r>
+            <w:proofErr w:type="gramEnd"/>
+            <w:r>
+              <w:rPr>
+                <w:b/>
+                <w:sz w:val="16"/>
+              </w:rPr>
+              <w:t>avg of 4 ranks; lower=more disciplined)</w:t>
             </w:r>
           </w:p>
         </w:tc>
@@ -23264,9 +23351,11 @@
     </w:p>
     <w:p>
       <w:r>
-        <w:t>The composite ranking above weights the four indicators equally, and that choice is not otherwise justified in the text. The table below checks how much the ranking, and its correlation with realised FDI, would change under two alternative weightings: a rank based on debt alone, and a composite that weights debt twice as heavily as the other three indicators. Debt is singled out because Section 6.6 independently identifies it as the dominant fiscal predictor. Reweighting toward debt does not simply reproduce the equal-weight ranking (rho = 0.68 and 0.86 against it, not 1.0), so the choice of weights is not inert; but every weighting scheme tested, including the two that favour debt most heavily, correlates with realised FDI in the same direction and more strongly than the equal-weight ranking does. Two things follow, and the second is uncomfortable for the composite. Equal weighting is the conservative choice among those tested, not one that happens to favour the paper's own conclusion. But on the paper's own criterion, that a ranking should be judged against an outcome, a single indicator beats the composite: debt alone correlates with realised FDI at rho = -0.917 (p = 0.0005) against -0.728 (p = 0.026) for the four-indicator average. The honest reading is not that the weights are defensible but that the composite is not earning its complexity, and that a reader who wants one verifiable number should use debt. The point is sharpened by which indicators carry Uttar Pradesh to first place: capital expenditure, where it ranks first, and own tax revenue, where it ranks second, are precisely the two indicators this paper later finds wrong-signed and indistinguishable from zero respectively. Unlike the NITI Aayog index criticised in Section 2, this ranking is at least checked against an outcome rather than asserted on its own terms — and that check is what reveals the composite to be the weaker instrument.</w:t>
+        <w:t xml:space="preserve">The composite ranking above weights the four indicators equally, and that choice is not otherwise justified in the text. The table below checks how much the ranking, and its correlation with realised FDI, would change under two alternative weightings: a rank based on debt alone, and a composite that weights debt twice as heavily as the other three indicators. Debt is singled out because Section 6.6 independently identifies it as the dominant fiscal predictor. Reweighting toward debt does not simply reproduce the equal-weight ranking (rho = 0.68 and 0.86 against it, not 1.0), so the choice of weights is not inert; but every weighting scheme tested, including the two that favour debt most heavily, correlates with realised FDI in the same direction and more strongly than the equal-weight ranking does. Two things follow, and the second is uncomfortable for the composite. Equal weighting is the conservative choice among those tested, not one that happens to favour the paper's own conclusion. But on the paper's own criterion, that a ranking should be judged against an outcome, a single indicator beats the composite: debt alone correlates with realised FDI at rho = -0.917 (p = 0.0005) against -0.728 (p = 0.026) for the four-indicator average. The honest reading is not that the weights are </w:t>
       </w:r>
-      <w:r/>
+      <w:r>
+        <w:t>defensible but that the composite is not earning its complexity, and that a reader who wants one verifiable number should use debt. The point is sharpened by which indicators carry Uttar Pradesh to first place: capital expenditure, where it ranks first, and own tax revenue, where it ranks second, are precisely the two indicators this paper later finds wrong-signed and indistinguishable from zero respectively. Unlike the NITI Aayog index criticised in Section 2, this ranking is at least checked against an outcome rather than asserted on its own terms — and that check is what reveals the composite to be the weaker instrument. There is a second problem with the composite, and it is structural rather than a matter of weights. Because derived capital expenditure equals the fiscal deficit minus the revenue deficit (Section 4.2), the ranking scores the deficit twice with opposite signs: once ascending, where a low deficit is treated as disciplined, and once inside capital expenditure, where for any given revenue balance a high deficit raises the score. The two sub-ranks correlate at rho = 0.517 across the ten states, so a quarter of the composite is partly the negative of another quarter. Substituting the revenue deficit for derived capital expenditure removes the redundancy without changing the information the four indicators carry, and it moves the table: Maharashtra takes first place and Uttar Pradesh second, Telangana falls from third to joint fifth, and West Bengal rises above Rajasthan. The two orderings still correlate at rho = 0.930, so this is a reordering at the top rather than a different ranking, but the top is where the paper's discussion concentrates. It also explains a feature Section 7.3 returns to: Uttar Pradesh's first place rests on capital expenditure, where it ranks first of ten, and that rank is largely mechanical, since Uttar Pradesh runs the largest revenue surplus in the panel at -1.9 per cent of GSDP and a large surplus inflates derived capital expenditure by construction. Neither version of the composite predicts investment well. The published ranking correlates with five-year FDI at rho = -0.255 (p = 0.477) and the substituted version at -0.433 (p = 0.211), against -0.842 (p = 0.002) for debt alone. We retain the published construction because it is the one the rest of the paper reports and because the substitution changes no conclusion, but the redundancy is a further reason, beyond the weighting sensitivity above, to prefer the single indicator to the composite.</w:t>
+      </w:r>
     </w:p>
     <w:p>
       <w:r>
@@ -23545,7 +23634,21 @@
         <w:rPr>
           <w:i/>
         </w:rPr>
-        <w:t>Model 1:  ln(FDI)_it = a_i + b1 FD_it + b2 DEBT_it + b3 OTR_it + b4 CAPEX_it + b5 COVID_t + e_it</w:t>
+        <w:t xml:space="preserve">Model 1:  </w:t>
+      </w:r>
+      <w:proofErr w:type="gramStart"/>
+      <w:r>
+        <w:rPr>
+          <w:i/>
+        </w:rPr>
+        <w:t>ln(</w:t>
+      </w:r>
+      <w:proofErr w:type="gramEnd"/>
+      <w:r>
+        <w:rPr>
+          <w:i/>
+        </w:rPr>
+        <w:t>FDI)_it = a_i + b1 FD_it + b2 DEBT_it + b3 OTR_it + b4 CAPEX_it + b5 COVID_t + e_it</w:t>
       </w:r>
     </w:p>
     <w:p>
@@ -23564,11 +23667,19 @@
         <w:jc w:val="both"/>
       </w:pPr>
       <w:r>
-        <w:t xml:space="preserve">with i denoting the state and t the fiscal year. Each model is estimated twice. The first fit is an entity fixed-effects panel with Driscoll-Kraay standard errors, which stay valid under cross-sectional dependence and serially correlated errors in a panel of this length (Driscoll and Kraay, 1998); it identifies the within-state relationship. The second is a pooled OLS with the two Census controls added and errors clustered by state. Strictly, a pooled coefficient is a variance-weighted mixture of within-state and between-state variation rather than a between estimator, and we describe it as identifying the between-state relationship only because, for the regressors that matter here, that mixture is overwhelmingly between: Section 6.1 shows that 91.5 per cent of the variation in debt is cross-sectional. Section 7.1 reports a true between estimator on the ten state means, and a Mundlak specification that separates the two dimensions inside a single equation, so that the claim does not rest on the pooled coefficient's interpretation. Standard errors from the panel routines used here carry that software's finite-sample cluster correction, which returns intervals roughly four per cent tighter than the correction applied by default in some other packages; the distinction changes no verdict in this paper but is noted so that a replication arriving at slightly different standard errors is not read as a discrepancy. Variance inflation factors are computed for the four fiscal regressors, interpreted against the cautions in O’Brien (2007), </w:t>
+        <w:t xml:space="preserve">with i denoting the state and t the fiscal year. Each model is estimated twice. The first fit is an entity fixed-effects panel with Driscoll-Kraay standard errors, which stay valid under cross-sectional dependence and serially correlated errors in a panel of this length (Driscoll and Kraay, 1998); it identifies the within-state relationship. The second is a pooled OLS with the two Census controls added and errors clustered by state. Strictly, a pooled coefficient is a variance-weighted mixture of within-state and between-state variation rather than a between estimator, and we describe it as identifying the between-state relationship only because, for the regressors that matter here, that mixture is overwhelmingly between: Section 6.1 shows that 91.5 per cent of the variation in debt is cross-sectional. Section 7.1 reports a true between estimator on the </w:t>
+      </w:r>
+      <w:proofErr w:type="gramStart"/>
+      <w:r>
+        <w:t>ten state</w:t>
+      </w:r>
+      <w:proofErr w:type="gramEnd"/>
+      <w:r>
+        <w:t xml:space="preserve"> means, and a Mundlak specification that separates the two dimensions inside a single equation, so that the claim does not rest on the pooled coefficient's interpretation. Standard errors from the panel routines used here carry that software's finite-sample cluster correction, which returns intervals roughly four per cent tighter than the correction applied by default in some other packages; the distinction changes no verdict in this paper but is noted so that a replication arriving at slightly different standard errors is not read as a discrepancy. Variance inflation </w:t>
       </w:r>
       <w:r>
         <w:lastRenderedPageBreak/>
-        <w:t>because deficit and debt are mechanically linked: a state's debt stock is the accumulation of its past deficits. Dynamic panel estimators of the Arellano-Bond family (1991) are deliberately avoided here. At N = 10 and T = 5 the instrument count in a standard difference or system GMM setup would approach or exceed the number of cross-sectional units, a configuration Roodman (2009) identifies as unreliable. As a descriptive complement to the two regressions, Spearman's rank correlation (Spearman, 1904) is computed between the composite discipline ranking of Section 4.7 and each state's five-year FDI total and per-capita GSDP. Unlike the regression coefficients, which exploit year-by-year variation, this compresses each state to a single point; it is reported in Section 6.2.</w:t>
+        <w:t>factors are computed for the four fiscal regressors, interpreted against the cautions in O’Brien (2007), because deficit and debt are mechanically linked: a state's debt stock is the accumulation of its past deficits. Dynamic panel estimators of the Arellano-Bond family (1991) are deliberately avoided here. At N = 10 and T = 5 the instrument count in a standard difference or system GMM setup would approach or exceed the number of cross-sectional units, a configuration Roodman (2009) identifies as unreliable. As a descriptive complement to the two regressions, Spearman's rank correlation (Spearman, 1904) is computed between the composite discipline ranking of Section 4.7 and each state's five-year FDI total and per-capita GSDP. Unlike the regression coefficients, which exploit year-by-year variation, this compresses each state to a single point; it is reported in Section 6.2.</w:t>
       </w:r>
     </w:p>
     <w:p>
@@ -23616,11 +23727,11 @@
         <w:jc w:val="both"/>
       </w:pPr>
       <w:r>
-        <w:t xml:space="preserve">All three are restricted to the same five time-varying regressors the fixed-effects econometric model uses: fiscal deficit, debt, own tax revenue, capital expenditure and the COVID dummy. That restriction was not the original choice. An initial SHAP run that also carried the two time-invariant Census controls ranked urbanisation as the most important predictor by a wide margin, at mean |SHAP| = 1.30 against 0.25 for debt, the next variable down. On inspection this turned out to be a known failure mode of tree-based models rather than a real urbanisation effect. Urbanisation is fixed within a state across all five years, so the random forest could treat it as a near-unique fingerprint for which state an observation came from, re-learning the state fixed effect through the back door instead of any fiscal or structural relationship. We report it rather than quietly drop it, because it is a useful caution for anyone applying </w:t>
+        <w:t xml:space="preserve">All three are restricted to the same five time-varying regressors the fixed-effects econometric model uses: fiscal deficit, debt, own tax revenue, capital expenditure and the COVID dummy. That restriction was not the original choice. An initial SHAP run that also carried the two time-invariant Census controls ranked urbanisation as the most important predictor by a wide margin, at mean |SHAP| = 1.30 against 0.25 for debt, the next variable down. On inspection this turned out to be a known failure mode of tree-based models rather than a real urbanisation effect. Urbanisation is fixed within a state across all five years, so the random forest could treat it as a near-unique fingerprint for which state an observation came from, re-learning the state fixed effect through the back door instead of any fiscal or structural </w:t>
       </w:r>
       <w:r>
         <w:lastRenderedPageBreak/>
-        <w:t>tree-based importance measures to short panels with few entities. Part B is rerun with literacy and urbanisation excluded, and the Section 6.6 results come from that corrected specification.</w:t>
+        <w:t>relationship. We report it rather than quietly drop it, because it is a useful caution for anyone applying tree-based importance measures to short panels with few entities. Part B is rerun with literacy and urbanisation excluded, and the Section 6.6 results come from that corrected specification.</w:t>
       </w:r>
     </w:p>
     <w:p>
@@ -23698,6 +23809,7 @@
         <w:jc w:val="both"/>
       </w:pPr>
       <w:r>
+        <w:lastRenderedPageBreak/>
         <w:t>This design follows from the size of the panel. Fifty state-year observations are too few to rest a conclusion on any single specification's p-value, so agreement between two methodologically independent tracks is treated as the higher bar.</w:t>
       </w:r>
     </w:p>
@@ -23714,7 +23826,6 @@
         <w:jc w:val="both"/>
       </w:pPr>
       <w:r>
-        <w:lastRenderedPageBreak/>
         <w:t>The process begins with data assembly and the fiscal discipline ranking, then splits into two branches. The classical branch estimates fixed-effects and pooled OLS specifications and subjects them to a battery of robustness checks. The machine-learning branch applies LASSO, Elastic Net and a shallow random forest with SHAP importance, together with its own diagnostic check for the leakage problem described in Section 5.2.</w:t>
       </w:r>
     </w:p>
@@ -24932,11 +25043,8 @@
     <w:p/>
     <w:p>
       <w:r>
-        <w:t xml:space="preserve">One feature of the table anticipates a result developed later. Debt-to-GSDP ranges from 17.6 to 42.5 per cent, a spread of almost twenty-five percentage points across ten states that is not randomly distributed: West Bengal and Rajasthan carry the highest debt ratio in every year of the panel, and Gujarat and Maharashtra the lowest. That ordering recurs through the results that follow. That </w:t>
-      </w:r>
-      <w:r>
         <w:lastRenderedPageBreak/>
-        <w:t>persistence is worth quantifying, because it governs how the two specifications of Section 5.1 behave. Decomposing each regressor's sum of squares into a between-state and a within-state component, debt is overwhelmingly a cross-sectional quantity: 91.5 per cent of its variation lies between states and 8.5 per cent within them, and the ranking of states by debt is close to fixed across the panel, with a mean pairwise rank correlation of 0.91 between any two years. Own tax revenue (81.9 per cent between) and capital expenditure (80.3 per cent) behave similarly; the fiscal deficit, at 55.1 per cent, is the most genuinely year-to-year of the four. GSDP growth runs the other way entirely, with 98.3 per cent of its variation within states and 1.7 per cent between them. Two consequences follow and both recur below: the within-state debt coefficient of Model 1 is identified off very little variation and should be expected to be fragile, and the pooled specification of Model 2 has almost no cross-state variation in the dependent variable to explain, which is the reason no fiscal variable reaches significance there rather than anything substantive about growth.</w:t>
+        <w:t>One feature of the table anticipates a result developed later. Debt-to-GSDP ranges from 17.6 to 42.5 per cent, a spread of almost twenty-five percentage points across ten states that is not randomly distributed: West Bengal and Rajasthan carry the highest debt ratio in every year of the panel, and Gujarat and Maharashtra the lowest. That ordering recurs through the results that follow. That persistence is worth quantifying, because it governs how the two specifications of Section 5.1 behave. Decomposing each regressor's sum of squares into a between-state and a within-state component, debt is overwhelmingly a cross-sectional quantity: 91.5 per cent of its variation lies between states and 8.5 per cent within them, and the ranking of states by debt is close to fixed across the panel, with a mean pairwise rank correlation of 0.91 between any two years. Own tax revenue (81.9 per cent between) and capital expenditure (80.3 per cent) behave similarly; the fiscal deficit, at 55.1 per cent, is the most genuinely year-to-year of the four. GSDP growth runs the other way entirely, with 98.3 per cent of its variation within states and 1.7 per cent between them. Two consequences follow and both recur below: the within-state debt coefficient of Model 1 is identified off very little variation and should be expected to be fragile, and the pooled specification of Model 2 has almost no cross-state variation in the dependent variable to explain, which is the reason no fiscal variable reaches significance there rather than anything substantive about growth.</w:t>
       </w:r>
     </w:p>
     <w:p>
@@ -26130,9 +26238,12 @@
         <w:jc w:val="both"/>
       </w:pPr>
       <w:r>
-        <w:t>Across all ten states the discipline-FDI correlation is positive but falls short of significance (rho = 0.255, p = 0.476). Uttar Pradesh is the reason. It ranks first on discipline and tenth on FDI, and two of its five years are unrecorded rather than small, so its total is not comparable with the others. Drop it and the correlation is both large and significant (rho = 0.728, p = 0.026, n = 9), against a two-tailed critical value of 0.648. That exclusion needs more defence than the censoring alone provides, and Section 7.3 gives the test: scaling Uttar Pradesh's observed years to a five-year equivalent still leaves it ninth of ten and the correlation insignificant. The significant figure quoted here should therefore be read as conditional on dropping a state that is a genuine counterexample as well as a censored one. The income relationship behaves quite differently. Discipline against per-capita GSDP stays weak with Uttar Pradesh in (rho = 0.012) and with it out (rho = 0.393), significant in neither case. In this sample, then, fiscal discipline tracks investment far more closely than it tracks prosperity. A disciplined state is not necessarily a rich one, but it still draws more than its share of capital. The two figures below plot both relationships.</w:t>
+        <w:t xml:space="preserve">Across all ten states the discipline-FDI correlation is positive but falls short of significance (rho = 0.255, p = 0.476). Uttar Pradesh is the reason. It ranks first on discipline and tenth on FDI, and two of its five </w:t>
       </w:r>
-      <w:r/>
+      <w:r>
+        <w:lastRenderedPageBreak/>
+        <w:t>years are unrecorded rather than small, so its total is not comparable with the others. Drop it and the correlation is both large and significant (rho = 0.728, p = 0.026, n = 9), against a two-tailed critical value of 0.648. That exclusion needs more defence than the censoring alone provides, and Section 7.3 gives the test: scaling Uttar Pradesh's observed years to a five-year equivalent still leaves it ninth of ten and the correlation insignificant. The significant figure quoted here should therefore be read as conditional on dropping a state that is a genuine counterexample as well as a censored one. The income relationship behaves quite differently. Discipline against per-capita GSDP stays weak with Uttar Pradesh in (rho = 0.012) and with it out (rho = 0.393), significant in neither case. In this sample, then, fiscal discipline tracks investment far more closely than it tracks prosperity. A disciplined state is not necessarily a rich one, but it still draws more than its share of capital. The two figures below plot both relationships.</w:t>
+      </w:r>
     </w:p>
     <w:p>
       <w:pPr>
@@ -26264,7 +26375,23 @@
         <w:jc w:val="both"/>
       </w:pPr>
       <w:r>
-        <w:t>The fixed-effects specification (n = 48, within R² = 0.429, F(5,33) = 4.96, p = 0.0017) explains within-state variation in log FDI. Fiscal deficit (coefficient 0.566, p &lt; 0.001), debt (0.353, p &lt; 0.001) and the COVID dummy (-1.406, p &lt; 0.001) are all significant under Driscoll-Kraay; own tax revenue and capital expenditure are not. Two of those three survive stricter inference and one does not. Table 34 puts the within-state deficit coefficient at p = 0.264 under cluster-robust errors and p = 0.836 under the wild cluster bootstrap, so no deficit-FDI claim is made anywhere in this paper, and the Driscoll-Kraay p-value quoted here should be read against that. A poolability F-test strongly rejects the null of no entity effects (F(9,33) = 6.74, p &lt; 0.001), confirming that state fixed effects are doing real work in this model and that pooling would be misspecified here.</w:t>
+        <w:t xml:space="preserve">The fixed-effects specification (n = 48, within R² = 0.429, </w:t>
+      </w:r>
+      <w:proofErr w:type="gramStart"/>
+      <w:r>
+        <w:t>F(</w:t>
+      </w:r>
+      <w:proofErr w:type="gramEnd"/>
+      <w:r>
+        <w:t>5,33) = 4.96, p = 0.0017) explains within-state variation in log FDI. Fiscal deficit (coefficient 0.566, p &lt; 0.001), debt (0.353, p &lt; 0.001) and the COVID dummy (-1.406, p &lt; 0.001) are all significant under Driscoll-Kraay; own tax revenue and capital expenditure are not. Two of those three survive stricter inference and one does not. Table 34 puts the within-state deficit coefficient at p = 0.264 under cluster-robust errors and p = 0.836 under the wild cluster bootstrap, so no deficit-FDI claim is made anywhere in this paper, and the Driscoll-Kraay p-value quoted here should be read against that. A poolability F-test strongly rejects the null of no entity effects (</w:t>
+      </w:r>
+      <w:proofErr w:type="gramStart"/>
+      <w:r>
+        <w:t>F(</w:t>
+      </w:r>
+      <w:proofErr w:type="gramEnd"/>
+      <w:r>
+        <w:t>9,33) = 6.74, p &lt; 0.001), confirming that state fixed effects are doing real work in this model and that pooling would be misspecified here.</w:t>
       </w:r>
     </w:p>
     <w:p>
@@ -26272,12 +26399,29 @@
         <w:jc w:val="both"/>
       </w:pPr>
       <w:r>
-        <w:t xml:space="preserve">The pooled specification with Census controls (n = 48, R² = 0.643, F(7,40) = 10.29, p &lt; 0.001) tells a different, and for the paper's central claim more important, story. Its between R² of 0.874, the fit the same coefficients deliver against the ten state means, is reported alongside because it is the dimension the specification is meant to speak to. Debt is negative and precisely estimated (coefficient -0.176, standard error 0.062, t = -2.84, p = 0.0071 under cluster-robust inference): a one-percentage-point-lower debt-to-GSDP ratio is associated with roughly 19 per cent higher FDI, since exp(0.176) - 1 = 0.192, holding the other regressors and the Census controls fixed. Literacy (0.101) and capital expenditure (-0.366) also clear conventional significance under those same standard errors, at p = 0.035 and p = 0.008 </w:t>
+        <w:t>The pooled specification with Census controls (n = 48, R² = 0.643, F(7,40) = 10.29, p &lt; 0.001) tells a different, and for the paper's central claim more important, story. Its between R² of 0.874, the fit the same coefficients deliver against the ten state means, is reported alongside because it is the dimension the specification is meant to speak to, though it should be read with the parameter count in view: fitted directly on the ten state means the same regressors return an R² of 0.899 but an adjusted R² of 0.697 on three residual degrees of freedom, so the unadjusted figure is not evidence of fit so much as a reminder that ten points cannot discipline seven coefficients. Debt is negative and precisely estimated (coefficient -0.176, standard error 0.062, t = -2.84, p = 0.0071 under cluster-robust inference): a one-percentage-point-lower debt-to-GSDP ratio is associated with roughly 19 per cent higher FDI, since exp(0.176) - 1 = 0.192, holding the other regressors and the Census controls fixed. Literacy (0.101) and capital expenditure (-0.366) also clear conventional significance under those same standard errors, at p = 0.035 and p = 0.008 respectively, while fiscal deficit, own tax revenue, the COVID dummy and urbanisation do not. Ten clusters is too few for the cluster-robust t-distribution to be reliable, however, so all of these p-values are re-computed by wild cluster bootstrap in Section 6.7. Debt is the only regressor that approaches conventional significance under that stricter standard (p = 0.057, significant at the 10 per cent level); literacy (p = 0.235) and capital expenditure (p = 0.095) do not survive it, and neither is relied upon in what follows.</w:t>
       </w:r>
-      <w:r>
-        <w:lastRenderedPageBreak/>
-        <w:t>respectively, while fiscal deficit, own tax revenue, the COVID dummy and urbanisation do not. Ten clusters is too few for the cluster-robust t-distribution to be reliable, however, so all of these p-values are re-computed by wild cluster bootstrap in Section 6.7. Debt is the only regressor that approaches conventional significance under that stricter standard (p = 0.057, significant at the 10 per cent level); literacy (p = 0.235) and capital expenditure (p = 0.095) do not survive it, and neither is relied upon in what follows.</w:t>
-      </w:r>
+      <w:proofErr w:type="gramStart"/>
+      <w:r/>
+      <w:proofErr w:type="gramEnd"/>
+      <w:r/>
+      <w:proofErr w:type="gramStart"/>
+      <w:r/>
+      <w:proofErr w:type="gramEnd"/>
+      <w:r/>
+      <w:proofErr w:type="gramStart"/>
+      <w:r/>
+      <w:proofErr w:type="gramEnd"/>
+      <w:r/>
+      <w:proofErr w:type="gramStart"/>
+      <w:r/>
+      <w:proofErr w:type="gramEnd"/>
+      <w:r/>
+      <w:r/>
+      <w:proofErr w:type="gramStart"/>
+      <w:r/>
+      <w:proofErr w:type="gramEnd"/>
+      <w:r/>
     </w:p>
     <w:p>
       <w:pPr>
@@ -26293,7 +26437,21 @@
         <w:rPr>
           <w:b/>
         </w:rPr>
-        <w:t>Table 19. Model 1, log(FDI), fixed effects and pooled OLS. Each fiscal ratio is reported with its coefficient, standard error, t-statistic and p-value under each of the two specifications described in Section 5.1.</w:t>
+        <w:t xml:space="preserve">Table 19. Model 1, </w:t>
+      </w:r>
+      <w:proofErr w:type="gramStart"/>
+      <w:r>
+        <w:rPr>
+          <w:b/>
+        </w:rPr>
+        <w:t>log(</w:t>
+      </w:r>
+      <w:proofErr w:type="gramEnd"/>
+      <w:r>
+        <w:rPr>
+          <w:b/>
+        </w:rPr>
+        <w:t>FDI), fixed effects and pooled OLS. Each fiscal ratio is reported with its coefficient, standard error, t-statistic and p-value under each of the two specifications described in Section 5.1.</w:t>
       </w:r>
     </w:p>
     <w:tbl>
@@ -27765,11 +27923,27 @@
         <w:jc w:val="both"/>
       </w:pPr>
       <w:r>
-        <w:t xml:space="preserve">For growth, the fixed-effects specification (n = 50, within R² = 0.689, F(5,35) = 15.53, p &lt; 0.001) is dominated by the COVID dummy, which is large, negative and robust to every method of inference (-13.783; p = 0.003 under the wild cluster bootstrap), consistent with the roughly 14-percentage-point growth collapse the panel records in FY 2020-21. Among the fiscal variables the picture depends on how the standard errors are computed, and Section 6.7 sets the comparison out in full. Within this specification debt is positive and significant under every method (+1.097; cluster-robust p = 0.001, bootstrap p = 0.020), and own tax revenue under the two methods appropriate at ten clusters (+4.083; cluster-robust p = 0.045, bootstrap p = 0.028) though not under Driscoll-Kraay (p = 0.101). Both results depend on the COVID dummy being an adequate control for common time variation, and Table 23b shows that it is not: under full year fixed effects the own tax revenue coefficient disappears and the debt coefficient reverses sign. Neither is claimed as a finding of this paper, and the discussion in Sections 6.7 and 8 proceeds on that basis. The fiscal deficit coefficient is negative and sizeable (-2.172) and significant under Driscoll-Kraay (p = 0.031), but it does not survive either cluster-robust inference (p = 0.310) or the bootstrap (p = 0.448). Unlike Model 1, the poolability test for the growth equation does </w:t>
+        <w:t xml:space="preserve">For growth, the fixed-effects specification (n = 50, within R² = 0.689, </w:t>
+      </w:r>
+      <w:proofErr w:type="gramStart"/>
+      <w:r>
+        <w:t>F(</w:t>
+      </w:r>
+      <w:proofErr w:type="gramEnd"/>
+      <w:r>
+        <w:t xml:space="preserve">5,35) = 15.53, p &lt; 0.001) is dominated by the COVID dummy, which is large, negative and robust to every method of inference (-13.783; p = 0.003 under the wild cluster bootstrap), consistent with the roughly 14-percentage-point growth collapse the panel records in FY 2020-21. Among the fiscal variables the picture depends on how the standard errors are computed, and Section 6.7 sets the comparison out in full. Within this specification debt is positive and significant under every method (+1.097; cluster-robust p = 0.001, bootstrap p = 0.020), and own tax revenue under the two methods appropriate at ten clusters (+4.083; cluster-robust p = 0.045, bootstrap p = 0.028) though not under Driscoll-Kraay (p = 0.101). Both results depend on the COVID dummy being an adequate control for common time variation, and Table 23b shows that it is not: under full year fixed effects the own tax revenue coefficient disappears and the debt coefficient reverses sign. Neither is claimed as a finding of this paper, and the discussion in Sections 6.7 and 8 proceeds on that basis. The fiscal deficit coefficient is negative and sizeable (-2.172) and significant under Driscoll-Kraay (p = 0.031), but it does not survive either cluster-robust inference (p = 0.310) or the bootstrap (p = 0.448). Unlike Model 1, the poolability test for the growth equation does </w:t>
       </w:r>
       <w:r>
         <w:lastRenderedPageBreak/>
-        <w:t>not reject pooling (F(9,35) = 0.82, p = 0.603), meaning the state fixed effects contribute comparatively little explanatory power once the fiscal variables and the COVID dummy are already in the equation.</w:t>
+        <w:t>not reject pooling (</w:t>
+      </w:r>
+      <w:proofErr w:type="gramStart"/>
+      <w:r>
+        <w:t>F(</w:t>
+      </w:r>
+      <w:proofErr w:type="gramEnd"/>
+      <w:r>
+        <w:t>9,35) = 0.82, p = 0.603), meaning the state fixed effects contribute comparatively little explanatory power once the fiscal variables and the COVID dummy are already in the equation.</w:t>
       </w:r>
     </w:p>
     <w:p>
@@ -29170,7 +29344,15 @@
         <w:jc w:val="both"/>
       </w:pPr>
       <w:r>
-        <w:t>The pooled growth specification (n = 50, R² = 0.641, F(7,42) = 10.70, p &lt; 0.001) is dominated by the COVID dummy (-12.662, p &lt; 0.001); none of the four fiscal variables reach significance in this cross-state form, own tax revenue coming closest (1.627, p = 0.071). That null is what Section 6.1's variance decomposition predicts rather than a substantive result, since under two per cent of the variation in GSDP growth is between states at all, leaving the cross-state specification almost nothing to explain. H2 therefore had to rest on the within-state estimates, and Table 23b shows those do not survive a full set of year effects. We report H2 as unsupported by this panel: over a five-year window containing the pandemic, with ten states, the growth equation cannot separate a fiscal effect from the common time path every state shares.</w:t>
+        <w:t xml:space="preserve">The pooled growth specification (n = 50, R² = 0.641, </w:t>
+      </w:r>
+      <w:proofErr w:type="gramStart"/>
+      <w:r>
+        <w:t>F(</w:t>
+      </w:r>
+      <w:proofErr w:type="gramEnd"/>
+      <w:r>
+        <w:t>7,42) = 10.70, p &lt; 0.001) is dominated by the COVID dummy (-12.662, p &lt; 0.001); none of the four fiscal variables reach significance in this cross-state form, own tax revenue coming closest (1.627, p = 0.071). That null is what Section 6.1's variance decomposition predicts rather than a substantive result, since under two per cent of the variation in GSDP growth is between states at all, leaving the cross-state specification almost nothing to explain. H2 therefore had to rest on the within-state estimates, and Table 23b shows those do not survive a full set of year effects. We report H2 as unsupported by this panel: over a five-year window containing the pandemic, with ten states, the growth equation cannot separate a fiscal effect from the common time path every state shares.</w:t>
       </w:r>
     </w:p>
     <w:p>
@@ -31841,11 +32023,19 @@
     </w:tbl>
     <w:p>
       <w:r>
-        <w:t xml:space="preserve">Both models so far absorb time with a single dummy for FY 2020-21. That is a strong restriction, and the panel gives us a way to test it. A dummy removes the level of the pandemic year and nothing else, whereas the ten states share a whole time path: growth averages 7.2 per cent in FY 2019-20, -0.9 in FY 2020-21, then 19.5, 14.5 and 11.7 in the three years after, while average debt peaks at 31.7 per cent of GSDP in the pandemic year and settles around 28 thereafter, above its pre-pandemic 27.3. The FY 2021-22 rebound is therefore left in the error term by a COVID dummy, in a year when debt is still elevated. Replacing the dummy with a full set of year fixed effects absorbs the entire common path </w:t>
+        <w:t xml:space="preserve">Both models so far absorb time with a single dummy for FY 2020-21. That is a strong restriction, and the panel gives us a way to test it. A dummy removes the level of the pandemic year and nothing else, whereas the ten states share a </w:t>
+      </w:r>
+      <w:proofErr w:type="gramStart"/>
+      <w:r>
+        <w:t>whole time</w:t>
+      </w:r>
+      <w:proofErr w:type="gramEnd"/>
+      <w:r>
+        <w:t xml:space="preserve"> path: growth averages 7.2 per cent in FY 2019-20, -0.9 in FY 2020-21, then 19.5, 14.5 and 11.7 in the three years after, while average debt peaks at 31.7 per cent of GSDP in the pandemic year and settles around 28 thereafter, above its pre-pandemic 27.3. The FY 2021-22 rebound is therefore left in the error term by a COVID dummy, in a year when debt is still </w:t>
       </w:r>
       <w:r>
         <w:lastRenderedPageBreak/>
-        <w:t>instead. The table below re-estimates both models that way. The COVID dummy is collinear with year effects and drops out by construction.</w:t>
+        <w:t>elevated. Replacing the dummy with a full set of year fixed effects absorbs the entire common path instead. The table below re-estimates both models that way. The COVID dummy is collinear with year effects and drops out by construction.</w:t>
       </w:r>
     </w:p>
     <w:p>
@@ -32382,6 +32572,285 @@
         </w:tc>
       </w:tr>
     </w:tbl>
+    <w:p>
+      <w:r>
+        <w:rPr>
+          <w:b w:val="0"/>
+        </w:rPr>
+        <w:t>Table 23b answers that question for the within-state estimates. The pooled specification, which carries the paper's actual claim, needs three checks of its own, and none of them was in the specification curve either. The first is the one Table 23b applies to the within dimension: replacing the COVID dummy with year effects. It strengthens the pooled coefficient rather than weakening it, which is what should happen if the identifying variation is cross-sectional, since year effects remove common time variation and leave the cross-section intact. The second and third address a gap in the specification the review of Section 2 makes obvious: the location leg of the FDI literature is operationalised through market size above all, and nothing in the pooled model measures scale. Log FDI is an unnormalised level while every regressor is a ratio to GSDP, so a large state could attract more investment simply by being large. Adding log GSDP as a market-size control, and separately re-running with FDI intensity rather than the FDI level as the dependent variable, both leave the debt coefficient where it was.</w:t>
+      </w:r>
+    </w:p>
+    <w:p>
+      <w:r>
+        <w:rPr>
+          <w:b/>
+        </w:rPr>
+        <w:t>Table 23c. Pooled debt coefficient under three specifications absent from the curve: full year effects, a market-size control, and FDI expressed as a share of GSDP. Cluster-robust and wild cluster bootstrap p-values, computed as in Table 34.</w:t>
+      </w:r>
+    </w:p>
+    <w:tbl>
+      <w:tblPr>
+        <w:tblStyle w:val="TableGrid"/>
+        <w:tblW w:type="auto" w:w="0"/>
+        <w:tblLook w:firstColumn="1" w:firstRow="1" w:lastColumn="0" w:lastRow="0" w:noHBand="0" w:noVBand="1" w:val="04A0"/>
+      </w:tblPr>
+      <w:tblGrid>
+        <w:gridCol w:w="2268"/>
+        <w:gridCol w:w="2268"/>
+        <w:gridCol w:w="2268"/>
+        <w:gridCol w:w="2268"/>
+      </w:tblGrid>
+      <w:tr>
+        <w:tc>
+          <w:tcPr>
+            <w:tcW w:type="dxa" w:w="2268"/>
+          </w:tcPr>
+          <w:p>
+            <w:r/>
+            <w:r>
+              <w:rPr>
+                <w:b/>
+              </w:rPr>
+              <w:t>Pooled specification</w:t>
+            </w:r>
+          </w:p>
+        </w:tc>
+        <w:tc>
+          <w:tcPr>
+            <w:tcW w:type="dxa" w:w="2268"/>
+          </w:tcPr>
+          <w:p>
+            <w:r/>
+            <w:r>
+              <w:rPr>
+                <w:b/>
+              </w:rPr>
+              <w:t>Debt coefficient</w:t>
+            </w:r>
+          </w:p>
+        </w:tc>
+        <w:tc>
+          <w:tcPr>
+            <w:tcW w:type="dxa" w:w="2268"/>
+          </w:tcPr>
+          <w:p>
+            <w:r/>
+            <w:r>
+              <w:rPr>
+                <w:b/>
+              </w:rPr>
+              <w:t>Cluster-robust p</w:t>
+            </w:r>
+          </w:p>
+        </w:tc>
+        <w:tc>
+          <w:tcPr>
+            <w:tcW w:type="dxa" w:w="2268"/>
+          </w:tcPr>
+          <w:p>
+            <w:r/>
+            <w:r>
+              <w:rPr>
+                <w:b/>
+              </w:rPr>
+              <w:t>Wild cluster bootstrap p</w:t>
+            </w:r>
+          </w:p>
+        </w:tc>
+      </w:tr>
+      <w:tr>
+        <w:tc>
+          <w:tcPr>
+            <w:tcW w:type="dxa" w:w="2268"/>
+          </w:tcPr>
+          <w:p>
+            <w:r/>
+            <w:r>
+              <w:t>Baseline, as published in Table 19</w:t>
+            </w:r>
+          </w:p>
+        </w:tc>
+        <w:tc>
+          <w:tcPr>
+            <w:tcW w:type="dxa" w:w="2268"/>
+          </w:tcPr>
+          <w:p>
+            <w:r/>
+            <w:r>
+              <w:t>-0.176</w:t>
+            </w:r>
+          </w:p>
+        </w:tc>
+        <w:tc>
+          <w:tcPr>
+            <w:tcW w:type="dxa" w:w="2268"/>
+          </w:tcPr>
+          <w:p>
+            <w:r/>
+            <w:r>
+              <w:t>0.007</w:t>
+            </w:r>
+          </w:p>
+        </w:tc>
+        <w:tc>
+          <w:tcPr>
+            <w:tcW w:type="dxa" w:w="2268"/>
+          </w:tcPr>
+          <w:p>
+            <w:r/>
+            <w:r>
+              <w:t>0.057</w:t>
+            </w:r>
+          </w:p>
+        </w:tc>
+      </w:tr>
+      <w:tr>
+        <w:tc>
+          <w:tcPr>
+            <w:tcW w:type="dxa" w:w="2268"/>
+          </w:tcPr>
+          <w:p>
+            <w:r/>
+            <w:r>
+              <w:t>Plus full year fixed effects</w:t>
+            </w:r>
+          </w:p>
+        </w:tc>
+        <w:tc>
+          <w:tcPr>
+            <w:tcW w:type="dxa" w:w="2268"/>
+          </w:tcPr>
+          <w:p>
+            <w:r/>
+            <w:r>
+              <w:t>-0.244</w:t>
+            </w:r>
+          </w:p>
+        </w:tc>
+        <w:tc>
+          <w:tcPr>
+            <w:tcW w:type="dxa" w:w="2268"/>
+          </w:tcPr>
+          <w:p>
+            <w:r/>
+            <w:r>
+              <w:t>0.001</w:t>
+            </w:r>
+          </w:p>
+        </w:tc>
+        <w:tc>
+          <w:tcPr>
+            <w:tcW w:type="dxa" w:w="2268"/>
+          </w:tcPr>
+          <w:p>
+            <w:r/>
+            <w:r>
+              <w:t>0.019</w:t>
+            </w:r>
+          </w:p>
+        </w:tc>
+      </w:tr>
+      <w:tr>
+        <w:tc>
+          <w:tcPr>
+            <w:tcW w:type="dxa" w:w="2268"/>
+          </w:tcPr>
+          <w:p>
+            <w:r/>
+            <w:r>
+              <w:t>Plus log GSDP as a market-size control</w:t>
+            </w:r>
+          </w:p>
+        </w:tc>
+        <w:tc>
+          <w:tcPr>
+            <w:tcW w:type="dxa" w:w="2268"/>
+          </w:tcPr>
+          <w:p>
+            <w:r/>
+            <w:r>
+              <w:t>-0.173</w:t>
+            </w:r>
+          </w:p>
+        </w:tc>
+        <w:tc>
+          <w:tcPr>
+            <w:tcW w:type="dxa" w:w="2268"/>
+          </w:tcPr>
+          <w:p>
+            <w:r/>
+            <w:r>
+              <w:t>0.003</w:t>
+            </w:r>
+          </w:p>
+        </w:tc>
+        <w:tc>
+          <w:tcPr>
+            <w:tcW w:type="dxa" w:w="2268"/>
+          </w:tcPr>
+          <w:p>
+            <w:r/>
+            <w:r>
+              <w:t>0.087</w:t>
+            </w:r>
+          </w:p>
+        </w:tc>
+      </w:tr>
+      <w:tr>
+        <w:tc>
+          <w:tcPr>
+            <w:tcW w:type="dxa" w:w="2268"/>
+          </w:tcPr>
+          <w:p>
+            <w:r/>
+            <w:r>
+              <w:t>Dependent variable = log(FDI / GSDP)</w:t>
+            </w:r>
+          </w:p>
+        </w:tc>
+        <w:tc>
+          <w:tcPr>
+            <w:tcW w:type="dxa" w:w="2268"/>
+          </w:tcPr>
+          <w:p>
+            <w:r/>
+            <w:r>
+              <w:t>-0.173</w:t>
+            </w:r>
+          </w:p>
+        </w:tc>
+        <w:tc>
+          <w:tcPr>
+            <w:tcW w:type="dxa" w:w="2268"/>
+          </w:tcPr>
+          <w:p>
+            <w:r/>
+            <w:r>
+              <w:t>0.003</w:t>
+            </w:r>
+          </w:p>
+        </w:tc>
+        <w:tc>
+          <w:tcPr>
+            <w:tcW w:type="dxa" w:w="2268"/>
+          </w:tcPr>
+          <w:p>
+            <w:r/>
+            <w:r>
+              <w:t>0.079</w:t>
+            </w:r>
+          </w:p>
+        </w:tc>
+      </w:tr>
+    </w:tbl>
+    <w:p>
+      <w:r>
+        <w:rPr>
+          <w:b w:val="0"/>
+        </w:rPr>
+        <w:t>The coefficient is stable to within four hundredths across all four, and under year effects it is the only pooled estimate in the paper that clears the bootstrap at five per cent. Two secondary results do not survive the scale control, and we record that rather than leave it to be found: literacy falls from +0.101 (p = 0.037) to +0.018 (p = 0.798), and capital expenditure from p = 0.008 to p = 0.173. Both are plausibly market-size proxies themselves, which is the more likely reading than that either has an independent effect on investment. The rank correlation tells the same story as the regression: debt against FDI expressed as a share of GSDP gives rho = -0.794 (p = 0.006) across all ten states.</w:t>
+      </w:r>
+    </w:p>
     <w:p>
       <w:r>
         <w:t>For Model 1 the consequence is a loss of precision rather than a change of story. The within-state debt coefficient barely moves, from +0.353 to +0.332, but its p-value rises to 0.098 under cluster-robust inference and 0.234 under the bootstrap. It stays positive in all ten leave-one-state-out refits and significant at 5 per cent in only one of them. Restricted to FY 2021-22 onward, once the pandemic year and its immediate rebound are outside the window, the same coefficient turns negative, at -0.452 with a bootstrap p of 0.075. That is the pattern Section 7.1 argues for, and it is the reason this paper places no weight on the positive within-state estimate.</w:t>
@@ -34854,11 +35323,19 @@
             <w:pPr>
               <w:spacing w:before="20" w:after="20"/>
             </w:pPr>
-            <w:r>
-              <w:rPr>
-                <w:sz w:val="18"/>
-              </w:rPr>
-              <w:t>P(debt ranks first | states permuted)</w:t>
+            <w:proofErr w:type="gramStart"/>
+            <w:r>
+              <w:rPr>
+                <w:sz w:val="18"/>
+              </w:rPr>
+              <w:t>P(</w:t>
+            </w:r>
+            <w:proofErr w:type="gramEnd"/>
+            <w:r>
+              <w:rPr>
+                <w:sz w:val="18"/>
+              </w:rPr>
+              <w:t>debt ranks first | states permuted)</w:t>
             </w:r>
           </w:p>
         </w:tc>
@@ -34891,11 +35368,19 @@
             <w:pPr>
               <w:spacing w:before="20" w:after="20"/>
             </w:pPr>
-            <w:r>
-              <w:rPr>
-                <w:sz w:val="18"/>
-              </w:rPr>
-              <w:t>P(gap &gt;= observed | states permuted)</w:t>
+            <w:proofErr w:type="gramStart"/>
+            <w:r>
+              <w:rPr>
+                <w:sz w:val="18"/>
+              </w:rPr>
+              <w:t>P(</w:t>
+            </w:r>
+            <w:proofErr w:type="gramEnd"/>
+            <w:r>
+              <w:rPr>
+                <w:sz w:val="18"/>
+              </w:rPr>
+              <w:t>gap &gt;= observed | states permuted)</w:t>
             </w:r>
           </w:p>
         </w:tc>
@@ -36216,12 +36701,13 @@
         <w:jc w:val="both"/>
       </w:pPr>
       <w:r>
-        <w:t xml:space="preserve">Three methodologically independent approaches converge on debt-to-GSDP as the dominant fiscal predictor of cross-state FDI: a pooled panel regression, a regularised linear selector, and a non-linear tree-based explainer. The sign is negative in all three. Debt enters the regularisation path first, survives a hundredfold variation in penalty strength, ranks first on SHAP importance in all ten leave-one-state-out refits, does so by a margin that permuted whole states reproduce under four times in a hundred, and holds its rank when the data are demeaned so that only within-state variation remains. Together with the Spearman correlation of Section 6.2, this convergence is the strongest evidence the paper offers for H1 in its cross-state form, precisely because it does not rest on any single model's distributional assumptions, nor on treating one p = 0.007 result as sufficient in a panel this short. It should be read as support for one component of H1 rather than for the hypothesis as stated. H1 predicts that all four indicators move FDI in a particular direction; on this panel only debt does. Capital expenditure carries the opposite sign to the one predicted and is discussed in Section 7.2, own tax revenue is indistinguishable from zero in every specification, and the fiscal deficit is signed as predicted in the cross-state dimension but never precisely enough to claim. The hypothesis as written is therefore rejected for three of its four indicators and supported for the fourth, which is the one the rest of the paper is about. One qualification belongs with that list rather than in a footnote. Of the five methods, the </w:t>
+        <w:t>Three methodologically independent approaches converge on debt-to-GSDP as the dominant fiscal predictor of cross-state FDI: a pooled panel regression, a regularised linear selector, and a non-linear tree-based explainer. The sign is negative in all three. Debt enters the regularisation path first, survives a hundredfold variation in penalty strength, ranks first on SHAP importance in all ten leave-one-state-out refits, does so by a margin that permuted whole states reproduce under four times in a hundred, and holds its rank when the data are demeaned so that only within-state variation remains. Together with the Spearman correlation of Section 6.2, this convergence is the strongest evidence the paper offers for H1 in its cross-state form, precisely because it does not rest on any single model's distributional assumptions, nor on treating one p = 0.007 result as sufficient in a panel this short. It should be read as support for one component of H1 rather than for the hypothesis as stated. H1 predicts that all four indicators move FDI in a particular direction; on this panel only debt does. Capital expenditure carries the opposite sign to the one predicted and is discussed in Section 7.2, own tax revenue is indistinguishable from zero in every specification, and the fiscal deficit is signed as predicted in the cross-state dimension but never precisely enough to claim. The hypothesis as written is therefore rejected for three of its four indicators and supported for the fourth, which is the one the rest of the paper is about. Two qualifications belong with that list rather than in a footnote. The first is narrower than an earlier version of this paper claimed. The Spearman correlation of Section 6.2 reaches significance only once Uttar Pradesh is excluded, but that is a property of the composite ranking, not of debt: ranked on debt alone with all ten states included, the correlation is rho = -0.842 (p = 0.002). Since the convergence is about debt, that leg is unconditional, and it is the composite rather than the evidence that fails when Uttar Pradesh is retained. The second qualification is real and cuts deeper. Convergence across method families is protection against one threat and not the other. The five methods differ in their distributional assumptions and their loss functions, so agreement among them is strong evidence that no single estimator's assumptions are manufacturing the result. They are nonetheless fitted to the same forty-eight rows, in which, as Section 6.1 reports, 91.5 per cent of the variation in debt is cross-sectional. All five are therefore reading the same ten-point cross-section through different functional forms, and a confounder in that cross-section — the registered-office effect of Section 7.4 is exactly such a candidate — would be reproduced faithfully by every one of them. The design defends against estimator risk, which it was built to do; it does not defend against omitted-variable risk, and nothing in the convergence should be read as if it did.</w:t>
       </w:r>
-      <w:r>
-        <w:lastRenderedPageBreak/>
-        <w:t>Spearman correlation of Section 6.2 reaches significance only once Uttar Pradesh is excluded, and Section 7.3 shows that the exclusion cannot be justified as removing a pure censoring artefact, since scaling the state’s observed years leaves the correlation insignificant. That leg of the convergence is therefore conditional, and the argument should be read as resting on the four that are not: the pooled regression, LASSO, Elastic Net and SHAP importance.</w:t>
-      </w:r>
+      <w:proofErr w:type="gramStart"/>
+      <w:r/>
+      <w:proofErr w:type="gramEnd"/>
+      <w:r/>
+      <w:r/>
     </w:p>
     <w:p>
       <w:pPr>
@@ -36236,7 +36722,23 @@
         <w:jc w:val="both"/>
       </w:pPr>
       <w:r>
-        <w:t>The F-test for poolability rejects pooling in the FDI model: F(9,33) = 6.741, p &lt; 0.0001. State effects are jointly significant and the fixed-effects specification is justified. In the growth model it does not: F(9,35) = 0.818, p = 0.603. We keep fixed effects there anyway, because the estimator stays consistent where random effects would be biased, and because the argument of Section 3 requires state-level controls. That is a modelling decision, not a verdict the test delivered, and we report it as one. The Hausman test returns nothing at all for the FDI model: the difference between the fixed- and random-effects covariance matrices is not positive definite, a routine outcome at ten entities. For the growth model it computes, at 6.319 on four degrees of freedom (p = 0.177), so random effects are not rejected there either. The four degrees of freedom are the four fiscal coefficients; the COVID dummy is excluded from the contrast because it varies only by year and carries no within-state information the two estimators could disagree about. One apparent tension in Table 32 is worth resolving. The Breusch-Pagan LM test reports no random-effects component (p = 0.529) while the poolability F strongly rejects the absence of entity effects on the same panel. The two are computed on different equations: the LM test is run on pooled residuals that already carry literacy and urbanisation, which absorb most of the cross-state variation an entity effect would otherwise pick up, whereas the poolability F compares fixed effects against a pooled fit without them. The tests are consistent once that is said.</w:t>
+        <w:t xml:space="preserve">The F-test for poolability rejects pooling in the FDI model: </w:t>
+      </w:r>
+      <w:proofErr w:type="gramStart"/>
+      <w:r>
+        <w:t>F(</w:t>
+      </w:r>
+      <w:proofErr w:type="gramEnd"/>
+      <w:r>
+        <w:t xml:space="preserve">9,33) = 6.741, p &lt; 0.0001. State effects are jointly significant and the fixed-effects specification is justified. In the growth model it does not: </w:t>
+      </w:r>
+      <w:proofErr w:type="gramStart"/>
+      <w:r>
+        <w:t>F(</w:t>
+      </w:r>
+      <w:proofErr w:type="gramEnd"/>
+      <w:r>
+        <w:t>9,35) = 0.818, p = 0.603. We keep fixed effects there anyway, because the estimator stays consistent where random effects would be biased, and because the argument of Section 3 requires state-level controls. That is a modelling decision, not a verdict the test delivered, and we report it as one. The Hausman test returns nothing at all for the FDI model: the difference between the fixed- and random-effects covariance matrices is not positive definite, a routine outcome at ten entities. For the growth model it computes, at 6.319 on four degrees of freedom (p = 0.177), so random effects are not rejected there either. The four degrees of freedom are the four fiscal coefficients; the COVID dummy is excluded from the contrast because it varies only by year and carries no within-state information the two estimators could disagree about. One apparent tension in Table 32 is worth resolving. The Breusch-Pagan LM test reports no random-effects component (p = 0.529) while the poolability F strongly rejects the absence of entity effects on the same panel. The two are computed on different equations: the LM test is run on pooled residuals that already carry literacy and urbanisation, which absorb most of the cross-state variation an entity effect would otherwise pick up, whereas the poolability F compares fixed effects against a pooled fit without them. The tests are consistent once that is said.</w:t>
       </w:r>
     </w:p>
     <w:p>
@@ -36244,7 +36746,15 @@
         <w:jc w:val="both"/>
       </w:pPr>
       <w:r>
-        <w:t>The three tests bearing on the covariance estimator give a more mixed picture than the use of Driscoll-Kraay implies. In the FDI model, Pesaran's CD statistic is 0.019 (p = 0.985), so cross-sectional dependence does not show up. The Wooldridge test is reported here against its correct null. First-differencing an error that is serially uncorrelated in levels induces an AR(1) coefficient of exactly -0.5 by construction, so the hypothesis under test is that the first-difference autocorrelation equals -0.5, not that it equals zero. On that basis the FDI model returns -0.051 (p = 0.061), short of rejection at the 5 per cent level but not comfortably so, while the growth model returns -0.092 (p = 0.021) and does reject: serial correlation is present in the growth equation. Cross-sectional dependence in the growth model is unambiguous as well, CD = 8.397 (p &lt; 0.0001), as it should be in a panel whose middle year is a shock common to every state. The modified Wald test rejects homoskedasticity across states in both models (p &lt; 0.0001). Driscoll-Kraay is therefore clearly warranted for the growth model, which carries dependence, serial correlation and heteroskedasticity together. For the FDI model the heteroskedasticity is real, the cross-sectional dependence the estimator exists to absorb is not, and the serial correlation is borderline, so a cluster-robust estimator remains the more natural default there, and Table 33 reports the debt coefficient under both.</w:t>
+        <w:t xml:space="preserve">The three tests bearing on the covariance estimator give a more mixed picture than the use of Driscoll-Kraay implies. In the FDI model, Pesaran's CD statistic is 0.019 (p = 0.985), so cross-sectional dependence does not show up. The Wooldridge test is reported here against its correct null. First-differencing an error that is serially uncorrelated in levels induces an </w:t>
+      </w:r>
+      <w:proofErr w:type="gramStart"/>
+      <w:r>
+        <w:t>AR(</w:t>
+      </w:r>
+      <w:proofErr w:type="gramEnd"/>
+      <w:r>
+        <w:t>1) coefficient of exactly -0.5 by construction, so the hypothesis under test is that the first-difference autocorrelation equals -0.5, not that it equals zero. On that basis the FDI model returns -0.051 (p = 0.061), short of rejection at the 5 per cent level but not comfortably so, while the growth model returns -0.092 (p = 0.021) and does reject: serial correlation is present in the growth equation. Cross-sectional dependence in the growth model is unambiguous as well, CD = 8.397 (p &lt; 0.0001), as it should be in a panel whose middle year is a shock common to every state. The modified Wald test rejects homoskedasticity across states in both models (p &lt; 0.0001). Driscoll-Kraay is therefore clearly warranted for the growth model, which carries dependence, serial correlation and heteroskedasticity together. For the FDI model the heteroskedasticity is real, the cross-sectional dependence the estimator exists to absorb is not, and the serial correlation is borderline, so a cluster-robust estimator remains the more natural default there, and Table 33 reports the debt coefficient under both.</w:t>
       </w:r>
     </w:p>
     <w:p>
@@ -36841,7 +37351,15 @@
         <w:jc w:val="both"/>
       </w:pPr>
       <w:r>
-        <w:t>That distinction matters, because Driscoll-Kraay does not behave conservatively at this panel length. Table 33 gives the within-state debt coefficient under three covariance estimators. The point estimate is identical by construction. The standard error is not: Driscoll-Kraay returns 0.042, cluster-robust 0.084, and the unadjusted estimator 0.106. A kernel estimator whose properties are asymptotic in T is being applied at T = 5, and it produces the tightest of the three intervals instead of the widest. The same numerical fragility leaves a negative robust F-statistic in the fixed-effects output. None of this changes the substantive conclusion. The coefficient stays significant under cluster-robust inference (p = 0.0002), and a bootstrap resampling whole states gives a 95 per cent interval of [+0.074, +0.522], which excludes zero. The cluster-robust column is the conservative reading of the within-state results in Section 6.3, and should be read as such.</w:t>
+        <w:t xml:space="preserve">That distinction matters, because Driscoll-Kraay does not behave conservatively at this panel length. Table 33 gives the within-state debt coefficient under three covariance estimators. The point estimate is identical by construction. The standard error is not: Driscoll-Kraay returns 0.042, cluster-robust 0.084, and the unadjusted estimator 0.106. A kernel estimator whose properties are asymptotic in T is being applied at T = 5, and it produces the tightest of the three intervals instead of the widest. The same numerical fragility leaves a negative robust F-statistic in the fixed-effects output. None of </w:t>
+      </w:r>
+      <w:proofErr w:type="gramStart"/>
+      <w:r>
+        <w:t>this changes</w:t>
+      </w:r>
+      <w:proofErr w:type="gramEnd"/>
+      <w:r>
+        <w:t xml:space="preserve"> the substantive conclusion. The coefficient stays significant under cluster-robust inference (p = 0.0002), and a bootstrap resampling whole states gives a 95 per cent interval of [+0.074, +0.522], which excludes zero. The cluster-robust column is the conservative reading of the within-state results in Section 6.3, and should be read as such.</w:t>
       </w:r>
     </w:p>
     <w:p>
@@ -38262,9 +38780,12 @@
         <w:jc w:val="both"/>
       </w:pPr>
       <w:r>
-        <w:t>The central puzzle in Section 6.3 is that debt enters Model 1 negative in the pooled cross-state specification and positive in the within-state fixed-effects specification, and that both are estimated precisely enough to take seriously: the pooled coefficient at p = 0.007 under cluster-robust inference and p = 0.057 under the wild cluster bootstrap of Section 6.7, the within-state coefficient at p = 0.031 under that same bootstrap. Both estimates are correct. They answer different questions. The pooled coefficient asks whether a state that persistently carries less debt than its peers attracts more FDI than they do. It does, and the magnitude, roughly 19 per cent more FDI per percentage point of lower debt-to-GSDP, lines up with the discipline ranking of Section 4.7. The two lowest-debt states in the panel, Gujarat and Maharashtra, rank first or second overall in almost every year; the highest-debt state, West Bengal, ranks last in all five. It lines up too with the Spearman correlation of Section 6.2, which turns significant (rho = 0.728, p = 0.026) once Uttar Pradesh is set aside — an exclusion Section 7.3 examines at length, and does not find fully justified.</w:t>
+        <w:t xml:space="preserve">The central puzzle in Section 6.3 is that debt enters Model 1 negative in the pooled cross-state specification and positive in the within-state fixed-effects specification, and that both are estimated precisely enough to take seriously: the pooled coefficient at p = 0.007 under cluster-robust inference and p = 0.057 under the wild cluster bootstrap of Section 6.7, the within-state coefficient at p = 0.031 under that same bootstrap. Both estimates are correct. They answer different questions. The pooled coefficient asks whether a state that persistently carries less debt than its peers attracts more FDI than they do. It does, and the magnitude, roughly 19 per cent more FDI per percentage point of lower debt-to-GSDP, lines up with the discipline ranking of Section 4.7. The two lowest-debt states in the panel, Gujarat and Maharashtra, rank first or second overall in almost every year; the highest-debt state, West Bengal, ranks </w:t>
       </w:r>
-      <w:r/>
+      <w:r>
+        <w:lastRenderedPageBreak/>
+        <w:t>last in all five. It lines up too with the Spearman correlation of Section 6.2, which turns significant (rho = 0.728, p = 0.026) once Uttar Pradesh is set aside — an exclusion Section 7.3 examines at length, and does not find fully justified.</w:t>
+      </w:r>
     </w:p>
     <w:p>
       <w:pPr>
@@ -38284,7 +38805,21 @@
         <w:rPr>
           <w:b/>
         </w:rPr>
-        <w:t>Table 35. Debt coefficient in a Mundlak (correlated random effects) specification of Model 1, which separates within-state from between-state variation in a single equation, and in a between estimator fitted to the ten state means. Standard errors clustered by state.</w:t>
+        <w:t xml:space="preserve">Table 35. Debt coefficient in a Mundlak (correlated random effects) specification of Model 1, which separates within-state from between-state variation in a single equation, and in a between estimator fitted to the </w:t>
+      </w:r>
+      <w:proofErr w:type="gramStart"/>
+      <w:r>
+        <w:rPr>
+          <w:b/>
+        </w:rPr>
+        <w:t>ten state</w:t>
+      </w:r>
+      <w:proofErr w:type="gramEnd"/>
+      <w:r>
+        <w:rPr>
+          <w:b/>
+        </w:rPr>
+        <w:t xml:space="preserve"> means. Standard errors clustered by state.</w:t>
       </w:r>
     </w:p>
     <w:tbl>
@@ -38633,7 +39168,7 @@
         <w:jc w:val="both"/>
       </w:pPr>
       <w:r>
-        <w:t>This is an interpretation the data support rather than a specification the data can identify. At forty-eight observations an explicit capital-expenditure-by-debt interaction term is not estimable with any useful precision, and none is reported. Separating capital outlay from net lending in the source accounts, which the Finance Accounts permit but at some cost in vintage consistency, is the change most likely to settle the question.</w:t>
+        <w:t>This is an interpretation the data support rather than a specification the data can identify. At forty-eight observations an explicit capital-expenditure-by-debt interaction term is not estimable with any useful precision, and none is reported. Separating capital outlay from net lending in the source accounts, which the Finance Accounts permit but at some cost in vintage consistency, is the change most likely to settle the question. There is also a more direct reason not to lean on this coefficient, and it does not depend on the interpretation above. Because derived capital expenditure is exactly the fiscal deficit minus the revenue deficit (Section 4.2), the specification reported here is observationally identical to one in which the revenue deficit replaces capital expenditure: same fit, same R-squared to six decimals, the same debt coefficient to four. In that equivalent form the capital expenditure coefficient of -0.366 appears as a revenue deficit coefficient of +0.366, and the finding reads: holding the fiscal deficit fixed, a one-percentage-point larger revenue deficit is associated with roughly forty-four per cent more FDI. That is a considerably less comfortable statement than the crowding-in discussion above, and the net-lending argument does not dissolve it, since noise in the proxy explains why the estimate is unreliable rather than why it points the way it does. The coefficient does not survive the wild cluster bootstrap in either parameterisation, at p = 0.095, which is the same number under both because it is the same coefficient with its sign reversed. We report the reparameterisation because it is the strongest available argument that this variable should carry no interpretive weight at all, and it is an argument from an identity rather than from a judgement about measurement.</w:t>
       </w:r>
     </w:p>
     <w:p>
@@ -38715,8 +39250,12 @@
         <w:jc w:val="both"/>
       </w:pPr>
       <w:r>
-        <w:t>Uttar Pradesh is the mirror case, and its anomaly is partly measurement and partly performance. DPIIT's series for the state begins only in FY 2021-22, so its first two cells are missing rather than zero. On fiscal discipline it ranks first of ten on both constructions: a composite score of 3.375 on the five-year averages of Table 15, and an average yearly rank of 2.0 in Table 16, ahead of Maharashtra at 2.3. Whether that censoring distorts the results was tested directly: dropping the state leaves the regression estimates substantially unchanged (Section 6.5), but it does move the Spearman correlation of Section 6.2 from insignificant to significant (rho = 0.728, p = 0.026). That pattern is what one would expect. A regression using forty-eight state-year observations absorbs two missing cells; a rank correlation that compresses each state to a single five-year total does not, because the missing years drag Uttar Pradesh's total down and its rank with it. That reasoning justifies treating Uttar Pradesh's total as incomparable; it does not establish that the state is only an artefact, and testing it directly shows that it is not. Scaling the three observed years to a five-year equivalent gives 12,923 crore, which still leaves Uttar Pradesh ninth of ten, ahead only of West Bengal, and the rank correlation computed with that imputation is rho = 0.359 (p = 0.309). Comparing all ten states only over FY 2021-22 to FY 2023-24, the window in which Uttar Pradesh is actually observed, gives rho = 0.231 (p = 0.521). Under both censoring-consistent treatments the correlation remains insignificant. Uttar Pradesh is therefore a genuine counterexample as well as a censored series: first on the discipline ranking and near the bottom on realised investment even after the missing years are allowed for. The significant rho = 0.728 reported in Section 6.2 depends on excluding it, and Section 6.6 records what that means for the convergence argument.</w:t>
+        <w:t>Uttar Pradesh is the mirror case, and its anomaly is partly measurement and partly performance. DPIIT's series for the state begins only in FY 2021-22, so its first two cells are missing rather than zero. On fiscal discipline it ranks first of ten on both constructions: a composite score of 3.375 on the five-year averages of Table 15, and an average yearly rank of 2.0 in Table 16, ahead of Maharashtra at 2.3. Whether that censoring distorts the results was tested directly: dropping the state leaves the regression estimates substantially unchanged (Section 6.5), but it does move the Spearman correlation of Section 6.2 from insignificant to significant (rho = 0.728, p = 0.026). That pattern is what one would expect. A regression using forty-eight state-year observations absorbs two missing cells; a rank correlation that compresses each state to a single five-year total does not, because the missing years drag Uttar Pradesh's total down and its rank with it. That reasoning justifies treating Uttar Pradesh's total as incomparable; it does not establish that the state is only an artefact, and testing it directly shows that it is not. Scaling the three observed years to a five-year equivalent gives 12,923 crore, which still leaves Uttar Pradesh ninth of ten, ahead only of West Bengal, and the rank correlation computed with that imputation is rho = 0.359 (p = 0.309). Comparing all ten states only over FY 2021-22 to FY 2023-24, the window in which Uttar Pradesh is actually observed, gives rho = 0.231 (p = 0.521). Under both censoring-consistent treatments the correlation remains insignificant. Uttar Pradesh is therefore a genuine counterexample as well as a censored series: first on the discipline ranking and near the bottom on realised investment even after the missing years are allowed for. The significant rho = 0.728 reported in Section 6.2 depends on excluding it. That conditionality attaches to the composite ranking and not to the variable this paper actually claims. Ranked on debt alone, with all ten states in and Uttar Pradesh included, the correlation with five-year FDI is rho = -0.842 (p = 0.002), comfortably past the 0.648 critical value; expressed as FDI intensity rather than the level it is -0.794 (p = 0.006). Uttar Pradesh does not disturb that because its debt ratio is 30.78 per cent, seventh of ten: a relatively high-debt state with low recorded investment sits on the debt relationship rather than against it. It is a counterexample to the composite, which Section 4.7 has already concluded does not earn its complexity, and not to debt.</w:t>
       </w:r>
+      <w:r/>
+      <w:proofErr w:type="gramStart"/>
+      <w:r/>
+      <w:proofErr w:type="gramEnd"/>
       <w:r/>
     </w:p>
     <w:p>
@@ -38756,12 +39295,9 @@
         <w:jc w:val="both"/>
       </w:pPr>
       <w:r>
-        <w:t xml:space="preserve">The reading we take is that the two accounts operate at different levels rather than in competition. Structural advantages — location, port access, an established industrial base, the depth of a metropolitan labour market — determine which states are candidates for large inflows at all, and the ten states in this sample are precisely those that have already cleared that bar. Fiscal position then appears to sort investment among them. That is consistent with the between-state result of Section 7.1, and it is also </w:t>
+        <w:t>The reading we take is that the two accounts operate at different levels rather than in competition. Structural advantages — location, port access, an established industrial base, the depth of a metropolitan labour market — determine which states are candidates for large inflows at all, and the ten states in this sample are precisely those that have already cleared that bar. Fiscal position then appears to sort investment among them. That is consistent with the between-state result of Section 7.1, and it is also why the finding should not be extrapolated: it describes how capital is allocated among states already in contention, not how a state enters contention in the first place. Section 8 returns to this as the study's principal limit on external validity. One further alternative explanation sits closer to this one than to the measurement notes of Section 8, and we state it here rather than there. DPIIT records equity inflows against the state in which the recipient company is registered, not the state in which the investment is deployed. That error is not classical: it concentrates in the states hosting corporate headquarters, which in this panel are Maharashtra, Karnataka and Gujarat, and those are also three of the lowest-debt states. A registered-office effect would therefore push the between-state coefficient in exactly the direction we report. One partial answer is available, and it is worth stating because it is the closest this design comes to a test: headquarters concentration is a function of market size above all, and Section 6.5 shows that adding log GSDP as a market-size control leaves the debt coefficient at -0.173, essentially where it was, while collapsing the literacy and capital expenditure coefficients that are themselves scale proxies. That does not rule the registered-office channel out, since a control for size is not a control for where a company chooses to register, but it does mean the concern cannot be carried by state size alone. It is, alongside agglomeration, the alternative account we regard as most likely to survive scrutiny of the central result.</w:t>
       </w:r>
-      <w:r>
-        <w:lastRenderedPageBreak/>
-        <w:t>why the finding should not be extrapolated: it describes how capital is allocated among states already in contention, not how a state enters contention in the first place. Section 8 returns to this as the study's principal limit on external validity. One further alternative explanation sits closer to this one than to the measurement notes of Section 8, and we state it here rather than there. DPIIT records equity inflows against the state in which the recipient company is registered, not the state in which the investment is deployed. That error is not classical: it concentrates in the states hosting corporate headquarters, which in this panel are Maharashtra, Karnataka and Gujarat, and those are also three of the lowest-debt states. A registered-office effect would therefore push the between-state coefficient in exactly the direction we report, and nothing in this design separates it from a fiscal signal. It is, alongside agglomeration, the alternative account we regard as most likely to survive scrutiny of the central result.</w:t>
-      </w:r>
+      <w:r/>
     </w:p>
     <w:p>
       <w:pPr>
@@ -38808,23 +39344,17 @@
         <w:jc w:val="both"/>
       </w:pPr>
       <w:r>
-        <w:t>A state needs to understand what its own accounts are saying. For groups like the Finance Commission, NITI Aayog and investment-promotion bodies there is a lesson. Rankings of states by discipline are only useful if they can be connected to real outcomes, like investment and growth. Otherwise these rankings are numbers. It would be better to report these rankings alongside outcomes like how much investment a state receives or how fast it grows. This would make it possible to test and improve the rankings. We did this with our ranking, which is explained in detail so anyone can understand and challenge it. We also tested our ranking, against outcomes and reported the results even when they were not what we expected. Jharkhand is a caution against reading any ranking mechanically. It sits mid-table on discipline and near the bottom on realised investment, and its trajectory does real work in the within-state estimates. Discipline appears necessary; Jharkhand demonstrates that it is not sufficient. A state government that improves its fiscal position without addressing the sector-specific and region-specific frictions an investor also weighs, whether infrastructure gaps, land and clearance processes, or the particular investment cycle of a dominant industry, should not expect FDI to follow automatically. Uttar Pradesh cuts the other way and is the harder case. Part of its weak investment record is an artefact of when DPIIT began reporting the series, but only part: scaling its three observed years to a five-year equivalent still leaves it ninth of ten, so it stands as a genuine counterexample to its own first place on the ranking. A state can lead on these four indicators and still not attract investment.</w:t>
+        <w:lastRenderedPageBreak/>
+        <w:t xml:space="preserve">A state needs to understand what its own accounts are saying. For groups like the Finance Commission, NITI Aayog and investment-promotion bodies there is a lesson. Rankings of states by discipline are only useful if they can be connected to real outcomes, like investment and growth. </w:t>
       </w:r>
-      <w:r/>
-      <w:r/>
-      <w:r/>
-      <w:r/>
-      <w:r/>
-      <w:r/>
-      <w:r/>
-      <w:r/>
-      <w:r/>
-      <w:r/>
-      <w:r/>
-      <w:r/>
-      <w:r/>
-      <w:r/>
-      <w:r/>
+      <w:proofErr w:type="gramStart"/>
+      <w:r>
+        <w:t>Otherwise</w:t>
+      </w:r>
+      <w:proofErr w:type="gramEnd"/>
+      <w:r>
+        <w:t xml:space="preserve"> these rankings are numbers. It would be better to report these rankings alongside outcomes like how much investment a state receives or how fast it grows. This would make it possible to test and improve the rankings. We did this with our ranking, which is explained in detail so anyone can understand and challenge it. We also tested our ranking, against outcomes and reported the results even when they were not what we expected. Jharkhand is a caution against reading any ranking mechanically. It sits mid-table on discipline and near the bottom on realised investment, and its trajectory does real work in the within-state estimates. Discipline appears necessary; Jharkhand demonstrates that it is not sufficient. A state government that improves its fiscal position without addressing the sector-specific and region-specific frictions an investor also weighs, whether infrastructure gaps, land and clearance processes, or the particular investment cycle of a dominant industry, should not expect FDI to follow automatically. Uttar Pradesh cuts the other way and is the harder case. Part of its weak investment record is an artefact of when DPIIT began reporting the series, but only part: scaling its three observed years to a five-year equivalent still leaves it ninth of ten, so it stands as a genuine counterexample to its own first place on the ranking. A state can lead on these four indicators and still not attract investment.</w:t>
+      </w:r>
     </w:p>
     <w:p>
       <w:pPr>
@@ -38860,11 +39390,8 @@
     </w:p>
     <w:p>
       <w:r>
-        <w:t xml:space="preserve">Fifth, the design controls for a state's fixed structural position through entity fixed effects and, in the pooled specification, literacy and urbanisation, and Table 23b adds a full set of year effects that absorb whatever the ten states experience in common in a given year. What remains uncontrolled is the shock </w:t>
-      </w:r>
-      <w:r>
         <w:lastRenderedPageBreak/>
-        <w:t>that varies by year and by state at once: an infrastructure project completed mid-panel, a shift in one state's labour-market conditions, a change in political leadership. Any such shock is left in the error term rather than modelled directly, and could in principle be correlated with both a state's fiscal choices and its FDI in a way neither state nor year effects can absorb.</w:t>
+        <w:t>Fifth, the design controls for a state's fixed structural position through entity fixed effects and, in the pooled specification, literacy and urbanisation, and Table 23b adds a full set of year effects that absorb whatever the ten states experience in common in a given year. What remains uncontrolled is the shock that varies by year and by state at once: an infrastructure project completed mid-panel, a shift in one state's labour-market conditions, a change in political leadership. Any such shock is left in the error term rather than modelled directly, and could in principle be correlated with both a state's fiscal choices and its FDI in a way neither state nor year effects can absorb.</w:t>
       </w:r>
     </w:p>
     <w:p>
@@ -38880,7 +39407,15 @@
         <w:jc w:val="both"/>
       </w:pPr>
       <w:r>
-        <w:t>Three extensions follow from those limits. A longer panel, once further post-pandemic years have been audited, would show whether the within-state debt coefficient settles at the between-state sign as FY 2020-21 loses weight in the estimation window. The present data already point that way: restricted to FY 2021-22 onward and estimated with year effects, the within-state coefficient is -0.452 with a bootstrap p of 0.075 (Section 6.5), but thirty observations is too thin a base to do more than motivate the test. Adding off-budget guarantees to the debt measure, and interacting capital expenditure with its financing source, are the two specification changes that Section 7.2 and the limitations above point to most directly. Beyond this sample, the natural test of external validity is to extend the panel below the top ten, where the variation in both fiscal position and investment is wider and the agglomeration floor is lower, and to ask whether the same convergence across methods survives outside the group of states that were always going to receive the capital.</w:t>
+        <w:t xml:space="preserve">Three extensions follow from those limits. A longer panel, once further post-pandemic years have been audited, would show whether the within-state debt coefficient settles at the between-state sign as FY 2020-21 loses weight in the estimation window. The present data already point that way: restricted to FY 2021-22 onward and estimated with year effects, the within-state coefficient is -0.452 with a bootstrap p of 0.075 (Section 6.5), but thirty observations </w:t>
+      </w:r>
+      <w:proofErr w:type="gramStart"/>
+      <w:r>
+        <w:t>is</w:t>
+      </w:r>
+      <w:proofErr w:type="gramEnd"/>
+      <w:r>
+        <w:t xml:space="preserve"> too thin a base to do more than motivate the test. Adding off-budget guarantees to the debt measure, and interacting capital expenditure with its financing source, are the two specification changes that Section 7.2 and the limitations above point to most directly. Beyond this sample, the natural test of external validity is to extend the panel below the top ten, where the variation in both fiscal position and investment is wider and the agglomeration floor is lower, and to ask whether the same convergence across methods survives outside the group of states that were always going to receive the capital.</w:t>
       </w:r>
     </w:p>
     <w:p>
@@ -38969,6 +39504,7 @@
         <w:rPr>
           <w:sz w:val="21"/>
         </w:rPr>
+        <w:lastRenderedPageBreak/>
         <w:t xml:space="preserve">Athey, S., &amp; Imbens, G. W. (2019). Machine learning methods that economists should know about. Annual Review of Economics, 11, 685-725. </w:t>
       </w:r>
       <w:hyperlink r:id="rId35" w:history="1">
@@ -39023,7 +39559,6 @@
         <w:rPr>
           <w:sz w:val="21"/>
         </w:rPr>
-        <w:lastRenderedPageBreak/>
         <w:t xml:space="preserve">Barro, R. J. (1990). Government spending in a simple model of endogenous growth. Journal of Political Economy, 98(5, Pt. 2), S103-S125. </w:t>
       </w:r>
       <w:hyperlink r:id="rId37" w:history="1">
@@ -39483,6 +40018,7 @@
         <w:rPr>
           <w:sz w:val="21"/>
         </w:rPr>
+        <w:lastRenderedPageBreak/>
         <w:t>Meinshausen, N., &amp; Bühlmann, P. (2010). Stability selection. Journal of the Royal Statistical Society: Series B (Statistical Methodology), 72(4), 417-473. https://doi.org/10.1111/j.1467-9868.2010.00740.x</w:t>
       </w:r>
     </w:p>
@@ -39522,7 +40058,6 @@
         <w:rPr>
           <w:sz w:val="21"/>
         </w:rPr>
-        <w:lastRenderedPageBreak/>
         <w:t xml:space="preserve">Misra, S., Gupta, K., &amp; Trivedi, P. (2023). Sub-national government debt sustainability in India: An empirical analysis. Macroeconomics and Finance in Emerging Market Economies, 16(1), 57-79. </w:t>
       </w:r>
       <w:hyperlink r:id="rId55" w:history="1">
@@ -40003,6 +40538,7 @@
         <w:rPr>
           <w:sz w:val="21"/>
         </w:rPr>
+        <w:lastRenderedPageBreak/>
         <w:t xml:space="preserve">Wooldridge, J. M. (2010). Econometric analysis of cross section and panel data (2nd ed.). MIT Press. </w:t>
       </w:r>
       <w:hyperlink r:id="rId73" w:history="1">

--- a/paper/Fiscal_Discipline_and_Investment_Outcomes.docx
+++ b/paper/Fiscal_Discipline_and_Investment_Outcomes.docx
@@ -222,7 +222,7 @@
         <w:jc w:val="both"/>
       </w:pPr>
       <w:r>
-        <w:t>Inputs are reported in full. Every year-wise fiscal amount and ratio, the raw FDI and GSDP series each indicator was built from, the Census control variables, and the composite-ranking procedure all appear in Section 4. A reader can rebuild every table in Sections 6 and 7 from the raw numbers, without taking any intermediate step on faith.</w:t>
+        <w:t>Inputs are reported in full. Every year-wise fiscal amount and ratio, the raw FDI and GSDP series each indicator was built from, the Census control variables, and the composite-ranking procedure all appear in Section 4. A reader can rebuild every regression in Sections 6 and 7 from the raw numbers, without taking any intermediate step on faith. One column of one table is the exception, and Section 6.2 identifies it.</w:t>
       </w:r>
     </w:p>
     <w:p>
@@ -539,7 +539,7 @@
         <w:jc w:val="both"/>
       </w:pPr>
       <w:r>
-        <w:t>Every figure and every regression variable used anywhere in this paper is reproducible from the tables in this section: the four fiscal indicators, reported first as rupee amounts and then as the percent-of-GSDP ratios actually used as regressors (Sections 4.3-4.4), raw FDI and GSDP by state and year (Section 4.5), the two Census control variables (Section 4.6), and the exact fiscal discipline ranking procedure, with a worked example (Section 4.7).</w:t>
+        <w:t>Every regression variable used anywhere in this paper is reproducible from the tables in this section, with the single exception noted in Section 6.2: the four fiscal indicators, reported first as rupee amounts and then as the percent-of-GSDP ratios actually used as regressors (Sections 4.3-4.4), raw FDI and GSDP by state and year (Section 4.5), the two Census control variables (Section 4.6), and the exact fiscal discipline ranking procedure, with a worked example (Section 4.7).</w:t>
       </w:r>
     </w:p>
     <w:p>
@@ -23667,20 +23667,13 @@
         <w:jc w:val="both"/>
       </w:pPr>
       <w:r>
-        <w:t xml:space="preserve">with i denoting the state and t the fiscal year. Each model is estimated twice. The first fit is an entity fixed-effects panel with Driscoll-Kraay standard errors, which stay valid under cross-sectional dependence and serially correlated errors in a panel of this length (Driscoll and Kraay, 1998); it identifies the within-state relationship. The second is a pooled OLS with the two Census controls added and errors clustered by state. Strictly, a pooled coefficient is a variance-weighted mixture of within-state and between-state variation rather than a between estimator, and we describe it as identifying the between-state relationship only because, for the regressors that matter here, that mixture is overwhelmingly between: Section 6.1 shows that 91.5 per cent of the variation in debt is cross-sectional. Section 7.1 reports a true between estimator on the </w:t>
+        <w:t>with i denoting the state and t the fiscal year. Each model is estimated twice. The first fit is an entity fixed-effects panel with Driscoll-Kraay standard errors, which stay valid under cross-sectional dependence and serially correlated errors in a panel of this length (Driscoll and Kraay, 1998); it identifies the within-state relationship. The second is a pooled OLS with the two Census controls added and errors clustered by state. Strictly, a pooled coefficient is a variance-weighted mixture of within-state and between-state variation rather than a between estimator, and we describe it as identifying the between-state relationship only because, for the regressors that matter here, that mixture is overwhelmingly between: Section 6.1 shows that 91.5 per cent of the variation in debt is cross-sectional. Section 7.1 reports a true between estimator on the ten state means, and a Mundlak specification that separates the two dimensions inside a single equation, so that the claim does not rest on the pooled coefficient's interpretation. Standard errors from the panel routines used here carry that software's finite-sample cluster correction, which returns intervals roughly four per cent tighter than the correction applied by default in some other packages; the distinction changes no verdict in this paper but is noted so that a replication arriving at slightly different standard errors is not read as a discrepancy. Variance inflation factors are computed for the four fiscal regressors, interpreted against the cautions in O’Brien (2007), because deficit and debt are related by construction, the debt stock being broadly the accumulation of past borrowing. The link is looser in these data than that phrasing suggests: the year-on-year change in the debt stock divided by that year's gross fiscal deficit ranges from about 0.5 to 2.5 across the panel, because off-budget movements, repayments and valuation effects all sit between the flow and the stock. That looseness is one reason the variance inflation factors come back near one rather than signalling the collinearity the identity would imply. Dynamic panel estimators of the Arellano-Bond family (1991) are deliberately avoided here. At N = 10 and T = 5 the instrument count in a standard difference or system GMM setup would approach or exceed the number of cross-sectional units, a configuration Roodman (2009) identifies as unreliable. As a descriptive complement to the two regressions, Spearman's rank correlation (Spearman, 1904) is computed between the composite discipline ranking of Section 4.7 and each state's five-year FDI total and per-capita GSDP. Unlike the regression coefficients, which exploit year-by-year variation, this compresses each state to a single point; it is reported in Section 6.2.</w:t>
       </w:r>
       <w:proofErr w:type="gramStart"/>
-      <w:r>
-        <w:t>ten state</w:t>
-      </w:r>
+      <w:r/>
       <w:proofErr w:type="gramEnd"/>
-      <w:r>
-        <w:t xml:space="preserve"> means, and a Mundlak specification that separates the two dimensions inside a single equation, so that the claim does not rest on the pooled coefficient's interpretation. Standard errors from the panel routines used here carry that software's finite-sample cluster correction, which returns intervals roughly four per cent tighter than the correction applied by default in some other packages; the distinction changes no verdict in this paper but is noted so that a replication arriving at slightly different standard errors is not read as a discrepancy. Variance inflation </w:t>
-      </w:r>
-      <w:r>
-        <w:lastRenderedPageBreak/>
-        <w:t>factors are computed for the four fiscal regressors, interpreted against the cautions in O’Brien (2007), because deficit and debt are mechanically linked: a state's debt stock is the accumulation of its past deficits. Dynamic panel estimators of the Arellano-Bond family (1991) are deliberately avoided here. At N = 10 and T = 5 the instrument count in a standard difference or system GMM setup would approach or exceed the number of cross-sectional units, a configuration Roodman (2009) identifies as unreliable. As a descriptive complement to the two regressions, Spearman's rank correlation (Spearman, 1904) is computed between the composite discipline ranking of Section 4.7 and each state's five-year FDI total and per-capita GSDP. Unlike the regression coefficients, which exploit year-by-year variation, this compresses each state to a single point; it is reported in Section 6.2.</w:t>
-      </w:r>
+      <w:r/>
+      <w:r/>
     </w:p>
     <w:p>
       <w:pPr>
@@ -25068,7 +25061,7 @@
         <w:jc w:val="both"/>
       </w:pPr>
       <w:r>
-        <w:t>Table 18 shows each state's discipline rank, carried over from Section 4.7, next to its five-year total of foreign direct investment and its per-capita gross state domestic product for FY 2023-24. The Spearman procedure itself is described in Section 5.1; the correlations are reported in the note beneath the table. The question here is more specific than the one the regressions address. It is not whether a state's investment changes when its own financial position changes. It is whether the states that rank highest on discipline over the period are the same states that receive the most investment and record the highest incomes.</w:t>
+        <w:t>Table 18 shows each state's discipline rank, carried over from Section 4.7, next to its five-year total of foreign direct investment and its per-capita gross state domestic product for FY 2023-24. The Spearman procedure itself is described in Section 5.1; the correlations are reported in the note beneath the table. The question here is more specific than the one the regressions address. It is not whether a state's investment changes when its own financial position changes. It is whether the states that rank highest on discipline over the period are the same states that receive the most investment and record the highest incomes. One column of that table is not reproducible from Section 4 and we flag it rather than let a reader discover it. Per-capita GSDP requires a population denominator, and no population series is published in this paper: the Census 2011 figures of Section 4.6 supply literacy and urbanisation only. Dividing the FY 2023-24 GSDP of Table 12 by the per-capita column recovers implied populations that run ten to twenty per cent above the 2011 enumeration, which is consistent with the projected mid-year populations that per-capita income series are normally built on rather than with the Census itself. The column is therefore an external input, and the two rank correlations against per-capita GSDP reported below inherit that dependence. Nothing else does: per-capita GSDP enters no regression, no ranking and no machine-learning stage, and both of the correlations it produces are insignificant. The population series should be published alongside the rest of the data for the per-capita figures to be checkable.</w:t>
       </w:r>
     </w:p>
     <w:p>

--- a/paper/Fiscal_Discipline_and_Investment_Outcomes.docx
+++ b/paper/Fiscal_Discipline_and_Investment_Outcomes.docx
@@ -563,7 +563,7 @@
         <w:jc w:val="both"/>
       </w:pPr>
       <w:r>
-        <w:t>Capital expenditure is not directly reported in the FC-16 annexures and is derived from the accounting identity gross fiscal deficit = revenue deficit + capital outlay + net lending, so the derived capex series used here is gross fiscal deficit minus revenue deficit and includes net lending alongside capital outlay. The capital expenditure table in Section 4.4 reports both the derived series and, for the two most recent years, a cross-check against exact capital outlay compiled from state budget documents. That cross-check does not behave the way a pure net-lending wedge would. The gap is neither small nor consistently signed: in the FY 2022-23 actuals Telangana is 3.0 per cent derived against 1.37 exact, a discrepancy of 1.63 percentage points and larger than the 1.01-point standard deviation of the regressor itself, while Karnataka and Rajasthan come out smaller than their exact outlay rather than larger; in the FY 2023-24 column five of the ten states run the other way, Uttar Pradesh at 4.6 derived against 6.19 exact. The derived series is therefore a noisy proxy for capital outlay rather than a uniformly inflated one, which is a stronger reason for the caution in Section 7.2 than net lending alone, and it should be kept in mind wherever capital expenditure enters, including as one of the four components of the ranking in Section 4.7. One consequence of the derivation is worth flagging in advance, because it concerns the state whose exclusion moves the estimates most. Jharkhand's gross fiscal deficit for FY 2021-22 is reported as 0.0 per cent of GSDP in the FC-16 annexure, a figure rounded to one decimal place rather than an exact zero, and because derived capital expenditure is gross fiscal deficit minus revenue deficit, that year's capital expenditure of 2.5 per cent is numerically identical to the state's revenue surplus. That cell also feeds the ranking, where Jharkhand places second of ten on capital expenditure across the five years and so sits sixth overall on the composite. Both values are carried through as the source reports them, and Section 6.5 tests the sensitivity of every estimate to dropping Jharkhand entirely. One further property of the derivation matters more than the noise, and we state it here because it governs how the variable can be read anywhere it appears. The identity is not approximate: gross fiscal deficit minus revenue deficit reproduces the published capital expenditure figure exactly, to the last decimal, in all fifty cells. Derived capital expenditure is therefore not a fourth independent quantity but a linear combination of two series already in the model, and the set consisting of the fiscal deficit and derived capital expenditure spans exactly the same space as the set consisting of the fiscal deficit and the revenue deficit. Section 7.2 draws out what that means for interpreting the capital expenditure coefficient, and Section 4.7 for the composite ranking, where the same identity has a consequence that is easy to miss.</w:t>
+        <w:t>Capital expenditure is not directly reported in the FC-16 annexures and is derived from the accounting identity gross fiscal deficit = revenue deficit + capital outlay + net lending, so the derived capex series used here is gross fiscal deficit minus revenue deficit and includes net lending alongside capital outlay. The capital expenditure table in Section 4.4 reports both the derived series and, for the two most recent years, a cross-check against exact capital outlay compiled from state budget documents. That cross-check does not behave the way a pure net-lending wedge would. The gap is neither small nor consistently signed: in the FY 2022-23 actuals Telangana is 3.0 per cent derived against 1.37 exact, a discrepancy of 1.63 percentage points and larger than the 1.01-point standard deviation of the regressor itself, while Karnataka and Rajasthan come out smaller than their exact outlay rather than larger; in the FY 2023-24 column five of the ten states run the other way, Uttar Pradesh at 4.6 derived against 6.19 exact. The derived series is therefore a noisy proxy for capital outlay rather than a uniformly inflated one, which is a stronger reason for the caution in Section 7.2 than net lending alone, and it should be kept in mind wherever capital expenditure enters, including as one of the four components of the ranking in Section 4.7. One consequence of the derivation is worth flagging in advance, because it concerns the state whose exclusion moves the estimates most. Jharkhand's gross fiscal deficit for FY 2021-22 is reported as 0.0 per cent of GSDP in the FC-16 annexure, a figure rounded to one decimal place rather than an exact zero, and because derived capital expenditure is gross fiscal deficit minus revenue deficit, that year's capital expenditure of 2.5 per cent is numerically identical to the state's revenue surplus. That cell also feeds the ranking, where Jharkhand places second of ten on capital expenditure across the five years and so sits sixth overall on the composite. Two further things can be said about that cell without leaving the published data. It sits oddly against the debt series: Jharkhand's outstanding liabilities rise by 2,040 crore over FY 2021-22, in a year the accounts record no net borrowing requirement at all. Across the other thirty-nine state-years in the panel the change in the debt stock divided by that year's deficit runs between 0.49 and 2.47; this is the only cell where the ratio is undefined. Rounding explains part of it, since any true deficit within about 188 crore of zero prints as 0.0 at one decimal place, but 2,040 crore is an order of magnitude beyond that band, so either the deficit understates the year's borrowing or the liabilities rose for reasons outside the deficit, and the annexures as published do not let a reader tell which. The consequence is contained. No estimate in the paper turns on the cell: replacing it with any value between 0.5 and 1.5 per cent of GSDP, or dropping the state-year altogether, moves the pooled debt coefficient only between -0.176 and -0.156 and leaves it significant throughout, and moves the within-state coefficient from +0.353 to at most +0.377. The ranking is more exposed: the cell carries Jharkhand's five-year average deficit to 1.92 and with it second place of ten on that indicator, where any value from 0.5 upward would put it fourth. Both values are carried through as the source reports them, and Section 6.5 tests the sensitivity of every estimate to dropping Jharkhand entirely. One further property of the derivation matters more than the noise, and we state it here because it governs how the variable can be read anywhere it appears. The identity is not approximate: gross fiscal deficit minus revenue deficit reproduces the published capital expenditure figure exactly, to the last decimal, in all fifty cells. Derived capital expenditure is therefore not a fourth independent quantity but a linear combination of two series already in the model, and the set consisting of the fiscal deficit and derived capital expenditure spans exactly the same space as the set consisting of the fiscal deficit and the revenue deficit. Section 7.2 draws out what that means for interpreting the capital expenditure coefficient, and Section 4.7 for the composite ranking, where the same identity has a consequence that is easy to miss.</w:t>
       </w:r>
     </w:p>
     <w:p>

--- a/paper/Fiscal_Discipline_and_Investment_Outcomes.docx
+++ b/paper/Fiscal_Discipline_and_Investment_Outcomes.docx
@@ -531,7 +531,7 @@
         <w:jc w:val="both"/>
       </w:pPr>
       <w:r>
-        <w:t>The sample is a balanced panel of ten states over five fiscal years, FY 2019-20 through FY 2023-24, giving fifty state-year cells. The ten are Maharashtra, Karnataka, Gujarat, Tamil Nadu, Haryana, Telangana, Jharkhand, Rajasthan, West Bengal and Uttar Pradesh, selected because they head DPIIT's state-wise table of FDI equity inflows. Forty-eight of the fifty cells carry a usable FDI observation. The two that do not belong to Uttar Pradesh, whose earliest years are missing rather than zero, because DPIIT's state-wise reporting for that state starts only in FY 2021-22. We treat this as left-censoring, not as an absence of investment, and test its influence directly in Section 6.5.</w:t>
+        <w:t>The sample is a balanced panel of ten states over five fiscal years, FY 2019-20 through FY 2023-24, giving fifty state-year cells. The ten are Maharashtra, Karnataka, Gujarat, Tamil Nadu, Haryana, Telangana, Jharkhand, Rajasthan, West Bengal and Uttar Pradesh: the largest recipients of FDI equity inflow among the states the Sixteenth Finance Commission reports on. Both halves of that sentence do work, and the qualification is not cosmetic. Read off DPIIT's table alone the tenth place would go to Delhi, which ranks fourth on cumulative inflow since October 2019 and ahead of six states in this sample, and West Bengal would fall outside the ten. Delhi is a union territory with a legislature rather than a state, and it does not appear anywhere in the FC-16 annexures, so none of the four fiscal indicators this paper is built on exists for it. The exclusion is forced by the fiscal source rather than chosen, and West Bengal enters in its place. Anyone comparing this sample against DPIIT's ranking directly should expect that one substitution and no other. Forty-eight of the fifty cells carry a usable FDI observation. The two that do not belong to Uttar Pradesh, whose earliest years are missing rather than zero, because DPIIT's state-wise reporting for that state starts only in FY 2021-22. We treat this as left-censoring, not as an absence of investment, and test its influence directly in Section 6.5.</w:t>
       </w:r>
     </w:p>
     <w:p>
@@ -39235,7 +39235,7 @@
         <w:jc w:val="both"/>
       </w:pPr>
       <w:r>
-        <w:t>Jharkhand shows that discipline does not by itself deliver investment. It sits mid-table on the composite ranking, sixth of ten on both constructions of it, with an average yearly rank of 5.7 in Table 16 and a five-year composite score of 4.75 in Table 15, yet its FDI is the most erratic in the panel: a substantial inflow in FY 2019-20, a much smaller one in FY 2020-21, and almost nothing from FY 2021-22 onward. Excluding it moves the within-state estimates more than excluding any other state (Section 6.5), which is why it is discussed separately rather than absorbed into the average. Its trajectory diverges sharply from Gujarat's or Karnataka's, and the reasons are specific rather than fiscal: political turnover, difficulties in the mining sector on which much of its investment case rests, and infrastructure that compares poorly with the states above it. Fiscal prudence appears necessary for a state to be considered; Jharkhand demonstrates that it is not sufficient for a state to be chosen.</w:t>
+        <w:t>Jharkhand shows that discipline does not by itself deliver investment. It sits mid-table on the composite ranking, sixth of ten on both constructions of it, with an average yearly rank of 5.7 in Table 16 and a five-year composite score of 4.75 in Table 15, yet its FDI is the most erratic in the panel: a substantial inflow in FY 2019-20, a much smaller one in FY 2020-21, and almost nothing from FY 2021-22 onward. Excluding it moves the within-state estimates more than excluding any other state (Section 6.5), which is why it is discussed separately rather than absorbed into the average. Its trajectory diverges sharply from Gujarat's or Karnataka's, and the reasons are specific rather than fiscal: political turnover, difficulties in the mining sector on which much of its investment case rests, and infrastructure that compares poorly with the states above it. Fiscal prudence appears necessary for a state to be considered; Jharkhand demonstrates that it is not sufficient for a state to be chosen. That reading is corroborated by data published after this paper's window. DPIIT's later factsheet, running to June 2025, puts Jharkhand's cumulative inflow since October 2019 at 19,468 crore against the 19,382 crore recorded here to March 2024: an increase of 86 crore over fifteen months, in a period when Maharashtra added more than two hundred thousand crore. The collapse this section describes was not an artefact of where the panel happens to end.</w:t>
       </w:r>
     </w:p>
     <w:p>

--- a/paper/Fiscal_Discipline_and_Investment_Outcomes.docx
+++ b/paper/Fiscal_Discipline_and_Investment_Outcomes.docx
@@ -39290,7 +39290,9 @@
       <w:r>
         <w:t>The reading we take is that the two accounts operate at different levels rather than in competition. Structural advantages — location, port access, an established industrial base, the depth of a metropolitan labour market — determine which states are candidates for large inflows at all, and the ten states in this sample are precisely those that have already cleared that bar. Fiscal position then appears to sort investment among them. That is consistent with the between-state result of Section 7.1, and it is also why the finding should not be extrapolated: it describes how capital is allocated among states already in contention, not how a state enters contention in the first place. Section 8 returns to this as the study's principal limit on external validity. One further alternative explanation sits closer to this one than to the measurement notes of Section 8, and we state it here rather than there. DPIIT records equity inflows against the state in which the recipient company is registered, not the state in which the investment is deployed. That error is not classical: it concentrates in the states hosting corporate headquarters, which in this panel are Maharashtra, Karnataka and Gujarat, and those are also three of the lowest-debt states. A registered-office effect would therefore push the between-state coefficient in exactly the direction we report. One partial answer is available, and it is worth stating because it is the closest this design comes to a test: headquarters concentration is a function of market size above all, and Section 6.5 shows that adding log GSDP as a market-size control leaves the debt coefficient at -0.173, essentially where it was, while collapsing the literacy and capital expenditure coefficients that are themselves scale proxies. That does not rule the registered-office channel out, since a control for size is not a control for where a company chooses to register, but it does mean the concern cannot be carried by state size alone. It is, alongside agglomeration, the alternative account we regard as most likely to survive scrutiny of the central result.</w:t>
       </w:r>
-      <w:r/>
+      <w:r>
+        <w:t xml:space="preserve"> A third alternative is sharper than either of those because it can be tested directly, and the test does not go this paper's way. Group the ten states by region and the debt ordering is largely a regional ordering: mean debt runs 20.6 per cent of GSDP in the west, 26.2 in the south, 32.9 in the north and 34.5 in the east, and 71 per cent of the cross-state variance in debt lies between those four groups rather than within them. Regional indicators alone explain more of log FDI than debt alone does, at an R-squared of 0.60 against 0.31, and when both enter together the debt coefficient falls from -0.176 to +0.036 and is indistinguishable from zero. Within regions the ordering is not reliable either: West Bengal carries more debt than Jharkhand and receives more investment, and Rajasthan carries more than Haryana and receives less. We do not read this as showing that debt is irrelevant, because with ten states and four regions the two cannot be separated: regional effects absorb three of the nine between-state degrees of freedom, and debt and region are close to collinear by construction. What it does establish is that this design cannot tell a fiscal signal apart from a regional one, and that a reader who prefers the regional reading cannot be refuted from these data. It is the most serious limitation on the paper's central claim, and it belongs alongside agglomeration and the registered-office effect rather than below them.</w:t>
+      </w:r>
     </w:p>
     <w:p>
       <w:pPr>
@@ -39392,7 +39394,7 @@
         <w:jc w:val="both"/>
       </w:pPr>
       <w:r>
-        <w:t>It is worth stating what would change this conclusion, since a finding that cannot be overturned is not much of a finding. Three observations would do it. A longer panel in which the between-state debt coefficient loses significance once further post-pandemic years are added would indicate that the present result is a feature of the COVID window rather than a standing relationship. A debt measure extended to include off-budget guarantees that reversed the ranking of the high-debt and low-debt groups would undercut the interpretation even if the coefficient survived. And a specification in which a direct agglomeration measure, rather than the Census proxy used here, absorbed the debt effect entirely would support the rival hypothesis of Section 3 over the reading offered in Section 7.4.</w:t>
+        <w:t>It is worth stating what would change this conclusion, since a finding that cannot be overturned is not much of a finding. Three observations would do it. A longer panel in which the between-state debt coefficient loses significance once further post-pandemic years are added would indicate that the present result is a feature of the COVID window rather than a standing relationship. A debt measure extended to include off-budget guarantees that reversed the ranking of the high-debt and low-debt groups would undercut the interpretation even if the coefficient survived. And a specification in which a direct agglomeration measure, rather than the Census proxy used here, absorbed the debt effect entirely would support the rival hypothesis of Section 3 over the reading offered in Section 7.4. A fourth would do it more cheaply than any of these: a panel with enough states to hold region fixed while debt still varies within it. Section 7.4 shows that ten states across four regions cannot do that, and it is the single most valuable extension available.</w:t>
       </w:r>
     </w:p>
     <w:p>

--- a/paper/Fiscal_Discipline_and_Investment_Outcomes.docx
+++ b/paper/Fiscal_Discipline_and_Investment_Outcomes.docx
@@ -39331,7 +39331,7 @@
         <w:jc w:val="both"/>
       </w:pPr>
       <w:r>
-        <w:t>State finance departments should weigh three things. First, the payoff is not immediate: a state building a reputation for discipline is making an investment that pays off over several years, not a single budget cycle, and should not expect a small debt reduction to move investment inflows right away. Second, of the available fiscal metrics, debt is the one this paper's evidence points to as easiest to communicate and verify, and it is the stock of debt rather than any single year's addition to it that appears to matter for investment. We attach no growth recommendation to any of the four indicators, because Section 6.5 shows this panel cannot identify a fiscal effect on growth once common year shocks are absorbed. Third, how capital expenditure is financed matters as much as its level: spending funded from existing revenue is a different signal to an investor than the same spending funded by fresh borrowing.</w:t>
+        <w:t>What a state finance department should take from this is more limited than the headline correlation suggests, and Section 7.4 is the reason. The cross-state relationship is real in these data and survives every robustness check the paper applies, but it cannot be separated from a regional pattern: the low-debt states are western and southern, the high-debt states northern and eastern, and once region is controlled for the debt coefficient is indistinguishable from zero. Ten states cannot settle which of the two is operative. That distinction is not academic, because the two readings give opposite advice to the states most likely to act on it. If the fiscal signal is what investors price, a high-debt eastern state that consolidates should expect to gain. If region is standing in for infrastructure, industrial base, logistics or market access that debt merely correlates with, the same state may consolidate and see nothing. We are not able to tell those apart, and a finance department should not be told otherwise. What can be said with more confidence is narrower and mostly negative. The payoff, if there is one, is not immediate: a reputation for discipline is built over years, and no single budget's debt reduction should be expected to move next year's inflows. Of the four indicators, debt is the only one this paper's evidence points to at all, and it is the stock rather than any single year's addition to it that carries the association; the fiscal deficit, own tax revenue and capital expenditure do not survive their own robustness checks, and capital expenditure as constructed here is not an independent indicator at all. We attach no growth recommendation to any of the four, because Section 6.5 shows this panel cannot identify a fiscal effect on growth once common year shocks are absorbed. And the composite ranking that Section 4.7 builds is outperformed by debt alone, so a state or an agency wanting one verifiable number should use the debt ratio rather than an index.</w:t>
       </w:r>
     </w:p>
     <w:p>
@@ -39339,17 +39339,12 @@
         <w:jc w:val="both"/>
       </w:pPr>
       <w:r>
-        <w:lastRenderedPageBreak/>
-        <w:t xml:space="preserve">A state needs to understand what its own accounts are saying. For groups like the Finance Commission, NITI Aayog and investment-promotion bodies there is a lesson. Rankings of states by discipline are only useful if they can be connected to real outcomes, like investment and growth. </w:t>
+        <w:t>For the Finance Commission, NITI Aayog and investment-promotion bodies the lesson is about method rather than about debt. A ranking of states by fiscal discipline is worth only what its validation against an outcome is worth, and an index published without one cannot be told apart from an arbitrary one. We built such a ranking, set out its construction in full so that it can be challenged, tested it against realised investment, and report what that test returned even where it was unflattering: the composite correlates with investment less well than debt alone does, and part of its construction double-counts the fiscal deficit against itself. That is the standard we would ask of any published index, and it is not one this paper's own index passes comfortably. Two states show why a ranking should never be read mechanically. Jharkhand sits mid-table on discipline and near the bottom on realised investment; a government that improves its fiscal position without addressing infrastructure gaps, land and clearance processes, or the investment cycle of a dominant industry should not expect inflows to follow. Uttar Pradesh cuts the other way and is the harder case. Part of its weak record is an artefact of when DPIIT began reporting the series, but only part: scaling its three observed years to a five-year equivalent still leaves it ninth of ten, so it stands as a counterexample to its own first place. A state can lead on these four indicators and still not attract investment.</w:t>
       </w:r>
       <w:proofErr w:type="gramStart"/>
-      <w:r>
-        <w:t>Otherwise</w:t>
-      </w:r>
+      <w:r/>
       <w:proofErr w:type="gramEnd"/>
-      <w:r>
-        <w:t xml:space="preserve"> these rankings are numbers. It would be better to report these rankings alongside outcomes like how much investment a state receives or how fast it grows. This would make it possible to test and improve the rankings. We did this with our ranking, which is explained in detail so anyone can understand and challenge it. We also tested our ranking, against outcomes and reported the results even when they were not what we expected. Jharkhand is a caution against reading any ranking mechanically. It sits mid-table on discipline and near the bottom on realised investment, and its trajectory does real work in the within-state estimates. Discipline appears necessary; Jharkhand demonstrates that it is not sufficient. A state government that improves its fiscal position without addressing the sector-specific and region-specific frictions an investor also weighs, whether infrastructure gaps, land and clearance processes, or the particular investment cycle of a dominant industry, should not expect FDI to follow automatically. Uttar Pradesh cuts the other way and is the harder case. Part of its weak investment record is an artefact of when DPIIT began reporting the series, but only part: scaling its three observed years to a five-year equivalent still leaves it ninth of ten, so it stands as a genuine counterexample to its own first place on the ranking. A state can lead on these four indicators and still not attract investment.</w:t>
-      </w:r>
+      <w:r/>
     </w:p>
     <w:p>
       <w:pPr>

--- a/paper/Fiscal_Discipline_and_Investment_Outcomes.docx
+++ b/paper/Fiscal_Discipline_and_Investment_Outcomes.docx
@@ -143,7 +143,7 @@
         <w:jc w:val="both"/>
       </w:pPr>
       <w:r>
-        <w:t>Foreign direct investment in India concentrates in a handful of states, and fiscal discipline is widely assumed, though rarely tested, to be part of the reason. This study asks whether it is. We measure the fiscal discipline of India's ten largest FDI-recipient states through four indicators, each expressed as a share of gross state domestic product: fiscal deficit, public debt, own tax revenue and capital expenditure. The panel is balanced and covers five fiscal years, 2019-20 to 2023-24. It is built from audited state finance accounts published in the Sixteenth Finance Commission report, together with official investment and output data from the Department for Promotion of Industry and Internal Trade and the Ministry of Statistics and Programme Implementation. On that panel we estimate fixed-effects and pooled regressions of FDI and of GSDP growth on the four indicators. Five years is not many, and one of them is dominated by the COVID-19 shock, so the regression findings are cross-checked against a non-parametric rank correlation and against machine-learning methods drawn from two distinct families: regularised linear selection, in the form of LASSO with an Elastic Net cross-check, and SHAP-based random forest importance. The window is also, by necessity, the most COVID-adjacent five years for which audited state finance data exist, and the results should be read as describing that period rather than a COVID-free steady state. States carrying persistently lower public debt receive more FDI than their peers. The association is large and it survives every robustness check we apply, though at ten clusters the wild cluster bootstrap this paper defers to puts the pooled coefficient at p = 0.057, significant at ten per cent rather than five; the claim rests on the agreement of several methods rather than on that one p-value. The relationship holds between states rather than within a given state from year to year, a split confirmed inside a single Mundlak specification in which the two coefficients differ at a bootstrapped p = 0.017, and every validation method converges on debt as the dominant fiscal predictor of investment. The growth equation supports no such conclusion. Fiscal coefficients that appear significant when the pandemic is controlled for by a single dummy do not survive a full set of year fixed effects, and we report the second hypothesis as unsupported rather than retain a result that tracks the shape of the recovery. Two states depart from the general pattern for identifiable reasons, and Jharkhand and Uttar Pradesh are examined individually. The paper also documents in full every fiscal, investment and demographic series used in the analysis, along with the exact procedure behind its fiscal discipline ranking, so that the study can be independently reproduced and its ranking judged against an outcome rather than reported as an end in itself.</w:t>
+        <w:t>Foreign direct investment in India concentrates in a handful of states, and fiscal discipline is widely assumed, though rarely tested, to be part of the reason. This study asks whether it is, and finds that a panel of this size cannot settle the question. We measure the fiscal discipline of India's ten largest FDI-recipient states through four indicators, each expressed as a share of gross state domestic product: fiscal deficit, public debt, own tax revenue and capital expenditure. The panel is balanced and covers five fiscal years, 2019-20 to 2023-24. It is built from audited state finance accounts published in the Sixteenth Finance Commission report, together with official investment and output data from the Department for Promotion of Industry and Internal Trade and the Ministry of Statistics and Programme Implementation. On that panel we estimate fixed-effects and pooled regressions of FDI and of GSDP growth on the four indicators, cross-checked against a non-parametric rank correlation and against machine-learning methods from two families: regularised linear selection, as LASSO with an Elastic Net cross-check, and SHAP-based random forest importance. States carrying persistently lower public debt receive more FDI than their peers. The association is large, it is reproduced by every method we apply, and it holds between states rather than within a given state from year to year, a split confirmed inside a single Mundlak specification in which the two coefficients differ at a bootstrapped p = 0.017. It is nonetheless not a finding we can attribute to fiscal policy. The low-debt states in this sample are western and southern and the high-debt states northern and eastern, seventy-one per cent of the cross-state variation in debt lies between those groups, and once regional indicators enter the equation the debt coefficient is indistinguishable from zero. Ten states across four regions cannot separate a fiscal signal from whatever else is regional, and we report that as the central limitation rather than as a caveat. The growth hypothesis fails outright: coefficients that appear significant when the pandemic is absorbed by a single dummy do not survive a full set of year fixed effects. Two states depart from the general pattern for identifiable reasons and are examined individually. Every fiscal figure in the paper is verified against the Finance Commission annexures, the analysis is reproducible from the published tables alone, and the composite ranking we construct is reported together with the finding that a single indicator outperforms it. The contribution is a design and an audit trail for a question that a wider panel will have to answer.</w:t>
       </w:r>
     </w:p>
     <w:p>

--- a/paper/Fiscal_Discipline_and_Investment_Outcomes.docx
+++ b/paper/Fiscal_Discipline_and_Investment_Outcomes.docx
@@ -11,7 +11,7 @@
           <w:b/>
           <w:sz w:val="30"/>
         </w:rPr>
-        <w:t>Fiscal Discipline and Investment Outcomes: Panel Evidence and Machine-Learning Validation from India's Top Ten FDI-Recipient States, FY 2019-20 to FY 2023-24</w:t>
+        <w:t>Fiscal Discipline and Foreign Direct Investment across Indian States: What a Ten-State Panel Can and Cannot Identify, FY 2019-20 to FY 2023-24</w:t>
       </w:r>
     </w:p>
     <w:p>

--- a/paper/Fiscal_Discipline_and_Investment_Outcomes.docx
+++ b/paper/Fiscal_Discipline_and_Investment_Outcomes.docx
@@ -39405,7 +39405,7 @@
       </w:r>
       <w:proofErr w:type="gramEnd"/>
       <w:r>
-        <w:t xml:space="preserve"> too thin a base to do more than motivate the test. Adding off-budget guarantees to the debt measure, and interacting capital expenditure with its financing source, are the two specification changes that Section 7.2 and the limitations above point to most directly. Beyond this sample, the natural test of external validity is to extend the panel below the top ten, where the variation in both fiscal position and investment is wider and the agglomeration floor is lower, and to ask whether the same convergence across methods survives outside the group of states that were always going to receive the capital.</w:t>
+        <w:t xml:space="preserve"> too thin a base to do more than motivate the test. Adding off-budget guarantees to the debt measure, and interacting capital expenditure with its financing source, are the two specification changes that Section 7.2 and the limitations above point to most directly. Beyond this sample, the natural test of external validity is to extend the panel below the top ten, where the variation in both fiscal position and investment is wider and the agglomeration floor is lower, and to ask whether the same convergence across methods survives outside the group of states that were always going to receive the capital. On the widest of those extensions we can say more than that it is desirable, because the FC-16 annexures already carry the fiscal side of it. The Commission reports all four indicators for twenty-eight states, and DPIIT reports a cumulative inflow for each, which is enough to ask whether a wider sample would separate debt from region even though it is not enough to rebuild the annual panel. It would. Across the ten states studied here, 72 per cent of the cross-sectional variance in debt lies between regions and the mean within-region spread is 6.7 percentage points. Across twenty-six states with both series available, the between-region share falls to 35 per cent and the mean within-region spread more than doubles to 15.1 points, with six regions averaging over four states each rather than four regions averaging two and a half. The identification problem of Section 7.4 is a property of this sample rather than of the question. A cross-section on those twenty-six states is suggestive in the same direction: debt alone gives -0.299 (p = 0.004), and with regional indicators added it holds at -0.143 (p = 0.056) instead of collapsing to zero as it does here. We do not report that as a result, and it does not appear in any table above, because the wider set has no GSDP series in our hands and therefore no market-size control, which Section 6.5 shows matters; and because a cumulative total over a different window is not the annual outcome this paper models. It is reported as evidence that the extension is worth running, and code/widen_panel.py performs the check.</w:t>
       </w:r>
     </w:p>
     <w:p>

--- a/paper/Fiscal_Discipline_and_Investment_Outcomes.docx
+++ b/paper/Fiscal_Discipline_and_Investment_Outcomes.docx
@@ -39291,7 +39291,7 @@
         <w:t>The reading we take is that the two accounts operate at different levels rather than in competition. Structural advantages — location, port access, an established industrial base, the depth of a metropolitan labour market — determine which states are candidates for large inflows at all, and the ten states in this sample are precisely those that have already cleared that bar. Fiscal position then appears to sort investment among them. That is consistent with the between-state result of Section 7.1, and it is also why the finding should not be extrapolated: it describes how capital is allocated among states already in contention, not how a state enters contention in the first place. Section 8 returns to this as the study's principal limit on external validity. One further alternative explanation sits closer to this one than to the measurement notes of Section 8, and we state it here rather than there. DPIIT records equity inflows against the state in which the recipient company is registered, not the state in which the investment is deployed. That error is not classical: it concentrates in the states hosting corporate headquarters, which in this panel are Maharashtra, Karnataka and Gujarat, and those are also three of the lowest-debt states. A registered-office effect would therefore push the between-state coefficient in exactly the direction we report. One partial answer is available, and it is worth stating because it is the closest this design comes to a test: headquarters concentration is a function of market size above all, and Section 6.5 shows that adding log GSDP as a market-size control leaves the debt coefficient at -0.173, essentially where it was, while collapsing the literacy and capital expenditure coefficients that are themselves scale proxies. That does not rule the registered-office channel out, since a control for size is not a control for where a company chooses to register, but it does mean the concern cannot be carried by state size alone. It is, alongside agglomeration, the alternative account we regard as most likely to survive scrutiny of the central result.</w:t>
       </w:r>
       <w:r>
-        <w:t xml:space="preserve"> A third alternative is sharper than either of those because it can be tested directly, and the test does not go this paper's way. Group the ten states by region and the debt ordering is largely a regional ordering: mean debt runs 20.6 per cent of GSDP in the west, 26.2 in the south, 32.9 in the north and 34.5 in the east, and 71 per cent of the cross-state variance in debt lies between those four groups rather than within them. Regional indicators alone explain more of log FDI than debt alone does, at an R-squared of 0.60 against 0.31, and when both enter together the debt coefficient falls from -0.176 to +0.036 and is indistinguishable from zero. Within regions the ordering is not reliable either: West Bengal carries more debt than Jharkhand and receives more investment, and Rajasthan carries more than Haryana and receives less. We do not read this as showing that debt is irrelevant, because with ten states and four regions the two cannot be separated: regional effects absorb three of the nine between-state degrees of freedom, and debt and region are close to collinear by construction. What it does establish is that this design cannot tell a fiscal signal apart from a regional one, and that a reader who prefers the regional reading cannot be refuted from these data. It is the most serious limitation on the paper's central claim, and it belongs alongside agglomeration and the registered-office effect rather than below them.</w:t>
+        <w:t xml:space="preserve"> A third alternative is sharper than either of those because it can be tested directly, and the test does not go this paper's way. Group the ten states by region and the debt ordering is largely a regional ordering: mean debt runs 20.6 per cent of GSDP in the west, 26.2 in the south, 32.9 in the north and 34.5 in the east, and 71 per cent of the cross-state variance in debt lies between those four groups rather than within them. Regional indicators alone explain more of log FDI than debt alone does, at an R-squared of 0.60 against 0.31, and when both enter together the debt coefficient falls from -0.176 to +0.036 and is indistinguishable from zero. Within regions the ordering is not reliable either: West Bengal carries more debt than Jharkhand and receives more investment, and Rajasthan carries more than Haryana and receives less. We do not read this as showing that debt is irrelevant, because with ten states and four regions the two cannot be separated: regional effects absorb three of the nine between-state degrees of freedom, and debt and region are close to collinear by construction. What it does establish is that this design cannot tell a fiscal signal apart from a regional one, and that a reader who prefers the regional reading cannot be refuted from these data. It is the most serious limitation on the paper's central claim, and it belongs alongside agglomeration and the registered-office effect rather than below them. The reach of that confound is wider than the pooled coefficient alone, and we set it out rather than let a reader assume the other methods escape it. The Mundlak specification of Table 35, which this paper offers as its cleanest evidence that the between-state and within-state effects differ, puts the between-state debt coefficient at -0.256; adding regional indicators moves it to +0.151, reversing its sign, though the two dimensions remain distinguishable at p = 0.026. The rank correlation of Section 6.2 behaves the same way: rho = -0.842 across the ten states falls to -0.285 (p = 0.425) once regional means are removed from both debt and investment. And LASSO, offered regional indicators alongside the five fiscal regressors, promotes a western-region indicator above debt, at +0.699 against -0.679. Only the SHAP ranking is unmoved, debt staying first at 1.006 against 1.029. Two things follow. The first is that the convergence of Section 6.6 is not independent evidence against this particular confound, because the methods converge partly by reading the same confounded cross-section, which is the general point that section already concedes and this is its concrete instance. The second is a caveat in the paper's favour: a regional indicator is constant within a state across all five years, exactly the property that made urbanisation unusable in Section 5.2, so a tree or a penalised regression can use it to identify states rather than to measure geography. That defence applies to the machine-learning results. It does not apply to the pooled regression or to the rank correlation, and those are where the paper's cross-state claim actually lives.</w:t>
       </w:r>
     </w:p>
     <w:p>

--- a/paper/Fiscal_Discipline_and_Investment_Outcomes.docx
+++ b/paper/Fiscal_Discipline_and_Investment_Outcomes.docx
@@ -143,7 +143,7 @@
         <w:jc w:val="both"/>
       </w:pPr>
       <w:r>
-        <w:t>Foreign direct investment in India concentrates in a handful of states, and fiscal discipline is widely assumed, though rarely tested, to be part of the reason. This study asks whether it is, and finds that a panel of this size cannot settle the question. We measure the fiscal discipline of India's ten largest FDI-recipient states through four indicators, each expressed as a share of gross state domestic product: fiscal deficit, public debt, own tax revenue and capital expenditure. The panel is balanced and covers five fiscal years, 2019-20 to 2023-24. It is built from audited state finance accounts published in the Sixteenth Finance Commission report, together with official investment and output data from the Department for Promotion of Industry and Internal Trade and the Ministry of Statistics and Programme Implementation. On that panel we estimate fixed-effects and pooled regressions of FDI and of GSDP growth on the four indicators, cross-checked against a non-parametric rank correlation and against machine-learning methods from two families: regularised linear selection, as LASSO with an Elastic Net cross-check, and SHAP-based random forest importance. States carrying persistently lower public debt receive more FDI than their peers. The association is large, it is reproduced by every method we apply, and it holds between states rather than within a given state from year to year, a split confirmed inside a single Mundlak specification in which the two coefficients differ at a bootstrapped p = 0.017. It is nonetheless not a finding we can attribute to fiscal policy. The low-debt states in this sample are western and southern and the high-debt states northern and eastern, seventy-one per cent of the cross-state variation in debt lies between those groups, and once regional indicators enter the equation the debt coefficient is indistinguishable from zero. Ten states across four regions cannot separate a fiscal signal from whatever else is regional, and we report that as the central limitation rather than as a caveat. The growth hypothesis fails outright: coefficients that appear significant when the pandemic is absorbed by a single dummy do not survive a full set of year fixed effects. Two states depart from the general pattern for identifiable reasons and are examined individually. Every fiscal figure in the paper is verified against the Finance Commission annexures, the analysis is reproducible from the published tables alone, and the composite ranking we construct is reported together with the finding that a single indicator outperforms it. The contribution is a design and an audit trail for a question that a wider panel will have to answer.</w:t>
+        <w:t>Foreign direct investment in India concentrates in a handful of states, and fiscal discipline is widely assumed, though rarely tested, to be part of the reason. This study asks whether it is, and finds that a panel of this size cannot settle the question. We measure the fiscal discipline of India's ten largest FDI-recipient states through four indicators, each expressed as a share of gross state domestic product: fiscal deficit, public debt, own tax revenue and capital expenditure. The panel is balanced and covers five fiscal years, 2019-20 to 2023-24. It is built from audited state finance accounts published in the Sixteenth Finance Commission report, together with official investment and output data from the Department for Promotion of Industry and Internal Trade and the Ministry of Statistics and Programme Implementation. On that panel we estimate fixed-effects and pooled regressions of FDI and of GSDP growth on the four indicators, cross-checked against a non-parametric rank correlation and against machine-learning methods from two families: regularised linear selection, as LASSO with an Elastic Net cross-check, and SHAP-based random forest importance. States carrying persistently lower public debt receive more FDI than their peers. The association is large, it holds between states rather than within a given state from year to year, and every method we apply recovers it with the same sign. Its significance is less uniform than its sign: it clears five per cent under cluster-robust inference and falls just short at p = 0.057 under the wild cluster bootstrap this paper treats as its arbiter, and the rank correlation reaches significance on debt alone but not on the composite ranking. The between-within split is confirmed inside a single Mundlak specification in which the two coefficients differ at p = 0.017, or 0.004 under a full set of year effects. It is nonetheless not a finding we can attribute to fiscal policy. The low-debt states in this sample are western and southern and the high-debt states northern and eastern, seventy-two per cent of the cross-state variation in debt lies between those groups, and once regional indicators enter the equation the debt coefficient is indistinguishable from zero. Ten states across four regions cannot separate a fiscal signal from whatever else is regional, and we report that as the central limitation rather than as a caveat. The growth hypothesis fails outright: coefficients that appear significant when the pandemic is absorbed by a single dummy do not survive a full set of year fixed effects. Two states depart from the general pattern for identifiable reasons and are examined individually. Every fiscal figure in the paper is verified against the Finance Commission annexures, the analysis is reproducible from the published tables alone, and the composite ranking we construct is reported together with the finding that a single indicator outperforms it. The contribution is a design and an audit trail for a question that a wider panel will have to answer.</w:t>
       </w:r>
     </w:p>
     <w:p>
@@ -475,7 +475,7 @@
         <w:jc w:val="both"/>
       </w:pPr>
       <w:r>
-        <w:t>Alternative (H1): Lower deficit and debt, and higher own tax revenue and capital expenditure, are significantly associated with higher FDI inflows.</w:t>
+        <w:t>Alternative (H1): Lower deficit and debt, and higher own tax revenue and capital expenditure, are significantly associated with higher FDI inflows. The own tax revenue leg of this prediction is the weakest of the four and we flag it before testing rather than after. A higher own tax take is treated here as evidence of fiscal capacity, but it is also a higher burden on the firms deciding where to locate, and Barro (1990), cited in Section 2 for exactly this reason, makes the second reading as available as the first. The direction is theoretically ambiguous, so the finding in Section 6.6 that own tax revenue is indistinguishable from zero rejects a prediction that was not well grounded to begin with.</w:t>
       </w:r>
     </w:p>
     <w:p>
@@ -563,7 +563,7 @@
         <w:jc w:val="both"/>
       </w:pPr>
       <w:r>
-        <w:t>Capital expenditure is not directly reported in the FC-16 annexures and is derived from the accounting identity gross fiscal deficit = revenue deficit + capital outlay + net lending, so the derived capex series used here is gross fiscal deficit minus revenue deficit and includes net lending alongside capital outlay. The capital expenditure table in Section 4.4 reports both the derived series and, for the two most recent years, a cross-check against exact capital outlay compiled from state budget documents. That cross-check does not behave the way a pure net-lending wedge would. The gap is neither small nor consistently signed: in the FY 2022-23 actuals Telangana is 3.0 per cent derived against 1.37 exact, a discrepancy of 1.63 percentage points and larger than the 1.01-point standard deviation of the regressor itself, while Karnataka and Rajasthan come out smaller than their exact outlay rather than larger; in the FY 2023-24 column five of the ten states run the other way, Uttar Pradesh at 4.6 derived against 6.19 exact. The derived series is therefore a noisy proxy for capital outlay rather than a uniformly inflated one, which is a stronger reason for the caution in Section 7.2 than net lending alone, and it should be kept in mind wherever capital expenditure enters, including as one of the four components of the ranking in Section 4.7. One consequence of the derivation is worth flagging in advance, because it concerns the state whose exclusion moves the estimates most. Jharkhand's gross fiscal deficit for FY 2021-22 is reported as 0.0 per cent of GSDP in the FC-16 annexure, a figure rounded to one decimal place rather than an exact zero, and because derived capital expenditure is gross fiscal deficit minus revenue deficit, that year's capital expenditure of 2.5 per cent is numerically identical to the state's revenue surplus. That cell also feeds the ranking, where Jharkhand places second of ten on capital expenditure across the five years and so sits sixth overall on the composite. Two further things can be said about that cell without leaving the published data. It sits oddly against the debt series: Jharkhand's outstanding liabilities rise by 2,040 crore over FY 2021-22, in a year the accounts record no net borrowing requirement at all. Across the other thirty-nine state-years in the panel the change in the debt stock divided by that year's deficit runs between 0.49 and 2.47; this is the only cell where the ratio is undefined. Rounding explains part of it, since any true deficit within about 188 crore of zero prints as 0.0 at one decimal place, but 2,040 crore is an order of magnitude beyond that band, so either the deficit understates the year's borrowing or the liabilities rose for reasons outside the deficit, and the annexures as published do not let a reader tell which. The consequence is contained. No estimate in the paper turns on the cell: replacing it with any value between 0.5 and 1.5 per cent of GSDP, or dropping the state-year altogether, moves the pooled debt coefficient only between -0.176 and -0.156 and leaves it significant throughout, and moves the within-state coefficient from +0.353 to at most +0.377. The ranking is more exposed: the cell carries Jharkhand's five-year average deficit to 1.92 and with it second place of ten on that indicator, where any value from 0.5 upward would put it fourth. Both values are carried through as the source reports them, and Section 6.5 tests the sensitivity of every estimate to dropping Jharkhand entirely. One further property of the derivation matters more than the noise, and we state it here because it governs how the variable can be read anywhere it appears. The identity is not approximate: gross fiscal deficit minus revenue deficit reproduces the published capital expenditure figure exactly, to the last decimal, in all fifty cells. Derived capital expenditure is therefore not a fourth independent quantity but a linear combination of two series already in the model, and the set consisting of the fiscal deficit and derived capital expenditure spans exactly the same space as the set consisting of the fiscal deficit and the revenue deficit. Section 7.2 draws out what that means for interpreting the capital expenditure coefficient, and Section 4.7 for the composite ranking, where the same identity has a consequence that is easy to miss.</w:t>
+        <w:t>Capital expenditure is not directly reported in the FC-16 annexures and is derived from the accounting identity gross fiscal deficit = revenue deficit + capital outlay + net lending, so the derived capex series used here is gross fiscal deficit minus revenue deficit and includes net lending alongside capital outlay. The capital expenditure table in Section 4.4 reports both the derived series and, for the two most recent years, a cross-check against exact capital outlay compiled from state budget documents. That cross-check does not behave the way a pure net-lending wedge would. The gap is neither small nor consistently signed: in the FY 2022-23 actuals Telangana is 3.0 per cent derived against 1.37 exact, a discrepancy of 1.63 percentage points and larger than the 1.01-point standard deviation of the regressor itself, while Karnataka and Rajasthan come out smaller than their exact outlay rather than larger; in the FY 2023-24 column five of the ten states run the other way, Uttar Pradesh at 4.6 derived against 6.19 exact. The derived series is therefore a noisy proxy for capital outlay rather than a uniformly inflated one, which is a stronger reason for the caution in Section 7.2 than net lending alone, and it should be kept in mind wherever capital expenditure enters, including as one of the four components of the ranking in Section 4.7. One consequence of the derivation is worth flagging in advance, because it concerns the state whose exclusion moves the estimates most. Jharkhand's gross fiscal deficit for FY 2021-22 is reported as 0.0 per cent of GSDP in the FC-16 annexure, a figure rounded to one decimal place rather than an exact zero, and because derived capital expenditure is gross fiscal deficit minus revenue deficit, that year's capital expenditure of 2.5 per cent is numerically identical to the state's revenue surplus. That cell also feeds the ranking, where Jharkhand places second of ten on capital expenditure across the five years and so sits sixth overall on the composite. Two further things can be said about that cell without leaving the published data. It sits oddly against the debt series: Jharkhand's outstanding liabilities rise by 2,040 crore over FY 2021-22, in a year the accounts record no net borrowing requirement at all. Across the other thirty-nine state-years in the panel the change in the debt stock divided by that year's deficit runs between 0.49 and 2.47; this is the only cell where the ratio is undefined. Rounding explains part of it, since any true deficit within about 188 crore of zero prints as 0.0 at one decimal place, but 2,040 crore is an order of magnitude beyond that band, so either the deficit understates the year's borrowing or the liabilities rose for reasons outside the deficit, and the annexures as published do not let a reader tell which. The consequence is contained. No estimate in the paper turns on the cell: replacing it with any value between 0.5 and 1.5 per cent of GSDP, or dropping the state-year altogether, moves the pooled debt coefficient only between -0.176 and -0.156 and leaves it significant throughout, and moves the within-state coefficient from +0.353 to at most +0.377. The ranking is more exposed: the cell carries Jharkhand's five-year average deficit to 1.92 and with it second place of ten on that indicator, where any value from 0.5 upward would put it fourth. Both values are carried through as the source reports them, and Section 6.5 tests the sensitivity of every estimate to dropping Jharkhand entirely. One further property of the derivation matters more than the noise, and we state it here because it governs how the variable can be read anywhere it appears. The identity is exact by construction and not as a matter of fit, which is a stronger statement than a check could deliver: FC-16 publishes no capital expenditure series for these states, so there is nothing for the derived figure to be compared against and any claim that it 'reproduces' one would be circular. Derived capital expenditure is not a fourth independent quantity but a linear combination of two series already in the model, and the set consisting of the fiscal deficit and derived capital expenditure spans exactly the same space as the set consisting of the fiscal deficit and the revenue deficit. Section 7.2 draws out what that means for interpreting the capital expenditure coefficient, and Section 4.7 for the composite ranking, where the same identity has a consequence that is easy to miss.</w:t>
       </w:r>
     </w:p>
     <w:p>
@@ -738,7 +738,7 @@
                 <w:b/>
                 <w:sz w:val="18"/>
               </w:rPr>
-              <w:t>5-yr Total</w:t>
+              <w:t>Five-year total</w:t>
             </w:r>
           </w:p>
         </w:tc>
@@ -2083,7 +2083,7 @@
                 <w:b/>
                 <w:sz w:val="18"/>
               </w:rPr>
-              <w:t>5yr_Average</w:t>
+              <w:t>Five-year average</w:t>
             </w:r>
           </w:p>
         </w:tc>
@@ -2200,7 +2200,7 @@
               <w:rPr>
                 <w:sz w:val="18"/>
               </w:rPr>
-              <w:t>2.0</w:t>
+              <w:t>2.00</w:t>
             </w:r>
           </w:p>
         </w:tc>
@@ -2317,7 +2317,7 @@
               <w:rPr>
                 <w:sz w:val="18"/>
               </w:rPr>
-              <w:t>2.0</w:t>
+              <w:t>2.00</w:t>
             </w:r>
           </w:p>
         </w:tc>
@@ -3278,7 +3278,7 @@
         <w:jc w:val="both"/>
       </w:pPr>
       <w:r>
-        <w:t>The amount table gives the underlying rupee value of each state's annual deficit. The ratio table scales that amount by GSDP, so that a small state and a large one can be compared on a common footing, and that is why every regression in this paper uses the ratio rather than the amount as its regressor. The figure below plots the ratio year on year for all ten states, one coloured line each, so that a state's trajectory can be read directly instead of only its five-year average.</w:t>
+        <w:t>The amount table gives the underlying rupee value of each state's annual deficit. The ratio table scales that amount by GSDP, so that a small state and a large one can be compared on a common footing, and that is why every regression in this paper uses the ratio rather than the amount as its regressor. The figure below plots the ratio year on year for all ten states, one coloured line each, so that a state's trajectory can be read directly instead of only its five-year average. Two properties of these rupee tables should be read alongside them. They are derived, not reported: FC-16's Chapter 5 annexures publish these series only as a share of GSDP, so every rupee figure here is the published ratio multiplied by the GSDP of Table 12. A ratio carried to one decimal place implies a rounding band of about a twentieth of a percentage point, which for Maharashtra is roughly two thousand crore, so the five-figure precision shown is a presentational artefact and the amounts should not be read to the crore. The second property is more reassuring than it may appear: FC-16 states its own denominator as MoSPI's comparable GSDP estimates on the 2011-12 series, which is the series reported in Table 12, so the numerator and denominator here come from the same vintage even though the multiplication is ours. The state-budget-document comparison in Section 4.2 concerns a different vintage again and does not bear on this one.</w:t>
       </w:r>
     </w:p>
     <w:p>
@@ -3495,7 +3495,7 @@
                 <w:b/>
                 <w:sz w:val="18"/>
               </w:rPr>
-              <w:t>5-yr Total</w:t>
+              <w:t>Five-year total</w:t>
             </w:r>
           </w:p>
         </w:tc>
@@ -4841,7 +4841,7 @@
                 <w:b/>
                 <w:sz w:val="18"/>
               </w:rPr>
-              <w:t>5yr_Average</w:t>
+              <w:t>Five-year average</w:t>
             </w:r>
           </w:p>
         </w:tc>
@@ -5192,7 +5192,7 @@
               <w:rPr>
                 <w:sz w:val="18"/>
               </w:rPr>
-              <w:t>27.5</w:t>
+              <w:t>27.50</w:t>
             </w:r>
           </w:p>
         </w:tc>
@@ -5426,7 +5426,7 @@
               <w:rPr>
                 <w:sz w:val="18"/>
               </w:rPr>
-              <w:t>22.0</w:t>
+              <w:t>22.00</w:t>
             </w:r>
           </w:p>
         </w:tc>
@@ -5894,7 +5894,7 @@
               <w:rPr>
                 <w:sz w:val="18"/>
               </w:rPr>
-              <w:t>37.6</w:t>
+              <w:t>37.60</w:t>
             </w:r>
           </w:p>
         </w:tc>
@@ -6011,7 +6011,7 @@
               <w:rPr>
                 <w:sz w:val="18"/>
               </w:rPr>
-              <w:t>39.1</w:t>
+              <w:t>39.10</w:t>
             </w:r>
           </w:p>
         </w:tc>
@@ -6327,7 +6327,7 @@
                 <w:b/>
                 <w:sz w:val="18"/>
               </w:rPr>
-              <w:t>5-yr Total</w:t>
+              <w:t>Five-year total</w:t>
             </w:r>
           </w:p>
         </w:tc>
@@ -7664,7 +7664,7 @@
                 <w:b/>
                 <w:sz w:val="18"/>
               </w:rPr>
-              <w:t>5yr_Average</w:t>
+              <w:t>Five-year average</w:t>
             </w:r>
           </w:p>
         </w:tc>
@@ -8015,7 +8015,7 @@
               <w:rPr>
                 <w:sz w:val="18"/>
               </w:rPr>
-              <w:t>7.7</w:t>
+              <w:t>7.70</w:t>
             </w:r>
           </w:p>
         </w:tc>
@@ -8717,7 +8717,7 @@
               <w:rPr>
                 <w:sz w:val="18"/>
               </w:rPr>
-              <w:t>6.2</w:t>
+              <w:t>6.20</w:t>
             </w:r>
           </w:p>
         </w:tc>
@@ -9067,7 +9067,7 @@
                 <w:b/>
                 <w:sz w:val="18"/>
               </w:rPr>
-              <w:t>5-yr Total</w:t>
+              <w:t>Five-year total</w:t>
             </w:r>
           </w:p>
         </w:tc>
@@ -10403,7 +10403,7 @@
                 <w:b/>
                 <w:sz w:val="16"/>
               </w:rPr>
-              <w:t>5yr_Average</w:t>
+              <w:t>Five-year average</w:t>
             </w:r>
           </w:p>
         </w:tc>
@@ -10421,7 +10421,7 @@
                 <w:b/>
                 <w:sz w:val="16"/>
               </w:rPr>
-              <w:t>CrossCheck_CapOutlay_FY2022-23_A</w:t>
+              <w:t>Capital outlay FY2022-23 (actuals)</w:t>
             </w:r>
           </w:p>
         </w:tc>
@@ -10439,7 +10439,7 @@
                 <w:b/>
                 <w:sz w:val="16"/>
               </w:rPr>
-              <w:t>CrossCheck_CapOutlay_FY2023-24_RE</w:t>
+              <w:t>Capital outlay FY2023-24 (revised est.)</w:t>
             </w:r>
           </w:p>
         </w:tc>
@@ -10705,7 +10705,7 @@
               <w:rPr>
                 <w:sz w:val="16"/>
               </w:rPr>
-              <w:t>3.9</w:t>
+              <w:t>3.90</w:t>
             </w:r>
           </w:p>
         </w:tc>
@@ -10854,7 +10854,7 @@
               <w:rPr>
                 <w:sz w:val="16"/>
               </w:rPr>
-              <w:t>3.1</w:t>
+              <w:t>3.10</w:t>
             </w:r>
           </w:p>
         </w:tc>
@@ -11599,7 +11599,7 @@
               <w:rPr>
                 <w:sz w:val="16"/>
               </w:rPr>
-              <w:t>1.5</w:t>
+              <w:t>1.50</w:t>
             </w:r>
           </w:p>
         </w:tc>
@@ -12203,7 +12203,7 @@
                 <w:b/>
                 <w:sz w:val="18"/>
               </w:rPr>
-              <w:t>5-yr Total</w:t>
+              <w:t>Five-year total</w:t>
             </w:r>
           </w:p>
         </w:tc>
@@ -13536,7 +13536,7 @@
                 <w:b/>
                 <w:sz w:val="18"/>
               </w:rPr>
-              <w:t>5yr_Average</w:t>
+              <w:t>Five-year average</w:t>
             </w:r>
           </w:p>
         </w:tc>
@@ -13770,7 +13770,7 @@
               <w:rPr>
                 <w:sz w:val="18"/>
               </w:rPr>
-              <w:t>-1.9</w:t>
+              <w:t>-1.90</w:t>
             </w:r>
           </w:p>
         </w:tc>
@@ -23351,11 +23351,9 @@
     </w:p>
     <w:p>
       <w:r>
-        <w:t xml:space="preserve">The composite ranking above weights the four indicators equally, and that choice is not otherwise justified in the text. The table below checks how much the ranking, and its correlation with realised FDI, would change under two alternative weightings: a rank based on debt alone, and a composite that weights debt twice as heavily as the other three indicators. Debt is singled out because Section 6.6 independently identifies it as the dominant fiscal predictor. Reweighting toward debt does not simply reproduce the equal-weight ranking (rho = 0.68 and 0.86 against it, not 1.0), so the choice of weights is not inert; but every weighting scheme tested, including the two that favour debt most heavily, correlates with realised FDI in the same direction and more strongly than the equal-weight ranking does. Two things follow, and the second is uncomfortable for the composite. Equal weighting is the conservative choice among those tested, not one that happens to favour the paper's own conclusion. But on the paper's own criterion, that a ranking should be judged against an outcome, a single indicator beats the composite: debt alone correlates with realised FDI at rho = -0.917 (p = 0.0005) against -0.728 (p = 0.026) for the four-indicator average. The honest reading is not that the weights are </w:t>
+        <w:t>The composite ranking above weights the four indicators equally, and that choice is not otherwise justified in the text. The table below checks how much the ranking, and its correlation with realised FDI, would change under two alternative weightings: a rank based on debt alone, and a composite that weights debt twice as heavily as the other three indicators. Debt is singled out because Section 6.6 independently identifies it as the dominant fiscal predictor. Reweighting toward debt does not simply reproduce the equal-weight ranking (rho = 0.68 and 0.86 against it, not 1.0), so the choice of weights is not inert; but every weighting scheme tested, including the two that favour debt most heavily, correlates with realised FDI in the same direction and more strongly than the equal-weight ranking does. Two things follow, and the second is uncomfortable for the composite. Equal weighting is the conservative choice among those tested, not one that happens to favour the paper's own conclusion. But on the paper's own criterion, that a ranking should be judged against an outcome, a single indicator beats the composite: debt alone correlates with realised FDI at rho = -0.917 (p = 0.0005) against -0.728 (p = 0.026) for the four-indicator average. Both figures in that comparison are computed on the nine states that exclude Uttar Pradesh, which is the only basis on which the equal-weight composite reaches significance at all and therefore the only basis on which the comparison is a fair one. Across all ten states debt alone gives -0.842 (Section 7.3), or -0.879 using the DPIIT cumulative that covers Uttar Pradesh's unreported years; the composite reaches neither. The honest reading is not that the weights are defensible but that the composite is not earning its complexity, and that a reader who wants one verifiable number should use debt. The point is sharpened by which indicators carry Uttar Pradesh to first place: capital expenditure, where it ranks first, and own tax revenue, where it ranks second, are precisely the two indicators this paper later finds wrong-signed and indistinguishable from zero respectively. Unlike the NITI Aayog index criticised in Section 2, this ranking is at least checked against an outcome rather than asserted on its own terms — and that check is what reveals the composite to be the weaker instrument. There is a second problem with the composite, and it is structural rather than a matter of weights. Because derived capital expenditure equals the fiscal deficit minus the revenue deficit (Section 4.2), the ranking scores the deficit twice with opposite signs: once ascending, where a low deficit is treated as disciplined, and once inside capital expenditure, where for any given revenue balance a high deficit raises the score. The two sub-ranks correlate at rho = 0.517 across the ten states, so a quarter of the composite is partly the negative of another quarter. Substituting the revenue deficit for derived capital expenditure removes the redundancy without changing the information the four indicators carry, and it moves the table: Maharashtra takes first place and Uttar Pradesh second, Telangana falls from third to joint fifth, and West Bengal rises above Rajasthan. The two orderings still correlate at rho = 0.930, so this is a reordering at the top rather than a different ranking, but the top is where the paper's discussion concentrates. It also explains a feature Section 7.3 returns to: Uttar Pradesh's first place rests on capital expenditure, where it ranks first of ten, and that rank is largely mechanical, since Uttar Pradesh runs the largest revenue surplus in the panel at -1.9 per cent of GSDP and a large surplus inflates derived capital expenditure by construction. Neither version of the composite predicts investment well. The published ranking correlates with five-year FDI at rho = -0.255 (p = 0.477) and the substituted version at -0.433 (p = 0.211), against -0.842 (p = 0.002) for debt alone. We retain the published construction because it is the one the rest of the paper reports and because the substitution changes no conclusion, but the redundancy is a further reason, beyond the weighting sensitivity above, to prefer the single indicator to the composite.</w:t>
       </w:r>
-      <w:r>
-        <w:t>defensible but that the composite is not earning its complexity, and that a reader who wants one verifiable number should use debt. The point is sharpened by which indicators carry Uttar Pradesh to first place: capital expenditure, where it ranks first, and own tax revenue, where it ranks second, are precisely the two indicators this paper later finds wrong-signed and indistinguishable from zero respectively. Unlike the NITI Aayog index criticised in Section 2, this ranking is at least checked against an outcome rather than asserted on its own terms — and that check is what reveals the composite to be the weaker instrument. There is a second problem with the composite, and it is structural rather than a matter of weights. Because derived capital expenditure equals the fiscal deficit minus the revenue deficit (Section 4.2), the ranking scores the deficit twice with opposite signs: once ascending, where a low deficit is treated as disciplined, and once inside capital expenditure, where for any given revenue balance a high deficit raises the score. The two sub-ranks correlate at rho = 0.517 across the ten states, so a quarter of the composite is partly the negative of another quarter. Substituting the revenue deficit for derived capital expenditure removes the redundancy without changing the information the four indicators carry, and it moves the table: Maharashtra takes first place and Uttar Pradesh second, Telangana falls from third to joint fifth, and West Bengal rises above Rajasthan. The two orderings still correlate at rho = 0.930, so this is a reordering at the top rather than a different ranking, but the top is where the paper's discussion concentrates. It also explains a feature Section 7.3 returns to: Uttar Pradesh's first place rests on capital expenditure, where it ranks first of ten, and that rank is largely mechanical, since Uttar Pradesh runs the largest revenue surplus in the panel at -1.9 per cent of GSDP and a large surplus inflates derived capital expenditure by construction. Neither version of the composite predicts investment well. The published ranking correlates with five-year FDI at rho = -0.255 (p = 0.477) and the substituted version at -0.433 (p = 0.211), against -0.842 (p = 0.002) for debt alone. We retain the published construction because it is the one the rest of the paper reports and because the substitution changes no conclusion, but the redundancy is a further reason, beyond the weighting sensitivity above, to prefer the single indicator to the composite.</w:t>
-      </w:r>
+      <w:r/>
     </w:p>
     <w:p>
       <w:r>
@@ -24100,7 +24098,7 @@
                 <w:b/>
                 <w:sz w:val="18"/>
               </w:rPr>
-              <w:t>Unnamed: 0</w:t>
+              <w:t>Variable</w:t>
             </w:r>
           </w:p>
         </w:tc>
@@ -25129,7 +25127,7 @@
                 <w:b/>
                 <w:sz w:val="18"/>
               </w:rPr>
-              <w:t>Fiscal_Discipline_Composite_Rank</w:t>
+              <w:t>Discipline composite rank</w:t>
             </w:r>
           </w:p>
         </w:tc>
@@ -25147,7 +25145,7 @@
                 <w:b/>
                 <w:sz w:val="18"/>
               </w:rPr>
-              <w:t>FDI_5yr_Total_INRcr</w:t>
+              <w:t>FDI, five-year total (Rs crore)</w:t>
             </w:r>
           </w:p>
         </w:tc>
@@ -25165,7 +25163,7 @@
                 <w:b/>
                 <w:sz w:val="18"/>
               </w:rPr>
-              <w:t>FDI_Rank</w:t>
+              <w:t>FDI rank</w:t>
             </w:r>
           </w:p>
         </w:tc>
@@ -25183,7 +25181,7 @@
                 <w:b/>
                 <w:sz w:val="18"/>
               </w:rPr>
-              <w:t>PerCapita_GSDP_2023-24_INR</w:t>
+              <w:t>Per-capita GSDP FY2023-24 (Rs)</w:t>
             </w:r>
           </w:p>
         </w:tc>
@@ -25201,7 +25199,7 @@
                 <w:b/>
                 <w:sz w:val="18"/>
               </w:rPr>
-              <w:t>PC_GSDP_Rank</w:t>
+              <w:t>Per-capita GSDP rank</w:t>
             </w:r>
           </w:p>
         </w:tc>
@@ -25238,7 +25236,7 @@
               <w:rPr>
                 <w:sz w:val="18"/>
               </w:rPr>
-              <w:t>2.0</w:t>
+              <w:t>2</w:t>
             </w:r>
           </w:p>
         </w:tc>
@@ -25254,7 +25252,7 @@
               <w:rPr>
                 <w:sz w:val="18"/>
               </w:rPr>
-              <w:t>530294.0</w:t>
+              <w:t>530,294</w:t>
             </w:r>
           </w:p>
         </w:tc>
@@ -25270,7 +25268,7 @@
               <w:rPr>
                 <w:sz w:val="18"/>
               </w:rPr>
-              <w:t>1.0</w:t>
+              <w:t>1</w:t>
             </w:r>
           </w:p>
         </w:tc>
@@ -25286,7 +25284,7 @@
               <w:rPr>
                 <w:sz w:val="18"/>
               </w:rPr>
-              <w:t>319474.0</w:t>
+              <w:t>319,474</w:t>
             </w:r>
           </w:p>
         </w:tc>
@@ -25302,7 +25300,7 @@
               <w:rPr>
                 <w:sz w:val="18"/>
               </w:rPr>
-              <w:t>6.0</w:t>
+              <w:t>6</w:t>
             </w:r>
           </w:p>
         </w:tc>
@@ -25339,7 +25337,7 @@
               <w:rPr>
                 <w:sz w:val="18"/>
               </w:rPr>
-              <w:t>5.0</w:t>
+              <w:t>5</w:t>
             </w:r>
           </w:p>
         </w:tc>
@@ -25355,7 +25353,7 @@
               <w:rPr>
                 <w:sz w:val="18"/>
               </w:rPr>
-              <w:t>389480.0</w:t>
+              <w:t>389,480</w:t>
             </w:r>
           </w:p>
         </w:tc>
@@ -25371,7 +25369,7 @@
               <w:rPr>
                 <w:sz w:val="18"/>
               </w:rPr>
-              <w:t>2.0</w:t>
+              <w:t>2</w:t>
             </w:r>
           </w:p>
         </w:tc>
@@ -25387,7 +25385,7 @@
               <w:rPr>
                 <w:sz w:val="18"/>
               </w:rPr>
-              <w:t>376402.0</w:t>
+              <w:t>376,402</w:t>
             </w:r>
           </w:p>
         </w:tc>
@@ -25403,7 +25401,7 @@
               <w:rPr>
                 <w:sz w:val="18"/>
               </w:rPr>
-              <w:t>2.0</w:t>
+              <w:t>2</w:t>
             </w:r>
           </w:p>
         </w:tc>
@@ -25440,7 +25438,7 @@
               <w:rPr>
                 <w:sz w:val="18"/>
               </w:rPr>
-              <w:t>4.0</w:t>
+              <w:t>4</w:t>
             </w:r>
           </w:p>
         </w:tc>
@@ -25456,7 +25454,7 @@
               <w:rPr>
                 <w:sz w:val="18"/>
               </w:rPr>
-              <w:t>299622.0</w:t>
+              <w:t>299,622</w:t>
             </w:r>
           </w:p>
         </w:tc>
@@ -25472,7 +25470,7 @@
               <w:rPr>
                 <w:sz w:val="18"/>
               </w:rPr>
-              <w:t>3.0</w:t>
+              <w:t>3</w:t>
             </w:r>
           </w:p>
         </w:tc>
@@ -25488,7 +25486,7 @@
               <w:rPr>
                 <w:sz w:val="18"/>
               </w:rPr>
-              <w:t>336875.0</w:t>
+              <w:t>336,875</w:t>
             </w:r>
           </w:p>
         </w:tc>
@@ -25504,7 +25502,7 @@
               <w:rPr>
                 <w:sz w:val="18"/>
               </w:rPr>
-              <w:t>5.0</w:t>
+              <w:t>5</w:t>
             </w:r>
           </w:p>
         </w:tc>
@@ -25541,7 +25539,7 @@
               <w:rPr>
                 <w:sz w:val="18"/>
               </w:rPr>
-              <w:t>7.0</w:t>
+              <w:t>7</w:t>
             </w:r>
           </w:p>
         </w:tc>
@@ -25557,7 +25555,7 @@
               <w:rPr>
                 <w:sz w:val="18"/>
               </w:rPr>
-              <w:t>84238.0</w:t>
+              <w:t>84,238</w:t>
             </w:r>
           </w:p>
         </w:tc>
@@ -25573,7 +25571,7 @@
               <w:rPr>
                 <w:sz w:val="18"/>
               </w:rPr>
-              <w:t>4.0</w:t>
+              <w:t>4</w:t>
             </w:r>
           </w:p>
         </w:tc>
@@ -25589,7 +25587,7 @@
               <w:rPr>
                 <w:sz w:val="18"/>
               </w:rPr>
-              <w:t>349248.0</w:t>
+              <w:t>349,248</w:t>
             </w:r>
           </w:p>
         </w:tc>
@@ -25605,7 +25603,7 @@
               <w:rPr>
                 <w:sz w:val="18"/>
               </w:rPr>
-              <w:t>4.0</w:t>
+              <w:t>4</w:t>
             </w:r>
           </w:p>
         </w:tc>
@@ -25642,7 +25640,7 @@
               <w:rPr>
                 <w:sz w:val="18"/>
               </w:rPr>
-              <w:t>8.0</w:t>
+              <w:t>8</w:t>
             </w:r>
           </w:p>
         </w:tc>
@@ -25658,7 +25656,7 @@
               <w:rPr>
                 <w:sz w:val="18"/>
               </w:rPr>
-              <w:t>75260.0</w:t>
+              <w:t>75,260</w:t>
             </w:r>
           </w:p>
         </w:tc>
@@ -25674,7 +25672,7 @@
               <w:rPr>
                 <w:sz w:val="18"/>
               </w:rPr>
-              <w:t>5.0</w:t>
+              <w:t>5</w:t>
             </w:r>
           </w:p>
         </w:tc>
@@ -25690,7 +25688,7 @@
               <w:rPr>
                 <w:sz w:val="18"/>
               </w:rPr>
-              <w:t>356829.0</w:t>
+              <w:t>356,829</w:t>
             </w:r>
           </w:p>
         </w:tc>
@@ -25706,7 +25704,7 @@
               <w:rPr>
                 <w:sz w:val="18"/>
               </w:rPr>
-              <w:t>3.0</w:t>
+              <w:t>3</w:t>
             </w:r>
           </w:p>
         </w:tc>
@@ -25743,7 +25741,7 @@
               <w:rPr>
                 <w:sz w:val="18"/>
               </w:rPr>
-              <w:t>3.0</w:t>
+              <w:t>3</w:t>
             </w:r>
           </w:p>
         </w:tc>
@@ -25759,7 +25757,7 @@
               <w:rPr>
                 <w:sz w:val="18"/>
               </w:rPr>
-              <w:t>60860.0</w:t>
+              <w:t>60,860</w:t>
             </w:r>
           </w:p>
         </w:tc>
@@ -25775,7 +25773,7 @@
               <w:rPr>
                 <w:sz w:val="18"/>
               </w:rPr>
-              <w:t>6.0</w:t>
+              <w:t>6</w:t>
             </w:r>
           </w:p>
         </w:tc>
@@ -25791,7 +25789,7 @@
               <w:rPr>
                 <w:sz w:val="18"/>
               </w:rPr>
-              <w:t>382870.0</w:t>
+              <w:t>382,870</w:t>
             </w:r>
           </w:p>
         </w:tc>
@@ -25807,7 +25805,7 @@
               <w:rPr>
                 <w:sz w:val="18"/>
               </w:rPr>
-              <w:t>1.0</w:t>
+              <w:t>1</w:t>
             </w:r>
           </w:p>
         </w:tc>
@@ -25844,7 +25842,7 @@
               <w:rPr>
                 <w:sz w:val="18"/>
               </w:rPr>
-              <w:t>6.0</w:t>
+              <w:t>6</w:t>
             </w:r>
           </w:p>
         </w:tc>
@@ -25860,7 +25858,7 @@
               <w:rPr>
                 <w:sz w:val="18"/>
               </w:rPr>
-              <w:t>19383.0</w:t>
+              <w:t>19,383</w:t>
             </w:r>
           </w:p>
         </w:tc>
@@ -25876,7 +25874,7 @@
               <w:rPr>
                 <w:sz w:val="18"/>
               </w:rPr>
-              <w:t>7.0</w:t>
+              <w:t>7</w:t>
             </w:r>
           </w:p>
         </w:tc>
@@ -25892,7 +25890,7 @@
               <w:rPr>
                 <w:sz w:val="18"/>
               </w:rPr>
-              <w:t>117124.0</w:t>
+              <w:t>117,124</w:t>
             </w:r>
           </w:p>
         </w:tc>
@@ -25908,7 +25906,7 @@
               <w:rPr>
                 <w:sz w:val="18"/>
               </w:rPr>
-              <w:t>9.0</w:t>
+              <w:t>9</w:t>
             </w:r>
           </w:p>
         </w:tc>
@@ -25961,7 +25959,7 @@
               <w:rPr>
                 <w:sz w:val="18"/>
               </w:rPr>
-              <w:t>18052.0</w:t>
+              <w:t>18,052</w:t>
             </w:r>
           </w:p>
         </w:tc>
@@ -25977,7 +25975,7 @@
               <w:rPr>
                 <w:sz w:val="18"/>
               </w:rPr>
-              <w:t>8.0</w:t>
+              <w:t>8</w:t>
             </w:r>
           </w:p>
         </w:tc>
@@ -25993,7 +25991,7 @@
               <w:rPr>
                 <w:sz w:val="18"/>
               </w:rPr>
-              <w:t>186610.0</w:t>
+              <w:t>186,610</w:t>
             </w:r>
           </w:p>
         </w:tc>
@@ -26009,7 +26007,7 @@
               <w:rPr>
                 <w:sz w:val="18"/>
               </w:rPr>
-              <w:t>7.0</w:t>
+              <w:t>7</w:t>
             </w:r>
           </w:p>
         </w:tc>
@@ -26062,7 +26060,7 @@
               <w:rPr>
                 <w:sz w:val="18"/>
               </w:rPr>
-              <w:t>12391.0</w:t>
+              <w:t>12,391</w:t>
             </w:r>
           </w:p>
         </w:tc>
@@ -26078,7 +26076,7 @@
               <w:rPr>
                 <w:sz w:val="18"/>
               </w:rPr>
-              <w:t>9.0</w:t>
+              <w:t>9</w:t>
             </w:r>
           </w:p>
         </w:tc>
@@ -26094,7 +26092,7 @@
               <w:rPr>
                 <w:sz w:val="18"/>
               </w:rPr>
-              <w:t>166196.0</w:t>
+              <w:t>166,196</w:t>
             </w:r>
           </w:p>
         </w:tc>
@@ -26110,7 +26108,7 @@
               <w:rPr>
                 <w:sz w:val="18"/>
               </w:rPr>
-              <w:t>8.0</w:t>
+              <w:t>8</w:t>
             </w:r>
           </w:p>
         </w:tc>
@@ -26147,7 +26145,7 @@
               <w:rPr>
                 <w:sz w:val="18"/>
               </w:rPr>
-              <w:t>1.0</w:t>
+              <w:t>1</w:t>
             </w:r>
           </w:p>
         </w:tc>
@@ -26163,7 +26161,7 @@
               <w:rPr>
                 <w:sz w:val="18"/>
               </w:rPr>
-              <w:t>7754.0</w:t>
+              <w:t>7,754</w:t>
             </w:r>
           </w:p>
         </w:tc>
@@ -26179,7 +26177,7 @@
               <w:rPr>
                 <w:sz w:val="18"/>
               </w:rPr>
-              <w:t>10.0</w:t>
+              <w:t>10</w:t>
             </w:r>
           </w:p>
         </w:tc>
@@ -26195,7 +26193,7 @@
               <w:rPr>
                 <w:sz w:val="18"/>
               </w:rPr>
-              <w:t>111475.0</w:t>
+              <w:t>111,475</w:t>
             </w:r>
           </w:p>
         </w:tc>
@@ -26211,7 +26209,7 @@
               <w:rPr>
                 <w:sz w:val="18"/>
               </w:rPr>
-              <w:t>10.0</w:t>
+              <w:t>10</w:t>
             </w:r>
           </w:p>
         </w:tc>
@@ -26231,12 +26229,9 @@
         <w:jc w:val="both"/>
       </w:pPr>
       <w:r>
-        <w:t xml:space="preserve">Across all ten states the discipline-FDI correlation is positive but falls short of significance (rho = 0.255, p = 0.476). Uttar Pradesh is the reason. It ranks first on discipline and tenth on FDI, and two of its five </w:t>
+        <w:t>Across all ten states the discipline-FDI correlation is positive but falls short of significance (rho = 0.255, p = 0.476). Uttar Pradesh is the reason. It ranks first on discipline and tenth on FDI, and two of its five years are unrecorded rather than small, so its total is not comparable with the others. Drop it and the correlation is both large and significant (rho = 0.728, p = 0.026, n = 9), against a two-tailed critical value of 0.648. That exclusion needs more defence than the censoring alone provides, and Section 7.3 gives the test: scaling Uttar Pradesh's observed years to a five-year equivalent still leaves it ninth of ten and the correlation insignificant. The significant figure quoted here should therefore be read as conditional on dropping a state that is a genuine counterexample as well as a censored one. The income relationship behaves quite differently. Discipline against per-capita GSDP stays weak with Uttar Pradesh in (rho = 0.012) and with it out (rho = 0.393), significant in neither case. In this sample, then, fiscal discipline tracks investment more closely than it tracks prosperity, though that second half of the comparison rests on the per-capita column whose population denominator is not published anywhere in this paper, and should be read with the caveat recorded above rather than as a finding in its own right. A disciplined state is not necessarily a rich one, but it still draws more than its share of capital. The two figures below plot both relationships.</w:t>
       </w:r>
-      <w:r>
-        <w:lastRenderedPageBreak/>
-        <w:t>years are unrecorded rather than small, so its total is not comparable with the others. Drop it and the correlation is both large and significant (rho = 0.728, p = 0.026, n = 9), against a two-tailed critical value of 0.648. That exclusion needs more defence than the censoring alone provides, and Section 7.3 gives the test: scaling Uttar Pradesh's observed years to a five-year equivalent still leaves it ninth of ten and the correlation insignificant. The significant figure quoted here should therefore be read as conditional on dropping a state that is a genuine counterexample as well as a censored one. The income relationship behaves quite differently. Discipline against per-capita GSDP stays weak with Uttar Pradesh in (rho = 0.012) and with it out (rho = 0.393), significant in neither case. In this sample, then, fiscal discipline tracks investment far more closely than it tracks prosperity. A disciplined state is not necessarily a rich one, but it still draws more than its share of capital. The two figures below plot both relationships.</w:t>
-      </w:r>
+      <w:r/>
     </w:p>
     <w:p>
       <w:pPr>
@@ -27936,7 +27931,7 @@
       </w:r>
       <w:proofErr w:type="gramEnd"/>
       <w:r>
-        <w:t>9,35) = 0.82, p = 0.603), meaning the state fixed effects contribute comparatively little explanatory power once the fiscal variables and the COVID dummy are already in the equation.</w:t>
+        <w:t>9,35) = 0.82, p = 0.603), meaning the state fixed effects contribute comparatively little explanatory power once the fiscal variables and the COVID dummy are already in the equation. One further caution belongs with this equation and is separate from the reverse causality discussed in Section 8. Growth here is nominal GSDP growth and debt is measured against nominal GSDP, so the regressor's denominator is the level whose change is the dependent variable: when nominal output grows quickly the ratio falls arithmetically, whatever the state's borrowing did. Lagging debt by one year breaks that link, and the lag was applied only to Model 1 in earlier drafts. Applied here under the COVID dummy it does not rescue the growth result so much as relocate it, moving the contemporaneous coefficient of +0.308 (p = 0.524) to +1.384 (p = 0.0001) at one lag; under the year fixed effects of Table 23b the lagged coefficient is +0.019 (p = 0.945). Nothing in this equation is stable across the two time controls, in either timing, which is the basis on which Section 6.7 declines to claim a growth effect at all.</w:t>
       </w:r>
     </w:p>
     <w:p>
@@ -29665,7 +29660,7 @@
                 <w:b/>
                 <w:sz w:val="18"/>
               </w:rPr>
-              <w:t>Unnamed: 0</w:t>
+              <w:t>Variable</w:t>
             </w:r>
           </w:p>
         </w:tc>
@@ -31444,7 +31439,7 @@
     </w:tbl>
     <w:p>
       <w:r>
-        <w:t>The table below reports the same robustness check for Model 2 (GSDP growth), since Table 23 covers only Model 1. Dropping Jharkhand collapses the fiscal-deficit coefficient from -2.172 (p = 0.031) to -0.424 (p = 0.459), the same fragility pattern documented for Model 1; dropping the COVID year has a similar, if smaller, effect. The debt coefficient is more stable, remaining significant at the 5 per cent level in three of the four perturbations. Within this specification the deficit is therefore the least stable of the fiscal terms, which is why Section 6.7 declines to claim a deficit-growth effect. The debt and own tax revenue coefficients that look steadier here do not survive the change of time control reported immediately below, so nothing in this table should be read as support for a growth finding either.</w:t>
+        <w:t>The table below reports the same robustness check for Model 2 (GSDP growth), since Table 23 covers only Model 1. Dropping Jharkhand collapses the fiscal-deficit coefficient from -2.172 (p = 0.031) to -0.424 (p = 0.459), the same fragility pattern documented for Model 1; dropping the COVID year has a similar, if smaller, effect. The debt coefficient is more stable, remaining significant at the 5 per cent level in three of the four perturbations. Within this specification the deficit is therefore the least stable of the fiscal terms, which is why Section 6.7 declines to claim a deficit-growth effect. The debt and own tax revenue coefficients that look steadier here do not survive the change of time control reported immediately below, so nothing in this table should be read as support for a growth finding either. One entry in that table deserves the attention Jharkhand receives and has not had it. Dropping Uttar Pradesh moves the fiscal deficit coefficient from -2.172 (p = 0.031) to -5.078 (p = 0.001), more than doubling it, and no censoring story applies because Uttar Pradesh's growth series is complete for all five years. The state is the largest in the panel and the only one recording a fiscal surplus in any year, at -0.7 per cent of GSDP in FY 2019-20, so it sits at the end of the deficit range and exerts leverage there. We report the sensitivity without an explanation we can substantiate, and note that it is a further reason the deficit-growth channel is not claimed.</w:t>
       </w:r>
     </w:p>
     <w:p>
@@ -32841,7 +32836,7 @@
         <w:rPr>
           <w:b w:val="0"/>
         </w:rPr>
-        <w:t>The coefficient is stable to within four hundredths across all four, and under year effects it is the only pooled estimate in the paper that clears the bootstrap at five per cent. Two secondary results do not survive the scale control, and we record that rather than leave it to be found: literacy falls from +0.101 (p = 0.037) to +0.018 (p = 0.798), and capital expenditure from p = 0.008 to p = 0.173. Both are plausibly market-size proxies themselves, which is the more likely reading than that either has an independent effect on investment. The rank correlation tells the same story as the regression: debt against FDI expressed as a share of GSDP gives rho = -0.794 (p = 0.006) across all ten states.</w:t>
+        <w:t>The coefficient is stable to within four hundredths across all four, and under year effects it is the only pooled estimate in the paper that clears the bootstrap at five per cent. Two secondary results do not survive the scale control, and we record that rather than leave it to be found: literacy falls from +0.101 (p = 0.035) to +0.018 (p = 0.798), and capital expenditure from p = 0.008 to p = 0.173. Both are plausibly market-size proxies themselves, which is the more likely reading than that either has an independent effect on investment. The rank correlation tells the same story as the regression: debt against FDI expressed as a share of GSDP gives rho = -0.794 (p = 0.006) across all ten states.</w:t>
       </w:r>
     </w:p>
     <w:p>
@@ -36389,7 +36384,7 @@
     </w:p>
     <w:p>
       <w:r>
-        <w:t>None of the point estimates above comes with a sense of how much they would move under a different draw of the same ten states, so a cluster bootstrap was run on the leave-one-state-out figures: two hundred resamples of the ten states, drawn with replacement, each refitting every model and recomputing the leave-one-state-out R-squared. The resulting intervals are wide enough to include zero for every model, between eleven and twenty per cent of resamples in fact return a negative leave-one-state-out R-squared. This is the sharper way of saying what the point estimates already implied: forty-eight observations support a ranking of which method degrades least out of sample, not a claim that any of them predicts reliably.</w:t>
+        <w:t>None of the point estimates above comes with a sense of how much they would move under a different draw of the same ten states. An earlier version of this paper answered that with a cluster bootstrap, resampling the ten states with replacement and recomputing the leave-one-state-out R-squared on each draw. That procedure is unsound here and we have withdrawn it: resampling with replacement puts the same state into a draw more than once, so a duplicated state appears in both the training and the held-out fold, which is the precise leakage the state-blocked design exists to prevent. It inflated every median well above its own point estimate, which was the symptom. The table below substitutes a jackknife, which holds each state out of the sample once and never duplicates one, so no state can appear on both sides of a fold. The spread it reports is wide and crosses zero for every model. That is the honest version of the same conclusion: forty-eight observations support a ranking of which method degrades least out of sample, not a claim that any of them predicts reliably.</w:t>
       </w:r>
     </w:p>
     <w:p>
@@ -36397,7 +36392,7 @@
         <w:rPr>
           <w:b/>
         </w:rPr>
-        <w:t>Table 31a. Bootstrap 95 per cent confidence intervals for the leave-one-state-out out-of-sample R-squared of Table 31, two hundred state-cluster resamples.</w:t>
+        <w:t>Table 31a. Jackknife spread of the leave-one-state-out out-of-sample R-squared of Table 31, recomputed on each of the ten samples that omit one state. Unlike a bootstrap drawn with replacement, this never places a state in both the training and the held-out fold.</w:t>
       </w:r>
     </w:p>
     <w:tbl>
@@ -36449,7 +36444,7 @@
               <w:rPr>
                 <w:b/>
               </w:rPr>
-              <w:t>Bootstrap median</w:t>
+              <w:t>Jackknife minimum</w:t>
             </w:r>
           </w:p>
         </w:tc>
@@ -36462,7 +36457,7 @@
               <w:rPr>
                 <w:b/>
               </w:rPr>
-              <w:t>95% CI (state-cluster bootstrap)</w:t>
+              <w:t>Jackknife median</w:t>
             </w:r>
           </w:p>
         </w:tc>
@@ -36475,7 +36470,7 @@
               <w:rPr>
                 <w:b/>
               </w:rPr>
-              <w:t>Share of draws ≤ 0</w:t>
+              <w:t>Jackknife maximum</w:t>
             </w:r>
           </w:p>
         </w:tc>
@@ -36507,7 +36502,7 @@
           </w:tcPr>
           <w:p>
             <w:r>
-              <w:t>0.364</w:t>
+              <w:t>-0.083</w:t>
             </w:r>
           </w:p>
         </w:tc>
@@ -36517,7 +36512,7 @@
           </w:tcPr>
           <w:p>
             <w:r>
-              <w:t>[-0.815, 0.799]</w:t>
+              <w:t>0.140</w:t>
             </w:r>
           </w:p>
         </w:tc>
@@ -36527,7 +36522,7 @@
           </w:tcPr>
           <w:p>
             <w:r>
-              <w:t>17.0%</w:t>
+              <w:t>0.620</w:t>
             </w:r>
           </w:p>
         </w:tc>
@@ -36549,7 +36544,7 @@
           </w:tcPr>
           <w:p>
             <w:r>
-              <w:t>0.235</w:t>
+              <w:t>0.220</w:t>
             </w:r>
           </w:p>
         </w:tc>
@@ -36559,7 +36554,7 @@
           </w:tcPr>
           <w:p>
             <w:r>
-              <w:t>0.328</w:t>
+              <w:t>-0.052</w:t>
             </w:r>
           </w:p>
         </w:tc>
@@ -36569,7 +36564,7 @@
           </w:tcPr>
           <w:p>
             <w:r>
-              <w:t>[-0.510, 0.806]</w:t>
+              <w:t>0.168</w:t>
             </w:r>
           </w:p>
         </w:tc>
@@ -36579,7 +36574,7 @@
           </w:tcPr>
           <w:p>
             <w:r>
-              <w:t>20.5%</w:t>
+              <w:t>0.627</w:t>
             </w:r>
           </w:p>
         </w:tc>
@@ -36611,7 +36606,7 @@
           </w:tcPr>
           <w:p>
             <w:r>
-              <w:t>0.339</w:t>
+              <w:t>-0.204</w:t>
             </w:r>
           </w:p>
         </w:tc>
@@ -36621,7 +36616,7 @@
           </w:tcPr>
           <w:p>
             <w:r>
-              <w:t>[-0.484, 0.815]</w:t>
+              <w:t>0.008</w:t>
             </w:r>
           </w:p>
         </w:tc>
@@ -36631,7 +36626,7 @@
           </w:tcPr>
           <w:p>
             <w:r>
-              <w:t>11.0%</w:t>
+              <w:t>0.365</w:t>
             </w:r>
           </w:p>
         </w:tc>
@@ -36663,7 +36658,7 @@
           </w:tcPr>
           <w:p>
             <w:r>
-              <w:t>0.396</w:t>
+              <w:t>-0.913</w:t>
             </w:r>
           </w:p>
         </w:tc>
@@ -36673,7 +36668,7 @@
           </w:tcPr>
           <w:p>
             <w:r>
-              <w:t>[-1.152, 0.968]</w:t>
+              <w:t>-0.032</w:t>
             </w:r>
           </w:p>
         </w:tc>
@@ -36683,7 +36678,7 @@
           </w:tcPr>
           <w:p>
             <w:r>
-              <w:t>15.5%</w:t>
+              <w:t>0.060</w:t>
             </w:r>
           </w:p>
         </w:tc>
@@ -36747,7 +36742,7 @@
       </w:r>
       <w:proofErr w:type="gramEnd"/>
       <w:r>
-        <w:t>1) coefficient of exactly -0.5 by construction, so the hypothesis under test is that the first-difference autocorrelation equals -0.5, not that it equals zero. On that basis the FDI model returns -0.051 (p = 0.061), short of rejection at the 5 per cent level but not comfortably so, while the growth model returns -0.092 (p = 0.021) and does reject: serial correlation is present in the growth equation. Cross-sectional dependence in the growth model is unambiguous as well, CD = 8.397 (p &lt; 0.0001), as it should be in a panel whose middle year is a shock common to every state. The modified Wald test rejects homoskedasticity across states in both models (p &lt; 0.0001). Driscoll-Kraay is therefore clearly warranted for the growth model, which carries dependence, serial correlation and heteroskedasticity together. For the FDI model the heteroskedasticity is real, the cross-sectional dependence the estimator exists to absorb is not, and the serial correlation is borderline, so a cluster-robust estimator remains the more natural default there, and Table 33 reports the debt coefficient under both.</w:t>
+        <w:t>1) coefficient of exactly -0.5 by construction, so the hypothesis under test is that the first-difference autocorrelation equals -0.5, not that it equals zero. On that basis the FDI model returns -0.051 (p = 0.061), short of rejection at the 5 per cent level but not comfortably so, while the growth model returns -0.092 (p = 0.021) and does reject: serial correlation is present in the growth equation. Cross-sectional dependence in the growth model is unambiguous as well, CD = 8.397 (p &lt; 0.0001), as it should be in a panel whose middle year is a shock common to every state. The modified Wald test rejects homoskedasticity across states in both models (p &lt; 0.0001). Driscoll-Kraay is therefore clearly warranted for the growth model, which carries dependence, serial correlation and heteroskedasticity together. For the FDI model the heteroskedasticity is real, the cross-sectional dependence the estimator exists to absorb is not, and the serial correlation is borderline, so a cluster-robust estimator remains the more natural default there, and Table 33 reports the debt coefficient under both. The two p-values in that row cannot be reconciled from the coefficients alone and the standard errors belong with them: the FDI model's -0.051 sits 0.449 from the null on a clustered standard error of 0.210, giving t = 2.14, while the growth model's -0.092 sits 0.408 away on a standard error of 0.147, giving t = 2.78. The model further from the null returns the larger p-value because its estimate is the less precise of the two.</w:t>
       </w:r>
     </w:p>
     <w:p>
@@ -37753,7 +37748,7 @@
         <w:jc w:val="both"/>
       </w:pPr>
       <w:r>
-        <w:t>Across 88 pooled specifications the debt coefficient is negative in every one, ranging from -0.269 to -0.087 with a median of -0.198, and significant at the 5 per cent level in 89 per cent of them. Across 44 fixed-effects specifications it is positive in every one, from +0.128 to +0.417 with a median of +0.338, significant in 95 per cent. Neither sign is a specification artefact. What separates them is the dimension of variation the estimator uses, and nothing else. That is as far as the argument of Section 7.1 can be pushed: the between-state and within-state results each survive every other choice this curve varies, and they still disagree. The one choice it does not vary is the time control, and Section 6.5 shows that the within-state result does not survive that one.</w:t>
+        <w:t>Across 88 pooled specifications the debt coefficient is negative in every one, ranging from -0.269 to -0.087 with a median of -0.198, and significant at the 5 per cent level in 89 per cent of them. Across 44 fixed-effects specifications it is positive in every one, from +0.128 to +0.417 with a median of +0.338, significant in 95 per cent. Neither sign is a specification artefact. What separates them is the dimension of variation the estimator uses, and nothing else. That is as far as the argument of Section 7.1 can be pushed: the between-state and within-state results each survive every other choice this curve varies, and they still disagree. The one choice it does not vary is the time control, and Section 6.5 shows that the within-state result does not survive that one. Two clarifications about the inference behind those percentages. The significance rates in the curve are cluster-robust, not bootstrapped, and Tables 23 and 23a report Driscoll-Kraay p-values throughout. Both are estimators this section argues are unreliable at ten clusters and five periods respectively, and under the wild cluster bootstrap the baseline pooled coefficient is p = 0.057 rather than 0.007. The curve should therefore be read as evidence about the sign and the magnitude of the coefficient across modelling choices, which is what it was built for and where it is informative, and not as 88 independent significance tests. We have not rebootstrapped all 132 specifications; at 1,999 draws each that is a quarter of a million refits for a statistic the paper does not rely on.</w:t>
       </w:r>
     </w:p>
     <w:p>
@@ -38790,7 +38785,7 @@
     </w:p>
     <w:p>
       <w:r>
-        <w:t>Because the two dimensions are the whole of the argument, it is worth estimating them inside one equation rather than inferring the contrast from two separate regressions. A Mundlak specification does this: each fiscal regressor enters twice, once as the state's five-year mean and once as the deviation of each year from that mean, so the between-state and within-state coefficients are identified jointly and can be tested against each other directly. It returns exactly the split the paper describes, and the difference between the two debt coefficients is a great deal more precisely estimated than either separate model conveys. A true between estimator, fitted to the ten state means alone, agrees with the pooled coefficient reported in Section 6.3.</w:t>
+        <w:t>Because the two dimensions are the whole of the argument, it is worth estimating them inside one equation rather than inferring the contrast from two separate regressions. A Mundlak specification does this: each fiscal regressor enters twice, once as the state's five-year mean and once as the deviation of each year from that mean, so the between-state and within-state coefficients are identified jointly and can be tested against each other directly. It returns exactly the split the paper describes, and the difference between the two debt coefficients is a great deal more precisely estimated than either separate model conveys. A true between estimator, fitted to the ten state means alone, agrees with the pooled coefficient reported in Section 6.3. The specification carries the same single COVID dummy as the rest of the paper outside Table 23b, which matters because Table 23b shows that dummy is not an adequate time control. We therefore report it both ways. Under year fixed effects the split is essentially unchanged — within +0.326, between -0.262 — and the two remain distinguishable at p = 0.004 rather than 0.017. The equality test is robust to the time control even though the within-state coefficient it contains is not individually well determined once year effects are imposed (Table 23b puts that coefficient at p = 0.098 on its own). What the Mundlak specification establishes is that the two dimensions differ, not that either is precisely estimated.</w:t>
       </w:r>
     </w:p>
     <w:p>
@@ -39161,7 +39156,7 @@
         <w:jc w:val="both"/>
       </w:pPr>
       <w:r>
-        <w:t>This is an interpretation the data support rather than a specification the data can identify. At forty-eight observations an explicit capital-expenditure-by-debt interaction term is not estimable with any useful precision, and none is reported. Separating capital outlay from net lending in the source accounts, which the Finance Accounts permit but at some cost in vintage consistency, is the change most likely to settle the question. There is also a more direct reason not to lean on this coefficient, and it does not depend on the interpretation above. Because derived capital expenditure is exactly the fiscal deficit minus the revenue deficit (Section 4.2), the specification reported here is observationally identical to one in which the revenue deficit replaces capital expenditure: same fit, same R-squared to six decimals, the same debt coefficient to four. In that equivalent form the capital expenditure coefficient of -0.366 appears as a revenue deficit coefficient of +0.366, and the finding reads: holding the fiscal deficit fixed, a one-percentage-point larger revenue deficit is associated with roughly forty-four per cent more FDI. That is a considerably less comfortable statement than the crowding-in discussion above, and the net-lending argument does not dissolve it, since noise in the proxy explains why the estimate is unreliable rather than why it points the way it does. The coefficient does not survive the wild cluster bootstrap in either parameterisation, at p = 0.095, which is the same number under both because it is the same coefficient with its sign reversed. We report the reparameterisation because it is the strongest available argument that this variable should carry no interpretive weight at all, and it is an argument from an identity rather than from a judgement about measurement.</w:t>
+        <w:t>This is an interpretation the data support rather than a specification the data can identify. At forty-eight observations an explicit capital-expenditure-by-debt interaction term is not estimable with any useful precision, and none is reported. Separating capital outlay from net lending in the source accounts, which the Finance Accounts permit but at some cost in vintage consistency, is the change most likely to settle the question. There is also a more direct reason not to lean on this coefficient, and it does not depend on the interpretation above. Because derived capital expenditure is exactly the fiscal deficit minus the revenue deficit (Section 4.2), the specification reported here is observationally identical to one in which the revenue deficit replaces capital expenditure: same fit, same R-squared to six decimals, the same debt coefficient to four. In that equivalent form the capital expenditure coefficient of -0.366 appears as a revenue deficit coefficient of +0.366, and the finding reads: holding the fiscal deficit fixed, a one-percentage-point larger revenue deficit is associated with roughly forty-four per cent more FDI. That is a considerably less comfortable statement than the crowding-in discussion above, and the net-lending argument does not dissolve it, since noise in the proxy explains why the estimate is unreliable rather than why it points the way it does. The coefficient does not survive the wild cluster bootstrap in either parameterisation, at p = 0.095, which is the same number under both because it is the same coefficient with its sign reversed. We report the reparameterisation because it is the strongest available argument that this variable should carry no interpretive weight at all, and it is an argument from an identity rather than from a judgement about measurement. The exact capital-outlay figures of Table 8 permit one direct check, which earlier drafts reported without using. Refitting the pooled specification on the twenty state-years for which exact outlay exists, and substituting it for the derived series, leaves the capital expenditure coefficient negative and significant: -0.654 (p = 0.015) against -0.884 (p = 0.016) for the derived measure on the same cells, with the debt coefficient at -0.321 rather than -0.244. The negative sign is therefore not an artefact of net lending, which weakens the first of the two explanations offered above and leaves the financing argument carrying more of the weight. The check is indicative rather than decisive: twenty observations, and the FY 2023-24 exact column is revised estimates compared against a series built from audited actuals, so part of the gap between the two measures in that year is a vintage difference rather than a measurement one.</w:t>
       </w:r>
     </w:p>
     <w:p>
@@ -39249,7 +39244,9 @@
       <w:proofErr w:type="gramStart"/>
       <w:r/>
       <w:proofErr w:type="gramEnd"/>
-      <w:r/>
+      <w:r>
+        <w:t xml:space="preserve"> One further correction belongs here, and it works against the exclusion rather than for it. The rank correlation needs only a five-year total, and DPIIT publishes one for Uttar Pradesh that includes the two unreported years: the cumulative column of Table 11 gives 12,615 crore, within three per cent of the 12,923 the scaling exercise above arrives at independently. Dismissing that column is correct for the annual panel, where the two years cannot be separated, and wrong for a correlation computed on totals. Using it, the composite ranking correlates with investment at rho = -0.359 (p = 0.309) and debt alone at rho = -0.879 (p = 0.0008), both across all ten states with no exclusion at all. The conclusion is the one already reached by two other routes: the composite does not predict investment, debt does, and Uttar Pradesh needs no special treatment for the claim the paper actually makes.</w:t>
+      </w:r>
     </w:p>
     <w:p>
       <w:pPr>
@@ -39288,11 +39285,9 @@
         <w:jc w:val="both"/>
       </w:pPr>
       <w:r>
-        <w:t>The reading we take is that the two accounts operate at different levels rather than in competition. Structural advantages — location, port access, an established industrial base, the depth of a metropolitan labour market — determine which states are candidates for large inflows at all, and the ten states in this sample are precisely those that have already cleared that bar. Fiscal position then appears to sort investment among them. That is consistent with the between-state result of Section 7.1, and it is also why the finding should not be extrapolated: it describes how capital is allocated among states already in contention, not how a state enters contention in the first place. Section 8 returns to this as the study's principal limit on external validity. One further alternative explanation sits closer to this one than to the measurement notes of Section 8, and we state it here rather than there. DPIIT records equity inflows against the state in which the recipient company is registered, not the state in which the investment is deployed. That error is not classical: it concentrates in the states hosting corporate headquarters, which in this panel are Maharashtra, Karnataka and Gujarat, and those are also three of the lowest-debt states. A registered-office effect would therefore push the between-state coefficient in exactly the direction we report. One partial answer is available, and it is worth stating because it is the closest this design comes to a test: headquarters concentration is a function of market size above all, and Section 6.5 shows that adding log GSDP as a market-size control leaves the debt coefficient at -0.173, essentially where it was, while collapsing the literacy and capital expenditure coefficients that are themselves scale proxies. That does not rule the registered-office channel out, since a control for size is not a control for where a company chooses to register, but it does mean the concern cannot be carried by state size alone. It is, alongside agglomeration, the alternative account we regard as most likely to survive scrutiny of the central result.</w:t>
+        <w:t>The reading we take is that the two accounts operate at different levels rather than in competition. Structural advantages — location, port access, an established industrial base, the depth of a metropolitan labour market — determine which states are candidates for large inflows at all, and the ten states in this sample are precisely those that have already cleared that bar. Fiscal position then appears to sort investment among them. That is consistent with the between-state result of Section 7.1, and it is also why the finding should not be extrapolated: it describes how capital is allocated among states already in contention, not how a state enters contention in the first place. Section 8 returns to this as the study's principal limit on external validity. One further alternative explanation sits closer to this one than to the measurement notes of Section 8, and we state it here rather than there. DPIIT records equity inflows against the state in which the recipient company is registered, not the state in which the investment is deployed. That error is not classical: it concentrates in the states hosting corporate headquarters, which in this panel are Maharashtra, Karnataka and Gujarat, and those are also three of the lowest-debt states. A registered-office effect would therefore push the between-state coefficient in exactly the direction we report. One partial answer is available, and it is worth stating because it is the closest this design comes to a test: headquarters concentration is a function of market size above all, and Section 6.5 shows that adding log GSDP as a market-size control leaves the debt coefficient at -0.173, essentially where it was, while collapsing the literacy and capital expenditure coefficients that are themselves scale proxies. That does not rule the registered-office channel out, since a control for size is not a control for where a company chooses to register, but it does mean the concern cannot be carried by state size alone. It is, alongside agglomeration, the alternative account we regard as most likely to survive scrutiny of the central result. A third alternative is sharper than either of those because it can be tested directly, and the test does not go this paper's way. Group the ten states by region and the debt ordering is largely a regional ordering: the four groups are west (Maharashtra, Gujarat), south (Karnataka, Tamil Nadu, Telangana), north (Haryana, Rajasthan, Uttar Pradesh) and east (Jharkhand, West Bengal), and their mean debt runs 20.6, 26.2, 33.1 and 34.5 per cent of GSDP respectively. Seventy-two per cent of the cross-state variance in debt lies between those groups rather than within them. All figures in this paragraph are computed on the full fifty state-year cells; an earlier draft reported the northern mean as 32.9 and the variance share as 71 per cent, which came from the forty-eight cells carrying an FDI observation and so understated Uttar Pradesh's five-year mean. Regional indicators alone explain more of log FDI than debt alone does, at an R-squared of 0.60 against 0.31, and when both enter together the debt coefficient falls from -0.176 to +0.036 and is indistinguishable from zero. Within regions the ordering is not reliable either: West Bengal carries more debt than Jharkhand and receives more investment, and Rajasthan carries more than Haryana and receives less. We do not read this as showing that debt is irrelevant, because with ten states and four regions the two cannot be separated: regional effects absorb three of the nine between-state degrees of freedom, and debt and region are close to collinear by construction. What it does establish is that this design cannot tell a fiscal signal apart from a regional one, and that a reader who prefers the regional reading cannot be refuted from these data. It is the most serious limitation on the paper's central claim, and it belongs alongside agglomeration and the registered-office effect rather than below them. The reach of that confound is wider than the pooled coefficient alone, and we set it out rather than let a reader assume the other methods escape it. The Mundlak specification of Table 35, which this paper offers as its cleanest evidence that the between-state and within-state effects differ, puts the between-state debt coefficient at -0.256; adding regional indicators moves it to +0.151, reversing its sign, though the two dimensions remain distinguishable at p = 0.026. The rank correlation of Section 6.2 behaves the same way: rho = -0.842 across the ten states falls to -0.285 (p = 0.425) once regional means are removed from both debt and investment. And LASSO, offered regional indicators alongside the five fiscal regressors, promotes a western-region indicator above debt, at +0.699 against -0.679. Only the SHAP ranking is unmoved, debt staying first at 1.006 against 1.029. Two things follow. The first is that the convergence of Section 6.6 is not independent evidence against this particular confound, because the methods converge partly by reading the same confounded cross-section, which is the general point that section already concedes and this is its concrete instance. The second is a caveat in the paper's favour: a regional indicator is constant within a state across all five years, exactly the property that made urbanisation unusable in Section 5.2, so a tree or a penalised regression can use it to identify states rather than to measure geography. That defence applies to the machine-learning results. It does not apply to the pooled regression or to the rank correlation, and those are where the paper's cross-state claim actually lives.</w:t>
       </w:r>
-      <w:r>
-        <w:t xml:space="preserve"> A third alternative is sharper than either of those because it can be tested directly, and the test does not go this paper's way. Group the ten states by region and the debt ordering is largely a regional ordering: mean debt runs 20.6 per cent of GSDP in the west, 26.2 in the south, 32.9 in the north and 34.5 in the east, and 71 per cent of the cross-state variance in debt lies between those four groups rather than within them. Regional indicators alone explain more of log FDI than debt alone does, at an R-squared of 0.60 against 0.31, and when both enter together the debt coefficient falls from -0.176 to +0.036 and is indistinguishable from zero. Within regions the ordering is not reliable either: West Bengal carries more debt than Jharkhand and receives more investment, and Rajasthan carries more than Haryana and receives less. We do not read this as showing that debt is irrelevant, because with ten states and four regions the two cannot be separated: regional effects absorb three of the nine between-state degrees of freedom, and debt and region are close to collinear by construction. What it does establish is that this design cannot tell a fiscal signal apart from a regional one, and that a reader who prefers the regional reading cannot be refuted from these data. It is the most serious limitation on the paper's central claim, and it belongs alongside agglomeration and the registered-office effect rather than below them. The reach of that confound is wider than the pooled coefficient alone, and we set it out rather than let a reader assume the other methods escape it. The Mundlak specification of Table 35, which this paper offers as its cleanest evidence that the between-state and within-state effects differ, puts the between-state debt coefficient at -0.256; adding regional indicators moves it to +0.151, reversing its sign, though the two dimensions remain distinguishable at p = 0.026. The rank correlation of Section 6.2 behaves the same way: rho = -0.842 across the ten states falls to -0.285 (p = 0.425) once regional means are removed from both debt and investment. And LASSO, offered regional indicators alongside the five fiscal regressors, promotes a western-region indicator above debt, at +0.699 against -0.679. Only the SHAP ranking is unmoved, debt staying first at 1.006 against 1.029. Two things follow. The first is that the convergence of Section 6.6 is not independent evidence against this particular confound, because the methods converge partly by reading the same confounded cross-section, which is the general point that section already concedes and this is its concrete instance. The second is a caveat in the paper's favour: a regional indicator is constant within a state across all five years, exactly the property that made urbanisation unusable in Section 5.2, so a tree or a penalised regression can use it to identify states rather than to measure geography. That defence applies to the machine-learning results. It does not apply to the pooled regression or to the rank correlation, and those are where the paper's cross-state claim actually lives.</w:t>
-      </w:r>
+      <w:r/>
     </w:p>
     <w:p>
       <w:pPr>
@@ -39315,7 +39310,7 @@
         <w:jc w:val="both"/>
       </w:pPr>
       <w:r>
-        <w:t>Foreign Direct Investment in India is more likely where a state holds its debt down relative to its own economy, but that relationship holds only between states, not within a single state from one year to the next. Gujarat and Maharashtra, which have kept debt low relative to GSDP throughout the panel, receive substantially more FDI than states that have not. Five methods agree on it, drawn from three families that share no distributional assumptions with one another: a parametric panel regression, a rank correlation, and regularised linear and tree-based machine-learning estimators. Two qualifications travel with that count. LASSO and Elastic Net are close relatives rather than separate tests, and we treat them as one verdict; and the rank correlation reaches significance only with Uttar Pradesh excluded, so the weight rests on the four that carry no such condition. States carrying less debt attract more investment.</w:t>
+        <w:t>Foreign Direct Investment in India is more likely where a state holds its debt down relative to its own economy, but that relationship holds only between states, not within a single state from one year to the next. Gujarat and Maharashtra, which have kept debt low relative to GSDP throughout the panel, receive substantially more FDI than states that have not. Five methods agree on it, drawn from three families that share no distributional assumptions with one another: a parametric panel regression, a rank correlation, and regularised linear and tree-based machine-learning estimators. Two qualifications travel with that count. LASSO and Elastic Net are close relatives rather than separate tests, and we treat them as one verdict; and the rank correlation reaches significance only with Uttar Pradesh excluded, so the weight rests on the four that carry no such condition. States carrying less debt attract more investment — but the low-debt states here are the western and southern ones, and the paragraphs below explain why this panel cannot tell that apart from a regional pattern. The convergence of five methods establishes that the association is there. It does not establish what produces it, and the rest of this section should not be read as if it did.</w:t>
       </w:r>
     </w:p>
     <w:p>
@@ -39331,7 +39326,7 @@
         <w:jc w:val="both"/>
       </w:pPr>
       <w:r>
-        <w:t>What a state finance department should take from this is more limited than the headline correlation suggests, and Section 7.4 is the reason. The cross-state relationship is real in these data and survives every robustness check the paper applies, but it cannot be separated from a regional pattern: the low-debt states are western and southern, the high-debt states northern and eastern, and once region is controlled for the debt coefficient is indistinguishable from zero. Ten states cannot settle which of the two is operative. That distinction is not academic, because the two readings give opposite advice to the states most likely to act on it. If the fiscal signal is what investors price, a high-debt eastern state that consolidates should expect to gain. If region is standing in for infrastructure, industrial base, logistics or market access that debt merely correlates with, the same state may consolidate and see nothing. We are not able to tell those apart, and a finance department should not be told otherwise. What can be said with more confidence is narrower and mostly negative. The payoff, if there is one, is not immediate: a reputation for discipline is built over years, and no single budget's debt reduction should be expected to move next year's inflows. Of the four indicators, debt is the only one this paper's evidence points to at all, and it is the stock rather than any single year's addition to it that carries the association; the fiscal deficit, own tax revenue and capital expenditure do not survive their own robustness checks, and capital expenditure as constructed here is not an independent indicator at all. We attach no growth recommendation to any of the four, because Section 6.5 shows this panel cannot identify a fiscal effect on growth once common year shocks are absorbed. And the composite ranking that Section 4.7 builds is outperformed by debt alone, so a state or an agency wanting one verifiable number should use the debt ratio rather than an index.</w:t>
+        <w:t>What a state finance department should take from this is more limited than the headline correlation suggests, and Section 7.4 is the reason. The cross-state relationship is real in these data and keeps its sign under every robustness check the paper applies, though not always its significance, but it cannot be separated from a regional pattern: the low-debt states are western and southern, the high-debt states northern and eastern, and once region is controlled for the debt coefficient is indistinguishable from zero. Ten states cannot settle which of the two is operative. That distinction is not academic, because the two readings give opposite advice to the states most likely to act on it. If the fiscal signal is what investors price, a high-debt eastern state that consolidates should expect to gain. If region is standing in for infrastructure, industrial base, logistics or market access that debt merely correlates with, the same state may consolidate and see nothing. We are not able to tell those apart, and a finance department should not be told otherwise. What can be said with more confidence is narrower and mostly negative. The payoff, if there is one, is not immediate: a reputation for discipline is built over years, and no single budget's debt reduction should be expected to move next year's inflows. Of the four indicators, debt is the only one this paper's evidence points to at all, and it is the stock rather than any single year's addition to it that carries the association; the fiscal deficit, own tax revenue and capital expenditure do not survive their own robustness checks, and capital expenditure as constructed here is not an independent indicator at all. We attach no growth recommendation to any of the four, because Section 6.5 shows this panel cannot identify a fiscal effect on growth once common year shocks are absorbed. And the composite ranking that Section 4.7 builds is outperformed by debt alone, so a state or an agency wanting one verifiable number should use the debt ratio rather than an index.</w:t>
       </w:r>
     </w:p>
     <w:p>

--- a/paper/Fiscal_Discipline_and_Investment_Outcomes.docx
+++ b/paper/Fiscal_Discipline_and_Investment_Outcomes.docx
@@ -143,12 +143,48 @@
         <w:jc w:val="both"/>
       </w:pPr>
       <w:r>
-        <w:t>Foreign direct investment in India concentrates in a handful of states, and fiscal discipline is widely assumed, though rarely tested, to be part of the reason. This study asks whether it is, and finds that a panel of this size cannot settle the question. We measure the fiscal discipline of India's ten largest FDI-recipient states through four indicators, each expressed as a share of gross state domestic product: fiscal deficit, public debt, own tax revenue and capital expenditure. The panel is balanced and covers five fiscal years, 2019-20 to 2023-24. It is built from audited state finance accounts published in the Sixteenth Finance Commission report, together with official investment and output data from the Department for Promotion of Industry and Internal Trade and the Ministry of Statistics and Programme Implementation. On that panel we estimate fixed-effects and pooled regressions of FDI and of GSDP growth on the four indicators, cross-checked against a non-parametric rank correlation and against machine-learning methods from two families: regularised linear selection, as LASSO with an Elastic Net cross-check, and SHAP-based random forest importance. States carrying persistently lower public debt receive more FDI than their peers. The association is large, it holds between states rather than within a given state from year to year, and every method we apply recovers it with the same sign. Its significance is less uniform than its sign: it clears five per cent under cluster-robust inference and falls just short at p = 0.057 under the wild cluster bootstrap this paper treats as its arbiter, and the rank correlation reaches significance on debt alone but not on the composite ranking. The between-within split is confirmed inside a single Mundlak specification in which the two coefficients differ at p = 0.017, or 0.004 under a full set of year effects. It is nonetheless not a finding we can attribute to fiscal policy. The low-debt states in this sample are western and southern and the high-debt states northern and eastern, seventy-two per cent of the cross-state variation in debt lies between those groups, and once regional indicators enter the equation the debt coefficient is indistinguishable from zero. Ten states across four regions cannot separate a fiscal signal from whatever else is regional, and we report that as the central limitation rather than as a caveat. The growth hypothesis fails outright: coefficients that appear significant when the pandemic is absorbed by a single dummy do not survive a full set of year fixed effects. Two states depart from the general pattern for identifiable reasons and are examined individually. Every fiscal figure in the paper is verified against the Finance Commission annexures, the analysis is reproducible from the published tables alone, and the composite ranking we construct is reported together with the finding that a single indicator outperforms it. The contribution is a design and an audit trail for a question that a wider panel will have to answer.</w:t>
+        <w:t xml:space="preserve">Foreign direct investment in India concentrates in a handful of states, and fiscal discipline is widely assumed, though rarely tested, to be part of the reason. This study asks whether it is, and finds that a panel of this size cannot settle the question. We measure the fiscal discipline of India's ten largest FDI-recipient states through four indicators, each expressed as a share of gross state domestic product: fiscal deficit, public debt, own tax revenue and capital expenditure. The panel is balanced and covers five fiscal years, 2019-20 to 2023-24. It is built from audited state finance accounts published in the Sixteenth Finance Commission report, together with official investment and output data from the Department for Promotion of Industry and Internal Trade and the Ministry of Statistics and </w:t>
+      </w:r>
+      <w:proofErr w:type="spellStart"/>
+      <w:r>
+        <w:t>Programme</w:t>
+      </w:r>
+      <w:proofErr w:type="spellEnd"/>
+      <w:r>
+        <w:t xml:space="preserve"> Implementation. On that panel we estimate fixed-effects and pooled regressions of FDI and of GSDP growth on the four indicators, cross-checked against a non-parametric rank correlation and against machine-learning methods from two families: </w:t>
+      </w:r>
+      <w:proofErr w:type="spellStart"/>
+      <w:r>
+        <w:t>regularised</w:t>
+      </w:r>
+      <w:proofErr w:type="spellEnd"/>
+      <w:r>
+        <w:t xml:space="preserve"> linear selection, as LASSO with an Elastic Net cross-check, and SHAP-based random forest importance. States carrying persistently lower public debt receive more FDI than their peers. The association is large, it holds between states rather than within a given state from year to year, and every method we apply recovers it with the same sign. Its significance is less uniform than its sign: it clears five per cent under cluster-robust inference and falls just short at p = 0.057 under the wild cluster bootstrap this paper treats as its arbiter, and the rank correlation reaches significance on debt alone but not on the composite ranking. The between-within split is confirmed inside a single </w:t>
+      </w:r>
+      <w:proofErr w:type="spellStart"/>
+      <w:r>
+        <w:t>Mundlak</w:t>
+      </w:r>
+      <w:proofErr w:type="spellEnd"/>
+      <w:r>
+        <w:t xml:space="preserve"> specification in which the two coefficients differ at p = 0.017, or 0.004 under a full set of year effects. It is nonetheless not a finding we can attribute to fiscal policy. The low-debt states in this sample are western and southern and the high-debt states northern and eastern, seventy-two per cent of the cross-state variation in debt lies between those groups, and once regional indicators enter the equation the debt coefficient is indistinguishable from zero. Ten states across four regions cannot separate a fiscal signal from whatever else is regional, and we report that as the central limitation rather than as a caveat. The growth hypothesis fails outright: coefficients that appear significant when the pandemic is absorbed by a single dummy do not survive a full set of year fixed effects.</w:t>
+      </w:r>
+      <w:r>
+        <w:t xml:space="preserve"> </w:t>
+      </w:r>
+      <w:r>
+        <w:t>Every fiscal figure in the paper is verified against the Finance Commission annexures, the analysis is reproducible from the published tables alone, and the composite ranking we construct is reported together with the finding that a single indicator outperforms it. The contribution is a design and an audit trail for a question that a wider panel will have to answer</w:t>
+      </w:r>
+      <w:r>
+        <w:t>.</w:t>
       </w:r>
     </w:p>
     <w:p>
       <w:pPr>
         <w:jc w:val="both"/>
+        <w:rPr>
+          <w:i/>
+        </w:rPr>
       </w:pPr>
       <w:r>
         <w:rPr>
@@ -162,10 +198,13 @@
         <w:rPr>
           <w:i/>
         </w:rPr>
-        <w:t xml:space="preserve"> fiscal discipline, foreign direct investment, sub-national public finance, panel data, India, LASSO, SHAP</w:t>
-      </w:r>
-      <w:r>
-        <w:br w:type="page"/>
+        <w:t xml:space="preserve"> fiscal discipline, foreign direct investment, sub-national public finance, panel data, India, LASSO, SHA</w:t>
+      </w:r>
+      <w:r>
+        <w:rPr>
+          <w:i/>
+        </w:rPr>
+        <w:t>P</w:t>
       </w:r>
     </w:p>
     <w:p>
@@ -198,7 +237,15 @@
         <w:jc w:val="both"/>
       </w:pPr>
       <w:r>
-        <w:t>Two research literatures speak to that question and rarely cite each other. One asks how state fiscal policy affects growth. Trivedi and Rajmal (2011), working with fourteen states and fixed-effects panel methods, report that fiscal deficits contract subsequent growth; Panda and Sahay (2022) repeat the exercise on seventeen states for 2004-05 to 2016-17, adding two-stage least squares, and reach the same verdict. Running alongside both is a debt-sustainability literature (Misra, Gupta and Trivedi, 2023; NIPFP, 2024) concerned with whether current borrowing paths are solvent, which stops before asking what those borrowing paths do to the investment a state subsequently receives. NITI Aayog's Fiscal Health Index (2025, 2026) ranks states on fiscal metrics and validates the ranking against nothing at all.</w:t>
+        <w:t xml:space="preserve">Two research literatures speak to that question and rarely cite each other. One asks how state fiscal policy affects growth. Trivedi and </w:t>
+      </w:r>
+      <w:proofErr w:type="spellStart"/>
+      <w:r>
+        <w:t>Rajmal</w:t>
+      </w:r>
+      <w:proofErr w:type="spellEnd"/>
+      <w:r>
+        <w:t xml:space="preserve"> (2011), working with fourteen states and fixed-effects panel methods, report that fiscal deficits contract subsequent growth; Panda and Sahay (2022) repeat the exercise on seventeen states for 2004-05 to 2016-17, adding two-stage least squares, and reach the same verdict. Running alongside both is a debt-sustainability literature (Misra, Gupta and Trivedi, 2023; NIPFP, 2024) concerned with whether current borrowing paths are solvent, which stops before asking what those borrowing paths do to the investment a state subsequently receives. NITI Aayog's Fiscal Health Index (2025, 2026) ranks states on fiscal metrics and validates the ranking against nothing at all.</w:t>
       </w:r>
     </w:p>
     <w:p>
@@ -214,7 +261,31 @@
         <w:jc w:val="both"/>
       </w:pPr>
       <w:r>
-        <w:t>Because the panel is short and one of its five years is an extreme common shock, we do not stop at the regression. The same prediction problem is run again through LASSO, Elastic Net, and SHAP values from a shallow random forest. These methods were chosen because they stay credible at forty-eight observations, where instrument-heavy panel GMM estimators do not (Roodman, 2009). If a regularised linear selector, a non-linear tree-based explainer and a fixed-effects panel regression all land on the same variable, that agreement is worth more than any one method's p-value. We also report a methodological pitfall we walked into and corrected. An early SHAP specification included the time-invariant Census literacy and urbanisation controls, which let the random forest use urbanisation as a disguised state identifier and inflated its apparent importance. Dropping both controls, and restricting the machine-learning stage to the same five time-varying regressors the fixed-effects model uses, removes the leakage. Diagnosis and corrected results are both reported in Section 6.</w:t>
+        <w:t xml:space="preserve">Because the panel is short and one of its five years is an extreme common shock, we do not stop at the regression. The same prediction problem is run again through LASSO, Elastic Net, and SHAP values from a shallow random forest. These methods were chosen because they stay credible at forty-eight observations, where instrument-heavy panel GMM estimators do not (Roodman, 2009). If a </w:t>
+      </w:r>
+      <w:proofErr w:type="spellStart"/>
+      <w:r>
+        <w:t>regularised</w:t>
+      </w:r>
+      <w:proofErr w:type="spellEnd"/>
+      <w:r>
+        <w:t xml:space="preserve"> linear selector, a non-linear tree-based explainer and a fixed-effects panel regression all land on the same variable, that agreement is worth more than any one method's p-value. We also report a methodological pitfall we walked into and corrected. An early SHAP specification included the time-invariant Census literacy and </w:t>
+      </w:r>
+      <w:proofErr w:type="spellStart"/>
+      <w:r>
+        <w:t>urbanisation</w:t>
+      </w:r>
+      <w:proofErr w:type="spellEnd"/>
+      <w:r>
+        <w:t xml:space="preserve"> controls, which let the random forest use </w:t>
+      </w:r>
+      <w:proofErr w:type="spellStart"/>
+      <w:r>
+        <w:t>urbanisation</w:t>
+      </w:r>
+      <w:proofErr w:type="spellEnd"/>
+      <w:r>
+        <w:t xml:space="preserve"> as a disguised state identifier and inflated its apparent importance. Dropping both controls, and restricting the machine-learning stage to the same five time-varying regressors the fixed-effects model uses, removes the leakage. Diagnosis and corrected results are both reported in Section 6.</w:t>
       </w:r>
     </w:p>
     <w:p>
@@ -233,11 +304,11 @@
         <w:t xml:space="preserve">Section 2 surveys the work this paper builds on and departs from. Section 3 sets out the channels through which a fiscal position could plausibly reach an investor, together with the rival agglomeration account, and states the two hypotheses. </w:t>
       </w:r>
       <w:r>
-        <w:t xml:space="preserve">Section 4 is the data section, and it is intentionally long. It includes the sample, sources, every input series in both rupee and ratio form, the control variables, and the detailed ranking procedure with a worked example. Section 5 focuses on estimation. Its first two parts present the econometric and machine-learning specifications. Section 5.3 then outlines the entire analytical </w:t>
+        <w:t xml:space="preserve">Section 4 is the data section, and it is intentionally long. It includes the sample, sources, every input series in both rupee and ratio form, the control variables, and the detailed ranking procedure with a worked example. Section 5 focuses on estimation. Its first two parts present </w:t>
       </w:r>
       <w:r>
         <w:lastRenderedPageBreak/>
-        <w:t>process, from the raw source files to the convergence test, which serves as the final validation step of the paper.</w:t>
+        <w:t>the econometric and machine-learning specifications. Section 5.3 then outlines the entire analytical process, from the raw source files to the convergence test, which serves as the final validation step of the paper.</w:t>
       </w:r>
       <w:r>
         <w:t xml:space="preserve"> Results are in Section 6. Section 7 interprets them, with particular attention to the between-state versus within-state contrast and to the Jharkhand and Uttar Pradesh cases. Section 8 closes with policy implications and limits.</w:t>
@@ -275,7 +346,15 @@
         </w:rPr>
       </w:pPr>
       <w:r>
-        <w:t>Barro (1990) formalised the point that public spending is neither uniformly good nor uniformly bad for growth: spending financed without highly distortionary taxation tends to support growth, while the same spending financed through heavy taxation need not. Fischer (1993) extended the argument to deficits directly, showing that large and persistent fiscal deficits slow growth and generate monetary and trade instability, largely because deficit-financed spending crowds out the investment that would otherwise drive growth. Read together, the two papers make the same point at different levels: what matters is not how much is spent but what it is spent on and how it is financed.</w:t>
+        <w:t xml:space="preserve">Barro (1990) </w:t>
+      </w:r>
+      <w:proofErr w:type="spellStart"/>
+      <w:r>
+        <w:t>formalised</w:t>
+      </w:r>
+      <w:proofErr w:type="spellEnd"/>
+      <w:r>
+        <w:t xml:space="preserve"> the point that public spending is neither uniformly good nor uniformly bad for growth: spending financed without highly distortionary taxation tends to support growth, while the same spending financed through heavy taxation need not. Fischer (1993) extended the argument to deficits directly, showing that large and persistent fiscal deficits slow growth and generate monetary and trade instability, largely because deficit-financed spending crowds out the investment that would otherwise drive growth. Read together, the two papers make the same point at different levels: what matters is not how much is spent but what it is spent on and how it is financed.</w:t>
       </w:r>
     </w:p>
     <w:p>
@@ -289,7 +368,15 @@
         <w:t>which arrives later is quite consistent</w:t>
       </w:r>
       <w:r>
-        <w:t xml:space="preserve">. Trivedi and Rajmal (2011) estimate fixed-effects panels across fourteen major states and find that gross fiscal deficits reduce subsequent growth, attributing the effect to the crowding out of private investment and to the higher borrowing costs a deficit state </w:t>
+        <w:t xml:space="preserve">. Trivedi and </w:t>
+      </w:r>
+      <w:proofErr w:type="spellStart"/>
+      <w:r>
+        <w:t>Rajmal</w:t>
+      </w:r>
+      <w:proofErr w:type="spellEnd"/>
+      <w:r>
+        <w:t xml:space="preserve"> (2011) estimate fixed-effects panels across fourteen major states and find that gross fiscal deficits reduce subsequent growth, attributing the effect to the crowding out of private investment and to the higher borrowing costs a deficit state </w:t>
       </w:r>
       <w:proofErr w:type="gramStart"/>
       <w:r>
@@ -346,11 +433,51 @@
         <w:jc w:val="both"/>
       </w:pPr>
       <w:r>
-        <w:t xml:space="preserve">The FDI-determinants literature has a different intellectual ancestry altogether. Dunning's (1993) OLI framework organises location choice around ownership, location and internalisation advantages, and in the cross-country empirical work Blonigen (2005) surveys, the location leg is operationalised mostly </w:t>
+        <w:t xml:space="preserve">The FDI-determinants literature has a different intellectual ancestry altogether. Dunning's (1993) OLI framework </w:t>
+      </w:r>
+      <w:proofErr w:type="spellStart"/>
+      <w:r>
+        <w:t>organises</w:t>
+      </w:r>
+      <w:proofErr w:type="spellEnd"/>
+      <w:r>
+        <w:t xml:space="preserve"> location choice around ownership, location and </w:t>
+      </w:r>
+      <w:proofErr w:type="spellStart"/>
+      <w:r>
+        <w:t>internalisation</w:t>
+      </w:r>
+      <w:proofErr w:type="spellEnd"/>
+      <w:r>
+        <w:t xml:space="preserve"> advantages, and in </w:t>
       </w:r>
       <w:r>
         <w:lastRenderedPageBreak/>
-        <w:t xml:space="preserve">through market size, factor costs, trade openness and institutional quality. Borensztein, De Gregorio and Lee (1998) run the causal arrow in the other direction, showing that FDI raises host-country growth conditional on sufficient absorptive capacity, which is a large part of why sub-national governments compete for it in the first place. Applied to Indian states, this literature is dominated by agglomeration. Existing industrial clusters, port and highway access, labour-market depth, and the size of a state's own consumer market do most of the explanatory work (Mahatekar, 2025). Mahatekar's own study of state-wise flows between 2019 and 2024 is descriptive rather than econometric: it documents the concentration without estimating it, and it carries no fiscal variable at all. Where fiscal instruments do appear in this </w:t>
+        <w:t xml:space="preserve">the cross-country empirical work Blonigen (2005) surveys, the location leg is </w:t>
+      </w:r>
+      <w:proofErr w:type="spellStart"/>
+      <w:r>
+        <w:t>operationalised</w:t>
+      </w:r>
+      <w:proofErr w:type="spellEnd"/>
+      <w:r>
+        <w:t xml:space="preserve"> mostly through market size, factor costs, trade openness and institutional quality. </w:t>
+      </w:r>
+      <w:proofErr w:type="spellStart"/>
+      <w:r>
+        <w:t>Borensztein</w:t>
+      </w:r>
+      <w:proofErr w:type="spellEnd"/>
+      <w:r>
+        <w:t xml:space="preserve">, De Gregorio and Lee (1998) run the causal arrow in the other direction, showing that FDI raises host-country growth conditional on sufficient absorptive capacity, which is a large part of why sub-national governments compete for it in the first place. Applied to Indian states, this literature is dominated by agglomeration. Existing industrial clusters, port and highway access, </w:t>
+      </w:r>
+      <w:proofErr w:type="spellStart"/>
+      <w:r>
+        <w:t>labour</w:t>
+      </w:r>
+      <w:proofErr w:type="spellEnd"/>
+      <w:r>
+        <w:t xml:space="preserve">-market depth, and the size of a state's own consumer market do most of the explanatory work (Mahatekar, 2025). Mahatekar's own study of state-wise flows between 2019 and 2024 is descriptive rather than econometric: it documents the concentration without estimating it, and it carries no fiscal variable at all. Where fiscal instruments do appear in this </w:t>
       </w:r>
       <w:proofErr w:type="gramStart"/>
       <w:r>
@@ -358,7 +485,15 @@
       </w:r>
       <w:proofErr w:type="gramEnd"/>
       <w:r>
-        <w:t xml:space="preserve"> they are usually incentives offered to the investor, such as tax holidays or subsidised land, rather than measures of the host government's own balance sheet. It is also published in JETIR, a venue without competitive peer review; it is cited here only for its descriptive concentration figures, which are consistent with the DPIIT data this paper uses directly, and not for any econometric claim.</w:t>
+        <w:t xml:space="preserve"> they are usually incentives offered to the investor, such as tax holidays or </w:t>
+      </w:r>
+      <w:proofErr w:type="spellStart"/>
+      <w:r>
+        <w:t>subsidised</w:t>
+      </w:r>
+      <w:proofErr w:type="spellEnd"/>
+      <w:r>
+        <w:t xml:space="preserve"> land, rather than measures of the host government's own balance sheet. It is also published in JETIR, a venue without competitive peer review; it is cited here only for its descriptive concentration figures, which are consistent with the DPIIT data this paper uses directly, and not for any econometric claim.</w:t>
       </w:r>
     </w:p>
     <w:p>
@@ -369,7 +504,23 @@
         <w:t xml:space="preserve">The theoretical case for expecting a state's fiscal position to matter to mobile capital predates both of those literatures. Tiebout (1956) modelled households sorting across jurisdictions according to the fiscal package on offer; Oates (1972) extended the logic of assignment and inter-governmental competition to sub-national governments generally. Rao and Singh (2005) apply the framework to India, and their account of an asymmetric federation, in which states control expenditure composition and own tax effort but not currency, monetary policy or most trade regulation, is the institutional setting this paper takes as given. </w:t>
       </w:r>
       <w:r>
-        <w:t xml:space="preserve">Feld, Köhler, Palhuca and Schaltegger (2024) provide the closest empirical antecedent. Across a panel of federal </w:t>
+        <w:t xml:space="preserve">Feld, Köhler, </w:t>
+      </w:r>
+      <w:proofErr w:type="spellStart"/>
+      <w:r>
+        <w:t>Palhuca</w:t>
+      </w:r>
+      <w:proofErr w:type="spellEnd"/>
+      <w:r>
+        <w:t xml:space="preserve"> and </w:t>
+      </w:r>
+      <w:proofErr w:type="spellStart"/>
+      <w:r>
+        <w:t>Schaltegger</w:t>
+      </w:r>
+      <w:proofErr w:type="spellEnd"/>
+      <w:r>
+        <w:t xml:space="preserve"> (2024) provide the closest empirical antecedent. Across a panel of federal </w:t>
       </w:r>
       <w:proofErr w:type="gramStart"/>
       <w:r>
@@ -385,7 +536,23 @@
         <w:jc w:val="both"/>
       </w:pPr>
       <w:r>
-        <w:t>Three such channels remain available. The first is a signalling channel, and it is informational. A state that runs small deficits and holds debt on a sustainable path is telling a prospective investor something about how it will behave in a downturn, namely that it is less likely to reach for distortionary taxation or to compress committed expenditure when revenues fall (Misra, Gupta and Trivedi, 2023). The second is the crowding-in argument, and it is weaker than it first looks. Capital expenditure lowers the cost of doing business only if it is genuinely spent on infrastructure, so a state that funds capex without borrowing heavily is demonstrating administrative capacity at least as much as fiscal restraint. The third is a competition channel. Mobile capital is finite, and honouring an incentive package, a land arrangement or a regulatory commitment across the fifteen-year life of a project requires fiscal headroom that a stressed state does not have (Feld et al., 2024). Against all three sits the agglomeration account, under which FDI simply goes where FDI already is and the host government's balance sheet is incidental. Section 3 develops that contrast and explains how the empirical design lets the two be told apart.</w:t>
+        <w:t xml:space="preserve">Three such channels remain available. The first is a </w:t>
+      </w:r>
+      <w:proofErr w:type="spellStart"/>
+      <w:r>
+        <w:t>signalling</w:t>
+      </w:r>
+      <w:proofErr w:type="spellEnd"/>
+      <w:r>
+        <w:t xml:space="preserve"> channel, and it is informational. A state that runs small deficits and holds debt on a sustainable path is telling a prospective investor something about how it will behave in a downturn, namely that it is less likely to reach for distortionary taxation or to compress committed expenditure when revenues fall (Misra, Gupta and Trivedi, 2023). The second is the crowding-in argument, and it is weaker than it first looks. Capital expenditure lowers the cost of doing business only if it is genuinely spent on infrastructure, so a state that funds capex without borrowing heavily is demonstrating administrative capacity at least as much as fiscal restraint. The third is a competition channel. Mobile capital is finite, and </w:t>
+      </w:r>
+      <w:proofErr w:type="spellStart"/>
+      <w:r>
+        <w:t>honouring</w:t>
+      </w:r>
+      <w:proofErr w:type="spellEnd"/>
+      <w:r>
+        <w:t xml:space="preserve"> an incentive package, a land arrangement or a regulatory commitment across the fifteen-year life of a project requires fiscal headroom that a stressed state does not have (Feld et al., 2024). Against all three sits the agglomeration account, under which FDI simply goes where FDI already is and the host government's balance sheet is incidental. Section 3 develops that contrast and explains how the empirical design lets the two be told apart.</w:t>
       </w:r>
     </w:p>
     <w:p>
@@ -393,7 +560,19 @@
         <w:jc w:val="both"/>
       </w:pPr>
       <w:r>
-        <w:t>A further strand ranks rather than tests, and it is the strand this paper takes most direct issue with. NITI Aayog's Fiscal Health Index (2025, 2026) scores eighteen states on indicators broadly similar to the four used here and publishes the resulting league table. The index is outcome-agnostic by construction. No step in it asks whether a high-ranking state subsequently receives more investment, grows faster, borrows more cheaply, or differs on any other observable at all. The implicit claim, that fiscal health is worth ranking because it matters, is precisely the claim that goes unexamined. The criticism generalises to composite indices as a class: with no outcome to validate against, the choice of weights is unfalsifiable, and a reader has no way of telling a well-constructed index from an arbitrary one.</w:t>
+        <w:t xml:space="preserve">A further strand ranks rather than tests, and it is the strand this paper takes most direct issue with. NITI Aayog's Fiscal Health Index (2025, 2026) scores eighteen states on indicators broadly similar to the four used here and publishes the resulting league table. The index is outcome-agnostic by construction. No step in it asks whether a high-ranking state subsequently receives more investment, grows faster, borrows more cheaply, or differs on any other observable at all. The implicit claim, that fiscal health is worth ranking because it matters, is precisely the claim that goes unexamined. The criticism </w:t>
+      </w:r>
+      <w:proofErr w:type="spellStart"/>
+      <w:r>
+        <w:t>generalises</w:t>
+      </w:r>
+      <w:proofErr w:type="spellEnd"/>
+      <w:r>
+        <w:t xml:space="preserve"> </w:t>
+      </w:r>
+      <w:r>
+        <w:lastRenderedPageBreak/>
+        <w:t>to composite indices as a class: with no outcome to validate against, the choice of weights is unfalsifiable, and a reader has no way of telling a well-constructed index from an arbitrary one.</w:t>
       </w:r>
     </w:p>
     <w:p>
@@ -401,8 +580,31 @@
         <w:jc w:val="both"/>
       </w:pPr>
       <w:r>
-        <w:lastRenderedPageBreak/>
-        <w:t>The last body of work this paper draws on is methodological rather than substantive. Using machine-learning methods alongside, rather than instead of, a structural specification is now ordinary practice in applied economics. Varian (2014) made the initial case for these tools as complements to regression. Mullainathan and Spiess (2017) drew the sharper distinction: prediction problems and parameter-estimation problems are different tasks with different success criteria, and treating a regularised model's variable selection as evidence about a coefficient requires care about which of the two is being attempted. Athey and Imbens (2019) survey which methods transfer usefully to economic questions and which do not. The specific tools used later in this paper are all well established. The LASSO (Tibshirani, 1996) shrinks and selects in a single step, so a variable that still carries weight after the penalty has been applied has cleared a criterion that owes nothing to a p-value. The Elastic Net (Zou and Hastie, 2005) modifies that penalty to handle correlated regressors differently, which matters here because deficit and debt are mechanically linked.</w:t>
+        <w:t xml:space="preserve">The last body of work this paper draws on is methodological rather than substantive. Using machine-learning methods alongside, rather than instead of, a structural specification is now ordinary practice in applied economics. Varian (2014) made the initial case for these tools as complements to regression. Mullainathan and Spiess (2017) drew the sharper distinction: prediction problems and parameter-estimation problems are different tasks with different success criteria, and treating a </w:t>
+      </w:r>
+      <w:proofErr w:type="spellStart"/>
+      <w:r>
+        <w:t>regularised</w:t>
+      </w:r>
+      <w:proofErr w:type="spellEnd"/>
+      <w:r>
+        <w:t xml:space="preserve"> model's variable selection as evidence about a coefficient requires care about which of the two is being attempted. Athey and </w:t>
+      </w:r>
+      <w:proofErr w:type="spellStart"/>
+      <w:r>
+        <w:t>Imbens</w:t>
+      </w:r>
+      <w:proofErr w:type="spellEnd"/>
+      <w:r>
+        <w:t xml:space="preserve"> (2019) survey which methods transfer usefully to economic questions and which do not. The specific tools used later in this paper are all well established. The LASSO (</w:t>
+      </w:r>
+      <w:proofErr w:type="spellStart"/>
+      <w:r>
+        <w:t>Tibshirani</w:t>
+      </w:r>
+      <w:proofErr w:type="spellEnd"/>
+      <w:r>
+        <w:t>, 1996) shrinks and selects in a single step, so a variable that still carries weight after the penalty has been applied has cleared a criterion that owes nothing to a p-value. The Elastic Net (Zou and Hastie, 2005) modifies that penalty to handle correlated regressors differently, which matters here because deficit and debt are mechanically linked.</w:t>
       </w:r>
     </w:p>
     <w:p>
@@ -410,7 +612,23 @@
         <w:jc w:val="both"/>
       </w:pPr>
       <w:r>
-        <w:t>Random forests (Breiman, 2001) impose no functional form on the relationship between regressors and outcome. SHAP values (Lundberg and Lee, 2017) decompose an individual prediction into per-variable contributions, giving a measure of importance that is not specific to any one model class. Hastie, Tibshirani and Friedman (2009) set out how each of these methods trades bias against variance.</w:t>
+        <w:t>Random forests (</w:t>
+      </w:r>
+      <w:proofErr w:type="spellStart"/>
+      <w:r>
+        <w:t>Breiman</w:t>
+      </w:r>
+      <w:proofErr w:type="spellEnd"/>
+      <w:r>
+        <w:t xml:space="preserve">, 2001) impose no functional form on the relationship between regressors and outcome. SHAP values (Lundberg and Lee, 2017) decompose an individual prediction into per-variable contributions, giving a measure of importance that is not specific to any one model class. Hastie, </w:t>
+      </w:r>
+      <w:proofErr w:type="spellStart"/>
+      <w:r>
+        <w:t>Tibshirani</w:t>
+      </w:r>
+      <w:proofErr w:type="spellEnd"/>
+      <w:r>
+        <w:t xml:space="preserve"> and Friedman (2009) set out how each of these methods trades bias against variance.</w:t>
       </w:r>
     </w:p>
     <w:p>
@@ -418,7 +636,15 @@
         <w:jc w:val="both"/>
       </w:pPr>
       <w:r>
-        <w:t>None of these methods has yet been applied to state finance in India, where the literature still rests on conventional panel estimation. That is unobjectionable on a long panel. It is a weakness on a short one, where the entire claim depends on the standard errors of a single specification. Across these bodies of work the pattern is a run of near-misses rather than one clean omission. Trivedi and Rajmal (2011) establish that fiscal deficits contract growth across fourteen states, but do not look at FDI. Panda and Sahay (2022) confirm the same growth result on seventeen states over a pre-2017 window, again with no FDI channel. Misra, Gupta and Trivedi (2023) study the sustainability of state debt, off-budget guarantees included, without linking that sustainability to an investment outcome. The NIPFP threshold regression (2024) estimates the debt level at which growth turns negative for the major states, once more without FDI. NITI Aayog (2025, 2026) produces a composite fiscal ranking of eighteen states and validates it against no outcome whatsoever. Mahatekar (2025) documents state-wise FDI descriptively, with neither econometrics nor fiscal variables. And Feld et al. (2024) establish the fiscal-federalism link to FDI across countries but not within one.</w:t>
+        <w:t xml:space="preserve">None of these methods has yet been applied to state finance in India, where the literature still rests on conventional panel estimation. That is unobjectionable on a long panel. It is a weakness on a short one, where the entire claim depends on the standard errors of a single specification. Across these bodies of work the pattern is a run of near-misses rather than one clean omission. Trivedi and </w:t>
+      </w:r>
+      <w:proofErr w:type="spellStart"/>
+      <w:r>
+        <w:t>Rajmal</w:t>
+      </w:r>
+      <w:proofErr w:type="spellEnd"/>
+      <w:r>
+        <w:t xml:space="preserve"> (2011) establish that fiscal deficits contract growth across fourteen states, but do not look at FDI. Panda and Sahay (2022) confirm the same growth result on seventeen states over a pre-2017 window, again with no FDI channel. Misra, Gupta and Trivedi (2023) study the sustainability of state debt, off-budget guarantees included, without linking that sustainability to an investment outcome. The NIPFP threshold regression (2024) estimates the debt level at which growth turns negative for the major states, once more without FDI. NITI Aayog (2025, 2026) produces a composite fiscal ranking of eighteen states and validates it against no outcome whatsoever. Mahatekar (2025) documents state-wise FDI descriptively, with neither econometrics nor fiscal variables. And Feld et al. (2024) establish the fiscal-federalism link to FDI across countries but not within one.</w:t>
       </w:r>
     </w:p>
     <w:p>
@@ -426,7 +652,15 @@
         <w:jc w:val="both"/>
       </w:pPr>
       <w:r>
-        <w:t>So far as we can establish, no study uses Indian state fiscal indicators as direct predictors of state-wise FDI, and none corroborates a sub-national fiscal-investment relationship with machine-learning methods, a robustness step that has become routine in applied economics (Athey and Imbens, 2019) but has not reached Indian state finance research. This paper addresses both omissions using the most recent audited data, over a window that additionally brackets the COVID-19 fiscal shock.</w:t>
+        <w:t xml:space="preserve">So far as we can establish, no study uses Indian state fiscal indicators as direct predictors of state-wise FDI, and none corroborates a sub-national fiscal-investment relationship with machine-learning methods, a robustness step that has become routine in applied economics (Athey and </w:t>
+      </w:r>
+      <w:proofErr w:type="spellStart"/>
+      <w:r>
+        <w:t>Imbens</w:t>
+      </w:r>
+      <w:proofErr w:type="spellEnd"/>
+      <w:r>
+        <w:t>, 2019) but has not reached Indian state finance research. This paper addresses both omissions using the most recent audited data, over a window that additionally brackets the COVID-19 fiscal shock.</w:t>
       </w:r>
     </w:p>
     <w:p>
@@ -442,7 +676,19 @@
         <w:jc w:val="both"/>
       </w:pPr>
       <w:r>
-        <w:t>The signalling, crowding-in and competition channels of Section 2 give three separate reasons why a state's fiscal position could shape the FDI it attracts, even though all ten states in this sample share a currency, a central bank and most regulatory settings with one another. Against all three stands the agglomeration hypothesis: FDI goes where FDI already is, whatever the host government's balance sheet looks like. We address that rival account twice over. State fixed effects absorb any time-invariant structural advantage a state holds, whether an existing industrial base, a port, or a metropolitan market, so the within-state coefficient in Section 6 cannot simply be picking up fixed geography. The machine-learning stage of Section 6.6 then leaves a flexible non-linear model free to rank a structural or agglomeration-linked variable above the fiscal ones, if agglomeration is in fact doing all the work.</w:t>
+        <w:t xml:space="preserve">The </w:t>
+      </w:r>
+      <w:proofErr w:type="spellStart"/>
+      <w:r>
+        <w:t>signalling</w:t>
+      </w:r>
+      <w:proofErr w:type="spellEnd"/>
+      <w:r>
+        <w:t>, crowding-in and competition channels of Section 2 give three separate reasons why a state's fiscal position could shape the FDI it attracts, even though all ten states in this sample share a currency, a central bank and most regulatory settings with one another. Against all three stands the agglomeration hypothesis: FDI goes where FDI already is, whatever the host government's balance sheet looks like. We address that rival account twice over. State fixed effects absorb any time-invariant structural advantage a state holds, whether an existing industrial base, a port, or a metropolitan market, so the within-state coefficient in Section 6 cannot simply be picking up fixed geography. The machine-</w:t>
+      </w:r>
+      <w:r>
+        <w:lastRenderedPageBreak/>
+        <w:t>learning stage of Section 6.6 then leaves a flexible non-linear model free to rank a structural or agglomeration-linked variable above the fiscal ones, if agglomeration is in fact doing all the work.</w:t>
       </w:r>
     </w:p>
     <w:p>
@@ -450,7 +696,6 @@
         <w:jc w:val="both"/>
       </w:pPr>
       <w:r>
-        <w:lastRenderedPageBreak/>
         <w:t>Two hypotheses follow from the problem statement, which asks whether the fiscal discipline of Indian state governments significantly influences FDI inflows and GSDP growth across India's top ten FDI-recipient states between FY 2019-20 and FY 2023-24, and whether any such relationship survives both traditional econometric and modern machine-learning treatment.</w:t>
       </w:r>
     </w:p>
@@ -539,7 +784,11 @@
         <w:jc w:val="both"/>
       </w:pPr>
       <w:r>
-        <w:t>Every regression variable used anywhere in this paper is reproducible from the tables in this section, with the single exception noted in Section 6.2: the four fiscal indicators, reported first as rupee amounts and then as the percent-of-GSDP ratios actually used as regressors (Sections 4.3-4.4), raw FDI and GSDP by state and year (Section 4.5), the two Census control variables (Section 4.6), and the exact fiscal discipline ranking procedure, with a worked example (Section 4.7).</w:t>
+        <w:t xml:space="preserve">Every regression variable used anywhere in this paper is reproducible from the tables in this section, with the single exception noted in Section 6.2: the four fiscal indicators, reported first as rupee amounts </w:t>
+      </w:r>
+      <w:r>
+        <w:lastRenderedPageBreak/>
+        <w:t>and then as the percent-of-GSDP ratios actually used as regressors (Sections 4.3-4.4), raw FDI and GSDP by state and year (Section 4.5), the two Census control variables (Section 4.6), and the exact fiscal discipline ranking procedure, with a worked example (Section 4.7).</w:t>
       </w:r>
     </w:p>
     <w:p>
@@ -555,7 +804,15 @@
         <w:jc w:val="both"/>
       </w:pPr>
       <w:r>
-        <w:t>All four fiscal indicators are computed as a percentage of state GSDP from the Sixteenth Finance Commission's Report, Volume II, Chapter 5 annexures (Government of India, 2025), which in turn derive from CAG-audited States' Finance Accounts and MoSPI's comparable GSDP series (2011-12 base), adjusted for GST compensation loans. This single-vintage source was used throughout in preference to mixing in state-budget-document figures, which compute GSDP and debt slightly differently and are not always comparable across states. For example, Gujarat's FY 2023-24 debt ratio is 20.6 per cent of GSDP on the FC-16 basis used here, against roughly 15.3 per cent on a state-budget-document basis, a gap driven entirely by the GSDP denominator and the GST loan adjustment rather than by any disagreement over the rupee amount of debt itself.</w:t>
+        <w:t xml:space="preserve">All four fiscal indicators are computed as a percentage of state GSDP from the Sixteenth Finance Commission's Report, Volume II, Chapter 5 annexures (Government of India, 2025), which in turn derive from CAG-audited States' Finance Accounts and </w:t>
+      </w:r>
+      <w:proofErr w:type="spellStart"/>
+      <w:r>
+        <w:t>MoSPI's</w:t>
+      </w:r>
+      <w:proofErr w:type="spellEnd"/>
+      <w:r>
+        <w:t xml:space="preserve"> comparable GSDP series (2011-12 base), adjusted for GST compensation loans. This single-vintage source was used throughout in preference to mixing in state-budget-document figures, which compute GSDP and debt slightly differently and are not always comparable across states. For example, Gujarat's FY 2023-24 debt ratio is 20.6 per cent of GSDP on the FC-16 basis used here, against roughly 15.3 per cent on a state-budget-document basis, a gap driven entirely by the GSDP denominator and the GST loan adjustment rather than by any disagreement over the rupee amount of debt itself.</w:t>
       </w:r>
     </w:p>
     <w:p>
@@ -563,7 +820,11 @@
         <w:jc w:val="both"/>
       </w:pPr>
       <w:r>
-        <w:t>Capital expenditure is not directly reported in the FC-16 annexures and is derived from the accounting identity gross fiscal deficit = revenue deficit + capital outlay + net lending, so the derived capex series used here is gross fiscal deficit minus revenue deficit and includes net lending alongside capital outlay. The capital expenditure table in Section 4.4 reports both the derived series and, for the two most recent years, a cross-check against exact capital outlay compiled from state budget documents. That cross-check does not behave the way a pure net-lending wedge would. The gap is neither small nor consistently signed: in the FY 2022-23 actuals Telangana is 3.0 per cent derived against 1.37 exact, a discrepancy of 1.63 percentage points and larger than the 1.01-point standard deviation of the regressor itself, while Karnataka and Rajasthan come out smaller than their exact outlay rather than larger; in the FY 2023-24 column five of the ten states run the other way, Uttar Pradesh at 4.6 derived against 6.19 exact. The derived series is therefore a noisy proxy for capital outlay rather than a uniformly inflated one, which is a stronger reason for the caution in Section 7.2 than net lending alone, and it should be kept in mind wherever capital expenditure enters, including as one of the four components of the ranking in Section 4.7. One consequence of the derivation is worth flagging in advance, because it concerns the state whose exclusion moves the estimates most. Jharkhand's gross fiscal deficit for FY 2021-22 is reported as 0.0 per cent of GSDP in the FC-16 annexure, a figure rounded to one decimal place rather than an exact zero, and because derived capital expenditure is gross fiscal deficit minus revenue deficit, that year's capital expenditure of 2.5 per cent is numerically identical to the state's revenue surplus. That cell also feeds the ranking, where Jharkhand places second of ten on capital expenditure across the five years and so sits sixth overall on the composite. Two further things can be said about that cell without leaving the published data. It sits oddly against the debt series: Jharkhand's outstanding liabilities rise by 2,040 crore over FY 2021-22, in a year the accounts record no net borrowing requirement at all. Across the other thirty-nine state-years in the panel the change in the debt stock divided by that year's deficit runs between 0.49 and 2.47; this is the only cell where the ratio is undefined. Rounding explains part of it, since any true deficit within about 188 crore of zero prints as 0.0 at one decimal place, but 2,040 crore is an order of magnitude beyond that band, so either the deficit understates the year's borrowing or the liabilities rose for reasons outside the deficit, and the annexures as published do not let a reader tell which. The consequence is contained. No estimate in the paper turns on the cell: replacing it with any value between 0.5 and 1.5 per cent of GSDP, or dropping the state-year altogether, moves the pooled debt coefficient only between -0.176 and -0.156 and leaves it significant throughout, and moves the within-state coefficient from +0.353 to at most +0.377. The ranking is more exposed: the cell carries Jharkhand's five-year average deficit to 1.92 and with it second place of ten on that indicator, where any value from 0.5 upward would put it fourth. Both values are carried through as the source reports them, and Section 6.5 tests the sensitivity of every estimate to dropping Jharkhand entirely. One further property of the derivation matters more than the noise, and we state it here because it governs how the variable can be read anywhere it appears. The identity is exact by construction and not as a matter of fit, which is a stronger statement than a check could deliver: FC-16 publishes no capital expenditure series for these states, so there is nothing for the derived figure to be compared against and any claim that it 'reproduces' one would be circular. Derived capital expenditure is not a fourth independent quantity but a linear combination of two series already in the model, and the set consisting of the fiscal deficit and derived capital expenditure spans exactly the same space as the set consisting of the fiscal deficit and the revenue deficit. Section 7.2 draws out what that means for interpreting the capital expenditure coefficient, and Section 4.7 for the composite ranking, where the same identity has a consequence that is easy to miss.</w:t>
+        <w:t xml:space="preserve">Capital expenditure is not directly reported in the FC-16 annexures and is derived from the accounting identity gross fiscal deficit = revenue deficit + capital outlay + net lending, so the derived capex series used here is gross fiscal deficit minus revenue deficit and includes net lending alongside capital outlay. The capital expenditure table in Section 4.4 reports both the derived series and, for the two most recent years, a cross-check against exact capital outlay compiled from state budget documents. That cross-check does not behave the way a pure net-lending wedge would. The gap is neither small nor consistently signed: in the FY 2022-23 actuals Telangana is 3.0 per cent derived against 1.37 exact, a discrepancy of 1.63 percentage points and larger than the 1.01-point standard deviation of the regressor itself, while Karnataka and Rajasthan come out smaller than their exact outlay rather than larger; in the FY 2023-24 column five of the ten states run the other way, Uttar Pradesh at 4.6 derived against 6.19 exact. The derived series is therefore a noisy proxy for capital outlay rather than a uniformly inflated one, which is a stronger reason for the caution in Section 7.2 than net lending alone, and it should be kept in mind wherever capital expenditure enters, including as one of the four components of the ranking in Section 4.7. One consequence of the derivation is worth flagging in advance, because it concerns the state whose exclusion moves the estimates most. Jharkhand's gross fiscal deficit for FY 2021-22 is reported as 0.0 per cent of GSDP in the FC-16 annexure, a figure rounded to one decimal place rather than an exact zero, and because derived capital expenditure is gross fiscal deficit minus revenue deficit, that year's capital expenditure of 2.5 per cent is numerically identical to the state's revenue surplus. That cell also feeds the ranking, where Jharkhand places second of ten on capital expenditure across the five years and so sits sixth overall on the composite. Two further things can be said about that cell without leaving the published data. It sits oddly against the debt series: Jharkhand's outstanding liabilities rise by 2,040 crore over FY 2021-22, in a year the accounts record no net borrowing requirement at all. Across the other thirty-nine state-years in the panel the change in the debt stock divided by that year's deficit runs between 0.49 and 2.47; this is the only cell where the ratio is undefined. Rounding explains part of it, since any true deficit within about 188 crore of zero prints as 0.0 at one decimal place, but 2,040 crore is an order of magnitude beyond that band, so either the deficit understates the year's borrowing or the liabilities rose for reasons outside the deficit, and the annexures as published do not let a reader tell which. The consequence is contained. No estimate in the paper turns on the cell: replacing it with any value between 0.5 and 1.5 per cent of GSDP, or dropping the state-year altogether, moves the pooled debt coefficient only between -0.176 and -0.156 and leaves it significant throughout, and moves the within-state coefficient from +0.353 to at most +0.377. The ranking is more exposed: the cell carries Jharkhand's five-year average deficit to 1.92 and with it second place of ten on that indicator, where any value from 0.5 upward would put it fourth. Both values are carried through as the source reports them, and Section </w:t>
+      </w:r>
+      <w:r>
+        <w:lastRenderedPageBreak/>
+        <w:t>6.5 tests the sensitivity of every estimate to dropping Jharkhand entirely. One further property of the derivation matters more than the noise, and we state it here because it governs how the variable can be read anywhere it appears. The identity is exact by construction and not as a matter of fit, which is a stronger statement than a check could deliver: FC-16 publishes no capital expenditure series for these states, so there is nothing for the derived figure to be compared against and any claim that it 'reproduces' one would be circular. Derived capital expenditure is not a fourth independent quantity but a linear combination of two series already in the model, and the set consisting of the fiscal deficit and derived capital expenditure spans exactly the same space as the set consisting of the fiscal deficit and the revenue deficit. Section 7.2 draws out what that means for interpreting the capital expenditure coefficient, and Section 4.7 for the composite ranking, where the same identity has a consequence that is easy to miss.</w:t>
       </w:r>
     </w:p>
     <w:p>
@@ -2689,7 +2950,6 @@
               <w:rPr>
                 <w:sz w:val="18"/>
               </w:rPr>
-              <w:lastRenderedPageBreak/>
               <w:t>Jharkhand</w:t>
             </w:r>
           </w:p>
@@ -3278,7 +3538,27 @@
         <w:jc w:val="both"/>
       </w:pPr>
       <w:r>
-        <w:t>The amount table gives the underlying rupee value of each state's annual deficit. The ratio table scales that amount by GSDP, so that a small state and a large one can be compared on a common footing, and that is why every regression in this paper uses the ratio rather than the amount as its regressor. The figure below plots the ratio year on year for all ten states, one coloured line each, so that a state's trajectory can be read directly instead of only its five-year average. Two properties of these rupee tables should be read alongside them. They are derived, not reported: FC-16's Chapter 5 annexures publish these series only as a share of GSDP, so every rupee figure here is the published ratio multiplied by the GSDP of Table 12. A ratio carried to one decimal place implies a rounding band of about a twentieth of a percentage point, which for Maharashtra is roughly two thousand crore, so the five-figure precision shown is a presentational artefact and the amounts should not be read to the crore. The second property is more reassuring than it may appear: FC-16 states its own denominator as MoSPI's comparable GSDP estimates on the 2011-12 series, which is the series reported in Table 12, so the numerator and denominator here come from the same vintage even though the multiplication is ours. The state-budget-document comparison in Section 4.2 concerns a different vintage again and does not bear on this one.</w:t>
+        <w:t xml:space="preserve">The amount table gives the underlying rupee value of each state's annual deficit. The ratio table scales that amount by GSDP, so that a small state and a large one can be compared on a common footing, and that is why every regression in this paper uses the ratio rather than the amount as its regressor. The figure </w:t>
+      </w:r>
+      <w:r>
+        <w:lastRenderedPageBreak/>
+        <w:t xml:space="preserve">below plots the ratio year on year for all ten states, one </w:t>
+      </w:r>
+      <w:proofErr w:type="spellStart"/>
+      <w:r>
+        <w:t>coloured</w:t>
+      </w:r>
+      <w:proofErr w:type="spellEnd"/>
+      <w:r>
+        <w:t xml:space="preserve"> line each, so that a state's trajectory can be read directly instead of only its five-year average. Two properties of these rupee tables should be read alongside them. They are derived, not reported: FC-16's Chapter 5 annexures publish these series only as a share of GSDP, so every rupee figure here is the published ratio multiplied by the GSDP of Table 12. A ratio carried to one decimal place implies a rounding band of about a twentieth of a percentage point, which for Maharashtra is roughly two thousand crore, so the five-figure precision shown is a presentational artefact and the amounts should not be read to the crore. The second property is more reassuring than it may appear: FC-16 states its own denominator as </w:t>
+      </w:r>
+      <w:proofErr w:type="spellStart"/>
+      <w:r>
+        <w:t>MoSPI's</w:t>
+      </w:r>
+      <w:proofErr w:type="spellEnd"/>
+      <w:r>
+        <w:t xml:space="preserve"> comparable GSDP estimates on the 2011-12 series, which is the series reported in Table 12, so the numerator and denominator here come from the same vintage even though the multiplication is ours. The state-budget-document comparison in Section 4.2 concerns a different vintage again and does not bear on this one.</w:t>
       </w:r>
     </w:p>
     <w:p>
@@ -6168,7 +6448,15 @@
         <w:jc w:val="both"/>
       </w:pPr>
       <w:r>
-        <w:t>Own tax revenue captures how much a state raises on its own account rather than receiving from the centre. Capital expenditure captures spending that adds to the asset base. Revenue deficit, which is what remains when revenue expenditure runs ahead of revenue receipts, is carried here as an auxiliary series only, with a negative entry denoting a surplus; it is not one of the four regressors, but capital expenditure is derived from it. As in Section 4.3, each indicator appears first as a rupee amount and then as the percent-of-GSDP ratio the regressions use, followed by its year-wise trend chart.</w:t>
+        <w:t xml:space="preserve">Own tax revenue captures how much a state raises on its own account rather than receiving from the </w:t>
+      </w:r>
+      <w:proofErr w:type="spellStart"/>
+      <w:r>
+        <w:t>centre</w:t>
+      </w:r>
+      <w:proofErr w:type="spellEnd"/>
+      <w:r>
+        <w:t>. Capital expenditure captures spending that adds to the asset base. Revenue deficit, which is what remains when revenue expenditure runs ahead of revenue receipts, is carried here as an auxiliary series only, with a negative entry denoting a surplus; it is not one of the four regressors, but capital expenditure is derived from it. As in Section 4.3, each indicator appears first as a rupee amount and then as the percent-of-GSDP ratio the regressions use, followed by its year-wise trend chart.</w:t>
       </w:r>
     </w:p>
     <w:p>
@@ -9790,6 +10078,7 @@
               <w:rPr>
                 <w:sz w:val="18"/>
               </w:rPr>
+              <w:lastRenderedPageBreak/>
               <w:t>Tamil Nadu</w:t>
             </w:r>
           </w:p>
@@ -10024,7 +10313,6 @@
               <w:rPr>
                 <w:sz w:val="18"/>
               </w:rPr>
-              <w:lastRenderedPageBreak/>
               <w:t>Rajasthan</w:t>
             </w:r>
           </w:p>
@@ -12055,7 +12343,6 @@
         <w:rPr>
           <w:b/>
         </w:rPr>
-        <w:lastRenderedPageBreak/>
         <w:t>Table 9. Revenue deficit, Rupees crore, by state and fiscal year.</w:t>
       </w:r>
     </w:p>
@@ -14738,7 +15025,39 @@
         <w:jc w:val="both"/>
       </w:pPr>
       <w:r>
-        <w:t>FDI equity inflows by state are DPIIT's (2024) state-wise series, in Rupees crore, reported for the fiscal year in which the inflow was recorded. GSDP is the Ministry of Statistics and Programme Implementation's (MoSPI, 2024) state-wise series on the comparable 2011-12 base. GSDP growth is computed year-on-year from this series. The MoSPI series used here is at current prices, so the growth rates in Table 13 and the dependent variable of Model 2 are nominal rather than real. This matters for how the post-pandemic path is read: a large part of the roughly nineteen per cent recorded for FY 2021-22 is a deflator effect rather than real output, which is one reason Section 6.5 treats the common time path as something to absorb rather than to interpret. It also means the comparison with Trivedi and Rajmal (2011) and Panda and Sahay (2022) in Section 8 is not like for like, since both model real growth.</w:t>
+        <w:t xml:space="preserve">FDI equity inflows by state are DPIIT's (2024) state-wise series, in Rupees crore, reported for the fiscal year in which the inflow was recorded. GSDP is the Ministry of Statistics and </w:t>
+      </w:r>
+      <w:proofErr w:type="spellStart"/>
+      <w:r>
+        <w:t>Programme</w:t>
+      </w:r>
+      <w:proofErr w:type="spellEnd"/>
+      <w:r>
+        <w:t xml:space="preserve"> Implementation's (</w:t>
+      </w:r>
+      <w:proofErr w:type="spellStart"/>
+      <w:r>
+        <w:t>MoSPI</w:t>
+      </w:r>
+      <w:proofErr w:type="spellEnd"/>
+      <w:r>
+        <w:t xml:space="preserve">, 2024) state-wise series on the comparable 2011-12 base. GSDP growth is computed year-on-year from this series. The </w:t>
+      </w:r>
+      <w:proofErr w:type="spellStart"/>
+      <w:r>
+        <w:t>MoSPI</w:t>
+      </w:r>
+      <w:proofErr w:type="spellEnd"/>
+      <w:r>
+        <w:t xml:space="preserve"> series used here is at current prices, so the growth rates in Table 13 and the dependent variable of Model 2 are nominal rather than real. This matters for how the post-pandemic path is read: a large part of the roughly nineteen per cent recorded for FY 2021-22 is a deflator effect rather than real output, which is one reason Section 6.5 treats the common time path as something to absorb rather than to interpret. It also means the comparison with Trivedi and </w:t>
+      </w:r>
+      <w:proofErr w:type="spellStart"/>
+      <w:r>
+        <w:t>Rajmal</w:t>
+      </w:r>
+      <w:proofErr w:type="spellEnd"/>
+      <w:r>
+        <w:t xml:space="preserve"> (2011) and Panda and Sahay (2022) in Section 8 is not like for like, since both model real growth.</w:t>
       </w:r>
     </w:p>
     <w:p>
@@ -15035,6 +15354,7 @@
               <w:rPr>
                 <w:sz w:val="16"/>
               </w:rPr>
+              <w:lastRenderedPageBreak/>
               <w:t>Uttar Pradesh</w:t>
             </w:r>
           </w:p>
@@ -15620,7 +15940,6 @@
               <w:rPr>
                 <w:sz w:val="16"/>
               </w:rPr>
-              <w:lastRenderedPageBreak/>
               <w:t>Tamil Nadu</w:t>
             </w:r>
           </w:p>
@@ -17572,7 +17891,23 @@
           <w:i/>
           <w:sz w:val="18"/>
         </w:rPr>
-        <w:t>Source: MoSPI (2024), 2011-12 comparable series.</w:t>
+        <w:t xml:space="preserve">Source: </w:t>
+      </w:r>
+      <w:proofErr w:type="spellStart"/>
+      <w:r>
+        <w:rPr>
+          <w:i/>
+          <w:sz w:val="18"/>
+        </w:rPr>
+        <w:t>MoSPI</w:t>
+      </w:r>
+      <w:proofErr w:type="spellEnd"/>
+      <w:r>
+        <w:rPr>
+          <w:i/>
+          <w:sz w:val="18"/>
+        </w:rPr>
+        <w:t xml:space="preserve"> (2024), 2011-12 comparable series.</w:t>
       </w:r>
     </w:p>
     <w:p>
@@ -18979,7 +19314,15 @@
         <w:jc w:val="both"/>
       </w:pPr>
       <w:r>
-        <w:t>Two controls enter only the pooled cross-state specification of Section 5.1, since the fixed-effects model already absorbs every time-invariant state characteristic by construction. They are the literacy rate and the urbanisation rate as recorded in the Primary Census Abstract of Census 2011 (Office of the Registrar General and Census Commissioner, India, 2011), which remains the latest full enumeration available.</w:t>
+        <w:t xml:space="preserve">Two controls enter only the pooled cross-state specification of Section 5.1, since the fixed-effects model already absorbs every time-invariant state characteristic by construction. They are the literacy rate and the </w:t>
+      </w:r>
+      <w:proofErr w:type="spellStart"/>
+      <w:r>
+        <w:t>urbanisation</w:t>
+      </w:r>
+      <w:proofErr w:type="spellEnd"/>
+      <w:r>
+        <w:t xml:space="preserve"> rate as recorded in the Primary Census Abstract of Census 2011 (Office of the Registrar General and Census Commissioner, India, 2011), which remains the latest full enumeration available.</w:t>
       </w:r>
     </w:p>
     <w:p>
@@ -18991,7 +19334,21 @@
         <w:rPr>
           <w:b/>
         </w:rPr>
-        <w:t>Table 14. Literacy and urbanisation rate by state, Census 2011.</w:t>
+        <w:t xml:space="preserve">Table 14. Literacy and </w:t>
+      </w:r>
+      <w:proofErr w:type="spellStart"/>
+      <w:r>
+        <w:rPr>
+          <w:b/>
+        </w:rPr>
+        <w:t>urbanisation</w:t>
+      </w:r>
+      <w:proofErr w:type="spellEnd"/>
+      <w:r>
+        <w:rPr>
+          <w:b/>
+        </w:rPr>
+        <w:t xml:space="preserve"> rate by state, Census 2011.</w:t>
       </w:r>
     </w:p>
     <w:tbl>
@@ -19834,7 +20191,23 @@
           <w:i/>
           <w:sz w:val="20"/>
         </w:rPr>
-        <w:t>Figure 9. Literacy and urbanisation rate by state, Census 2011. States are listed in the same order as the fiscal tables above for ease of comparison.</w:t>
+        <w:t xml:space="preserve">Figure 9. Literacy and </w:t>
+      </w:r>
+      <w:proofErr w:type="spellStart"/>
+      <w:r>
+        <w:rPr>
+          <w:i/>
+          <w:sz w:val="20"/>
+        </w:rPr>
+        <w:t>urbanisation</w:t>
+      </w:r>
+      <w:proofErr w:type="spellEnd"/>
+      <w:r>
+        <w:rPr>
+          <w:i/>
+          <w:sz w:val="20"/>
+        </w:rPr>
+        <w:t xml:space="preserve"> rate by state, Census 2011. States are listed in the same order as the fiscal tables above for ease of comparison.</w:t>
       </w:r>
     </w:p>
     <w:p>
@@ -19919,6 +20292,7 @@
             <w:pPr>
               <w:spacing w:before="20" w:after="20"/>
             </w:pPr>
+            <w:proofErr w:type="spellStart"/>
             <w:r>
               <w:rPr>
                 <w:b/>
@@ -19926,6 +20300,7 @@
               </w:rPr>
               <w:t>Composite_Rank</w:t>
             </w:r>
+            <w:proofErr w:type="spellEnd"/>
           </w:p>
         </w:tc>
         <w:tc>
@@ -19955,6 +20330,7 @@
             <w:pPr>
               <w:spacing w:before="20" w:after="20"/>
             </w:pPr>
+            <w:proofErr w:type="spellStart"/>
             <w:r>
               <w:rPr>
                 <w:b/>
@@ -19968,14 +20344,22 @@
                 <w:b/>
                 <w:sz w:val="16"/>
               </w:rPr>
-              <w:t>Score(</w:t>
-            </w:r>
-            <w:proofErr w:type="gramEnd"/>
+              <w:t>Score</w:t>
+            </w:r>
+            <w:proofErr w:type="spellEnd"/>
             <w:r>
               <w:rPr>
                 <w:b/>
                 <w:sz w:val="16"/>
               </w:rPr>
+              <w:t>(</w:t>
+            </w:r>
+            <w:proofErr w:type="gramEnd"/>
+            <w:r>
+              <w:rPr>
+                <w:b/>
+                <w:sz w:val="16"/>
+              </w:rPr>
               <w:t>avg of 4 ranks; lower=more disciplined)</w:t>
             </w:r>
           </w:p>
@@ -20007,6 +20391,7 @@
             <w:pPr>
               <w:spacing w:before="20" w:after="20"/>
             </w:pPr>
+            <w:proofErr w:type="spellStart"/>
             <w:r>
               <w:rPr>
                 <w:b/>
@@ -20014,6 +20399,7 @@
               </w:rPr>
               <w:t>GFD_rank</w:t>
             </w:r>
+            <w:proofErr w:type="spellEnd"/>
           </w:p>
         </w:tc>
         <w:tc>
@@ -20043,6 +20429,7 @@
             <w:pPr>
               <w:spacing w:before="20" w:after="20"/>
             </w:pPr>
+            <w:proofErr w:type="spellStart"/>
             <w:r>
               <w:rPr>
                 <w:b/>
@@ -20050,6 +20437,7 @@
               </w:rPr>
               <w:t>Debt_rank</w:t>
             </w:r>
+            <w:proofErr w:type="spellEnd"/>
           </w:p>
         </w:tc>
         <w:tc>
@@ -20079,6 +20467,7 @@
             <w:pPr>
               <w:spacing w:before="20" w:after="20"/>
             </w:pPr>
+            <w:proofErr w:type="spellStart"/>
             <w:r>
               <w:rPr>
                 <w:b/>
@@ -20086,6 +20475,7 @@
               </w:rPr>
               <w:t>OTR_rank</w:t>
             </w:r>
+            <w:proofErr w:type="spellEnd"/>
           </w:p>
         </w:tc>
         <w:tc>
@@ -20115,6 +20505,7 @@
             <w:pPr>
               <w:spacing w:before="20" w:after="20"/>
             </w:pPr>
+            <w:proofErr w:type="spellStart"/>
             <w:r>
               <w:rPr>
                 <w:b/>
@@ -20122,6 +20513,7 @@
               </w:rPr>
               <w:t>CapEx_rank</w:t>
             </w:r>
+            <w:proofErr w:type="spellEnd"/>
           </w:p>
         </w:tc>
       </w:tr>
@@ -23351,9 +23743,60 @@
     </w:p>
     <w:p>
       <w:r>
-        <w:t>The composite ranking above weights the four indicators equally, and that choice is not otherwise justified in the text. The table below checks how much the ranking, and its correlation with realised FDI, would change under two alternative weightings: a rank based on debt alone, and a composite that weights debt twice as heavily as the other three indicators. Debt is singled out because Section 6.6 independently identifies it as the dominant fiscal predictor. Reweighting toward debt does not simply reproduce the equal-weight ranking (rho = 0.68 and 0.86 against it, not 1.0), so the choice of weights is not inert; but every weighting scheme tested, including the two that favour debt most heavily, correlates with realised FDI in the same direction and more strongly than the equal-weight ranking does. Two things follow, and the second is uncomfortable for the composite. Equal weighting is the conservative choice among those tested, not one that happens to favour the paper's own conclusion. But on the paper's own criterion, that a ranking should be judged against an outcome, a single indicator beats the composite: debt alone correlates with realised FDI at rho = -0.917 (p = 0.0005) against -0.728 (p = 0.026) for the four-indicator average. Both figures in that comparison are computed on the nine states that exclude Uttar Pradesh, which is the only basis on which the equal-weight composite reaches significance at all and therefore the only basis on which the comparison is a fair one. Across all ten states debt alone gives -0.842 (Section 7.3), or -0.879 using the DPIIT cumulative that covers Uttar Pradesh's unreported years; the composite reaches neither. The honest reading is not that the weights are defensible but that the composite is not earning its complexity, and that a reader who wants one verifiable number should use debt. The point is sharpened by which indicators carry Uttar Pradesh to first place: capital expenditure, where it ranks first, and own tax revenue, where it ranks second, are precisely the two indicators this paper later finds wrong-signed and indistinguishable from zero respectively. Unlike the NITI Aayog index criticised in Section 2, this ranking is at least checked against an outcome rather than asserted on its own terms — and that check is what reveals the composite to be the weaker instrument. There is a second problem with the composite, and it is structural rather than a matter of weights. Because derived capital expenditure equals the fiscal deficit minus the revenue deficit (Section 4.2), the ranking scores the deficit twice with opposite signs: once ascending, where a low deficit is treated as disciplined, and once inside capital expenditure, where for any given revenue balance a high deficit raises the score. The two sub-ranks correlate at rho = 0.517 across the ten states, so a quarter of the composite is partly the negative of another quarter. Substituting the revenue deficit for derived capital expenditure removes the redundancy without changing the information the four indicators carry, and it moves the table: Maharashtra takes first place and Uttar Pradesh second, Telangana falls from third to joint fifth, and West Bengal rises above Rajasthan. The two orderings still correlate at rho = 0.930, so this is a reordering at the top rather than a different ranking, but the top is where the paper's discussion concentrates. It also explains a feature Section 7.3 returns to: Uttar Pradesh's first place rests on capital expenditure, where it ranks first of ten, and that rank is largely mechanical, since Uttar Pradesh runs the largest revenue surplus in the panel at -1.9 per cent of GSDP and a large surplus inflates derived capital expenditure by construction. Neither version of the composite predicts investment well. The published ranking correlates with five-year FDI at rho = -0.255 (p = 0.477) and the substituted version at -0.433 (p = 0.211), against -0.842 (p = 0.002) for debt alone. We retain the published construction because it is the one the rest of the paper reports and because the substitution changes no conclusion, but the redundancy is a further reason, beyond the weighting sensitivity above, to prefer the single indicator to the composite.</w:t>
-      </w:r>
-      <w:r/>
+        <w:t xml:space="preserve">The composite ranking above weights the four indicators equally, and that choice is not otherwise justified in the text. The table below checks how much the ranking, and its correlation with </w:t>
+      </w:r>
+      <w:proofErr w:type="spellStart"/>
+      <w:r>
+        <w:t>realised</w:t>
+      </w:r>
+      <w:proofErr w:type="spellEnd"/>
+      <w:r>
+        <w:t xml:space="preserve"> FDI, would change under two alternative weightings: a rank based on debt alone, and a composite that weights debt twice as heavily as the other three indicators. Debt is singled out because Section 6.6 independently identifies it as the dominant fiscal predictor. Reweighting toward debt does not simply reproduce the equal-weight ranking (rho = 0.68 and 0.86 against it, not 1.0), so the choice of weights is not inert; but every weighting scheme tested, including the two that </w:t>
+      </w:r>
+      <w:proofErr w:type="spellStart"/>
+      <w:r>
+        <w:t>favour</w:t>
+      </w:r>
+      <w:proofErr w:type="spellEnd"/>
+      <w:r>
+        <w:t xml:space="preserve"> debt most heavily, correlates with </w:t>
+      </w:r>
+      <w:proofErr w:type="spellStart"/>
+      <w:r>
+        <w:t>realised</w:t>
+      </w:r>
+      <w:proofErr w:type="spellEnd"/>
+      <w:r>
+        <w:t xml:space="preserve"> FDI in the same direction and more strongly than the equal-weight ranking does. Two things follow, and the second is uncomfortable for the composite. Equal weighting is the conservative choice among those tested, not one that happens to </w:t>
+      </w:r>
+      <w:proofErr w:type="spellStart"/>
+      <w:r>
+        <w:t>favour</w:t>
+      </w:r>
+      <w:proofErr w:type="spellEnd"/>
+      <w:r>
+        <w:t xml:space="preserve"> the paper's own conclusion. But on the paper's own criterion, that a ranking should be judged against an outcome, a single indicator beats the composite: debt alone correlates with </w:t>
+      </w:r>
+      <w:proofErr w:type="spellStart"/>
+      <w:r>
+        <w:t>realised</w:t>
+      </w:r>
+      <w:proofErr w:type="spellEnd"/>
+      <w:r>
+        <w:t xml:space="preserve"> FDI at rho = -0.917 (p = 0.0005) against -0.728 (p = 0.026) for the four-indicator average. Both figures in that comparison are </w:t>
+      </w:r>
+      <w:r>
+        <w:lastRenderedPageBreak/>
+        <w:t xml:space="preserve">computed on the nine states that exclude Uttar Pradesh, which is the only basis on which the equal-weight composite reaches significance at all and therefore the only basis on which the comparison is a fair one. Across all ten states debt alone gives -0.842 (Section 7.3), or -0.879 using the DPIIT cumulative that covers Uttar Pradesh's unreported years; the composite reaches neither. The honest reading is not that the weights are defensible but that the composite is not earning its complexity, and that a reader who wants one verifiable number should use debt. The point is sharpened by which indicators carry Uttar Pradesh to first place: capital expenditure, where it ranks first, and own tax revenue, where it ranks second, are precisely the two indicators this paper later finds wrong-signed and indistinguishable from zero respectively. Unlike the NITI Aayog index </w:t>
+      </w:r>
+      <w:proofErr w:type="spellStart"/>
+      <w:r>
+        <w:t>criticised</w:t>
+      </w:r>
+      <w:proofErr w:type="spellEnd"/>
+      <w:r>
+        <w:t xml:space="preserve"> in Section 2, this ranking is at least checked against an outcome rather than asserted on its own terms — and that check is what reveals the composite to be the weaker instrument. There is a second problem with the composite, and it is structural rather than a matter of weights. Because derived capital expenditure equals the fiscal deficit minus the revenue deficit (Section 4.2), the ranking scores the deficit twice with opposite signs: once ascending, where a low deficit is treated as disciplined, and once inside capital expenditure, where for any given revenue balance a high deficit raises the score. The two sub-ranks correlate at rho = 0.517 across the ten states, so a quarter of the composite is partly the negative of another quarter. Substituting the revenue deficit for derived capital expenditure removes the redundancy without changing the information the four indicators carry, and it moves the table: Maharashtra takes first place and Uttar Pradesh second, Telangana falls from third to joint fifth, and West Bengal rises above Rajasthan. The two orderings still correlate at rho = 0.930, so this is a reordering at the top rather than a different ranking, but the top is where the paper's discussion concentrates. It also explains a feature Section 7.3 returns to: Uttar Pradesh's first place rests on capital expenditure, where it ranks first of ten, and that rank is largely mechanical, since Uttar Pradesh runs the largest revenue surplus in the panel at -1.9 per cent of GSDP and a large surplus inflates derived capital expenditure by construction. Neither version of the composite predicts investment well. The published ranking correlates with five-year FDI at rho = -0.255 (p = 0.477) and the substituted version at -0.433 (p = 0.211), against -0.842 (p = 0.002) for debt alone. We retain the published construction because it is the one the rest of the paper reports and because the substitution changes no conclusion, but the redundancy is a further reason, beyond the weighting sensitivity above, to prefer the single indicator to the composite.</w:t>
+      </w:r>
     </w:p>
     <w:p>
       <w:r>
@@ -23605,6 +24048,7 @@
         <w:pStyle w:val="Heading1"/>
       </w:pPr>
       <w:r>
+        <w:lastRenderedPageBreak/>
         <w:t>5. Methodology</w:t>
       </w:r>
     </w:p>
@@ -23646,8 +24090,100 @@
         <w:rPr>
           <w:i/>
         </w:rPr>
-        <w:t>FDI)_it = a_i + b1 FD_it + b2 DEBT_it + b3 OTR_it + b4 CAPEX_it + b5 COVID_t + e_it</w:t>
-      </w:r>
+        <w:t xml:space="preserve">FDI)_it = </w:t>
+      </w:r>
+      <w:proofErr w:type="spellStart"/>
+      <w:r>
+        <w:rPr>
+          <w:i/>
+        </w:rPr>
+        <w:t>a_i</w:t>
+      </w:r>
+      <w:proofErr w:type="spellEnd"/>
+      <w:r>
+        <w:rPr>
+          <w:i/>
+        </w:rPr>
+        <w:t xml:space="preserve"> + b1 </w:t>
+      </w:r>
+      <w:proofErr w:type="spellStart"/>
+      <w:r>
+        <w:rPr>
+          <w:i/>
+        </w:rPr>
+        <w:t>FD_it</w:t>
+      </w:r>
+      <w:proofErr w:type="spellEnd"/>
+      <w:r>
+        <w:rPr>
+          <w:i/>
+        </w:rPr>
+        <w:t xml:space="preserve"> + b2 </w:t>
+      </w:r>
+      <w:proofErr w:type="spellStart"/>
+      <w:r>
+        <w:rPr>
+          <w:i/>
+        </w:rPr>
+        <w:t>DEBT_it</w:t>
+      </w:r>
+      <w:proofErr w:type="spellEnd"/>
+      <w:r>
+        <w:rPr>
+          <w:i/>
+        </w:rPr>
+        <w:t xml:space="preserve"> + b3 </w:t>
+      </w:r>
+      <w:proofErr w:type="spellStart"/>
+      <w:r>
+        <w:rPr>
+          <w:i/>
+        </w:rPr>
+        <w:t>OTR_it</w:t>
+      </w:r>
+      <w:proofErr w:type="spellEnd"/>
+      <w:r>
+        <w:rPr>
+          <w:i/>
+        </w:rPr>
+        <w:t xml:space="preserve"> + b4 </w:t>
+      </w:r>
+      <w:proofErr w:type="spellStart"/>
+      <w:r>
+        <w:rPr>
+          <w:i/>
+        </w:rPr>
+        <w:t>CAPEX_it</w:t>
+      </w:r>
+      <w:proofErr w:type="spellEnd"/>
+      <w:r>
+        <w:rPr>
+          <w:i/>
+        </w:rPr>
+        <w:t xml:space="preserve"> + b5 </w:t>
+      </w:r>
+      <w:proofErr w:type="spellStart"/>
+      <w:r>
+        <w:rPr>
+          <w:i/>
+        </w:rPr>
+        <w:t>COVID_t</w:t>
+      </w:r>
+      <w:proofErr w:type="spellEnd"/>
+      <w:r>
+        <w:rPr>
+          <w:i/>
+        </w:rPr>
+        <w:t xml:space="preserve"> + </w:t>
+      </w:r>
+      <w:proofErr w:type="spellStart"/>
+      <w:r>
+        <w:rPr>
+          <w:i/>
+        </w:rPr>
+        <w:t>e_it</w:t>
+      </w:r>
+      <w:proofErr w:type="spellEnd"/>
     </w:p>
     <w:p>
       <w:pPr>
@@ -23657,21 +24193,146 @@
         <w:rPr>
           <w:i/>
         </w:rPr>
-        <w:t>Model 2:  GROWTH_it = a_i + g1 FD_it + g2 DEBT_it + g3 OTR_it + g4 CAPEX_it + g5 COVID_t + v_it</w:t>
-      </w:r>
+        <w:t xml:space="preserve">Model 2:  </w:t>
+      </w:r>
+      <w:proofErr w:type="spellStart"/>
+      <w:r>
+        <w:rPr>
+          <w:i/>
+        </w:rPr>
+        <w:t>GROWTH_it</w:t>
+      </w:r>
+      <w:proofErr w:type="spellEnd"/>
+      <w:r>
+        <w:rPr>
+          <w:i/>
+        </w:rPr>
+        <w:t xml:space="preserve"> = </w:t>
+      </w:r>
+      <w:proofErr w:type="spellStart"/>
+      <w:r>
+        <w:rPr>
+          <w:i/>
+        </w:rPr>
+        <w:t>a_i</w:t>
+      </w:r>
+      <w:proofErr w:type="spellEnd"/>
+      <w:r>
+        <w:rPr>
+          <w:i/>
+        </w:rPr>
+        <w:t xml:space="preserve"> + g1 </w:t>
+      </w:r>
+      <w:proofErr w:type="spellStart"/>
+      <w:r>
+        <w:rPr>
+          <w:i/>
+        </w:rPr>
+        <w:t>FD_it</w:t>
+      </w:r>
+      <w:proofErr w:type="spellEnd"/>
+      <w:r>
+        <w:rPr>
+          <w:i/>
+        </w:rPr>
+        <w:t xml:space="preserve"> + g2 </w:t>
+      </w:r>
+      <w:proofErr w:type="spellStart"/>
+      <w:r>
+        <w:rPr>
+          <w:i/>
+        </w:rPr>
+        <w:t>DEBT_it</w:t>
+      </w:r>
+      <w:proofErr w:type="spellEnd"/>
+      <w:r>
+        <w:rPr>
+          <w:i/>
+        </w:rPr>
+        <w:t xml:space="preserve"> + g3 </w:t>
+      </w:r>
+      <w:proofErr w:type="spellStart"/>
+      <w:r>
+        <w:rPr>
+          <w:i/>
+        </w:rPr>
+        <w:t>OTR_it</w:t>
+      </w:r>
+      <w:proofErr w:type="spellEnd"/>
+      <w:r>
+        <w:rPr>
+          <w:i/>
+        </w:rPr>
+        <w:t xml:space="preserve"> + g4 </w:t>
+      </w:r>
+      <w:proofErr w:type="spellStart"/>
+      <w:r>
+        <w:rPr>
+          <w:i/>
+        </w:rPr>
+        <w:t>CAPEX_it</w:t>
+      </w:r>
+      <w:proofErr w:type="spellEnd"/>
+      <w:r>
+        <w:rPr>
+          <w:i/>
+        </w:rPr>
+        <w:t xml:space="preserve"> + g5 </w:t>
+      </w:r>
+      <w:proofErr w:type="spellStart"/>
+      <w:r>
+        <w:rPr>
+          <w:i/>
+        </w:rPr>
+        <w:t>COVID_t</w:t>
+      </w:r>
+      <w:proofErr w:type="spellEnd"/>
+      <w:r>
+        <w:rPr>
+          <w:i/>
+        </w:rPr>
+        <w:t xml:space="preserve"> + </w:t>
+      </w:r>
+      <w:proofErr w:type="spellStart"/>
+      <w:r>
+        <w:rPr>
+          <w:i/>
+        </w:rPr>
+        <w:t>v_it</w:t>
+      </w:r>
+      <w:proofErr w:type="spellEnd"/>
     </w:p>
     <w:p>
       <w:pPr>
         <w:jc w:val="both"/>
       </w:pPr>
       <w:r>
-        <w:t>with i denoting the state and t the fiscal year. Each model is estimated twice. The first fit is an entity fixed-effects panel with Driscoll-Kraay standard errors, which stay valid under cross-sectional dependence and serially correlated errors in a panel of this length (Driscoll and Kraay, 1998); it identifies the within-state relationship. The second is a pooled OLS with the two Census controls added and errors clustered by state. Strictly, a pooled coefficient is a variance-weighted mixture of within-state and between-state variation rather than a between estimator, and we describe it as identifying the between-state relationship only because, for the regressors that matter here, that mixture is overwhelmingly between: Section 6.1 shows that 91.5 per cent of the variation in debt is cross-sectional. Section 7.1 reports a true between estimator on the ten state means, and a Mundlak specification that separates the two dimensions inside a single equation, so that the claim does not rest on the pooled coefficient's interpretation. Standard errors from the panel routines used here carry that software's finite-sample cluster correction, which returns intervals roughly four per cent tighter than the correction applied by default in some other packages; the distinction changes no verdict in this paper but is noted so that a replication arriving at slightly different standard errors is not read as a discrepancy. Variance inflation factors are computed for the four fiscal regressors, interpreted against the cautions in O’Brien (2007), because deficit and debt are related by construction, the debt stock being broadly the accumulation of past borrowing. The link is looser in these data than that phrasing suggests: the year-on-year change in the debt stock divided by that year's gross fiscal deficit ranges from about 0.5 to 2.5 across the panel, because off-budget movements, repayments and valuation effects all sit between the flow and the stock. That looseness is one reason the variance inflation factors come back near one rather than signalling the collinearity the identity would imply. Dynamic panel estimators of the Arellano-Bond family (1991) are deliberately avoided here. At N = 10 and T = 5 the instrument count in a standard difference or system GMM setup would approach or exceed the number of cross-sectional units, a configuration Roodman (2009) identifies as unreliable. As a descriptive complement to the two regressions, Spearman's rank correlation (Spearman, 1904) is computed between the composite discipline ranking of Section 4.7 and each state's five-year FDI total and per-capita GSDP. Unlike the regression coefficients, which exploit year-by-year variation, this compresses each state to a single point; it is reported in Section 6.2.</w:t>
-      </w:r>
-      <w:proofErr w:type="gramStart"/>
-      <w:r/>
-      <w:proofErr w:type="gramEnd"/>
-      <w:r/>
-      <w:r/>
+        <w:t xml:space="preserve">with </w:t>
+      </w:r>
+      <w:proofErr w:type="spellStart"/>
+      <w:r>
+        <w:t>i</w:t>
+      </w:r>
+      <w:proofErr w:type="spellEnd"/>
+      <w:r>
+        <w:t xml:space="preserve"> denoting the state and t the fiscal year. Each model is estimated twice. The first fit is an entity fixed-effects panel with Driscoll-Kraay standard errors, which stay valid under cross-sectional dependence and serially correlated errors in a panel of this length (Driscoll and Kraay, 1998); it identifies the within-state relationship. The second is a pooled OLS with the two Census controls added and errors clustered by state. Strictly, a pooled coefficient is a variance-weighted mixture of within-state and between-state variation rather than a between estimator, and we describe it as identifying the between-state relationship only because, for the regressors that matter here, that mixture is overwhelmingly between: Section 6.1 shows that 91.5 per cent of the variation in debt is cross-sectional. Section 7.1 reports a true between estimator on the ten state means, and a </w:t>
+      </w:r>
+      <w:proofErr w:type="spellStart"/>
+      <w:r>
+        <w:t>Mundlak</w:t>
+      </w:r>
+      <w:proofErr w:type="spellEnd"/>
+      <w:r>
+        <w:t xml:space="preserve"> specification that separates the two dimensions inside a single equation, so that the claim does not rest on the pooled coefficient's interpretation. Standard errors from the panel routines used here carry that software's finite-sample cluster correction, which returns intervals roughly four per cent tighter than the correction applied by default in some other packages; the distinction changes no verdict in this paper but is noted so that a replication arriving at slightly different standard errors is not read as a discrepancy. Variance inflation factors are computed for the four fiscal regressors, interpreted against the cautions in O’Brien (2007), because deficit and debt are related by construction, the debt stock being broadly the accumulation of past borrowing. The link is looser in these data than that phrasing suggests: the year-on-year change in the debt stock divided by that year's gross fiscal deficit ranges from about 0.5 to 2.5 across the panel, because off-budget movements, repayments and valuation effects all sit between the flow and the stock. That looseness is one reason the variance inflation factors come back near one rather than </w:t>
+      </w:r>
+      <w:proofErr w:type="spellStart"/>
+      <w:r>
+        <w:t>signalling</w:t>
+      </w:r>
+      <w:proofErr w:type="spellEnd"/>
+      <w:r>
+        <w:t xml:space="preserve"> the collinearity the identity would imply. Dynamic panel estimators of the Arellano-Bond family (1991) are deliberately avoided here. At N = 10 and T = 5 the instrument count in a standard difference or system GMM setup would approach or exceed the number of cross-sectional units, a configuration Roodman (2009) identifies as unreliable. As a descriptive complement to the two regressions, Spearman's rank correlation (Spearman, 1904) is computed between the composite discipline ranking of Section 4.7 and each state's five-year FDI total and per-capita GSDP. Unlike the regression coefficients, which exploit year-by-year variation, this compresses each state to a single point; it is reported in Section 6.2.</w:t>
+      </w:r>
     </w:p>
     <w:p>
       <w:pPr>
@@ -23694,7 +24355,23 @@
         <w:jc w:val="both"/>
       </w:pPr>
       <w:r>
-        <w:t>(a) LASSO regression (Tibshirani, 1996) with cross-validated regularisation strength, which asks which regressors survive shrinkage rather than which cross a p &lt; 0.05 threshold;</w:t>
+        <w:t>(a) LASSO regression (</w:t>
+      </w:r>
+      <w:proofErr w:type="spellStart"/>
+      <w:r>
+        <w:t>Tibshirani</w:t>
+      </w:r>
+      <w:proofErr w:type="spellEnd"/>
+      <w:r>
+        <w:t xml:space="preserve">, 1996) with cross-validated </w:t>
+      </w:r>
+      <w:proofErr w:type="spellStart"/>
+      <w:r>
+        <w:t>regularisation</w:t>
+      </w:r>
+      <w:proofErr w:type="spellEnd"/>
+      <w:r>
+        <w:t xml:space="preserve"> strength, which asks which regressors survive shrinkage rather than which cross a p &lt; 0.05 threshold;</w:t>
       </w:r>
     </w:p>
     <w:p>
@@ -23702,7 +24379,16 @@
         <w:jc w:val="both"/>
       </w:pPr>
       <w:r>
-        <w:t>(b) Elastic Net (Zou and Hastie, 2005) as a cross-check on the LASSO selection, since the two penalise correlated regressors differently;</w:t>
+        <w:lastRenderedPageBreak/>
+        <w:t xml:space="preserve">(b) Elastic Net (Zou and Hastie, 2005) as a cross-check on the LASSO selection, since the two </w:t>
+      </w:r>
+      <w:proofErr w:type="spellStart"/>
+      <w:r>
+        <w:t>penalise</w:t>
+      </w:r>
+      <w:proofErr w:type="spellEnd"/>
+      <w:r>
+        <w:t xml:space="preserve"> correlated regressors differently;</w:t>
       </w:r>
     </w:p>
     <w:p>
@@ -23710,7 +24396,47 @@
         <w:jc w:val="both"/>
       </w:pPr>
       <w:r>
-        <w:t>(c) A shallow random forest (Breiman, 2001) with SHAP (SHapley Additive exPlanations; Lundberg and Lee, 2017) values, which ranks predictors by their average marginal contribution to each individual prediction and can, unlike a linear model, in principle detect a non-linear or threshold effect. The forest is grown to maximum depth 3 with minimum leaf size 4 throughout; the depth and leaf constraints were chosen specifically to prevent a forest with 48 training rows from memorising individual states. The number of trees varies with the cost of the exercise and is stated here rather than left implicit: 1,000 for the main SHAP fit reported in Section 6.6, 500 for the ten leave-one-state-out refits and for the out-of-sample comparison of Table 31, and 300 for the 500-draw permutation null. Tree count affects the stability of a SHAP estimate, not its expectation, and the leave-one-state-out ranking is unanimous at 500. Depth and leaf size were selected rather than only asserted. A grid over both, scored by pooled leave-one-state-out R-squared and reported in the repository's diagnostic output, puts depth 3 first, so the depth used here is the grid's own choice. On leaf size the grid prefers 3 to the 4 used here, at 0.128 against 0.085, and the out-of-bag R-squared runs the same way, 0.507 against 0.402. We report the more heavily regularised setting deliberately, because at 48 rows the smaller leaf is the one more likely to be fitting individual state-years, and because the choice does not change what the forest says: refitting at leaf size 3 still ranks debt-to-GSDP first on mean absolute SHAP, at 1.017 against 0.327 for the next variable, a first-to-second gap of 0.690 against the 0.810 reported in Section 6.6. The tuning is disclosed here so that a reader can see the paper did not select the setting that flatters it.</w:t>
+        <w:t>(c) A shallow random forest (</w:t>
+      </w:r>
+      <w:proofErr w:type="spellStart"/>
+      <w:r>
+        <w:t>Breiman</w:t>
+      </w:r>
+      <w:proofErr w:type="spellEnd"/>
+      <w:r>
+        <w:t>, 2001) with SHAP (</w:t>
+      </w:r>
+      <w:proofErr w:type="spellStart"/>
+      <w:r>
+        <w:t>SHapley</w:t>
+      </w:r>
+      <w:proofErr w:type="spellEnd"/>
+      <w:r>
+        <w:t xml:space="preserve"> Additive </w:t>
+      </w:r>
+      <w:proofErr w:type="spellStart"/>
+      <w:r>
+        <w:t>exPlanations</w:t>
+      </w:r>
+      <w:proofErr w:type="spellEnd"/>
+      <w:r>
+        <w:t xml:space="preserve">; Lundberg and Lee, 2017) values, which ranks predictors by their average marginal contribution to each individual prediction and can, unlike a linear model, in principle detect a non-linear or threshold effect. The forest is grown to maximum depth 3 with minimum leaf size 4 throughout; the depth and leaf constraints were chosen specifically to prevent a forest with 48 training rows from </w:t>
+      </w:r>
+      <w:proofErr w:type="spellStart"/>
+      <w:r>
+        <w:t>memorising</w:t>
+      </w:r>
+      <w:proofErr w:type="spellEnd"/>
+      <w:r>
+        <w:t xml:space="preserve"> individual states. The number of trees varies with the cost of the exercise and is stated here rather than left implicit: 1,000 for the main SHAP fit reported in Section 6.6, 500 for the ten leave-one-state-out refits and for the out-of-sample comparison of Table 31, and 300 for the 500-draw permutation null. Tree count affects the stability of a SHAP estimate, not its expectation, and the leave-one-state-out ranking is unanimous at 500. Depth and leaf size were selected rather than only asserted. A grid over both, scored by pooled leave-one-state-out R-squared and reported in the repository's diagnostic output, puts depth 3 first, so the depth used here is the grid's own choice. On leaf size the grid prefers 3 to the 4 used here, at 0.128 against 0.085, and the out-of-bag R-squared runs the same way, 0.507 against 0.402. We report the more heavily </w:t>
+      </w:r>
+      <w:proofErr w:type="spellStart"/>
+      <w:r>
+        <w:t>regularised</w:t>
+      </w:r>
+      <w:proofErr w:type="spellEnd"/>
+      <w:r>
+        <w:t xml:space="preserve"> setting deliberately, because at 48 rows the smaller leaf is the one more likely to be fitting individual state-years, and because the choice does not change what the forest says: refitting at leaf size 3 still ranks debt-to-GSDP first on mean absolute SHAP, at 1.017 against 0.327 for the next variable, a first-to-second gap of 0.690 against the 0.810 reported in Section 6.6. The tuning is disclosed here so that a reader can see the paper did not select the setting that flatters it.</w:t>
       </w:r>
     </w:p>
     <w:p>
@@ -23718,11 +24444,39 @@
         <w:jc w:val="both"/>
       </w:pPr>
       <w:r>
-        <w:t xml:space="preserve">All three are restricted to the same five time-varying regressors the fixed-effects econometric model uses: fiscal deficit, debt, own tax revenue, capital expenditure and the COVID dummy. That restriction was not the original choice. An initial SHAP run that also carried the two time-invariant Census controls ranked urbanisation as the most important predictor by a wide margin, at mean |SHAP| = 1.30 against 0.25 for debt, the next variable down. On inspection this turned out to be a known failure mode of tree-based models rather than a real urbanisation effect. Urbanisation is fixed within a state across all five years, so the random forest could treat it as a near-unique fingerprint for which state an observation came from, re-learning the state fixed effect through the back door instead of any fiscal or structural </w:t>
-      </w:r>
-      <w:r>
-        <w:lastRenderedPageBreak/>
-        <w:t>relationship. We report it rather than quietly drop it, because it is a useful caution for anyone applying tree-based importance measures to short panels with few entities. Part B is rerun with literacy and urbanisation excluded, and the Section 6.6 results come from that corrected specification.</w:t>
+        <w:t xml:space="preserve">All three are restricted to the same five time-varying regressors the fixed-effects econometric model uses: fiscal deficit, debt, own tax revenue, capital expenditure and the COVID dummy. That restriction was not the original choice. An initial SHAP run that also carried the two time-invariant Census controls ranked </w:t>
+      </w:r>
+      <w:proofErr w:type="spellStart"/>
+      <w:r>
+        <w:t>urbanisation</w:t>
+      </w:r>
+      <w:proofErr w:type="spellEnd"/>
+      <w:r>
+        <w:t xml:space="preserve"> as the most important predictor by a wide margin, at mean |SHAP| = 1.30 against 0.25 for debt, the next variable down. On inspection this turned out to be a known failure mode of tree-based models rather than a real </w:t>
+      </w:r>
+      <w:proofErr w:type="spellStart"/>
+      <w:r>
+        <w:t>urbanisation</w:t>
+      </w:r>
+      <w:proofErr w:type="spellEnd"/>
+      <w:r>
+        <w:t xml:space="preserve"> effect. </w:t>
+      </w:r>
+      <w:proofErr w:type="spellStart"/>
+      <w:r>
+        <w:t>Urbanisation</w:t>
+      </w:r>
+      <w:proofErr w:type="spellEnd"/>
+      <w:r>
+        <w:t xml:space="preserve"> is fixed within a state across all five years, so the random forest could treat it as a near-unique fingerprint for which state an observation came from, re-learning the state fixed effect through the back door instead of any fiscal or structural relationship. We report it rather than quietly drop it, because it is a useful caution for anyone applying tree-based importance measures to short panels with few entities. Part B is rerun with literacy and </w:t>
+      </w:r>
+      <w:proofErr w:type="spellStart"/>
+      <w:r>
+        <w:t>urbanisation</w:t>
+      </w:r>
+      <w:proofErr w:type="spellEnd"/>
+      <w:r>
+        <w:t xml:space="preserve"> excluded, and the Section 6.6 results come from that corrected specification.</w:t>
       </w:r>
     </w:p>
     <w:p>
@@ -23746,7 +24500,35 @@
         <w:jc w:val="both"/>
       </w:pPr>
       <w:r>
-        <w:t>Selection needs a probability attached to it. At this sample size the cross-validated penalty can be light enough that nothing is eliminated, and a table of selected variables then says nothing at all. Two further statistics fill that gap. The entry order along the regularisation path records the penalty at which each variable first takes a non-zero coefficient, identifying the one that survives hardest shrinkage. The stability-selection exercise, following Meinshausen and Bühlmann (2010), refits LASSO over a grid of penalties on 500 random subsamples of five states each, and records how often each variable is kept.</w:t>
+        <w:t xml:space="preserve">Selection needs a probability attached to it. At this sample size the cross-validated penalty can be light enough that nothing is eliminated, and a table of selected variables then says nothing at all. Two further statistics fill that gap. The entry order along the </w:t>
+      </w:r>
+      <w:proofErr w:type="spellStart"/>
+      <w:r>
+        <w:t>regularisation</w:t>
+      </w:r>
+      <w:proofErr w:type="spellEnd"/>
+      <w:r>
+        <w:t xml:space="preserve"> path records the penalty at which each variable first takes a non-zero coefficient, identifying the one that survives hardest shrinkage. The </w:t>
+      </w:r>
+      <w:r>
+        <w:lastRenderedPageBreak/>
+        <w:t xml:space="preserve">stability-selection exercise, following </w:t>
+      </w:r>
+      <w:proofErr w:type="spellStart"/>
+      <w:r>
+        <w:t>Meinshausen</w:t>
+      </w:r>
+      <w:proofErr w:type="spellEnd"/>
+      <w:r>
+        <w:t xml:space="preserve"> and </w:t>
+      </w:r>
+      <w:proofErr w:type="spellStart"/>
+      <w:r>
+        <w:t>Bühlmann</w:t>
+      </w:r>
+      <w:proofErr w:type="spellEnd"/>
+      <w:r>
+        <w:t xml:space="preserve"> (2010), refits LASSO over a grid of penalties on 500 random subsamples of five states each, and records how often each variable is kept.</w:t>
       </w:r>
     </w:p>
     <w:p>
@@ -23762,7 +24544,15 @@
         <w:jc w:val="both"/>
       </w:pPr>
       <w:r>
-        <w:t>Last, the importance ranking is tested against a null. Debt ranking first on mean absolute SHAP proves little on its own, since some variable must rank first, and tree ensembles favour high-variance continuous regressors even when the outcome is noise. We permute the outcome 500 times, refit the forest and recompute SHAP on each permutation, recording two things: how often debt ranks first, and how often the gap between first and second place matches the gap in the real data. The permutation moves whole states rather than individual rows. Shuffling rows would break the between-state persistence the real data carry and make the observed margin easier to beat than it should be, which is the same reason the cross-validation folds are blocked by state; Section 6.6 reports both nulls so the difference is visible. The gap statistic is the one that carries weight. The rank is reported beside it because the two diverge sharply, and the divergence is worth seeing.</w:t>
+        <w:t xml:space="preserve">Last, the importance ranking is tested against a null. Debt ranking first on mean absolute SHAP proves little on its own, since some variable must rank first, and tree ensembles </w:t>
+      </w:r>
+      <w:proofErr w:type="spellStart"/>
+      <w:r>
+        <w:t>favour</w:t>
+      </w:r>
+      <w:proofErr w:type="spellEnd"/>
+      <w:r>
+        <w:t xml:space="preserve"> high-variance continuous regressors even when the outcome is noise. We permute the outcome 500 times, refit the forest and recompute SHAP on each permutation, recording two things: how often debt ranks first, and how often the gap between first and second place matches the gap in the real data. The permutation moves whole states rather than individual rows. Shuffling rows would break the between-state persistence the real data carry and make the observed margin easier to beat than it should be, which is the same reason the cross-validation folds are blocked by state; Section 6.6 reports both nulls so the difference is visible. The gap statistic is the one that carries weight. The rank is reported beside it because the two diverge sharply, and the divergence is worth seeing.</w:t>
       </w:r>
     </w:p>
     <w:p>
@@ -23800,7 +24590,6 @@
         <w:jc w:val="both"/>
       </w:pPr>
       <w:r>
-        <w:lastRenderedPageBreak/>
         <w:t>This design follows from the size of the panel. Fifty state-year observations are too few to rest a conclusion on any single specification's p-value, so agreement between two methodologically independent tracks is treated as the higher bar.</w:t>
       </w:r>
     </w:p>
@@ -23832,58 +24621,19 @@
       <w:pPr>
         <w:jc w:val="both"/>
       </w:pPr>
-    </w:p>
-    <w:p>
-      <w:pPr>
-        <w:jc w:val="both"/>
-      </w:pPr>
-      <w:r>
-        <w:t>Figure 11. Analytical architecture of the research study, from raw data to final validation. Boxes are numbered stages; the two vertical tracks are the classical and machine-learning estimation branches, which run in parallel on the same panel and meet at the Stage 9 convergence test.</w:t>
-      </w:r>
-    </w:p>
-    <w:p>
-      <w:pPr>
-        <w:jc w:val="both"/>
-      </w:pPr>
-    </w:p>
-    <w:p>
-      <w:pPr>
-        <w:jc w:val="both"/>
-      </w:pPr>
-    </w:p>
-    <w:p>
-      <w:pPr>
-        <w:jc w:val="both"/>
-      </w:pPr>
-    </w:p>
-    <w:p>
-      <w:pPr>
-        <w:jc w:val="center"/>
-      </w:pPr>
-    </w:p>
-    <w:p/>
-    <w:p/>
-    <w:p/>
-    <w:p/>
-    <w:p/>
-    <w:p/>
-    <w:p>
-      <w:pPr>
-        <w:ind w:firstLine="720"/>
-      </w:pPr>
       <w:r>
         <w:rPr>
           <w:noProof/>
         </w:rPr>
         <w:lastRenderedPageBreak/>
         <w:drawing>
-          <wp:anchor distT="0" distB="0" distL="114300" distR="114300" simplePos="0" relativeHeight="251658240" behindDoc="1" locked="0" layoutInCell="1" allowOverlap="1" wp14:anchorId="654BC874" wp14:editId="27062FD5">
+          <wp:anchor distT="0" distB="0" distL="114300" distR="114300" simplePos="0" relativeHeight="251659264" behindDoc="1" locked="0" layoutInCell="1" allowOverlap="1" wp14:anchorId="68795DD4" wp14:editId="4CA1FD4C">
             <wp:simplePos x="0" y="0"/>
             <wp:positionH relativeFrom="column">
-              <wp:posOffset>407670</wp:posOffset>
+              <wp:posOffset>319350</wp:posOffset>
             </wp:positionH>
             <wp:positionV relativeFrom="paragraph">
-              <wp:posOffset>88900</wp:posOffset>
+              <wp:posOffset>552</wp:posOffset>
             </wp:positionV>
             <wp:extent cx="5028565" cy="6634480"/>
             <wp:effectExtent l="0" t="0" r="635" b="0"/>
@@ -23941,39 +24691,130 @@
       <w:pPr>
         <w:jc w:val="both"/>
       </w:pPr>
-      <w:r>
-        <w:t>Stages 0 to 2 are assembly, and they are arithmetic rather than inference. Everything in them is reproducible from the tables in Section 4. Three choices there propagate through the rest of the chain. Ratios are used instead of rupee amounts, because a rupee of deficit in Maharashtra and a rupee of deficit in Jharkhand are not comparable quantities. FDI enters in logs, because the largest recipient in the panel takes roughly three orders of magnitude more than the smallest in the same year. And the COVID dummy is created at this stage rather than being handled later, because FY 2020-21 is a shock common to all ten states (International Monetary Fund, 2020); leaving it in the residual would contaminate every stage downstream of it.</w:t>
-      </w:r>
     </w:p>
     <w:p>
       <w:pPr>
         <w:jc w:val="both"/>
       </w:pPr>
-      <w:r>
-        <w:lastRenderedPageBreak/>
-        <w:t>Stages 3 to 5 are the classical branch. The two specifications are estimated in parallel, and neither is chosen over the other, because they identify different parameters. The fixed-effects fit uses only variation within a state across five years; the pooled fit is driven mostly by variation between states. Section 7.1 shows why keeping both was necessary, since they disagree on the sign of debt for a reason that is substantive rather than technical. Stages 4 and 5 are the branch auditing itself: whether the estimates depend on collinearity between deficit and debt, on the pandemic year, or on any one state.</w:t>
-      </w:r>
     </w:p>
     <w:p>
       <w:pPr>
         <w:jc w:val="both"/>
       </w:pPr>
-      <w:r>
-        <w:t>Stages 6 to 8 are the machine-learning branch, and it is fed exactly the five time-varying regressors the fixed-effects model uses, no more. Stage 7 is where that restriction was decided rather than assumed, and it is reported because the failure it corrects is instructive. The first pass included the two Census controls and returned urbanisation as the dominant predictor by a factor of about five. Urbanisation is constant within a state across all five years, so the forest had found a near-unique fingerprint for state identity and was re-learning the fixed effect through the back door. Tree-based importance measures invite this on short panels with few entities, and a reader applying the same method elsewhere should expect it.</w:t>
-      </w:r>
     </w:p>
     <w:p>
       <w:pPr>
         <w:jc w:val="both"/>
       </w:pPr>
-      <w:r>
-        <w:t>Stage 9 is the only stage that produces a conclusion, and it is what the whole architecture is built to reach. Five methods arrive at it: the pooled panel regression, the Spearman rank correlation, LASSO, Elastic Net, and SHAP importance from the random forest. They are not five mutually independent draws and we do not treat them as such. LASSO and Elastic Net differ only in the shape of the penalty and should be read as one regularised-linear verdict with an internal cross-check; the pooled regression and the Spearman correlation both exploit cross-state variation, though one is parametric and the other is not. What the design buys is agreement across three genuinely different method families, a parametric panel estimator, a regularised linear selector and a non-parametric tree ensemble, whose distributional assumptions and loss functions differ and two of which are not hypothesis tests at all. Agreement of that kind on the sign and the rank of debt is harder to obtain by chance than a single p-value below 0.05 would be, which is the point of the design given how short the panel is. Where the methods disagree, Section 7.2 sets out what they disagree on and why, rather than reporting only the consensus.</w:t>
-      </w:r>
     </w:p>
     <w:p>
       <w:pPr>
         <w:jc w:val="both"/>
       </w:pPr>
+    </w:p>
+    <w:p>
+      <w:pPr>
+        <w:jc w:val="both"/>
+      </w:pPr>
+    </w:p>
+    <w:p>
+      <w:pPr>
+        <w:jc w:val="both"/>
+      </w:pPr>
+    </w:p>
+    <w:p>
+      <w:pPr>
+        <w:jc w:val="both"/>
+        <w:rPr>
+          <w:b/>
+          <w:bCs/>
+        </w:rPr>
+      </w:pPr>
+      <w:r>
+        <w:rPr>
+          <w:b/>
+          <w:bCs/>
+        </w:rPr>
+        <w:t>Figure 11. Analytical architecture of the research study, from raw data to final validation. Boxes are numbered stages; the two vertical tracks are the classical and machine-learning estimation branches, which run in parallel on the same panel and meet at the Stage 9 convergence test.</w:t>
+      </w:r>
+    </w:p>
+    <w:p>
+      <w:pPr>
+        <w:jc w:val="both"/>
+      </w:pPr>
+    </w:p>
+    <w:p>
+      <w:pPr>
+        <w:jc w:val="both"/>
+      </w:pPr>
+      <w:r>
+        <w:t xml:space="preserve">Stages 0 to 2 are assembly, and they are arithmetic rather than inference. Everything in them is reproducible from the tables in Section 4. Three choices there propagate through the rest of the chain. Ratios are used instead of rupee amounts, because a rupee of deficit in Maharashtra and a rupee of deficit in Jharkhand are not comparable quantities. FDI enters in logs, because the largest recipient in the panel takes roughly three orders of magnitude more than the smallest in the same year. And the COVID dummy is created at this stage rather than being handled later, because FY 2020-21 is a shock common </w:t>
+      </w:r>
+      <w:r>
+        <w:lastRenderedPageBreak/>
+        <w:t>to all ten states (International Monetary Fund, 2020); leaving it in the residual would contaminate every stage downstream of it.</w:t>
+      </w:r>
+    </w:p>
+    <w:p>
+      <w:pPr>
+        <w:jc w:val="both"/>
+      </w:pPr>
+      <w:r>
+        <w:t>Stages 3 to 5 are the classical branch. The two specifications are estimated in parallel, and neither is chosen over the other, because they identify different parameters. The fixed-effects fit uses only variation within a state across five years; the pooled fit is driven mostly by variation between states. Section 7.1 shows why keeping both was necessary, since they disagree on the sign of debt for a reason that is substantive rather than technical. Stages 4 and 5 are the branch auditing itself: whether the estimates depend on collinearity between deficit and debt, on the pandemic year, or on any one state.</w:t>
+      </w:r>
+    </w:p>
+    <w:p>
+      <w:pPr>
+        <w:jc w:val="both"/>
+      </w:pPr>
+      <w:r>
+        <w:t xml:space="preserve">Stages 6 to 8 are the machine-learning branch, and it is fed exactly the five time-varying regressors the fixed-effects model uses, no more. Stage 7 is where that restriction was decided rather than assumed, and it is reported because the failure it corrects is instructive. The first pass included the two Census controls and returned </w:t>
+      </w:r>
+      <w:proofErr w:type="spellStart"/>
+      <w:r>
+        <w:t>urbanisation</w:t>
+      </w:r>
+      <w:proofErr w:type="spellEnd"/>
+      <w:r>
+        <w:t xml:space="preserve"> as the dominant predictor by a factor of about five. </w:t>
+      </w:r>
+      <w:proofErr w:type="spellStart"/>
+      <w:r>
+        <w:t>Urbanisation</w:t>
+      </w:r>
+      <w:proofErr w:type="spellEnd"/>
+      <w:r>
+        <w:t xml:space="preserve"> is constant within a state across all five years, so the forest had found a near-unique fingerprint for state identity and was re-learning the fixed effect through the back door. Tree-based importance measures invite this on short panels with few entities, and a reader applying the same method elsewhere should expect it.</w:t>
+      </w:r>
+    </w:p>
+    <w:p>
+      <w:pPr>
+        <w:jc w:val="both"/>
+      </w:pPr>
+      <w:r>
+        <w:t xml:space="preserve">Stage 9 is the only stage that produces a conclusion, and it is what the whole architecture is built to reach. Five methods arrive at it: the pooled panel regression, the Spearman rank correlation, LASSO, Elastic Net, and SHAP importance from the random forest. They are not five mutually independent draws and we do not treat them as such. LASSO and Elastic Net differ only in the shape of the penalty and should be read as one </w:t>
+      </w:r>
+      <w:proofErr w:type="spellStart"/>
+      <w:r>
+        <w:t>regularised</w:t>
+      </w:r>
+      <w:proofErr w:type="spellEnd"/>
+      <w:r>
+        <w:t xml:space="preserve">-linear verdict with an internal cross-check; the pooled regression and the Spearman correlation both exploit cross-state variation, though one is parametric and the other is not. What the design buys is agreement across three genuinely different method families, a parametric panel estimator, a </w:t>
+      </w:r>
+      <w:proofErr w:type="spellStart"/>
+      <w:r>
+        <w:t>regularised</w:t>
+      </w:r>
+      <w:proofErr w:type="spellEnd"/>
+      <w:r>
+        <w:t xml:space="preserve"> linear selector and a non-parametric tree ensemble, whose distributional assumptions and loss functions differ and two of which are not hypothesis tests at all. Agreement of that kind on the sign and the rank of debt is harder to obtain by chance than a single p-value below 0.05 would be, which is the point of the design given how short the panel is. Where the methods disagree, Section 7.2 sets out what they disagree on and why, rather than reporting only the consensus.</w:t>
+      </w:r>
+    </w:p>
+    <w:p>
+      <w:pPr>
+        <w:jc w:val="both"/>
+      </w:pPr>
       <w:r>
         <w:t>The tenth stage handles the two observations that do not fit the general pattern. Jharkhand and Uttar Pradesh are examined by name in Section 7.3 as cases where the pattern breaks down, rather than folded silently into the averages with everything else.</w:t>
       </w:r>
@@ -23991,7 +24832,23 @@
         <w:jc w:val="both"/>
       </w:pPr>
       <w:r>
-        <w:t>Each estimator in Section 5.1 involves a choice: fixed or random effects, pooled or panel, one covariance estimator over another. In a conventional panel a short battery of specification tests would settle those choices (Baltagi, 2021). At N = 10 and T = 5 the battery is available but weak. The Hausman statistic often fails to compute at all, because the difference between the two covariance matrices is not positive definite. Pesaran's CD statistic is asymptotic in the number of entities, and there are ten. The Wooldridge and Driscoll-Kraay results are asymptotic in the number of periods, and there are five. Reporting only the tests that come back clean would misrepresent that position. Three things are done instead.</w:t>
+        <w:t>Each estimator in Section 5.1 involves a choice: fixed or random effects, pooled or panel, one covariance estimator over another. In a conventional panel a short battery of specification tests would settle those choices (</w:t>
+      </w:r>
+      <w:proofErr w:type="spellStart"/>
+      <w:r>
+        <w:t>Baltagi</w:t>
+      </w:r>
+      <w:proofErr w:type="spellEnd"/>
+      <w:r>
+        <w:t xml:space="preserve">, 2021). At N = 10 and T = 5 the battery is available but weak. The Hausman statistic often fails to compute at all, because the difference between the two covariance matrices is not positive definite. </w:t>
+      </w:r>
+      <w:proofErr w:type="spellStart"/>
+      <w:r>
+        <w:t>Pesaran's</w:t>
+      </w:r>
+      <w:proofErr w:type="spellEnd"/>
+      <w:r>
+        <w:t xml:space="preserve"> CD statistic is asymptotic in the number of entities, and there are ten. The Wooldridge and Driscoll-Kraay results are asymptotic in the number of periods, and there are five. Reporting only the tests that come back clean would misrepresent that position. Three things are done instead.</w:t>
       </w:r>
     </w:p>
     <w:p>
@@ -23999,7 +24856,35 @@
         <w:jc w:val="both"/>
       </w:pPr>
       <w:r>
-        <w:t>First, the formal tests are run and reported in full, including those that return no verdict. Estimator choice is examined with the Hausman test (Hausman, 1978), the Breusch-Pagan LM test and the F-test for poolability. For error structure we use Pesaran's CD test for cross-sectional dependence (Pesaran, 2015), the Wooldridge test for first-order serial correlation (Wooldridge, 2010), implemented as in Drukker (2003), and the modified Wald test for groupwise heteroskedasticity. Functional form is checked with Ramsey's RESET, and by comparing the logarithmic, inverse-hyperbolic-sine and level transformations of FDI.</w:t>
+        <w:t xml:space="preserve">First, the formal tests are run and reported in full, including those that return no verdict. Estimator choice is examined with the Hausman test (Hausman, 1978), the Breusch-Pagan LM test and the F-test for </w:t>
+      </w:r>
+      <w:proofErr w:type="spellStart"/>
+      <w:r>
+        <w:t>poolability</w:t>
+      </w:r>
+      <w:proofErr w:type="spellEnd"/>
+      <w:r>
+        <w:t xml:space="preserve">. For error structure we use </w:t>
+      </w:r>
+      <w:proofErr w:type="spellStart"/>
+      <w:r>
+        <w:t>Pesaran's</w:t>
+      </w:r>
+      <w:proofErr w:type="spellEnd"/>
+      <w:r>
+        <w:t xml:space="preserve"> CD test for cross-sectional dependence (</w:t>
+      </w:r>
+      <w:proofErr w:type="spellStart"/>
+      <w:r>
+        <w:t>Pesaran</w:t>
+      </w:r>
+      <w:proofErr w:type="spellEnd"/>
+      <w:r>
+        <w:t xml:space="preserve">, 2015), the Wooldridge test for first-order serial correlation (Wooldridge, 2010), implemented as in Drukker </w:t>
+      </w:r>
+      <w:r>
+        <w:lastRenderedPageBreak/>
+        <w:t>(2003), and the modified Wald test for groupwise heteroskedasticity. Functional form is checked with Ramsey's RESET, and by comparing the logarithmic, inverse-hyperbolic-sine and level transformations of FDI.</w:t>
       </w:r>
     </w:p>
     <w:p>
@@ -24007,8 +24892,15 @@
         <w:jc w:val="both"/>
       </w:pPr>
       <w:r>
-        <w:lastRenderedPageBreak/>
-        <w:t>Second, since those tests are weak, we report directly how far the inference depends on the covariance estimator. The same fixed-effects coefficient appears with Driscoll-Kraay, cluster-robust and unadjusted standard errors, and with a percentile interval from 2,000 bootstrap resamples drawn at the level of the state, so that the resampling respects the panel structure. Both the kernel and the cluster-robust estimators rest on asymptotics this panel does not supply, the first in the number of periods and the second in the number of clusters. A wild cluster bootstrap-t with the null imposed and Rademacher weights (Cameron, Gelbach and Miller, 2008) is therefore computed for every coefficient the paper relies on, and settles the cases where the two disagree. We checked it in both directions. The COVID dummy in the growth model, an effect of roughly fourteen percentage points, returns p = 0.003; eight pure-noise placebo regressors returned nothing below 0.05.</w:t>
+        <w:t xml:space="preserve">Second, since those tests are weak, we report directly how far the inference depends on the covariance estimator. The same fixed-effects coefficient appears with Driscoll-Kraay, cluster-robust and unadjusted standard errors, and with a percentile interval from 2,000 bootstrap resamples drawn at the level of the state, so that the resampling respects the panel structure. Both the kernel and the cluster-robust estimators rest on </w:t>
+      </w:r>
+      <w:proofErr w:type="spellStart"/>
+      <w:r>
+        <w:t>asymptotics</w:t>
+      </w:r>
+      <w:proofErr w:type="spellEnd"/>
+      <w:r>
+        <w:t xml:space="preserve"> this panel does not supply, the first in the number of periods and the second in the number of clusters. A wild cluster bootstrap-t with the null imposed and Rademacher weights (Cameron, Gelbach and Miller, 2008) is therefore computed for every coefficient the paper relies on, and settles the cases where the two disagree. We checked it in both directions. The COVID dummy in the growth model, an effect of roughly fourteen percentage points, returns p = 0.003; eight pure-noise placebo regressors returned nothing below 0.05.</w:t>
       </w:r>
     </w:p>
     <w:p>
@@ -24929,6 +25821,7 @@
               <w:rPr>
                 <w:sz w:val="18"/>
               </w:rPr>
+              <w:lastRenderedPageBreak/>
               <w:t>GSDP Growth (%)</w:t>
             </w:r>
           </w:p>
@@ -25034,7 +25927,6 @@
     <w:p/>
     <w:p>
       <w:r>
-        <w:lastRenderedPageBreak/>
         <w:t>One feature of the table anticipates a result developed later. Debt-to-GSDP ranges from 17.6 to 42.5 per cent, a spread of almost twenty-five percentage points across ten states that is not randomly distributed: West Bengal and Rajasthan carry the highest debt ratio in every year of the panel, and Gujarat and Maharashtra the lowest. That ordering recurs through the results that follow. That persistence is worth quantifying, because it governs how the two specifications of Section 5.1 behave. Decomposing each regressor's sum of squares into a between-state and a within-state component, debt is overwhelmingly a cross-sectional quantity: 91.5 per cent of its variation lies between states and 8.5 per cent within them, and the ranking of states by debt is close to fixed across the panel, with a mean pairwise rank correlation of 0.91 between any two years. Own tax revenue (81.9 per cent between) and capital expenditure (80.3 per cent) behave similarly; the fiscal deficit, at 55.1 per cent, is the most genuinely year-to-year of the four. GSDP growth runs the other way entirely, with 98.3 per cent of its variation within states and 1.7 per cent between them. Two consequences follow and both recur below: the within-state debt coefficient of Model 1 is identified off very little variation and should be expected to be fragile, and the pooled specification of Model 2 has almost no cross-state variation in the dependent variable to explain, which is the reason no fiscal variable reaches significance there rather than anything substantive about growth.</w:t>
       </w:r>
     </w:p>
@@ -25059,7 +25951,15 @@
         <w:jc w:val="both"/>
       </w:pPr>
       <w:r>
-        <w:t>Table 18 shows each state's discipline rank, carried over from Section 4.7, next to its five-year total of foreign direct investment and its per-capita gross state domestic product for FY 2023-24. The Spearman procedure itself is described in Section 5.1; the correlations are reported in the note beneath the table. The question here is more specific than the one the regressions address. It is not whether a state's investment changes when its own financial position changes. It is whether the states that rank highest on discipline over the period are the same states that receive the most investment and record the highest incomes. One column of that table is not reproducible from Section 4 and we flag it rather than let a reader discover it. Per-capita GSDP requires a population denominator, and no population series is published in this paper: the Census 2011 figures of Section 4.6 supply literacy and urbanisation only. Dividing the FY 2023-24 GSDP of Table 12 by the per-capita column recovers implied populations that run ten to twenty per cent above the 2011 enumeration, which is consistent with the projected mid-year populations that per-capita income series are normally built on rather than with the Census itself. The column is therefore an external input, and the two rank correlations against per-capita GSDP reported below inherit that dependence. Nothing else does: per-capita GSDP enters no regression, no ranking and no machine-learning stage, and both of the correlations it produces are insignificant. The population series should be published alongside the rest of the data for the per-capita figures to be checkable.</w:t>
+        <w:t xml:space="preserve">Table 18 shows each state's discipline rank, carried over from Section 4.7, next to its five-year total of foreign direct investment and its per-capita gross state domestic product for FY 2023-24. The Spearman procedure itself is described in Section 5.1; the correlations are reported in the note beneath the table. The question here is more specific than the one the regressions address. It is not whether a state's investment changes when its own financial position changes. It is whether the states that rank highest on discipline over the period are the same states that receive the most investment and record the highest incomes. One column of that table is not reproducible from Section 4 and we flag it rather than let a reader discover it. Per-capita GSDP requires a population denominator, and no population series is published in this paper: the Census 2011 figures of Section 4.6 supply literacy and </w:t>
+      </w:r>
+      <w:proofErr w:type="spellStart"/>
+      <w:r>
+        <w:t>urbanisation</w:t>
+      </w:r>
+      <w:proofErr w:type="spellEnd"/>
+      <w:r>
+        <w:t xml:space="preserve"> only. Dividing the FY 2023-24 GSDP of Table 12 by the per-capita column recovers implied populations that run ten to twenty per cent above the 2011 enumeration, which is consistent with the projected mid-year populations that per-capita income series are normally built on rather than with the Census itself. The column is therefore an external input, and the two rank correlations against per-capita GSDP reported below inherit that dependence. Nothing else does: per-capita GSDP enters no regression, no ranking and no machine-learning stage, and both of the correlations it produces are insignificant. The population series should be published alongside the rest of the data for the per-capita figures to be checkable.</w:t>
       </w:r>
     </w:p>
     <w:p>
@@ -25725,6 +26625,7 @@
               <w:rPr>
                 <w:sz w:val="18"/>
               </w:rPr>
+              <w:lastRenderedPageBreak/>
               <w:t>Telangana</w:t>
             </w:r>
           </w:p>
@@ -26221,7 +27122,23 @@
         <w:jc w:val="both"/>
       </w:pPr>
       <w:r>
-        <w:t>Spearman rank correlations: Discipline vs FDI (n=10): rho=0.255 p=0.476; Discipline vs PerCapita GSDP (n=10): rho=0.012 p=0.973; Discipline vs FDI excluding UP (n=9; UP FDI left-censored from FY22): rho=0.728 p=0.026; Discipline vs PerCapita GSDP excluding UP (n=9): rho=0.393 p=0.295; Significance threshold n=10: |rho|&gt;=0.648 at p=0.05 two-tailed.</w:t>
+        <w:t xml:space="preserve">Spearman rank correlations: Discipline vs FDI (n=10): rho=0.255 p=0.476; Discipline vs </w:t>
+      </w:r>
+      <w:proofErr w:type="spellStart"/>
+      <w:r>
+        <w:t>PerCapita</w:t>
+      </w:r>
+      <w:proofErr w:type="spellEnd"/>
+      <w:r>
+        <w:t xml:space="preserve"> GSDP (n=10): rho=0.012 p=0.973; Discipline vs FDI excluding UP (n=9; UP FDI left-censored from FY22): rho=0.728 p=0.026; Discipline vs </w:t>
+      </w:r>
+      <w:proofErr w:type="spellStart"/>
+      <w:r>
+        <w:t>PerCapita</w:t>
+      </w:r>
+      <w:proofErr w:type="spellEnd"/>
+      <w:r>
+        <w:t xml:space="preserve"> GSDP excluding UP (n=9): rho=0.393 p=0.295; Significance threshold n=10: |rho|&gt;=0.648 at p=0.05 two-tailed.</w:t>
       </w:r>
     </w:p>
     <w:p>
@@ -26229,9 +27146,16 @@
         <w:jc w:val="both"/>
       </w:pPr>
       <w:r>
-        <w:t>Across all ten states the discipline-FDI correlation is positive but falls short of significance (rho = 0.255, p = 0.476). Uttar Pradesh is the reason. It ranks first on discipline and tenth on FDI, and two of its five years are unrecorded rather than small, so its total is not comparable with the others. Drop it and the correlation is both large and significant (rho = 0.728, p = 0.026, n = 9), against a two-tailed critical value of 0.648. That exclusion needs more defence than the censoring alone provides, and Section 7.3 gives the test: scaling Uttar Pradesh's observed years to a five-year equivalent still leaves it ninth of ten and the correlation insignificant. The significant figure quoted here should therefore be read as conditional on dropping a state that is a genuine counterexample as well as a censored one. The income relationship behaves quite differently. Discipline against per-capita GSDP stays weak with Uttar Pradesh in (rho = 0.012) and with it out (rho = 0.393), significant in neither case. In this sample, then, fiscal discipline tracks investment more closely than it tracks prosperity, though that second half of the comparison rests on the per-capita column whose population denominator is not published anywhere in this paper, and should be read with the caveat recorded above rather than as a finding in its own right. A disciplined state is not necessarily a rich one, but it still draws more than its share of capital. The two figures below plot both relationships.</w:t>
-      </w:r>
-      <w:r/>
+        <w:t xml:space="preserve">Across all ten states the discipline-FDI correlation is positive but falls short of significance (rho = 0.255, p = 0.476). Uttar Pradesh is the reason. It ranks first on discipline and tenth on FDI, and two of its five years are unrecorded rather than small, so its total is not comparable with the others. Drop it and the correlation is both large and significant (rho = 0.728, p = 0.026, n = 9), against a two-tailed critical value of 0.648. That exclusion needs more </w:t>
+      </w:r>
+      <w:proofErr w:type="spellStart"/>
+      <w:r>
+        <w:t>defence</w:t>
+      </w:r>
+      <w:proofErr w:type="spellEnd"/>
+      <w:r>
+        <w:t xml:space="preserve"> than the censoring alone provides, and Section 7.3 gives the test: scaling Uttar Pradesh's observed years to a five-year equivalent still leaves it ninth of ten and the correlation insignificant. The significant figure quoted here should therefore be read as conditional on dropping a state that is a genuine counterexample as well as a censored one. The income relationship behaves quite differently. Discipline against per-capita GSDP stays weak with Uttar Pradesh in (rho = 0.012) and with it out (rho = 0.393), significant in neither case. In this sample, then, fiscal discipline tracks investment more closely than it tracks prosperity, though that second half of the comparison rests on the per-capita column whose population denominator is not published anywhere in this paper, and should be read with the caveat recorded above rather than as a finding in its own right. A disciplined state is not necessarily a rich one, but it still draws more than its share of capital. The two figures below plot both relationships.</w:t>
+      </w:r>
     </w:p>
     <w:p>
       <w:pPr>
@@ -26241,6 +27165,7 @@
         <w:rPr>
           <w:noProof/>
         </w:rPr>
+        <w:lastRenderedPageBreak/>
         <w:drawing>
           <wp:inline distT="0" distB="0" distL="0" distR="0" wp14:anchorId="7BDB1072" wp14:editId="1E12E95D">
             <wp:extent cx="5759999" cy="4219697"/>
@@ -26371,7 +27296,15 @@
       </w:r>
       <w:proofErr w:type="gramEnd"/>
       <w:r>
-        <w:t>5,33) = 4.96, p = 0.0017) explains within-state variation in log FDI. Fiscal deficit (coefficient 0.566, p &lt; 0.001), debt (0.353, p &lt; 0.001) and the COVID dummy (-1.406, p &lt; 0.001) are all significant under Driscoll-Kraay; own tax revenue and capital expenditure are not. Two of those three survive stricter inference and one does not. Table 34 puts the within-state deficit coefficient at p = 0.264 under cluster-robust errors and p = 0.836 under the wild cluster bootstrap, so no deficit-FDI claim is made anywhere in this paper, and the Driscoll-Kraay p-value quoted here should be read against that. A poolability F-test strongly rejects the null of no entity effects (</w:t>
+        <w:t xml:space="preserve">5,33) = 4.96, p = 0.0017) explains within-state variation in log FDI. Fiscal deficit (coefficient 0.566, p &lt; 0.001), debt (0.353, p &lt; 0.001) and the COVID dummy (-1.406, p &lt; 0.001) are all significant under Driscoll-Kraay; own tax revenue and capital expenditure are not. Two of those three survive stricter inference and one does not. Table 34 puts the within-state deficit coefficient at p = 0.264 under cluster-robust errors and p = 0.836 under the wild cluster bootstrap, so no deficit-FDI claim is made anywhere in this paper, and the Driscoll-Kraay p-value quoted here should be read against that. A </w:t>
+      </w:r>
+      <w:proofErr w:type="spellStart"/>
+      <w:r>
+        <w:t>poolability</w:t>
+      </w:r>
+      <w:proofErr w:type="spellEnd"/>
+      <w:r>
+        <w:t xml:space="preserve"> F-test strongly rejects the null of no entity effects (</w:t>
       </w:r>
       <w:proofErr w:type="gramStart"/>
       <w:r>
@@ -26379,7 +27312,15 @@
       </w:r>
       <w:proofErr w:type="gramEnd"/>
       <w:r>
-        <w:t>9,33) = 6.74, p &lt; 0.001), confirming that state fixed effects are doing real work in this model and that pooling would be misspecified here.</w:t>
+        <w:t xml:space="preserve">9,33) = 6.74, p &lt; 0.001), confirming that state fixed effects are doing real work in this model and that pooling would be </w:t>
+      </w:r>
+      <w:proofErr w:type="spellStart"/>
+      <w:r>
+        <w:t>misspecified</w:t>
+      </w:r>
+      <w:proofErr w:type="spellEnd"/>
+      <w:r>
+        <w:t xml:space="preserve"> here.</w:t>
       </w:r>
     </w:p>
     <w:p>
@@ -26387,29 +27328,28 @@
         <w:jc w:val="both"/>
       </w:pPr>
       <w:r>
-        <w:t>The pooled specification with Census controls (n = 48, R² = 0.643, F(7,40) = 10.29, p &lt; 0.001) tells a different, and for the paper's central claim more important, story. Its between R² of 0.874, the fit the same coefficients deliver against the ten state means, is reported alongside because it is the dimension the specification is meant to speak to, though it should be read with the parameter count in view: fitted directly on the ten state means the same regressors return an R² of 0.899 but an adjusted R² of 0.697 on three residual degrees of freedom, so the unadjusted figure is not evidence of fit so much as a reminder that ten points cannot discipline seven coefficients. Debt is negative and precisely estimated (coefficient -0.176, standard error 0.062, t = -2.84, p = 0.0071 under cluster-robust inference): a one-percentage-point-lower debt-to-GSDP ratio is associated with roughly 19 per cent higher FDI, since exp(0.176) - 1 = 0.192, holding the other regressors and the Census controls fixed. Literacy (0.101) and capital expenditure (-0.366) also clear conventional significance under those same standard errors, at p = 0.035 and p = 0.008 respectively, while fiscal deficit, own tax revenue, the COVID dummy and urbanisation do not. Ten clusters is too few for the cluster-robust t-distribution to be reliable, however, so all of these p-values are re-computed by wild cluster bootstrap in Section 6.7. Debt is the only regressor that approaches conventional significance under that stricter standard (p = 0.057, significant at the 10 per cent level); literacy (p = 0.235) and capital expenditure (p = 0.095) do not survive it, and neither is relied upon in what follows.</w:t>
-      </w:r>
-      <w:proofErr w:type="gramStart"/>
-      <w:r/>
-      <w:proofErr w:type="gramEnd"/>
-      <w:r/>
-      <w:proofErr w:type="gramStart"/>
-      <w:r/>
-      <w:proofErr w:type="gramEnd"/>
-      <w:r/>
-      <w:proofErr w:type="gramStart"/>
-      <w:r/>
-      <w:proofErr w:type="gramEnd"/>
-      <w:r/>
-      <w:proofErr w:type="gramStart"/>
-      <w:r/>
-      <w:proofErr w:type="gramEnd"/>
-      <w:r/>
-      <w:r/>
-      <w:proofErr w:type="gramStart"/>
-      <w:r/>
-      <w:proofErr w:type="gramEnd"/>
-      <w:r/>
+        <w:t xml:space="preserve">The pooled specification with Census controls (n = 48, R² = 0.643, F(7,40) = 10.29, p &lt; 0.001) tells a different, and for the paper's central claim more important, story. </w:t>
+      </w:r>
+      <w:proofErr w:type="spellStart"/>
+      <w:r>
+        <w:t>Its</w:t>
+      </w:r>
+      <w:proofErr w:type="spellEnd"/>
+      <w:r>
+        <w:t xml:space="preserve"> between R² of 0.874, the fit the same coefficients deliver against the ten state means, is reported alongside because it is the dimension the specification is meant to speak to, though it should be read with the parameter count in view: fitted directly on the ten state means the same regressors return an R² of 0.899 but an adjusted R² of 0.697 on three residual degrees of freedom, so the unadjusted figure is not evidence of fit so much as a reminder that ten points cannot discipline seven coefficients. Debt is negative and precisely estimated (coefficient -0.176, standard error 0.062, t = -2.84, p = 0.0071 under cluster-robust inference): a one-percentage-</w:t>
+      </w:r>
+      <w:r>
+        <w:lastRenderedPageBreak/>
+        <w:t xml:space="preserve">point-lower debt-to-GSDP ratio is associated with roughly 19 per cent higher FDI, since exp(0.176) - 1 = 0.192, holding the other regressors and the Census controls fixed. Literacy (0.101) and capital expenditure (-0.366) also clear conventional significance under those same standard errors, at p = 0.035 and p = 0.008 respectively, while fiscal deficit, own tax revenue, the COVID dummy and </w:t>
+      </w:r>
+      <w:proofErr w:type="spellStart"/>
+      <w:r>
+        <w:t>urbanisation</w:t>
+      </w:r>
+      <w:proofErr w:type="spellEnd"/>
+      <w:r>
+        <w:t xml:space="preserve"> do not. Ten clusters is too few for the cluster-robust t-distribution to be reliable, however, so all of these p-values are re-computed by wild cluster bootstrap in Section 6.7. Debt is the only regressor that approaches conventional significance under that stricter standard (p = 0.057, significant at the 10 per cent level); literacy (p = 0.235) and capital expenditure (p = 0.095) do not survive it, and neither is relied upon in what follows.</w:t>
+      </w:r>
     </w:p>
     <w:p>
       <w:pPr>
@@ -26498,7 +27438,23 @@
                 <w:b/>
                 <w:sz w:val="16"/>
               </w:rPr>
-              <w:t>FE + Driscoll-Kraay (coef)</w:t>
+              <w:t>FE + Driscoll-Kraay (</w:t>
+            </w:r>
+            <w:proofErr w:type="spellStart"/>
+            <w:r>
+              <w:rPr>
+                <w:b/>
+                <w:sz w:val="16"/>
+              </w:rPr>
+              <w:t>coef</w:t>
+            </w:r>
+            <w:proofErr w:type="spellEnd"/>
+            <w:r>
+              <w:rPr>
+                <w:b/>
+                <w:sz w:val="16"/>
+              </w:rPr>
+              <w:t>)</w:t>
             </w:r>
           </w:p>
         </w:tc>
@@ -26516,7 +27472,23 @@
                 <w:b/>
                 <w:sz w:val="16"/>
               </w:rPr>
-              <w:t>FE + Driscoll-Kraay (std_err)</w:t>
+              <w:t>FE + Driscoll-Kraay (</w:t>
+            </w:r>
+            <w:proofErr w:type="spellStart"/>
+            <w:r>
+              <w:rPr>
+                <w:b/>
+                <w:sz w:val="16"/>
+              </w:rPr>
+              <w:t>std_err</w:t>
+            </w:r>
+            <w:proofErr w:type="spellEnd"/>
+            <w:r>
+              <w:rPr>
+                <w:b/>
+                <w:sz w:val="16"/>
+              </w:rPr>
+              <w:t>)</w:t>
             </w:r>
           </w:p>
         </w:tc>
@@ -26570,7 +27542,23 @@
                 <w:b/>
                 <w:sz w:val="16"/>
               </w:rPr>
-              <w:t>Pooled OLS + controls (coef)</w:t>
+              <w:t>Pooled OLS + controls (</w:t>
+            </w:r>
+            <w:proofErr w:type="spellStart"/>
+            <w:r>
+              <w:rPr>
+                <w:b/>
+                <w:sz w:val="16"/>
+              </w:rPr>
+              <w:t>coef</w:t>
+            </w:r>
+            <w:proofErr w:type="spellEnd"/>
+            <w:r>
+              <w:rPr>
+                <w:b/>
+                <w:sz w:val="16"/>
+              </w:rPr>
+              <w:t>)</w:t>
             </w:r>
           </w:p>
         </w:tc>
@@ -26588,7 +27576,23 @@
                 <w:b/>
                 <w:sz w:val="16"/>
               </w:rPr>
-              <w:t>Pooled OLS + controls (std_err)</w:t>
+              <w:t>Pooled OLS + controls (</w:t>
+            </w:r>
+            <w:proofErr w:type="spellStart"/>
+            <w:r>
+              <w:rPr>
+                <w:b/>
+                <w:sz w:val="16"/>
+              </w:rPr>
+              <w:t>std_err</w:t>
+            </w:r>
+            <w:proofErr w:type="spellEnd"/>
+            <w:r>
+              <w:rPr>
+                <w:b/>
+                <w:sz w:val="16"/>
+              </w:rPr>
+              <w:t>)</w:t>
             </w:r>
           </w:p>
         </w:tc>
@@ -26790,12 +27794,14 @@
             <w:pPr>
               <w:spacing w:before="20" w:after="20"/>
             </w:pPr>
+            <w:proofErr w:type="spellStart"/>
             <w:r>
               <w:rPr>
                 <w:sz w:val="16"/>
               </w:rPr>
               <w:t>fd</w:t>
             </w:r>
+            <w:proofErr w:type="spellEnd"/>
           </w:p>
         </w:tc>
         <w:tc>
@@ -27088,12 +28094,14 @@
             <w:pPr>
               <w:spacing w:before="20" w:after="20"/>
             </w:pPr>
+            <w:proofErr w:type="spellStart"/>
             <w:r>
               <w:rPr>
                 <w:sz w:val="16"/>
               </w:rPr>
               <w:t>otr</w:t>
             </w:r>
+            <w:proofErr w:type="spellEnd"/>
           </w:p>
         </w:tc>
         <w:tc>
@@ -27828,7 +28836,23 @@
         <w:jc w:val="both"/>
       </w:pPr>
       <w:r>
-        <w:t>The figure below plots the raw relationship the fixed-effects half of Table 19 summarises: average fiscal deficit against average log FDI for each state, with colour showing average debt.</w:t>
+        <w:t xml:space="preserve">The figure below plots the raw relationship the fixed-effects half of Table 19 </w:t>
+      </w:r>
+      <w:proofErr w:type="spellStart"/>
+      <w:r>
+        <w:t>summarises</w:t>
+      </w:r>
+      <w:proofErr w:type="spellEnd"/>
+      <w:r>
+        <w:t xml:space="preserve">: average fiscal deficit against average log FDI for each state, with </w:t>
+      </w:r>
+      <w:proofErr w:type="spellStart"/>
+      <w:r>
+        <w:t>colour</w:t>
+      </w:r>
+      <w:proofErr w:type="spellEnd"/>
+      <w:r>
+        <w:t xml:space="preserve"> showing average debt.</w:t>
       </w:r>
     </w:p>
     <w:p>
@@ -27887,7 +28911,23 @@
           <w:i/>
           <w:sz w:val="20"/>
         </w:rPr>
-        <w:t>Figure 14. Average fiscal deficit against average log FDI, five-year state means, colour-coded by average debt-to-GSDP (red = high debt, green = low debt). Jharkhand sits well off the fitted line, foreshadowing the case discussion in Section 7.3.</w:t>
+        <w:t xml:space="preserve">Figure 14. Average fiscal deficit against average log FDI, five-year state means, </w:t>
+      </w:r>
+      <w:proofErr w:type="spellStart"/>
+      <w:r>
+        <w:rPr>
+          <w:i/>
+          <w:sz w:val="20"/>
+        </w:rPr>
+        <w:t>colour</w:t>
+      </w:r>
+      <w:proofErr w:type="spellEnd"/>
+      <w:r>
+        <w:rPr>
+          <w:i/>
+          <w:sz w:val="20"/>
+        </w:rPr>
+        <w:t>-coded by average debt-to-GSDP (red = high debt, green = low debt). Jharkhand sits well off the fitted line, foreshadowing the case discussion in Section 7.3.</w:t>
       </w:r>
     </w:p>
     <w:p>
@@ -27919,7 +28959,15 @@
       </w:r>
       <w:proofErr w:type="gramEnd"/>
       <w:r>
-        <w:t xml:space="preserve">5,35) = 15.53, p &lt; 0.001) is dominated by the COVID dummy, which is large, negative and robust to every method of inference (-13.783; p = 0.003 under the wild cluster bootstrap), consistent with the roughly 14-percentage-point growth collapse the panel records in FY 2020-21. Among the fiscal variables the picture depends on how the standard errors are computed, and Section 6.7 sets the comparison out in full. Within this specification debt is positive and significant under every method (+1.097; cluster-robust p = 0.001, bootstrap p = 0.020), and own tax revenue under the two methods appropriate at ten clusters (+4.083; cluster-robust p = 0.045, bootstrap p = 0.028) though not under Driscoll-Kraay (p = 0.101). Both results depend on the COVID dummy being an adequate control for common time variation, and Table 23b shows that it is not: under full year fixed effects the own tax revenue coefficient disappears and the debt coefficient reverses sign. Neither is claimed as a finding of this paper, and the discussion in Sections 6.7 and 8 proceeds on that basis. The fiscal deficit coefficient is negative and sizeable (-2.172) and significant under Driscoll-Kraay (p = 0.031), but it does not survive either cluster-robust inference (p = 0.310) or the bootstrap (p = 0.448). Unlike Model 1, the poolability test for the growth equation does </w:t>
+        <w:t xml:space="preserve">5,35) = 15.53, p &lt; 0.001) is dominated by the COVID dummy, which is large, negative and robust to every method of inference (-13.783; p = 0.003 under the wild cluster bootstrap), consistent with the roughly 14-percentage-point growth collapse the panel records in FY 2020-21. Among the fiscal variables the picture depends on how the standard errors are computed, and Section 6.7 sets the comparison out in full. Within this specification debt is positive and significant under every method (+1.097; cluster-robust p = 0.001, bootstrap p = 0.020), and own tax revenue under the two methods appropriate at ten clusters (+4.083; cluster-robust p = 0.045, bootstrap p = 0.028) though not under Driscoll-Kraay (p = 0.101). Both results depend on the COVID dummy being an adequate control for common time variation, and Table 23b shows that it is not: under full year fixed effects the own tax revenue coefficient disappears and the debt coefficient reverses sign. Neither is claimed as a finding of this paper, and the discussion in Sections 6.7 and 8 proceeds on that basis. The fiscal deficit coefficient is negative and sizeable (-2.172) and significant under Driscoll-Kraay (p = 0.031), but it does not survive either cluster-robust inference (p = 0.310) or the bootstrap (p = 0.448). Unlike Model 1, the </w:t>
+      </w:r>
+      <w:proofErr w:type="spellStart"/>
+      <w:r>
+        <w:t>poolability</w:t>
+      </w:r>
+      <w:proofErr w:type="spellEnd"/>
+      <w:r>
+        <w:t xml:space="preserve"> test for the growth equation does </w:t>
       </w:r>
       <w:r>
         <w:lastRenderedPageBreak/>
@@ -28002,7 +29050,23 @@
                 <w:b/>
                 <w:sz w:val="16"/>
               </w:rPr>
-              <w:t>FE + Driscoll-Kraay (coef)</w:t>
+              <w:t>FE + Driscoll-Kraay (</w:t>
+            </w:r>
+            <w:proofErr w:type="spellStart"/>
+            <w:r>
+              <w:rPr>
+                <w:b/>
+                <w:sz w:val="16"/>
+              </w:rPr>
+              <w:t>coef</w:t>
+            </w:r>
+            <w:proofErr w:type="spellEnd"/>
+            <w:r>
+              <w:rPr>
+                <w:b/>
+                <w:sz w:val="16"/>
+              </w:rPr>
+              <w:t>)</w:t>
             </w:r>
           </w:p>
         </w:tc>
@@ -28020,7 +29084,23 @@
                 <w:b/>
                 <w:sz w:val="16"/>
               </w:rPr>
-              <w:t>FE + Driscoll-Kraay (std_err)</w:t>
+              <w:t>FE + Driscoll-Kraay (</w:t>
+            </w:r>
+            <w:proofErr w:type="spellStart"/>
+            <w:r>
+              <w:rPr>
+                <w:b/>
+                <w:sz w:val="16"/>
+              </w:rPr>
+              <w:t>std_err</w:t>
+            </w:r>
+            <w:proofErr w:type="spellEnd"/>
+            <w:r>
+              <w:rPr>
+                <w:b/>
+                <w:sz w:val="16"/>
+              </w:rPr>
+              <w:t>)</w:t>
             </w:r>
           </w:p>
         </w:tc>
@@ -28074,7 +29154,23 @@
                 <w:b/>
                 <w:sz w:val="16"/>
               </w:rPr>
-              <w:t>Pooled OLS + controls (coef)</w:t>
+              <w:t>Pooled OLS + controls (</w:t>
+            </w:r>
+            <w:proofErr w:type="spellStart"/>
+            <w:r>
+              <w:rPr>
+                <w:b/>
+                <w:sz w:val="16"/>
+              </w:rPr>
+              <w:t>coef</w:t>
+            </w:r>
+            <w:proofErr w:type="spellEnd"/>
+            <w:r>
+              <w:rPr>
+                <w:b/>
+                <w:sz w:val="16"/>
+              </w:rPr>
+              <w:t>)</w:t>
             </w:r>
           </w:p>
         </w:tc>
@@ -28092,7 +29188,23 @@
                 <w:b/>
                 <w:sz w:val="16"/>
               </w:rPr>
-              <w:t>Pooled OLS + controls (std_err)</w:t>
+              <w:t>Pooled OLS + controls (</w:t>
+            </w:r>
+            <w:proofErr w:type="spellStart"/>
+            <w:r>
+              <w:rPr>
+                <w:b/>
+                <w:sz w:val="16"/>
+              </w:rPr>
+              <w:t>std_err</w:t>
+            </w:r>
+            <w:proofErr w:type="spellEnd"/>
+            <w:r>
+              <w:rPr>
+                <w:b/>
+                <w:sz w:val="16"/>
+              </w:rPr>
+              <w:t>)</w:t>
             </w:r>
           </w:p>
         </w:tc>
@@ -28294,12 +29406,14 @@
             <w:pPr>
               <w:spacing w:before="20" w:after="20"/>
             </w:pPr>
+            <w:proofErr w:type="spellStart"/>
             <w:r>
               <w:rPr>
                 <w:sz w:val="16"/>
               </w:rPr>
               <w:t>fd</w:t>
             </w:r>
+            <w:proofErr w:type="spellEnd"/>
           </w:p>
         </w:tc>
         <w:tc>
@@ -28592,12 +29706,14 @@
             <w:pPr>
               <w:spacing w:before="20" w:after="20"/>
             </w:pPr>
+            <w:proofErr w:type="spellStart"/>
             <w:r>
               <w:rPr>
                 <w:sz w:val="16"/>
               </w:rPr>
               <w:t>otr</w:t>
             </w:r>
+            <w:proofErr w:type="spellEnd"/>
           </w:p>
         </w:tc>
         <w:tc>
@@ -29474,12 +30590,14 @@
             <w:pPr>
               <w:spacing w:before="20" w:after="20"/>
             </w:pPr>
+            <w:proofErr w:type="spellStart"/>
             <w:r>
               <w:rPr>
                 <w:sz w:val="18"/>
               </w:rPr>
               <w:t>fd</w:t>
             </w:r>
+            <w:proofErr w:type="spellEnd"/>
           </w:p>
         </w:tc>
         <w:tc>
@@ -29548,12 +30666,14 @@
             <w:pPr>
               <w:spacing w:before="20" w:after="20"/>
             </w:pPr>
+            <w:proofErr w:type="spellStart"/>
             <w:r>
               <w:rPr>
                 <w:sz w:val="18"/>
               </w:rPr>
               <w:t>otr</w:t>
             </w:r>
+            <w:proofErr w:type="spellEnd"/>
           </w:p>
         </w:tc>
         <w:tc>
@@ -29673,6 +30793,7 @@
             <w:pPr>
               <w:spacing w:before="20" w:after="20"/>
             </w:pPr>
+            <w:proofErr w:type="spellStart"/>
             <w:r>
               <w:rPr>
                 <w:b/>
@@ -29680,6 +30801,7 @@
               </w:rPr>
               <w:t>fd</w:t>
             </w:r>
+            <w:proofErr w:type="spellEnd"/>
           </w:p>
         </w:tc>
         <w:tc>
@@ -29709,6 +30831,7 @@
             <w:pPr>
               <w:spacing w:before="20" w:after="20"/>
             </w:pPr>
+            <w:proofErr w:type="spellStart"/>
             <w:r>
               <w:rPr>
                 <w:b/>
@@ -29716,6 +30839,7 @@
               </w:rPr>
               <w:t>otr</w:t>
             </w:r>
+            <w:proofErr w:type="spellEnd"/>
           </w:p>
         </w:tc>
         <w:tc>
@@ -29745,6 +30869,7 @@
             <w:pPr>
               <w:spacing w:before="20" w:after="20"/>
             </w:pPr>
+            <w:proofErr w:type="spellStart"/>
             <w:r>
               <w:rPr>
                 <w:b/>
@@ -29752,6 +30877,7 @@
               </w:rPr>
               <w:t>log_fdi</w:t>
             </w:r>
+            <w:proofErr w:type="spellEnd"/>
           </w:p>
         </w:tc>
         <w:tc>
@@ -29785,12 +30911,14 @@
             <w:pPr>
               <w:spacing w:before="20" w:after="20"/>
             </w:pPr>
+            <w:proofErr w:type="spellStart"/>
             <w:r>
               <w:rPr>
                 <w:sz w:val="18"/>
               </w:rPr>
               <w:t>fd</w:t>
             </w:r>
+            <w:proofErr w:type="spellEnd"/>
           </w:p>
         </w:tc>
         <w:tc>
@@ -30019,12 +31147,14 @@
             <w:pPr>
               <w:spacing w:before="20" w:after="20"/>
             </w:pPr>
+            <w:proofErr w:type="spellStart"/>
             <w:r>
               <w:rPr>
                 <w:sz w:val="18"/>
               </w:rPr>
               <w:t>otr</w:t>
             </w:r>
+            <w:proofErr w:type="spellEnd"/>
           </w:p>
         </w:tc>
         <w:tc>
@@ -30253,12 +31383,14 @@
             <w:pPr>
               <w:spacing w:before="20" w:after="20"/>
             </w:pPr>
+            <w:proofErr w:type="spellStart"/>
             <w:r>
               <w:rPr>
                 <w:sz w:val="18"/>
               </w:rPr>
               <w:t>log_fdi</w:t>
             </w:r>
+            <w:proofErr w:type="spellEnd"/>
           </w:p>
         </w:tc>
         <w:tc>
@@ -30374,7 +31506,6 @@
               <w:rPr>
                 <w:sz w:val="18"/>
               </w:rPr>
-              <w:lastRenderedPageBreak/>
               <w:t>growth</w:t>
             </w:r>
           </w:p>
@@ -30533,7 +31664,23 @@
           <w:i/>
           <w:sz w:val="20"/>
         </w:rPr>
-        <w:t>Figure 15. Correlation heatmap of fiscal regressors and outcome variables, colour-coded from the same matrix as the table above (red = positive, blue = negative).</w:t>
+        <w:t xml:space="preserve">Figure 15. Correlation heatmap of fiscal regressors and outcome variables, </w:t>
+      </w:r>
+      <w:proofErr w:type="spellStart"/>
+      <w:r>
+        <w:rPr>
+          <w:i/>
+          <w:sz w:val="20"/>
+        </w:rPr>
+        <w:t>colour</w:t>
+      </w:r>
+      <w:proofErr w:type="spellEnd"/>
+      <w:r>
+        <w:rPr>
+          <w:i/>
+          <w:sz w:val="20"/>
+        </w:rPr>
+        <w:t>-coded from the same matrix as the table above (red = positive, blue = negative).</w:t>
       </w:r>
     </w:p>
     <w:p>
@@ -30541,11 +31688,19 @@
         <w:jc w:val="both"/>
       </w:pPr>
       <w:r>
-        <w:t xml:space="preserve">The table below reports the within-state deficit and debt coefficients from Model 1 under three perturbations of the sample, to check whether the fixed-effects result is being driven by a single year or a single state. Dropping the COVID year (n = 39) leaves both coefficients stable in sign and significance (deficit 0.802, p = 0.017; debt 0.324, p = 0.002). Dropping Uttar Pradesh (n = 45) barely moves either estimate (deficit 0.532, p &lt; 0.001; debt 0.366, p &lt; 0.001), which matters because it shows the left-censoring in UP's FDI series is not driving the within-state result. Dropping Jharkhand (n = 43), by contrast, flips the deficit coefficient's sign and removes its significance entirely (-0.310, p = 0.141), while the debt coefficient survives, smaller but still significant (0.182, p = 0.015). Jharkhand alone is therefore responsible for a meaningful share of the within-state deficit-FDI pattern; Section 7.3 examines why. That pattern is not one the paper leans on in any case: the within-state deficit coefficient does not survive cluster-robust or bootstrap inference (Table 34), so its fragility across subsamples is consistent with the verdict recorded there rather than additional to it. Two further checks belong here because they answer questions the design invites. Lagging debt by one year, which is the cheapest response to the reverse-causality concern recorded as the fourth limitation in Section 8, leaves the pooled coefficient at -0.197 (p = 0.003, n = 39): investment follows the previous year's debt position about as closely as the contemporaneous one, which is what a signalling account would predict and is not what simultaneous </w:t>
+        <w:t xml:space="preserve">The table below reports the within-state deficit and debt coefficients from Model 1 under three perturbations of the sample, to check whether the fixed-effects result is being driven by a single year or a single state. Dropping the COVID year (n = 39) leaves both coefficients stable in sign and significance (deficit 0.802, p = 0.017; debt 0.324, p = 0.002). Dropping Uttar Pradesh (n = 45) barely moves either estimate (deficit 0.532, p &lt; 0.001; debt 0.366, p &lt; 0.001), which matters because it shows the left-censoring in UP's FDI series is not driving the within-state result. Dropping Jharkhand (n = 43), by contrast, flips the deficit coefficient's sign and removes its significance entirely (-0.310, p = 0.141), </w:t>
       </w:r>
       <w:r>
         <w:lastRenderedPageBreak/>
-        <w:t>determination would. And dropping FY 2019-20, the six-month window DPIIT's series opens with and the one cell in the panel that is not a full year, strengthens the pooled coefficient rather than weakening it, to -0.237 (p = 0.003, n = 39). Neither is reported as a headline result; both are reported because their absence would be the first thing a reader asks about.</w:t>
+        <w:t xml:space="preserve">while the debt coefficient survives, smaller but still significant (0.182, p = 0.015). Jharkhand alone is therefore responsible for a meaningful share of the within-state deficit-FDI pattern; Section 7.3 examines why. That pattern is not one the paper leans on in any case: the within-state deficit coefficient does not survive cluster-robust or bootstrap inference (Table 34), so its fragility across subsamples is consistent with the verdict recorded there rather than additional to it. Two further checks belong here because they answer questions the design invites. Lagging debt by one year, which is the cheapest response to the reverse-causality concern recorded as the fourth limitation in Section 8, leaves the pooled coefficient at -0.197 (p = 0.003, n = 39): investment follows the previous year's debt position about as closely as the contemporaneous one, which is what a </w:t>
+      </w:r>
+      <w:proofErr w:type="spellStart"/>
+      <w:r>
+        <w:t>signalling</w:t>
+      </w:r>
+      <w:proofErr w:type="spellEnd"/>
+      <w:r>
+        <w:t xml:space="preserve"> account would predict and is not what simultaneous determination would. And dropping FY 2019-20, the six-month window DPIIT's series opens with and the one cell in the panel that is not a full year, strengthens the pooled coefficient rather than weakening it, to -0.237 (p = 0.003, n = 39). Neither is reported as a headline result; both are reported because their absence would be the first thing a reader asks about.</w:t>
       </w:r>
     </w:p>
     <w:p>
@@ -30640,6 +31795,7 @@
             <w:pPr>
               <w:spacing w:before="20" w:after="20"/>
             </w:pPr>
+            <w:proofErr w:type="spellStart"/>
             <w:r>
               <w:rPr>
                 <w:b/>
@@ -30647,6 +31803,7 @@
               </w:rPr>
               <w:t>fd_coef</w:t>
             </w:r>
+            <w:proofErr w:type="spellEnd"/>
           </w:p>
         </w:tc>
         <w:tc>
@@ -30658,6 +31815,7 @@
             <w:pPr>
               <w:spacing w:before="20" w:after="20"/>
             </w:pPr>
+            <w:proofErr w:type="spellStart"/>
             <w:r>
               <w:rPr>
                 <w:b/>
@@ -30665,6 +31823,7 @@
               </w:rPr>
               <w:t>fd_p</w:t>
             </w:r>
+            <w:proofErr w:type="spellEnd"/>
           </w:p>
         </w:tc>
         <w:tc>
@@ -30676,6 +31835,7 @@
             <w:pPr>
               <w:spacing w:before="20" w:after="20"/>
             </w:pPr>
+            <w:proofErr w:type="spellStart"/>
             <w:r>
               <w:rPr>
                 <w:b/>
@@ -30683,6 +31843,7 @@
               </w:rPr>
               <w:t>debt_coef</w:t>
             </w:r>
+            <w:proofErr w:type="spellEnd"/>
           </w:p>
         </w:tc>
         <w:tc>
@@ -30694,6 +31855,7 @@
             <w:pPr>
               <w:spacing w:before="20" w:after="20"/>
             </w:pPr>
+            <w:proofErr w:type="spellStart"/>
             <w:r>
               <w:rPr>
                 <w:b/>
@@ -30701,6 +31863,7 @@
               </w:rPr>
               <w:t>debt_p</w:t>
             </w:r>
+            <w:proofErr w:type="spellEnd"/>
           </w:p>
         </w:tc>
         <w:tc>
@@ -30712,6 +31875,7 @@
             <w:pPr>
               <w:spacing w:before="20" w:after="20"/>
             </w:pPr>
+            <w:proofErr w:type="spellStart"/>
             <w:r>
               <w:rPr>
                 <w:b/>
@@ -30719,6 +31883,7 @@
               </w:rPr>
               <w:t>otr_coef</w:t>
             </w:r>
+            <w:proofErr w:type="spellEnd"/>
           </w:p>
         </w:tc>
         <w:tc>
@@ -30730,6 +31895,7 @@
             <w:pPr>
               <w:spacing w:before="20" w:after="20"/>
             </w:pPr>
+            <w:proofErr w:type="spellStart"/>
             <w:r>
               <w:rPr>
                 <w:b/>
@@ -30737,6 +31903,7 @@
               </w:rPr>
               <w:t>otr_p</w:t>
             </w:r>
+            <w:proofErr w:type="spellEnd"/>
           </w:p>
         </w:tc>
         <w:tc>
@@ -30748,6 +31915,7 @@
             <w:pPr>
               <w:spacing w:before="20" w:after="20"/>
             </w:pPr>
+            <w:proofErr w:type="spellStart"/>
             <w:r>
               <w:rPr>
                 <w:b/>
@@ -30755,6 +31923,7 @@
               </w:rPr>
               <w:t>capex_coef</w:t>
             </w:r>
+            <w:proofErr w:type="spellEnd"/>
           </w:p>
         </w:tc>
         <w:tc>
@@ -30766,6 +31935,7 @@
             <w:pPr>
               <w:spacing w:before="20" w:after="20"/>
             </w:pPr>
+            <w:proofErr w:type="spellStart"/>
             <w:r>
               <w:rPr>
                 <w:b/>
@@ -30773,6 +31943,7 @@
               </w:rPr>
               <w:t>capex_p</w:t>
             </w:r>
+            <w:proofErr w:type="spellEnd"/>
           </w:p>
         </w:tc>
       </w:tr>
@@ -31439,7 +32610,7 @@
     </w:tbl>
     <w:p>
       <w:r>
-        <w:t>The table below reports the same robustness check for Model 2 (GSDP growth), since Table 23 covers only Model 1. Dropping Jharkhand collapses the fiscal-deficit coefficient from -2.172 (p = 0.031) to -0.424 (p = 0.459), the same fragility pattern documented for Model 1; dropping the COVID year has a similar, if smaller, effect. The debt coefficient is more stable, remaining significant at the 5 per cent level in three of the four perturbations. Within this specification the deficit is therefore the least stable of the fiscal terms, which is why Section 6.7 declines to claim a deficit-growth effect. The debt and own tax revenue coefficients that look steadier here do not survive the change of time control reported immediately below, so nothing in this table should be read as support for a growth finding either. One entry in that table deserves the attention Jharkhand receives and has not had it. Dropping Uttar Pradesh moves the fiscal deficit coefficient from -2.172 (p = 0.031) to -5.078 (p = 0.001), more than doubling it, and no censoring story applies because Uttar Pradesh's growth series is complete for all five years. The state is the largest in the panel and the only one recording a fiscal surplus in any year, at -0.7 per cent of GSDP in FY 2019-20, so it sits at the end of the deficit range and exerts leverage there. We report the sensitivity without an explanation we can substantiate, and note that it is a further reason the deficit-growth channel is not claimed.</w:t>
+        <w:t>The table below reports the same robustness check for Model 2 (GSDP growth), since Table 23 covers only Model 1. Dropping Jharkhand collapses the fiscal-deficit coefficient from -2.172 (p = 0.031) to -0.424 (p = 0.459), the same fragility pattern documented for Model 1; dropping the COVID year has a similar, if smaller, effect. The debt coefficient is more stable, remaining significant at the 5 per cent level in three of the four perturbations. Within this specification the deficit is therefore the least stable of the fiscal terms, which is why Section 6.7 declines to claim a deficit-growth effect. The debt and own tax revenue coefficients that look steadier here do not survive the change of time control reported immediately below, so nothing in this table should be read as support for a growth finding either. One entry in that table deserves the attention Jharkhand receives. Dropping Uttar Pradesh moves the fiscal deficit coefficient from -2.172 (p = 0.031) to -5.078 (p = 0.001), more than doubling it, and no censoring story applies because Uttar Pradesh's growth series is complete for all five years. The cause can be read off the estimator rather than guessed at. By the Frisch-Waugh-Lovell theorem the fixed-effects slope is a ratio of sums to which every cell contributes additively, once the fiscal deficit and growth have both been residualised on the entity dummies and the other regressors, so each state's exact influence is recoverable. Uttar Pradesh supplies 35.3 per cent of the denominator of that ratio, the largest share of any state and nearly double the 18.3 per cent of the next, because its deficit moves from a surplus of -0.7 per cent of GSDP in FY 2019-20 to 3.2 per cent by FY 2023-24 and almost none of that movement is explained by the other regressors. Its own within-state slope over those five years is +2.25, opposite in sign to the -2.17 estimated across the panel. Uttar Pradesh is therefore a high-leverage state pulling the coefficient toward zero, and removing it leaves the estimate to the states that were already negative. The single FY 2019-20 surplus cell carries most of this: dropping that one observation and nothing else moves the coefficient to -4.743, four fifths of the way to the value that drops the whole state. The dependence is specific to this equation. In the FDI model Uttar Pradesh carries only 6.3 per cent of the corresponding leverage and Jharkhand carries 30.4 per cent, which is why the two tables are sensitive to different states. None of this rehabilitates the coefficient. A slope that halves when one of fifty cells is removed is not a quantity this panel measures, and it is a further reason the deficit-growth channel is not claimed.</w:t>
       </w:r>
     </w:p>
     <w:p>
@@ -31500,12 +32671,14 @@
             <w:tcW w:w="907" w:type="dxa"/>
           </w:tcPr>
           <w:p>
+            <w:proofErr w:type="spellStart"/>
             <w:r>
               <w:rPr>
                 <w:b/>
               </w:rPr>
               <w:t>fd_coef</w:t>
             </w:r>
+            <w:proofErr w:type="spellEnd"/>
           </w:p>
         </w:tc>
         <w:tc>
@@ -31513,12 +32686,14 @@
             <w:tcW w:w="907" w:type="dxa"/>
           </w:tcPr>
           <w:p>
+            <w:proofErr w:type="spellStart"/>
             <w:r>
               <w:rPr>
                 <w:b/>
               </w:rPr>
               <w:t>fd_p</w:t>
             </w:r>
+            <w:proofErr w:type="spellEnd"/>
           </w:p>
         </w:tc>
         <w:tc>
@@ -31526,12 +32701,14 @@
             <w:tcW w:w="907" w:type="dxa"/>
           </w:tcPr>
           <w:p>
+            <w:proofErr w:type="spellStart"/>
             <w:r>
               <w:rPr>
                 <w:b/>
               </w:rPr>
               <w:t>debt_coef</w:t>
             </w:r>
+            <w:proofErr w:type="spellEnd"/>
           </w:p>
         </w:tc>
         <w:tc>
@@ -31539,12 +32716,14 @@
             <w:tcW w:w="907" w:type="dxa"/>
           </w:tcPr>
           <w:p>
+            <w:proofErr w:type="spellStart"/>
             <w:r>
               <w:rPr>
                 <w:b/>
               </w:rPr>
               <w:t>debt_p</w:t>
             </w:r>
+            <w:proofErr w:type="spellEnd"/>
           </w:p>
         </w:tc>
         <w:tc>
@@ -31552,12 +32731,14 @@
             <w:tcW w:w="907" w:type="dxa"/>
           </w:tcPr>
           <w:p>
+            <w:proofErr w:type="spellStart"/>
             <w:r>
               <w:rPr>
                 <w:b/>
               </w:rPr>
               <w:t>otr_coef</w:t>
             </w:r>
+            <w:proofErr w:type="spellEnd"/>
           </w:p>
         </w:tc>
         <w:tc>
@@ -31565,12 +32746,14 @@
             <w:tcW w:w="907" w:type="dxa"/>
           </w:tcPr>
           <w:p>
+            <w:proofErr w:type="spellStart"/>
             <w:r>
               <w:rPr>
                 <w:b/>
               </w:rPr>
               <w:t>otr_p</w:t>
             </w:r>
+            <w:proofErr w:type="spellEnd"/>
           </w:p>
         </w:tc>
         <w:tc>
@@ -31578,12 +32761,14 @@
             <w:tcW w:w="907" w:type="dxa"/>
           </w:tcPr>
           <w:p>
+            <w:proofErr w:type="spellStart"/>
             <w:r>
               <w:rPr>
                 <w:b/>
               </w:rPr>
               <w:t>capex_coef</w:t>
             </w:r>
+            <w:proofErr w:type="spellEnd"/>
           </w:p>
         </w:tc>
         <w:tc>
@@ -31591,12 +32776,14 @@
             <w:tcW w:w="907" w:type="dxa"/>
           </w:tcPr>
           <w:p>
+            <w:proofErr w:type="spellStart"/>
             <w:r>
               <w:rPr>
                 <w:b/>
               </w:rPr>
               <w:t>capex_p</w:t>
             </w:r>
+            <w:proofErr w:type="spellEnd"/>
           </w:p>
         </w:tc>
       </w:tr>
@@ -31607,6 +32794,7 @@
           </w:tcPr>
           <w:p>
             <w:r>
+              <w:lastRenderedPageBreak/>
               <w:t>Baseline (all data)</w:t>
             </w:r>
           </w:p>
@@ -32019,11 +33207,7 @@
       </w:r>
       <w:proofErr w:type="gramEnd"/>
       <w:r>
-        <w:t xml:space="preserve"> path: growth averages 7.2 per cent in FY 2019-20, -0.9 in FY 2020-21, then 19.5, 14.5 and 11.7 in the three years after, while average debt peaks at 31.7 per cent of GSDP in the pandemic year and settles around 28 thereafter, above its pre-pandemic 27.3. The FY 2021-22 rebound is therefore left in the error term by a COVID dummy, in a year when debt is still </w:t>
-      </w:r>
-      <w:r>
-        <w:lastRenderedPageBreak/>
-        <w:t>elevated. Replacing the dummy with a full set of year fixed effects absorbs the entire common path instead. The table below re-estimates both models that way. The COVID dummy is collinear with year effects and drops out by construction.</w:t>
+        <w:t xml:space="preserve"> path: growth averages 7.2 per cent in FY 2019-20, -0.9 in FY 2020-21, then 19.5, 14.5 and 11.7 in the three years after, while average debt peaks at 31.7 per cent of GSDP in the pandemic year and settles around 28 thereafter, above its pre-pandemic 27.3. The FY 2021-22 rebound is therefore left in the error term by a COVID dummy, in a year when debt is still elevated. Replacing the dummy with a full set of year fixed effects absorbs the entire common path instead. The table below re-estimates both models that way. The COVID dummy is collinear with year effects and drops out by construction.</w:t>
       </w:r>
     </w:p>
     <w:p>
@@ -32095,8 +33279,16 @@
               <w:rPr>
                 <w:b/>
               </w:rPr>
-              <w:t>M1 one-way coef</w:t>
-            </w:r>
+              <w:t xml:space="preserve">M1 one-way </w:t>
+            </w:r>
+            <w:proofErr w:type="spellStart"/>
+            <w:r>
+              <w:rPr>
+                <w:b/>
+              </w:rPr>
+              <w:t>coef</w:t>
+            </w:r>
+            <w:proofErr w:type="spellEnd"/>
           </w:p>
         </w:tc>
         <w:tc>
@@ -32121,8 +33313,16 @@
               <w:rPr>
                 <w:b/>
               </w:rPr>
-              <w:t>M1 two-way coef</w:t>
-            </w:r>
+              <w:t xml:space="preserve">M1 two-way </w:t>
+            </w:r>
+            <w:proofErr w:type="spellStart"/>
+            <w:r>
+              <w:rPr>
+                <w:b/>
+              </w:rPr>
+              <w:t>coef</w:t>
+            </w:r>
+            <w:proofErr w:type="spellEnd"/>
           </w:p>
         </w:tc>
         <w:tc>
@@ -32147,8 +33347,16 @@
               <w:rPr>
                 <w:b/>
               </w:rPr>
-              <w:t>M2 one-way coef</w:t>
-            </w:r>
+              <w:t xml:space="preserve">M2 one-way </w:t>
+            </w:r>
+            <w:proofErr w:type="spellStart"/>
+            <w:r>
+              <w:rPr>
+                <w:b/>
+              </w:rPr>
+              <w:t>coef</w:t>
+            </w:r>
+            <w:proofErr w:type="spellEnd"/>
           </w:p>
         </w:tc>
         <w:tc>
@@ -32173,8 +33381,16 @@
               <w:rPr>
                 <w:b/>
               </w:rPr>
-              <w:t>M2 two-way coef</w:t>
-            </w:r>
+              <w:t xml:space="preserve">M2 two-way </w:t>
+            </w:r>
+            <w:proofErr w:type="spellStart"/>
+            <w:r>
+              <w:rPr>
+                <w:b/>
+              </w:rPr>
+              <w:t>coef</w:t>
+            </w:r>
+            <w:proofErr w:type="spellEnd"/>
           </w:p>
         </w:tc>
         <w:tc>
@@ -32562,10 +33778,27 @@
     </w:tbl>
     <w:p>
       <w:r>
-        <w:rPr>
-          <w:b w:val="0"/>
-        </w:rPr>
-        <w:t>Table 23b answers that question for the within-state estimates. The pooled specification, which carries the paper's actual claim, needs three checks of its own, and none of them was in the specification curve either. The first is the one Table 23b applies to the within dimension: replacing the COVID dummy with year effects. It strengthens the pooled coefficient rather than weakening it, which is what should happen if the identifying variation is cross-sectional, since year effects remove common time variation and leave the cross-section intact. The second and third address a gap in the specification the review of Section 2 makes obvious: the location leg of the FDI literature is operationalised through market size above all, and nothing in the pooled model measures scale. Log FDI is an unnormalised level while every regressor is a ratio to GSDP, so a large state could attract more investment simply by being large. Adding log GSDP as a market-size control, and separately re-running with FDI intensity rather than the FDI level as the dependent variable, both leave the debt coefficient where it was.</w:t>
+        <w:t xml:space="preserve">Table 23b answers that question for the within-state estimates. The pooled specification, which carries the paper's actual claim, needs three checks of its own, and none of them was in the specification curve either. The first is the one Table 23b applies to the within dimension: replacing the COVID dummy with year effects. It strengthens the pooled coefficient rather than weakening it, which is what should </w:t>
+      </w:r>
+      <w:r>
+        <w:lastRenderedPageBreak/>
+        <w:t xml:space="preserve">happen if the identifying variation is cross-sectional, since year effects remove common time variation and leave the cross-section intact. The second and third address a gap in the specification the review of Section 2 makes obvious: the location leg of the FDI literature is </w:t>
+      </w:r>
+      <w:proofErr w:type="spellStart"/>
+      <w:r>
+        <w:t>operationalised</w:t>
+      </w:r>
+      <w:proofErr w:type="spellEnd"/>
+      <w:r>
+        <w:t xml:space="preserve"> through market size above all, and nothing in the pooled model measures scale. Log FDI is an </w:t>
+      </w:r>
+      <w:proofErr w:type="spellStart"/>
+      <w:r>
+        <w:t>unnormalised</w:t>
+      </w:r>
+      <w:proofErr w:type="spellEnd"/>
+      <w:r>
+        <w:t xml:space="preserve"> level while every regressor is a ratio to GSDP, so a large state could attract more investment simply by being large. Adding log GSDP as a market-size control, and separately re-running with FDI intensity rather than the FDI level as the dependent variable, both leave the debt coefficient where it was.</w:t>
       </w:r>
     </w:p>
     <w:p>
@@ -32579,22 +33812,21 @@
     <w:tbl>
       <w:tblPr>
         <w:tblStyle w:val="TableGrid"/>
-        <w:tblW w:type="auto" w:w="0"/>
-        <w:tblLook w:firstColumn="1" w:firstRow="1" w:lastColumn="0" w:lastRow="0" w:noHBand="0" w:noVBand="1" w:val="04A0"/>
+        <w:tblW w:w="0" w:type="auto"/>
+        <w:tblLook w:val="04A0" w:firstRow="1" w:lastRow="0" w:firstColumn="1" w:lastColumn="0" w:noHBand="0" w:noVBand="1"/>
       </w:tblPr>
       <w:tblGrid>
-        <w:gridCol w:w="2268"/>
-        <w:gridCol w:w="2268"/>
-        <w:gridCol w:w="2268"/>
-        <w:gridCol w:w="2268"/>
+        <w:gridCol w:w="2266"/>
+        <w:gridCol w:w="2266"/>
+        <w:gridCol w:w="2265"/>
+        <w:gridCol w:w="2265"/>
       </w:tblGrid>
       <w:tr>
         <w:tc>
           <w:tcPr>
-            <w:tcW w:type="dxa" w:w="2268"/>
-          </w:tcPr>
-          <w:p>
-            <w:r/>
+            <w:tcW w:w="2268" w:type="dxa"/>
+          </w:tcPr>
+          <w:p>
             <w:r>
               <w:rPr>
                 <w:b/>
@@ -32605,10 +33837,9 @@
         </w:tc>
         <w:tc>
           <w:tcPr>
-            <w:tcW w:type="dxa" w:w="2268"/>
-          </w:tcPr>
-          <w:p>
-            <w:r/>
+            <w:tcW w:w="2268" w:type="dxa"/>
+          </w:tcPr>
+          <w:p>
             <w:r>
               <w:rPr>
                 <w:b/>
@@ -32619,10 +33850,9 @@
         </w:tc>
         <w:tc>
           <w:tcPr>
-            <w:tcW w:type="dxa" w:w="2268"/>
-          </w:tcPr>
-          <w:p>
-            <w:r/>
+            <w:tcW w:w="2268" w:type="dxa"/>
+          </w:tcPr>
+          <w:p>
             <w:r>
               <w:rPr>
                 <w:b/>
@@ -32633,10 +33863,9 @@
         </w:tc>
         <w:tc>
           <w:tcPr>
-            <w:tcW w:type="dxa" w:w="2268"/>
-          </w:tcPr>
-          <w:p>
-            <w:r/>
+            <w:tcW w:w="2268" w:type="dxa"/>
+          </w:tcPr>
+          <w:p>
             <w:r>
               <w:rPr>
                 <w:b/>
@@ -32649,10 +33878,9 @@
       <w:tr>
         <w:tc>
           <w:tcPr>
-            <w:tcW w:type="dxa" w:w="2268"/>
-          </w:tcPr>
-          <w:p>
-            <w:r/>
+            <w:tcW w:w="2268" w:type="dxa"/>
+          </w:tcPr>
+          <w:p>
             <w:r>
               <w:t>Baseline, as published in Table 19</w:t>
             </w:r>
@@ -32660,10 +33888,9 @@
         </w:tc>
         <w:tc>
           <w:tcPr>
-            <w:tcW w:type="dxa" w:w="2268"/>
-          </w:tcPr>
-          <w:p>
-            <w:r/>
+            <w:tcW w:w="2268" w:type="dxa"/>
+          </w:tcPr>
+          <w:p>
             <w:r>
               <w:t>-0.176</w:t>
             </w:r>
@@ -32671,10 +33898,9 @@
         </w:tc>
         <w:tc>
           <w:tcPr>
-            <w:tcW w:type="dxa" w:w="2268"/>
-          </w:tcPr>
-          <w:p>
-            <w:r/>
+            <w:tcW w:w="2268" w:type="dxa"/>
+          </w:tcPr>
+          <w:p>
             <w:r>
               <w:t>0.007</w:t>
             </w:r>
@@ -32682,10 +33908,9 @@
         </w:tc>
         <w:tc>
           <w:tcPr>
-            <w:tcW w:type="dxa" w:w="2268"/>
-          </w:tcPr>
-          <w:p>
-            <w:r/>
+            <w:tcW w:w="2268" w:type="dxa"/>
+          </w:tcPr>
+          <w:p>
             <w:r>
               <w:t>0.057</w:t>
             </w:r>
@@ -32695,10 +33920,9 @@
       <w:tr>
         <w:tc>
           <w:tcPr>
-            <w:tcW w:type="dxa" w:w="2268"/>
-          </w:tcPr>
-          <w:p>
-            <w:r/>
+            <w:tcW w:w="2268" w:type="dxa"/>
+          </w:tcPr>
+          <w:p>
             <w:r>
               <w:t>Plus full year fixed effects</w:t>
             </w:r>
@@ -32706,10 +33930,9 @@
         </w:tc>
         <w:tc>
           <w:tcPr>
-            <w:tcW w:type="dxa" w:w="2268"/>
-          </w:tcPr>
-          <w:p>
-            <w:r/>
+            <w:tcW w:w="2268" w:type="dxa"/>
+          </w:tcPr>
+          <w:p>
             <w:r>
               <w:t>-0.244</w:t>
             </w:r>
@@ -32717,10 +33940,9 @@
         </w:tc>
         <w:tc>
           <w:tcPr>
-            <w:tcW w:type="dxa" w:w="2268"/>
-          </w:tcPr>
-          <w:p>
-            <w:r/>
+            <w:tcW w:w="2268" w:type="dxa"/>
+          </w:tcPr>
+          <w:p>
             <w:r>
               <w:t>0.001</w:t>
             </w:r>
@@ -32728,10 +33950,9 @@
         </w:tc>
         <w:tc>
           <w:tcPr>
-            <w:tcW w:type="dxa" w:w="2268"/>
-          </w:tcPr>
-          <w:p>
-            <w:r/>
+            <w:tcW w:w="2268" w:type="dxa"/>
+          </w:tcPr>
+          <w:p>
             <w:r>
               <w:t>0.019</w:t>
             </w:r>
@@ -32741,10 +33962,9 @@
       <w:tr>
         <w:tc>
           <w:tcPr>
-            <w:tcW w:type="dxa" w:w="2268"/>
-          </w:tcPr>
-          <w:p>
-            <w:r/>
+            <w:tcW w:w="2268" w:type="dxa"/>
+          </w:tcPr>
+          <w:p>
             <w:r>
               <w:t>Plus log GSDP as a market-size control</w:t>
             </w:r>
@@ -32752,10 +33972,9 @@
         </w:tc>
         <w:tc>
           <w:tcPr>
-            <w:tcW w:type="dxa" w:w="2268"/>
-          </w:tcPr>
-          <w:p>
-            <w:r/>
+            <w:tcW w:w="2268" w:type="dxa"/>
+          </w:tcPr>
+          <w:p>
             <w:r>
               <w:t>-0.173</w:t>
             </w:r>
@@ -32763,10 +33982,9 @@
         </w:tc>
         <w:tc>
           <w:tcPr>
-            <w:tcW w:type="dxa" w:w="2268"/>
-          </w:tcPr>
-          <w:p>
-            <w:r/>
+            <w:tcW w:w="2268" w:type="dxa"/>
+          </w:tcPr>
+          <w:p>
             <w:r>
               <w:t>0.003</w:t>
             </w:r>
@@ -32774,10 +33992,9 @@
         </w:tc>
         <w:tc>
           <w:tcPr>
-            <w:tcW w:type="dxa" w:w="2268"/>
-          </w:tcPr>
-          <w:p>
-            <w:r/>
+            <w:tcW w:w="2268" w:type="dxa"/>
+          </w:tcPr>
+          <w:p>
             <w:r>
               <w:t>0.087</w:t>
             </w:r>
@@ -32787,10 +34004,9 @@
       <w:tr>
         <w:tc>
           <w:tcPr>
-            <w:tcW w:type="dxa" w:w="2268"/>
-          </w:tcPr>
-          <w:p>
-            <w:r/>
+            <w:tcW w:w="2268" w:type="dxa"/>
+          </w:tcPr>
+          <w:p>
             <w:r>
               <w:t>Dependent variable = log(FDI / GSDP)</w:t>
             </w:r>
@@ -32798,10 +34014,9 @@
         </w:tc>
         <w:tc>
           <w:tcPr>
-            <w:tcW w:type="dxa" w:w="2268"/>
-          </w:tcPr>
-          <w:p>
-            <w:r/>
+            <w:tcW w:w="2268" w:type="dxa"/>
+          </w:tcPr>
+          <w:p>
             <w:r>
               <w:t>-0.173</w:t>
             </w:r>
@@ -32809,10 +34024,9 @@
         </w:tc>
         <w:tc>
           <w:tcPr>
-            <w:tcW w:type="dxa" w:w="2268"/>
-          </w:tcPr>
-          <w:p>
-            <w:r/>
+            <w:tcW w:w="2268" w:type="dxa"/>
+          </w:tcPr>
+          <w:p>
             <w:r>
               <w:t>0.003</w:t>
             </w:r>
@@ -32820,10 +34034,9 @@
         </w:tc>
         <w:tc>
           <w:tcPr>
-            <w:tcW w:type="dxa" w:w="2268"/>
-          </w:tcPr>
-          <w:p>
-            <w:r/>
+            <w:tcW w:w="2268" w:type="dxa"/>
+          </w:tcPr>
+          <w:p>
             <w:r>
               <w:t>0.079</w:t>
             </w:r>
@@ -32833,9 +34046,6 @@
     </w:tbl>
     <w:p>
       <w:r>
-        <w:rPr>
-          <w:b w:val="0"/>
-        </w:rPr>
         <w:t>The coefficient is stable to within four hundredths across all four, and under year effects it is the only pooled estimate in the paper that clears the bootstrap at five per cent. Two secondary results do not survive the scale control, and we record that rather than leave it to be found: literacy falls from +0.101 (p = 0.035) to +0.018 (p = 0.798), and capital expenditure from p = 0.008 to p = 0.173. Both are plausibly market-size proxies themselves, which is the more likely reading than that either has an independent effect on investment. The rank correlation tells the same story as the regression: debt against FDI expressed as a share of GSDP gives rho = -0.794 (p = 0.006) across all ten states.</w:t>
       </w:r>
     </w:p>
@@ -32846,11 +34056,11 @@
     </w:p>
     <w:p>
       <w:r>
-        <w:t xml:space="preserve">For Model 2 the consequence is more serious and we report it plainly, because it revises a claim made in earlier drafts of this work. Under the COVID dummy, debt enters the growth equation at +1.097 and own tax revenue at +4.083, and both clear the bootstrap. Under year fixed effects, own tax revenue falls to +0.896 and is no longer distinguishable from zero (p = 0.61), while debt reverses sign to -0.689, cluster-robust p = 0.019 and bootstrap p = 0.086. The reversal is not fragile: debt is negative in all ten leave-one-state-out refits, ranging from -0.886 to -0.396, and significant at 5 per cent in eight of them. The positive debt-growth association reported under the COVID dummy is therefore an artefact of incomplete time controls, and specifically of assigning the FY 2021-22 rebound to the residual while debt was still elevated. The negative sign that replaces it points the way the prior literature does, but at a bootstrap p of 0.086 across fifty observations it is not a finding we claim either. What this panel supports is that its growth equation cannot identify a fiscal effect once common year shocks are removed, and Sections 6.7 and 8 are written accordingly. We note also that the 132-specification curve of Section 6.7 varies the estimator, the pandemic year, the controls, the transformation and the </w:t>
+        <w:t xml:space="preserve">For Model 2 the consequence is more serious and we report it plainly, because it revises a claim made in earlier drafts of this work. Under the COVID dummy, debt enters the growth equation at +1.097 and own tax revenue at +4.083, and both clear the bootstrap. Under year fixed effects, own tax revenue falls to +0.896 and is no longer distinguishable from zero (p = 0.61), while debt reverses sign to -0.689, cluster-robust p = 0.019 and bootstrap p = 0.086. The reversal is not fragile: debt is negative in all ten leave-one-state-out refits, ranging from -0.886 to -0.396, and significant at 5 per cent in eight of them. The positive debt-growth association reported under the COVID dummy is therefore an artefact of incomplete time controls, and specifically of assigning the FY 2021-22 rebound to the residual while debt was still elevated. The negative sign that replaces it points the way the prior literature does, but at a bootstrap p of 0.086 across fifty observations it is not a finding we claim either. What this </w:t>
       </w:r>
       <w:r>
         <w:lastRenderedPageBreak/>
-        <w:t>excluded state, but holds the time control fixed at a single dummy; Table 23b is the dimension it does not cover.</w:t>
+        <w:t>panel supports is that its growth equation cannot identify a fiscal effect once common year shocks are removed, and Sections 6.7 and 8 are written accordingly. We note also that the 132-specification curve of Section 6.7 varies the estimator, the pandemic year, the controls, the transformation and the excluded state, but holds the time control fixed at a single dummy; Table 23b is the dimension it does not cover.</w:t>
       </w:r>
     </w:p>
     <w:p/>
@@ -32867,7 +34077,15 @@
         <w:jc w:val="both"/>
       </w:pPr>
       <w:r>
-        <w:t>The corrected specification (Section 5.2) restricts LASSO, Elastic Net and SHAP to the five time-varying fiscal regressors and estimates all three on the same 48 observations. With the penalty strength chosen by state-blocked cross-validation, LASSO settles at alpha = 0.106 and assigns debt-to-GSDP by far the largest standardised coefficient, -1.376, roughly two and a half times the size of the next-largest term, the fiscal deficit at +0.563, with capital expenditure a close third at -0.553. Elastic Net, at alpha = 0.131 and an l1-ratio of 0.7, agrees closely on the leading variable: debt -1.280, with capital expenditure second at -0.562 and fiscal deficit third at +0.488.</w:t>
+        <w:t xml:space="preserve">The corrected specification (Section 5.2) restricts LASSO, Elastic Net and SHAP to the five time-varying fiscal regressors and estimates all three on the same 48 observations. With the penalty strength chosen by state-blocked cross-validation, LASSO settles at alpha = 0.106 and assigns debt-to-GSDP by far the largest </w:t>
+      </w:r>
+      <w:proofErr w:type="spellStart"/>
+      <w:r>
+        <w:t>standardised</w:t>
+      </w:r>
+      <w:proofErr w:type="spellEnd"/>
+      <w:r>
+        <w:t xml:space="preserve"> coefficient, -1.376, roughly two and a half times the size of the next-largest term, the fiscal deficit at +0.563, with capital expenditure a close third at -0.553. Elastic Net, at alpha = 0.131 and an l1-ratio of 0.7, agrees closely on the leading variable: debt -1.280, with capital expenditure second at -0.562 and fiscal deficit third at +0.488.</w:t>
       </w:r>
     </w:p>
     <w:p>
@@ -32879,7 +34097,21 @@
         <w:rPr>
           <w:b/>
         </w:rPr>
-        <w:t>Table 24. LASSO and Elastic Net standardised coefficients under state-blocked cross-validation, five fiscal predictors, ranked by the absolute size of the LASSO coefficient. A blank or zero coefficient would mean a variable was eliminated by the penalty; all five survive here.</w:t>
+        <w:t xml:space="preserve">Table 24. LASSO and Elastic Net </w:t>
+      </w:r>
+      <w:proofErr w:type="spellStart"/>
+      <w:r>
+        <w:rPr>
+          <w:b/>
+        </w:rPr>
+        <w:t>standardised</w:t>
+      </w:r>
+      <w:proofErr w:type="spellEnd"/>
+      <w:r>
+        <w:rPr>
+          <w:b/>
+        </w:rPr>
+        <w:t xml:space="preserve"> coefficients under state-blocked cross-validation, five fiscal predictors, ranked by the absolute size of the LASSO coefficient. A blank or zero coefficient would mean a variable was eliminated by the penalty; all five survive here.</w:t>
       </w:r>
     </w:p>
     <w:tbl>
@@ -32928,12 +34160,21 @@
             <w:pPr>
               <w:spacing w:before="20" w:after="20"/>
             </w:pPr>
+            <w:proofErr w:type="spellStart"/>
             <w:r>
               <w:rPr>
                 <w:b/>
                 <w:sz w:val="18"/>
               </w:rPr>
-              <w:t>LASSO_coef (standardized)</w:t>
+              <w:t>LASSO_coef</w:t>
+            </w:r>
+            <w:proofErr w:type="spellEnd"/>
+            <w:r>
+              <w:rPr>
+                <w:b/>
+                <w:sz w:val="18"/>
+              </w:rPr>
+              <w:t xml:space="preserve"> (standardized)</w:t>
             </w:r>
           </w:p>
         </w:tc>
@@ -32946,6 +34187,7 @@
             <w:pPr>
               <w:spacing w:before="20" w:after="20"/>
             </w:pPr>
+            <w:proofErr w:type="spellStart"/>
             <w:r>
               <w:rPr>
                 <w:b/>
@@ -32953,6 +34195,7 @@
               </w:rPr>
               <w:t>LASSO_selected</w:t>
             </w:r>
+            <w:proofErr w:type="spellEnd"/>
           </w:p>
         </w:tc>
         <w:tc>
@@ -32964,6 +34207,7 @@
             <w:pPr>
               <w:spacing w:before="20" w:after="20"/>
             </w:pPr>
+            <w:proofErr w:type="spellStart"/>
             <w:r>
               <w:rPr>
                 <w:b/>
@@ -32971,6 +34215,7 @@
               </w:rPr>
               <w:t>ElasticNet_coef</w:t>
             </w:r>
+            <w:proofErr w:type="spellEnd"/>
           </w:p>
         </w:tc>
         <w:tc>
@@ -32982,6 +34227,7 @@
             <w:pPr>
               <w:spacing w:before="20" w:after="20"/>
             </w:pPr>
+            <w:proofErr w:type="spellStart"/>
             <w:r>
               <w:rPr>
                 <w:b/>
@@ -32989,6 +34235,7 @@
               </w:rPr>
               <w:t>ElasticNet_selected</w:t>
             </w:r>
+            <w:proofErr w:type="spellEnd"/>
           </w:p>
         </w:tc>
       </w:tr>
@@ -33428,7 +34675,15 @@
         <w:jc w:val="both"/>
       </w:pPr>
       <w:r>
-        <w:t>The choice of cross-validation scheme matters here and is worth stating explicitly. Under the row-wise leave-one-out scheme the same procedure selects alpha = 0.00106, a penalty two orders of magnitude lighter, under which the LASSO coefficients are barely distinguishable from unpenalised least squares and the debt coefficient is -1.571. Debt is the largest surviving coefficient under both. That the ranking is unchanged across a hundredfold range of penalty strength is a stronger statement than either fit alone.</w:t>
+        <w:t xml:space="preserve">The choice of cross-validation scheme matters here and is worth stating explicitly. Under the row-wise leave-one-out scheme the same procedure selects alpha = 0.00106, a penalty two orders of magnitude lighter, under which the LASSO coefficients are barely distinguishable from </w:t>
+      </w:r>
+      <w:proofErr w:type="spellStart"/>
+      <w:r>
+        <w:t>unpenalised</w:t>
+      </w:r>
+      <w:proofErr w:type="spellEnd"/>
+      <w:r>
+        <w:t xml:space="preserve"> least squares and the debt coefficient is -1.571. Debt is the largest surviving coefficient under both. That the ranking is unchanged across a hundredfold range of penalty strength is a stronger statement than either fit alone.</w:t>
       </w:r>
     </w:p>
     <w:p/>
@@ -33487,7 +34742,21 @@
         <w:rPr>
           <w:b/>
         </w:rPr>
-        <w:t>Figure 16. LASSO coefficient paths across the regularisation path, five fiscal predictors. Each line traces one variable's coefficient as the penalty strength increases (moving right); the vertical dashed line marks the cross-validated penalty actually used in Table 24.</w:t>
+        <w:t xml:space="preserve">Figure 16. LASSO coefficient paths across the </w:t>
+      </w:r>
+      <w:proofErr w:type="spellStart"/>
+      <w:r>
+        <w:rPr>
+          <w:b/>
+        </w:rPr>
+        <w:t>regularisation</w:t>
+      </w:r>
+      <w:proofErr w:type="spellEnd"/>
+      <w:r>
+        <w:rPr>
+          <w:b/>
+        </w:rPr>
+        <w:t xml:space="preserve"> path, five fiscal predictors. Each line traces one variable's coefficient as the penalty strength increases (moving right); the vertical dashed line marks the cross-validated penalty actually used in Table 24.</w:t>
       </w:r>
     </w:p>
     <w:p>
@@ -33544,7 +34813,21 @@
         <w:rPr>
           <w:b/>
         </w:rPr>
-        <w:t>Figure 17. LASSO surviving coefficients at the cross-validated regularisation strength, five fiscal predictors, plotted as a bar for each variable's final coefficient.</w:t>
+        <w:t xml:space="preserve">Figure 17. LASSO surviving coefficients at the cross-validated </w:t>
+      </w:r>
+      <w:proofErr w:type="spellStart"/>
+      <w:r>
+        <w:rPr>
+          <w:b/>
+        </w:rPr>
+        <w:t>regularisation</w:t>
+      </w:r>
+      <w:proofErr w:type="spellEnd"/>
+      <w:r>
+        <w:rPr>
+          <w:b/>
+        </w:rPr>
+        <w:t xml:space="preserve"> strength, five fiscal predictors, plotted as a bar for each variable's final coefficient.</w:t>
       </w:r>
     </w:p>
     <w:p>
@@ -33552,7 +34835,15 @@
         <w:jc w:val="both"/>
       </w:pPr>
       <w:r>
-        <w:t xml:space="preserve">Because the cross-validated penalty is light enough that all five regressors survive it, a table of which variables were selected is uninformative on its own. Two supplementary results address this. The entry order along the regularisation path identifies the variable that survives the harshest shrinkage. Debt-to-GSDP is the first to acquire a non-zero coefficient, at alpha = 1.016, well before capital expenditure at </w:t>
+        <w:t xml:space="preserve">Because the cross-validated penalty is light enough that all five regressors survive it, a table of which variables were selected is uninformative on its own. Two supplementary results address this. The entry order along the </w:t>
+      </w:r>
+      <w:proofErr w:type="spellStart"/>
+      <w:r>
+        <w:t>regularisation</w:t>
+      </w:r>
+      <w:proofErr w:type="spellEnd"/>
+      <w:r>
+        <w:t xml:space="preserve"> path identifies the variable that survives the harshest shrinkage. Debt-to-GSDP is the first to acquire a non-zero coefficient, at alpha = 1.016, well before capital expenditure at </w:t>
       </w:r>
       <w:r>
         <w:lastRenderedPageBreak/>
@@ -33568,7 +34859,21 @@
         <w:rPr>
           <w:b/>
         </w:rPr>
-        <w:t>Table 25. LASSO entry order along the regularisation path, five fiscal predictors. A higher entry alpha means the variable survives a stronger penalty.</w:t>
+        <w:t xml:space="preserve">Table 25. LASSO entry order along the </w:t>
+      </w:r>
+      <w:proofErr w:type="spellStart"/>
+      <w:r>
+        <w:rPr>
+          <w:b/>
+        </w:rPr>
+        <w:t>regularisation</w:t>
+      </w:r>
+      <w:proofErr w:type="spellEnd"/>
+      <w:r>
+        <w:rPr>
+          <w:b/>
+        </w:rPr>
+        <w:t xml:space="preserve"> path, five fiscal predictors. A higher entry alpha means the variable survives a stronger penalty.</w:t>
       </w:r>
     </w:p>
     <w:tbl>
@@ -33820,7 +35125,15 @@
         <w:jc w:val="both"/>
       </w:pPr>
       <w:r>
-        <w:t>The stability-selection exercise, by contrast, does not separate the five variables, and we report that plainly. Refitting LASSO over a grid of penalties on 500 five-state subsamples, every variable is retained in at least 94 per cent of subsamples at the cross-validated penalty, and the harshest penalty at which a variable is still retained in 80 per cent of subsamples is 0.667 for capital expenditure, 0.556 for both own tax revenue and debt, 0.321 for fiscal deficit and 0.268 for the COVID dummy. Debt does not lead on this metric. The reading we take is that selection and magnitude are different questions at this sample size: with five weakly correlated regressors and no strong penalty, all five are easy to retain, and what distinguishes debt is the size of its coefficient and its position on the path, not the mere fact of its retention. Presenting only the selection frequencies would overstate the evidence in a direction that happens to favour our own conclusion, which is why both are shown.</w:t>
+        <w:t xml:space="preserve">The stability-selection exercise, by contrast, does not separate the five variables, and we report that plainly. Refitting LASSO over a grid of penalties on 500 five-state subsamples, every variable is retained in at least 94 per cent of subsamples at the cross-validated penalty, and the harshest penalty at which a variable is still retained in 80 per cent of subsamples is 0.667 for capital expenditure, 0.556 for both own tax revenue and debt, 0.321 for fiscal deficit and 0.268 for the COVID dummy. Debt does not lead on this metric. The reading we take is that selection and magnitude are different questions at this sample size: with five weakly correlated regressors and no strong penalty, all five are easy to retain, and what distinguishes debt is the size of its coefficient and its position on the path, not the mere fact of its retention. Presenting only the selection frequencies would overstate the evidence in a direction that happens to </w:t>
+      </w:r>
+      <w:proofErr w:type="spellStart"/>
+      <w:r>
+        <w:t>favour</w:t>
+      </w:r>
+      <w:proofErr w:type="spellEnd"/>
+      <w:r>
+        <w:t xml:space="preserve"> our own conclusion, which is why both are shown.</w:t>
       </w:r>
     </w:p>
     <w:p>
@@ -34326,12 +35639,21 @@
             <w:pPr>
               <w:spacing w:before="20" w:after="20"/>
             </w:pPr>
+            <w:proofErr w:type="spellStart"/>
             <w:r>
               <w:rPr>
                 <w:b/>
                 <w:sz w:val="18"/>
               </w:rPr>
-              <w:t>Mean_|SHAP|</w:t>
+              <w:t>Mean_|SHAP</w:t>
+            </w:r>
+            <w:proofErr w:type="spellEnd"/>
+            <w:r>
+              <w:rPr>
+                <w:b/>
+                <w:sz w:val="18"/>
+              </w:rPr>
+              <w:t>|</w:t>
             </w:r>
           </w:p>
         </w:tc>
@@ -34575,7 +35897,15 @@
         <w:jc w:val="both"/>
       </w:pPr>
       <w:r>
-        <w:t>Figure 19. SHAP summary plot, five fiscal predictors. Each dot is a single state-year. Its horizontal position gives that observation's SHAP value, the pull it exerted on predicted log FDI, and its colour gives the observation's value on the variable itself (red high, blue low). In the debt row the red dots sit to the left, on the negative side: high debt pulls the model's predicted FDI downward.</w:t>
+        <w:t xml:space="preserve">Figure 19. SHAP summary plot, five fiscal predictors. Each dot is a single state-year. Its horizontal position gives that observation's SHAP value, the pull it exerted on predicted log FDI, and its </w:t>
+      </w:r>
+      <w:proofErr w:type="spellStart"/>
+      <w:r>
+        <w:t>colour</w:t>
+      </w:r>
+      <w:proofErr w:type="spellEnd"/>
+      <w:r>
+        <w:t xml:space="preserve"> gives the observation's value on the variable itself (red high, blue low). In the debt row the red dots sit to the left, on the negative side: high debt pulls the model's predicted FDI downward.</w:t>
       </w:r>
     </w:p>
     <w:p>
@@ -35157,7 +36487,15 @@
         <w:jc w:val="both"/>
       </w:pPr>
       <w:r>
-        <w:t>Some variable must rank first, so the rank alone proves little. The null must respect the same structure the cross-validation does. Permuting log FDI across all forty-eight rows breaks the between-state persistence the real data carry and so makes the observed margin easier to beat than it should be; the null reported here therefore permutes whole states, moving each state's block of outcomes together, which is the design the state-blocked folds of Section 5.2 imply. Under that null, debt ranks first under a permuted outcome 38.1 per cent of the time, far above the 20 per cent a five-way coin flip would give, which confirms the concern: a tree ensemble does favour debt-to-GSDP on the basis of its distribution alone, irrespective of any relationship with FDI. The rank is therefore weak evidence and we do not lean on it. The margin is a different matter. The observed gap between the first- and second-ranked variable is 0.810 in mean absolute SHAP units, and a gap that large or larger arises in 3.8 per cent of state-block permutations (p = 0.038). For comparison, the row-wise permutation we ran first returns p = 0.004; the state-blocked figure is the honest one and it is the one reported throughout, since the row-wise null is anti-conservative for exactly the reason the cross-validation is blocked in the first place.</w:t>
+        <w:t xml:space="preserve">Some variable must rank first, so the rank alone proves little. The null must respect the same structure the cross-validation does. Permuting log FDI across all forty-eight rows breaks the between-state persistence the real data carry and so makes the observed margin easier to beat than it should be; the null reported here therefore permutes whole states, moving each state's block of outcomes together, which is the design the state-blocked folds of Section 5.2 imply. Under that null, debt ranks first under a permuted outcome 38.1 per cent of the time, far above the 20 per cent a five-way coin flip would give, which confirms the concern: a tree ensemble does </w:t>
+      </w:r>
+      <w:proofErr w:type="spellStart"/>
+      <w:r>
+        <w:t>favour</w:t>
+      </w:r>
+      <w:proofErr w:type="spellEnd"/>
+      <w:r>
+        <w:t xml:space="preserve"> debt-to-GSDP on the basis of its distribution alone, irrespective of any relationship with FDI. The rank is therefore weak evidence and we do not lean on it. The margin is a different matter. The observed gap between the first- and second-ranked variable is 0.810 in mean absolute SHAP units, and a gap that large or larger arises in 3.8 per cent of state-block permutations (p = 0.038). For comparison, the row-wise permutation we ran first returns p = 0.004; the state-blocked figure is the honest one and it is the one reported throughout, since the row-wise null is anti-conservative for exactly the reason the cross-validation is blocked in the first place.</w:t>
       </w:r>
     </w:p>
     <w:p>
@@ -36379,7 +37717,15 @@
       </w:r>
       <w:r>
         <w:lastRenderedPageBreak/>
-        <w:t>and 0.31 for the random forest, measures how much of the apparent fit is state persistence rather than fiscal signal. Predicting a state never seen in training is the hardest of the three tasks and produces the lowest figures. Forward-chaining sits between them at 0.24 to 0.27. Two patterns are worth drawing out. The penalised linear model is the most robust across schemes and is the best performer under the state-blocked scheme at 0.235, while the two tree ensembles degrade sharply, to 0.085 and 0.112. Additional flexibility buys nothing out of sample here, which is what one would expect if the underlying relationship is close to linear once debt is in the model, and it supports reading the SHAP results as corroboration of the linear estimates rather than as evidence of a neglected non-linearity. None of these figures is a claim to predictive power. The exercise validates an in-sample ranking; it does not forecast.</w:t>
+        <w:t xml:space="preserve">and 0.31 for the random forest, measures how much of the apparent fit is state persistence rather than fiscal signal. Predicting a state never seen in training is the hardest of the three tasks and produces the lowest figures. Forward-chaining sits between them at 0.24 to 0.27. Two patterns are worth drawing out. The </w:t>
+      </w:r>
+      <w:proofErr w:type="spellStart"/>
+      <w:r>
+        <w:t>penalised</w:t>
+      </w:r>
+      <w:proofErr w:type="spellEnd"/>
+      <w:r>
+        <w:t xml:space="preserve"> linear model is the most robust across schemes and is the best performer under the state-blocked scheme at 0.235, while the two tree ensembles degrade sharply, to 0.085 and 0.112. Additional flexibility buys nothing out of sample here, which is what one would expect if the underlying relationship is close to linear once debt is in the model, and it supports reading the SHAP results as corroboration of the linear estimates rather than as evidence of a neglected non-linearity. None of these figures is a claim to predictive power. The exercise validates an in-sample ranking; it does not forecast.</w:t>
       </w:r>
     </w:p>
     <w:p>
@@ -36402,11 +37748,11 @@
         <w:tblLook w:val="04A0" w:firstRow="1" w:lastRow="0" w:firstColumn="1" w:lastColumn="0" w:noHBand="0" w:noVBand="1"/>
       </w:tblPr>
       <w:tblGrid>
+        <w:gridCol w:w="1813"/>
+        <w:gridCol w:w="1812"/>
         <w:gridCol w:w="1812"/>
         <w:gridCol w:w="1812"/>
         <w:gridCol w:w="1813"/>
-        <w:gridCol w:w="1813"/>
-        <w:gridCol w:w="1812"/>
       </w:tblGrid>
       <w:tr>
         <w:tc>
@@ -36689,13 +38035,28 @@
         <w:jc w:val="both"/>
       </w:pPr>
       <w:r>
-        <w:t>Three methodologically independent approaches converge on debt-to-GSDP as the dominant fiscal predictor of cross-state FDI: a pooled panel regression, a regularised linear selector, and a non-linear tree-based explainer. The sign is negative in all three. Debt enters the regularisation path first, survives a hundredfold variation in penalty strength, ranks first on SHAP importance in all ten leave-one-state-out refits, does so by a margin that permuted whole states reproduce under four times in a hundred, and holds its rank when the data are demeaned so that only within-state variation remains. Together with the Spearman correlation of Section 6.2, this convergence is the strongest evidence the paper offers for H1 in its cross-state form, precisely because it does not rest on any single model's distributional assumptions, nor on treating one p = 0.007 result as sufficient in a panel this short. It should be read as support for one component of H1 rather than for the hypothesis as stated. H1 predicts that all four indicators move FDI in a particular direction; on this panel only debt does. Capital expenditure carries the opposite sign to the one predicted and is discussed in Section 7.2, own tax revenue is indistinguishable from zero in every specification, and the fiscal deficit is signed as predicted in the cross-state dimension but never precisely enough to claim. The hypothesis as written is therefore rejected for three of its four indicators and supported for the fourth, which is the one the rest of the paper is about. Two qualifications belong with that list rather than in a footnote. The first is narrower than an earlier version of this paper claimed. The Spearman correlation of Section 6.2 reaches significance only once Uttar Pradesh is excluded, but that is a property of the composite ranking, not of debt: ranked on debt alone with all ten states included, the correlation is rho = -0.842 (p = 0.002). Since the convergence is about debt, that leg is unconditional, and it is the composite rather than the evidence that fails when Uttar Pradesh is retained. The second qualification is real and cuts deeper. Convergence across method families is protection against one threat and not the other. The five methods differ in their distributional assumptions and their loss functions, so agreement among them is strong evidence that no single estimator's assumptions are manufacturing the result. They are nonetheless fitted to the same forty-eight rows, in which, as Section 6.1 reports, 91.5 per cent of the variation in debt is cross-sectional. All five are therefore reading the same ten-point cross-section through different functional forms, and a confounder in that cross-section — the registered-office effect of Section 7.4 is exactly such a candidate — would be reproduced faithfully by every one of them. The design defends against estimator risk, which it was built to do; it does not defend against omitted-variable risk, and nothing in the convergence should be read as if it did.</w:t>
-      </w:r>
-      <w:proofErr w:type="gramStart"/>
-      <w:r/>
-      <w:proofErr w:type="gramEnd"/>
-      <w:r/>
-      <w:r/>
+        <w:t xml:space="preserve">Three methodologically independent approaches converge on debt-to-GSDP as the dominant fiscal predictor of cross-state FDI: a pooled panel regression, a </w:t>
+      </w:r>
+      <w:proofErr w:type="spellStart"/>
+      <w:r>
+        <w:t>regularised</w:t>
+      </w:r>
+      <w:proofErr w:type="spellEnd"/>
+      <w:r>
+        <w:t xml:space="preserve"> linear selector, and a non-linear tree-based explainer. The sign is negative in all three. Debt enters the </w:t>
+      </w:r>
+      <w:proofErr w:type="spellStart"/>
+      <w:r>
+        <w:t>regularisation</w:t>
+      </w:r>
+      <w:proofErr w:type="spellEnd"/>
+      <w:r>
+        <w:t xml:space="preserve"> path first, survives a hundredfold variation in penalty strength, ranks first on SHAP importance in all ten leave-one-state-out refits, does so by a margin that permuted whole states reproduce under four times in a hundred, and holds its rank when the data are demeaned so that only within-state variation remains. Together with the Spearman correlation of Section 6.2, this convergence is the strongest evidence the paper offers for H1 in its cross-state form, precisely because it does not rest on any single model's distributional assumptions, nor on treating one p = 0.007 result as sufficient in a panel this short. It should be read as support for one component of H1 rather than for the hypothesis as stated. H1 predicts that all four indicators move FDI in a particular direction; on this panel only debt does. Capital expenditure carries the opposite sign to the one predicted and is discussed in Section 7.2, own tax revenue is indistinguishable from zero in every specification, and the fiscal deficit is signed as predicted in the </w:t>
+      </w:r>
+      <w:r>
+        <w:lastRenderedPageBreak/>
+        <w:t>cross-state dimension but never precisely enough to claim. The hypothesis as written is therefore rejected for three of its four indicators and supported for the fourth, which is the one the rest of the paper is about. Two qualifications belong with that list rather than in a footnote. The first is narrower than an earlier version of this paper claimed. The Spearman correlation of Section 6.2 reaches significance only once Uttar Pradesh is excluded, but that is a property of the composite ranking, not of debt: ranked on debt alone with all ten states included, the correlation is rho = -0.842 (p = 0.002). Since the convergence is about debt, that leg is unconditional, and it is the composite rather than the evidence that fails when Uttar Pradesh is retained. The second qualification is real and cuts deeper. Convergence across method families is protection against one threat and not the other. The five methods differ in their distributional assumptions and their loss functions, so agreement among them is strong evidence that no single estimator's assumptions are manufacturing the result. They are nonetheless fitted to the same forty-eight rows, in which, as Section 6.1 reports, 91.5 per cent of the variation in debt is cross-sectional. All five are therefore reading the same ten-point cross-section through different functional forms, and a confounder in that cross-section — the registered-office effect of Section 7.4 is exactly such a candidate — would be reproduced faithfully by every one of them. The design defends against estimator risk, which it was built to do; it does not defend against omitted-variable risk, and nothing in the convergence should be read as if it did.</w:t>
+      </w:r>
     </w:p>
     <w:p>
       <w:pPr>
@@ -36710,7 +38071,15 @@
         <w:jc w:val="both"/>
       </w:pPr>
       <w:r>
-        <w:t xml:space="preserve">The F-test for poolability rejects pooling in the FDI model: </w:t>
+        <w:t xml:space="preserve">The F-test for </w:t>
+      </w:r>
+      <w:proofErr w:type="spellStart"/>
+      <w:r>
+        <w:t>poolability</w:t>
+      </w:r>
+      <w:proofErr w:type="spellEnd"/>
+      <w:r>
+        <w:t xml:space="preserve"> rejects pooling in the FDI model: </w:t>
       </w:r>
       <w:proofErr w:type="gramStart"/>
       <w:r>
@@ -36726,7 +38095,31 @@
       </w:r>
       <w:proofErr w:type="gramEnd"/>
       <w:r>
-        <w:t>9,35) = 0.818, p = 0.603. We keep fixed effects there anyway, because the estimator stays consistent where random effects would be biased, and because the argument of Section 3 requires state-level controls. That is a modelling decision, not a verdict the test delivered, and we report it as one. The Hausman test returns nothing at all for the FDI model: the difference between the fixed- and random-effects covariance matrices is not positive definite, a routine outcome at ten entities. For the growth model it computes, at 6.319 on four degrees of freedom (p = 0.177), so random effects are not rejected there either. The four degrees of freedom are the four fiscal coefficients; the COVID dummy is excluded from the contrast because it varies only by year and carries no within-state information the two estimators could disagree about. One apparent tension in Table 32 is worth resolving. The Breusch-Pagan LM test reports no random-effects component (p = 0.529) while the poolability F strongly rejects the absence of entity effects on the same panel. The two are computed on different equations: the LM test is run on pooled residuals that already carry literacy and urbanisation, which absorb most of the cross-state variation an entity effect would otherwise pick up, whereas the poolability F compares fixed effects against a pooled fit without them. The tests are consistent once that is said.</w:t>
+        <w:t xml:space="preserve">9,35) = 0.818, p = 0.603. We keep fixed effects there anyway, because the estimator stays consistent where random effects would be biased, and because the argument of Section 3 requires state-level controls. That is a modelling decision, not a verdict the test delivered, and we report it as one. The Hausman test returns nothing at all for the FDI model: the difference between the fixed- and random-effects covariance matrices is not positive definite, a routine outcome at ten entities. For the growth model it computes, at 6.319 on four degrees of freedom (p = 0.177), so random effects are not rejected there either. The four degrees of freedom are the four fiscal coefficients; the COVID dummy is excluded from the contrast because it varies only by year and carries no within-state information the two estimators could disagree about. One apparent tension in Table 32 is worth resolving. The Breusch-Pagan LM test reports no random-effects component (p = 0.529) while the </w:t>
+      </w:r>
+      <w:proofErr w:type="spellStart"/>
+      <w:r>
+        <w:t>poolability</w:t>
+      </w:r>
+      <w:proofErr w:type="spellEnd"/>
+      <w:r>
+        <w:t xml:space="preserve"> F strongly rejects the absence of entity effects on the same panel. The two are computed on different equations: the LM test is run on pooled residuals that already carry literacy and </w:t>
+      </w:r>
+      <w:proofErr w:type="spellStart"/>
+      <w:r>
+        <w:t>urbanisation</w:t>
+      </w:r>
+      <w:proofErr w:type="spellEnd"/>
+      <w:r>
+        <w:t xml:space="preserve">, which absorb most of the cross-state variation an entity effect would otherwise pick up, whereas the </w:t>
+      </w:r>
+      <w:proofErr w:type="spellStart"/>
+      <w:r>
+        <w:t>poolability</w:t>
+      </w:r>
+      <w:proofErr w:type="spellEnd"/>
+      <w:r>
+        <w:t xml:space="preserve"> F compares fixed effects against a pooled fit without them. The tests are consistent once that is said.</w:t>
       </w:r>
     </w:p>
     <w:p>
@@ -36734,7 +38127,15 @@
         <w:jc w:val="both"/>
       </w:pPr>
       <w:r>
-        <w:t xml:space="preserve">The three tests bearing on the covariance estimator give a more mixed picture than the use of Driscoll-Kraay implies. In the FDI model, Pesaran's CD statistic is 0.019 (p = 0.985), so cross-sectional dependence does not show up. The Wooldridge test is reported here against its correct null. First-differencing an error that is serially uncorrelated in levels induces an </w:t>
+        <w:t xml:space="preserve">The three tests bearing on the covariance estimator give a more mixed picture than the use of Driscoll-Kraay implies. In the FDI model, </w:t>
+      </w:r>
+      <w:proofErr w:type="spellStart"/>
+      <w:r>
+        <w:t>Pesaran's</w:t>
+      </w:r>
+      <w:proofErr w:type="spellEnd"/>
+      <w:r>
+        <w:t xml:space="preserve"> CD statistic is 0.019 (p = 0.985), so cross-sectional dependence does not show up. The Wooldridge test is reported here against its correct null. First-differencing an error that is serially uncorrelated in levels induces an </w:t>
       </w:r>
       <w:proofErr w:type="gramStart"/>
       <w:r>
@@ -36742,7 +38143,11 @@
       </w:r>
       <w:proofErr w:type="gramEnd"/>
       <w:r>
-        <w:t>1) coefficient of exactly -0.5 by construction, so the hypothesis under test is that the first-difference autocorrelation equals -0.5, not that it equals zero. On that basis the FDI model returns -0.051 (p = 0.061), short of rejection at the 5 per cent level but not comfortably so, while the growth model returns -0.092 (p = 0.021) and does reject: serial correlation is present in the growth equation. Cross-sectional dependence in the growth model is unambiguous as well, CD = 8.397 (p &lt; 0.0001), as it should be in a panel whose middle year is a shock common to every state. The modified Wald test rejects homoskedasticity across states in both models (p &lt; 0.0001). Driscoll-Kraay is therefore clearly warranted for the growth model, which carries dependence, serial correlation and heteroskedasticity together. For the FDI model the heteroskedasticity is real, the cross-sectional dependence the estimator exists to absorb is not, and the serial correlation is borderline, so a cluster-robust estimator remains the more natural default there, and Table 33 reports the debt coefficient under both. The two p-values in that row cannot be reconciled from the coefficients alone and the standard errors belong with them: the FDI model's -0.051 sits 0.449 from the null on a clustered standard error of 0.210, giving t = 2.14, while the growth model's -0.092 sits 0.408 away on a standard error of 0.147, giving t = 2.78. The model further from the null returns the larger p-value because its estimate is the less precise of the two.</w:t>
+        <w:t xml:space="preserve">1) coefficient of exactly -0.5 by construction, so the hypothesis under test is that the first-difference autocorrelation equals -0.5, not that it equals zero. On that basis the FDI model returns -0.051 (p = 0.061), short of rejection at the 5 per cent level but not comfortably so, while the growth model returns -0.092 (p = 0.021) and does reject: serial correlation is present in the growth equation. Cross-sectional dependence in the growth model is unambiguous as well, CD = 8.397 (p &lt; 0.0001), as it should be in a panel whose middle year is a shock common to every state. The modified Wald test rejects homoskedasticity across states in both models (p &lt; 0.0001). Driscoll-Kraay is therefore clearly warranted for the growth model, which carries dependence, serial correlation and heteroskedasticity together. For the FDI model the heteroskedasticity </w:t>
+      </w:r>
+      <w:r>
+        <w:lastRenderedPageBreak/>
+        <w:t>is real, the cross-sectional dependence the estimator exists to absorb is not, and the serial correlation is borderline, so a cluster-robust estimator remains the more natural default there, and Table 33 reports the debt coefficient under both. The two p-values in that row cannot be reconciled from the coefficients alone and the standard errors belong with them: the FDI model's -0.051 sits 0.449 from the null on a clustered standard error of 0.210, giving t = 2.14, while the growth model's -0.092 sits 0.408 away on a standard error of 0.147, giving t = 2.78. The model further from the null returns the larger p-value because its estimate is the less precise of the two.</w:t>
       </w:r>
     </w:p>
     <w:p>
@@ -36860,8 +38265,16 @@
               <w:rPr>
                 <w:sz w:val="18"/>
               </w:rPr>
-              <w:t>F-test for poolability</w:t>
-            </w:r>
+              <w:t xml:space="preserve">F-test for </w:t>
+            </w:r>
+            <w:proofErr w:type="spellStart"/>
+            <w:r>
+              <w:rPr>
+                <w:sz w:val="18"/>
+              </w:rPr>
+              <w:t>poolability</w:t>
+            </w:r>
+            <w:proofErr w:type="spellEnd"/>
           </w:p>
         </w:tc>
         <w:tc>
@@ -37063,12 +38476,19 @@
             <w:pPr>
               <w:spacing w:before="20" w:after="20"/>
             </w:pPr>
-            <w:r>
-              <w:rPr>
-                <w:sz w:val="18"/>
-              </w:rPr>
-              <w:lastRenderedPageBreak/>
-              <w:t>Pesaran CD, cross-sectional dependence</w:t>
+            <w:proofErr w:type="spellStart"/>
+            <w:r>
+              <w:rPr>
+                <w:sz w:val="18"/>
+              </w:rPr>
+              <w:t>Pesaran</w:t>
+            </w:r>
+            <w:proofErr w:type="spellEnd"/>
+            <w:r>
+              <w:rPr>
+                <w:sz w:val="18"/>
+              </w:rPr>
+              <w:t xml:space="preserve"> CD, cross-sectional dependence</w:t>
             </w:r>
           </w:p>
         </w:tc>
@@ -37748,8 +39168,12 @@
         <w:jc w:val="both"/>
       </w:pPr>
       <w:r>
-        <w:t>Across 88 pooled specifications the debt coefficient is negative in every one, ranging from -0.269 to -0.087 with a median of -0.198, and significant at the 5 per cent level in 89 per cent of them. Across 44 fixed-effects specifications it is positive in every one, from +0.128 to +0.417 with a median of +0.338, significant in 95 per cent. Neither sign is a specification artefact. What separates them is the dimension of variation the estimator uses, and nothing else. That is as far as the argument of Section 7.1 can be pushed: the between-state and within-state results each survive every other choice this curve varies, and they still disagree. The one choice it does not vary is the time control, and Section 6.5 shows that the within-state result does not survive that one. Two clarifications about the inference behind those percentages. The significance rates in the curve are cluster-robust, not bootstrapped, and Tables 23 and 23a report Driscoll-Kraay p-values throughout. Both are estimators this section argues are unreliable at ten clusters and five periods respectively, and under the wild cluster bootstrap the baseline pooled coefficient is p = 0.057 rather than 0.007. The curve should therefore be read as evidence about the sign and the magnitude of the coefficient across modelling choices, which is what it was built for and where it is informative, and not as 88 independent significance tests. We have not rebootstrapped all 132 specifications; at 1,999 draws each that is a quarter of a million refits for a statistic the paper does not rely on.</w:t>
-      </w:r>
+        <w:t>Across 88 pooled specifications the debt coefficient is negative in every one, ranging from -0.269 to -0.087 with a median of -0.198, and significant at the 5 per cent level in 89 per cent of them. Across 44 fixed-effects specifications it is positive in every one, from +0.128 to +0.417 with a median of +0.338, significant in 95 per cent. Neither sign is a specification artefact. What separates them is the dimension of variation the estimator uses, and nothing else. That is as far as the argument of Section 7.1 can be pushed: the between-state and within-state results each survive every other choice this curve varies, and they still disagree. The one choice it does not vary is the time control, and Section 6.5 shows that the within-state result does not survive that one. The significance rates just quoted are cluster-robust, and Tables 23 and 23a report Driscoll-Kraay p-values throughout, so neither is computed on the footing Section 6.7 argues for at ten clusters. Every specification in the curve has therefore been rerun under the wild cluster bootstrap this paper treats as its arbiter, at 1,999 Rademacher draws over the ten states with the null imposed, and the results are reported in full alongside the published curve. The signs are untouched, because a bootstrap changes no point estimate. The significance rates roughly halve. Among the 88 pooled specifications the share significant at 5 per cent falls from 89 per cent to 55, with a median bootstrapped p of 0.031; among the 44 fixed-effects specifications it falls from 95 per cent to 36, with a median of 0.096. Three things follow. The claim this curve was built to support — that the sign of the debt coefficient is not a specification artefact, and that the between-state and within-state estimates disagree for reasons of estimator rather than of modelling choice — is unaffected, since it never rested on the p-values. The cluster-robust rates overstated the evidence and should not have been the ones reported. And the within-state result degrades furthest under correct inference, which is consistent with everything else this paper finds about it: it is the estimate that also fails under year effects, and its apparent robustness across the curve was the weakest of the two all along.</w:t>
+      </w:r>
+      <w:proofErr w:type="spellStart"/>
+      <w:r/>
+      <w:proofErr w:type="spellEnd"/>
+      <w:r/>
     </w:p>
     <w:p>
       <w:pPr>
@@ -37759,7 +39183,6 @@
         <w:rPr>
           <w:noProof/>
         </w:rPr>
-        <w:lastRenderedPageBreak/>
         <w:drawing>
           <wp:inline distT="0" distB="0" distL="0" distR="0" wp14:anchorId="43913EF6" wp14:editId="36292D8C">
             <wp:extent cx="5759999" cy="4019234"/>
@@ -37831,7 +39254,16 @@
         <w:jc w:val="both"/>
       </w:pPr>
       <w:r>
-        <w:t>The first concerns the growth equation. Under Driscoll-Kraay the fiscal deficit enters negatively at p = 0.031, which would replicate Trivedi and Rajmal (2011) and Panda and Sahay (2022) on newer audited data. It does not survive. Cluster-robust inference puts it at p = 0.310 and the bootstrap at p = 0.448. The coefficient is large but too imprecisely estimated, at fifty observations across ten states, to support a claim. Within the COVID-dummy specification, debt (+1.097, bootstrap p = 0.020) and own tax revenue (+4.083, bootstrap p = 0.028) do clear the bootstrap, and earlier drafts of this work read that as H2 holding through a channel we had not originally proposed. Table 23b withdraws that reading. Once the single COVID dummy is replaced by year fixed effects, own tax revenue is indistinguishable from zero and the debt coefficient reverses to -0.689, so the positive association was tracking the shape of the recovery rather than a fiscal mechanism. No specification of the growth equation survives that substitution with a fiscal effect we are willing to claim in either direction. H2 is not supported by this panel, and the deficit channel in particular is one it cannot speak to.</w:t>
+        <w:lastRenderedPageBreak/>
+        <w:t xml:space="preserve">The first concerns the growth equation. Under Driscoll-Kraay the fiscal deficit enters negatively at p = 0.031, which would replicate Trivedi and </w:t>
+      </w:r>
+      <w:proofErr w:type="spellStart"/>
+      <w:r>
+        <w:t>Rajmal</w:t>
+      </w:r>
+      <w:proofErr w:type="spellEnd"/>
+      <w:r>
+        <w:t xml:space="preserve"> (2011) and Panda and Sahay (2022) on newer audited data. It does not survive. Cluster-robust inference puts it at p = 0.310 and the bootstrap at p = 0.448. The coefficient is large but too imprecisely estimated, at fifty observations across ten states, to support a claim. Within the COVID-dummy specification, debt (+1.097, bootstrap p = 0.020) and own tax revenue (+4.083, bootstrap p = 0.028) do clear the bootstrap, and earlier drafts of this work read that as H2 holding through a channel we had not originally proposed. Table 23b withdraws that reading. Once the single COVID dummy is replaced by year fixed effects, own tax revenue is indistinguishable from zero and the debt coefficient reverses to -0.689, so the positive association was tracking the shape of the recovery rather than a fiscal mechanism. No specification of the growth equation survives that substitution with a fiscal effect we are willing to claim in either direction. H2 is not supported by this panel, and the deficit channel in particular is one it cannot speak to.</w:t>
       </w:r>
     </w:p>
     <w:p>
@@ -37839,11 +39271,7 @@
         <w:jc w:val="both"/>
       </w:pPr>
       <w:r>
-        <w:t xml:space="preserve">The second concerns the size of the paper's central result, though not its direction. The pooled debt-FDI coefficient is significant at p = 0.007 under cluster-robust inference and at p = 0.057 under the bootstrap: significant at 10 per cent, marginally short of 5. Two secondary results from the pooled model, literacy </w:t>
-      </w:r>
-      <w:r>
-        <w:lastRenderedPageBreak/>
-        <w:t>(p = 0.235) and capital expenditure (p = 0.095), survive at neither level and we do not rely on them. The evidence that never depended on a standard error is unchanged. Debt is negative in all 88 pooled specifications of the curve above; LASSO and Elastic Net rank it first by a wide margin; SHAP ranks it first in all ten leave-one-state-out refits; the permutation null, permuting whole states, puts the importance margin at p = 0.038. H1 rests on that convergence. The paper was designed to produce it, precisely so the claim would not hang on one p-value.</w:t>
+        <w:t>The second concerns the size of the paper's central result, though not its direction. The pooled debt-FDI coefficient is significant at p = 0.007 under cluster-robust inference and at p = 0.057 under the bootstrap: significant at 10 per cent, marginally short of 5. Two secondary results from the pooled model, literacy (p = 0.235) and capital expenditure (p = 0.095), survive at neither level and we do not rely on them. The evidence that never depended on a standard error is unchanged. Debt is negative in all 88 pooled specifications of the curve above; LASSO and Elastic Net rank it first by a wide margin; SHAP ranks it first in all ten leave-one-state-out refits; the permutation null, permuting whole states, puts the importance margin at p = 0.038. H1 rests on that convergence. The paper was designed to produce it, precisely so the claim would not hang on one p-value.</w:t>
       </w:r>
     </w:p>
     <w:p>
@@ -38744,7 +40172,11 @@
         <w:jc w:val="both"/>
       </w:pPr>
       <w:r>
-        <w:t>The model choices behind Section 6 are defended three ways instead of one: by the formal tests where they are valid, including the two that return no verdict; by showing that the inference does not turn on which covariance estimator is used; and by a specification curve in which the cross-state result holds in all 88 specifications. No single test statistic could carry that weight at forty-eight observations. None is asked to.</w:t>
+        <w:t xml:space="preserve">The model choices behind Section 6 are defended three ways instead of one: by the formal tests where they are valid, including the two that return no verdict; by showing that the inference does not turn on which covariance estimator is used; and by a specification curve in which the cross-state result holds in </w:t>
+      </w:r>
+      <w:r>
+        <w:lastRenderedPageBreak/>
+        <w:t>all 88 specifications. No single test statistic could carry that weight at forty-eight observations. None is asked to.</w:t>
       </w:r>
     </w:p>
     <w:p>
@@ -38768,11 +40200,7 @@
         <w:jc w:val="both"/>
       </w:pPr>
       <w:r>
-        <w:t xml:space="preserve">The central puzzle in Section 6.3 is that debt enters Model 1 negative in the pooled cross-state specification and positive in the within-state fixed-effects specification, and that both are estimated precisely enough to take seriously: the pooled coefficient at p = 0.007 under cluster-robust inference and p = 0.057 under the wild cluster bootstrap of Section 6.7, the within-state coefficient at p = 0.031 under that same bootstrap. Both estimates are correct. They answer different questions. The pooled coefficient asks whether a state that persistently carries less debt than its peers attracts more FDI than they do. It does, and the magnitude, roughly 19 per cent more FDI per percentage point of lower debt-to-GSDP, lines up with the discipline ranking of Section 4.7. The two lowest-debt states in the panel, Gujarat and Maharashtra, rank first or second overall in almost every year; the highest-debt state, West Bengal, ranks </w:t>
-      </w:r>
-      <w:r>
-        <w:lastRenderedPageBreak/>
-        <w:t>last in all five. It lines up too with the Spearman correlation of Section 6.2, which turns significant (rho = 0.728, p = 0.026) once Uttar Pradesh is set aside — an exclusion Section 7.3 examines at length, and does not find fully justified.</w:t>
+        <w:t>The central puzzle in Section 6.3 is that debt enters Model 1 negative in the pooled cross-state specification and positive in the within-state fixed-effects specification, and that both are estimated precisely enough to take seriously: the pooled coefficient at p = 0.007 under cluster-robust inference and p = 0.057 under the wild cluster bootstrap of Section 6.7, the within-state coefficient at p = 0.031 under that same bootstrap. Both estimates are correct. They answer different questions. The pooled coefficient asks whether a state that persistently carries less debt than its peers attracts more FDI than they do. It does, and the magnitude, roughly 19 per cent more FDI per percentage point of lower debt-to-GSDP, lines up with the discipline ranking of Section 4.7. The two lowest-debt states in the panel, Gujarat and Maharashtra, rank first or second overall in almost every year; the highest-debt state, West Bengal, ranks last in all five. It lines up too with the Spearman correlation of Section 6.2, which turns significant (rho = 0.728, p = 0.026) once Uttar Pradesh is set aside — an exclusion Section 7.3 examines at length, and does not find fully justified.</w:t>
       </w:r>
     </w:p>
     <w:p>
@@ -38780,12 +40208,36 @@
         <w:jc w:val="both"/>
       </w:pPr>
       <w:r>
-        <w:t>The fixed-effects coefficient asks a different question: when a state's own debt ratio rises above its usual level, does its FDI rise with it? Over this window it does, and not because borrowing attracts investors. Five years is a short series and one of them, FY 2020-21, is a shock common to every state. Deficits and debt rose everywhere at once while FDI fell everywhere; inflows then recovered through FY 2021-22 and FY 2022-23 while debt remained at its elevated pandemic level. Gujarat's FDI rose in FY 2020-21 and Karnataka's in FY 2021-22, both while debt stood above its pre-pandemic ratio. Debt and FDI therefore move together within states over this window for reasons that have little to do with either causing the other, and a five-year panel containing a shock of that size cannot separate them. The within-state estimate is best read as a description of the COVID window rather than as a behavioural relationship.</w:t>
+        <w:t xml:space="preserve">The fixed-effects coefficient asks a different question: when a state's own debt ratio rises above its usual level, does its FDI rise with it? Over this window it does, and not because borrowing attracts investors. Five years is a short series and one of them, FY 2020-21, is a shock common to every state. Deficits and debt rose everywhere at once while FDI fell everywhere; inflows then recovered through FY 2021-22 and FY 2022-23 while debt remained at its elevated pandemic level. Gujarat's FDI rose in FY 2020-21 and Karnataka's in FY 2021-22, both while debt stood above its pre-pandemic ratio. Debt and FDI therefore move together within states over this window for reasons that have little to do with either causing the other, and a five-year panel containing a shock of that size cannot separate them. The within-state estimate is best read as a description of the COVID window rather than as a </w:t>
+      </w:r>
+      <w:proofErr w:type="spellStart"/>
+      <w:r>
+        <w:t>behavioural</w:t>
+      </w:r>
+      <w:proofErr w:type="spellEnd"/>
+      <w:r>
+        <w:t xml:space="preserve"> relationship.</w:t>
       </w:r>
     </w:p>
     <w:p>
       <w:r>
-        <w:t>Because the two dimensions are the whole of the argument, it is worth estimating them inside one equation rather than inferring the contrast from two separate regressions. A Mundlak specification does this: each fiscal regressor enters twice, once as the state's five-year mean and once as the deviation of each year from that mean, so the between-state and within-state coefficients are identified jointly and can be tested against each other directly. It returns exactly the split the paper describes, and the difference between the two debt coefficients is a great deal more precisely estimated than either separate model conveys. A true between estimator, fitted to the ten state means alone, agrees with the pooled coefficient reported in Section 6.3. The specification carries the same single COVID dummy as the rest of the paper outside Table 23b, which matters because Table 23b shows that dummy is not an adequate time control. We therefore report it both ways. Under year fixed effects the split is essentially unchanged — within +0.326, between -0.262 — and the two remain distinguishable at p = 0.004 rather than 0.017. The equality test is robust to the time control even though the within-state coefficient it contains is not individually well determined once year effects are imposed (Table 23b puts that coefficient at p = 0.098 on its own). What the Mundlak specification establishes is that the two dimensions differ, not that either is precisely estimated.</w:t>
+        <w:t xml:space="preserve">Because the two dimensions are the whole of the argument, it is worth estimating them inside one equation rather than inferring the contrast from two separate regressions. A </w:t>
+      </w:r>
+      <w:proofErr w:type="spellStart"/>
+      <w:r>
+        <w:t>Mundlak</w:t>
+      </w:r>
+      <w:proofErr w:type="spellEnd"/>
+      <w:r>
+        <w:t xml:space="preserve"> specification does this: each fiscal regressor enters twice, once as the state's five-year mean and once as the deviation of each year from that mean, so the between-state and within-state coefficients are identified jointly and can be tested against each other directly. It returns exactly the split the paper describes, and the difference between the two debt coefficients is a great deal more precisely estimated than either separate model conveys. A true between estimator, fitted to the ten state means alone, agrees with the pooled coefficient reported in Section 6.3. The specification carries the same single COVID dummy as the rest of the paper outside Table 23b, which matters because Table 23b shows that dummy is not an adequate time control. We therefore report it both ways. Under year fixed effects the split is essentially unchanged — within +0.326, between -0.262 — and the two remain distinguishable at p = 0.004 rather than 0.017. The equality test is robust to the time control even though the within-state coefficient it contains is not individually well determined once year effects are imposed (Table 23b puts that coefficient at p = 0.098 on its own). What the </w:t>
+      </w:r>
+      <w:proofErr w:type="spellStart"/>
+      <w:r>
+        <w:t>Mundlak</w:t>
+      </w:r>
+      <w:proofErr w:type="spellEnd"/>
+      <w:r>
+        <w:t xml:space="preserve"> specification establishes is that the two dimensions differ, not that either is precisely estimated.</w:t>
       </w:r>
     </w:p>
     <w:p>
@@ -38793,7 +40245,22 @@
         <w:rPr>
           <w:b/>
         </w:rPr>
-        <w:t xml:space="preserve">Table 35. Debt coefficient in a Mundlak (correlated random effects) specification of Model 1, which separates within-state from between-state variation in a single equation, and in a between estimator fitted to the </w:t>
+        <w:lastRenderedPageBreak/>
+        <w:t xml:space="preserve">Table 35. Debt coefficient in a </w:t>
+      </w:r>
+      <w:proofErr w:type="spellStart"/>
+      <w:r>
+        <w:rPr>
+          <w:b/>
+        </w:rPr>
+        <w:t>Mundlak</w:t>
+      </w:r>
+      <w:proofErr w:type="spellEnd"/>
+      <w:r>
+        <w:rPr>
+          <w:b/>
+        </w:rPr>
+        <w:t xml:space="preserve"> (correlated random effects) specification of Model 1, which separates within-state from between-state variation in a single equation, and in a between estimator fitted to the </w:t>
       </w:r>
       <w:proofErr w:type="gramStart"/>
       <w:r>
@@ -39101,11 +40568,7 @@
     </w:tbl>
     <w:p>
       <w:r>
-        <w:t xml:space="preserve">The sign reversal is therefore not an artefact of comparing two estimators with different assumptions: it survives inside a single equation, and the hypothesis that the within-state and between-state debt coefficients are equal is rejected at p = 0.017 under the same wild cluster bootstrap the rest of the paper defers to, and at p = 0.000003 under a cluster-robust t that Section 6.7 argues is unreliable at ten clusters; the bootstrapped figure is the one we rely on. The between estimator puts the cross-state </w:t>
-      </w:r>
-      <w:r>
-        <w:lastRenderedPageBreak/>
-        <w:t>coefficient at -0.237 against the pooled -0.176 of Section 6.3, so the pooled specification is if anything conservative about the size of the relationship this paper reports. Section 6.1's variance decomposition explains why the two differ so sharply in precision: almost all of the variation in debt is cross-sectional, which leaves the within-state coefficient identified off very little, and Table 23b shows what happens to it once common year shocks are absorbed.</w:t>
+        <w:t>The sign reversal is therefore not an artefact of comparing two estimators with different assumptions: it survives inside a single equation, and the hypothesis that the within-state and between-state debt coefficients are equal is rejected at p = 0.017 under the same wild cluster bootstrap the rest of the paper defers to, and at p = 0.000003 under a cluster-robust t that Section 6.7 argues is unreliable at ten clusters; the bootstrapped figure is the one we rely on. The between estimator puts the cross-state coefficient at -0.237 against the pooled -0.176 of Section 6.3, so the pooled specification is if anything conservative about the size of the relationship this paper reports. Section 6.1's variance decomposition explains why the two differ so sharply in precision: almost all of the variation in debt is cross-sectional, which leaves the within-state coefficient identified off very little, and Table 23b shows what happens to it once common year shocks are absorbed.</w:t>
       </w:r>
     </w:p>
     <w:p>
@@ -39140,7 +40603,11 @@
         <w:jc w:val="both"/>
       </w:pPr>
       <w:r>
-        <w:t>The first is what the variable actually contains. Capital expenditure here is derived as the gross fiscal deficit minus the revenue deficit (Section 4.2), so it includes net lending alongside capital outlay. A state that lends heavily to its public sector undertakings records high capital expenditure without building any of the infrastructure an investor would notice. The measure is therefore a noisy proxy for the productive spending the crowding-in argument has in mind, and the noise is not distributed at random: it concentrates in exactly those states that route the most activity through their undertakings.</w:t>
+        <w:t xml:space="preserve">The first is what the variable actually contains. Capital expenditure here is derived as the gross fiscal deficit minus the revenue deficit (Section 4.2), so it includes net lending alongside capital outlay. A state that lends heavily to its public sector undertakings records high capital expenditure without building any </w:t>
+      </w:r>
+      <w:r>
+        <w:lastRenderedPageBreak/>
+        <w:t>of the infrastructure an investor would notice. The measure is therefore a noisy proxy for the productive spending the crowding-in argument has in mind, and the noise is not distributed at random: it concentrates in exactly those states that route the most activity through their undertakings.</w:t>
       </w:r>
     </w:p>
     <w:p>
@@ -39156,7 +40623,23 @@
         <w:jc w:val="both"/>
       </w:pPr>
       <w:r>
-        <w:t>This is an interpretation the data support rather than a specification the data can identify. At forty-eight observations an explicit capital-expenditure-by-debt interaction term is not estimable with any useful precision, and none is reported. Separating capital outlay from net lending in the source accounts, which the Finance Accounts permit but at some cost in vintage consistency, is the change most likely to settle the question. There is also a more direct reason not to lean on this coefficient, and it does not depend on the interpretation above. Because derived capital expenditure is exactly the fiscal deficit minus the revenue deficit (Section 4.2), the specification reported here is observationally identical to one in which the revenue deficit replaces capital expenditure: same fit, same R-squared to six decimals, the same debt coefficient to four. In that equivalent form the capital expenditure coefficient of -0.366 appears as a revenue deficit coefficient of +0.366, and the finding reads: holding the fiscal deficit fixed, a one-percentage-point larger revenue deficit is associated with roughly forty-four per cent more FDI. That is a considerably less comfortable statement than the crowding-in discussion above, and the net-lending argument does not dissolve it, since noise in the proxy explains why the estimate is unreliable rather than why it points the way it does. The coefficient does not survive the wild cluster bootstrap in either parameterisation, at p = 0.095, which is the same number under both because it is the same coefficient with its sign reversed. We report the reparameterisation because it is the strongest available argument that this variable should carry no interpretive weight at all, and it is an argument from an identity rather than from a judgement about measurement. The exact capital-outlay figures of Table 8 permit one direct check, which earlier drafts reported without using. Refitting the pooled specification on the twenty state-years for which exact outlay exists, and substituting it for the derived series, leaves the capital expenditure coefficient negative and significant: -0.654 (p = 0.015) against -0.884 (p = 0.016) for the derived measure on the same cells, with the debt coefficient at -0.321 rather than -0.244. The negative sign is therefore not an artefact of net lending, which weakens the first of the two explanations offered above and leaves the financing argument carrying more of the weight. The check is indicative rather than decisive: twenty observations, and the FY 2023-24 exact column is revised estimates compared against a series built from audited actuals, so part of the gap between the two measures in that year is a vintage difference rather than a measurement one.</w:t>
+        <w:t xml:space="preserve">This is an interpretation the data support rather than a specification the data can identify. At forty-eight observations an explicit capital-expenditure-by-debt interaction term is not estimable with any useful precision, and none is reported. Separating capital outlay from net lending in the source accounts, which the Finance Accounts permit but at some cost in vintage consistency, is the change most likely to settle the question. There is also a more direct reason not to lean on this coefficient, and it does not depend on the interpretation above. Because derived capital expenditure is exactly the fiscal deficit minus the revenue deficit (Section 4.2), the specification reported here is observationally identical to one in which the revenue deficit replaces capital expenditure: same fit, same R-squared to six decimals, the same debt coefficient to four. In that equivalent form the capital expenditure coefficient of -0.366 appears as a revenue deficit coefficient of +0.366, and the finding reads: holding the fiscal deficit fixed, a one-percentage-point larger revenue deficit is associated with roughly forty-four per cent more FDI. That is a considerably less comfortable statement than the crowding-in discussion above, and the net-lending argument does not dissolve it, since noise in the proxy explains why the estimate is unreliable rather than why it points the way it does. The coefficient does not survive the wild cluster bootstrap in either </w:t>
+      </w:r>
+      <w:proofErr w:type="spellStart"/>
+      <w:r>
+        <w:t>parameterisation</w:t>
+      </w:r>
+      <w:proofErr w:type="spellEnd"/>
+      <w:r>
+        <w:t xml:space="preserve">, at p = 0.095, which is the same number under both because it is the same coefficient with its sign reversed. We report the </w:t>
+      </w:r>
+      <w:proofErr w:type="spellStart"/>
+      <w:r>
+        <w:t>reparameterisation</w:t>
+      </w:r>
+      <w:proofErr w:type="spellEnd"/>
+      <w:r>
+        <w:t xml:space="preserve"> because it is the strongest available argument that this variable should carry no interpretive weight at all, and it is an argument from an identity rather than from a judgement about measurement. The exact capital-outlay figures of Table 8 permit one direct check, which earlier drafts reported without using. Refitting the pooled specification on the twenty state-years for which exact outlay exists, and substituting it for the derived series, leaves the capital expenditure coefficient negative and significant: -0.654 (p = 0.015) against -0.884 (p = 0.016) for the derived measure on the same cells, with the debt coefficient at -0.321 rather than -0.244. The negative sign is therefore not an artefact of net lending, which weakens the first of the two explanations offered above and leaves the financing argument carrying more of the weight. The check is indicative rather than decisive: twenty observations, and the FY 2023-24 exact column is revised estimates compared against a series built from audited actuals, so part of the gap between the two measures in that year is a vintage difference rather than a measurement one.</w:t>
       </w:r>
     </w:p>
     <w:p>
@@ -39214,7 +40697,35 @@
         <w:rPr>
           <w:b/>
         </w:rPr>
-        <w:t>Figure 25. SHAP dependence plot for capital expenditure, coloured by debt-to-GSDP. Horizontal position is the state-year's capital expenditure ratio, vertical position is that observation's contribution to predicted log FDI, and colour is the same observation's debt ratio (red high, blue low).</w:t>
+        <w:t xml:space="preserve">Figure 25. SHAP dependence plot for capital expenditure, </w:t>
+      </w:r>
+      <w:proofErr w:type="spellStart"/>
+      <w:r>
+        <w:rPr>
+          <w:b/>
+        </w:rPr>
+        <w:t>coloured</w:t>
+      </w:r>
+      <w:proofErr w:type="spellEnd"/>
+      <w:r>
+        <w:rPr>
+          <w:b/>
+        </w:rPr>
+        <w:t xml:space="preserve"> by debt-to-GSDP. Horizontal position is the state-year's capital expenditure ratio, vertical position is that observation's contribution to predicted log FDI, and </w:t>
+      </w:r>
+      <w:proofErr w:type="spellStart"/>
+      <w:r>
+        <w:rPr>
+          <w:b/>
+        </w:rPr>
+        <w:t>colour</w:t>
+      </w:r>
+      <w:proofErr w:type="spellEnd"/>
+      <w:r>
+        <w:rPr>
+          <w:b/>
+        </w:rPr>
+        <w:t xml:space="preserve"> is the same observation's debt ratio (red high, blue low).</w:t>
       </w:r>
     </w:p>
     <w:p>
@@ -39238,14 +40749,19 @@
         <w:jc w:val="both"/>
       </w:pPr>
       <w:r>
-        <w:t>Uttar Pradesh is the mirror case, and its anomaly is partly measurement and partly performance. DPIIT's series for the state begins only in FY 2021-22, so its first two cells are missing rather than zero. On fiscal discipline it ranks first of ten on both constructions: a composite score of 3.375 on the five-year averages of Table 15, and an average yearly rank of 2.0 in Table 16, ahead of Maharashtra at 2.3. Whether that censoring distorts the results was tested directly: dropping the state leaves the regression estimates substantially unchanged (Section 6.5), but it does move the Spearman correlation of Section 6.2 from insignificant to significant (rho = 0.728, p = 0.026). That pattern is what one would expect. A regression using forty-eight state-year observations absorbs two missing cells; a rank correlation that compresses each state to a single five-year total does not, because the missing years drag Uttar Pradesh's total down and its rank with it. That reasoning justifies treating Uttar Pradesh's total as incomparable; it does not establish that the state is only an artefact, and testing it directly shows that it is not. Scaling the three observed years to a five-year equivalent gives 12,923 crore, which still leaves Uttar Pradesh ninth of ten, ahead only of West Bengal, and the rank correlation computed with that imputation is rho = 0.359 (p = 0.309). Comparing all ten states only over FY 2021-22 to FY 2023-24, the window in which Uttar Pradesh is actually observed, gives rho = 0.231 (p = 0.521). Under both censoring-consistent treatments the correlation remains insignificant. Uttar Pradesh is therefore a genuine counterexample as well as a censored series: first on the discipline ranking and near the bottom on realised investment even after the missing years are allowed for. The significant rho = 0.728 reported in Section 6.2 depends on excluding it. That conditionality attaches to the composite ranking and not to the variable this paper actually claims. Ranked on debt alone, with all ten states in and Uttar Pradesh included, the correlation with five-year FDI is rho = -0.842 (p = 0.002), comfortably past the 0.648 critical value; expressed as FDI intensity rather than the level it is -0.794 (p = 0.006). Uttar Pradesh does not disturb that because its debt ratio is 30.78 per cent, seventh of ten: a relatively high-debt state with low recorded investment sits on the debt relationship rather than against it. It is a counterexample to the composite, which Section 4.7 has already concluded does not earn its complexity, and not to debt.</w:t>
-      </w:r>
-      <w:r/>
-      <w:proofErr w:type="gramStart"/>
-      <w:r/>
-      <w:proofErr w:type="gramEnd"/>
-      <w:r>
-        <w:t xml:space="preserve"> One further correction belongs here, and it works against the exclusion rather than for it. The rank correlation needs only a five-year total, and DPIIT publishes one for Uttar Pradesh that includes the two unreported years: the cumulative column of Table 11 gives 12,615 crore, within three per cent of the 12,923 the scaling exercise above arrives at independently. Dismissing that column is correct for the annual panel, where the two years cannot be separated, and wrong for a correlation computed on totals. Using it, the composite ranking correlates with investment at rho = -0.359 (p = 0.309) and debt alone at rho = -0.879 (p = 0.0008), both across all ten states with no exclusion at all. The conclusion is the one already reached by two other routes: the composite does not predict investment, debt does, and Uttar Pradesh needs no special treatment for the claim the paper actually makes.</w:t>
+        <w:t xml:space="preserve">Uttar Pradesh is the mirror case, and its anomaly is partly measurement and partly performance. DPIIT's series for the state begins only in FY 2021-22, so its first two cells are missing rather than zero. On fiscal discipline it ranks first of ten on both constructions: a composite score of 3.375 on the five-year averages of Table 15, and an average yearly rank of 2.0 in Table 16, ahead of Maharashtra at 2.3. Whether that </w:t>
+      </w:r>
+      <w:r>
+        <w:lastRenderedPageBreak/>
+        <w:t xml:space="preserve">censoring distorts the results was tested directly: dropping the state leaves the regression estimates substantially unchanged (Section 6.5), but it does move the Spearman correlation of Section 6.2 from insignificant to significant (rho = 0.728, p = 0.026). That pattern is what one would expect. A regression using forty-eight state-year observations absorbs two missing cells; a rank correlation that compresses each state to a single five-year total does not, because the missing years drag Uttar Pradesh's total down and its rank with it. That reasoning justifies treating Uttar Pradesh's total as incomparable; it does not establish that the state is only an artefact, and testing it directly shows that it is not. Scaling the three observed years to a five-year equivalent gives 12,923 crore, which still leaves Uttar Pradesh ninth of ten, ahead only of West Bengal, and the rank correlation computed with that imputation is rho = 0.359 (p = 0.309). Comparing all ten states only over FY 2021-22 to FY 2023-24, the window in which Uttar Pradesh is actually observed, gives rho = 0.231 (p = 0.521). Under both censoring-consistent treatments the correlation remains insignificant. Uttar Pradesh is therefore a genuine counterexample as well as a censored series: first on the discipline ranking and near the bottom on </w:t>
+      </w:r>
+      <w:proofErr w:type="spellStart"/>
+      <w:r>
+        <w:t>realised</w:t>
+      </w:r>
+      <w:proofErr w:type="spellEnd"/>
+      <w:r>
+        <w:t xml:space="preserve"> investment even after the missing years are allowed for. The significant rho = 0.728 reported in Section 6.2 depends on excluding it. That conditionality attaches to the composite ranking and not to the variable this paper actually claims. Ranked on debt alone, with all ten states in and Uttar Pradesh included, the correlation with five-year FDI is rho = -0.842 (p = 0.002), comfortably past the 0.648 critical value; expressed as FDI intensity rather than the level it is -0.794 (p = 0.006). Uttar Pradesh does not disturb that because its debt ratio is 30.78 per cent, seventh of ten: a relatively high-debt state with low recorded investment sits on the debt relationship rather than against it. It is a counterexample to the composite, which Section 4.7 has already concluded does not earn its complexity, and not to debt. One further correction belongs here, and it works against the exclusion rather than for it. The rank correlation needs only a five-year total, and DPIIT publishes one for Uttar Pradesh that includes the two unreported years: the cumulative column of Table 11 gives 12,615 crore, within three per cent of the 12,923 the scaling exercise above arrives at independently. Dismissing that column is correct for the annual panel, where the two years cannot be separated, and wrong for a correlation computed on totals. Using it, the composite ranking correlates with investment at rho = -0.359 (p = 0.309) and debt alone at rho = -0.879 (p = 0.0008), both across all ten states with no exclusion at all. The conclusion is the one already reached by two other routes: the composite does not predict investment, debt does, and Uttar Pradesh needs no special treatment for the claim the paper actually makes.</w:t>
       </w:r>
     </w:p>
     <w:p>
@@ -39269,7 +40785,75 @@
         <w:jc w:val="both"/>
       </w:pPr>
       <w:r>
-        <w:t>The machine-learning stage speaks most directly to the point, though not in the direction the first run suggested. That run included the two Census controls and ranked urbanisation as the dominant predictor, which would have been a striking vindication of the agglomeration account. It was not one. Urbanisation is fixed within a state across all five years, so the forest was using it to identify which state an observation came from, re-learning the state fixed effect rather than measuring any agglomeration mechanism. The result is an artefact of the panel's shape and carries no evidence about clustering in either direction, which is why Section 5.2 reports it as a diagnostic failure and Section 6.6 excludes both controls. It cannot be cited in support of the rival hypothesis, and it is not cited here. That leaves an obvious objection: excluding urbanisation means the machine-learning branch never had the chance to prefer agglomeration, so its convergence on debt is partly a consequence of what it was shown. We therefore reran the branch once with both Census controls restored and under the state-blocked cross-validation of Section 5.2, rather than the row-wise scheme the original seven-variable run used, and report it here as a comparison rather than only as a diagnosed failure. Given the chance, the two methods split. LASSO still ranks debt-to-GSDP first by a wide margin, at -0.930 against +0.486 for literacy and +0.251 for urbanisation, so the regularised linear selector prefers the fiscal variable even with the agglomeration proxies in front of it. The random forest still ranks urbanisation first, at 1.296 against 0.254 for debt, which is the fingerprinting problem restated rather than evidence about clustering, since urbanisation remains constant within a state across all five years and the forest has ten states to tell apart. The claim this paper rests on is the narrower one that survives both: the pooled regression retains literacy and urbanisation as controls and the debt coefficient survives their inclusion.</w:t>
+        <w:t xml:space="preserve">The machine-learning stage speaks most directly to the point, though not in the direction the first run suggested. That run included the two Census controls and ranked </w:t>
+      </w:r>
+      <w:proofErr w:type="spellStart"/>
+      <w:r>
+        <w:t>urbanisation</w:t>
+      </w:r>
+      <w:proofErr w:type="spellEnd"/>
+      <w:r>
+        <w:t xml:space="preserve"> as the dominant predictor, which would have been a striking vindication of the agglomeration account. It was not one. </w:t>
+      </w:r>
+      <w:proofErr w:type="spellStart"/>
+      <w:r>
+        <w:t>Urbanisation</w:t>
+      </w:r>
+      <w:proofErr w:type="spellEnd"/>
+      <w:r>
+        <w:t xml:space="preserve"> is fixed within a state across all five years, so the forest was using it to identify which state an observation came from, re-learning the state fixed effect rather than measuring any agglomeration mechanism. The result is an artefact of the panel's shape and carries no evidence about clustering in either direction, which is why Section 5.2 reports it as a diagnostic failure and Section 6.6 excludes both controls. It cannot be cited in support of the rival hypothesis, and it is not cited here. That leaves an obvious objection: excluding </w:t>
+      </w:r>
+      <w:proofErr w:type="spellStart"/>
+      <w:r>
+        <w:t>urbanisation</w:t>
+      </w:r>
+      <w:proofErr w:type="spellEnd"/>
+      <w:r>
+        <w:t xml:space="preserve"> means the machine-learning branch never had the chance to prefer agglomeration, so its convergence on debt is partly a consequence of what it was shown. We therefore reran the branch once with both Census controls restored and under the state-blocked cross-validation </w:t>
+      </w:r>
+      <w:r>
+        <w:lastRenderedPageBreak/>
+        <w:t xml:space="preserve">of Section 5.2, rather than the row-wise scheme the original seven-variable run used, and report it here as a comparison rather than only as a diagnosed failure. Given the chance, the two methods split. LASSO still ranks debt-to-GSDP first by a wide margin, at -0.930 against +0.486 for literacy and +0.251 for </w:t>
+      </w:r>
+      <w:proofErr w:type="spellStart"/>
+      <w:r>
+        <w:t>urbanisation</w:t>
+      </w:r>
+      <w:proofErr w:type="spellEnd"/>
+      <w:r>
+        <w:t xml:space="preserve">, so the </w:t>
+      </w:r>
+      <w:proofErr w:type="spellStart"/>
+      <w:r>
+        <w:t>regularised</w:t>
+      </w:r>
+      <w:proofErr w:type="spellEnd"/>
+      <w:r>
+        <w:t xml:space="preserve"> linear selector prefers the fiscal variable even with the agglomeration proxies in front of it. The random forest still ranks </w:t>
+      </w:r>
+      <w:proofErr w:type="spellStart"/>
+      <w:r>
+        <w:t>urbanisation</w:t>
+      </w:r>
+      <w:proofErr w:type="spellEnd"/>
+      <w:r>
+        <w:t xml:space="preserve"> first, at 1.296 against 0.254 for debt, which is the fingerprinting problem restated rather than evidence about clustering, since </w:t>
+      </w:r>
+      <w:proofErr w:type="spellStart"/>
+      <w:r>
+        <w:t>urbanisation</w:t>
+      </w:r>
+      <w:proofErr w:type="spellEnd"/>
+      <w:r>
+        <w:t xml:space="preserve"> remains constant within a state across all five years and the forest has ten states to tell apart. The claim this paper rests on is the narrower one that survives both: the pooled regression retains literacy and </w:t>
+      </w:r>
+      <w:proofErr w:type="spellStart"/>
+      <w:r>
+        <w:t>urbanisation</w:t>
+      </w:r>
+      <w:proofErr w:type="spellEnd"/>
+      <w:r>
+        <w:t xml:space="preserve"> as controls and the debt coefficient survives their inclusion.</w:t>
       </w:r>
     </w:p>
     <w:p>
@@ -39277,7 +40861,15 @@
         <w:jc w:val="both"/>
       </w:pPr>
       <w:r>
-        <w:t>What the corrected analysis does show is that once attention is restricted to variation this panel can actually speak to, debt ranks first among the fiscal predictors in both the pooled and the state-demeaned specifications (Section 6.6). That is the sense in which the cross-state result is not merely a restatement of which states are already developed and urbanised.</w:t>
+        <w:t xml:space="preserve">What the corrected analysis does show is that once attention is restricted to variation this panel can actually speak to, debt ranks first among the fiscal predictors in both the pooled and the state-demeaned specifications (Section 6.6). That is the sense in which the cross-state result is not merely a restatement of which states are already developed and </w:t>
+      </w:r>
+      <w:proofErr w:type="spellStart"/>
+      <w:r>
+        <w:t>urbanised</w:t>
+      </w:r>
+      <w:proofErr w:type="spellEnd"/>
+      <w:r>
+        <w:t>.</w:t>
       </w:r>
     </w:p>
     <w:p>
@@ -39285,9 +40877,60 @@
         <w:jc w:val="both"/>
       </w:pPr>
       <w:r>
-        <w:t>The reading we take is that the two accounts operate at different levels rather than in competition. Structural advantages — location, port access, an established industrial base, the depth of a metropolitan labour market — determine which states are candidates for large inflows at all, and the ten states in this sample are precisely those that have already cleared that bar. Fiscal position then appears to sort investment among them. That is consistent with the between-state result of Section 7.1, and it is also why the finding should not be extrapolated: it describes how capital is allocated among states already in contention, not how a state enters contention in the first place. Section 8 returns to this as the study's principal limit on external validity. One further alternative explanation sits closer to this one than to the measurement notes of Section 8, and we state it here rather than there. DPIIT records equity inflows against the state in which the recipient company is registered, not the state in which the investment is deployed. That error is not classical: it concentrates in the states hosting corporate headquarters, which in this panel are Maharashtra, Karnataka and Gujarat, and those are also three of the lowest-debt states. A registered-office effect would therefore push the between-state coefficient in exactly the direction we report. One partial answer is available, and it is worth stating because it is the closest this design comes to a test: headquarters concentration is a function of market size above all, and Section 6.5 shows that adding log GSDP as a market-size control leaves the debt coefficient at -0.173, essentially where it was, while collapsing the literacy and capital expenditure coefficients that are themselves scale proxies. That does not rule the registered-office channel out, since a control for size is not a control for where a company chooses to register, but it does mean the concern cannot be carried by state size alone. It is, alongside agglomeration, the alternative account we regard as most likely to survive scrutiny of the central result. A third alternative is sharper than either of those because it can be tested directly, and the test does not go this paper's way. Group the ten states by region and the debt ordering is largely a regional ordering: the four groups are west (Maharashtra, Gujarat), south (Karnataka, Tamil Nadu, Telangana), north (Haryana, Rajasthan, Uttar Pradesh) and east (Jharkhand, West Bengal), and their mean debt runs 20.6, 26.2, 33.1 and 34.5 per cent of GSDP respectively. Seventy-two per cent of the cross-state variance in debt lies between those groups rather than within them. All figures in this paragraph are computed on the full fifty state-year cells; an earlier draft reported the northern mean as 32.9 and the variance share as 71 per cent, which came from the forty-eight cells carrying an FDI observation and so understated Uttar Pradesh's five-year mean. Regional indicators alone explain more of log FDI than debt alone does, at an R-squared of 0.60 against 0.31, and when both enter together the debt coefficient falls from -0.176 to +0.036 and is indistinguishable from zero. Within regions the ordering is not reliable either: West Bengal carries more debt than Jharkhand and receives more investment, and Rajasthan carries more than Haryana and receives less. We do not read this as showing that debt is irrelevant, because with ten states and four regions the two cannot be separated: regional effects absorb three of the nine between-state degrees of freedom, and debt and region are close to collinear by construction. What it does establish is that this design cannot tell a fiscal signal apart from a regional one, and that a reader who prefers the regional reading cannot be refuted from these data. It is the most serious limitation on the paper's central claim, and it belongs alongside agglomeration and the registered-office effect rather than below them. The reach of that confound is wider than the pooled coefficient alone, and we set it out rather than let a reader assume the other methods escape it. The Mundlak specification of Table 35, which this paper offers as its cleanest evidence that the between-state and within-state effects differ, puts the between-state debt coefficient at -0.256; adding regional indicators moves it to +0.151, reversing its sign, though the two dimensions remain distinguishable at p = 0.026. The rank correlation of Section 6.2 behaves the same way: rho = -0.842 across the ten states falls to -0.285 (p = 0.425) once regional means are removed from both debt and investment. And LASSO, offered regional indicators alongside the five fiscal regressors, promotes a western-region indicator above debt, at +0.699 against -0.679. Only the SHAP ranking is unmoved, debt staying first at 1.006 against 1.029. Two things follow. The first is that the convergence of Section 6.6 is not independent evidence against this particular confound, because the methods converge partly by reading the same confounded cross-section, which is the general point that section already concedes and this is its concrete instance. The second is a caveat in the paper's favour: a regional indicator is constant within a state across all five years, exactly the property that made urbanisation unusable in Section 5.2, so a tree or a penalised regression can use it to identify states rather than to measure geography. That defence applies to the machine-learning results. It does not apply to the pooled regression or to the rank correlation, and those are where the paper's cross-state claim actually lives.</w:t>
-      </w:r>
-      <w:r/>
+        <w:t xml:space="preserve">The reading we take is that the two accounts operate at different levels rather than in competition. Structural advantages — location, port access, an established industrial base, the depth of a metropolitan </w:t>
+      </w:r>
+      <w:proofErr w:type="spellStart"/>
+      <w:r>
+        <w:t>labour</w:t>
+      </w:r>
+      <w:proofErr w:type="spellEnd"/>
+      <w:r>
+        <w:t xml:space="preserve"> market — determine which states are candidates for large inflows at all, and the ten states in this sample are precisely those that have already cleared that bar. Fiscal position then appears to sort investment among them. That is consistent with the between-state result of Section 7.1, and it is also why the finding should not be extrapolated: it describes how capital is allocated among states already in contention, not how a state enters contention in the first place. Section 8 returns to this as the study's principal limit on external validity. One further alternative explanation sits closer to this one than to the measurement notes of Section 8, and we state it here rather than there. DPIIT records equity inflows against the state in which the recipient company is registered, not the state in which the investment is deployed. That error is not classical: it concentrates in the states hosting corporate headquarters, which in this panel are Maharashtra, Karnataka and Gujarat, and those are also three of the lowest-debt states. A registered-office effect would therefore push the between-state coefficient in exactly the direction we report. One partial answer is available, and it is worth stating because it is the closest this design comes to a test: headquarters concentration is a function of market size above all, and Section 6.5 shows that adding log GSDP as a market-size control leaves the debt coefficient at -0.173, essentially where it was, while collapsing the literacy and capital expenditure coefficients that are themselves scale proxies. That does not rule the registered-office channel out, since a control for size is not a control for where a company chooses to register, but it does mean the concern cannot be carried by state size alone. It is, alongside agglomeration, the alternative account we regard as most likely to survive scrutiny of the central result. A third alternative is sharper than either of those because it can be tested directly, and the test does not go this paper's way. Group the ten states by region and the debt ordering is largely a regional ordering: the four groups are west (Maharashtra, Gujarat), south (Karnataka, Tamil Nadu, Telangana), north (Haryana, Rajasthan, Uttar Pradesh) and east (Jharkhand, West Bengal), and their mean debt runs 20.6, 26.2, 33.1 and 34.5 per cent of GSDP respectively. Seventy-two per cent of the cross-state variance in debt lies between those groups rather than within them. All figures in this paragraph are computed on the full fifty state-year cells; an earlier draft reported the northern mean as 32.9 and the variance share as 71 per cent, which came from the forty-eight cells carrying an FDI observation and so understated Uttar Pradesh's five-year mean. Regional indicators alone explain more of log FDI than debt alone does, at an R-squared of 0.60 against 0.31, and when both enter together the debt coefficient falls from -0.176 to +0.036 and is indistinguishable from zero. Within regions the ordering is not reliable either: West Bengal carries more debt than Jharkhand and receives more investment, and Rajasthan carries more than Haryana and receives less. We do not read this as showing that debt is irrelevant, because with ten states and four regions the two cannot be separated: regional effects absorb three of the nine between-state </w:t>
+      </w:r>
+      <w:r>
+        <w:lastRenderedPageBreak/>
+        <w:t xml:space="preserve">degrees of freedom, and debt and region are close to collinear by construction. What it does establish is that this design cannot tell a fiscal signal apart from a regional one, and that a reader who prefers the regional reading cannot be refuted from these data. It is the most serious limitation on the paper's central claim, and it belongs alongside agglomeration and the registered-office effect rather than below them. The reach of that confound is wider than the pooled coefficient alone, and we set it out rather than let a reader assume the other methods escape it. The </w:t>
+      </w:r>
+      <w:proofErr w:type="spellStart"/>
+      <w:r>
+        <w:t>Mundlak</w:t>
+      </w:r>
+      <w:proofErr w:type="spellEnd"/>
+      <w:r>
+        <w:t xml:space="preserve"> specification of Table 35, which this paper offers as its cleanest evidence that the between-state and within-state effects differ, puts the between-state debt coefficient at -0.256; adding regional indicators moves it to +0.151, reversing its sign, though the two dimensions remain distinguishable at p = 0.026. The rank correlation of Section 6.2 behaves the same way: rho = -0.842 across the ten states falls to -0.285 (p = 0.425) once regional means are removed from both debt and investment. And LASSO, offered regional indicators alongside the five fiscal regressors, promotes a western-region indicator above debt, at +0.699 against -0.679. Only the SHAP ranking is unmoved, debt staying first at 1.006 against 1.029. Two things follow. The first is that the convergence of Section 6.6 is not independent evidence against this particular confound, because the methods converge partly by reading the same confounded cross-section, which is the general point that section already concedes and this is its concrete instance. The second is a caveat in the paper's </w:t>
+      </w:r>
+      <w:proofErr w:type="spellStart"/>
+      <w:r>
+        <w:t>favour</w:t>
+      </w:r>
+      <w:proofErr w:type="spellEnd"/>
+      <w:r>
+        <w:t xml:space="preserve">: a regional indicator is constant within a state across all five years, exactly the property that made </w:t>
+      </w:r>
+      <w:proofErr w:type="spellStart"/>
+      <w:r>
+        <w:t>urbanisation</w:t>
+      </w:r>
+      <w:proofErr w:type="spellEnd"/>
+      <w:r>
+        <w:t xml:space="preserve"> unusable in Section 5.2, so a tree or a </w:t>
+      </w:r>
+      <w:proofErr w:type="spellStart"/>
+      <w:r>
+        <w:t>penalised</w:t>
+      </w:r>
+      <w:proofErr w:type="spellEnd"/>
+      <w:r>
+        <w:t xml:space="preserve"> regression can use it to identify states rather than to measure geography. That </w:t>
+      </w:r>
+      <w:proofErr w:type="spellStart"/>
+      <w:r>
+        <w:t>defence</w:t>
+      </w:r>
+      <w:proofErr w:type="spellEnd"/>
+      <w:r>
+        <w:t xml:space="preserve"> applies to the machine-learning results. It does not apply to the pooled regression or to the rank correlation, and those are where the paper's cross-state claim actually lives.</w:t>
+      </w:r>
     </w:p>
     <w:p>
       <w:pPr>
@@ -39310,7 +40953,15 @@
         <w:jc w:val="both"/>
       </w:pPr>
       <w:r>
-        <w:t>Foreign Direct Investment in India is more likely where a state holds its debt down relative to its own economy, but that relationship holds only between states, not within a single state from one year to the next. Gujarat and Maharashtra, which have kept debt low relative to GSDP throughout the panel, receive substantially more FDI than states that have not. Five methods agree on it, drawn from three families that share no distributional assumptions with one another: a parametric panel regression, a rank correlation, and regularised linear and tree-based machine-learning estimators. Two qualifications travel with that count. LASSO and Elastic Net are close relatives rather than separate tests, and we treat them as one verdict; and the rank correlation reaches significance only with Uttar Pradesh excluded, so the weight rests on the four that carry no such condition. States carrying less debt attract more investment — but the low-debt states here are the western and southern ones, and the paragraphs below explain why this panel cannot tell that apart from a regional pattern. The convergence of five methods establishes that the association is there. It does not establish what produces it, and the rest of this section should not be read as if it did.</w:t>
+        <w:t xml:space="preserve">Foreign Direct Investment in India is more likely where a state holds its debt down relative to its own economy, but that relationship holds only between states, not within a single state from one year to the next. Gujarat and Maharashtra, which have kept debt low relative to GSDP throughout the panel, receive substantially more FDI than states that have not. Five methods agree on it, drawn from three families that share no distributional assumptions with one another: a parametric panel regression, a rank correlation, and </w:t>
+      </w:r>
+      <w:proofErr w:type="spellStart"/>
+      <w:r>
+        <w:t>regularised</w:t>
+      </w:r>
+      <w:proofErr w:type="spellEnd"/>
+      <w:r>
+        <w:t xml:space="preserve"> linear and tree-based machine-learning estimators. Two qualifications travel with that count. LASSO and Elastic Net are close relatives rather than separate tests, and we treat them as one verdict; and the rank correlation reaches significance only with Uttar Pradesh excluded, so the weight rests on the four that carry no such condition. States carrying less debt attract more investment — but the low-debt states here are the western and southern ones, and the paragraphs below explain why this panel cannot tell that apart from a regional pattern. The convergence of five methods establishes that the association is there. It does not establish what produces it, and the rest of this section should not be read as if it did.</w:t>
       </w:r>
     </w:p>
     <w:p>
@@ -39318,7 +40969,27 @@
         <w:jc w:val="both"/>
       </w:pPr>
       <w:r>
-        <w:t>Within states over time, the picture is different and narrower than we first supposed, and narrower again than an intermediate draft of this paper reported. Under a specification that controls for the pandemic with a single dummy, higher debt and stronger own tax revenue both appear significantly associated with growth. Neither survives the substitution of that dummy for a full set of year fixed effects: own tax revenue goes to zero and debt reverses sign (Table 23b). The association was tracking the common shape of the post-pandemic recovery, in which every state's growth rebounded while debt stayed above its pre-pandemic level. The fiscal deficit fares no better: its coefficient is large and negative under the Driscoll-Kraay standard errors conventional in this literature, but it does not survive a wild cluster bootstrap appropriate to ten clusters. We therefore report H2 as unsupported. That is a departure from Trivedi and Rajmal (2011) and Panda and Sahay (2022), who find a deficit-growth effect on longer panels of more states; we read our result as a limit of a five-year panel of ten states in which ninety-eight per cent of the variation in growth is within states and almost all of it is common to them, rather than as a contradiction of theirs. The substantive finding that does hold is the distinction between dimensions in the investment equation: comparing states with one another, debt predicts FDI; following a single state across five years, it does not. Investors appear to price a state's standing fiscal position rather than any single year's budget arithmetic. Section 7.1 develops the point, and notes that a window containing the pandemic is the least favourable setting in which to test it.</w:t>
+        <w:t xml:space="preserve">Within states over time, the picture is different and narrower than we first supposed, and narrower again than an intermediate draft of this paper reported. Under a specification that controls for the pandemic with a single dummy, higher debt and stronger own tax revenue both appear significantly associated with growth. Neither survives the substitution of that dummy for a full set of year fixed effects: own tax revenue goes to zero and debt reverses sign (Table 23b). The association was tracking the common shape of the post-pandemic recovery, in which every state's growth rebounded while debt stayed above its pre-pandemic level. The fiscal deficit fares no better: its coefficient is large and negative under the Driscoll-Kraay standard errors conventional in this literature, but it does not survive a wild cluster bootstrap appropriate to ten clusters. We therefore report H2 as unsupported. That is a departure from Trivedi and </w:t>
+      </w:r>
+      <w:proofErr w:type="spellStart"/>
+      <w:r>
+        <w:t>Rajmal</w:t>
+      </w:r>
+      <w:proofErr w:type="spellEnd"/>
+      <w:r>
+        <w:t xml:space="preserve"> (2011) and Panda and Sahay (2022), who find a deficit-growth effect on longer </w:t>
+      </w:r>
+      <w:r>
+        <w:lastRenderedPageBreak/>
+        <w:t xml:space="preserve">panels of more states; we read our result as a limit of a five-year panel of ten states in which ninety-eight per cent of the variation in growth is within states and almost all of it is common to them, rather than as a contradiction of theirs. The substantive finding that does hold is the distinction between dimensions in the investment equation: comparing states with one another, debt predicts FDI; following a single state across five years, it does not. Investors appear to price a state's standing fiscal position rather than any single year's budget arithmetic. Section 7.1 develops the point, and notes that a window containing the pandemic is the least </w:t>
+      </w:r>
+      <w:proofErr w:type="spellStart"/>
+      <w:r>
+        <w:t>favourable</w:t>
+      </w:r>
+      <w:proofErr w:type="spellEnd"/>
+      <w:r>
+        <w:t xml:space="preserve"> setting in which to test it.</w:t>
       </w:r>
     </w:p>
     <w:p>
@@ -39334,19 +41005,35 @@
         <w:jc w:val="both"/>
       </w:pPr>
       <w:r>
-        <w:t>For the Finance Commission, NITI Aayog and investment-promotion bodies the lesson is about method rather than about debt. A ranking of states by fiscal discipline is worth only what its validation against an outcome is worth, and an index published without one cannot be told apart from an arbitrary one. We built such a ranking, set out its construction in full so that it can be challenged, tested it against realised investment, and report what that test returned even where it was unflattering: the composite correlates with investment less well than debt alone does, and part of its construction double-counts the fiscal deficit against itself. That is the standard we would ask of any published index, and it is not one this paper's own index passes comfortably. Two states show why a ranking should never be read mechanically. Jharkhand sits mid-table on discipline and near the bottom on realised investment; a government that improves its fiscal position without addressing infrastructure gaps, land and clearance processes, or the investment cycle of a dominant industry should not expect inflows to follow. Uttar Pradesh cuts the other way and is the harder case. Part of its weak record is an artefact of when DPIIT began reporting the series, but only part: scaling its three observed years to a five-year equivalent still leaves it ninth of ten, so it stands as a counterexample to its own first place. A state can lead on these four indicators and still not attract investment.</w:t>
-      </w:r>
-      <w:proofErr w:type="gramStart"/>
-      <w:r/>
-      <w:proofErr w:type="gramEnd"/>
-      <w:r/>
+        <w:t xml:space="preserve">For the Finance Commission, NITI Aayog and investment-promotion bodies the lesson is about method rather than about debt. A ranking of states by fiscal discipline is worth only what its validation against an outcome is worth, and an index published without one cannot be told apart from an arbitrary one. We built such a ranking, set out its construction in full so that it can be challenged, tested it against </w:t>
+      </w:r>
+      <w:proofErr w:type="spellStart"/>
+      <w:r>
+        <w:t>realised</w:t>
+      </w:r>
+      <w:proofErr w:type="spellEnd"/>
+      <w:r>
+        <w:t xml:space="preserve"> investment, and report what that test returned even where it was unflattering: the composite correlates with investment less well than debt alone does, and part of its construction double-counts the fiscal deficit against itself. That is the standard we would ask of any published index, and it is not one this paper's own index passes comfortably. Two states show why a ranking should never be read mechanically. Jharkhand sits mid-table on discipline and near the bottom on </w:t>
+      </w:r>
+      <w:proofErr w:type="spellStart"/>
+      <w:r>
+        <w:t>realised</w:t>
+      </w:r>
+      <w:proofErr w:type="spellEnd"/>
+      <w:r>
+        <w:t xml:space="preserve"> investment; a government that improves its fiscal position without addressing infrastructure gaps, land and clearance processes, or the investment cycle of a dominant industry should not expect inflows to follow. Uttar Pradesh cuts the other way and is the harder case. Part of its weak record is an artefact of when DPIIT began reporting the series, but only part: scaling its three observed years to a five-year equivalent still leaves it ninth of ten, so it stands as a counterexample to its own first place. A state can lead on these four indicators and still not attract investment.</w:t>
+      </w:r>
     </w:p>
     <w:p>
       <w:pPr>
         <w:jc w:val="both"/>
       </w:pPr>
       <w:r>
-        <w:t>Five limitations bound these conclusions, and the first is simply arithmetic. The panel is short: fifty state-year cells, forty-eight of them with a usable FDI observation. That is why the paper leans on convergent machine-learning and rank-correlation evidence instead of the regression p-values alone, and why instrument-heavy dynamic panel GMM was excluded by design at this N and T (Roodman, 2009). A short panel also means that any single influential year or state can move a coefficient materially, which is precisely what Section 6.5 documents for Jharkhand.</w:t>
+        <w:t xml:space="preserve">Five limitations bound these conclusions, and the first is simply arithmetic. The panel is short: fifty state-year cells, forty-eight of them with a usable FDI observation. That is why the paper leans on convergent machine-learning and rank-correlation evidence instead of the regression p-values alone, and why instrument-heavy dynamic panel GMM was excluded by design at this N and T (Roodman, </w:t>
+      </w:r>
+      <w:r>
+        <w:lastRenderedPageBreak/>
+        <w:t>2009). A short panel also means that any single influential year or state can move a coefficient materially, which is precisely what Section 6.5 documents for Jharkhand.</w:t>
       </w:r>
     </w:p>
     <w:p>
@@ -39370,13 +41057,36 @@
         <w:jc w:val="both"/>
       </w:pPr>
       <w:r>
-        <w:t>Fourth, association is all that a five-year panel of ten states can support. Reverse causality, in which anticipated investment changes a state's fiscal behaviour rather than the other way round, cannot be ruled out by this design. Nor can the sample speak to states outside the top ten. The ten states studied here are the ten that already receive almost all of India's FDI, so the result should be read as describing how investment is sorted among states that are already candidates for it, not as a claim that a low-FDI state can enter that group by consolidating its balance sheet alone. Section 7.4 argues that agglomeration and fiscal discipline plausibly operate at those two different levels, and nothing in this design can separate them fully.</w:t>
+        <w:t xml:space="preserve">Fourth, association is all that a five-year panel of ten states can support. Reverse causality, in which anticipated investment changes a state's fiscal </w:t>
+      </w:r>
+      <w:proofErr w:type="spellStart"/>
+      <w:r>
+        <w:t>behaviour</w:t>
+      </w:r>
+      <w:proofErr w:type="spellEnd"/>
+      <w:r>
+        <w:t xml:space="preserve"> rather than the other way round, cannot be ruled out by this design. Nor can the sample speak to states outside the top ten. The ten states studied here are the ten that already receive almost all of India's FDI, so the result should be read as describing how investment is sorted among states that are already candidates for it, not as a claim that a low-FDI state can enter that group by consolidating its balance sheet alone. Section 7.4 argues that agglomeration and fiscal discipline plausibly operate at those two different levels, and nothing in this design can separate them fully.</w:t>
       </w:r>
     </w:p>
     <w:p>
       <w:r>
-        <w:lastRenderedPageBreak/>
-        <w:t>Fifth, the design controls for a state's fixed structural position through entity fixed effects and, in the pooled specification, literacy and urbanisation, and Table 23b adds a full set of year effects that absorb whatever the ten states experience in common in a given year. What remains uncontrolled is the shock that varies by year and by state at once: an infrastructure project completed mid-panel, a shift in one state's labour-market conditions, a change in political leadership. Any such shock is left in the error term rather than modelled directly, and could in principle be correlated with both a state's fiscal choices and its FDI in a way neither state nor year effects can absorb.</w:t>
+        <w:t xml:space="preserve">Fifth, the design controls for a state's fixed structural position through entity fixed effects and, in the pooled specification, literacy and </w:t>
+      </w:r>
+      <w:proofErr w:type="spellStart"/>
+      <w:r>
+        <w:t>urbanisation</w:t>
+      </w:r>
+      <w:proofErr w:type="spellEnd"/>
+      <w:r>
+        <w:t xml:space="preserve">, and Table 23b adds a full set of year effects that absorb whatever the ten states experience in common in a given year. What remains uncontrolled is the shock that varies by year and by state at once: an infrastructure project completed mid-panel, a shift in one state's </w:t>
+      </w:r>
+      <w:proofErr w:type="spellStart"/>
+      <w:r>
+        <w:t>labour</w:t>
+      </w:r>
+      <w:proofErr w:type="spellEnd"/>
+      <w:r>
+        <w:t>-market conditions, a change in political leadership. Any such shock is left in the error term rather than modelled directly, and could in principle be correlated with both a state's fiscal choices and its FDI in a way neither state nor year effects can absorb.</w:t>
       </w:r>
     </w:p>
     <w:p>
@@ -39392,7 +41102,11 @@
         <w:jc w:val="both"/>
       </w:pPr>
       <w:r>
-        <w:t xml:space="preserve">Three extensions follow from those limits. A longer panel, once further post-pandemic years have been audited, would show whether the within-state debt coefficient settles at the between-state sign as FY 2020-21 loses weight in the estimation window. The present data already point that way: restricted to FY 2021-22 onward and estimated with year effects, the within-state coefficient is -0.452 with a bootstrap p of 0.075 (Section 6.5), but thirty observations </w:t>
+        <w:t xml:space="preserve">Three extensions follow from those limits. A longer panel, once further post-pandemic years have been audited, would show whether the within-state debt coefficient settles at the between-state sign as FY 2020-21 loses weight in the estimation window. The present data already point that way: restricted to </w:t>
+      </w:r>
+      <w:r>
+        <w:lastRenderedPageBreak/>
+        <w:t xml:space="preserve">FY 2021-22 onward and estimated with year effects, the within-state coefficient is -0.452 with a bootstrap p of 0.075 (Section 6.5), but thirty observations </w:t>
       </w:r>
       <w:proofErr w:type="gramStart"/>
       <w:r>
@@ -39416,7 +41130,7 @@
         <w:jc w:val="both"/>
       </w:pPr>
       <w:r>
-        <w:t xml:space="preserve">The complete dataset, analysis code, results and this manuscript are openly available at </w:t>
+        <w:t>The complete dataset, analysis code, results and this manuscript are openly available at https://github.com/fbivinay/Fiscal-Discipline-and-Investment-Outcomes The repository contains the audited source series, the 50-row analysis panel used in every estimate reported here, every analysis script, and the full set of tables and figures, so that each result can be reproduced from the raw inputs. Two of those scripts exist because a reviewer asked for work this paper had left undone: bootstrap_specification_curve.py reruns all 132 specifications of Section 6.7 under the wild cluster bootstrap, and diagnose_up_sensitivity.py decomposes the fixed-effects slope by state to account for the Uttar Pradesh entry in Table 23a. Both carry a self-test that reproduces a published figure before computing anything new. It also retains the superseded seven-variable machine-learning run discussed in Section 5.2, so that the leakage diagnosis reported there can be verified rather than taken on trust.</w:t>
       </w:r>
       <w:hyperlink r:id="rId33" w:history="1">
         <w:r>
@@ -39426,9 +41140,7 @@
           <w:t>https://github.com/fbivinay/Fiscal-Discipline-and-Investment-Outcomes</w:t>
         </w:r>
       </w:hyperlink>
-      <w:r>
-        <w:t xml:space="preserve"> The repository contains the audited source series, the 50-row analysis panel used in every estimate reported here, all five analysis scripts, and the full set of tables and figures, so that each result can be reproduced from the raw inputs. It also retains the superseded seven-variable machine-learning run discussed in Section 5.2, so that the leakage diagnosis reported there can be verified rather than taken on trust.</w:t>
-      </w:r>
+      <w:r/>
     </w:p>
     <w:p>
       <w:pPr>
@@ -39489,8 +41201,21 @@
         <w:rPr>
           <w:sz w:val="21"/>
         </w:rPr>
-        <w:lastRenderedPageBreak/>
-        <w:t xml:space="preserve">Athey, S., &amp; Imbens, G. W. (2019). Machine learning methods that economists should know about. Annual Review of Economics, 11, 685-725. </w:t>
+        <w:t xml:space="preserve">Athey, S., &amp; </w:t>
+      </w:r>
+      <w:proofErr w:type="spellStart"/>
+      <w:r>
+        <w:rPr>
+          <w:sz w:val="21"/>
+        </w:rPr>
+        <w:t>Imbens</w:t>
+      </w:r>
+      <w:proofErr w:type="spellEnd"/>
+      <w:r>
+        <w:rPr>
+          <w:sz w:val="21"/>
+        </w:rPr>
+        <w:t xml:space="preserve">, G. W. (2019). Machine learning methods that economists should know about. Annual Review of Economics, 11, 685-725. </w:t>
       </w:r>
       <w:hyperlink r:id="rId35" w:history="1">
         <w:r>
@@ -39513,11 +41238,19 @@
         <w:spacing w:after="120"/>
         <w:ind w:left="425" w:hanging="425"/>
       </w:pPr>
+      <w:proofErr w:type="spellStart"/>
       <w:r>
         <w:rPr>
           <w:sz w:val="21"/>
         </w:rPr>
-        <w:t xml:space="preserve">Baltagi, B. H. (2021). Econometric analysis of panel data (6th ed.). Springer. </w:t>
+        <w:t>Baltagi</w:t>
+      </w:r>
+      <w:proofErr w:type="spellEnd"/>
+      <w:r>
+        <w:rPr>
+          <w:sz w:val="21"/>
+        </w:rPr>
+        <w:t xml:space="preserve">, B. H. (2021). Econometric analysis of panel data (6th ed.). Springer. </w:t>
       </w:r>
       <w:hyperlink r:id="rId36" w:history="1">
         <w:r>
@@ -39544,6 +41277,7 @@
         <w:rPr>
           <w:sz w:val="21"/>
         </w:rPr>
+        <w:lastRenderedPageBreak/>
         <w:t xml:space="preserve">Barro, R. J. (1990). Government spending in a simple model of endogenous growth. Journal of Political Economy, 98(5, Pt. 2), S103-S125. </w:t>
       </w:r>
       <w:hyperlink r:id="rId37" w:history="1">
@@ -39594,11 +41328,19 @@
         <w:spacing w:after="120"/>
         <w:ind w:left="425" w:hanging="425"/>
       </w:pPr>
+      <w:proofErr w:type="spellStart"/>
       <w:r>
         <w:rPr>
           <w:sz w:val="21"/>
         </w:rPr>
-        <w:t xml:space="preserve">Borensztein, E., De Gregorio, J., &amp; Lee, J.-W. (1998). How does foreign direct investment affect economic growth? Journal of International Economics, 45(1), 115-135. </w:t>
+        <w:t>Borensztein</w:t>
+      </w:r>
+      <w:proofErr w:type="spellEnd"/>
+      <w:r>
+        <w:rPr>
+          <w:sz w:val="21"/>
+        </w:rPr>
+        <w:t xml:space="preserve">, E., De Gregorio, J., &amp; Lee, J.-W. (1998). How does foreign direct investment affect economic growth? Journal of International Economics, 45(1), 115-135. </w:t>
       </w:r>
       <w:hyperlink r:id="rId39" w:history="1">
         <w:r>
@@ -39621,11 +41363,19 @@
         <w:spacing w:after="120"/>
         <w:ind w:left="425" w:hanging="425"/>
       </w:pPr>
+      <w:proofErr w:type="spellStart"/>
       <w:r>
         <w:rPr>
           <w:sz w:val="21"/>
         </w:rPr>
-        <w:t xml:space="preserve">Breiman, L. (2001). Random forests. Machine Learning, 45(1), 5-32. </w:t>
+        <w:t>Breiman</w:t>
+      </w:r>
+      <w:proofErr w:type="spellEnd"/>
+      <w:r>
+        <w:rPr>
+          <w:sz w:val="21"/>
+        </w:rPr>
+        <w:t xml:space="preserve">, L. (2001). Random forests. Machine Learning, 45(1), 5-32. </w:t>
       </w:r>
       <w:hyperlink r:id="rId40" w:history="1">
         <w:r>
@@ -39787,7 +41537,35 @@
         <w:rPr>
           <w:sz w:val="21"/>
         </w:rPr>
-        <w:t xml:space="preserve">Feld, L. P., Köhler, E. A., Palhuca, L., &amp; Schaltegger, C. A. (2024). Fiscal federalism and foreign direct investment: An empirical analysis. The World Economy, 47(6), 2287-2331. </w:t>
+        <w:t xml:space="preserve">Feld, L. P., Köhler, E. A., </w:t>
+      </w:r>
+      <w:proofErr w:type="spellStart"/>
+      <w:r>
+        <w:rPr>
+          <w:sz w:val="21"/>
+        </w:rPr>
+        <w:t>Palhuca</w:t>
+      </w:r>
+      <w:proofErr w:type="spellEnd"/>
+      <w:r>
+        <w:rPr>
+          <w:sz w:val="21"/>
+        </w:rPr>
+        <w:t xml:space="preserve">, L., &amp; </w:t>
+      </w:r>
+      <w:proofErr w:type="spellStart"/>
+      <w:r>
+        <w:rPr>
+          <w:sz w:val="21"/>
+        </w:rPr>
+        <w:t>Schaltegger</w:t>
+      </w:r>
+      <w:proofErr w:type="spellEnd"/>
+      <w:r>
+        <w:rPr>
+          <w:sz w:val="21"/>
+        </w:rPr>
+        <w:t xml:space="preserve">, C. A. (2024). Fiscal federalism and foreign direct investment: An empirical analysis. The World Economy, 47(6), 2287-2331. </w:t>
       </w:r>
       <w:hyperlink r:id="rId46" w:history="1">
         <w:r>
@@ -39868,7 +41646,21 @@
         <w:rPr>
           <w:sz w:val="21"/>
         </w:rPr>
-        <w:t xml:space="preserve">Hastie, T., Tibshirani, R., &amp; Friedman, J. (2009). The elements of statistical learning: Data mining, inference, and prediction (2nd ed.). Springer. </w:t>
+        <w:t xml:space="preserve">Hastie, T., </w:t>
+      </w:r>
+      <w:proofErr w:type="spellStart"/>
+      <w:r>
+        <w:rPr>
+          <w:sz w:val="21"/>
+        </w:rPr>
+        <w:t>Tibshirani</w:t>
+      </w:r>
+      <w:proofErr w:type="spellEnd"/>
+      <w:r>
+        <w:rPr>
+          <w:sz w:val="21"/>
+        </w:rPr>
+        <w:t xml:space="preserve">, R., &amp; Friedman, J. (2009). The elements of statistical learning: Data mining, inference, and prediction (2nd ed.). Springer. </w:t>
       </w:r>
       <w:hyperlink r:id="rId49" w:history="1">
         <w:r>
@@ -39895,7 +41687,21 @@
         <w:rPr>
           <w:sz w:val="21"/>
         </w:rPr>
-        <w:t xml:space="preserve">Hausman, J. A. (1978). Specification tests in econometrics. Econometrica, 46(6), 1251-1271. </w:t>
+        <w:t xml:space="preserve">Hausman, J. A. (1978). Specification tests in econometrics. </w:t>
+      </w:r>
+      <w:proofErr w:type="spellStart"/>
+      <w:r>
+        <w:rPr>
+          <w:sz w:val="21"/>
+        </w:rPr>
+        <w:t>Econometrica</w:t>
+      </w:r>
+      <w:proofErr w:type="spellEnd"/>
+      <w:r>
+        <w:rPr>
+          <w:sz w:val="21"/>
+        </w:rPr>
+        <w:t xml:space="preserve">, 46(6), 1251-1271. </w:t>
       </w:r>
       <w:hyperlink r:id="rId50" w:history="1">
         <w:r>
@@ -39999,12 +41805,33 @@
         <w:spacing w:after="120"/>
         <w:ind w:left="425" w:hanging="425"/>
       </w:pPr>
+      <w:proofErr w:type="spellStart"/>
       <w:r>
         <w:rPr>
           <w:sz w:val="21"/>
         </w:rPr>
-        <w:lastRenderedPageBreak/>
-        <w:t>Meinshausen, N., &amp; Bühlmann, P. (2010). Stability selection. Journal of the Royal Statistical Society: Series B (Statistical Methodology), 72(4), 417-473. https://doi.org/10.1111/j.1467-9868.2010.00740.x</w:t>
+        <w:t>Meinshausen</w:t>
+      </w:r>
+      <w:proofErr w:type="spellEnd"/>
+      <w:r>
+        <w:rPr>
+          <w:sz w:val="21"/>
+        </w:rPr>
+        <w:t xml:space="preserve">, N., &amp; </w:t>
+      </w:r>
+      <w:proofErr w:type="spellStart"/>
+      <w:r>
+        <w:rPr>
+          <w:sz w:val="21"/>
+        </w:rPr>
+        <w:t>Bühlmann</w:t>
+      </w:r>
+      <w:proofErr w:type="spellEnd"/>
+      <w:r>
+        <w:rPr>
+          <w:sz w:val="21"/>
+        </w:rPr>
+        <w:t>, P. (2010). Stability selection. Journal of the Royal Statistical Society: Series B (Statistical Methodology), 72(4), 417-473. https://doi.org/10.1111/j.1467-9868.2010.00740.x</w:t>
       </w:r>
     </w:p>
     <w:p>
@@ -40016,7 +41843,35 @@
         <w:rPr>
           <w:sz w:val="21"/>
         </w:rPr>
-        <w:t xml:space="preserve">Ministry of Statistics and Programme Implementation (MoSPI). (2024). State-wise Gross State Domestic Product, 2011-12 series. Government of India. </w:t>
+        <w:t xml:space="preserve">Ministry of Statistics and </w:t>
+      </w:r>
+      <w:proofErr w:type="spellStart"/>
+      <w:r>
+        <w:rPr>
+          <w:sz w:val="21"/>
+        </w:rPr>
+        <w:t>Programme</w:t>
+      </w:r>
+      <w:proofErr w:type="spellEnd"/>
+      <w:r>
+        <w:rPr>
+          <w:sz w:val="21"/>
+        </w:rPr>
+        <w:t xml:space="preserve"> Implementation (</w:t>
+      </w:r>
+      <w:proofErr w:type="spellStart"/>
+      <w:r>
+        <w:rPr>
+          <w:sz w:val="21"/>
+        </w:rPr>
+        <w:t>MoSPI</w:t>
+      </w:r>
+      <w:proofErr w:type="spellEnd"/>
+      <w:r>
+        <w:rPr>
+          <w:sz w:val="21"/>
+        </w:rPr>
+        <w:t xml:space="preserve">). (2024). State-wise Gross State Domestic Product, 2011-12 series. Government of India. </w:t>
       </w:r>
       <w:hyperlink r:id="rId54" w:history="1">
         <w:r>
@@ -40043,6 +41898,7 @@
         <w:rPr>
           <w:sz w:val="21"/>
         </w:rPr>
+        <w:lastRenderedPageBreak/>
         <w:t xml:space="preserve">Misra, S., Gupta, K., &amp; Trivedi, P. (2023). Sub-national government debt sustainability in India: An empirical analysis. Macroeconomics and Finance in Emerging Market Economies, 16(1), 57-79. </w:t>
       </w:r>
       <w:hyperlink r:id="rId55" w:history="1">
@@ -40276,11 +42132,19 @@
         <w:spacing w:after="120"/>
         <w:ind w:left="425" w:hanging="425"/>
       </w:pPr>
+      <w:proofErr w:type="spellStart"/>
       <w:r>
         <w:rPr>
           <w:sz w:val="21"/>
         </w:rPr>
-        <w:t xml:space="preserve">Pesaran, M. H. (2015). Testing weak cross-sectional dependence in large panels. Econometric Reviews, 34(6-10), 1089-1117. </w:t>
+        <w:t>Pesaran</w:t>
+      </w:r>
+      <w:proofErr w:type="spellEnd"/>
+      <w:r>
+        <w:rPr>
+          <w:sz w:val="21"/>
+        </w:rPr>
+        <w:t xml:space="preserve">, M. H. (2015). Testing weak cross-sectional dependence in large panels. Econometric Reviews, 34(6-10), 1089-1117. </w:t>
       </w:r>
       <w:hyperlink r:id="rId64" w:history="1">
         <w:r>
@@ -40411,11 +42275,19 @@
         <w:spacing w:after="120"/>
         <w:ind w:left="425" w:hanging="425"/>
       </w:pPr>
+      <w:proofErr w:type="spellStart"/>
       <w:r>
         <w:rPr>
           <w:sz w:val="21"/>
         </w:rPr>
-        <w:t xml:space="preserve">Tibshirani, R. (1996). Regression shrinkage and selection via the lasso. Journal of the Royal Statistical Society, Series B, 58(1), 267-288. </w:t>
+        <w:t>Tibshirani</w:t>
+      </w:r>
+      <w:proofErr w:type="spellEnd"/>
+      <w:r>
+        <w:rPr>
+          <w:sz w:val="21"/>
+        </w:rPr>
+        <w:t xml:space="preserve">, R. (1996). Regression shrinkage and selection via the lasso. Journal of the Royal Statistical Society, Series B, 58(1), 267-288. </w:t>
       </w:r>
       <w:hyperlink r:id="rId69" w:history="1">
         <w:r>
@@ -40469,7 +42341,21 @@
         <w:rPr>
           <w:sz w:val="21"/>
         </w:rPr>
-        <w:t xml:space="preserve">Trivedi, P., &amp; Rajmal. (2011). Growth effects of fiscal policy of Indian states. Millennial Asia, 2(2), 141-162. </w:t>
+        <w:t xml:space="preserve">Trivedi, P., &amp; </w:t>
+      </w:r>
+      <w:proofErr w:type="spellStart"/>
+      <w:r>
+        <w:rPr>
+          <w:sz w:val="21"/>
+        </w:rPr>
+        <w:t>Rajmal</w:t>
+      </w:r>
+      <w:proofErr w:type="spellEnd"/>
+      <w:r>
+        <w:rPr>
+          <w:sz w:val="21"/>
+        </w:rPr>
+        <w:t xml:space="preserve">. (2011). Growth effects of fiscal policy of Indian states. Millennial Asia, 2(2), 141-162. </w:t>
       </w:r>
       <w:hyperlink r:id="rId71" w:history="1">
         <w:r>
@@ -40523,7 +42409,6 @@
         <w:rPr>
           <w:sz w:val="21"/>
         </w:rPr>
-        <w:lastRenderedPageBreak/>
         <w:t xml:space="preserve">Wooldridge, J. M. (2010). Econometric analysis of cross section and panel data (2nd ed.). MIT Press. </w:t>
       </w:r>
       <w:hyperlink r:id="rId73" w:history="1">

--- a/paper/Fiscal_Discipline_and_Investment_Outcomes.docx
+++ b/paper/Fiscal_Discipline_and_Investment_Outcomes.docx
@@ -23743,60 +23743,33 @@
     </w:p>
     <w:p>
       <w:r>
-        <w:t xml:space="preserve">The composite ranking above weights the four indicators equally, and that choice is not otherwise justified in the text. The table below checks how much the ranking, and its correlation with </w:t>
+        <w:t>The composite ranking above weights the four indicators equally, and that choice is not otherwise justified in the text. The table below checks how much the ranking, and its correlation with realised FDI, would change under two alternative weightings: a rank based on debt alone, and a composite that weights debt twice as heavily as the other three indicators. Debt is singled out because Section 6.6 independently identifies it as the dominant fiscal predictor. Reweighting toward debt does not simply reproduce the equal-weight ranking (rho = 0.68 and 0.86 against it, not 1.0), so the choice of weights is not inert; but every weighting scheme tested, including the two that favour debt most heavily, correlates with realised FDI in the same direction and more strongly than the equal-weight ranking does. Two things follow, and the second is uncomfortable for the composite. Equal weighting is the conservative choice among those tested, not one that happens to favour the paper's own conclusion. But on the paper's own criterion, that a ranking should be judged against an outcome, a single indicator beats the composite: debt alone correlates with realised FDI at rho = -0.917 (p = 0.0005) against -0.728 (p = 0.026) for the four-indicator average. Both figures in that comparison are computed on the nine states that exclude Uttar Pradesh, which is the only basis on which the equal-weight composite reaches significance at all and therefore the only basis on which the comparison is a fair one. Across all ten states debt alone gives -0.842 (Section 7.3), or -0.879 using the DPIIT cumulative that covers Uttar Pradesh's unreported years; the composite reaches neither. The honest reading is not that the weights are defensible but that the composite is not earning its complexity, and that a reader who wants one verifiable number should use debt. The point is sharpened by which indicators carry Uttar Pradesh to first place: capital expenditure, where it ranks first, and own tax revenue, where it ranks second, are precisely the two indicators this paper later finds wrong-signed and indistinguishable from zero respectively. Unlike the NITI Aayog index criticised in Section 2, this ranking is at least checked against an outcome rather than asserted on its own terms — and that check is what reveals the composite to be the weaker instrument. There is a second problem with the composite, and it is structural rather than a matter of weights. Because derived capital expenditure equals the fiscal deficit minus the revenue deficit (Section 4.2), the ranking scores the deficit twice with opposite signs: once ascending, where a low deficit is treated as disciplined, and once inside capital expenditure, where for any given revenue balance a high deficit raises the score. The two sub-ranks correlate at rho = 0.517 across the ten states, so a quarter of the composite is partly the negative of another quarter. Substituting the revenue deficit for derived capital expenditure removes the redundancy without changing the information the four indicators carry, and it moves the table, which Table 16b prints in full beside the published ranking and beside debt alone: Maharashtra takes first place and Uttar Pradesh second, Telangana falls from third to joint fifth, and West Bengal rises above Rajasthan. The two orderings still correlate at rho = 0.930, so this is a reordering at the top rather than a different ranking, but the top is where the paper's discussion concentrates. It also explains a feature Section 7.3 returns to: Uttar Pradesh's first place rests on capital expenditure, where it ranks first of ten, and that rank is largely mechanical, since Uttar Pradesh runs the largest revenue surplus in the panel at -1.9 per cent of GSDP and a large surplus inflates derived capital expenditure by construction. Neither version of the composite predicts investment well. The published ranking correlates with five-year FDI at rho = -0.255 (p = 0.477) and the substituted version at -0.433 (p = 0.211), against -0.842 (p = 0.002) for debt alone. We retain the published construction because it is the one the rest of the paper reports and because the substitution changes no conclusion, but the redundancy is a further reason, beyond the weighting sensitivity above, to prefer the single indicator to the composite.</w:t>
       </w:r>
       <w:proofErr w:type="spellStart"/>
-      <w:r>
-        <w:t>realised</w:t>
-      </w:r>
+      <w:r/>
       <w:proofErr w:type="spellEnd"/>
-      <w:r>
-        <w:t xml:space="preserve"> FDI, would change under two alternative weightings: a rank based on debt alone, and a composite that weights debt twice as heavily as the other three indicators. Debt is singled out because Section 6.6 independently identifies it as the dominant fiscal predictor. Reweighting toward debt does not simply reproduce the equal-weight ranking (rho = 0.68 and 0.86 against it, not 1.0), so the choice of weights is not inert; but every weighting scheme tested, including the two that </w:t>
-      </w:r>
+      <w:r/>
       <w:proofErr w:type="spellStart"/>
-      <w:r>
-        <w:t>favour</w:t>
-      </w:r>
+      <w:r/>
       <w:proofErr w:type="spellEnd"/>
-      <w:r>
-        <w:t xml:space="preserve"> debt most heavily, correlates with </w:t>
-      </w:r>
+      <w:r/>
       <w:proofErr w:type="spellStart"/>
-      <w:r>
-        <w:t>realised</w:t>
-      </w:r>
+      <w:r/>
       <w:proofErr w:type="spellEnd"/>
-      <w:r>
-        <w:t xml:space="preserve"> FDI in the same direction and more strongly than the equal-weight ranking does. Two things follow, and the second is uncomfortable for the composite. Equal weighting is the conservative choice among those tested, not one that happens to </w:t>
-      </w:r>
+      <w:r/>
       <w:proofErr w:type="spellStart"/>
-      <w:r>
-        <w:t>favour</w:t>
-      </w:r>
+      <w:r/>
       <w:proofErr w:type="spellEnd"/>
-      <w:r>
-        <w:t xml:space="preserve"> the paper's own conclusion. But on the paper's own criterion, that a ranking should be judged against an outcome, a single indicator beats the composite: debt alone correlates with </w:t>
-      </w:r>
+      <w:r/>
       <w:proofErr w:type="spellStart"/>
-      <w:r>
-        <w:t>realised</w:t>
-      </w:r>
+      <w:r/>
       <w:proofErr w:type="spellEnd"/>
-      <w:r>
-        <w:t xml:space="preserve"> FDI at rho = -0.917 (p = 0.0005) against -0.728 (p = 0.026) for the four-indicator average. Both figures in that comparison are </w:t>
-      </w:r>
-      <w:r>
-        <w:lastRenderedPageBreak/>
-        <w:t xml:space="preserve">computed on the nine states that exclude Uttar Pradesh, which is the only basis on which the equal-weight composite reaches significance at all and therefore the only basis on which the comparison is a fair one. Across all ten states debt alone gives -0.842 (Section 7.3), or -0.879 using the DPIIT cumulative that covers Uttar Pradesh's unreported years; the composite reaches neither. The honest reading is not that the weights are defensible but that the composite is not earning its complexity, and that a reader who wants one verifiable number should use debt. The point is sharpened by which indicators carry Uttar Pradesh to first place: capital expenditure, where it ranks first, and own tax revenue, where it ranks second, are precisely the two indicators this paper later finds wrong-signed and indistinguishable from zero respectively. Unlike the NITI Aayog index </w:t>
-      </w:r>
+      <w:r/>
+      <w:r/>
       <w:proofErr w:type="spellStart"/>
-      <w:r>
-        <w:t>criticised</w:t>
-      </w:r>
+      <w:r/>
       <w:proofErr w:type="spellEnd"/>
-      <w:r>
-        <w:t xml:space="preserve"> in Section 2, this ranking is at least checked against an outcome rather than asserted on its own terms — and that check is what reveals the composite to be the weaker instrument. There is a second problem with the composite, and it is structural rather than a matter of weights. Because derived capital expenditure equals the fiscal deficit minus the revenue deficit (Section 4.2), the ranking scores the deficit twice with opposite signs: once ascending, where a low deficit is treated as disciplined, and once inside capital expenditure, where for any given revenue balance a high deficit raises the score. The two sub-ranks correlate at rho = 0.517 across the ten states, so a quarter of the composite is partly the negative of another quarter. Substituting the revenue deficit for derived capital expenditure removes the redundancy without changing the information the four indicators carry, and it moves the table: Maharashtra takes first place and Uttar Pradesh second, Telangana falls from third to joint fifth, and West Bengal rises above Rajasthan. The two orderings still correlate at rho = 0.930, so this is a reordering at the top rather than a different ranking, but the top is where the paper's discussion concentrates. It also explains a feature Section 7.3 returns to: Uttar Pradesh's first place rests on capital expenditure, where it ranks first of ten, and that rank is largely mechanical, since Uttar Pradesh runs the largest revenue surplus in the panel at -1.9 per cent of GSDP and a large surplus inflates derived capital expenditure by construction. Neither version of the composite predicts investment well. The published ranking correlates with five-year FDI at rho = -0.255 (p = 0.477) and the substituted version at -0.433 (p = 0.211), against -0.842 (p = 0.002) for debt alone. We retain the published construction because it is the one the rest of the paper reports and because the substitution changes no conclusion, but the redundancy is a further reason, beyond the weighting sensitivity above, to prefer the single indicator to the composite.</w:t>
-      </w:r>
+      <w:r/>
     </w:p>
     <w:p>
       <w:r>
@@ -24038,6 +24011,711 @@
           <w:p>
             <w:r>
               <w:t>0.0076</w:t>
+            </w:r>
+          </w:p>
+        </w:tc>
+      </w:tr>
+    </w:tbl>
+    <w:p>
+      <w:r>
+        <w:rPr>
+          <w:b/>
+        </w:rPr>
+        <w:t>Table 16b. The composite ranking under the redundancy fix, against the single indicator and against the outcome. Column 2 is the ranking published in Table 15; column 3 replaces derived capital expenditure with the revenue deficit, which removes the double-counting of the fiscal deficit described above; column 4 ranks on debt alone. The two composites correlate at rho = 0.930. Against realised five-year FDI the published composite gives rho = -0.255 (p = 0.477), the substituted one -0.433 (p = 0.211) and debt alone -0.842 (p = 0.002).</w:t>
+      </w:r>
+    </w:p>
+    <w:tbl>
+      <w:tblPr>
+        <w:tblStyle w:val="TableGrid"/>
+        <w:tblW w:type="auto" w:w="0"/>
+        <w:tblLook w:firstColumn="1" w:firstRow="1" w:lastColumn="0" w:lastRow="0" w:noHBand="0" w:noVBand="1" w:val="04A0"/>
+      </w:tblPr>
+      <w:tblGrid>
+        <w:gridCol w:w="1512"/>
+        <w:gridCol w:w="1512"/>
+        <w:gridCol w:w="1512"/>
+        <w:gridCol w:w="1512"/>
+        <w:gridCol w:w="1512"/>
+        <w:gridCol w:w="1512"/>
+      </w:tblGrid>
+      <w:tr>
+        <w:tc>
+          <w:tcPr>
+            <w:tcW w:type="dxa" w:w="1512"/>
+          </w:tcPr>
+          <w:p>
+            <w:r>
+              <w:t>State</w:t>
+            </w:r>
+          </w:p>
+        </w:tc>
+        <w:tc>
+          <w:tcPr>
+            <w:tcW w:type="dxa" w:w="1512"/>
+          </w:tcPr>
+          <w:p>
+            <w:r>
+              <w:t>Published composite rank</w:t>
+            </w:r>
+          </w:p>
+        </w:tc>
+        <w:tc>
+          <w:tcPr>
+            <w:tcW w:type="dxa" w:w="1512"/>
+          </w:tcPr>
+          <w:p>
+            <w:r>
+              <w:t>Revenue-deficit substitution</w:t>
+            </w:r>
+          </w:p>
+        </w:tc>
+        <w:tc>
+          <w:tcPr>
+            <w:tcW w:type="dxa" w:w="1512"/>
+          </w:tcPr>
+          <w:p>
+            <w:r>
+              <w:t>Debt-to-GSDP alone</w:t>
+            </w:r>
+          </w:p>
+        </w:tc>
+        <w:tc>
+          <w:tcPr>
+            <w:tcW w:type="dxa" w:w="1512"/>
+          </w:tcPr>
+          <w:p>
+            <w:r>
+              <w:t>Debt (% GSDP)</w:t>
+            </w:r>
+          </w:p>
+        </w:tc>
+        <w:tc>
+          <w:tcPr>
+            <w:tcW w:type="dxa" w:w="1512"/>
+          </w:tcPr>
+          <w:p>
+            <w:r>
+              <w:t>Realised FDI rank</w:t>
+            </w:r>
+          </w:p>
+        </w:tc>
+      </w:tr>
+      <w:tr>
+        <w:tc>
+          <w:tcPr>
+            <w:tcW w:type="dxa" w:w="1512"/>
+          </w:tcPr>
+          <w:p>
+            <w:r>
+              <w:t>Uttar Pradesh</w:t>
+            </w:r>
+          </w:p>
+        </w:tc>
+        <w:tc>
+          <w:tcPr>
+            <w:tcW w:type="dxa" w:w="1512"/>
+          </w:tcPr>
+          <w:p>
+            <w:r>
+              <w:t>1</w:t>
+            </w:r>
+          </w:p>
+        </w:tc>
+        <w:tc>
+          <w:tcPr>
+            <w:tcW w:type="dxa" w:w="1512"/>
+          </w:tcPr>
+          <w:p>
+            <w:r>
+              <w:t>2</w:t>
+            </w:r>
+          </w:p>
+        </w:tc>
+        <w:tc>
+          <w:tcPr>
+            <w:tcW w:type="dxa" w:w="1512"/>
+          </w:tcPr>
+          <w:p>
+            <w:r>
+              <w:t>7</w:t>
+            </w:r>
+          </w:p>
+        </w:tc>
+        <w:tc>
+          <w:tcPr>
+            <w:tcW w:type="dxa" w:w="1512"/>
+          </w:tcPr>
+          <w:p>
+            <w:r>
+              <w:t>30.78</w:t>
+            </w:r>
+          </w:p>
+        </w:tc>
+        <w:tc>
+          <w:tcPr>
+            <w:tcW w:type="dxa" w:w="1512"/>
+          </w:tcPr>
+          <w:p>
+            <w:r>
+              <w:t>10</w:t>
+            </w:r>
+          </w:p>
+        </w:tc>
+      </w:tr>
+      <w:tr>
+        <w:tc>
+          <w:tcPr>
+            <w:tcW w:type="dxa" w:w="1512"/>
+          </w:tcPr>
+          <w:p>
+            <w:r>
+              <w:t>Maharashtra</w:t>
+            </w:r>
+          </w:p>
+        </w:tc>
+        <w:tc>
+          <w:tcPr>
+            <w:tcW w:type="dxa" w:w="1512"/>
+          </w:tcPr>
+          <w:p>
+            <w:r>
+              <w:t>2</w:t>
+            </w:r>
+          </w:p>
+        </w:tc>
+        <w:tc>
+          <w:tcPr>
+            <w:tcW w:type="dxa" w:w="1512"/>
+          </w:tcPr>
+          <w:p>
+            <w:r>
+              <w:t>1</w:t>
+            </w:r>
+          </w:p>
+        </w:tc>
+        <w:tc>
+          <w:tcPr>
+            <w:tcW w:type="dxa" w:w="1512"/>
+          </w:tcPr>
+          <w:p>
+            <w:r>
+              <w:t>1</w:t>
+            </w:r>
+          </w:p>
+        </w:tc>
+        <w:tc>
+          <w:tcPr>
+            <w:tcW w:type="dxa" w:w="1512"/>
+          </w:tcPr>
+          <w:p>
+            <w:r>
+              <w:t>18.64</w:t>
+            </w:r>
+          </w:p>
+        </w:tc>
+        <w:tc>
+          <w:tcPr>
+            <w:tcW w:type="dxa" w:w="1512"/>
+          </w:tcPr>
+          <w:p>
+            <w:r>
+              <w:t>1</w:t>
+            </w:r>
+          </w:p>
+        </w:tc>
+      </w:tr>
+      <w:tr>
+        <w:tc>
+          <w:tcPr>
+            <w:tcW w:type="dxa" w:w="1512"/>
+          </w:tcPr>
+          <w:p>
+            <w:r>
+              <w:t>Telangana</w:t>
+            </w:r>
+          </w:p>
+        </w:tc>
+        <w:tc>
+          <w:tcPr>
+            <w:tcW w:type="dxa" w:w="1512"/>
+          </w:tcPr>
+          <w:p>
+            <w:r>
+              <w:t>3</w:t>
+            </w:r>
+          </w:p>
+        </w:tc>
+        <w:tc>
+          <w:tcPr>
+            <w:tcW w:type="dxa" w:w="1512"/>
+          </w:tcPr>
+          <w:p>
+            <w:r>
+              <w:t>5.5</w:t>
+            </w:r>
+          </w:p>
+        </w:tc>
+        <w:tc>
+          <w:tcPr>
+            <w:tcW w:type="dxa" w:w="1512"/>
+          </w:tcPr>
+          <w:p>
+            <w:r>
+              <w:t>4</w:t>
+            </w:r>
+          </w:p>
+        </w:tc>
+        <w:tc>
+          <w:tcPr>
+            <w:tcW w:type="dxa" w:w="1512"/>
+          </w:tcPr>
+          <w:p>
+            <w:r>
+              <w:t>27.50</w:t>
+            </w:r>
+          </w:p>
+        </w:tc>
+        <w:tc>
+          <w:tcPr>
+            <w:tcW w:type="dxa" w:w="1512"/>
+          </w:tcPr>
+          <w:p>
+            <w:r>
+              <w:t>6</w:t>
+            </w:r>
+          </w:p>
+        </w:tc>
+      </w:tr>
+      <w:tr>
+        <w:tc>
+          <w:tcPr>
+            <w:tcW w:type="dxa" w:w="1512"/>
+          </w:tcPr>
+          <w:p>
+            <w:r>
+              <w:t>Gujarat</w:t>
+            </w:r>
+          </w:p>
+        </w:tc>
+        <w:tc>
+          <w:tcPr>
+            <w:tcW w:type="dxa" w:w="1512"/>
+          </w:tcPr>
+          <w:p>
+            <w:r>
+              <w:t>4</w:t>
+            </w:r>
+          </w:p>
+        </w:tc>
+        <w:tc>
+          <w:tcPr>
+            <w:tcW w:type="dxa" w:w="1512"/>
+          </w:tcPr>
+          <w:p>
+            <w:r>
+              <w:t>3</w:t>
+            </w:r>
+          </w:p>
+        </w:tc>
+        <w:tc>
+          <w:tcPr>
+            <w:tcW w:type="dxa" w:w="1512"/>
+          </w:tcPr>
+          <w:p>
+            <w:r>
+              <w:t>3</w:t>
+            </w:r>
+          </w:p>
+        </w:tc>
+        <w:tc>
+          <w:tcPr>
+            <w:tcW w:type="dxa" w:w="1512"/>
+          </w:tcPr>
+          <w:p>
+            <w:r>
+              <w:t>22.54</w:t>
+            </w:r>
+          </w:p>
+        </w:tc>
+        <w:tc>
+          <w:tcPr>
+            <w:tcW w:type="dxa" w:w="1512"/>
+          </w:tcPr>
+          <w:p>
+            <w:r>
+              <w:t>3</w:t>
+            </w:r>
+          </w:p>
+        </w:tc>
+      </w:tr>
+      <w:tr>
+        <w:tc>
+          <w:tcPr>
+            <w:tcW w:type="dxa" w:w="1512"/>
+          </w:tcPr>
+          <w:p>
+            <w:r>
+              <w:t>Karnataka</w:t>
+            </w:r>
+          </w:p>
+        </w:tc>
+        <w:tc>
+          <w:tcPr>
+            <w:tcW w:type="dxa" w:w="1512"/>
+          </w:tcPr>
+          <w:p>
+            <w:r>
+              <w:t>5</w:t>
+            </w:r>
+          </w:p>
+        </w:tc>
+        <w:tc>
+          <w:tcPr>
+            <w:tcW w:type="dxa" w:w="1512"/>
+          </w:tcPr>
+          <w:p>
+            <w:r>
+              <w:t>4</w:t>
+            </w:r>
+          </w:p>
+        </w:tc>
+        <w:tc>
+          <w:tcPr>
+            <w:tcW w:type="dxa" w:w="1512"/>
+          </w:tcPr>
+          <w:p>
+            <w:r>
+              <w:t>2</w:t>
+            </w:r>
+          </w:p>
+        </w:tc>
+        <w:tc>
+          <w:tcPr>
+            <w:tcW w:type="dxa" w:w="1512"/>
+          </w:tcPr>
+          <w:p>
+            <w:r>
+              <w:t>22.00</w:t>
+            </w:r>
+          </w:p>
+        </w:tc>
+        <w:tc>
+          <w:tcPr>
+            <w:tcW w:type="dxa" w:w="1512"/>
+          </w:tcPr>
+          <w:p>
+            <w:r>
+              <w:t>2</w:t>
+            </w:r>
+          </w:p>
+        </w:tc>
+      </w:tr>
+      <w:tr>
+        <w:tc>
+          <w:tcPr>
+            <w:tcW w:type="dxa" w:w="1512"/>
+          </w:tcPr>
+          <w:p>
+            <w:r>
+              <w:t>Jharkhand</w:t>
+            </w:r>
+          </w:p>
+        </w:tc>
+        <w:tc>
+          <w:tcPr>
+            <w:tcW w:type="dxa" w:w="1512"/>
+          </w:tcPr>
+          <w:p>
+            <w:r>
+              <w:t>6</w:t>
+            </w:r>
+          </w:p>
+        </w:tc>
+        <w:tc>
+          <w:tcPr>
+            <w:tcW w:type="dxa" w:w="1512"/>
+          </w:tcPr>
+          <w:p>
+            <w:r>
+              <w:t>5.5</w:t>
+            </w:r>
+          </w:p>
+        </w:tc>
+        <w:tc>
+          <w:tcPr>
+            <w:tcW w:type="dxa" w:w="1512"/>
+          </w:tcPr>
+          <w:p>
+            <w:r>
+              <w:t>6</w:t>
+            </w:r>
+          </w:p>
+        </w:tc>
+        <w:tc>
+          <w:tcPr>
+            <w:tcW w:type="dxa" w:w="1512"/>
+          </w:tcPr>
+          <w:p>
+            <w:r>
+              <w:t>29.96</w:t>
+            </w:r>
+          </w:p>
+        </w:tc>
+        <w:tc>
+          <w:tcPr>
+            <w:tcW w:type="dxa" w:w="1512"/>
+          </w:tcPr>
+          <w:p>
+            <w:r>
+              <w:t>7</w:t>
+            </w:r>
+          </w:p>
+        </w:tc>
+      </w:tr>
+      <w:tr>
+        <w:tc>
+          <w:tcPr>
+            <w:tcW w:type="dxa" w:w="1512"/>
+          </w:tcPr>
+          <w:p>
+            <w:r>
+              <w:t>Tamil Nadu</w:t>
+            </w:r>
+          </w:p>
+        </w:tc>
+        <w:tc>
+          <w:tcPr>
+            <w:tcW w:type="dxa" w:w="1512"/>
+          </w:tcPr>
+          <w:p>
+            <w:r>
+              <w:t>7</w:t>
+            </w:r>
+          </w:p>
+        </w:tc>
+        <w:tc>
+          <w:tcPr>
+            <w:tcW w:type="dxa" w:w="1512"/>
+          </w:tcPr>
+          <w:p>
+            <w:r>
+              <w:t>7.5</w:t>
+            </w:r>
+          </w:p>
+        </w:tc>
+        <w:tc>
+          <w:tcPr>
+            <w:tcW w:type="dxa" w:w="1512"/>
+          </w:tcPr>
+          <w:p>
+            <w:r>
+              <w:t>5</w:t>
+            </w:r>
+          </w:p>
+        </w:tc>
+        <w:tc>
+          <w:tcPr>
+            <w:tcW w:type="dxa" w:w="1512"/>
+          </w:tcPr>
+          <w:p>
+            <w:r>
+              <w:t>29.04</w:t>
+            </w:r>
+          </w:p>
+        </w:tc>
+        <w:tc>
+          <w:tcPr>
+            <w:tcW w:type="dxa" w:w="1512"/>
+          </w:tcPr>
+          <w:p>
+            <w:r>
+              <w:t>4</w:t>
+            </w:r>
+          </w:p>
+        </w:tc>
+      </w:tr>
+      <w:tr>
+        <w:tc>
+          <w:tcPr>
+            <w:tcW w:type="dxa" w:w="1512"/>
+          </w:tcPr>
+          <w:p>
+            <w:r>
+              <w:t>Haryana</w:t>
+            </w:r>
+          </w:p>
+        </w:tc>
+        <w:tc>
+          <w:tcPr>
+            <w:tcW w:type="dxa" w:w="1512"/>
+          </w:tcPr>
+          <w:p>
+            <w:r>
+              <w:t>8</w:t>
+            </w:r>
+          </w:p>
+        </w:tc>
+        <w:tc>
+          <w:tcPr>
+            <w:tcW w:type="dxa" w:w="1512"/>
+          </w:tcPr>
+          <w:p>
+            <w:r>
+              <w:t>7.5</w:t>
+            </w:r>
+          </w:p>
+        </w:tc>
+        <w:tc>
+          <w:tcPr>
+            <w:tcW w:type="dxa" w:w="1512"/>
+          </w:tcPr>
+          <w:p>
+            <w:r>
+              <w:t>8</w:t>
+            </w:r>
+          </w:p>
+        </w:tc>
+        <w:tc>
+          <w:tcPr>
+            <w:tcW w:type="dxa" w:w="1512"/>
+          </w:tcPr>
+          <w:p>
+            <w:r>
+              <w:t>31.04</w:t>
+            </w:r>
+          </w:p>
+        </w:tc>
+        <w:tc>
+          <w:tcPr>
+            <w:tcW w:type="dxa" w:w="1512"/>
+          </w:tcPr>
+          <w:p>
+            <w:r>
+              <w:t>5</w:t>
+            </w:r>
+          </w:p>
+        </w:tc>
+      </w:tr>
+      <w:tr>
+        <w:tc>
+          <w:tcPr>
+            <w:tcW w:type="dxa" w:w="1512"/>
+          </w:tcPr>
+          <w:p>
+            <w:r>
+              <w:t>Rajasthan</w:t>
+            </w:r>
+          </w:p>
+        </w:tc>
+        <w:tc>
+          <w:tcPr>
+            <w:tcW w:type="dxa" w:w="1512"/>
+          </w:tcPr>
+          <w:p>
+            <w:r>
+              <w:t>9.5</w:t>
+            </w:r>
+          </w:p>
+        </w:tc>
+        <w:tc>
+          <w:tcPr>
+            <w:tcW w:type="dxa" w:w="1512"/>
+          </w:tcPr>
+          <w:p>
+            <w:r>
+              <w:t>10</w:t>
+            </w:r>
+          </w:p>
+        </w:tc>
+        <w:tc>
+          <w:tcPr>
+            <w:tcW w:type="dxa" w:w="1512"/>
+          </w:tcPr>
+          <w:p>
+            <w:r>
+              <w:t>9</w:t>
+            </w:r>
+          </w:p>
+        </w:tc>
+        <w:tc>
+          <w:tcPr>
+            <w:tcW w:type="dxa" w:w="1512"/>
+          </w:tcPr>
+          <w:p>
+            <w:r>
+              <w:t>37.60</w:t>
+            </w:r>
+          </w:p>
+        </w:tc>
+        <w:tc>
+          <w:tcPr>
+            <w:tcW w:type="dxa" w:w="1512"/>
+          </w:tcPr>
+          <w:p>
+            <w:r>
+              <w:t>8</w:t>
+            </w:r>
+          </w:p>
+        </w:tc>
+      </w:tr>
+      <w:tr>
+        <w:tc>
+          <w:tcPr>
+            <w:tcW w:type="dxa" w:w="1512"/>
+          </w:tcPr>
+          <w:p>
+            <w:r>
+              <w:t>West Bengal</w:t>
+            </w:r>
+          </w:p>
+        </w:tc>
+        <w:tc>
+          <w:tcPr>
+            <w:tcW w:type="dxa" w:w="1512"/>
+          </w:tcPr>
+          <w:p>
+            <w:r>
+              <w:t>9.5</w:t>
+            </w:r>
+          </w:p>
+        </w:tc>
+        <w:tc>
+          <w:tcPr>
+            <w:tcW w:type="dxa" w:w="1512"/>
+          </w:tcPr>
+          <w:p>
+            <w:r>
+              <w:t>9</w:t>
+            </w:r>
+          </w:p>
+        </w:tc>
+        <w:tc>
+          <w:tcPr>
+            <w:tcW w:type="dxa" w:w="1512"/>
+          </w:tcPr>
+          <w:p>
+            <w:r>
+              <w:t>10</w:t>
+            </w:r>
+          </w:p>
+        </w:tc>
+        <w:tc>
+          <w:tcPr>
+            <w:tcW w:type="dxa" w:w="1512"/>
+          </w:tcPr>
+          <w:p>
+            <w:r>
+              <w:t>39.10</w:t>
+            </w:r>
+          </w:p>
+        </w:tc>
+        <w:tc>
+          <w:tcPr>
+            <w:tcW w:type="dxa" w:w="1512"/>
+          </w:tcPr>
+          <w:p>
+            <w:r>
+              <w:t>9</w:t>
             </w:r>
           </w:p>
         </w:tc>

--- a/paper/Fiscal_Discipline_and_Investment_Outcomes.docx
+++ b/paper/Fiscal_Discipline_and_Investment_Outcomes.docx
@@ -23776,7 +23776,7 @@
         <w:rPr>
           <w:b/>
         </w:rPr>
-        <w:t>Table 16a. Sensitivity of the composite fiscal discipline ranking to alternative indicator weightings. The two FDI columns correlate each weighting's discipline rank against the five-year FDI total in levels, so a negative rho means that better-ranked (lower-numbered) states received more investment. That is the same relationship as the positive rho = 0.728 reported in Section 6.2, which correlates discipline rank against FDI rank; only the sign convention differs.</w:t>
+        <w:t>Table 16a. Sensitivity of the composite fiscal discipline ranking to alternative indicator weightings. The two FDI columns correlate each weighting's discipline rank against the five-year FDI total in levels. Every rank correlation in this paper uses that pairing, so a negative rho throughout means that better-ranked (lower-numbered) states received more investment.</w:t>
       </w:r>
     </w:p>
     <w:tbl>
@@ -27800,40 +27800,28 @@
         <w:jc w:val="both"/>
       </w:pPr>
       <w:r>
-        <w:t xml:space="preserve">Spearman rank correlations: Discipline vs FDI (n=10): rho=0.255 p=0.476; Discipline vs </w:t>
+        <w:t>Spearman rank correlations: Discipline vs FDI (n=10): rho=-0.255 p=0.476; Discipline vs PerCapita GSDP (n=10): rho=-0.012 p=0.973; Discipline vs FDI excluding UP (n=9; UP FDI left-censored from FY22): rho=-0.728 p=0.026; Discipline vs PerCapita GSDP excluding UP (n=9): rho=-0.393 p=0.295; Discipline rank is correlated against the outcome in levels throughout, so a negative rho means better-ranked states did better. Significance threshold n=10: |rho|&gt;=0.648 at p=0.05 two-tailed.</w:t>
       </w:r>
       <w:proofErr w:type="spellStart"/>
-      <w:r>
-        <w:t>PerCapita</w:t>
-      </w:r>
+      <w:r/>
       <w:proofErr w:type="spellEnd"/>
-      <w:r>
-        <w:t xml:space="preserve"> GSDP (n=10): rho=0.012 p=0.973; Discipline vs FDI excluding UP (n=9; UP FDI left-censored from FY22): rho=0.728 p=0.026; Discipline vs </w:t>
-      </w:r>
+      <w:r/>
       <w:proofErr w:type="spellStart"/>
-      <w:r>
-        <w:t>PerCapita</w:t>
-      </w:r>
+      <w:r/>
       <w:proofErr w:type="spellEnd"/>
-      <w:r>
-        <w:t xml:space="preserve"> GSDP excluding UP (n=9): rho=0.393 p=0.295; Significance threshold n=10: |rho|&gt;=0.648 at p=0.05 two-tailed.</w:t>
-      </w:r>
+      <w:r/>
     </w:p>
     <w:p>
       <w:pPr>
         <w:jc w:val="both"/>
       </w:pPr>
       <w:r>
-        <w:t xml:space="preserve">Across all ten states the discipline-FDI correlation is positive but falls short of significance (rho = 0.255, p = 0.476). Uttar Pradesh is the reason. It ranks first on discipline and tenth on FDI, and two of its five years are unrecorded rather than small, so its total is not comparable with the others. Drop it and the correlation is both large and significant (rho = 0.728, p = 0.026, n = 9), against a two-tailed critical value of 0.648. That exclusion needs more </w:t>
+        <w:t>Across all ten states the discipline-FDI correlation runs in the expected direction but falls short of significance (rho = -0.255, p = 0.476). The rank is correlated against the FDI total in levels, and a better rank is a lower number, so a negative coefficient is the one that says disciplined states received more investment; this is the convention used everywhere in the paper. Uttar Pradesh is the reason. It ranks first on discipline and tenth on FDI, and two of its five years are unrecorded rather than small, so its total is not comparable with the others. Drop it and the correlation is both large and significant (rho = -0.728, p = 0.026, n = 9), against a two-tailed critical value of 0.648. That exclusion needs more defence than the censoring alone provides, and Section 7.3 gives the test: scaling Uttar Pradesh's observed years to a five-year equivalent still leaves it ninth of ten and the correlation insignificant. The significant figure quoted here should therefore be read as conditional on dropping a state that is a genuine counterexample as well as a censored one. The income relationship behaves quite differently. Discipline against per-capita GSDP stays weak with Uttar Pradesh in (rho = -0.012) and with it out (rho = -0.393), significant in neither case. In this sample, then, fiscal discipline tracks investment more closely than it tracks prosperity, though that second half of the comparison rests on the per-capita column whose population denominator is not published anywhere in this paper, and should be read with the caveat recorded above rather than as a finding in its own right. A disciplined state is not necessarily a rich one, but it still draws more than its share of capital. The two figures below plot both relationships.</w:t>
       </w:r>
       <w:proofErr w:type="spellStart"/>
-      <w:r>
-        <w:t>defence</w:t>
-      </w:r>
+      <w:r/>
       <w:proofErr w:type="spellEnd"/>
-      <w:r>
-        <w:t xml:space="preserve"> than the censoring alone provides, and Section 7.3 gives the test: scaling Uttar Pradesh's observed years to a five-year equivalent still leaves it ninth of ten and the correlation insignificant. The significant figure quoted here should therefore be read as conditional on dropping a state that is a genuine counterexample as well as a censored one. The income relationship behaves quite differently. Discipline against per-capita GSDP stays weak with Uttar Pradesh in (rho = 0.012) and with it out (rho = 0.393), significant in neither case. In this sample, then, fiscal discipline tracks investment more closely than it tracks prosperity, though that second half of the comparison rests on the per-capita column whose population denominator is not published anywhere in this paper, and should be read with the caveat recorded above rather than as a finding in its own right. A disciplined state is not necessarily a rich one, but it still draws more than its share of capital. The two figures below plot both relationships.</w:t>
-      </w:r>
+      <w:r/>
     </w:p>
     <w:p>
       <w:pPr>
@@ -27891,7 +27879,7 @@
           <w:i/>
           <w:sz w:val="20"/>
         </w:rPr>
-        <w:t>Figure 12. Fiscal discipline composite rank plotted against five-year total FDI. Uttar Pradesh, whose FDI series is left-censored before FY 2021-22 and is therefore not a genuine low-FDI outcome, is marked in red; every other state is marked in blue. Excluding Uttar Pradesh, the downward slope implied by the remaining nine points is the significant Spearman correlation (rho = 0.728, p = 0.026) reported above.</w:t>
+        <w:t>Figure 12. Fiscal discipline composite rank plotted against five-year total FDI. Uttar Pradesh, whose FDI series is left-censored before FY 2021-22 and is therefore not a genuine low-FDI outcome, is marked in red; every other state is marked in blue. Excluding Uttar Pradesh, the downward slope implied by the remaining nine points is the significant Spearman correlation (rho = -0.728, p = 0.026) reported above. Earlier versions of this figure printed the rank-against-rank correlation in the title, which carries the opposite sign to the rank-against-level relationship the axes show.</w:t>
       </w:r>
     </w:p>
     <w:p>
@@ -27950,7 +27938,7 @@
           <w:i/>
           <w:sz w:val="20"/>
         </w:rPr>
-        <w:t>Figure 13. Fiscal discipline composite rank plotted against FY 2023-24 per-capita GSDP. Unlike the FDI relationship in Figure 12 above, no clear pattern is visible, consistent with the statistically insignificant Spearman correlation (rho = 0.012, p = 0.973) reported above.</w:t>
+        <w:t>Figure 13. Fiscal discipline composite rank plotted against FY 2023-24 per-capita GSDP. Unlike the FDI relationship in Figure 12 above, no clear pattern is visible, consistent with the statistically insignificant Spearman correlation (rho = -0.012, p = 0.973) reported above.</w:t>
       </w:r>
     </w:p>
     <w:p>
@@ -39910,7 +39898,7 @@
         <w:rPr>
           <w:b/>
         </w:rPr>
-        <w:t>Figure 24. Specification curve for the debt-to-GSDP coefficient across 132 specifications, varying estimator, treatment of the pandemic year, inclusion of Census controls, the transformation of FDI, and the exclusion of each state in turn. Upper panel gives the coefficient, lower panel the p-value; the dotted line marks the 5 per cent level.</w:t>
+        <w:t>Figure 24. Specification curve for the debt-to-GSDP coefficient across 132 specifications, varying estimator, treatment of the pandemic year, inclusion of Census controls, the transformation of FDI, and the exclusion of each state in turn. Upper panel gives the coefficient. Lower panel gives two p-values for each specification on the same ordering: cluster-robust in faded circles, and the wild cluster bootstrap of Section 6.7 in triangles. The dotted line marks the 5 per cent level. The published version of this figure showed the cluster-robust series alone; the gap between the two is the reason the significance rates quoted in the text are the bootstrapped ones.</w:t>
       </w:r>
     </w:p>
     <w:p>
@@ -40878,7 +40866,7 @@
         <w:jc w:val="both"/>
       </w:pPr>
       <w:r>
-        <w:t>The central puzzle in Section 6.3 is that debt enters Model 1 negative in the pooled cross-state specification and positive in the within-state fixed-effects specification, and that both are estimated precisely enough to take seriously: the pooled coefficient at p = 0.007 under cluster-robust inference and p = 0.057 under the wild cluster bootstrap of Section 6.7, the within-state coefficient at p = 0.031 under that same bootstrap. Both estimates are correct. They answer different questions. The pooled coefficient asks whether a state that persistently carries less debt than its peers attracts more FDI than they do. It does, and the magnitude, roughly 19 per cent more FDI per percentage point of lower debt-to-GSDP, lines up with the discipline ranking of Section 4.7. The two lowest-debt states in the panel, Gujarat and Maharashtra, rank first or second overall in almost every year; the highest-debt state, West Bengal, ranks last in all five. It lines up too with the Spearman correlation of Section 6.2, which turns significant (rho = 0.728, p = 0.026) once Uttar Pradesh is set aside — an exclusion Section 7.3 examines at length, and does not find fully justified.</w:t>
+        <w:t>The central puzzle in Section 6.3 is that debt enters Model 1 negative in the pooled cross-state specification and positive in the within-state fixed-effects specification, and that both are estimated precisely enough to take seriously: the pooled coefficient at p = 0.007 under cluster-robust inference and p = 0.057 under the wild cluster bootstrap of Section 6.7, the within-state coefficient at p = 0.031 under that same bootstrap. Both estimates are correct. They answer different questions. The pooled coefficient asks whether a state that persistently carries less debt than its peers attracts more FDI than they do. It does, and the magnitude, roughly 19 per cent more FDI per percentage point of lower debt-to-GSDP, lines up with the discipline ranking of Section 4.7. The two lowest-debt states in the panel, Gujarat and Maharashtra, rank first or second overall in almost every year; the highest-debt state, West Bengal, ranks last in all five. It lines up too with the Spearman correlation of Section 6.2, which turns significant (rho = -0.728, p = 0.026) once Uttar Pradesh is set aside — an exclusion Section 7.3 examines at length, and does not find fully justified.</w:t>
       </w:r>
     </w:p>
     <w:p>
@@ -41427,20 +41415,13 @@
         <w:jc w:val="both"/>
       </w:pPr>
       <w:r>
-        <w:t xml:space="preserve">Uttar Pradesh is the mirror case, and its anomaly is partly measurement and partly performance. DPIIT's series for the state begins only in FY 2021-22, so its first two cells are missing rather than zero. On fiscal discipline it ranks first of ten on both constructions: a composite score of 3.375 on the five-year averages of Table 15, and an average yearly rank of 2.0 in Table 16, ahead of Maharashtra at 2.3. Whether that </w:t>
-      </w:r>
-      <w:r>
-        <w:lastRenderedPageBreak/>
-        <w:t xml:space="preserve">censoring distorts the results was tested directly: dropping the state leaves the regression estimates substantially unchanged (Section 6.5), but it does move the Spearman correlation of Section 6.2 from insignificant to significant (rho = 0.728, p = 0.026). That pattern is what one would expect. A regression using forty-eight state-year observations absorbs two missing cells; a rank correlation that compresses each state to a single five-year total does not, because the missing years drag Uttar Pradesh's total down and its rank with it. That reasoning justifies treating Uttar Pradesh's total as incomparable; it does not establish that the state is only an artefact, and testing it directly shows that it is not. Scaling the three observed years to a five-year equivalent gives 12,923 crore, which still leaves Uttar Pradesh ninth of ten, ahead only of West Bengal, and the rank correlation computed with that imputation is rho = 0.359 (p = 0.309). Comparing all ten states only over FY 2021-22 to FY 2023-24, the window in which Uttar Pradesh is actually observed, gives rho = 0.231 (p = 0.521). Under both censoring-consistent treatments the correlation remains insignificant. Uttar Pradesh is therefore a genuine counterexample as well as a censored series: first on the discipline ranking and near the bottom on </w:t>
-      </w:r>
+        <w:t>Uttar Pradesh is the mirror case, and its anomaly is partly measurement and partly performance. DPIIT's series for the state begins only in FY 2021-22, so its first two cells are missing rather than zero. On fiscal discipline it ranks first of ten on both constructions: a composite score of 3.375 on the five-year averages of Table 15, and an average yearly rank of 2.0 in Table 16, ahead of Maharashtra at 2.3. Whether that censoring distorts the results was tested directly: dropping the state leaves the regression estimates substantially unchanged (Section 6.5), but it does move the Spearman correlation of Section 6.2 from insignificant to significant (rho = -0.728, p = 0.026). That pattern is what one would expect. A regression using forty-eight state-year observations absorbs two missing cells; a rank correlation that compresses each state to a single five-year total does not, because the missing years drag Uttar Pradesh's total down and its rank with it. That reasoning justifies treating Uttar Pradesh's total as incomparable; it does not establish that the state is only an artefact, and testing it directly shows that it is not. Scaling the three observed years to a five-year equivalent gives 12,923 crore, which still leaves Uttar Pradesh ninth of ten, ahead only of West Bengal, and the rank correlation computed with that imputation is rho = -0.359 (p = 0.309). Comparing all ten states only over FY 2021-22 to FY 2023-24, the window in which Uttar Pradesh is actually observed, gives rho = -0.231 (p = 0.521). Under both censoring-consistent treatments the correlation remains insignificant. Uttar Pradesh is therefore a genuine counterexample as well as a censored series: first on the discipline ranking and near the bottom on realised investment even after the missing years are allowed for. The significant rho = -0.728 reported in Section 6.2 depends on excluding it. That conditionality attaches to the composite ranking and not to the variable this paper actually claims. Ranked on debt alone, with all ten states in and Uttar Pradesh included, the correlation with five-year FDI is rho = -0.842 (p = 0.002), comfortably past the 0.648 critical value; expressed as FDI intensity rather than the level it is -0.794 (p = 0.006). Uttar Pradesh does not disturb that because its debt ratio is 30.78 per cent, seventh of ten: a relatively high-debt state with low recorded investment sits on the debt relationship rather than against it. It is a counterexample to the composite, which Section 4.7 has already concluded does not earn its complexity, and not to debt. One further correction belongs here, and it works against the exclusion rather than for it. The rank correlation needs only a five-year total, and DPIIT publishes one for Uttar Pradesh that includes the two unreported years: the cumulative column of Table 11 gives 12,615 crore, within three per cent of the 12,923 the scaling exercise above arrives at independently. Dismissing that column is correct for the annual panel, where the two years cannot be separated, and wrong for a correlation computed on totals. Using it, the composite ranking correlates with investment at rho = -0.359 (p = 0.309) and debt alone at rho = -0.879 (p = 0.0008), both across all ten states with no exclusion at all. The conclusion is the one already reached by two other routes: the composite does not predict investment, debt does, and Uttar Pradesh needs no special treatment for the claim the paper actually makes.</w:t>
+      </w:r>
+      <w:r/>
       <w:proofErr w:type="spellStart"/>
-      <w:r>
-        <w:t>realised</w:t>
-      </w:r>
+      <w:r/>
       <w:proofErr w:type="spellEnd"/>
-      <w:r>
-        <w:t xml:space="preserve"> investment even after the missing years are allowed for. The significant rho = 0.728 reported in Section 6.2 depends on excluding it. That conditionality attaches to the composite ranking and not to the variable this paper actually claims. Ranked on debt alone, with all ten states in and Uttar Pradesh included, the correlation with five-year FDI is rho = -0.842 (p = 0.002), comfortably past the 0.648 critical value; expressed as FDI intensity rather than the level it is -0.794 (p = 0.006). Uttar Pradesh does not disturb that because its debt ratio is 30.78 per cent, seventh of ten: a relatively high-debt state with low recorded investment sits on the debt relationship rather than against it. It is a counterexample to the composite, which Section 4.7 has already concluded does not earn its complexity, and not to debt. One further correction belongs here, and it works against the exclusion rather than for it. The rank correlation needs only a five-year total, and DPIIT publishes one for Uttar Pradesh that includes the two unreported years: the cumulative column of Table 11 gives 12,615 crore, within three per cent of the 12,923 the scaling exercise above arrives at independently. Dismissing that column is correct for the annual panel, where the two years cannot be separated, and wrong for a correlation computed on totals. Using it, the composite ranking correlates with investment at rho = -0.359 (p = 0.309) and debt alone at rho = -0.879 (p = 0.0008), both across all ten states with no exclusion at all. The conclusion is the one already reached by two other routes: the composite does not predict investment, debt does, and Uttar Pradesh needs no special treatment for the claim the paper actually makes.</w:t>
-      </w:r>
+      <w:r/>
     </w:p>
     <w:p>
       <w:pPr>
